--- a/國科會大專生計畫.docx
+++ b/國科會大專生計畫.docx
@@ -10,10 +10,21 @@
           <w:numId w:val="1"/>
         </w:numPr>
         <w:ind w:leftChars="0"/>
-      </w:pPr>
-      <w:r>
-        <w:rPr>
-          <w:rFonts w:hint="eastAsia"/>
+        <w:rPr>
+          <w:rFonts w:ascii="標楷體" w:eastAsia="標楷體" w:hAnsi="標楷體"/>
+          <w:b/>
+          <w:bCs/>
+          <w:sz w:val="28"/>
+          <w:szCs w:val="28"/>
+        </w:rPr>
+      </w:pPr>
+      <w:r>
+        <w:rPr>
+          <w:rFonts w:ascii="標楷體" w:eastAsia="標楷體" w:hAnsi="標楷體" w:hint="eastAsia"/>
+          <w:b/>
+          <w:bCs/>
+          <w:sz w:val="28"/>
+          <w:szCs w:val="28"/>
         </w:rPr>
         <w:t>摘要</w:t>
       </w:r>
@@ -26,10 +37,21 @@
           <w:numId w:val="1"/>
         </w:numPr>
         <w:ind w:leftChars="0"/>
-      </w:pPr>
-      <w:r>
-        <w:rPr>
-          <w:rFonts w:hint="eastAsia"/>
+        <w:rPr>
+          <w:rFonts w:ascii="標楷體" w:eastAsia="標楷體" w:hAnsi="標楷體"/>
+          <w:b/>
+          <w:bCs/>
+          <w:sz w:val="28"/>
+          <w:szCs w:val="28"/>
+        </w:rPr>
+      </w:pPr>
+      <w:r>
+        <w:rPr>
+          <w:rFonts w:ascii="標楷體" w:eastAsia="標楷體" w:hAnsi="標楷體" w:hint="eastAsia"/>
+          <w:b/>
+          <w:bCs/>
+          <w:sz w:val="28"/>
+          <w:szCs w:val="28"/>
         </w:rPr>
         <w:t>研究動機與研究問題</w:t>
       </w:r>
@@ -42,10 +64,21 @@
           <w:numId w:val="1"/>
         </w:numPr>
         <w:ind w:leftChars="0"/>
-      </w:pPr>
-      <w:r>
-        <w:rPr>
-          <w:rFonts w:hint="eastAsia"/>
+        <w:rPr>
+          <w:rFonts w:ascii="標楷體" w:eastAsia="標楷體" w:hAnsi="標楷體"/>
+          <w:b/>
+          <w:bCs/>
+          <w:sz w:val="28"/>
+          <w:szCs w:val="28"/>
+        </w:rPr>
+      </w:pPr>
+      <w:r>
+        <w:rPr>
+          <w:rFonts w:ascii="標楷體" w:eastAsia="標楷體" w:hAnsi="標楷體" w:hint="eastAsia"/>
+          <w:b/>
+          <w:bCs/>
+          <w:sz w:val="28"/>
+          <w:szCs w:val="28"/>
         </w:rPr>
         <w:t>文獻回顧與探討</w:t>
       </w:r>
@@ -58,26 +91,619 @@
           <w:numId w:val="1"/>
         </w:numPr>
         <w:ind w:leftChars="0"/>
-      </w:pPr>
-      <w:r>
-        <w:rPr>
-          <w:rFonts w:hint="eastAsia"/>
+        <w:rPr>
+          <w:rFonts w:ascii="標楷體" w:eastAsia="標楷體" w:hAnsi="標楷體"/>
+          <w:b/>
+          <w:bCs/>
+          <w:sz w:val="28"/>
+          <w:szCs w:val="28"/>
+        </w:rPr>
+      </w:pPr>
+      <w:r>
+        <w:rPr>
+          <w:rFonts w:ascii="標楷體" w:eastAsia="標楷體" w:hAnsi="標楷體" w:hint="eastAsia"/>
+          <w:b/>
+          <w:bCs/>
+          <w:sz w:val="28"/>
+          <w:szCs w:val="28"/>
         </w:rPr>
         <w:t>研究方法及步驟</w:t>
       </w:r>
     </w:p>
     <w:p>
       <w:pPr>
+        <w:ind w:firstLine="480"/>
+        <w:rPr>
+          <w:rFonts w:ascii="標楷體" w:eastAsia="標楷體" w:hAnsi="標楷體" w:hint="eastAsia"/>
+          <w:szCs w:val="24"/>
+        </w:rPr>
+      </w:pPr>
+      <w:r>
+        <w:rPr>
+          <w:rFonts w:ascii="Times New Roman" w:eastAsia="標楷體" w:hAnsi="Times New Roman" w:cs="Times New Roman" w:hint="eastAsia"/>
+          <w:color w:val="000000"/>
+          <w:szCs w:val="24"/>
+        </w:rPr>
+        <w:t>本研究將依循軟體工程流程與方法進行需求分析、架構與介面設計、系統實作、單元測試、系統功能與效能測試。</w:t>
+      </w:r>
+    </w:p>
+    <w:p>
+      <w:pPr>
+        <w:pStyle w:val="a3"/>
+        <w:numPr>
+          <w:ilvl w:val="1"/>
+          <w:numId w:val="1"/>
+        </w:numPr>
+        <w:ind w:leftChars="0"/>
+        <w:rPr>
+          <w:rFonts w:ascii="標楷體" w:eastAsia="標楷體" w:hAnsi="標楷體"/>
+          <w:b/>
+          <w:bCs/>
+        </w:rPr>
+      </w:pPr>
+      <w:r>
+        <w:rPr>
+          <w:rFonts w:ascii="標楷體" w:eastAsia="標楷體" w:hAnsi="標楷體" w:hint="eastAsia"/>
+          <w:b/>
+          <w:bCs/>
+        </w:rPr>
+        <w:t>需求擷取與分析</w:t>
+      </w:r>
+    </w:p>
+    <w:p>
+      <w:pPr>
+        <w:ind w:firstLine="480"/>
+        <w:rPr>
+          <w:rFonts w:ascii="標楷體" w:eastAsia="標楷體" w:hAnsi="標楷體" w:hint="eastAsia"/>
+        </w:rPr>
+      </w:pPr>
+      <w:r>
+        <w:rPr>
+          <w:rFonts w:ascii="標楷體" w:eastAsia="標楷體" w:hAnsi="標楷體" w:hint="eastAsia"/>
+        </w:rPr>
+        <w:t>本研究根據上述之研究動機分析，在分析既有</w:t>
+      </w:r>
+      <w:r>
+        <w:rPr>
+          <w:rFonts w:ascii="標楷體" w:eastAsia="標楷體" w:hAnsi="標楷體" w:hint="eastAsia"/>
+        </w:rPr>
+        <w:t>健康及醫療資源軟體</w:t>
+      </w:r>
+      <w:r>
+        <w:rPr>
+          <w:rFonts w:ascii="標楷體" w:eastAsia="標楷體" w:hAnsi="標楷體" w:hint="eastAsia"/>
+        </w:rPr>
+        <w:t>之優缺點後，我們擬定了此應用系統的使用者需求，底下列出較核心的功能需求。</w:t>
+      </w:r>
+    </w:p>
+    <w:p>
+      <w:pPr>
         <w:pStyle w:val="a3"/>
         <w:numPr>
           <w:ilvl w:val="0"/>
-          <w:numId w:val="1"/>
-        </w:numPr>
-        <w:ind w:leftChars="0"/>
-      </w:pPr>
-      <w:r>
-        <w:rPr>
-          <w:rFonts w:hint="eastAsia"/>
+          <w:numId w:val="3"/>
+        </w:numPr>
+        <w:ind w:leftChars="0"/>
+        <w:rPr>
+          <w:rFonts w:ascii="標楷體" w:eastAsia="標楷體" w:hAnsi="標楷體" w:hint="eastAsia"/>
+          <w:b/>
+          <w:bCs/>
+        </w:rPr>
+      </w:pPr>
+      <w:r>
+        <w:rPr>
+          <w:rFonts w:ascii="標楷體" w:eastAsia="標楷體" w:hAnsi="標楷體" w:hint="eastAsia"/>
+          <w:b/>
+          <w:bCs/>
+        </w:rPr>
+        <w:t>LINE 帳號整合與互動基礎 (LINE Interaction &amp; User Management)</w:t>
+      </w:r>
+    </w:p>
+    <w:p>
+      <w:pPr>
+        <w:rPr>
+          <w:rFonts w:ascii="標楷體" w:eastAsia="標楷體" w:hAnsi="標楷體" w:hint="eastAsia"/>
+        </w:rPr>
+      </w:pPr>
+      <w:r>
+        <w:rPr>
+          <w:rFonts w:ascii="標楷體" w:eastAsia="標楷體" w:hAnsi="標楷體" w:hint="eastAsia"/>
+        </w:rPr>
+        <w:t>A-1. LINE 帳號</w:t>
+      </w:r>
+      <w:proofErr w:type="gramStart"/>
+      <w:r>
+        <w:rPr>
+          <w:rFonts w:ascii="標楷體" w:eastAsia="標楷體" w:hAnsi="標楷體" w:hint="eastAsia"/>
+        </w:rPr>
+        <w:t>一</w:t>
+      </w:r>
+      <w:proofErr w:type="gramEnd"/>
+      <w:r>
+        <w:rPr>
+          <w:rFonts w:ascii="標楷體" w:eastAsia="標楷體" w:hAnsi="標楷體" w:hint="eastAsia"/>
+        </w:rPr>
+        <w:t>鍵互動： 使用者僅需加入 LINE 帳號即可開始對話，無需額外學習 App 或進行複雜設定,。</w:t>
+      </w:r>
+    </w:p>
+    <w:p>
+      <w:pPr>
+        <w:rPr>
+          <w:rFonts w:ascii="標楷體" w:eastAsia="標楷體" w:hAnsi="標楷體" w:hint="eastAsia"/>
+        </w:rPr>
+      </w:pPr>
+      <w:r>
+        <w:rPr>
+          <w:rFonts w:ascii="標楷體" w:eastAsia="標楷體" w:hAnsi="標楷體" w:hint="eastAsia"/>
+        </w:rPr>
+        <w:t xml:space="preserve">A-2. </w:t>
+      </w:r>
+      <w:proofErr w:type="gramStart"/>
+      <w:r>
+        <w:rPr>
+          <w:rFonts w:ascii="標楷體" w:eastAsia="標楷體" w:hAnsi="標楷體" w:hint="eastAsia"/>
+        </w:rPr>
+        <w:t>多輪對話</w:t>
+      </w:r>
+      <w:proofErr w:type="gramEnd"/>
+      <w:r>
+        <w:rPr>
+          <w:rFonts w:ascii="標楷體" w:eastAsia="標楷體" w:hAnsi="標楷體" w:hint="eastAsia"/>
+        </w:rPr>
+        <w:t>引導： 系統</w:t>
+      </w:r>
+      <w:proofErr w:type="gramStart"/>
+      <w:r>
+        <w:rPr>
+          <w:rFonts w:ascii="標楷體" w:eastAsia="標楷體" w:hAnsi="標楷體" w:hint="eastAsia"/>
+        </w:rPr>
+        <w:t>支援多輪對話</w:t>
+      </w:r>
+      <w:proofErr w:type="gramEnd"/>
+      <w:r>
+        <w:rPr>
+          <w:rFonts w:ascii="標楷體" w:eastAsia="標楷體" w:hAnsi="標楷體" w:hint="eastAsia"/>
+        </w:rPr>
+        <w:t>流程，能引導使用者提供正確的健康或定位資訊。</w:t>
+      </w:r>
+    </w:p>
+    <w:p>
+      <w:pPr>
+        <w:rPr>
+          <w:rFonts w:ascii="標楷體" w:eastAsia="標楷體" w:hAnsi="標楷體" w:hint="eastAsia"/>
+        </w:rPr>
+      </w:pPr>
+      <w:r>
+        <w:rPr>
+          <w:rFonts w:ascii="標楷體" w:eastAsia="標楷體" w:hAnsi="標楷體" w:hint="eastAsia"/>
+        </w:rPr>
+        <w:t>A-3. 使用者偏好設定： 透過 LIFF 介面，管理使用者個人資料、慣用語言（如台語、國語或外籍移工母語）及 AI 回應風格,,。</w:t>
+      </w:r>
+    </w:p>
+    <w:p>
+      <w:pPr>
+        <w:pStyle w:val="a3"/>
+        <w:numPr>
+          <w:ilvl w:val="0"/>
+          <w:numId w:val="3"/>
+        </w:numPr>
+        <w:ind w:leftChars="0"/>
+        <w:rPr>
+          <w:rFonts w:ascii="標楷體" w:eastAsia="標楷體" w:hAnsi="標楷體" w:hint="eastAsia"/>
+          <w:b/>
+          <w:bCs/>
+        </w:rPr>
+      </w:pPr>
+      <w:r>
+        <w:rPr>
+          <w:rFonts w:ascii="標楷體" w:eastAsia="標楷體" w:hAnsi="標楷體" w:hint="eastAsia"/>
+          <w:b/>
+          <w:bCs/>
+        </w:rPr>
+        <w:t>智慧醫療建議與健康諮詢 (Medical &amp; Health Consultation)</w:t>
+      </w:r>
+    </w:p>
+    <w:p>
+      <w:pPr>
+        <w:rPr>
+          <w:rFonts w:ascii="標楷體" w:eastAsia="標楷體" w:hAnsi="標楷體" w:hint="eastAsia"/>
+        </w:rPr>
+      </w:pPr>
+      <w:r>
+        <w:rPr>
+          <w:rFonts w:ascii="標楷體" w:eastAsia="標楷體" w:hAnsi="標楷體" w:hint="eastAsia"/>
+        </w:rPr>
+        <w:t>B-1. 需求意圖判斷： 系統能自動辨識使用者是「尋求醫療協助（急需就醫）」或「詢問一般健康問題（知識查詢）」。</w:t>
+      </w:r>
+    </w:p>
+    <w:p>
+      <w:pPr>
+        <w:rPr>
+          <w:rFonts w:ascii="標楷體" w:eastAsia="標楷體" w:hAnsi="標楷體" w:hint="eastAsia"/>
+        </w:rPr>
+      </w:pPr>
+      <w:r>
+        <w:rPr>
+          <w:rFonts w:ascii="標楷體" w:eastAsia="標楷體" w:hAnsi="標楷體" w:hint="eastAsia"/>
+        </w:rPr>
+        <w:t>B-2. 初步醫療建議： 針對醫療協助需求，系統提供非診斷性的初步解決建議。</w:t>
+      </w:r>
+    </w:p>
+    <w:p>
+      <w:pPr>
+        <w:rPr>
+          <w:rFonts w:ascii="標楷體" w:eastAsia="標楷體" w:hAnsi="標楷體" w:hint="eastAsia"/>
+        </w:rPr>
+      </w:pPr>
+      <w:r>
+        <w:rPr>
+          <w:rFonts w:ascii="標楷體" w:eastAsia="標楷體" w:hAnsi="標楷體" w:hint="eastAsia"/>
+        </w:rPr>
+        <w:t>B-3. 內容真偽性驗證： 對於一般健康問題，系統需判定文字內容是否具備可驗證性，並回傳查核結果。</w:t>
+      </w:r>
+    </w:p>
+    <w:p>
+      <w:pPr>
+        <w:rPr>
+          <w:rFonts w:ascii="標楷體" w:eastAsia="標楷體" w:hAnsi="標楷體" w:hint="eastAsia"/>
+        </w:rPr>
+      </w:pPr>
+      <w:r>
+        <w:rPr>
+          <w:rFonts w:ascii="標楷體" w:eastAsia="標楷體" w:hAnsi="標楷體" w:hint="eastAsia"/>
+        </w:rPr>
+        <w:t>B-4. AI 透明性標示： 針對不可驗證之內容，系統需明確標示為 AI 生成，以確保資訊安全與透明性,。</w:t>
+      </w:r>
+    </w:p>
+    <w:p>
+      <w:pPr>
+        <w:pStyle w:val="a3"/>
+        <w:numPr>
+          <w:ilvl w:val="0"/>
+          <w:numId w:val="3"/>
+        </w:numPr>
+        <w:ind w:leftChars="0"/>
+        <w:rPr>
+          <w:rFonts w:ascii="標楷體" w:eastAsia="標楷體" w:hAnsi="標楷體" w:hint="eastAsia"/>
+          <w:b/>
+          <w:bCs/>
+        </w:rPr>
+      </w:pPr>
+      <w:r>
+        <w:rPr>
+          <w:rFonts w:ascii="標楷體" w:eastAsia="標楷體" w:hAnsi="標楷體" w:hint="eastAsia"/>
+          <w:b/>
+          <w:bCs/>
+        </w:rPr>
+        <w:t>醫療資源定位與實體協助 (Medical Resources &amp; Physical Assistance)</w:t>
+      </w:r>
+    </w:p>
+    <w:p>
+      <w:pPr>
+        <w:rPr>
+          <w:rFonts w:ascii="標楷體" w:eastAsia="標楷體" w:hAnsi="標楷體" w:hint="eastAsia"/>
+        </w:rPr>
+      </w:pPr>
+      <w:r>
+        <w:rPr>
+          <w:rFonts w:ascii="標楷體" w:eastAsia="標楷體" w:hAnsi="標楷體" w:hint="eastAsia"/>
+        </w:rPr>
+        <w:t>C-1. 鄰近醫療院所搜尋： 整合 GPS 定位與政府開放資料，自動搜尋使用者周邊的醫院、診所或藥局資源,。</w:t>
+      </w:r>
+    </w:p>
+    <w:p>
+      <w:pPr>
+        <w:rPr>
+          <w:rFonts w:ascii="標楷體" w:eastAsia="標楷體" w:hAnsi="標楷體" w:hint="eastAsia"/>
+        </w:rPr>
+      </w:pPr>
+      <w:r>
+        <w:rPr>
+          <w:rFonts w:ascii="標楷體" w:eastAsia="標楷體" w:hAnsi="標楷體" w:hint="eastAsia"/>
+        </w:rPr>
+        <w:t>C-2. 掛號資訊指引： 提供搜尋結果之詳細資訊、</w:t>
+      </w:r>
+      <w:proofErr w:type="gramStart"/>
+      <w:r>
+        <w:rPr>
+          <w:rFonts w:ascii="標楷體" w:eastAsia="標楷體" w:hAnsi="標楷體" w:hint="eastAsia"/>
+        </w:rPr>
+        <w:t>線上掛號</w:t>
+      </w:r>
+      <w:proofErr w:type="gramEnd"/>
+      <w:r>
+        <w:rPr>
+          <w:rFonts w:ascii="標楷體" w:eastAsia="標楷體" w:hAnsi="標楷體" w:hint="eastAsia"/>
+        </w:rPr>
+        <w:t>連結或診所聯絡資訊,。</w:t>
+      </w:r>
+    </w:p>
+    <w:p>
+      <w:pPr>
+        <w:pStyle w:val="a3"/>
+        <w:numPr>
+          <w:ilvl w:val="0"/>
+          <w:numId w:val="3"/>
+        </w:numPr>
+        <w:ind w:leftChars="0"/>
+        <w:rPr>
+          <w:rFonts w:ascii="標楷體" w:eastAsia="標楷體" w:hAnsi="標楷體" w:hint="eastAsia"/>
+          <w:b/>
+          <w:bCs/>
+        </w:rPr>
+      </w:pPr>
+      <w:r>
+        <w:rPr>
+          <w:rFonts w:ascii="標楷體" w:eastAsia="標楷體" w:hAnsi="標楷體" w:hint="eastAsia"/>
+          <w:b/>
+          <w:bCs/>
+        </w:rPr>
+        <w:t>多模態影音辨識與分析 (Multimodal Media Analysis)</w:t>
+      </w:r>
+    </w:p>
+    <w:p>
+      <w:pPr>
+        <w:rPr>
+          <w:rFonts w:ascii="標楷體" w:eastAsia="標楷體" w:hAnsi="標楷體" w:hint="eastAsia"/>
+        </w:rPr>
+      </w:pPr>
+      <w:r>
+        <w:rPr>
+          <w:rFonts w:ascii="標楷體" w:eastAsia="標楷體" w:hAnsi="標楷體" w:hint="eastAsia"/>
+        </w:rPr>
+        <w:t>D-1. 影音格式適應與解析： 支援使用者轉發之影片或音訊內容，系統能判斷其格式是否可讀取,。</w:t>
+      </w:r>
+    </w:p>
+    <w:p>
+      <w:pPr>
+        <w:rPr>
+          <w:rFonts w:ascii="標楷體" w:eastAsia="標楷體" w:hAnsi="標楷體" w:hint="eastAsia"/>
+        </w:rPr>
+      </w:pPr>
+      <w:r>
+        <w:rPr>
+          <w:rFonts w:ascii="標楷體" w:eastAsia="標楷體" w:hAnsi="標楷體" w:hint="eastAsia"/>
+        </w:rPr>
+        <w:t>D-2. 影</w:t>
+      </w:r>
+      <w:proofErr w:type="gramStart"/>
+      <w:r>
+        <w:rPr>
+          <w:rFonts w:ascii="標楷體" w:eastAsia="標楷體" w:hAnsi="標楷體" w:hint="eastAsia"/>
+        </w:rPr>
+        <w:t>音轉逐字稿</w:t>
+      </w:r>
+      <w:proofErr w:type="gramEnd"/>
+      <w:r>
+        <w:rPr>
+          <w:rFonts w:ascii="標楷體" w:eastAsia="標楷體" w:hAnsi="標楷體" w:hint="eastAsia"/>
+        </w:rPr>
+        <w:t>處理： 透過 ASR (語音轉文字) 技術將影片內容轉為</w:t>
+      </w:r>
+      <w:proofErr w:type="gramStart"/>
+      <w:r>
+        <w:rPr>
+          <w:rFonts w:ascii="標楷體" w:eastAsia="標楷體" w:hAnsi="標楷體" w:hint="eastAsia"/>
+        </w:rPr>
+        <w:t>逐字</w:t>
+      </w:r>
+      <w:r>
+        <w:rPr>
+          <w:rFonts w:ascii="標楷體" w:eastAsia="標楷體" w:hAnsi="標楷體" w:hint="eastAsia"/>
+        </w:rPr>
+        <w:lastRenderedPageBreak/>
+        <w:t>稿</w:t>
+      </w:r>
+      <w:proofErr w:type="gramEnd"/>
+      <w:r>
+        <w:rPr>
+          <w:rFonts w:ascii="標楷體" w:eastAsia="標楷體" w:hAnsi="標楷體" w:hint="eastAsia"/>
+        </w:rPr>
+        <w:t>，並送入事實查核流程。</w:t>
+      </w:r>
+    </w:p>
+    <w:p>
+      <w:pPr>
+        <w:pStyle w:val="a3"/>
+        <w:numPr>
+          <w:ilvl w:val="0"/>
+          <w:numId w:val="3"/>
+        </w:numPr>
+        <w:ind w:leftChars="0"/>
+        <w:rPr>
+          <w:rFonts w:ascii="標楷體" w:eastAsia="標楷體" w:hAnsi="標楷體" w:hint="eastAsia"/>
+          <w:b/>
+          <w:bCs/>
+        </w:rPr>
+      </w:pPr>
+      <w:r>
+        <w:rPr>
+          <w:rFonts w:ascii="標楷體" w:eastAsia="標楷體" w:hAnsi="標楷體" w:hint="eastAsia"/>
+          <w:b/>
+          <w:bCs/>
+        </w:rPr>
+        <w:t>高齡友善語音支援 (Senior-Friendly &amp; Multilingual Support)</w:t>
+      </w:r>
+    </w:p>
+    <w:p>
+      <w:pPr>
+        <w:rPr>
+          <w:rFonts w:ascii="標楷體" w:eastAsia="標楷體" w:hAnsi="標楷體" w:hint="eastAsia"/>
+        </w:rPr>
+      </w:pPr>
+      <w:r>
+        <w:rPr>
+          <w:rFonts w:ascii="標楷體" w:eastAsia="標楷體" w:hAnsi="標楷體" w:hint="eastAsia"/>
+        </w:rPr>
+        <w:t>E-1. 台語語音互動 (TTS)： 針對</w:t>
+      </w:r>
+      <w:proofErr w:type="gramStart"/>
+      <w:r>
+        <w:rPr>
+          <w:rFonts w:ascii="標楷體" w:eastAsia="標楷體" w:hAnsi="標楷體" w:hint="eastAsia"/>
+        </w:rPr>
+        <w:t>不</w:t>
+      </w:r>
+      <w:proofErr w:type="gramEnd"/>
+      <w:r>
+        <w:rPr>
+          <w:rFonts w:ascii="標楷體" w:eastAsia="標楷體" w:hAnsi="標楷體" w:hint="eastAsia"/>
+        </w:rPr>
+        <w:t>擅閱讀文字的長者，將 AI 回應內容以台語語音讀出,。</w:t>
+      </w:r>
+    </w:p>
+    <w:p>
+      <w:pPr>
+        <w:rPr>
+          <w:rFonts w:ascii="標楷體" w:eastAsia="標楷體" w:hAnsi="標楷體"/>
+        </w:rPr>
+      </w:pPr>
+      <w:r>
+        <w:rPr>
+          <w:rFonts w:ascii="標楷體" w:eastAsia="標楷體" w:hAnsi="標楷體" w:hint="eastAsia"/>
+        </w:rPr>
+        <w:t>E-2. 語言切換機制： 支援台語、國語及多國語言（如針對外籍照護者），確保不同族群皆能獲取準確資訊,。</w:t>
+      </w:r>
+    </w:p>
+    <w:p>
+      <w:pPr>
+        <w:pStyle w:val="a3"/>
+        <w:numPr>
+          <w:ilvl w:val="0"/>
+          <w:numId w:val="3"/>
+        </w:numPr>
+        <w:ind w:leftChars="0"/>
+        <w:rPr>
+          <w:rFonts w:ascii="標楷體" w:eastAsia="標楷體" w:hAnsi="標楷體" w:hint="eastAsia"/>
+          <w:b/>
+          <w:bCs/>
+        </w:rPr>
+      </w:pPr>
+      <w:r>
+        <w:rPr>
+          <w:rFonts w:ascii="標楷體" w:eastAsia="標楷體" w:hAnsi="標楷體" w:hint="eastAsia"/>
+          <w:b/>
+          <w:bCs/>
+        </w:rPr>
+        <w:t>家庭照護連結與管理 (Family Care &amp; Management)</w:t>
+      </w:r>
+    </w:p>
+    <w:p>
+      <w:pPr>
+        <w:rPr>
+          <w:rFonts w:ascii="標楷體" w:eastAsia="標楷體" w:hAnsi="標楷體" w:hint="eastAsia"/>
+        </w:rPr>
+      </w:pPr>
+      <w:r>
+        <w:rPr>
+          <w:rFonts w:ascii="標楷體" w:eastAsia="標楷體" w:hAnsi="標楷體" w:hint="eastAsia"/>
+        </w:rPr>
+        <w:t>F-1. 家庭健康狀態共享： 家人或照護者可互相查看彼此的諮詢紀錄與健康狀態,。</w:t>
+      </w:r>
+    </w:p>
+    <w:p>
+      <w:pPr>
+        <w:rPr>
+          <w:rFonts w:ascii="標楷體" w:eastAsia="標楷體" w:hAnsi="標楷體" w:hint="eastAsia"/>
+        </w:rPr>
+      </w:pPr>
+      <w:r>
+        <w:rPr>
+          <w:rFonts w:ascii="標楷體" w:eastAsia="標楷體" w:hAnsi="標楷體" w:hint="eastAsia"/>
+        </w:rPr>
+        <w:t>F-2. 照護介入功能： 當偵測到異常健康詢問或高風險狀況時，及時通知家庭成員。</w:t>
+      </w:r>
+    </w:p>
+    <w:p>
+      <w:pPr>
+        <w:pStyle w:val="a3"/>
+        <w:numPr>
+          <w:ilvl w:val="1"/>
+          <w:numId w:val="1"/>
+        </w:numPr>
+        <w:ind w:leftChars="0"/>
+        <w:rPr>
+          <w:rFonts w:ascii="標楷體" w:eastAsia="標楷體" w:hAnsi="標楷體"/>
+          <w:b/>
+          <w:bCs/>
+        </w:rPr>
+      </w:pPr>
+      <w:r>
+        <w:rPr>
+          <w:rFonts w:ascii="標楷體" w:eastAsia="標楷體" w:hAnsi="標楷體" w:hint="eastAsia"/>
+          <w:b/>
+          <w:bCs/>
+        </w:rPr>
+        <w:t>系統架構設計</w:t>
+      </w:r>
+    </w:p>
+    <w:p>
+      <w:pPr>
+        <w:pStyle w:val="a3"/>
+        <w:numPr>
+          <w:ilvl w:val="1"/>
+          <w:numId w:val="1"/>
+        </w:numPr>
+        <w:ind w:leftChars="0"/>
+        <w:rPr>
+          <w:rFonts w:ascii="標楷體" w:eastAsia="標楷體" w:hAnsi="標楷體"/>
+          <w:b/>
+          <w:bCs/>
+        </w:rPr>
+      </w:pPr>
+      <w:r>
+        <w:rPr>
+          <w:rFonts w:ascii="標楷體" w:eastAsia="標楷體" w:hAnsi="標楷體" w:hint="eastAsia"/>
+          <w:b/>
+          <w:bCs/>
+        </w:rPr>
+        <w:t>使用者介面設計</w:t>
+      </w:r>
+    </w:p>
+    <w:p>
+      <w:pPr>
+        <w:pStyle w:val="a3"/>
+        <w:numPr>
+          <w:ilvl w:val="1"/>
+          <w:numId w:val="1"/>
+        </w:numPr>
+        <w:ind w:leftChars="0"/>
+        <w:rPr>
+          <w:rFonts w:ascii="標楷體" w:eastAsia="標楷體" w:hAnsi="標楷體"/>
+          <w:b/>
+          <w:bCs/>
+        </w:rPr>
+      </w:pPr>
+      <w:r>
+        <w:rPr>
+          <w:rFonts w:ascii="標楷體" w:eastAsia="標楷體" w:hAnsi="標楷體" w:hint="eastAsia"/>
+          <w:b/>
+          <w:bCs/>
+        </w:rPr>
+        <w:t>核心技術設計</w:t>
+      </w:r>
+    </w:p>
+    <w:p>
+      <w:pPr>
+        <w:pStyle w:val="a3"/>
+        <w:numPr>
+          <w:ilvl w:val="0"/>
+          <w:numId w:val="1"/>
+        </w:numPr>
+        <w:ind w:leftChars="0"/>
+        <w:rPr>
+          <w:rFonts w:ascii="標楷體" w:eastAsia="標楷體" w:hAnsi="標楷體"/>
+          <w:b/>
+          <w:bCs/>
+        </w:rPr>
+      </w:pPr>
+      <w:r>
+        <w:rPr>
+          <w:rFonts w:ascii="標楷體" w:eastAsia="標楷體" w:hAnsi="標楷體" w:hint="eastAsia"/>
+          <w:b/>
+          <w:bCs/>
+          <w:sz w:val="28"/>
+          <w:szCs w:val="24"/>
         </w:rPr>
         <w:t>預期結果</w:t>
       </w:r>
@@ -86,14 +712,299 @@
       <w:pPr>
         <w:pStyle w:val="a3"/>
         <w:numPr>
+          <w:ilvl w:val="1"/>
+          <w:numId w:val="1"/>
+        </w:numPr>
+        <w:ind w:leftChars="0"/>
+        <w:rPr>
+          <w:rFonts w:ascii="標楷體" w:eastAsia="標楷體" w:hAnsi="標楷體"/>
+          <w:b/>
+          <w:bCs/>
+        </w:rPr>
+      </w:pPr>
+      <w:r>
+        <w:rPr>
+          <w:rFonts w:ascii="標楷體" w:eastAsia="標楷體" w:hAnsi="標楷體" w:hint="eastAsia"/>
+          <w:b/>
+          <w:bCs/>
+        </w:rPr>
+        <w:t>預期學習結果</w:t>
+      </w:r>
+    </w:p>
+    <w:p>
+      <w:pPr>
+        <w:pStyle w:val="a3"/>
+        <w:numPr>
+          <w:ilvl w:val="2"/>
+          <w:numId w:val="1"/>
+        </w:numPr>
+        <w:ind w:leftChars="0"/>
+        <w:rPr>
+          <w:rFonts w:ascii="標楷體" w:eastAsia="標楷體" w:hAnsi="標楷體" w:hint="eastAsia"/>
+        </w:rPr>
+      </w:pPr>
+      <w:r>
+        <w:rPr>
+          <w:rFonts w:ascii="標楷體" w:eastAsia="標楷體" w:hAnsi="標楷體" w:hint="eastAsia"/>
+        </w:rPr>
+        <w:t>軟體工程流程實踐： 實際執行需求分析、系統架構設計（C4 Model）、實作及測試等軟體開發流程，並落實 Scrum 敏捷開發與迭代發展最小可行產品（MVP）。</w:t>
+      </w:r>
+    </w:p>
+    <w:p>
+      <w:pPr>
+        <w:pStyle w:val="a3"/>
+        <w:numPr>
+          <w:ilvl w:val="2"/>
+          <w:numId w:val="1"/>
+        </w:numPr>
+        <w:ind w:leftChars="0"/>
+        <w:rPr>
+          <w:rFonts w:ascii="標楷體" w:eastAsia="標楷體" w:hAnsi="標楷體" w:hint="eastAsia"/>
+        </w:rPr>
+      </w:pPr>
+      <w:r>
+        <w:rPr>
+          <w:rFonts w:ascii="標楷體" w:eastAsia="標楷體" w:hAnsi="標楷體" w:hint="eastAsia"/>
+        </w:rPr>
+        <w:t xml:space="preserve">後端與 API 開發技術： 學習使用 </w:t>
+      </w:r>
+      <w:proofErr w:type="spellStart"/>
+      <w:r>
+        <w:rPr>
+          <w:rFonts w:ascii="標楷體" w:eastAsia="標楷體" w:hAnsi="標楷體" w:hint="eastAsia"/>
+        </w:rPr>
+        <w:t>FastAPI</w:t>
+      </w:r>
+      <w:proofErr w:type="spellEnd"/>
+      <w:r>
+        <w:rPr>
+          <w:rFonts w:ascii="標楷體" w:eastAsia="標楷體" w:hAnsi="標楷體" w:hint="eastAsia"/>
+        </w:rPr>
+        <w:t xml:space="preserve"> (Python) 構建核心業務邏輯、使用 Node.js (Express) 開發 Backend for Frontend (BFF) 轉換層，並掌握 RESTful API 設計原則。</w:t>
+      </w:r>
+    </w:p>
+    <w:p>
+      <w:pPr>
+        <w:pStyle w:val="a3"/>
+        <w:numPr>
+          <w:ilvl w:val="2"/>
+          <w:numId w:val="1"/>
+        </w:numPr>
+        <w:ind w:leftChars="0"/>
+        <w:rPr>
+          <w:rFonts w:ascii="標楷體" w:eastAsia="標楷體" w:hAnsi="標楷體" w:hint="eastAsia"/>
+        </w:rPr>
+      </w:pPr>
+      <w:r>
+        <w:rPr>
+          <w:rFonts w:ascii="標楷體" w:eastAsia="標楷體" w:hAnsi="標楷體" w:hint="eastAsia"/>
+        </w:rPr>
+        <w:t>前端與行動框架應用： 學習 React/Vue.js 結合 LINE Front-end Framework (LIFF) 技術，打造跨平台且低門檻的使用者互動介面。</w:t>
+      </w:r>
+    </w:p>
+    <w:p>
+      <w:pPr>
+        <w:pStyle w:val="a3"/>
+        <w:numPr>
+          <w:ilvl w:val="2"/>
+          <w:numId w:val="1"/>
+        </w:numPr>
+        <w:ind w:leftChars="0"/>
+        <w:rPr>
+          <w:rFonts w:ascii="標楷體" w:eastAsia="標楷體" w:hAnsi="標楷體" w:hint="eastAsia"/>
+        </w:rPr>
+      </w:pPr>
+      <w:r>
+        <w:rPr>
+          <w:rFonts w:ascii="標楷體" w:eastAsia="標楷體" w:hAnsi="標楷體" w:hint="eastAsia"/>
+        </w:rPr>
+        <w:t>生成式 AI 與多模態處理技術： 學習如何整合 TAIDE Gemma 3 模型進行台語語意生成，並運用 MCP (Model Context Protocol) 框架實現 RAG (檢索增強生成) 工作流，以處理醫療知識檢索與影音/影像分析。</w:t>
+      </w:r>
+    </w:p>
+    <w:p>
+      <w:pPr>
+        <w:pStyle w:val="a3"/>
+        <w:numPr>
+          <w:ilvl w:val="2"/>
+          <w:numId w:val="1"/>
+        </w:numPr>
+        <w:ind w:leftChars="0"/>
+        <w:rPr>
+          <w:rFonts w:ascii="標楷體" w:eastAsia="標楷體" w:hAnsi="標楷體"/>
+        </w:rPr>
+      </w:pPr>
+      <w:r>
+        <w:rPr>
+          <w:rFonts w:ascii="標楷體" w:eastAsia="標楷體" w:hAnsi="標楷體" w:hint="eastAsia"/>
+        </w:rPr>
+        <w:t>雲端維運與資料庫管理： 熟悉 MongoDB 文件型資料庫、Redis 快取機制，並學習使用 Docker 容器化技術進行系統部署與環境管理。</w:t>
+      </w:r>
+    </w:p>
+    <w:p>
+      <w:pPr>
+        <w:pStyle w:val="a3"/>
+        <w:numPr>
+          <w:ilvl w:val="1"/>
+          <w:numId w:val="1"/>
+        </w:numPr>
+        <w:ind w:leftChars="0"/>
+        <w:rPr>
+          <w:rFonts w:ascii="標楷體" w:eastAsia="標楷體" w:hAnsi="標楷體"/>
+          <w:b/>
+          <w:bCs/>
+        </w:rPr>
+      </w:pPr>
+      <w:r>
+        <w:rPr>
+          <w:rFonts w:ascii="標楷體" w:eastAsia="標楷體" w:hAnsi="標楷體" w:hint="eastAsia"/>
+          <w:b/>
+          <w:bCs/>
+        </w:rPr>
+        <w:t>預期系統結果</w:t>
+      </w:r>
+    </w:p>
+    <w:p>
+      <w:pPr>
+        <w:pStyle w:val="a3"/>
+        <w:numPr>
+          <w:ilvl w:val="2"/>
+          <w:numId w:val="1"/>
+        </w:numPr>
+        <w:ind w:leftChars="0"/>
+        <w:rPr>
+          <w:rFonts w:ascii="標楷體" w:eastAsia="標楷體" w:hAnsi="標楷體" w:hint="eastAsia"/>
+        </w:rPr>
+      </w:pPr>
+      <w:r>
+        <w:rPr>
+          <w:rFonts w:ascii="標楷體" w:eastAsia="標楷體" w:hAnsi="標楷體" w:hint="eastAsia"/>
+        </w:rPr>
+        <w:t>建立高可靠性的健康資訊助理： 打造一個整合 LINE 介面的智慧助理，提供幻覺率低的 AI 醫療建議與闢謠功能，確保健康資訊的可信度。</w:t>
+      </w:r>
+    </w:p>
+    <w:p>
+      <w:pPr>
+        <w:pStyle w:val="a3"/>
+        <w:numPr>
+          <w:ilvl w:val="2"/>
+          <w:numId w:val="1"/>
+        </w:numPr>
+        <w:ind w:leftChars="0"/>
+        <w:rPr>
+          <w:rFonts w:ascii="標楷體" w:eastAsia="標楷體" w:hAnsi="標楷體" w:hint="eastAsia"/>
+        </w:rPr>
+      </w:pPr>
+      <w:r>
+        <w:rPr>
+          <w:rFonts w:ascii="標楷體" w:eastAsia="標楷體" w:hAnsi="標楷體" w:hint="eastAsia"/>
+        </w:rPr>
+        <w:t>落實高齡者友善之語音服務： 透過台語 ASR (語音轉文字) 與 TTS (文字轉語音) 技術，消除數位落差，讓</w:t>
+      </w:r>
+      <w:proofErr w:type="gramStart"/>
+      <w:r>
+        <w:rPr>
+          <w:rFonts w:ascii="標楷體" w:eastAsia="標楷體" w:hAnsi="標楷體" w:hint="eastAsia"/>
+        </w:rPr>
+        <w:t>不</w:t>
+      </w:r>
+      <w:proofErr w:type="gramEnd"/>
+      <w:r>
+        <w:rPr>
+          <w:rFonts w:ascii="標楷體" w:eastAsia="標楷體" w:hAnsi="標楷體" w:hint="eastAsia"/>
+        </w:rPr>
+        <w:t>擅閱讀文字的長輩能以台語進行就醫諮詢。</w:t>
+      </w:r>
+    </w:p>
+    <w:p>
+      <w:pPr>
+        <w:pStyle w:val="a3"/>
+        <w:numPr>
+          <w:ilvl w:val="2"/>
+          <w:numId w:val="1"/>
+        </w:numPr>
+        <w:ind w:leftChars="0"/>
+        <w:rPr>
+          <w:rFonts w:ascii="標楷體" w:eastAsia="標楷體" w:hAnsi="標楷體" w:hint="eastAsia"/>
+        </w:rPr>
+      </w:pPr>
+      <w:r>
+        <w:rPr>
+          <w:rFonts w:ascii="標楷體" w:eastAsia="標楷體" w:hAnsi="標楷體" w:hint="eastAsia"/>
+        </w:rPr>
+        <w:t>醫療資源整合與實體協助： 系統能結合 GPS 定位提供附近醫療院所資訊，並輔助查詢掛號資訊，實現</w:t>
+      </w:r>
+      <w:proofErr w:type="gramStart"/>
+      <w:r>
+        <w:rPr>
+          <w:rFonts w:ascii="標楷體" w:eastAsia="標楷體" w:hAnsi="標楷體" w:hint="eastAsia"/>
+        </w:rPr>
+        <w:t>從線上諮詢</w:t>
+      </w:r>
+      <w:proofErr w:type="gramEnd"/>
+      <w:r>
+        <w:rPr>
+          <w:rFonts w:ascii="標楷體" w:eastAsia="標楷體" w:hAnsi="標楷體" w:hint="eastAsia"/>
+        </w:rPr>
+        <w:t>到實體就醫的資源對接。</w:t>
+      </w:r>
+    </w:p>
+    <w:p>
+      <w:pPr>
+        <w:pStyle w:val="a3"/>
+        <w:numPr>
+          <w:ilvl w:val="2"/>
+          <w:numId w:val="1"/>
+        </w:numPr>
+        <w:ind w:leftChars="0"/>
+        <w:rPr>
+          <w:rFonts w:ascii="標楷體" w:eastAsia="標楷體" w:hAnsi="標楷體"/>
+        </w:rPr>
+      </w:pPr>
+      <w:r>
+        <w:rPr>
+          <w:rFonts w:ascii="標楷體" w:eastAsia="標楷體" w:hAnsi="標楷體" w:hint="eastAsia"/>
+        </w:rPr>
+        <w:lastRenderedPageBreak/>
+        <w:t>家庭健康連結機制： 建立家庭連結功能，</w:t>
+      </w:r>
+      <w:proofErr w:type="gramStart"/>
+      <w:r>
+        <w:rPr>
+          <w:rFonts w:ascii="標楷體" w:eastAsia="標楷體" w:hAnsi="標楷體" w:hint="eastAsia"/>
+        </w:rPr>
+        <w:t>讓照護</w:t>
+      </w:r>
+      <w:proofErr w:type="gramEnd"/>
+      <w:r>
+        <w:rPr>
+          <w:rFonts w:ascii="標楷體" w:eastAsia="標楷體" w:hAnsi="標楷體" w:hint="eastAsia"/>
+        </w:rPr>
+        <w:t>者能即時掌握家人的健康詢問紀錄與狀態，提升遠端照護效率。</w:t>
+      </w:r>
+    </w:p>
+    <w:p>
+      <w:pPr>
+        <w:pStyle w:val="a3"/>
+        <w:numPr>
           <w:ilvl w:val="0"/>
           <w:numId w:val="1"/>
         </w:numPr>
         <w:ind w:leftChars="0"/>
-      </w:pPr>
-      <w:r>
-        <w:rPr>
-          <w:rFonts w:hint="eastAsia"/>
+        <w:rPr>
+          <w:rFonts w:ascii="標楷體" w:eastAsia="標楷體" w:hAnsi="標楷體"/>
+          <w:b/>
+          <w:bCs/>
+          <w:sz w:val="28"/>
+          <w:szCs w:val="24"/>
+        </w:rPr>
+      </w:pPr>
+      <w:r>
+        <w:rPr>
+          <w:rFonts w:ascii="標楷體" w:eastAsia="標楷體" w:hAnsi="標楷體" w:hint="eastAsia"/>
+          <w:b/>
+          <w:bCs/>
+          <w:sz w:val="28"/>
+          <w:szCs w:val="24"/>
         </w:rPr>
         <w:t>需要指導教授指導內容</w:t>
       </w:r>
@@ -102,19 +1013,162 @@
       <w:pPr>
         <w:pStyle w:val="a3"/>
         <w:numPr>
+          <w:ilvl w:val="1"/>
+          <w:numId w:val="1"/>
+        </w:numPr>
+        <w:ind w:leftChars="0"/>
+        <w:rPr>
+          <w:rFonts w:ascii="標楷體" w:eastAsia="標楷體" w:hAnsi="標楷體" w:hint="eastAsia"/>
+        </w:rPr>
+      </w:pPr>
+      <w:r>
+        <w:rPr>
+          <w:rFonts w:ascii="標楷體" w:eastAsia="標楷體" w:hAnsi="標楷體" w:hint="eastAsia"/>
+        </w:rPr>
+        <w:t>資料收集：學習資料與文獻收集、分析與整理之方法。</w:t>
+      </w:r>
+    </w:p>
+    <w:p>
+      <w:pPr>
+        <w:pStyle w:val="a3"/>
+        <w:numPr>
+          <w:ilvl w:val="1"/>
+          <w:numId w:val="1"/>
+        </w:numPr>
+        <w:ind w:leftChars="0"/>
+        <w:rPr>
+          <w:rFonts w:ascii="標楷體" w:eastAsia="標楷體" w:hAnsi="標楷體" w:hint="eastAsia"/>
+        </w:rPr>
+      </w:pPr>
+      <w:r>
+        <w:rPr>
+          <w:rFonts w:ascii="標楷體" w:eastAsia="標楷體" w:hAnsi="標楷體" w:hint="eastAsia"/>
+        </w:rPr>
+        <w:t>AI 系統架構與技術分析： 指導如何設計 Agentic System 的決策邏輯，特別是針對醫療領域 RAG 工作流的準確性優化，以及台語 AI 模型在特殊</w:t>
+      </w:r>
+      <w:proofErr w:type="gramStart"/>
+      <w:r>
+        <w:rPr>
+          <w:rFonts w:ascii="標楷體" w:eastAsia="標楷體" w:hAnsi="標楷體" w:hint="eastAsia"/>
+        </w:rPr>
+        <w:t>語境下的</w:t>
+      </w:r>
+      <w:proofErr w:type="gramEnd"/>
+      <w:r>
+        <w:rPr>
+          <w:rFonts w:ascii="標楷體" w:eastAsia="標楷體" w:hAnsi="標楷體" w:hint="eastAsia"/>
+        </w:rPr>
+        <w:t>提示工程（Prompt Engineering）設計。</w:t>
+      </w:r>
+    </w:p>
+    <w:p>
+      <w:pPr>
+        <w:pStyle w:val="a3"/>
+        <w:numPr>
+          <w:ilvl w:val="1"/>
+          <w:numId w:val="1"/>
+        </w:numPr>
+        <w:ind w:leftChars="0"/>
+        <w:rPr>
+          <w:rFonts w:ascii="標楷體" w:eastAsia="標楷體" w:hAnsi="標楷體" w:hint="eastAsia"/>
+        </w:rPr>
+      </w:pPr>
+      <w:r>
+        <w:rPr>
+          <w:rFonts w:ascii="標楷體" w:eastAsia="標楷體" w:hAnsi="標楷體" w:hint="eastAsia"/>
+        </w:rPr>
+        <w:t>軟體工程研究方法： 指導如何運用服務導向架構（SOA）與 C4 模式進行細部設計，確保系統在處理大量多媒體（影片、語音）時的效能與擴展性。</w:t>
+      </w:r>
+    </w:p>
+    <w:p>
+      <w:pPr>
+        <w:pStyle w:val="a3"/>
+        <w:numPr>
+          <w:ilvl w:val="1"/>
+          <w:numId w:val="1"/>
+        </w:numPr>
+        <w:ind w:leftChars="0"/>
+        <w:rPr>
+          <w:rFonts w:ascii="標楷體" w:eastAsia="標楷體" w:hAnsi="標楷體" w:hint="eastAsia"/>
+        </w:rPr>
+      </w:pPr>
+      <w:r>
+        <w:rPr>
+          <w:rFonts w:ascii="標楷體" w:eastAsia="標楷體" w:hAnsi="標楷體" w:hint="eastAsia"/>
+        </w:rPr>
+        <w:t>系統測試、部署與倫理： 指導如何設計不同的測試案例，以驗證事實查核功能的精</w:t>
+      </w:r>
+      <w:proofErr w:type="gramStart"/>
+      <w:r>
+        <w:rPr>
+          <w:rFonts w:ascii="標楷體" w:eastAsia="標楷體" w:hAnsi="標楷體" w:hint="eastAsia"/>
+        </w:rPr>
+        <w:t>準</w:t>
+      </w:r>
+      <w:proofErr w:type="gramEnd"/>
+      <w:r>
+        <w:rPr>
+          <w:rFonts w:ascii="標楷體" w:eastAsia="標楷體" w:hAnsi="標楷體" w:hint="eastAsia"/>
+        </w:rPr>
+        <w:t>度</w:t>
+      </w:r>
+      <w:r>
+        <w:rPr>
+          <w:rFonts w:ascii="標楷體" w:eastAsia="標楷體" w:hAnsi="標楷體" w:hint="eastAsia"/>
+        </w:rPr>
+        <w:t>，</w:t>
+      </w:r>
+      <w:r>
+        <w:rPr>
+          <w:rFonts w:ascii="標楷體" w:eastAsia="標楷體" w:hAnsi="標楷體" w:hint="eastAsia"/>
+        </w:rPr>
+        <w:t>以確保本系統之可用性與可靠度；針對 AI 生成內容的社會責任與醫療倫理風險（AI Transparency）提供專業指引</w:t>
+      </w:r>
+      <w:r>
+        <w:rPr>
+          <w:rFonts w:ascii="標楷體" w:eastAsia="標楷體" w:hAnsi="標楷體" w:hint="eastAsia"/>
+        </w:rPr>
+        <w:t>，</w:t>
+      </w:r>
+      <w:r>
+        <w:rPr>
+          <w:rFonts w:ascii="標楷體" w:eastAsia="標楷體" w:hAnsi="標楷體" w:hint="eastAsia"/>
+        </w:rPr>
+        <w:t>並學習如何運用持續整合/部署以及容器技術，進行系統自動化建置與發佈。</w:t>
+      </w:r>
+    </w:p>
+    <w:p>
+      <w:pPr>
+        <w:pStyle w:val="a3"/>
+        <w:numPr>
           <w:ilvl w:val="0"/>
           <w:numId w:val="1"/>
         </w:numPr>
         <w:ind w:leftChars="0"/>
-      </w:pPr>
-      <w:r>
-        <w:rPr>
-          <w:rFonts w:hint="eastAsia"/>
+        <w:rPr>
+          <w:rFonts w:ascii="標楷體" w:eastAsia="標楷體" w:hAnsi="標楷體"/>
+          <w:b/>
+          <w:bCs/>
+        </w:rPr>
+      </w:pPr>
+      <w:r>
+        <w:rPr>
+          <w:rFonts w:ascii="標楷體" w:eastAsia="標楷體" w:hAnsi="標楷體" w:hint="eastAsia"/>
+          <w:b/>
+          <w:bCs/>
+          <w:sz w:val="28"/>
+          <w:szCs w:val="24"/>
         </w:rPr>
         <w:t>參考文獻</w:t>
       </w:r>
     </w:p>
-    <w:p/>
+    <w:p>
+      <w:pPr>
+        <w:rPr>
+          <w:rFonts w:ascii="標楷體" w:eastAsia="標楷體" w:hAnsi="標楷體"/>
+        </w:rPr>
+      </w:pPr>
+    </w:p>
     <w:sectPr>
       <w:pgSz w:w="11906" w:h="16838"/>
       <w:pgMar w:top="1440" w:right="1800" w:bottom="1440" w:left="1800" w:header="851" w:footer="992" w:gutter="0"/>
@@ -125,12 +1179,136 @@
 </w:document>
 </file>
 
+<file path=word/endnotes.xml><?xml version="1.0" encoding="utf-8"?>
+<w:endnotes xmlns:wpc="http://schemas.microsoft.com/office/word/2010/wordprocessingCanvas" xmlns:cx="http://schemas.microsoft.com/office/drawing/2014/chartex" xmlns:cx1="http://schemas.microsoft.com/office/drawing/2015/9/8/chartex" xmlns:cx2="http://schemas.microsoft.com/office/drawing/2015/10/21/chartex" xmlns:cx3="http://schemas.microsoft.com/office/drawing/2016/5/9/chartex" xmlns:cx4="http://schemas.microsoft.com/office/drawing/2016/5/10/chartex" xmlns:cx5="http://schemas.microsoft.com/office/drawing/2016/5/11/chartex" xmlns:cx6="http://schemas.microsoft.com/office/drawing/2016/5/12/chartex" xmlns:cx7="http://schemas.microsoft.com/office/drawing/2016/5/13/chartex" xmlns:cx8="http://schemas.microsoft.com/office/drawing/2016/5/14/chartex" xmlns:mc="http://schemas.openxmlformats.org/markup-compatibility/2006" xmlns:aink="http://schemas.microsoft.com/office/drawing/2016/ink" xmlns:am3d="http://schemas.microsoft.com/office/drawing/2017/model3d" xmlns:o="urn:schemas-microsoft-com:office:office" xmlns:r="http://schemas.openxmlformats.org/officeDocument/2006/relationships" xmlns:m="http://schemas.openxmlformats.org/officeDocument/2006/math" xmlns:v="urn:schemas-microsoft-com:vml" xmlns:wp14="http://schemas.microsoft.com/office/word/2010/wordprocessingDrawing" xmlns:wp="http://schemas.openxmlformats.org/drawingml/2006/wordprocessingDrawing" xmlns:w10="urn:schemas-microsoft-com:office:word" xmlns:w="http://schemas.openxmlformats.org/wordprocessingml/2006/main" xmlns:w14="http://schemas.microsoft.com/office/word/2010/wordml" xmlns:w15="http://schemas.microsoft.com/office/word/2012/wordml" xmlns:w16cex="http://schemas.microsoft.com/office/word/2018/wordml/cex" xmlns:w16cid="http://schemas.microsoft.com/office/word/2016/wordml/cid" xmlns:w16="http://schemas.microsoft.com/office/word/2018/wordml" xmlns:w16sdtdh="http://schemas.microsoft.com/office/word/2020/wordml/sdtdatahash" xmlns:w16se="http://schemas.microsoft.com/office/word/2015/wordml/symex" xmlns:wpg="http://schemas.microsoft.com/office/word/2010/wordprocessingGroup" xmlns:wpi="http://schemas.microsoft.com/office/word/2010/wordprocessingInk" xmlns:wne="http://schemas.microsoft.com/office/word/2006/wordml" xmlns:wps="http://schemas.microsoft.com/office/word/2010/wordprocessingShape" mc:Ignorable="w14 w15 w16se w16cid w16 w16cex w16sdtdh wp14">
+  <w:endnote w:type="separator" w:id="-1">
+    <w:p>
+      <w:r>
+        <w:separator/>
+      </w:r>
+    </w:p>
+  </w:endnote>
+  <w:endnote w:type="continuationSeparator" w:id="0">
+    <w:p>
+      <w:r>
+        <w:continuationSeparator/>
+      </w:r>
+    </w:p>
+  </w:endnote>
+</w:endnotes>
+</file>
+
+<file path=word/footnotes.xml><?xml version="1.0" encoding="utf-8"?>
+<w:footnotes xmlns:wpc="http://schemas.microsoft.com/office/word/2010/wordprocessingCanvas" xmlns:cx="http://schemas.microsoft.com/office/drawing/2014/chartex" xmlns:cx1="http://schemas.microsoft.com/office/drawing/2015/9/8/chartex" xmlns:cx2="http://schemas.microsoft.com/office/drawing/2015/10/21/chartex" xmlns:cx3="http://schemas.microsoft.com/office/drawing/2016/5/9/chartex" xmlns:cx4="http://schemas.microsoft.com/office/drawing/2016/5/10/chartex" xmlns:cx5="http://schemas.microsoft.com/office/drawing/2016/5/11/chartex" xmlns:cx6="http://schemas.microsoft.com/office/drawing/2016/5/12/chartex" xmlns:cx7="http://schemas.microsoft.com/office/drawing/2016/5/13/chartex" xmlns:cx8="http://schemas.microsoft.com/office/drawing/2016/5/14/chartex" xmlns:mc="http://schemas.openxmlformats.org/markup-compatibility/2006" xmlns:aink="http://schemas.microsoft.com/office/drawing/2016/ink" xmlns:am3d="http://schemas.microsoft.com/office/drawing/2017/model3d" xmlns:o="urn:schemas-microsoft-com:office:office" xmlns:r="http://schemas.openxmlformats.org/officeDocument/2006/relationships" xmlns:m="http://schemas.openxmlformats.org/officeDocument/2006/math" xmlns:v="urn:schemas-microsoft-com:vml" xmlns:wp14="http://schemas.microsoft.com/office/word/2010/wordprocessingDrawing" xmlns:wp="http://schemas.openxmlformats.org/drawingml/2006/wordprocessingDrawing" xmlns:w10="urn:schemas-microsoft-com:office:word" xmlns:w="http://schemas.openxmlformats.org/wordprocessingml/2006/main" xmlns:w14="http://schemas.microsoft.com/office/word/2010/wordml" xmlns:w15="http://schemas.microsoft.com/office/word/2012/wordml" xmlns:w16cex="http://schemas.microsoft.com/office/word/2018/wordml/cex" xmlns:w16cid="http://schemas.microsoft.com/office/word/2016/wordml/cid" xmlns:w16="http://schemas.microsoft.com/office/word/2018/wordml" xmlns:w16sdtdh="http://schemas.microsoft.com/office/word/2020/wordml/sdtdatahash" xmlns:w16se="http://schemas.microsoft.com/office/word/2015/wordml/symex" xmlns:wpg="http://schemas.microsoft.com/office/word/2010/wordprocessingGroup" xmlns:wpi="http://schemas.microsoft.com/office/word/2010/wordprocessingInk" xmlns:wne="http://schemas.microsoft.com/office/word/2006/wordml" xmlns:wps="http://schemas.microsoft.com/office/word/2010/wordprocessingShape" mc:Ignorable="w14 w15 w16se w16cid w16 w16cex w16sdtdh wp14">
+  <w:footnote w:type="separator" w:id="-1">
+    <w:p>
+      <w:r>
+        <w:separator/>
+      </w:r>
+    </w:p>
+  </w:footnote>
+  <w:footnote w:type="continuationSeparator" w:id="0">
+    <w:p>
+      <w:r>
+        <w:continuationSeparator/>
+      </w:r>
+    </w:p>
+  </w:footnote>
+</w:footnotes>
+</file>
+
 <file path=word/numbering.xml><?xml version="1.0" encoding="utf-8"?>
 <w:numbering xmlns:wpc="http://schemas.microsoft.com/office/word/2010/wordprocessingCanvas" xmlns:cx="http://schemas.microsoft.com/office/drawing/2014/chartex" xmlns:cx1="http://schemas.microsoft.com/office/drawing/2015/9/8/chartex" xmlns:cx2="http://schemas.microsoft.com/office/drawing/2015/10/21/chartex" xmlns:cx3="http://schemas.microsoft.com/office/drawing/2016/5/9/chartex" xmlns:cx4="http://schemas.microsoft.com/office/drawing/2016/5/10/chartex" xmlns:cx5="http://schemas.microsoft.com/office/drawing/2016/5/11/chartex" xmlns:cx6="http://schemas.microsoft.com/office/drawing/2016/5/12/chartex" xmlns:cx7="http://schemas.microsoft.com/office/drawing/2016/5/13/chartex" xmlns:cx8="http://schemas.microsoft.com/office/drawing/2016/5/14/chartex" xmlns:mc="http://schemas.openxmlformats.org/markup-compatibility/2006" xmlns:aink="http://schemas.microsoft.com/office/drawing/2016/ink" xmlns:am3d="http://schemas.microsoft.com/office/drawing/2017/model3d" xmlns:o="urn:schemas-microsoft-com:office:office" xmlns:r="http://schemas.openxmlformats.org/officeDocument/2006/relationships" xmlns:m="http://schemas.openxmlformats.org/officeDocument/2006/math" xmlns:v="urn:schemas-microsoft-com:vml" xmlns:wp14="http://schemas.microsoft.com/office/word/2010/wordprocessingDrawing" xmlns:wp="http://schemas.openxmlformats.org/drawingml/2006/wordprocessingDrawing" xmlns:w10="urn:schemas-microsoft-com:office:word" xmlns:w="http://schemas.openxmlformats.org/wordprocessingml/2006/main" xmlns:w14="http://schemas.microsoft.com/office/word/2010/wordml" xmlns:w15="http://schemas.microsoft.com/office/word/2012/wordml" xmlns:w16cex="http://schemas.microsoft.com/office/word/2018/wordml/cex" xmlns:w16cid="http://schemas.microsoft.com/office/word/2016/wordml/cid" xmlns:w16="http://schemas.microsoft.com/office/word/2018/wordml" xmlns:w16sdtdh="http://schemas.microsoft.com/office/word/2020/wordml/sdtdatahash" xmlns:w16se="http://schemas.microsoft.com/office/word/2015/wordml/symex" xmlns:wpg="http://schemas.microsoft.com/office/word/2010/wordprocessingGroup" xmlns:wpi="http://schemas.microsoft.com/office/word/2010/wordprocessingInk" xmlns:wne="http://schemas.microsoft.com/office/word/2006/wordml" xmlns:wps="http://schemas.microsoft.com/office/word/2010/wordprocessingShape" mc:Ignorable="w14 w15 w16se w16cid w16 w16cex w16sdtdh wp14">
   <w:abstractNum w:abstractNumId="0" w15:restartNumberingAfterBreak="0">
+    <w:nsid w:val="02385F50"/>
+    <w:multiLevelType w:val="hybridMultilevel"/>
+    <w:tmpl w:val="B0484C6C"/>
+    <w:lvl w:ilvl="0" w:tplc="04090011">
+      <w:start w:val="1"/>
+      <w:numFmt w:val="upperLetter"/>
+      <w:lvlText w:val="%1."/>
+      <w:lvlJc w:val="left"/>
+      <w:pPr>
+        <w:ind w:left="480" w:hanging="480"/>
+      </w:pPr>
+    </w:lvl>
+    <w:lvl w:ilvl="1" w:tplc="04090019" w:tentative="1">
+      <w:start w:val="1"/>
+      <w:numFmt w:val="ideographTraditional"/>
+      <w:lvlText w:val="%2、"/>
+      <w:lvlJc w:val="left"/>
+      <w:pPr>
+        <w:ind w:left="960" w:hanging="480"/>
+      </w:pPr>
+    </w:lvl>
+    <w:lvl w:ilvl="2" w:tplc="0409001B" w:tentative="1">
+      <w:start w:val="1"/>
+      <w:numFmt w:val="lowerRoman"/>
+      <w:lvlText w:val="%3."/>
+      <w:lvlJc w:val="right"/>
+      <w:pPr>
+        <w:ind w:left="1440" w:hanging="480"/>
+      </w:pPr>
+    </w:lvl>
+    <w:lvl w:ilvl="3" w:tplc="0409000F" w:tentative="1">
+      <w:start w:val="1"/>
+      <w:numFmt w:val="decimal"/>
+      <w:lvlText w:val="%4."/>
+      <w:lvlJc w:val="left"/>
+      <w:pPr>
+        <w:ind w:left="1920" w:hanging="480"/>
+      </w:pPr>
+    </w:lvl>
+    <w:lvl w:ilvl="4" w:tplc="04090019" w:tentative="1">
+      <w:start w:val="1"/>
+      <w:numFmt w:val="ideographTraditional"/>
+      <w:lvlText w:val="%5、"/>
+      <w:lvlJc w:val="left"/>
+      <w:pPr>
+        <w:ind w:left="2400" w:hanging="480"/>
+      </w:pPr>
+    </w:lvl>
+    <w:lvl w:ilvl="5" w:tplc="0409001B" w:tentative="1">
+      <w:start w:val="1"/>
+      <w:numFmt w:val="lowerRoman"/>
+      <w:lvlText w:val="%6."/>
+      <w:lvlJc w:val="right"/>
+      <w:pPr>
+        <w:ind w:left="2880" w:hanging="480"/>
+      </w:pPr>
+    </w:lvl>
+    <w:lvl w:ilvl="6" w:tplc="0409000F" w:tentative="1">
+      <w:start w:val="1"/>
+      <w:numFmt w:val="decimal"/>
+      <w:lvlText w:val="%7."/>
+      <w:lvlJc w:val="left"/>
+      <w:pPr>
+        <w:ind w:left="3360" w:hanging="480"/>
+      </w:pPr>
+    </w:lvl>
+    <w:lvl w:ilvl="7" w:tplc="04090019" w:tentative="1">
+      <w:start w:val="1"/>
+      <w:numFmt w:val="ideographTraditional"/>
+      <w:lvlText w:val="%8、"/>
+      <w:lvlJc w:val="left"/>
+      <w:pPr>
+        <w:ind w:left="3840" w:hanging="480"/>
+      </w:pPr>
+    </w:lvl>
+    <w:lvl w:ilvl="8" w:tplc="0409001B" w:tentative="1">
+      <w:start w:val="1"/>
+      <w:numFmt w:val="lowerRoman"/>
+      <w:lvlText w:val="%9."/>
+      <w:lvlJc w:val="right"/>
+      <w:pPr>
+        <w:ind w:left="4320" w:hanging="480"/>
+      </w:pPr>
+    </w:lvl>
+  </w:abstractNum>
+  <w:abstractNum w:abstractNumId="1" w15:restartNumberingAfterBreak="0">
     <w:nsid w:val="3F100407"/>
     <w:multiLevelType w:val="hybridMultilevel"/>
-    <w:tmpl w:val="72D012B6"/>
+    <w:tmpl w:val="6F127E2A"/>
     <w:lvl w:ilvl="0" w:tplc="04090015">
       <w:start w:val="1"/>
       <w:numFmt w:val="taiwaneseCountingThousand"/>
@@ -140,23 +1318,26 @@
         <w:ind w:left="480" w:hanging="480"/>
       </w:pPr>
     </w:lvl>
-    <w:lvl w:ilvl="1" w:tplc="04090019">
+    <w:lvl w:ilvl="1" w:tplc="0409000F">
       <w:start w:val="1"/>
-      <w:numFmt w:val="ideographTraditional"/>
-      <w:lvlText w:val="%2、"/>
+      <w:numFmt w:val="decimal"/>
+      <w:lvlText w:val="%2."/>
       <w:lvlJc w:val="left"/>
       <w:pPr>
-        <w:ind w:left="960" w:hanging="480"/>
+        <w:ind w:left="480" w:hanging="480"/>
       </w:pPr>
     </w:lvl>
-    <w:lvl w:ilvl="2" w:tplc="0409001B">
+    <w:lvl w:ilvl="2" w:tplc="04090001">
       <w:start w:val="1"/>
-      <w:numFmt w:val="lowerRoman"/>
-      <w:lvlText w:val="%3."/>
-      <w:lvlJc w:val="right"/>
-      <w:pPr>
-        <w:ind w:left="1440" w:hanging="480"/>
-      </w:pPr>
+      <w:numFmt w:val="bullet"/>
+      <w:lvlText w:val=""/>
+      <w:lvlJc w:val="left"/>
+      <w:pPr>
+        <w:ind w:left="480" w:hanging="480"/>
+      </w:pPr>
+      <w:rPr>
+        <w:rFonts w:ascii="Wingdings" w:hAnsi="Wingdings" w:hint="default"/>
+      </w:rPr>
     </w:lvl>
     <w:lvl w:ilvl="3" w:tplc="0409000F">
       <w:start w:val="1"/>
@@ -214,34 +1395,13 @@
     </w:lvl>
   </w:abstractNum>
   <w:num w:numId="1">
+    <w:abstractNumId w:val="1"/>
+  </w:num>
+  <w:num w:numId="2">
+    <w:abstractNumId w:val="1"/>
+  </w:num>
+  <w:num w:numId="3">
     <w:abstractNumId w:val="0"/>
-    <w:lvlOverride w:ilvl="0">
-      <w:startOverride w:val="1"/>
-    </w:lvlOverride>
-    <w:lvlOverride w:ilvl="1">
-      <w:startOverride w:val="1"/>
-    </w:lvlOverride>
-    <w:lvlOverride w:ilvl="2">
-      <w:startOverride w:val="1"/>
-    </w:lvlOverride>
-    <w:lvlOverride w:ilvl="3">
-      <w:startOverride w:val="1"/>
-    </w:lvlOverride>
-    <w:lvlOverride w:ilvl="4">
-      <w:startOverride w:val="1"/>
-    </w:lvlOverride>
-    <w:lvlOverride w:ilvl="5">
-      <w:startOverride w:val="1"/>
-    </w:lvlOverride>
-    <w:lvlOverride w:ilvl="6">
-      <w:startOverride w:val="1"/>
-    </w:lvlOverride>
-    <w:lvlOverride w:ilvl="7">
-      <w:startOverride w:val="1"/>
-    </w:lvlOverride>
-    <w:lvlOverride w:ilvl="8">
-      <w:startOverride w:val="1"/>
-    </w:lvlOverride>
   </w:num>
 </w:numbering>
 </file>
@@ -682,6 +1842,66 @@
       <w:ind w:leftChars="200" w:left="480"/>
     </w:pPr>
   </w:style>
+  <w:style w:type="paragraph" w:styleId="a4">
+    <w:name w:val="header"/>
+    <w:basedOn w:val="a"/>
+    <w:link w:val="a5"/>
+    <w:uiPriority w:val="99"/>
+    <w:unhideWhenUsed/>
+    <w:rsid w:val="00880B38"/>
+    <w:pPr>
+      <w:tabs>
+        <w:tab w:val="center" w:pos="4153"/>
+        <w:tab w:val="right" w:pos="8306"/>
+      </w:tabs>
+      <w:snapToGrid w:val="0"/>
+    </w:pPr>
+    <w:rPr>
+      <w:sz w:val="20"/>
+      <w:szCs w:val="20"/>
+    </w:rPr>
+  </w:style>
+  <w:style w:type="character" w:customStyle="1" w:styleId="a5">
+    <w:name w:val="頁首 字元"/>
+    <w:basedOn w:val="a0"/>
+    <w:link w:val="a4"/>
+    <w:uiPriority w:val="99"/>
+    <w:rsid w:val="00880B38"/>
+    <w:rPr>
+      <w:sz w:val="20"/>
+      <w:szCs w:val="20"/>
+    </w:rPr>
+  </w:style>
+  <w:style w:type="paragraph" w:styleId="a6">
+    <w:name w:val="footer"/>
+    <w:basedOn w:val="a"/>
+    <w:link w:val="a7"/>
+    <w:uiPriority w:val="99"/>
+    <w:unhideWhenUsed/>
+    <w:rsid w:val="00880B38"/>
+    <w:pPr>
+      <w:tabs>
+        <w:tab w:val="center" w:pos="4153"/>
+        <w:tab w:val="right" w:pos="8306"/>
+      </w:tabs>
+      <w:snapToGrid w:val="0"/>
+    </w:pPr>
+    <w:rPr>
+      <w:sz w:val="20"/>
+      <w:szCs w:val="20"/>
+    </w:rPr>
+  </w:style>
+  <w:style w:type="character" w:customStyle="1" w:styleId="a7">
+    <w:name w:val="頁尾 字元"/>
+    <w:basedOn w:val="a0"/>
+    <w:link w:val="a6"/>
+    <w:uiPriority w:val="99"/>
+    <w:rsid w:val="00880B38"/>
+    <w:rPr>
+      <w:sz w:val="20"/>
+      <w:szCs w:val="20"/>
+    </w:rPr>
+  </w:style>
 </w:styles>
 </file>
 

--- a/國科會大專生計畫.docx
+++ b/國科會大專生計畫.docx
@@ -58,6 +58,708 @@
     </w:p>
     <w:p>
       <w:pPr>
+        <w:ind w:firstLine="480"/>
+        <w:rPr>
+          <w:rFonts w:ascii="標楷體" w:eastAsia="標楷體" w:hAnsi="標楷體" w:hint="eastAsia"/>
+          <w:szCs w:val="24"/>
+        </w:rPr>
+      </w:pPr>
+      <w:r>
+        <w:rPr>
+          <w:rFonts w:ascii="標楷體" w:eastAsia="標楷體" w:hAnsi="標楷體" w:hint="eastAsia"/>
+          <w:szCs w:val="24"/>
+        </w:rPr>
+        <w:t>在當前數位醫療（mHealth）普及的環境下，民眾已習慣透過行動通訊軟體獲取健康資訊。特別是在台灣，LINE已成為民眾日常依賴度極高的通訊平台</w:t>
+      </w:r>
+      <w:r>
+        <w:rPr>
+          <w:rFonts w:ascii="標楷體" w:eastAsia="標楷體" w:hAnsi="標楷體" w:hint="eastAsia"/>
+          <w:szCs w:val="24"/>
+        </w:rPr>
+        <w:t>[1]</w:t>
+      </w:r>
+      <w:r>
+        <w:rPr>
+          <w:rFonts w:ascii="標楷體" w:eastAsia="標楷體" w:hAnsi="標楷體" w:hint="eastAsia"/>
+          <w:szCs w:val="24"/>
+        </w:rPr>
+        <w:t>，許多醫療機構與新創公司（如翔評互動</w:t>
+      </w:r>
+      <w:r>
+        <w:rPr>
+          <w:rFonts w:ascii="標楷體" w:eastAsia="標楷體" w:hAnsi="標楷體" w:hint="eastAsia"/>
+          <w:szCs w:val="24"/>
+        </w:rPr>
+        <w:t>[</w:t>
+      </w:r>
+      <w:r>
+        <w:rPr>
+          <w:rFonts w:ascii="標楷體" w:eastAsia="標楷體" w:hAnsi="標楷體" w:hint="eastAsia"/>
+          <w:szCs w:val="24"/>
+        </w:rPr>
+        <w:t>2</w:t>
+      </w:r>
+      <w:r>
+        <w:rPr>
+          <w:rFonts w:ascii="標楷體" w:eastAsia="標楷體" w:hAnsi="標楷體" w:hint="eastAsia"/>
+          <w:szCs w:val="24"/>
+        </w:rPr>
+        <w:t>]</w:t>
+      </w:r>
+      <w:r>
+        <w:rPr>
+          <w:rFonts w:ascii="標楷體" w:eastAsia="標楷體" w:hAnsi="標楷體" w:hint="eastAsia"/>
+          <w:szCs w:val="24"/>
+        </w:rPr>
+        <w:t>、</w:t>
+      </w:r>
+      <w:proofErr w:type="gramStart"/>
+      <w:r>
+        <w:rPr>
+          <w:rFonts w:ascii="標楷體" w:eastAsia="標楷體" w:hAnsi="標楷體" w:hint="eastAsia"/>
+          <w:szCs w:val="24"/>
+        </w:rPr>
+        <w:t>叡</w:t>
+      </w:r>
+      <w:proofErr w:type="gramEnd"/>
+      <w:r>
+        <w:rPr>
+          <w:rFonts w:ascii="標楷體" w:eastAsia="標楷體" w:hAnsi="標楷體" w:hint="eastAsia"/>
+          <w:szCs w:val="24"/>
+        </w:rPr>
+        <w:t>揚資訊</w:t>
+      </w:r>
+      <w:r>
+        <w:rPr>
+          <w:rFonts w:ascii="標楷體" w:eastAsia="標楷體" w:hAnsi="標楷體" w:hint="eastAsia"/>
+          <w:szCs w:val="24"/>
+        </w:rPr>
+        <w:t>[</w:t>
+      </w:r>
+      <w:r>
+        <w:rPr>
+          <w:rFonts w:ascii="標楷體" w:eastAsia="標楷體" w:hAnsi="標楷體" w:hint="eastAsia"/>
+          <w:szCs w:val="24"/>
+        </w:rPr>
+        <w:t>3</w:t>
+      </w:r>
+      <w:r>
+        <w:rPr>
+          <w:rFonts w:ascii="標楷體" w:eastAsia="標楷體" w:hAnsi="標楷體" w:hint="eastAsia"/>
+          <w:szCs w:val="24"/>
+        </w:rPr>
+        <w:t>]</w:t>
+      </w:r>
+      <w:r>
+        <w:rPr>
+          <w:rFonts w:ascii="標楷體" w:eastAsia="標楷體" w:hAnsi="標楷體" w:hint="eastAsia"/>
+          <w:szCs w:val="24"/>
+        </w:rPr>
+        <w:t>等</w:t>
+      </w:r>
+      <w:r>
+        <w:rPr>
+          <w:rFonts w:ascii="標楷體" w:eastAsia="標楷體" w:hAnsi="標楷體" w:hint="eastAsia"/>
+          <w:szCs w:val="24"/>
+        </w:rPr>
+        <w:t>）紛紛開發基於 LINE 的聊天機器人，提供掛號預約、進度查詢及健康教育等便民服務。</w:t>
+      </w:r>
+    </w:p>
+    <w:p>
+      <w:pPr>
+        <w:ind w:firstLine="480"/>
+        <w:rPr>
+          <w:rFonts w:ascii="標楷體" w:eastAsia="標楷體" w:hAnsi="標楷體" w:hint="eastAsia"/>
+          <w:szCs w:val="24"/>
+        </w:rPr>
+      </w:pPr>
+      <w:r>
+        <w:rPr>
+          <w:rFonts w:ascii="標楷體" w:eastAsia="標楷體" w:hAnsi="標楷體" w:hint="eastAsia"/>
+          <w:szCs w:val="24"/>
+        </w:rPr>
+        <w:t>然而，根據文獻回顧，現有的健康諮詢工具多以文字互動為主要通訊模式</w:t>
+      </w:r>
+      <w:r>
+        <w:rPr>
+          <w:rFonts w:ascii="標楷體" w:eastAsia="標楷體" w:hAnsi="標楷體" w:hint="eastAsia"/>
+          <w:szCs w:val="24"/>
+        </w:rPr>
+        <w:t>[</w:t>
+      </w:r>
+      <w:r>
+        <w:rPr>
+          <w:rFonts w:ascii="標楷體" w:eastAsia="標楷體" w:hAnsi="標楷體"/>
+          <w:szCs w:val="24"/>
+        </w:rPr>
+        <w:t>4]</w:t>
+      </w:r>
+      <w:r>
+        <w:rPr>
+          <w:rFonts w:ascii="標楷體" w:eastAsia="標楷體" w:hAnsi="標楷體"/>
+          <w:szCs w:val="24"/>
+        </w:rPr>
+        <w:t>[5]</w:t>
+      </w:r>
+      <w:r>
+        <w:rPr>
+          <w:rFonts w:ascii="標楷體" w:eastAsia="標楷體" w:hAnsi="標楷體" w:hint="eastAsia"/>
+          <w:szCs w:val="24"/>
+        </w:rPr>
+        <w:t>。雖然 AI 聊天機器人展現了提升</w:t>
+      </w:r>
+      <w:proofErr w:type="gramStart"/>
+      <w:r>
+        <w:rPr>
+          <w:rFonts w:ascii="標楷體" w:eastAsia="標楷體" w:hAnsi="標楷體" w:hint="eastAsia"/>
+          <w:szCs w:val="24"/>
+        </w:rPr>
+        <w:t>醫</w:t>
+      </w:r>
+      <w:proofErr w:type="gramEnd"/>
+      <w:r>
+        <w:rPr>
+          <w:rFonts w:ascii="標楷體" w:eastAsia="標楷體" w:hAnsi="標楷體" w:hint="eastAsia"/>
+          <w:szCs w:val="24"/>
+        </w:rPr>
+        <w:t>病關係與營運效率的潛力，但針對特定族群，尤其是高齡者（Mature users）及習慣使用本土語言（如台語）的使用者，目前的系統仍缺乏足夠的優化設計</w:t>
+      </w:r>
+      <w:r>
+        <w:rPr>
+          <w:rFonts w:ascii="標楷體" w:eastAsia="標楷體" w:hAnsi="標楷體" w:hint="eastAsia"/>
+          <w:szCs w:val="24"/>
+        </w:rPr>
+        <w:t>[</w:t>
+      </w:r>
+      <w:r>
+        <w:rPr>
+          <w:rFonts w:ascii="標楷體" w:eastAsia="標楷體" w:hAnsi="標楷體"/>
+          <w:szCs w:val="24"/>
+        </w:rPr>
+        <w:t>6</w:t>
+      </w:r>
+      <w:r>
+        <w:rPr>
+          <w:rFonts w:ascii="標楷體" w:eastAsia="標楷體" w:hAnsi="標楷體"/>
+          <w:szCs w:val="24"/>
+        </w:rPr>
+        <w:t>]</w:t>
+      </w:r>
+      <w:r>
+        <w:rPr>
+          <w:rFonts w:ascii="標楷體" w:eastAsia="標楷體" w:hAnsi="標楷體" w:hint="eastAsia"/>
+          <w:szCs w:val="24"/>
+        </w:rPr>
+        <w:t>。研究顯示，50 歲以上及教育程度較低的使用者，其數位語音助理的使用經驗普遍較少，顯示出明顯的數位落差</w:t>
+      </w:r>
+      <w:r>
+        <w:rPr>
+          <w:rFonts w:ascii="標楷體" w:eastAsia="標楷體" w:hAnsi="標楷體" w:hint="eastAsia"/>
+          <w:szCs w:val="24"/>
+        </w:rPr>
+        <w:t xml:space="preserve"> [</w:t>
+      </w:r>
+      <w:r>
+        <w:rPr>
+          <w:rFonts w:ascii="標楷體" w:eastAsia="標楷體" w:hAnsi="標楷體"/>
+          <w:szCs w:val="24"/>
+        </w:rPr>
+        <w:t>4</w:t>
+      </w:r>
+      <w:r>
+        <w:rPr>
+          <w:rFonts w:ascii="標楷體" w:eastAsia="標楷體" w:hAnsi="標楷體"/>
+          <w:szCs w:val="24"/>
+        </w:rPr>
+        <w:t>]</w:t>
+      </w:r>
+      <w:r>
+        <w:rPr>
+          <w:rFonts w:ascii="標楷體" w:eastAsia="標楷體" w:hAnsi="標楷體"/>
+          <w:szCs w:val="24"/>
+        </w:rPr>
+        <w:t>[5]</w:t>
+      </w:r>
+      <w:r>
+        <w:rPr>
+          <w:rFonts w:ascii="標楷體" w:eastAsia="標楷體" w:hAnsi="標楷體" w:hint="eastAsia"/>
+          <w:szCs w:val="24"/>
+        </w:rPr>
+        <w:t xml:space="preserve"> </w:t>
+      </w:r>
+      <w:r>
+        <w:rPr>
+          <w:rFonts w:ascii="標楷體" w:eastAsia="標楷體" w:hAnsi="標楷體" w:hint="eastAsia"/>
+          <w:szCs w:val="24"/>
+        </w:rPr>
+        <w:t>。</w:t>
+      </w:r>
+      <w:r>
+        <w:rPr>
+          <w:rFonts w:ascii="標楷體" w:eastAsia="標楷體" w:hAnsi="標楷體" w:hint="eastAsia"/>
+          <w:szCs w:val="24"/>
+        </w:rPr>
+        <w:t>基於以上調查，</w:t>
+      </w:r>
+      <w:r>
+        <w:rPr>
+          <w:rFonts w:ascii="標楷體" w:eastAsia="標楷體" w:hAnsi="標楷體" w:hint="eastAsia"/>
+          <w:szCs w:val="24"/>
+        </w:rPr>
+        <w:t>本研究</w:t>
+      </w:r>
+      <w:r>
+        <w:rPr>
+          <w:rFonts w:ascii="標楷體" w:eastAsia="標楷體" w:hAnsi="標楷體" w:hint="eastAsia"/>
+          <w:szCs w:val="24"/>
+        </w:rPr>
+        <w:t>還</w:t>
+      </w:r>
+      <w:r>
+        <w:rPr>
+          <w:rFonts w:ascii="標楷體" w:eastAsia="標楷體" w:hAnsi="標楷體" w:hint="eastAsia"/>
+          <w:szCs w:val="24"/>
+        </w:rPr>
+        <w:t>觀察到現有數位醫療環境中，仍存在以下尚未解決的關鍵問題：</w:t>
+      </w:r>
+    </w:p>
+    <w:p>
+      <w:pPr>
+        <w:pStyle w:val="a3"/>
+        <w:numPr>
+          <w:ilvl w:val="0"/>
+          <w:numId w:val="4"/>
+        </w:numPr>
+        <w:ind w:leftChars="0"/>
+        <w:rPr>
+          <w:rFonts w:ascii="標楷體" w:eastAsia="標楷體" w:hAnsi="標楷體" w:hint="eastAsia"/>
+          <w:b/>
+          <w:bCs/>
+          <w:szCs w:val="24"/>
+        </w:rPr>
+      </w:pPr>
+      <w:r>
+        <w:rPr>
+          <w:rFonts w:ascii="標楷體" w:eastAsia="標楷體" w:hAnsi="標楷體" w:hint="eastAsia"/>
+          <w:b/>
+          <w:bCs/>
+          <w:szCs w:val="24"/>
+        </w:rPr>
+        <w:t>醫療資訊混雜與生成式 AI 的「幻覺」風險：</w:t>
+      </w:r>
+    </w:p>
+    <w:p>
+      <w:pPr>
+        <w:rPr>
+          <w:rFonts w:ascii="標楷體" w:eastAsia="標楷體" w:hAnsi="標楷體"/>
+          <w:szCs w:val="24"/>
+        </w:rPr>
+      </w:pPr>
+      <w:r>
+        <w:rPr>
+          <w:rFonts w:ascii="標楷體" w:eastAsia="標楷體" w:hAnsi="標楷體" w:hint="eastAsia"/>
+          <w:szCs w:val="24"/>
+        </w:rPr>
+        <w:t xml:space="preserve">    社群平台上影音與文字形式的健康謠言頻傳，使用者難以辨識內容真偽。儘管生成式 AI（如 ChatGPT）能處理複雜查詢，但現有系統仍存在回應不自然、無法記住對話脈絡或產生錯誤資訊（Hallucination）的品質疑慮。</w:t>
+      </w:r>
+      <w:proofErr w:type="gramStart"/>
+      <w:r>
+        <w:rPr>
+          <w:rFonts w:ascii="標楷體" w:eastAsia="標楷體" w:hAnsi="標楷體" w:hint="eastAsia"/>
+          <w:szCs w:val="24"/>
+        </w:rPr>
+        <w:t>此外，</w:t>
+      </w:r>
+      <w:proofErr w:type="gramEnd"/>
+      <w:r>
+        <w:rPr>
+          <w:rFonts w:ascii="標楷體" w:eastAsia="標楷體" w:hAnsi="標楷體" w:hint="eastAsia"/>
+          <w:szCs w:val="24"/>
+        </w:rPr>
+        <w:t>許多醫療聊天機器人在面對敏感或危機狀況（如自殺念頭或重症誤導）時，常表現出理解力不足且無法提供適切回應的安全隱憂。</w:t>
+      </w:r>
+    </w:p>
+    <w:p>
+      <w:pPr>
+        <w:pStyle w:val="a3"/>
+        <w:numPr>
+          <w:ilvl w:val="0"/>
+          <w:numId w:val="4"/>
+        </w:numPr>
+        <w:ind w:leftChars="0"/>
+        <w:rPr>
+          <w:rFonts w:ascii="標楷體" w:eastAsia="標楷體" w:hAnsi="標楷體" w:hint="eastAsia"/>
+          <w:b/>
+          <w:bCs/>
+          <w:szCs w:val="24"/>
+        </w:rPr>
+      </w:pPr>
+      <w:r>
+        <w:rPr>
+          <w:rFonts w:ascii="標楷體" w:eastAsia="標楷體" w:hAnsi="標楷體" w:hint="eastAsia"/>
+          <w:b/>
+          <w:bCs/>
+          <w:szCs w:val="24"/>
+        </w:rPr>
+        <w:t xml:space="preserve">高齡族群的語言障礙與數位排除： </w:t>
+      </w:r>
+    </w:p>
+    <w:p>
+      <w:pPr>
+        <w:rPr>
+          <w:rFonts w:ascii="標楷體" w:eastAsia="標楷體" w:hAnsi="標楷體" w:hint="eastAsia"/>
+          <w:szCs w:val="24"/>
+        </w:rPr>
+      </w:pPr>
+      <w:r>
+        <w:rPr>
+          <w:rFonts w:ascii="標楷體" w:eastAsia="標楷體" w:hAnsi="標楷體" w:hint="eastAsia"/>
+          <w:szCs w:val="24"/>
+        </w:rPr>
+        <w:t xml:space="preserve">    台灣高齡族群偏好以台語進行口語溝通，但現有系統多側重文字，缺乏精</w:t>
+      </w:r>
+      <w:proofErr w:type="gramStart"/>
+      <w:r>
+        <w:rPr>
+          <w:rFonts w:ascii="標楷體" w:eastAsia="標楷體" w:hAnsi="標楷體" w:hint="eastAsia"/>
+          <w:szCs w:val="24"/>
+        </w:rPr>
+        <w:t>準</w:t>
+      </w:r>
+      <w:proofErr w:type="gramEnd"/>
+      <w:r>
+        <w:rPr>
+          <w:rFonts w:ascii="標楷體" w:eastAsia="標楷體" w:hAnsi="標楷體" w:hint="eastAsia"/>
+          <w:szCs w:val="24"/>
+        </w:rPr>
+        <w:t>的台語語音辨識（ASR）與合成（TTS）技術。這導致許多不擅長操作智慧手機或閱讀長篇文字的長輩，在獲取正確醫療資訊時面臨極高門檻。</w:t>
+      </w:r>
+    </w:p>
+    <w:p>
+      <w:pPr>
+        <w:pStyle w:val="a3"/>
+        <w:numPr>
+          <w:ilvl w:val="0"/>
+          <w:numId w:val="4"/>
+        </w:numPr>
+        <w:ind w:leftChars="0"/>
+        <w:rPr>
+          <w:rFonts w:ascii="標楷體" w:eastAsia="標楷體" w:hAnsi="標楷體" w:hint="eastAsia"/>
+          <w:b/>
+          <w:bCs/>
+          <w:szCs w:val="24"/>
+        </w:rPr>
+      </w:pPr>
+      <w:r>
+        <w:rPr>
+          <w:rFonts w:ascii="標楷體" w:eastAsia="標楷體" w:hAnsi="標楷體" w:hint="eastAsia"/>
+          <w:b/>
+          <w:bCs/>
+          <w:szCs w:val="24"/>
+        </w:rPr>
+        <w:t>醫療資源破碎化與整合度不足：</w:t>
+      </w:r>
+    </w:p>
+    <w:p>
+      <w:pPr>
+        <w:rPr>
+          <w:rFonts w:ascii="標楷體" w:eastAsia="標楷體" w:hAnsi="標楷體"/>
+          <w:szCs w:val="24"/>
+        </w:rPr>
+      </w:pPr>
+      <w:r>
+        <w:rPr>
+          <w:rFonts w:ascii="標楷體" w:eastAsia="標楷體" w:hAnsi="標楷體" w:hint="eastAsia"/>
+          <w:szCs w:val="24"/>
+        </w:rPr>
+        <w:t xml:space="preserve">    使用者在尋求醫療協助時，常需在多個 App 之間切換以尋找診所或比對掛號資訊，缺乏「一站式」的醫療整合服務。現有系統往往無法有效</w:t>
+      </w:r>
+      <w:proofErr w:type="gramStart"/>
+      <w:r>
+        <w:rPr>
+          <w:rFonts w:ascii="標楷體" w:eastAsia="標楷體" w:hAnsi="標楷體" w:hint="eastAsia"/>
+          <w:szCs w:val="24"/>
+        </w:rPr>
+        <w:t>串聯線上諮詢</w:t>
+      </w:r>
+      <w:proofErr w:type="gramEnd"/>
+      <w:r>
+        <w:rPr>
+          <w:rFonts w:ascii="標楷體" w:eastAsia="標楷體" w:hAnsi="標楷體" w:hint="eastAsia"/>
+          <w:szCs w:val="24"/>
+        </w:rPr>
+        <w:t>與線下實體醫療（OMO），導致患者旅程（Patient Journey）產生資訊斷點。</w:t>
+      </w:r>
+    </w:p>
+    <w:p>
+      <w:pPr>
+        <w:rPr>
+          <w:rFonts w:ascii="標楷體" w:eastAsia="標楷體" w:hAnsi="標楷體" w:hint="eastAsia"/>
+          <w:szCs w:val="24"/>
+        </w:rPr>
+      </w:pPr>
+    </w:p>
+    <w:p>
+      <w:pPr>
+        <w:rPr>
+          <w:rFonts w:ascii="標楷體" w:eastAsia="標楷體" w:hAnsi="標楷體"/>
+          <w:szCs w:val="24"/>
+        </w:rPr>
+      </w:pPr>
+      <w:r>
+        <w:rPr>
+          <w:rFonts w:ascii="標楷體" w:eastAsia="標楷體" w:hAnsi="標楷體" w:hint="eastAsia"/>
+          <w:szCs w:val="24"/>
+        </w:rPr>
+        <w:t>基於上述動機，本研究擬轉化為以下具體的技術研發與學術議題：</w:t>
+      </w:r>
+    </w:p>
+    <w:p>
+      <w:pPr>
+        <w:pStyle w:val="a3"/>
+        <w:numPr>
+          <w:ilvl w:val="0"/>
+          <w:numId w:val="4"/>
+        </w:numPr>
+        <w:ind w:leftChars="0"/>
+        <w:rPr>
+          <w:rFonts w:ascii="標楷體" w:eastAsia="標楷體" w:hAnsi="標楷體" w:hint="eastAsia"/>
+          <w:b/>
+          <w:bCs/>
+          <w:szCs w:val="24"/>
+        </w:rPr>
+      </w:pPr>
+      <w:r>
+        <w:rPr>
+          <w:rFonts w:ascii="標楷體" w:eastAsia="標楷體" w:hAnsi="標楷體" w:hint="eastAsia"/>
+          <w:b/>
+          <w:bCs/>
+          <w:szCs w:val="24"/>
+        </w:rPr>
+        <w:t>高可靠性的生成式 AI 闢謠機制：</w:t>
+      </w:r>
+    </w:p>
+    <w:p>
+      <w:pPr>
+        <w:rPr>
+          <w:rFonts w:ascii="標楷體" w:eastAsia="標楷體" w:hAnsi="標楷體" w:hint="eastAsia"/>
+          <w:szCs w:val="24"/>
+        </w:rPr>
+      </w:pPr>
+      <w:r>
+        <w:rPr>
+          <w:rFonts w:ascii="標楷體" w:eastAsia="標楷體" w:hAnsi="標楷體" w:hint="eastAsia"/>
+          <w:szCs w:val="24"/>
+        </w:rPr>
+        <w:t xml:space="preserve">    如何透過檢索增強生成（RAG）技術結合專業醫療事實查核庫，以降低大型語言模型（LLM）的幻覺現象？並探討如何針對文字與影音等多模態內容，建立精</w:t>
+      </w:r>
+      <w:proofErr w:type="gramStart"/>
+      <w:r>
+        <w:rPr>
+          <w:rFonts w:ascii="標楷體" w:eastAsia="標楷體" w:hAnsi="標楷體" w:hint="eastAsia"/>
+          <w:szCs w:val="24"/>
+        </w:rPr>
+        <w:t>準</w:t>
+      </w:r>
+      <w:proofErr w:type="gramEnd"/>
+      <w:r>
+        <w:rPr>
+          <w:rFonts w:ascii="標楷體" w:eastAsia="標楷體" w:hAnsi="標楷體" w:hint="eastAsia"/>
+          <w:szCs w:val="24"/>
+        </w:rPr>
+        <w:t>的醫療資訊真偽判斷框架？</w:t>
+      </w:r>
+    </w:p>
+    <w:p>
+      <w:pPr>
+        <w:pStyle w:val="a3"/>
+        <w:numPr>
+          <w:ilvl w:val="0"/>
+          <w:numId w:val="4"/>
+        </w:numPr>
+        <w:ind w:leftChars="0"/>
+        <w:rPr>
+          <w:rFonts w:ascii="標楷體" w:eastAsia="標楷體" w:hAnsi="標楷體" w:hint="eastAsia"/>
+          <w:szCs w:val="24"/>
+        </w:rPr>
+      </w:pPr>
+      <w:r>
+        <w:rPr>
+          <w:rFonts w:ascii="標楷體" w:eastAsia="標楷體" w:hAnsi="標楷體" w:hint="eastAsia"/>
+          <w:szCs w:val="24"/>
+        </w:rPr>
+        <w:t>多語言與多模態的無障礙互動：</w:t>
+      </w:r>
+    </w:p>
+    <w:p>
+      <w:pPr>
+        <w:rPr>
+          <w:rFonts w:ascii="標楷體" w:eastAsia="標楷體" w:hAnsi="標楷體" w:hint="eastAsia"/>
+          <w:szCs w:val="24"/>
+        </w:rPr>
+      </w:pPr>
+      <w:r>
+        <w:rPr>
+          <w:rFonts w:ascii="標楷體" w:eastAsia="標楷體" w:hAnsi="標楷體" w:hint="eastAsia"/>
+          <w:szCs w:val="24"/>
+        </w:rPr>
+        <w:t xml:space="preserve">    如何整合 TAIDE Gemma 3 等在地化語言模型，實現精</w:t>
+      </w:r>
+      <w:proofErr w:type="gramStart"/>
+      <w:r>
+        <w:rPr>
+          <w:rFonts w:ascii="標楷體" w:eastAsia="標楷體" w:hAnsi="標楷體" w:hint="eastAsia"/>
+          <w:szCs w:val="24"/>
+        </w:rPr>
+        <w:t>準</w:t>
+      </w:r>
+      <w:proofErr w:type="gramEnd"/>
+      <w:r>
+        <w:rPr>
+          <w:rFonts w:ascii="標楷體" w:eastAsia="標楷體" w:hAnsi="標楷體" w:hint="eastAsia"/>
+          <w:szCs w:val="24"/>
+        </w:rPr>
+        <w:t>的台語語音諮詢服務？並研究將影音內容自動轉化為可分析</w:t>
+      </w:r>
+      <w:proofErr w:type="gramStart"/>
+      <w:r>
+        <w:rPr>
+          <w:rFonts w:ascii="標楷體" w:eastAsia="標楷體" w:hAnsi="標楷體" w:hint="eastAsia"/>
+          <w:szCs w:val="24"/>
+        </w:rPr>
+        <w:t>逐字稿的</w:t>
+      </w:r>
+      <w:proofErr w:type="gramEnd"/>
+      <w:r>
+        <w:rPr>
+          <w:rFonts w:ascii="標楷體" w:eastAsia="標楷體" w:hAnsi="標楷體" w:hint="eastAsia"/>
+          <w:szCs w:val="24"/>
+        </w:rPr>
+        <w:t>演算法，以優化高齡者的互</w:t>
+      </w:r>
+      <w:r>
+        <w:rPr>
+          <w:rFonts w:ascii="標楷體" w:eastAsia="標楷體" w:hAnsi="標楷體" w:hint="eastAsia"/>
+          <w:szCs w:val="24"/>
+        </w:rPr>
+        <w:lastRenderedPageBreak/>
+        <w:t>動體驗？</w:t>
+      </w:r>
+    </w:p>
+    <w:p>
+      <w:pPr>
+        <w:pStyle w:val="a3"/>
+        <w:numPr>
+          <w:ilvl w:val="0"/>
+          <w:numId w:val="4"/>
+        </w:numPr>
+        <w:ind w:leftChars="0"/>
+        <w:rPr>
+          <w:rFonts w:ascii="標楷體" w:eastAsia="標楷體" w:hAnsi="標楷體" w:hint="eastAsia"/>
+          <w:b/>
+          <w:bCs/>
+          <w:szCs w:val="24"/>
+        </w:rPr>
+      </w:pPr>
+      <w:r>
+        <w:rPr>
+          <w:rFonts w:ascii="標楷體" w:eastAsia="標楷體" w:hAnsi="標楷體" w:hint="eastAsia"/>
+          <w:b/>
+          <w:bCs/>
+          <w:szCs w:val="24"/>
+        </w:rPr>
+        <w:t>適地性醫療服務 (LBS) 的智慧推薦系統：</w:t>
+      </w:r>
+    </w:p>
+    <w:p>
+      <w:pPr>
+        <w:rPr>
+          <w:rFonts w:ascii="標楷體" w:eastAsia="標楷體" w:hAnsi="標楷體" w:hint="eastAsia"/>
+          <w:szCs w:val="24"/>
+        </w:rPr>
+      </w:pPr>
+      <w:r>
+        <w:rPr>
+          <w:rFonts w:ascii="標楷體" w:eastAsia="標楷體" w:hAnsi="標楷體" w:hint="eastAsia"/>
+          <w:szCs w:val="24"/>
+        </w:rPr>
+        <w:t xml:space="preserve">    如何在保護用戶隱私 的前提下，運用 GPS 定位與政府開放資料 API（如健保特約院所資料庫），設計出能自動篩選並推薦最符合使用者需求（如診所距離、醫師專長、即時診量）的智慧推薦機制？</w:t>
+      </w:r>
+    </w:p>
+    <w:p>
+      <w:pPr>
+        <w:pStyle w:val="a3"/>
+        <w:numPr>
+          <w:ilvl w:val="0"/>
+          <w:numId w:val="4"/>
+        </w:numPr>
+        <w:ind w:leftChars="0"/>
+        <w:rPr>
+          <w:rFonts w:ascii="標楷體" w:eastAsia="標楷體" w:hAnsi="標楷體" w:hint="eastAsia"/>
+          <w:b/>
+          <w:bCs/>
+          <w:szCs w:val="24"/>
+        </w:rPr>
+      </w:pPr>
+      <w:r>
+        <w:rPr>
+          <w:rFonts w:ascii="標楷體" w:eastAsia="標楷體" w:hAnsi="標楷體" w:hint="eastAsia"/>
+          <w:b/>
+          <w:bCs/>
+          <w:szCs w:val="24"/>
+        </w:rPr>
+        <w:t>家庭共同照護的健康鏈結機制：</w:t>
+      </w:r>
+    </w:p>
+    <w:p>
+      <w:pPr>
+        <w:rPr>
+          <w:rFonts w:ascii="標楷體" w:eastAsia="標楷體" w:hAnsi="標楷體" w:hint="eastAsia"/>
+          <w:szCs w:val="24"/>
+        </w:rPr>
+      </w:pPr>
+      <w:r>
+        <w:rPr>
+          <w:rFonts w:ascii="標楷體" w:eastAsia="標楷體" w:hAnsi="標楷體" w:hint="eastAsia"/>
+          <w:szCs w:val="24"/>
+        </w:rPr>
+        <w:t xml:space="preserve">    如何設計安全的「家庭帳號連結」功能，使照護者能在尊重被照護者隱私的前提下，掌握長輩的健康查詢紀錄</w:t>
+      </w:r>
+      <w:proofErr w:type="gramStart"/>
+      <w:r>
+        <w:rPr>
+          <w:rFonts w:ascii="標楷體" w:eastAsia="標楷體" w:hAnsi="標楷體" w:hint="eastAsia"/>
+          <w:szCs w:val="24"/>
+        </w:rPr>
+        <w:t>與約診狀態</w:t>
+      </w:r>
+      <w:proofErr w:type="gramEnd"/>
+      <w:r>
+        <w:rPr>
+          <w:rFonts w:ascii="標楷體" w:eastAsia="標楷體" w:hAnsi="標楷體" w:hint="eastAsia"/>
+          <w:szCs w:val="24"/>
+        </w:rPr>
+        <w:t>，進而達成預防醫療與</w:t>
+      </w:r>
+      <w:proofErr w:type="gramStart"/>
+      <w:r>
+        <w:rPr>
+          <w:rFonts w:ascii="標楷體" w:eastAsia="標楷體" w:hAnsi="標楷體" w:hint="eastAsia"/>
+          <w:szCs w:val="24"/>
+        </w:rPr>
+        <w:t>遠距照護</w:t>
+      </w:r>
+      <w:proofErr w:type="gramEnd"/>
+      <w:r>
+        <w:rPr>
+          <w:rFonts w:ascii="標楷體" w:eastAsia="標楷體" w:hAnsi="標楷體" w:hint="eastAsia"/>
+          <w:szCs w:val="24"/>
+        </w:rPr>
+        <w:t>的協同效果？</w:t>
+      </w:r>
+    </w:p>
+    <w:p>
+      <w:pPr>
         <w:pStyle w:val="a3"/>
         <w:numPr>
           <w:ilvl w:val="0"/>
@@ -114,13 +816,13 @@
       <w:pPr>
         <w:ind w:firstLine="480"/>
         <w:rPr>
-          <w:rFonts w:ascii="標楷體" w:eastAsia="標楷體" w:hAnsi="標楷體" w:hint="eastAsia"/>
-          <w:szCs w:val="24"/>
-        </w:rPr>
-      </w:pPr>
-      <w:r>
-        <w:rPr>
-          <w:rFonts w:ascii="Times New Roman" w:eastAsia="標楷體" w:hAnsi="Times New Roman" w:cs="Times New Roman" w:hint="eastAsia"/>
+          <w:rFonts w:ascii="標楷體" w:eastAsia="標楷體" w:hAnsi="標楷體"/>
+          <w:szCs w:val="24"/>
+        </w:rPr>
+      </w:pPr>
+      <w:r>
+        <w:rPr>
+          <w:rFonts w:ascii="標楷體" w:eastAsia="標楷體" w:hAnsi="標楷體" w:cs="Times New Roman" w:hint="eastAsia"/>
           <w:color w:val="000000"/>
           <w:szCs w:val="24"/>
         </w:rPr>
@@ -154,7 +856,7 @@
       <w:pPr>
         <w:ind w:firstLine="480"/>
         <w:rPr>
-          <w:rFonts w:ascii="標楷體" w:eastAsia="標楷體" w:hAnsi="標楷體" w:hint="eastAsia"/>
+          <w:rFonts w:ascii="標楷體" w:eastAsia="標楷體" w:hAnsi="標楷體"/>
         </w:rPr>
       </w:pPr>
       <w:r>
@@ -185,7 +887,7 @@
         </w:numPr>
         <w:ind w:leftChars="0"/>
         <w:rPr>
-          <w:rFonts w:ascii="標楷體" w:eastAsia="標楷體" w:hAnsi="標楷體" w:hint="eastAsia"/>
+          <w:rFonts w:ascii="標楷體" w:eastAsia="標楷體" w:hAnsi="標楷體"/>
           <w:b/>
           <w:bCs/>
         </w:rPr>
@@ -202,7 +904,7 @@
     <w:p>
       <w:pPr>
         <w:rPr>
-          <w:rFonts w:ascii="標楷體" w:eastAsia="標楷體" w:hAnsi="標楷體" w:hint="eastAsia"/>
+          <w:rFonts w:ascii="標楷體" w:eastAsia="標楷體" w:hAnsi="標楷體"/>
         </w:rPr>
       </w:pPr>
       <w:r>
@@ -229,7 +931,7 @@
     <w:p>
       <w:pPr>
         <w:rPr>
-          <w:rFonts w:ascii="標楷體" w:eastAsia="標楷體" w:hAnsi="標楷體" w:hint="eastAsia"/>
+          <w:rFonts w:ascii="標楷體" w:eastAsia="標楷體" w:hAnsi="標楷體"/>
         </w:rPr>
       </w:pPr>
       <w:r>
@@ -270,7 +972,7 @@
     <w:p>
       <w:pPr>
         <w:rPr>
-          <w:rFonts w:ascii="標楷體" w:eastAsia="標楷體" w:hAnsi="標楷體" w:hint="eastAsia"/>
+          <w:rFonts w:ascii="標楷體" w:eastAsia="標楷體" w:hAnsi="標楷體"/>
         </w:rPr>
       </w:pPr>
       <w:r>
@@ -289,7 +991,7 @@
         </w:numPr>
         <w:ind w:leftChars="0"/>
         <w:rPr>
-          <w:rFonts w:ascii="標楷體" w:eastAsia="標楷體" w:hAnsi="標楷體" w:hint="eastAsia"/>
+          <w:rFonts w:ascii="標楷體" w:eastAsia="標楷體" w:hAnsi="標楷體"/>
           <w:b/>
           <w:bCs/>
         </w:rPr>
@@ -306,7 +1008,7 @@
     <w:p>
       <w:pPr>
         <w:rPr>
-          <w:rFonts w:ascii="標楷體" w:eastAsia="標楷體" w:hAnsi="標楷體" w:hint="eastAsia"/>
+          <w:rFonts w:ascii="標楷體" w:eastAsia="標楷體" w:hAnsi="標楷體"/>
         </w:rPr>
       </w:pPr>
       <w:r>
@@ -319,7 +1021,7 @@
     <w:p>
       <w:pPr>
         <w:rPr>
-          <w:rFonts w:ascii="標楷體" w:eastAsia="標楷體" w:hAnsi="標楷體" w:hint="eastAsia"/>
+          <w:rFonts w:ascii="標楷體" w:eastAsia="標楷體" w:hAnsi="標楷體"/>
         </w:rPr>
       </w:pPr>
       <w:r>
@@ -332,7 +1034,7 @@
     <w:p>
       <w:pPr>
         <w:rPr>
-          <w:rFonts w:ascii="標楷體" w:eastAsia="標楷體" w:hAnsi="標楷體" w:hint="eastAsia"/>
+          <w:rFonts w:ascii="標楷體" w:eastAsia="標楷體" w:hAnsi="標楷體"/>
         </w:rPr>
       </w:pPr>
       <w:r>
@@ -345,7 +1047,7 @@
     <w:p>
       <w:pPr>
         <w:rPr>
-          <w:rFonts w:ascii="標楷體" w:eastAsia="標楷體" w:hAnsi="標楷體" w:hint="eastAsia"/>
+          <w:rFonts w:ascii="標楷體" w:eastAsia="標楷體" w:hAnsi="標楷體"/>
         </w:rPr>
       </w:pPr>
       <w:r>
@@ -364,7 +1066,7 @@
         </w:numPr>
         <w:ind w:leftChars="0"/>
         <w:rPr>
-          <w:rFonts w:ascii="標楷體" w:eastAsia="標楷體" w:hAnsi="標楷體" w:hint="eastAsia"/>
+          <w:rFonts w:ascii="標楷體" w:eastAsia="標楷體" w:hAnsi="標楷體"/>
           <w:b/>
           <w:bCs/>
         </w:rPr>
@@ -381,7 +1083,7 @@
     <w:p>
       <w:pPr>
         <w:rPr>
-          <w:rFonts w:ascii="標楷體" w:eastAsia="標楷體" w:hAnsi="標楷體" w:hint="eastAsia"/>
+          <w:rFonts w:ascii="標楷體" w:eastAsia="標楷體" w:hAnsi="標楷體"/>
         </w:rPr>
       </w:pPr>
       <w:r>
@@ -394,7 +1096,7 @@
     <w:p>
       <w:pPr>
         <w:rPr>
-          <w:rFonts w:ascii="標楷體" w:eastAsia="標楷體" w:hAnsi="標楷體" w:hint="eastAsia"/>
+          <w:rFonts w:ascii="標楷體" w:eastAsia="標楷體" w:hAnsi="標楷體"/>
         </w:rPr>
       </w:pPr>
       <w:r>
@@ -415,7 +1117,14 @@
         <w:rPr>
           <w:rFonts w:ascii="標楷體" w:eastAsia="標楷體" w:hAnsi="標楷體" w:hint="eastAsia"/>
         </w:rPr>
-        <w:t>連結或診所聯絡資訊,。</w:t>
+        <w:t>連結或診所聯絡資</w:t>
+      </w:r>
+      <w:r>
+        <w:rPr>
+          <w:rFonts w:ascii="標楷體" w:eastAsia="標楷體" w:hAnsi="標楷體" w:hint="eastAsia"/>
+        </w:rPr>
+        <w:lastRenderedPageBreak/>
+        <w:t>訊,。</w:t>
       </w:r>
     </w:p>
     <w:p>
@@ -427,7 +1136,7 @@
         </w:numPr>
         <w:ind w:leftChars="0"/>
         <w:rPr>
-          <w:rFonts w:ascii="標楷體" w:eastAsia="標楷體" w:hAnsi="標楷體" w:hint="eastAsia"/>
+          <w:rFonts w:ascii="標楷體" w:eastAsia="標楷體" w:hAnsi="標楷體"/>
           <w:b/>
           <w:bCs/>
         </w:rPr>
@@ -444,7 +1153,7 @@
     <w:p>
       <w:pPr>
         <w:rPr>
-          <w:rFonts w:ascii="標楷體" w:eastAsia="標楷體" w:hAnsi="標楷體" w:hint="eastAsia"/>
+          <w:rFonts w:ascii="標楷體" w:eastAsia="標楷體" w:hAnsi="標楷體"/>
         </w:rPr>
       </w:pPr>
       <w:r>
@@ -457,7 +1166,7 @@
     <w:p>
       <w:pPr>
         <w:rPr>
-          <w:rFonts w:ascii="標楷體" w:eastAsia="標楷體" w:hAnsi="標楷體" w:hint="eastAsia"/>
+          <w:rFonts w:ascii="標楷體" w:eastAsia="標楷體" w:hAnsi="標楷體"/>
         </w:rPr>
       </w:pPr>
       <w:r>
@@ -485,14 +1194,7 @@
         <w:rPr>
           <w:rFonts w:ascii="標楷體" w:eastAsia="標楷體" w:hAnsi="標楷體" w:hint="eastAsia"/>
         </w:rPr>
-        <w:t>逐字</w:t>
-      </w:r>
-      <w:r>
-        <w:rPr>
-          <w:rFonts w:ascii="標楷體" w:eastAsia="標楷體" w:hAnsi="標楷體" w:hint="eastAsia"/>
-        </w:rPr>
-        <w:lastRenderedPageBreak/>
-        <w:t>稿</w:t>
+        <w:t>逐字稿</w:t>
       </w:r>
       <w:proofErr w:type="gramEnd"/>
       <w:r>
@@ -511,7 +1213,7 @@
         </w:numPr>
         <w:ind w:leftChars="0"/>
         <w:rPr>
-          <w:rFonts w:ascii="標楷體" w:eastAsia="標楷體" w:hAnsi="標楷體" w:hint="eastAsia"/>
+          <w:rFonts w:ascii="標楷體" w:eastAsia="標楷體" w:hAnsi="標楷體"/>
           <w:b/>
           <w:bCs/>
         </w:rPr>
@@ -528,7 +1230,7 @@
     <w:p>
       <w:pPr>
         <w:rPr>
-          <w:rFonts w:ascii="標楷體" w:eastAsia="標楷體" w:hAnsi="標楷體" w:hint="eastAsia"/>
+          <w:rFonts w:ascii="標楷體" w:eastAsia="標楷體" w:hAnsi="標楷體"/>
         </w:rPr>
       </w:pPr>
       <w:r>
@@ -574,7 +1276,7 @@
         </w:numPr>
         <w:ind w:leftChars="0"/>
         <w:rPr>
-          <w:rFonts w:ascii="標楷體" w:eastAsia="標楷體" w:hAnsi="標楷體" w:hint="eastAsia"/>
+          <w:rFonts w:ascii="標楷體" w:eastAsia="標楷體" w:hAnsi="標楷體"/>
           <w:b/>
           <w:bCs/>
         </w:rPr>
@@ -591,7 +1293,7 @@
     <w:p>
       <w:pPr>
         <w:rPr>
-          <w:rFonts w:ascii="標楷體" w:eastAsia="標楷體" w:hAnsi="標楷體" w:hint="eastAsia"/>
+          <w:rFonts w:ascii="標楷體" w:eastAsia="標楷體" w:hAnsi="標楷體"/>
         </w:rPr>
       </w:pPr>
       <w:r>
@@ -604,7 +1306,7 @@
     <w:p>
       <w:pPr>
         <w:rPr>
-          <w:rFonts w:ascii="標楷體" w:eastAsia="標楷體" w:hAnsi="標楷體" w:hint="eastAsia"/>
+          <w:rFonts w:ascii="標楷體" w:eastAsia="標楷體" w:hAnsi="標楷體"/>
         </w:rPr>
       </w:pPr>
       <w:r>
@@ -640,6 +1342,27 @@
     <w:p>
       <w:pPr>
         <w:pStyle w:val="a3"/>
+        <w:ind w:leftChars="0"/>
+        <w:rPr>
+          <w:rFonts w:ascii="標楷體" w:eastAsia="標楷體" w:hAnsi="標楷體" w:hint="eastAsia"/>
+          <w:b/>
+          <w:bCs/>
+          <w:color w:val="FF0000"/>
+        </w:rPr>
+      </w:pPr>
+      <w:r>
+        <w:rPr>
+          <w:rFonts w:ascii="標楷體" w:eastAsia="標楷體" w:hAnsi="標楷體" w:hint="eastAsia"/>
+          <w:b/>
+          <w:bCs/>
+          <w:color w:val="FF0000"/>
+        </w:rPr>
+        <w:t>待完成</w:t>
+      </w:r>
+    </w:p>
+    <w:p>
+      <w:pPr>
+        <w:pStyle w:val="a3"/>
         <w:numPr>
           <w:ilvl w:val="1"/>
           <w:numId w:val="1"/>
@@ -663,6 +1386,27 @@
     <w:p>
       <w:pPr>
         <w:pStyle w:val="a3"/>
+        <w:ind w:leftChars="0"/>
+        <w:rPr>
+          <w:rFonts w:ascii="標楷體" w:eastAsia="標楷體" w:hAnsi="標楷體" w:hint="eastAsia"/>
+          <w:b/>
+          <w:bCs/>
+          <w:color w:val="FF0000"/>
+        </w:rPr>
+      </w:pPr>
+      <w:r>
+        <w:rPr>
+          <w:rFonts w:ascii="標楷體" w:eastAsia="標楷體" w:hAnsi="標楷體" w:hint="eastAsia"/>
+          <w:b/>
+          <w:bCs/>
+          <w:color w:val="FF0000"/>
+        </w:rPr>
+        <w:t>待完成</w:t>
+      </w:r>
+    </w:p>
+    <w:p>
+      <w:pPr>
+        <w:pStyle w:val="a3"/>
         <w:numPr>
           <w:ilvl w:val="1"/>
           <w:numId w:val="1"/>
@@ -686,6 +1430,27 @@
     <w:p>
       <w:pPr>
         <w:pStyle w:val="a3"/>
+        <w:ind w:leftChars="0"/>
+        <w:rPr>
+          <w:rFonts w:ascii="標楷體" w:eastAsia="標楷體" w:hAnsi="標楷體" w:hint="eastAsia"/>
+          <w:b/>
+          <w:bCs/>
+          <w:color w:val="FF0000"/>
+        </w:rPr>
+      </w:pPr>
+      <w:r>
+        <w:rPr>
+          <w:rFonts w:ascii="標楷體" w:eastAsia="標楷體" w:hAnsi="標楷體" w:hint="eastAsia"/>
+          <w:b/>
+          <w:bCs/>
+          <w:color w:val="FF0000"/>
+        </w:rPr>
+        <w:t>待完成</w:t>
+      </w:r>
+    </w:p>
+    <w:p>
+      <w:pPr>
+        <w:pStyle w:val="a3"/>
         <w:numPr>
           <w:ilvl w:val="0"/>
           <w:numId w:val="1"/>
@@ -740,7 +1505,7 @@
         </w:numPr>
         <w:ind w:leftChars="0"/>
         <w:rPr>
-          <w:rFonts w:ascii="標楷體" w:eastAsia="標楷體" w:hAnsi="標楷體" w:hint="eastAsia"/>
+          <w:rFonts w:ascii="標楷體" w:eastAsia="標楷體" w:hAnsi="標楷體"/>
         </w:rPr>
       </w:pPr>
       <w:r>
@@ -759,7 +1524,7 @@
         </w:numPr>
         <w:ind w:leftChars="0"/>
         <w:rPr>
-          <w:rFonts w:ascii="標楷體" w:eastAsia="標楷體" w:hAnsi="標楷體" w:hint="eastAsia"/>
+          <w:rFonts w:ascii="標楷體" w:eastAsia="標楷體" w:hAnsi="標楷體"/>
         </w:rPr>
       </w:pPr>
       <w:r>
@@ -792,7 +1557,7 @@
         </w:numPr>
         <w:ind w:leftChars="0"/>
         <w:rPr>
-          <w:rFonts w:ascii="標楷體" w:eastAsia="標楷體" w:hAnsi="標楷體" w:hint="eastAsia"/>
+          <w:rFonts w:ascii="標楷體" w:eastAsia="標楷體" w:hAnsi="標楷體"/>
         </w:rPr>
       </w:pPr>
       <w:r>
@@ -811,7 +1576,7 @@
         </w:numPr>
         <w:ind w:leftChars="0"/>
         <w:rPr>
-          <w:rFonts w:ascii="標楷體" w:eastAsia="標楷體" w:hAnsi="標楷體" w:hint="eastAsia"/>
+          <w:rFonts w:ascii="標楷體" w:eastAsia="標楷體" w:hAnsi="標楷體"/>
         </w:rPr>
       </w:pPr>
       <w:r>
@@ -860,6 +1625,7 @@
           <w:b/>
           <w:bCs/>
         </w:rPr>
+        <w:lastRenderedPageBreak/>
         <w:t>預期系統結果</w:t>
       </w:r>
     </w:p>
@@ -872,7 +1638,7 @@
         </w:numPr>
         <w:ind w:leftChars="0"/>
         <w:rPr>
-          <w:rFonts w:ascii="標楷體" w:eastAsia="標楷體" w:hAnsi="標楷體" w:hint="eastAsia"/>
+          <w:rFonts w:ascii="標楷體" w:eastAsia="標楷體" w:hAnsi="標楷體"/>
         </w:rPr>
       </w:pPr>
       <w:r>
@@ -891,7 +1657,7 @@
         </w:numPr>
         <w:ind w:leftChars="0"/>
         <w:rPr>
-          <w:rFonts w:ascii="標楷體" w:eastAsia="標楷體" w:hAnsi="標楷體" w:hint="eastAsia"/>
+          <w:rFonts w:ascii="標楷體" w:eastAsia="標楷體" w:hAnsi="標楷體"/>
         </w:rPr>
       </w:pPr>
       <w:r>
@@ -924,7 +1690,7 @@
         </w:numPr>
         <w:ind w:leftChars="0"/>
         <w:rPr>
-          <w:rFonts w:ascii="標楷體" w:eastAsia="標楷體" w:hAnsi="標楷體" w:hint="eastAsia"/>
+          <w:rFonts w:ascii="標楷體" w:eastAsia="標楷體" w:hAnsi="標楷體"/>
         </w:rPr>
       </w:pPr>
       <w:r>
@@ -964,7 +1730,6 @@
         <w:rPr>
           <w:rFonts w:ascii="標楷體" w:eastAsia="標楷體" w:hAnsi="標楷體" w:hint="eastAsia"/>
         </w:rPr>
-        <w:lastRenderedPageBreak/>
         <w:t>家庭健康連結機制： 建立家庭連結功能，</w:t>
       </w:r>
       <w:proofErr w:type="gramStart"/>
@@ -1018,7 +1783,7 @@
         </w:numPr>
         <w:ind w:leftChars="0"/>
         <w:rPr>
-          <w:rFonts w:ascii="標楷體" w:eastAsia="標楷體" w:hAnsi="標楷體" w:hint="eastAsia"/>
+          <w:rFonts w:ascii="標楷體" w:eastAsia="標楷體" w:hAnsi="標楷體"/>
         </w:rPr>
       </w:pPr>
       <w:r>
@@ -1037,7 +1802,7 @@
         </w:numPr>
         <w:ind w:leftChars="0"/>
         <w:rPr>
-          <w:rFonts w:ascii="標楷體" w:eastAsia="標楷體" w:hAnsi="標楷體" w:hint="eastAsia"/>
+          <w:rFonts w:ascii="標楷體" w:eastAsia="標楷體" w:hAnsi="標楷體"/>
         </w:rPr>
       </w:pPr>
       <w:r>
@@ -1070,7 +1835,7 @@
         </w:numPr>
         <w:ind w:leftChars="0"/>
         <w:rPr>
-          <w:rFonts w:ascii="標楷體" w:eastAsia="標楷體" w:hAnsi="標楷體" w:hint="eastAsia"/>
+          <w:rFonts w:ascii="標楷體" w:eastAsia="標楷體" w:hAnsi="標楷體"/>
         </w:rPr>
       </w:pPr>
       <w:r>
@@ -1089,7 +1854,7 @@
         </w:numPr>
         <w:ind w:leftChars="0"/>
         <w:rPr>
-          <w:rFonts w:ascii="標楷體" w:eastAsia="標楷體" w:hAnsi="標楷體" w:hint="eastAsia"/>
+          <w:rFonts w:ascii="標楷體" w:eastAsia="標楷體" w:hAnsi="標楷體"/>
         </w:rPr>
       </w:pPr>
       <w:r>
@@ -1110,31 +1875,7 @@
         <w:rPr>
           <w:rFonts w:ascii="標楷體" w:eastAsia="標楷體" w:hAnsi="標楷體" w:hint="eastAsia"/>
         </w:rPr>
-        <w:t>度</w:t>
-      </w:r>
-      <w:r>
-        <w:rPr>
-          <w:rFonts w:ascii="標楷體" w:eastAsia="標楷體" w:hAnsi="標楷體" w:hint="eastAsia"/>
-        </w:rPr>
-        <w:t>，</w:t>
-      </w:r>
-      <w:r>
-        <w:rPr>
-          <w:rFonts w:ascii="標楷體" w:eastAsia="標楷體" w:hAnsi="標楷體" w:hint="eastAsia"/>
-        </w:rPr>
-        <w:t>以確保本系統之可用性與可靠度；針對 AI 生成內容的社會責任與醫療倫理風險（AI Transparency）提供專業指引</w:t>
-      </w:r>
-      <w:r>
-        <w:rPr>
-          <w:rFonts w:ascii="標楷體" w:eastAsia="標楷體" w:hAnsi="標楷體" w:hint="eastAsia"/>
-        </w:rPr>
-        <w:t>，</w:t>
-      </w:r>
-      <w:r>
-        <w:rPr>
-          <w:rFonts w:ascii="標楷體" w:eastAsia="標楷體" w:hAnsi="標楷體" w:hint="eastAsia"/>
-        </w:rPr>
-        <w:t>並學習如何運用持續整合/部署以及容器技術，進行系統自動化建置與發佈。</w:t>
+        <w:t>度，以確保本系統之可用性與可靠度；針對 AI 生成內容的社會責任與醫療倫理風險（AI Transparency）提供專業指引，並學習如何運用持續整合/部署以及容器技術，進行系統自動化建置與發佈。</w:t>
       </w:r>
     </w:p>
     <w:p>
@@ -1164,10 +1905,343 @@
     </w:p>
     <w:p>
       <w:pPr>
-        <w:rPr>
-          <w:rFonts w:ascii="標楷體" w:eastAsia="標楷體" w:hAnsi="標楷體"/>
-        </w:rPr>
-      </w:pPr>
+        <w:pStyle w:val="a3"/>
+        <w:numPr>
+          <w:ilvl w:val="0"/>
+          <w:numId w:val="6"/>
+        </w:numPr>
+        <w:ind w:leftChars="0"/>
+        <w:rPr>
+          <w:rFonts w:ascii="標楷體" w:eastAsia="標楷體" w:hAnsi="標楷體"/>
+        </w:rPr>
+      </w:pPr>
+      <w:r>
+        <w:rPr>
+          <w:rFonts w:ascii="標楷體" w:eastAsia="標楷體" w:hAnsi="標楷體" w:hint="eastAsia"/>
+        </w:rPr>
+        <w:t>一天開LINE幾次？台灣人使用行為報告公開：近半數中重度</w:t>
+      </w:r>
+      <w:r>
+        <w:rPr>
+          <w:rFonts w:ascii="標楷體" w:eastAsia="標楷體" w:hAnsi="標楷體" w:hint="eastAsia"/>
+        </w:rPr>
+        <w:t>,</w:t>
+      </w:r>
+      <w:r>
+        <w:rPr>
+          <w:rFonts w:ascii="標楷體" w:eastAsia="標楷體" w:hAnsi="標楷體"/>
+        </w:rPr>
+        <w:t xml:space="preserve"> </w:t>
+      </w:r>
+      <w:r>
+        <w:rPr>
+          <w:rFonts w:ascii="標楷體" w:eastAsia="標楷體" w:hAnsi="標楷體"/>
+        </w:rPr>
+        <w:t>Available from:</w:t>
+      </w:r>
+      <w:r>
+        <w:rPr>
+          <w:rFonts w:ascii="標楷體" w:eastAsia="標楷體" w:hAnsi="標楷體"/>
+        </w:rPr>
+        <w:t xml:space="preserve"> </w:t>
+      </w:r>
+      <w:hyperlink r:id="rId7" w:history="1">
+        <w:r>
+          <w:rPr>
+            <w:rStyle w:val="a8"/>
+            <w:rFonts w:ascii="標楷體" w:eastAsia="標楷體" w:hAnsi="標楷體"/>
+          </w:rPr>
+          <w:t>https://today.line.me/tw/v3/article/YaXEez8</w:t>
+        </w:r>
+      </w:hyperlink>
+    </w:p>
+    <w:p>
+      <w:pPr>
+        <w:pStyle w:val="a3"/>
+        <w:numPr>
+          <w:ilvl w:val="0"/>
+          <w:numId w:val="6"/>
+        </w:numPr>
+        <w:ind w:leftChars="0"/>
+        <w:rPr>
+          <w:rFonts w:ascii="標楷體" w:eastAsia="標楷體" w:hAnsi="標楷體"/>
+        </w:rPr>
+      </w:pPr>
+      <w:r>
+        <w:rPr>
+          <w:rFonts w:ascii="標楷體" w:eastAsia="標楷體" w:hAnsi="標楷體" w:hint="eastAsia"/>
+        </w:rPr>
+        <w:t>探討智慧醫療新創提供 LINE 聊天機器人服務之 關鍵因素：以某數位新創公司為例</w:t>
+      </w:r>
+      <w:r>
+        <w:rPr>
+          <w:rFonts w:ascii="標楷體" w:eastAsia="標楷體" w:hAnsi="標楷體"/>
+        </w:rPr>
+        <w:t xml:space="preserve">, </w:t>
+      </w:r>
+      <w:r>
+        <w:rPr>
+          <w:rFonts w:ascii="標楷體" w:eastAsia="標楷體" w:hAnsi="標楷體"/>
+        </w:rPr>
+        <w:t>Available from:</w:t>
+      </w:r>
+      <w:r>
+        <w:rPr>
+          <w:rFonts w:ascii="標楷體" w:eastAsia="標楷體" w:hAnsi="標楷體"/>
+        </w:rPr>
+        <w:t xml:space="preserve"> </w:t>
+      </w:r>
+      <w:hyperlink r:id="rId8" w:history="1">
+        <w:r>
+          <w:rPr>
+            <w:rStyle w:val="a8"/>
+            <w:rFonts w:ascii="標楷體" w:eastAsia="標楷體" w:hAnsi="標楷體"/>
+          </w:rPr>
+          <w:t>http://tdr.lib.ntu.edu.tw/jspui/handle/123456789/94833</w:t>
+        </w:r>
+      </w:hyperlink>
+    </w:p>
+    <w:p>
+      <w:pPr>
+        <w:pStyle w:val="a3"/>
+        <w:numPr>
+          <w:ilvl w:val="0"/>
+          <w:numId w:val="6"/>
+        </w:numPr>
+        <w:ind w:leftChars="0"/>
+        <w:rPr>
+          <w:rFonts w:ascii="標楷體" w:eastAsia="標楷體" w:hAnsi="標楷體"/>
+        </w:rPr>
+      </w:pPr>
+      <w:r>
+        <w:rPr>
+          <w:rFonts w:ascii="標楷體" w:eastAsia="標楷體" w:hAnsi="標楷體" w:hint="eastAsia"/>
+        </w:rPr>
+        <w:t>快速建置行動醫療助理機器人 結合對話機器人&amp; LINE 問診 部立</w:t>
+      </w:r>
+      <w:proofErr w:type="gramStart"/>
+      <w:r>
+        <w:rPr>
+          <w:rFonts w:ascii="標楷體" w:eastAsia="標楷體" w:hAnsi="標楷體" w:hint="eastAsia"/>
+        </w:rPr>
+        <w:t>臺北醫院用</w:t>
+      </w:r>
+      <w:proofErr w:type="gramEnd"/>
+      <w:r>
+        <w:rPr>
+          <w:rFonts w:ascii="標楷體" w:eastAsia="標楷體" w:hAnsi="標楷體" w:hint="eastAsia"/>
+        </w:rPr>
+        <w:t>iota C.ai 創高效</w:t>
+      </w:r>
+      <w:r>
+        <w:rPr>
+          <w:rFonts w:ascii="標楷體" w:eastAsia="標楷體" w:hAnsi="標楷體" w:hint="eastAsia"/>
+        </w:rPr>
+        <w:t>,</w:t>
+      </w:r>
+      <w:r>
+        <w:rPr>
+          <w:rFonts w:ascii="標楷體" w:eastAsia="標楷體" w:hAnsi="標楷體" w:cs="Times New Roman" w:hint="eastAsia"/>
+          <w:color w:val="000000"/>
+          <w:szCs w:val="24"/>
+        </w:rPr>
+        <w:t xml:space="preserve"> </w:t>
+      </w:r>
+      <w:r>
+        <w:rPr>
+          <w:rFonts w:ascii="標楷體" w:eastAsia="標楷體" w:hAnsi="標楷體" w:cs="Times New Roman" w:hint="eastAsia"/>
+          <w:color w:val="000000"/>
+          <w:szCs w:val="24"/>
+        </w:rPr>
+        <w:t>Available from:</w:t>
+      </w:r>
+      <w:r>
+        <w:rPr>
+          <w:rFonts w:ascii="標楷體" w:eastAsia="標楷體" w:hAnsi="標楷體"/>
+        </w:rPr>
+        <w:t xml:space="preserve"> </w:t>
+      </w:r>
+      <w:hyperlink r:id="rId9" w:tgtFrame="_blank" w:tooltip="https://www.gss.com.tw/eis/257-eis105/3178-eis105-09" w:history="1">
+        <w:r>
+          <w:rPr>
+            <w:rStyle w:val="a8"/>
+            <w:rFonts w:ascii="標楷體" w:eastAsia="標楷體" w:hAnsi="標楷體"/>
+            <w:bdr w:val="none" w:sz="0" w:space="0" w:color="auto" w:frame="1"/>
+          </w:rPr>
+          <w:t>https://www.gss.com.tw/eis/257-eis105/3178-eis105-09</w:t>
+        </w:r>
+      </w:hyperlink>
+    </w:p>
+    <w:p>
+      <w:pPr>
+        <w:pStyle w:val="a3"/>
+        <w:numPr>
+          <w:ilvl w:val="0"/>
+          <w:numId w:val="6"/>
+        </w:numPr>
+        <w:ind w:leftChars="0"/>
+        <w:rPr>
+          <w:rFonts w:ascii="標楷體" w:eastAsia="標楷體" w:hAnsi="標楷體"/>
+        </w:rPr>
+      </w:pPr>
+      <w:r>
+        <w:rPr>
+          <w:rFonts w:ascii="標楷體" w:eastAsia="標楷體" w:hAnsi="標楷體" w:hint="eastAsia"/>
+        </w:rPr>
+        <w:t xml:space="preserve">財團法人網路資訊中心 </w:t>
+      </w:r>
+      <w:r>
+        <w:rPr>
+          <w:rFonts w:ascii="標楷體" w:eastAsia="標楷體" w:hAnsi="標楷體" w:hint="eastAsia"/>
+        </w:rPr>
+        <w:t>202</w:t>
+      </w:r>
+      <w:r>
+        <w:rPr>
+          <w:rFonts w:ascii="標楷體" w:eastAsia="標楷體" w:hAnsi="標楷體"/>
+        </w:rPr>
+        <w:t>3</w:t>
+      </w:r>
+      <w:r>
+        <w:rPr>
+          <w:rFonts w:ascii="標楷體" w:eastAsia="標楷體" w:hAnsi="標楷體" w:hint="eastAsia"/>
+        </w:rPr>
+        <w:t xml:space="preserve"> 年台灣網路報告</w:t>
+      </w:r>
+      <w:r>
+        <w:rPr>
+          <w:rFonts w:ascii="標楷體" w:eastAsia="標楷體" w:hAnsi="標楷體" w:hint="eastAsia"/>
+        </w:rPr>
+        <w:t xml:space="preserve"> </w:t>
+      </w:r>
+      <w:r>
+        <w:rPr>
+          <w:rFonts w:ascii="標楷體" w:eastAsia="標楷體" w:hAnsi="標楷體"/>
+        </w:rPr>
+        <w:t>pp.107-121</w:t>
+      </w:r>
+    </w:p>
+    <w:p>
+      <w:pPr>
+        <w:pStyle w:val="a3"/>
+        <w:numPr>
+          <w:ilvl w:val="0"/>
+          <w:numId w:val="6"/>
+        </w:numPr>
+        <w:ind w:leftChars="0"/>
+        <w:rPr>
+          <w:rFonts w:ascii="標楷體" w:eastAsia="標楷體" w:hAnsi="標楷體"/>
+        </w:rPr>
+      </w:pPr>
+      <w:r>
+        <w:rPr>
+          <w:rFonts w:ascii="標楷體" w:eastAsia="標楷體" w:hAnsi="標楷體" w:hint="eastAsia"/>
+        </w:rPr>
+        <w:t xml:space="preserve">財團法人網路資訊中心 </w:t>
+      </w:r>
+      <w:r>
+        <w:rPr>
+          <w:rFonts w:ascii="標楷體" w:eastAsia="標楷體" w:hAnsi="標楷體" w:hint="eastAsia"/>
+        </w:rPr>
+        <w:t>202</w:t>
+      </w:r>
+      <w:r>
+        <w:rPr>
+          <w:rFonts w:ascii="標楷體" w:eastAsia="標楷體" w:hAnsi="標楷體" w:hint="eastAsia"/>
+        </w:rPr>
+        <w:t>4</w:t>
+      </w:r>
+      <w:r>
+        <w:rPr>
+          <w:rFonts w:ascii="標楷體" w:eastAsia="標楷體" w:hAnsi="標楷體" w:hint="eastAsia"/>
+        </w:rPr>
+        <w:t xml:space="preserve"> 年台灣網路報告</w:t>
+      </w:r>
+      <w:r>
+        <w:rPr>
+          <w:rFonts w:ascii="標楷體" w:eastAsia="標楷體" w:hAnsi="標楷體" w:hint="eastAsia"/>
+        </w:rPr>
+        <w:t xml:space="preserve"> p</w:t>
+      </w:r>
+      <w:r>
+        <w:rPr>
+          <w:rFonts w:ascii="標楷體" w:eastAsia="標楷體" w:hAnsi="標楷體"/>
+        </w:rPr>
+        <w:t>p</w:t>
+      </w:r>
+      <w:r>
+        <w:rPr>
+          <w:rFonts w:ascii="標楷體" w:eastAsia="標楷體" w:hAnsi="標楷體" w:hint="eastAsia"/>
+        </w:rPr>
+        <w:t>.89</w:t>
+      </w:r>
+      <w:r>
+        <w:rPr>
+          <w:rFonts w:ascii="標楷體" w:eastAsia="標楷體" w:hAnsi="標楷體"/>
+        </w:rPr>
+        <w:t>-115</w:t>
+      </w:r>
+    </w:p>
+    <w:p>
+      <w:pPr>
+        <w:pStyle w:val="a3"/>
+        <w:numPr>
+          <w:ilvl w:val="0"/>
+          <w:numId w:val="6"/>
+        </w:numPr>
+        <w:ind w:leftChars="0"/>
+        <w:rPr>
+          <w:rFonts w:ascii="標楷體" w:eastAsia="標楷體" w:hAnsi="標楷體" w:hint="eastAsia"/>
+        </w:rPr>
+      </w:pPr>
+      <w:r>
+        <w:rPr>
+          <w:rFonts w:ascii="標楷體" w:eastAsia="標楷體" w:hAnsi="標楷體" w:hint="eastAsia"/>
+        </w:rPr>
+        <w:t xml:space="preserve">財團法人網路資訊中心 </w:t>
+      </w:r>
+      <w:r>
+        <w:rPr>
+          <w:rFonts w:ascii="標楷體" w:eastAsia="標楷體" w:hAnsi="標楷體" w:hint="eastAsia"/>
+        </w:rPr>
+        <w:t>202</w:t>
+      </w:r>
+      <w:r>
+        <w:rPr>
+          <w:rFonts w:ascii="標楷體" w:eastAsia="標楷體" w:hAnsi="標楷體"/>
+        </w:rPr>
+        <w:t>5</w:t>
+      </w:r>
+      <w:r>
+        <w:rPr>
+          <w:rFonts w:ascii="標楷體" w:eastAsia="標楷體" w:hAnsi="標楷體" w:hint="eastAsia"/>
+        </w:rPr>
+        <w:t xml:space="preserve"> 年台灣網路報告</w:t>
+      </w:r>
+      <w:r>
+        <w:rPr>
+          <w:rFonts w:ascii="標楷體" w:eastAsia="標楷體" w:hAnsi="標楷體" w:hint="eastAsia"/>
+        </w:rPr>
+        <w:t xml:space="preserve"> p</w:t>
+      </w:r>
+      <w:r>
+        <w:rPr>
+          <w:rFonts w:ascii="標楷體" w:eastAsia="標楷體" w:hAnsi="標楷體"/>
+        </w:rPr>
+        <w:t>p</w:t>
+      </w:r>
+      <w:r>
+        <w:rPr>
+          <w:rFonts w:ascii="標楷體" w:eastAsia="標楷體" w:hAnsi="標楷體" w:hint="eastAsia"/>
+        </w:rPr>
+        <w:t>.</w:t>
+      </w:r>
+      <w:r>
+        <w:rPr>
+          <w:rFonts w:ascii="標楷體" w:eastAsia="標楷體" w:hAnsi="標楷體"/>
+        </w:rPr>
+        <w:t>261-262</w:t>
+      </w:r>
     </w:p>
     <w:sectPr>
       <w:pgSz w:w="11906" w:h="16838"/>
@@ -1306,6 +2380,184 @@
     </w:lvl>
   </w:abstractNum>
   <w:abstractNum w:abstractNumId="1" w15:restartNumberingAfterBreak="0">
+    <w:nsid w:val="0C74714F"/>
+    <w:multiLevelType w:val="hybridMultilevel"/>
+    <w:tmpl w:val="8E0E2A0C"/>
+    <w:lvl w:ilvl="0" w:tplc="108666D2">
+      <w:start w:val="1"/>
+      <w:numFmt w:val="decimal"/>
+      <w:lvlText w:val="[%1]"/>
+      <w:lvlJc w:val="left"/>
+      <w:pPr>
+        <w:ind w:left="480" w:hanging="480"/>
+      </w:pPr>
+      <w:rPr>
+        <w:rFonts w:hint="default"/>
+      </w:rPr>
+    </w:lvl>
+    <w:lvl w:ilvl="1" w:tplc="04090019" w:tentative="1">
+      <w:start w:val="1"/>
+      <w:numFmt w:val="ideographTraditional"/>
+      <w:lvlText w:val="%2、"/>
+      <w:lvlJc w:val="left"/>
+      <w:pPr>
+        <w:ind w:left="960" w:hanging="480"/>
+      </w:pPr>
+    </w:lvl>
+    <w:lvl w:ilvl="2" w:tplc="0409001B" w:tentative="1">
+      <w:start w:val="1"/>
+      <w:numFmt w:val="lowerRoman"/>
+      <w:lvlText w:val="%3."/>
+      <w:lvlJc w:val="right"/>
+      <w:pPr>
+        <w:ind w:left="1440" w:hanging="480"/>
+      </w:pPr>
+    </w:lvl>
+    <w:lvl w:ilvl="3" w:tplc="0409000F" w:tentative="1">
+      <w:start w:val="1"/>
+      <w:numFmt w:val="decimal"/>
+      <w:lvlText w:val="%4."/>
+      <w:lvlJc w:val="left"/>
+      <w:pPr>
+        <w:ind w:left="1920" w:hanging="480"/>
+      </w:pPr>
+    </w:lvl>
+    <w:lvl w:ilvl="4" w:tplc="04090019" w:tentative="1">
+      <w:start w:val="1"/>
+      <w:numFmt w:val="ideographTraditional"/>
+      <w:lvlText w:val="%5、"/>
+      <w:lvlJc w:val="left"/>
+      <w:pPr>
+        <w:ind w:left="2400" w:hanging="480"/>
+      </w:pPr>
+    </w:lvl>
+    <w:lvl w:ilvl="5" w:tplc="0409001B" w:tentative="1">
+      <w:start w:val="1"/>
+      <w:numFmt w:val="lowerRoman"/>
+      <w:lvlText w:val="%6."/>
+      <w:lvlJc w:val="right"/>
+      <w:pPr>
+        <w:ind w:left="2880" w:hanging="480"/>
+      </w:pPr>
+    </w:lvl>
+    <w:lvl w:ilvl="6" w:tplc="0409000F" w:tentative="1">
+      <w:start w:val="1"/>
+      <w:numFmt w:val="decimal"/>
+      <w:lvlText w:val="%7."/>
+      <w:lvlJc w:val="left"/>
+      <w:pPr>
+        <w:ind w:left="3360" w:hanging="480"/>
+      </w:pPr>
+    </w:lvl>
+    <w:lvl w:ilvl="7" w:tplc="04090019" w:tentative="1">
+      <w:start w:val="1"/>
+      <w:numFmt w:val="ideographTraditional"/>
+      <w:lvlText w:val="%8、"/>
+      <w:lvlJc w:val="left"/>
+      <w:pPr>
+        <w:ind w:left="3840" w:hanging="480"/>
+      </w:pPr>
+    </w:lvl>
+    <w:lvl w:ilvl="8" w:tplc="0409001B" w:tentative="1">
+      <w:start w:val="1"/>
+      <w:numFmt w:val="lowerRoman"/>
+      <w:lvlText w:val="%9."/>
+      <w:lvlJc w:val="right"/>
+      <w:pPr>
+        <w:ind w:left="4320" w:hanging="480"/>
+      </w:pPr>
+    </w:lvl>
+  </w:abstractNum>
+  <w:abstractNum w:abstractNumId="2" w15:restartNumberingAfterBreak="0">
+    <w:nsid w:val="22AB4263"/>
+    <w:multiLevelType w:val="hybridMultilevel"/>
+    <w:tmpl w:val="3828B3BA"/>
+    <w:lvl w:ilvl="0" w:tplc="108666D2">
+      <w:start w:val="1"/>
+      <w:numFmt w:val="decimal"/>
+      <w:lvlText w:val="[%1]"/>
+      <w:lvlJc w:val="left"/>
+      <w:pPr>
+        <w:ind w:left="480" w:hanging="480"/>
+      </w:pPr>
+      <w:rPr>
+        <w:rFonts w:hint="default"/>
+      </w:rPr>
+    </w:lvl>
+    <w:lvl w:ilvl="1" w:tplc="04090019" w:tentative="1">
+      <w:start w:val="1"/>
+      <w:numFmt w:val="ideographTraditional"/>
+      <w:lvlText w:val="%2、"/>
+      <w:lvlJc w:val="left"/>
+      <w:pPr>
+        <w:ind w:left="960" w:hanging="480"/>
+      </w:pPr>
+    </w:lvl>
+    <w:lvl w:ilvl="2" w:tplc="0409001B" w:tentative="1">
+      <w:start w:val="1"/>
+      <w:numFmt w:val="lowerRoman"/>
+      <w:lvlText w:val="%3."/>
+      <w:lvlJc w:val="right"/>
+      <w:pPr>
+        <w:ind w:left="1440" w:hanging="480"/>
+      </w:pPr>
+    </w:lvl>
+    <w:lvl w:ilvl="3" w:tplc="0409000F" w:tentative="1">
+      <w:start w:val="1"/>
+      <w:numFmt w:val="decimal"/>
+      <w:lvlText w:val="%4."/>
+      <w:lvlJc w:val="left"/>
+      <w:pPr>
+        <w:ind w:left="1920" w:hanging="480"/>
+      </w:pPr>
+    </w:lvl>
+    <w:lvl w:ilvl="4" w:tplc="04090019" w:tentative="1">
+      <w:start w:val="1"/>
+      <w:numFmt w:val="ideographTraditional"/>
+      <w:lvlText w:val="%5、"/>
+      <w:lvlJc w:val="left"/>
+      <w:pPr>
+        <w:ind w:left="2400" w:hanging="480"/>
+      </w:pPr>
+    </w:lvl>
+    <w:lvl w:ilvl="5" w:tplc="0409001B" w:tentative="1">
+      <w:start w:val="1"/>
+      <w:numFmt w:val="lowerRoman"/>
+      <w:lvlText w:val="%6."/>
+      <w:lvlJc w:val="right"/>
+      <w:pPr>
+        <w:ind w:left="2880" w:hanging="480"/>
+      </w:pPr>
+    </w:lvl>
+    <w:lvl w:ilvl="6" w:tplc="0409000F" w:tentative="1">
+      <w:start w:val="1"/>
+      <w:numFmt w:val="decimal"/>
+      <w:lvlText w:val="%7."/>
+      <w:lvlJc w:val="left"/>
+      <w:pPr>
+        <w:ind w:left="3360" w:hanging="480"/>
+      </w:pPr>
+    </w:lvl>
+    <w:lvl w:ilvl="7" w:tplc="04090019" w:tentative="1">
+      <w:start w:val="1"/>
+      <w:numFmt w:val="ideographTraditional"/>
+      <w:lvlText w:val="%8、"/>
+      <w:lvlJc w:val="left"/>
+      <w:pPr>
+        <w:ind w:left="3840" w:hanging="480"/>
+      </w:pPr>
+    </w:lvl>
+    <w:lvl w:ilvl="8" w:tplc="0409001B" w:tentative="1">
+      <w:start w:val="1"/>
+      <w:numFmt w:val="lowerRoman"/>
+      <w:lvlText w:val="%9."/>
+      <w:lvlJc w:val="right"/>
+      <w:pPr>
+        <w:ind w:left="4320" w:hanging="480"/>
+      </w:pPr>
+    </w:lvl>
+  </w:abstractNum>
+  <w:abstractNum w:abstractNumId="3" w15:restartNumberingAfterBreak="0">
     <w:nsid w:val="3F100407"/>
     <w:multiLevelType w:val="hybridMultilevel"/>
     <w:tmpl w:val="6F127E2A"/>
@@ -1394,14 +2646,136 @@
       </w:pPr>
     </w:lvl>
   </w:abstractNum>
+  <w:abstractNum w:abstractNumId="4" w15:restartNumberingAfterBreak="0">
+    <w:nsid w:val="547A23BE"/>
+    <w:multiLevelType w:val="hybridMultilevel"/>
+    <w:tmpl w:val="497A4032"/>
+    <w:lvl w:ilvl="0" w:tplc="04090001">
+      <w:start w:val="1"/>
+      <w:numFmt w:val="bullet"/>
+      <w:lvlText w:val=""/>
+      <w:lvlJc w:val="left"/>
+      <w:pPr>
+        <w:ind w:left="480" w:hanging="480"/>
+      </w:pPr>
+      <w:rPr>
+        <w:rFonts w:ascii="Wingdings" w:hAnsi="Wingdings" w:hint="default"/>
+      </w:rPr>
+    </w:lvl>
+    <w:lvl w:ilvl="1" w:tplc="04090003" w:tentative="1">
+      <w:start w:val="1"/>
+      <w:numFmt w:val="bullet"/>
+      <w:lvlText w:val=""/>
+      <w:lvlJc w:val="left"/>
+      <w:pPr>
+        <w:ind w:left="960" w:hanging="480"/>
+      </w:pPr>
+      <w:rPr>
+        <w:rFonts w:ascii="Wingdings" w:hAnsi="Wingdings" w:hint="default"/>
+      </w:rPr>
+    </w:lvl>
+    <w:lvl w:ilvl="2" w:tplc="04090005" w:tentative="1">
+      <w:start w:val="1"/>
+      <w:numFmt w:val="bullet"/>
+      <w:lvlText w:val=""/>
+      <w:lvlJc w:val="left"/>
+      <w:pPr>
+        <w:ind w:left="1440" w:hanging="480"/>
+      </w:pPr>
+      <w:rPr>
+        <w:rFonts w:ascii="Wingdings" w:hAnsi="Wingdings" w:hint="default"/>
+      </w:rPr>
+    </w:lvl>
+    <w:lvl w:ilvl="3" w:tplc="04090001" w:tentative="1">
+      <w:start w:val="1"/>
+      <w:numFmt w:val="bullet"/>
+      <w:lvlText w:val=""/>
+      <w:lvlJc w:val="left"/>
+      <w:pPr>
+        <w:ind w:left="1920" w:hanging="480"/>
+      </w:pPr>
+      <w:rPr>
+        <w:rFonts w:ascii="Wingdings" w:hAnsi="Wingdings" w:hint="default"/>
+      </w:rPr>
+    </w:lvl>
+    <w:lvl w:ilvl="4" w:tplc="04090003" w:tentative="1">
+      <w:start w:val="1"/>
+      <w:numFmt w:val="bullet"/>
+      <w:lvlText w:val=""/>
+      <w:lvlJc w:val="left"/>
+      <w:pPr>
+        <w:ind w:left="2400" w:hanging="480"/>
+      </w:pPr>
+      <w:rPr>
+        <w:rFonts w:ascii="Wingdings" w:hAnsi="Wingdings" w:hint="default"/>
+      </w:rPr>
+    </w:lvl>
+    <w:lvl w:ilvl="5" w:tplc="04090005" w:tentative="1">
+      <w:start w:val="1"/>
+      <w:numFmt w:val="bullet"/>
+      <w:lvlText w:val=""/>
+      <w:lvlJc w:val="left"/>
+      <w:pPr>
+        <w:ind w:left="2880" w:hanging="480"/>
+      </w:pPr>
+      <w:rPr>
+        <w:rFonts w:ascii="Wingdings" w:hAnsi="Wingdings" w:hint="default"/>
+      </w:rPr>
+    </w:lvl>
+    <w:lvl w:ilvl="6" w:tplc="04090001" w:tentative="1">
+      <w:start w:val="1"/>
+      <w:numFmt w:val="bullet"/>
+      <w:lvlText w:val=""/>
+      <w:lvlJc w:val="left"/>
+      <w:pPr>
+        <w:ind w:left="3360" w:hanging="480"/>
+      </w:pPr>
+      <w:rPr>
+        <w:rFonts w:ascii="Wingdings" w:hAnsi="Wingdings" w:hint="default"/>
+      </w:rPr>
+    </w:lvl>
+    <w:lvl w:ilvl="7" w:tplc="04090003" w:tentative="1">
+      <w:start w:val="1"/>
+      <w:numFmt w:val="bullet"/>
+      <w:lvlText w:val=""/>
+      <w:lvlJc w:val="left"/>
+      <w:pPr>
+        <w:ind w:left="3840" w:hanging="480"/>
+      </w:pPr>
+      <w:rPr>
+        <w:rFonts w:ascii="Wingdings" w:hAnsi="Wingdings" w:hint="default"/>
+      </w:rPr>
+    </w:lvl>
+    <w:lvl w:ilvl="8" w:tplc="04090005" w:tentative="1">
+      <w:start w:val="1"/>
+      <w:numFmt w:val="bullet"/>
+      <w:lvlText w:val=""/>
+      <w:lvlJc w:val="left"/>
+      <w:pPr>
+        <w:ind w:left="4320" w:hanging="480"/>
+      </w:pPr>
+      <w:rPr>
+        <w:rFonts w:ascii="Wingdings" w:hAnsi="Wingdings" w:hint="default"/>
+      </w:rPr>
+    </w:lvl>
+  </w:abstractNum>
   <w:num w:numId="1">
-    <w:abstractNumId w:val="1"/>
+    <w:abstractNumId w:val="3"/>
   </w:num>
   <w:num w:numId="2">
-    <w:abstractNumId w:val="1"/>
+    <w:abstractNumId w:val="3"/>
   </w:num>
   <w:num w:numId="3">
     <w:abstractNumId w:val="0"/>
+  </w:num>
+  <w:num w:numId="4">
+    <w:abstractNumId w:val="4"/>
+  </w:num>
+  <w:num w:numId="5">
+    <w:abstractNumId w:val="1"/>
+  </w:num>
+  <w:num w:numId="6">
+    <w:abstractNumId w:val="2"/>
   </w:num>
 </w:numbering>
 </file>
@@ -1902,6 +3276,29 @@
       <w:szCs w:val="20"/>
     </w:rPr>
   </w:style>
+  <w:style w:type="character" w:styleId="a8">
+    <w:name w:val="Hyperlink"/>
+    <w:basedOn w:val="a0"/>
+    <w:uiPriority w:val="99"/>
+    <w:unhideWhenUsed/>
+    <w:rsid w:val="0090586F"/>
+    <w:rPr>
+      <w:color w:val="0000FF"/>
+      <w:u w:val="single"/>
+    </w:rPr>
+  </w:style>
+  <w:style w:type="character" w:styleId="a9">
+    <w:name w:val="Unresolved Mention"/>
+    <w:basedOn w:val="a0"/>
+    <w:uiPriority w:val="99"/>
+    <w:semiHidden/>
+    <w:unhideWhenUsed/>
+    <w:rsid w:val="00C96327"/>
+    <w:rPr>
+      <w:color w:val="605E5C"/>
+      <w:shd w:val="clear" w:color="auto" w:fill="E1DFDD"/>
+    </w:rPr>
+  </w:style>
 </w:styles>
 </file>
 

--- a/國科會大專生計畫.docx
+++ b/國科會大專生計畫.docx
@@ -58,708 +58,6 @@
     </w:p>
     <w:p>
       <w:pPr>
-        <w:ind w:firstLine="480"/>
-        <w:rPr>
-          <w:rFonts w:ascii="標楷體" w:eastAsia="標楷體" w:hAnsi="標楷體" w:hint="eastAsia"/>
-          <w:szCs w:val="24"/>
-        </w:rPr>
-      </w:pPr>
-      <w:r>
-        <w:rPr>
-          <w:rFonts w:ascii="標楷體" w:eastAsia="標楷體" w:hAnsi="標楷體" w:hint="eastAsia"/>
-          <w:szCs w:val="24"/>
-        </w:rPr>
-        <w:t>在當前數位醫療（mHealth）普及的環境下，民眾已習慣透過行動通訊軟體獲取健康資訊。特別是在台灣，LINE已成為民眾日常依賴度極高的通訊平台</w:t>
-      </w:r>
-      <w:r>
-        <w:rPr>
-          <w:rFonts w:ascii="標楷體" w:eastAsia="標楷體" w:hAnsi="標楷體" w:hint="eastAsia"/>
-          <w:szCs w:val="24"/>
-        </w:rPr>
-        <w:t>[1]</w:t>
-      </w:r>
-      <w:r>
-        <w:rPr>
-          <w:rFonts w:ascii="標楷體" w:eastAsia="標楷體" w:hAnsi="標楷體" w:hint="eastAsia"/>
-          <w:szCs w:val="24"/>
-        </w:rPr>
-        <w:t>，許多醫療機構與新創公司（如翔評互動</w:t>
-      </w:r>
-      <w:r>
-        <w:rPr>
-          <w:rFonts w:ascii="標楷體" w:eastAsia="標楷體" w:hAnsi="標楷體" w:hint="eastAsia"/>
-          <w:szCs w:val="24"/>
-        </w:rPr>
-        <w:t>[</w:t>
-      </w:r>
-      <w:r>
-        <w:rPr>
-          <w:rFonts w:ascii="標楷體" w:eastAsia="標楷體" w:hAnsi="標楷體" w:hint="eastAsia"/>
-          <w:szCs w:val="24"/>
-        </w:rPr>
-        <w:t>2</w:t>
-      </w:r>
-      <w:r>
-        <w:rPr>
-          <w:rFonts w:ascii="標楷體" w:eastAsia="標楷體" w:hAnsi="標楷體" w:hint="eastAsia"/>
-          <w:szCs w:val="24"/>
-        </w:rPr>
-        <w:t>]</w:t>
-      </w:r>
-      <w:r>
-        <w:rPr>
-          <w:rFonts w:ascii="標楷體" w:eastAsia="標楷體" w:hAnsi="標楷體" w:hint="eastAsia"/>
-          <w:szCs w:val="24"/>
-        </w:rPr>
-        <w:t>、</w:t>
-      </w:r>
-      <w:proofErr w:type="gramStart"/>
-      <w:r>
-        <w:rPr>
-          <w:rFonts w:ascii="標楷體" w:eastAsia="標楷體" w:hAnsi="標楷體" w:hint="eastAsia"/>
-          <w:szCs w:val="24"/>
-        </w:rPr>
-        <w:t>叡</w:t>
-      </w:r>
-      <w:proofErr w:type="gramEnd"/>
-      <w:r>
-        <w:rPr>
-          <w:rFonts w:ascii="標楷體" w:eastAsia="標楷體" w:hAnsi="標楷體" w:hint="eastAsia"/>
-          <w:szCs w:val="24"/>
-        </w:rPr>
-        <w:t>揚資訊</w:t>
-      </w:r>
-      <w:r>
-        <w:rPr>
-          <w:rFonts w:ascii="標楷體" w:eastAsia="標楷體" w:hAnsi="標楷體" w:hint="eastAsia"/>
-          <w:szCs w:val="24"/>
-        </w:rPr>
-        <w:t>[</w:t>
-      </w:r>
-      <w:r>
-        <w:rPr>
-          <w:rFonts w:ascii="標楷體" w:eastAsia="標楷體" w:hAnsi="標楷體" w:hint="eastAsia"/>
-          <w:szCs w:val="24"/>
-        </w:rPr>
-        <w:t>3</w:t>
-      </w:r>
-      <w:r>
-        <w:rPr>
-          <w:rFonts w:ascii="標楷體" w:eastAsia="標楷體" w:hAnsi="標楷體" w:hint="eastAsia"/>
-          <w:szCs w:val="24"/>
-        </w:rPr>
-        <w:t>]</w:t>
-      </w:r>
-      <w:r>
-        <w:rPr>
-          <w:rFonts w:ascii="標楷體" w:eastAsia="標楷體" w:hAnsi="標楷體" w:hint="eastAsia"/>
-          <w:szCs w:val="24"/>
-        </w:rPr>
-        <w:t>等</w:t>
-      </w:r>
-      <w:r>
-        <w:rPr>
-          <w:rFonts w:ascii="標楷體" w:eastAsia="標楷體" w:hAnsi="標楷體" w:hint="eastAsia"/>
-          <w:szCs w:val="24"/>
-        </w:rPr>
-        <w:t>）紛紛開發基於 LINE 的聊天機器人，提供掛號預約、進度查詢及健康教育等便民服務。</w:t>
-      </w:r>
-    </w:p>
-    <w:p>
-      <w:pPr>
-        <w:ind w:firstLine="480"/>
-        <w:rPr>
-          <w:rFonts w:ascii="標楷體" w:eastAsia="標楷體" w:hAnsi="標楷體" w:hint="eastAsia"/>
-          <w:szCs w:val="24"/>
-        </w:rPr>
-      </w:pPr>
-      <w:r>
-        <w:rPr>
-          <w:rFonts w:ascii="標楷體" w:eastAsia="標楷體" w:hAnsi="標楷體" w:hint="eastAsia"/>
-          <w:szCs w:val="24"/>
-        </w:rPr>
-        <w:t>然而，根據文獻回顧，現有的健康諮詢工具多以文字互動為主要通訊模式</w:t>
-      </w:r>
-      <w:r>
-        <w:rPr>
-          <w:rFonts w:ascii="標楷體" w:eastAsia="標楷體" w:hAnsi="標楷體" w:hint="eastAsia"/>
-          <w:szCs w:val="24"/>
-        </w:rPr>
-        <w:t>[</w:t>
-      </w:r>
-      <w:r>
-        <w:rPr>
-          <w:rFonts w:ascii="標楷體" w:eastAsia="標楷體" w:hAnsi="標楷體"/>
-          <w:szCs w:val="24"/>
-        </w:rPr>
-        <w:t>4]</w:t>
-      </w:r>
-      <w:r>
-        <w:rPr>
-          <w:rFonts w:ascii="標楷體" w:eastAsia="標楷體" w:hAnsi="標楷體"/>
-          <w:szCs w:val="24"/>
-        </w:rPr>
-        <w:t>[5]</w:t>
-      </w:r>
-      <w:r>
-        <w:rPr>
-          <w:rFonts w:ascii="標楷體" w:eastAsia="標楷體" w:hAnsi="標楷體" w:hint="eastAsia"/>
-          <w:szCs w:val="24"/>
-        </w:rPr>
-        <w:t>。雖然 AI 聊天機器人展現了提升</w:t>
-      </w:r>
-      <w:proofErr w:type="gramStart"/>
-      <w:r>
-        <w:rPr>
-          <w:rFonts w:ascii="標楷體" w:eastAsia="標楷體" w:hAnsi="標楷體" w:hint="eastAsia"/>
-          <w:szCs w:val="24"/>
-        </w:rPr>
-        <w:t>醫</w:t>
-      </w:r>
-      <w:proofErr w:type="gramEnd"/>
-      <w:r>
-        <w:rPr>
-          <w:rFonts w:ascii="標楷體" w:eastAsia="標楷體" w:hAnsi="標楷體" w:hint="eastAsia"/>
-          <w:szCs w:val="24"/>
-        </w:rPr>
-        <w:t>病關係與營運效率的潛力，但針對特定族群，尤其是高齡者（Mature users）及習慣使用本土語言（如台語）的使用者，目前的系統仍缺乏足夠的優化設計</w:t>
-      </w:r>
-      <w:r>
-        <w:rPr>
-          <w:rFonts w:ascii="標楷體" w:eastAsia="標楷體" w:hAnsi="標楷體" w:hint="eastAsia"/>
-          <w:szCs w:val="24"/>
-        </w:rPr>
-        <w:t>[</w:t>
-      </w:r>
-      <w:r>
-        <w:rPr>
-          <w:rFonts w:ascii="標楷體" w:eastAsia="標楷體" w:hAnsi="標楷體"/>
-          <w:szCs w:val="24"/>
-        </w:rPr>
-        <w:t>6</w:t>
-      </w:r>
-      <w:r>
-        <w:rPr>
-          <w:rFonts w:ascii="標楷體" w:eastAsia="標楷體" w:hAnsi="標楷體"/>
-          <w:szCs w:val="24"/>
-        </w:rPr>
-        <w:t>]</w:t>
-      </w:r>
-      <w:r>
-        <w:rPr>
-          <w:rFonts w:ascii="標楷體" w:eastAsia="標楷體" w:hAnsi="標楷體" w:hint="eastAsia"/>
-          <w:szCs w:val="24"/>
-        </w:rPr>
-        <w:t>。研究顯示，50 歲以上及教育程度較低的使用者，其數位語音助理的使用經驗普遍較少，顯示出明顯的數位落差</w:t>
-      </w:r>
-      <w:r>
-        <w:rPr>
-          <w:rFonts w:ascii="標楷體" w:eastAsia="標楷體" w:hAnsi="標楷體" w:hint="eastAsia"/>
-          <w:szCs w:val="24"/>
-        </w:rPr>
-        <w:t xml:space="preserve"> [</w:t>
-      </w:r>
-      <w:r>
-        <w:rPr>
-          <w:rFonts w:ascii="標楷體" w:eastAsia="標楷體" w:hAnsi="標楷體"/>
-          <w:szCs w:val="24"/>
-        </w:rPr>
-        <w:t>4</w:t>
-      </w:r>
-      <w:r>
-        <w:rPr>
-          <w:rFonts w:ascii="標楷體" w:eastAsia="標楷體" w:hAnsi="標楷體"/>
-          <w:szCs w:val="24"/>
-        </w:rPr>
-        <w:t>]</w:t>
-      </w:r>
-      <w:r>
-        <w:rPr>
-          <w:rFonts w:ascii="標楷體" w:eastAsia="標楷體" w:hAnsi="標楷體"/>
-          <w:szCs w:val="24"/>
-        </w:rPr>
-        <w:t>[5]</w:t>
-      </w:r>
-      <w:r>
-        <w:rPr>
-          <w:rFonts w:ascii="標楷體" w:eastAsia="標楷體" w:hAnsi="標楷體" w:hint="eastAsia"/>
-          <w:szCs w:val="24"/>
-        </w:rPr>
-        <w:t xml:space="preserve"> </w:t>
-      </w:r>
-      <w:r>
-        <w:rPr>
-          <w:rFonts w:ascii="標楷體" w:eastAsia="標楷體" w:hAnsi="標楷體" w:hint="eastAsia"/>
-          <w:szCs w:val="24"/>
-        </w:rPr>
-        <w:t>。</w:t>
-      </w:r>
-      <w:r>
-        <w:rPr>
-          <w:rFonts w:ascii="標楷體" w:eastAsia="標楷體" w:hAnsi="標楷體" w:hint="eastAsia"/>
-          <w:szCs w:val="24"/>
-        </w:rPr>
-        <w:t>基於以上調查，</w:t>
-      </w:r>
-      <w:r>
-        <w:rPr>
-          <w:rFonts w:ascii="標楷體" w:eastAsia="標楷體" w:hAnsi="標楷體" w:hint="eastAsia"/>
-          <w:szCs w:val="24"/>
-        </w:rPr>
-        <w:t>本研究</w:t>
-      </w:r>
-      <w:r>
-        <w:rPr>
-          <w:rFonts w:ascii="標楷體" w:eastAsia="標楷體" w:hAnsi="標楷體" w:hint="eastAsia"/>
-          <w:szCs w:val="24"/>
-        </w:rPr>
-        <w:t>還</w:t>
-      </w:r>
-      <w:r>
-        <w:rPr>
-          <w:rFonts w:ascii="標楷體" w:eastAsia="標楷體" w:hAnsi="標楷體" w:hint="eastAsia"/>
-          <w:szCs w:val="24"/>
-        </w:rPr>
-        <w:t>觀察到現有數位醫療環境中，仍存在以下尚未解決的關鍵問題：</w:t>
-      </w:r>
-    </w:p>
-    <w:p>
-      <w:pPr>
-        <w:pStyle w:val="a3"/>
-        <w:numPr>
-          <w:ilvl w:val="0"/>
-          <w:numId w:val="4"/>
-        </w:numPr>
-        <w:ind w:leftChars="0"/>
-        <w:rPr>
-          <w:rFonts w:ascii="標楷體" w:eastAsia="標楷體" w:hAnsi="標楷體" w:hint="eastAsia"/>
-          <w:b/>
-          <w:bCs/>
-          <w:szCs w:val="24"/>
-        </w:rPr>
-      </w:pPr>
-      <w:r>
-        <w:rPr>
-          <w:rFonts w:ascii="標楷體" w:eastAsia="標楷體" w:hAnsi="標楷體" w:hint="eastAsia"/>
-          <w:b/>
-          <w:bCs/>
-          <w:szCs w:val="24"/>
-        </w:rPr>
-        <w:t>醫療資訊混雜與生成式 AI 的「幻覺」風險：</w:t>
-      </w:r>
-    </w:p>
-    <w:p>
-      <w:pPr>
-        <w:rPr>
-          <w:rFonts w:ascii="標楷體" w:eastAsia="標楷體" w:hAnsi="標楷體"/>
-          <w:szCs w:val="24"/>
-        </w:rPr>
-      </w:pPr>
-      <w:r>
-        <w:rPr>
-          <w:rFonts w:ascii="標楷體" w:eastAsia="標楷體" w:hAnsi="標楷體" w:hint="eastAsia"/>
-          <w:szCs w:val="24"/>
-        </w:rPr>
-        <w:t xml:space="preserve">    社群平台上影音與文字形式的健康謠言頻傳，使用者難以辨識內容真偽。儘管生成式 AI（如 ChatGPT）能處理複雜查詢，但現有系統仍存在回應不自然、無法記住對話脈絡或產生錯誤資訊（Hallucination）的品質疑慮。</w:t>
-      </w:r>
-      <w:proofErr w:type="gramStart"/>
-      <w:r>
-        <w:rPr>
-          <w:rFonts w:ascii="標楷體" w:eastAsia="標楷體" w:hAnsi="標楷體" w:hint="eastAsia"/>
-          <w:szCs w:val="24"/>
-        </w:rPr>
-        <w:t>此外，</w:t>
-      </w:r>
-      <w:proofErr w:type="gramEnd"/>
-      <w:r>
-        <w:rPr>
-          <w:rFonts w:ascii="標楷體" w:eastAsia="標楷體" w:hAnsi="標楷體" w:hint="eastAsia"/>
-          <w:szCs w:val="24"/>
-        </w:rPr>
-        <w:t>許多醫療聊天機器人在面對敏感或危機狀況（如自殺念頭或重症誤導）時，常表現出理解力不足且無法提供適切回應的安全隱憂。</w:t>
-      </w:r>
-    </w:p>
-    <w:p>
-      <w:pPr>
-        <w:pStyle w:val="a3"/>
-        <w:numPr>
-          <w:ilvl w:val="0"/>
-          <w:numId w:val="4"/>
-        </w:numPr>
-        <w:ind w:leftChars="0"/>
-        <w:rPr>
-          <w:rFonts w:ascii="標楷體" w:eastAsia="標楷體" w:hAnsi="標楷體" w:hint="eastAsia"/>
-          <w:b/>
-          <w:bCs/>
-          <w:szCs w:val="24"/>
-        </w:rPr>
-      </w:pPr>
-      <w:r>
-        <w:rPr>
-          <w:rFonts w:ascii="標楷體" w:eastAsia="標楷體" w:hAnsi="標楷體" w:hint="eastAsia"/>
-          <w:b/>
-          <w:bCs/>
-          <w:szCs w:val="24"/>
-        </w:rPr>
-        <w:t xml:space="preserve">高齡族群的語言障礙與數位排除： </w:t>
-      </w:r>
-    </w:p>
-    <w:p>
-      <w:pPr>
-        <w:rPr>
-          <w:rFonts w:ascii="標楷體" w:eastAsia="標楷體" w:hAnsi="標楷體" w:hint="eastAsia"/>
-          <w:szCs w:val="24"/>
-        </w:rPr>
-      </w:pPr>
-      <w:r>
-        <w:rPr>
-          <w:rFonts w:ascii="標楷體" w:eastAsia="標楷體" w:hAnsi="標楷體" w:hint="eastAsia"/>
-          <w:szCs w:val="24"/>
-        </w:rPr>
-        <w:t xml:space="preserve">    台灣高齡族群偏好以台語進行口語溝通，但現有系統多側重文字，缺乏精</w:t>
-      </w:r>
-      <w:proofErr w:type="gramStart"/>
-      <w:r>
-        <w:rPr>
-          <w:rFonts w:ascii="標楷體" w:eastAsia="標楷體" w:hAnsi="標楷體" w:hint="eastAsia"/>
-          <w:szCs w:val="24"/>
-        </w:rPr>
-        <w:t>準</w:t>
-      </w:r>
-      <w:proofErr w:type="gramEnd"/>
-      <w:r>
-        <w:rPr>
-          <w:rFonts w:ascii="標楷體" w:eastAsia="標楷體" w:hAnsi="標楷體" w:hint="eastAsia"/>
-          <w:szCs w:val="24"/>
-        </w:rPr>
-        <w:t>的台語語音辨識（ASR）與合成（TTS）技術。這導致許多不擅長操作智慧手機或閱讀長篇文字的長輩，在獲取正確醫療資訊時面臨極高門檻。</w:t>
-      </w:r>
-    </w:p>
-    <w:p>
-      <w:pPr>
-        <w:pStyle w:val="a3"/>
-        <w:numPr>
-          <w:ilvl w:val="0"/>
-          <w:numId w:val="4"/>
-        </w:numPr>
-        <w:ind w:leftChars="0"/>
-        <w:rPr>
-          <w:rFonts w:ascii="標楷體" w:eastAsia="標楷體" w:hAnsi="標楷體" w:hint="eastAsia"/>
-          <w:b/>
-          <w:bCs/>
-          <w:szCs w:val="24"/>
-        </w:rPr>
-      </w:pPr>
-      <w:r>
-        <w:rPr>
-          <w:rFonts w:ascii="標楷體" w:eastAsia="標楷體" w:hAnsi="標楷體" w:hint="eastAsia"/>
-          <w:b/>
-          <w:bCs/>
-          <w:szCs w:val="24"/>
-        </w:rPr>
-        <w:t>醫療資源破碎化與整合度不足：</w:t>
-      </w:r>
-    </w:p>
-    <w:p>
-      <w:pPr>
-        <w:rPr>
-          <w:rFonts w:ascii="標楷體" w:eastAsia="標楷體" w:hAnsi="標楷體"/>
-          <w:szCs w:val="24"/>
-        </w:rPr>
-      </w:pPr>
-      <w:r>
-        <w:rPr>
-          <w:rFonts w:ascii="標楷體" w:eastAsia="標楷體" w:hAnsi="標楷體" w:hint="eastAsia"/>
-          <w:szCs w:val="24"/>
-        </w:rPr>
-        <w:t xml:space="preserve">    使用者在尋求醫療協助時，常需在多個 App 之間切換以尋找診所或比對掛號資訊，缺乏「一站式」的醫療整合服務。現有系統往往無法有效</w:t>
-      </w:r>
-      <w:proofErr w:type="gramStart"/>
-      <w:r>
-        <w:rPr>
-          <w:rFonts w:ascii="標楷體" w:eastAsia="標楷體" w:hAnsi="標楷體" w:hint="eastAsia"/>
-          <w:szCs w:val="24"/>
-        </w:rPr>
-        <w:t>串聯線上諮詢</w:t>
-      </w:r>
-      <w:proofErr w:type="gramEnd"/>
-      <w:r>
-        <w:rPr>
-          <w:rFonts w:ascii="標楷體" w:eastAsia="標楷體" w:hAnsi="標楷體" w:hint="eastAsia"/>
-          <w:szCs w:val="24"/>
-        </w:rPr>
-        <w:t>與線下實體醫療（OMO），導致患者旅程（Patient Journey）產生資訊斷點。</w:t>
-      </w:r>
-    </w:p>
-    <w:p>
-      <w:pPr>
-        <w:rPr>
-          <w:rFonts w:ascii="標楷體" w:eastAsia="標楷體" w:hAnsi="標楷體" w:hint="eastAsia"/>
-          <w:szCs w:val="24"/>
-        </w:rPr>
-      </w:pPr>
-    </w:p>
-    <w:p>
-      <w:pPr>
-        <w:rPr>
-          <w:rFonts w:ascii="標楷體" w:eastAsia="標楷體" w:hAnsi="標楷體"/>
-          <w:szCs w:val="24"/>
-        </w:rPr>
-      </w:pPr>
-      <w:r>
-        <w:rPr>
-          <w:rFonts w:ascii="標楷體" w:eastAsia="標楷體" w:hAnsi="標楷體" w:hint="eastAsia"/>
-          <w:szCs w:val="24"/>
-        </w:rPr>
-        <w:t>基於上述動機，本研究擬轉化為以下具體的技術研發與學術議題：</w:t>
-      </w:r>
-    </w:p>
-    <w:p>
-      <w:pPr>
-        <w:pStyle w:val="a3"/>
-        <w:numPr>
-          <w:ilvl w:val="0"/>
-          <w:numId w:val="4"/>
-        </w:numPr>
-        <w:ind w:leftChars="0"/>
-        <w:rPr>
-          <w:rFonts w:ascii="標楷體" w:eastAsia="標楷體" w:hAnsi="標楷體" w:hint="eastAsia"/>
-          <w:b/>
-          <w:bCs/>
-          <w:szCs w:val="24"/>
-        </w:rPr>
-      </w:pPr>
-      <w:r>
-        <w:rPr>
-          <w:rFonts w:ascii="標楷體" w:eastAsia="標楷體" w:hAnsi="標楷體" w:hint="eastAsia"/>
-          <w:b/>
-          <w:bCs/>
-          <w:szCs w:val="24"/>
-        </w:rPr>
-        <w:t>高可靠性的生成式 AI 闢謠機制：</w:t>
-      </w:r>
-    </w:p>
-    <w:p>
-      <w:pPr>
-        <w:rPr>
-          <w:rFonts w:ascii="標楷體" w:eastAsia="標楷體" w:hAnsi="標楷體" w:hint="eastAsia"/>
-          <w:szCs w:val="24"/>
-        </w:rPr>
-      </w:pPr>
-      <w:r>
-        <w:rPr>
-          <w:rFonts w:ascii="標楷體" w:eastAsia="標楷體" w:hAnsi="標楷體" w:hint="eastAsia"/>
-          <w:szCs w:val="24"/>
-        </w:rPr>
-        <w:t xml:space="preserve">    如何透過檢索增強生成（RAG）技術結合專業醫療事實查核庫，以降低大型語言模型（LLM）的幻覺現象？並探討如何針對文字與影音等多模態內容，建立精</w:t>
-      </w:r>
-      <w:proofErr w:type="gramStart"/>
-      <w:r>
-        <w:rPr>
-          <w:rFonts w:ascii="標楷體" w:eastAsia="標楷體" w:hAnsi="標楷體" w:hint="eastAsia"/>
-          <w:szCs w:val="24"/>
-        </w:rPr>
-        <w:t>準</w:t>
-      </w:r>
-      <w:proofErr w:type="gramEnd"/>
-      <w:r>
-        <w:rPr>
-          <w:rFonts w:ascii="標楷體" w:eastAsia="標楷體" w:hAnsi="標楷體" w:hint="eastAsia"/>
-          <w:szCs w:val="24"/>
-        </w:rPr>
-        <w:t>的醫療資訊真偽判斷框架？</w:t>
-      </w:r>
-    </w:p>
-    <w:p>
-      <w:pPr>
-        <w:pStyle w:val="a3"/>
-        <w:numPr>
-          <w:ilvl w:val="0"/>
-          <w:numId w:val="4"/>
-        </w:numPr>
-        <w:ind w:leftChars="0"/>
-        <w:rPr>
-          <w:rFonts w:ascii="標楷體" w:eastAsia="標楷體" w:hAnsi="標楷體" w:hint="eastAsia"/>
-          <w:szCs w:val="24"/>
-        </w:rPr>
-      </w:pPr>
-      <w:r>
-        <w:rPr>
-          <w:rFonts w:ascii="標楷體" w:eastAsia="標楷體" w:hAnsi="標楷體" w:hint="eastAsia"/>
-          <w:szCs w:val="24"/>
-        </w:rPr>
-        <w:t>多語言與多模態的無障礙互動：</w:t>
-      </w:r>
-    </w:p>
-    <w:p>
-      <w:pPr>
-        <w:rPr>
-          <w:rFonts w:ascii="標楷體" w:eastAsia="標楷體" w:hAnsi="標楷體" w:hint="eastAsia"/>
-          <w:szCs w:val="24"/>
-        </w:rPr>
-      </w:pPr>
-      <w:r>
-        <w:rPr>
-          <w:rFonts w:ascii="標楷體" w:eastAsia="標楷體" w:hAnsi="標楷體" w:hint="eastAsia"/>
-          <w:szCs w:val="24"/>
-        </w:rPr>
-        <w:t xml:space="preserve">    如何整合 TAIDE Gemma 3 等在地化語言模型，實現精</w:t>
-      </w:r>
-      <w:proofErr w:type="gramStart"/>
-      <w:r>
-        <w:rPr>
-          <w:rFonts w:ascii="標楷體" w:eastAsia="標楷體" w:hAnsi="標楷體" w:hint="eastAsia"/>
-          <w:szCs w:val="24"/>
-        </w:rPr>
-        <w:t>準</w:t>
-      </w:r>
-      <w:proofErr w:type="gramEnd"/>
-      <w:r>
-        <w:rPr>
-          <w:rFonts w:ascii="標楷體" w:eastAsia="標楷體" w:hAnsi="標楷體" w:hint="eastAsia"/>
-          <w:szCs w:val="24"/>
-        </w:rPr>
-        <w:t>的台語語音諮詢服務？並研究將影音內容自動轉化為可分析</w:t>
-      </w:r>
-      <w:proofErr w:type="gramStart"/>
-      <w:r>
-        <w:rPr>
-          <w:rFonts w:ascii="標楷體" w:eastAsia="標楷體" w:hAnsi="標楷體" w:hint="eastAsia"/>
-          <w:szCs w:val="24"/>
-        </w:rPr>
-        <w:t>逐字稿的</w:t>
-      </w:r>
-      <w:proofErr w:type="gramEnd"/>
-      <w:r>
-        <w:rPr>
-          <w:rFonts w:ascii="標楷體" w:eastAsia="標楷體" w:hAnsi="標楷體" w:hint="eastAsia"/>
-          <w:szCs w:val="24"/>
-        </w:rPr>
-        <w:t>演算法，以優化高齡者的互</w:t>
-      </w:r>
-      <w:r>
-        <w:rPr>
-          <w:rFonts w:ascii="標楷體" w:eastAsia="標楷體" w:hAnsi="標楷體" w:hint="eastAsia"/>
-          <w:szCs w:val="24"/>
-        </w:rPr>
-        <w:lastRenderedPageBreak/>
-        <w:t>動體驗？</w:t>
-      </w:r>
-    </w:p>
-    <w:p>
-      <w:pPr>
-        <w:pStyle w:val="a3"/>
-        <w:numPr>
-          <w:ilvl w:val="0"/>
-          <w:numId w:val="4"/>
-        </w:numPr>
-        <w:ind w:leftChars="0"/>
-        <w:rPr>
-          <w:rFonts w:ascii="標楷體" w:eastAsia="標楷體" w:hAnsi="標楷體" w:hint="eastAsia"/>
-          <w:b/>
-          <w:bCs/>
-          <w:szCs w:val="24"/>
-        </w:rPr>
-      </w:pPr>
-      <w:r>
-        <w:rPr>
-          <w:rFonts w:ascii="標楷體" w:eastAsia="標楷體" w:hAnsi="標楷體" w:hint="eastAsia"/>
-          <w:b/>
-          <w:bCs/>
-          <w:szCs w:val="24"/>
-        </w:rPr>
-        <w:t>適地性醫療服務 (LBS) 的智慧推薦系統：</w:t>
-      </w:r>
-    </w:p>
-    <w:p>
-      <w:pPr>
-        <w:rPr>
-          <w:rFonts w:ascii="標楷體" w:eastAsia="標楷體" w:hAnsi="標楷體" w:hint="eastAsia"/>
-          <w:szCs w:val="24"/>
-        </w:rPr>
-      </w:pPr>
-      <w:r>
-        <w:rPr>
-          <w:rFonts w:ascii="標楷體" w:eastAsia="標楷體" w:hAnsi="標楷體" w:hint="eastAsia"/>
-          <w:szCs w:val="24"/>
-        </w:rPr>
-        <w:t xml:space="preserve">    如何在保護用戶隱私 的前提下，運用 GPS 定位與政府開放資料 API（如健保特約院所資料庫），設計出能自動篩選並推薦最符合使用者需求（如診所距離、醫師專長、即時診量）的智慧推薦機制？</w:t>
-      </w:r>
-    </w:p>
-    <w:p>
-      <w:pPr>
-        <w:pStyle w:val="a3"/>
-        <w:numPr>
-          <w:ilvl w:val="0"/>
-          <w:numId w:val="4"/>
-        </w:numPr>
-        <w:ind w:leftChars="0"/>
-        <w:rPr>
-          <w:rFonts w:ascii="標楷體" w:eastAsia="標楷體" w:hAnsi="標楷體" w:hint="eastAsia"/>
-          <w:b/>
-          <w:bCs/>
-          <w:szCs w:val="24"/>
-        </w:rPr>
-      </w:pPr>
-      <w:r>
-        <w:rPr>
-          <w:rFonts w:ascii="標楷體" w:eastAsia="標楷體" w:hAnsi="標楷體" w:hint="eastAsia"/>
-          <w:b/>
-          <w:bCs/>
-          <w:szCs w:val="24"/>
-        </w:rPr>
-        <w:t>家庭共同照護的健康鏈結機制：</w:t>
-      </w:r>
-    </w:p>
-    <w:p>
-      <w:pPr>
-        <w:rPr>
-          <w:rFonts w:ascii="標楷體" w:eastAsia="標楷體" w:hAnsi="標楷體" w:hint="eastAsia"/>
-          <w:szCs w:val="24"/>
-        </w:rPr>
-      </w:pPr>
-      <w:r>
-        <w:rPr>
-          <w:rFonts w:ascii="標楷體" w:eastAsia="標楷體" w:hAnsi="標楷體" w:hint="eastAsia"/>
-          <w:szCs w:val="24"/>
-        </w:rPr>
-        <w:t xml:space="preserve">    如何設計安全的「家庭帳號連結」功能，使照護者能在尊重被照護者隱私的前提下，掌握長輩的健康查詢紀錄</w:t>
-      </w:r>
-      <w:proofErr w:type="gramStart"/>
-      <w:r>
-        <w:rPr>
-          <w:rFonts w:ascii="標楷體" w:eastAsia="標楷體" w:hAnsi="標楷體" w:hint="eastAsia"/>
-          <w:szCs w:val="24"/>
-        </w:rPr>
-        <w:t>與約診狀態</w:t>
-      </w:r>
-      <w:proofErr w:type="gramEnd"/>
-      <w:r>
-        <w:rPr>
-          <w:rFonts w:ascii="標楷體" w:eastAsia="標楷體" w:hAnsi="標楷體" w:hint="eastAsia"/>
-          <w:szCs w:val="24"/>
-        </w:rPr>
-        <w:t>，進而達成預防醫療與</w:t>
-      </w:r>
-      <w:proofErr w:type="gramStart"/>
-      <w:r>
-        <w:rPr>
-          <w:rFonts w:ascii="標楷體" w:eastAsia="標楷體" w:hAnsi="標楷體" w:hint="eastAsia"/>
-          <w:szCs w:val="24"/>
-        </w:rPr>
-        <w:t>遠距照護</w:t>
-      </w:r>
-      <w:proofErr w:type="gramEnd"/>
-      <w:r>
-        <w:rPr>
-          <w:rFonts w:ascii="標楷體" w:eastAsia="標楷體" w:hAnsi="標楷體" w:hint="eastAsia"/>
-          <w:szCs w:val="24"/>
-        </w:rPr>
-        <w:t>的協同效果？</w:t>
-      </w:r>
-    </w:p>
-    <w:p>
-      <w:pPr>
         <w:pStyle w:val="a3"/>
         <w:numPr>
           <w:ilvl w:val="0"/>
@@ -854,470 +152,6 @@
     </w:p>
     <w:p>
       <w:pPr>
-        <w:ind w:firstLine="480"/>
-        <w:rPr>
-          <w:rFonts w:ascii="標楷體" w:eastAsia="標楷體" w:hAnsi="標楷體"/>
-        </w:rPr>
-      </w:pPr>
-      <w:r>
-        <w:rPr>
-          <w:rFonts w:ascii="標楷體" w:eastAsia="標楷體" w:hAnsi="標楷體" w:hint="eastAsia"/>
-        </w:rPr>
-        <w:t>本研究根據上述之研究動機分析，在分析既有</w:t>
-      </w:r>
-      <w:r>
-        <w:rPr>
-          <w:rFonts w:ascii="標楷體" w:eastAsia="標楷體" w:hAnsi="標楷體" w:hint="eastAsia"/>
-        </w:rPr>
-        <w:t>健康及醫療資源軟體</w:t>
-      </w:r>
-      <w:r>
-        <w:rPr>
-          <w:rFonts w:ascii="標楷體" w:eastAsia="標楷體" w:hAnsi="標楷體" w:hint="eastAsia"/>
-        </w:rPr>
-        <w:t>之優缺點後，我們擬定了此應用系統的使用者需求，底下列出較核心的功能需求。</w:t>
-      </w:r>
-    </w:p>
-    <w:p>
-      <w:pPr>
-        <w:pStyle w:val="a3"/>
-        <w:numPr>
-          <w:ilvl w:val="0"/>
-          <w:numId w:val="3"/>
-        </w:numPr>
-        <w:ind w:leftChars="0"/>
-        <w:rPr>
-          <w:rFonts w:ascii="標楷體" w:eastAsia="標楷體" w:hAnsi="標楷體"/>
-          <w:b/>
-          <w:bCs/>
-        </w:rPr>
-      </w:pPr>
-      <w:r>
-        <w:rPr>
-          <w:rFonts w:ascii="標楷體" w:eastAsia="標楷體" w:hAnsi="標楷體" w:hint="eastAsia"/>
-          <w:b/>
-          <w:bCs/>
-        </w:rPr>
-        <w:t>LINE 帳號整合與互動基礎 (LINE Interaction &amp; User Management)</w:t>
-      </w:r>
-    </w:p>
-    <w:p>
-      <w:pPr>
-        <w:rPr>
-          <w:rFonts w:ascii="標楷體" w:eastAsia="標楷體" w:hAnsi="標楷體"/>
-        </w:rPr>
-      </w:pPr>
-      <w:r>
-        <w:rPr>
-          <w:rFonts w:ascii="標楷體" w:eastAsia="標楷體" w:hAnsi="標楷體" w:hint="eastAsia"/>
-        </w:rPr>
-        <w:t>A-1. LINE 帳號</w:t>
-      </w:r>
-      <w:proofErr w:type="gramStart"/>
-      <w:r>
-        <w:rPr>
-          <w:rFonts w:ascii="標楷體" w:eastAsia="標楷體" w:hAnsi="標楷體" w:hint="eastAsia"/>
-        </w:rPr>
-        <w:t>一</w:t>
-      </w:r>
-      <w:proofErr w:type="gramEnd"/>
-      <w:r>
-        <w:rPr>
-          <w:rFonts w:ascii="標楷體" w:eastAsia="標楷體" w:hAnsi="標楷體" w:hint="eastAsia"/>
-        </w:rPr>
-        <w:t>鍵互動： 使用者僅需加入 LINE 帳號即可開始對話，無需額外學習 App 或進行複雜設定,。</w:t>
-      </w:r>
-    </w:p>
-    <w:p>
-      <w:pPr>
-        <w:rPr>
-          <w:rFonts w:ascii="標楷體" w:eastAsia="標楷體" w:hAnsi="標楷體"/>
-        </w:rPr>
-      </w:pPr>
-      <w:r>
-        <w:rPr>
-          <w:rFonts w:ascii="標楷體" w:eastAsia="標楷體" w:hAnsi="標楷體" w:hint="eastAsia"/>
-        </w:rPr>
-        <w:t xml:space="preserve">A-2. </w:t>
-      </w:r>
-      <w:proofErr w:type="gramStart"/>
-      <w:r>
-        <w:rPr>
-          <w:rFonts w:ascii="標楷體" w:eastAsia="標楷體" w:hAnsi="標楷體" w:hint="eastAsia"/>
-        </w:rPr>
-        <w:t>多輪對話</w:t>
-      </w:r>
-      <w:proofErr w:type="gramEnd"/>
-      <w:r>
-        <w:rPr>
-          <w:rFonts w:ascii="標楷體" w:eastAsia="標楷體" w:hAnsi="標楷體" w:hint="eastAsia"/>
-        </w:rPr>
-        <w:t>引導： 系統</w:t>
-      </w:r>
-      <w:proofErr w:type="gramStart"/>
-      <w:r>
-        <w:rPr>
-          <w:rFonts w:ascii="標楷體" w:eastAsia="標楷體" w:hAnsi="標楷體" w:hint="eastAsia"/>
-        </w:rPr>
-        <w:t>支援多輪對話</w:t>
-      </w:r>
-      <w:proofErr w:type="gramEnd"/>
-      <w:r>
-        <w:rPr>
-          <w:rFonts w:ascii="標楷體" w:eastAsia="標楷體" w:hAnsi="標楷體" w:hint="eastAsia"/>
-        </w:rPr>
-        <w:t>流程，能引導使用者提供正確的健康或定位資訊。</w:t>
-      </w:r>
-    </w:p>
-    <w:p>
-      <w:pPr>
-        <w:rPr>
-          <w:rFonts w:ascii="標楷體" w:eastAsia="標楷體" w:hAnsi="標楷體"/>
-        </w:rPr>
-      </w:pPr>
-      <w:r>
-        <w:rPr>
-          <w:rFonts w:ascii="標楷體" w:eastAsia="標楷體" w:hAnsi="標楷體" w:hint="eastAsia"/>
-        </w:rPr>
-        <w:t>A-3. 使用者偏好設定： 透過 LIFF 介面，管理使用者個人資料、慣用語言（如台語、國語或外籍移工母語）及 AI 回應風格,,。</w:t>
-      </w:r>
-    </w:p>
-    <w:p>
-      <w:pPr>
-        <w:pStyle w:val="a3"/>
-        <w:numPr>
-          <w:ilvl w:val="0"/>
-          <w:numId w:val="3"/>
-        </w:numPr>
-        <w:ind w:leftChars="0"/>
-        <w:rPr>
-          <w:rFonts w:ascii="標楷體" w:eastAsia="標楷體" w:hAnsi="標楷體"/>
-          <w:b/>
-          <w:bCs/>
-        </w:rPr>
-      </w:pPr>
-      <w:r>
-        <w:rPr>
-          <w:rFonts w:ascii="標楷體" w:eastAsia="標楷體" w:hAnsi="標楷體" w:hint="eastAsia"/>
-          <w:b/>
-          <w:bCs/>
-        </w:rPr>
-        <w:t>智慧醫療建議與健康諮詢 (Medical &amp; Health Consultation)</w:t>
-      </w:r>
-    </w:p>
-    <w:p>
-      <w:pPr>
-        <w:rPr>
-          <w:rFonts w:ascii="標楷體" w:eastAsia="標楷體" w:hAnsi="標楷體"/>
-        </w:rPr>
-      </w:pPr>
-      <w:r>
-        <w:rPr>
-          <w:rFonts w:ascii="標楷體" w:eastAsia="標楷體" w:hAnsi="標楷體" w:hint="eastAsia"/>
-        </w:rPr>
-        <w:t>B-1. 需求意圖判斷： 系統能自動辨識使用者是「尋求醫療協助（急需就醫）」或「詢問一般健康問題（知識查詢）」。</w:t>
-      </w:r>
-    </w:p>
-    <w:p>
-      <w:pPr>
-        <w:rPr>
-          <w:rFonts w:ascii="標楷體" w:eastAsia="標楷體" w:hAnsi="標楷體"/>
-        </w:rPr>
-      </w:pPr>
-      <w:r>
-        <w:rPr>
-          <w:rFonts w:ascii="標楷體" w:eastAsia="標楷體" w:hAnsi="標楷體" w:hint="eastAsia"/>
-        </w:rPr>
-        <w:t>B-2. 初步醫療建議： 針對醫療協助需求，系統提供非診斷性的初步解決建議。</w:t>
-      </w:r>
-    </w:p>
-    <w:p>
-      <w:pPr>
-        <w:rPr>
-          <w:rFonts w:ascii="標楷體" w:eastAsia="標楷體" w:hAnsi="標楷體"/>
-        </w:rPr>
-      </w:pPr>
-      <w:r>
-        <w:rPr>
-          <w:rFonts w:ascii="標楷體" w:eastAsia="標楷體" w:hAnsi="標楷體" w:hint="eastAsia"/>
-        </w:rPr>
-        <w:t>B-3. 內容真偽性驗證： 對於一般健康問題，系統需判定文字內容是否具備可驗證性，並回傳查核結果。</w:t>
-      </w:r>
-    </w:p>
-    <w:p>
-      <w:pPr>
-        <w:rPr>
-          <w:rFonts w:ascii="標楷體" w:eastAsia="標楷體" w:hAnsi="標楷體"/>
-        </w:rPr>
-      </w:pPr>
-      <w:r>
-        <w:rPr>
-          <w:rFonts w:ascii="標楷體" w:eastAsia="標楷體" w:hAnsi="標楷體" w:hint="eastAsia"/>
-        </w:rPr>
-        <w:t>B-4. AI 透明性標示： 針對不可驗證之內容，系統需明確標示為 AI 生成，以確保資訊安全與透明性,。</w:t>
-      </w:r>
-    </w:p>
-    <w:p>
-      <w:pPr>
-        <w:pStyle w:val="a3"/>
-        <w:numPr>
-          <w:ilvl w:val="0"/>
-          <w:numId w:val="3"/>
-        </w:numPr>
-        <w:ind w:leftChars="0"/>
-        <w:rPr>
-          <w:rFonts w:ascii="標楷體" w:eastAsia="標楷體" w:hAnsi="標楷體"/>
-          <w:b/>
-          <w:bCs/>
-        </w:rPr>
-      </w:pPr>
-      <w:r>
-        <w:rPr>
-          <w:rFonts w:ascii="標楷體" w:eastAsia="標楷體" w:hAnsi="標楷體" w:hint="eastAsia"/>
-          <w:b/>
-          <w:bCs/>
-        </w:rPr>
-        <w:t>醫療資源定位與實體協助 (Medical Resources &amp; Physical Assistance)</w:t>
-      </w:r>
-    </w:p>
-    <w:p>
-      <w:pPr>
-        <w:rPr>
-          <w:rFonts w:ascii="標楷體" w:eastAsia="標楷體" w:hAnsi="標楷體"/>
-        </w:rPr>
-      </w:pPr>
-      <w:r>
-        <w:rPr>
-          <w:rFonts w:ascii="標楷體" w:eastAsia="標楷體" w:hAnsi="標楷體" w:hint="eastAsia"/>
-        </w:rPr>
-        <w:t>C-1. 鄰近醫療院所搜尋： 整合 GPS 定位與政府開放資料，自動搜尋使用者周邊的醫院、診所或藥局資源,。</w:t>
-      </w:r>
-    </w:p>
-    <w:p>
-      <w:pPr>
-        <w:rPr>
-          <w:rFonts w:ascii="標楷體" w:eastAsia="標楷體" w:hAnsi="標楷體"/>
-        </w:rPr>
-      </w:pPr>
-      <w:r>
-        <w:rPr>
-          <w:rFonts w:ascii="標楷體" w:eastAsia="標楷體" w:hAnsi="標楷體" w:hint="eastAsia"/>
-        </w:rPr>
-        <w:t>C-2. 掛號資訊指引： 提供搜尋結果之詳細資訊、</w:t>
-      </w:r>
-      <w:proofErr w:type="gramStart"/>
-      <w:r>
-        <w:rPr>
-          <w:rFonts w:ascii="標楷體" w:eastAsia="標楷體" w:hAnsi="標楷體" w:hint="eastAsia"/>
-        </w:rPr>
-        <w:t>線上掛號</w:t>
-      </w:r>
-      <w:proofErr w:type="gramEnd"/>
-      <w:r>
-        <w:rPr>
-          <w:rFonts w:ascii="標楷體" w:eastAsia="標楷體" w:hAnsi="標楷體" w:hint="eastAsia"/>
-        </w:rPr>
-        <w:t>連結或診所聯絡資</w:t>
-      </w:r>
-      <w:r>
-        <w:rPr>
-          <w:rFonts w:ascii="標楷體" w:eastAsia="標楷體" w:hAnsi="標楷體" w:hint="eastAsia"/>
-        </w:rPr>
-        <w:lastRenderedPageBreak/>
-        <w:t>訊,。</w:t>
-      </w:r>
-    </w:p>
-    <w:p>
-      <w:pPr>
-        <w:pStyle w:val="a3"/>
-        <w:numPr>
-          <w:ilvl w:val="0"/>
-          <w:numId w:val="3"/>
-        </w:numPr>
-        <w:ind w:leftChars="0"/>
-        <w:rPr>
-          <w:rFonts w:ascii="標楷體" w:eastAsia="標楷體" w:hAnsi="標楷體"/>
-          <w:b/>
-          <w:bCs/>
-        </w:rPr>
-      </w:pPr>
-      <w:r>
-        <w:rPr>
-          <w:rFonts w:ascii="標楷體" w:eastAsia="標楷體" w:hAnsi="標楷體" w:hint="eastAsia"/>
-          <w:b/>
-          <w:bCs/>
-        </w:rPr>
-        <w:t>多模態影音辨識與分析 (Multimodal Media Analysis)</w:t>
-      </w:r>
-    </w:p>
-    <w:p>
-      <w:pPr>
-        <w:rPr>
-          <w:rFonts w:ascii="標楷體" w:eastAsia="標楷體" w:hAnsi="標楷體"/>
-        </w:rPr>
-      </w:pPr>
-      <w:r>
-        <w:rPr>
-          <w:rFonts w:ascii="標楷體" w:eastAsia="標楷體" w:hAnsi="標楷體" w:hint="eastAsia"/>
-        </w:rPr>
-        <w:t>D-1. 影音格式適應與解析： 支援使用者轉發之影片或音訊內容，系統能判斷其格式是否可讀取,。</w:t>
-      </w:r>
-    </w:p>
-    <w:p>
-      <w:pPr>
-        <w:rPr>
-          <w:rFonts w:ascii="標楷體" w:eastAsia="標楷體" w:hAnsi="標楷體"/>
-        </w:rPr>
-      </w:pPr>
-      <w:r>
-        <w:rPr>
-          <w:rFonts w:ascii="標楷體" w:eastAsia="標楷體" w:hAnsi="標楷體" w:hint="eastAsia"/>
-        </w:rPr>
-        <w:t>D-2. 影</w:t>
-      </w:r>
-      <w:proofErr w:type="gramStart"/>
-      <w:r>
-        <w:rPr>
-          <w:rFonts w:ascii="標楷體" w:eastAsia="標楷體" w:hAnsi="標楷體" w:hint="eastAsia"/>
-        </w:rPr>
-        <w:t>音轉逐字稿</w:t>
-      </w:r>
-      <w:proofErr w:type="gramEnd"/>
-      <w:r>
-        <w:rPr>
-          <w:rFonts w:ascii="標楷體" w:eastAsia="標楷體" w:hAnsi="標楷體" w:hint="eastAsia"/>
-        </w:rPr>
-        <w:t>處理： 透過 ASR (語音轉文字) 技術將影片內容轉為</w:t>
-      </w:r>
-      <w:proofErr w:type="gramStart"/>
-      <w:r>
-        <w:rPr>
-          <w:rFonts w:ascii="標楷體" w:eastAsia="標楷體" w:hAnsi="標楷體" w:hint="eastAsia"/>
-        </w:rPr>
-        <w:t>逐字稿</w:t>
-      </w:r>
-      <w:proofErr w:type="gramEnd"/>
-      <w:r>
-        <w:rPr>
-          <w:rFonts w:ascii="標楷體" w:eastAsia="標楷體" w:hAnsi="標楷體" w:hint="eastAsia"/>
-        </w:rPr>
-        <w:t>，並送入事實查核流程。</w:t>
-      </w:r>
-    </w:p>
-    <w:p>
-      <w:pPr>
-        <w:pStyle w:val="a3"/>
-        <w:numPr>
-          <w:ilvl w:val="0"/>
-          <w:numId w:val="3"/>
-        </w:numPr>
-        <w:ind w:leftChars="0"/>
-        <w:rPr>
-          <w:rFonts w:ascii="標楷體" w:eastAsia="標楷體" w:hAnsi="標楷體"/>
-          <w:b/>
-          <w:bCs/>
-        </w:rPr>
-      </w:pPr>
-      <w:r>
-        <w:rPr>
-          <w:rFonts w:ascii="標楷體" w:eastAsia="標楷體" w:hAnsi="標楷體" w:hint="eastAsia"/>
-          <w:b/>
-          <w:bCs/>
-        </w:rPr>
-        <w:t>高齡友善語音支援 (Senior-Friendly &amp; Multilingual Support)</w:t>
-      </w:r>
-    </w:p>
-    <w:p>
-      <w:pPr>
-        <w:rPr>
-          <w:rFonts w:ascii="標楷體" w:eastAsia="標楷體" w:hAnsi="標楷體"/>
-        </w:rPr>
-      </w:pPr>
-      <w:r>
-        <w:rPr>
-          <w:rFonts w:ascii="標楷體" w:eastAsia="標楷體" w:hAnsi="標楷體" w:hint="eastAsia"/>
-        </w:rPr>
-        <w:t>E-1. 台語語音互動 (TTS)： 針對</w:t>
-      </w:r>
-      <w:proofErr w:type="gramStart"/>
-      <w:r>
-        <w:rPr>
-          <w:rFonts w:ascii="標楷體" w:eastAsia="標楷體" w:hAnsi="標楷體" w:hint="eastAsia"/>
-        </w:rPr>
-        <w:t>不</w:t>
-      </w:r>
-      <w:proofErr w:type="gramEnd"/>
-      <w:r>
-        <w:rPr>
-          <w:rFonts w:ascii="標楷體" w:eastAsia="標楷體" w:hAnsi="標楷體" w:hint="eastAsia"/>
-        </w:rPr>
-        <w:t>擅閱讀文字的長者，將 AI 回應內容以台語語音讀出,。</w:t>
-      </w:r>
-    </w:p>
-    <w:p>
-      <w:pPr>
-        <w:rPr>
-          <w:rFonts w:ascii="標楷體" w:eastAsia="標楷體" w:hAnsi="標楷體"/>
-        </w:rPr>
-      </w:pPr>
-      <w:r>
-        <w:rPr>
-          <w:rFonts w:ascii="標楷體" w:eastAsia="標楷體" w:hAnsi="標楷體" w:hint="eastAsia"/>
-        </w:rPr>
-        <w:t>E-2. 語言切換機制： 支援台語、國語及多國語言（如針對外籍照護者），確保不同族群皆能獲取準確資訊,。</w:t>
-      </w:r>
-    </w:p>
-    <w:p>
-      <w:pPr>
-        <w:pStyle w:val="a3"/>
-        <w:numPr>
-          <w:ilvl w:val="0"/>
-          <w:numId w:val="3"/>
-        </w:numPr>
-        <w:ind w:leftChars="0"/>
-        <w:rPr>
-          <w:rFonts w:ascii="標楷體" w:eastAsia="標楷體" w:hAnsi="標楷體"/>
-          <w:b/>
-          <w:bCs/>
-        </w:rPr>
-      </w:pPr>
-      <w:r>
-        <w:rPr>
-          <w:rFonts w:ascii="標楷體" w:eastAsia="標楷體" w:hAnsi="標楷體" w:hint="eastAsia"/>
-          <w:b/>
-          <w:bCs/>
-        </w:rPr>
-        <w:t>家庭照護連結與管理 (Family Care &amp; Management)</w:t>
-      </w:r>
-    </w:p>
-    <w:p>
-      <w:pPr>
-        <w:rPr>
-          <w:rFonts w:ascii="標楷體" w:eastAsia="標楷體" w:hAnsi="標楷體"/>
-        </w:rPr>
-      </w:pPr>
-      <w:r>
-        <w:rPr>
-          <w:rFonts w:ascii="標楷體" w:eastAsia="標楷體" w:hAnsi="標楷體" w:hint="eastAsia"/>
-        </w:rPr>
-        <w:t>F-1. 家庭健康狀態共享： 家人或照護者可互相查看彼此的諮詢紀錄與健康狀態,。</w:t>
-      </w:r>
-    </w:p>
-    <w:p>
-      <w:pPr>
-        <w:rPr>
-          <w:rFonts w:ascii="標楷體" w:eastAsia="標楷體" w:hAnsi="標楷體"/>
-        </w:rPr>
-      </w:pPr>
-      <w:r>
-        <w:rPr>
-          <w:rFonts w:ascii="標楷體" w:eastAsia="標楷體" w:hAnsi="標楷體" w:hint="eastAsia"/>
-        </w:rPr>
-        <w:t>F-2. 照護介入功能： 當偵測到異常健康詢問或高風險狀況時，及時通知家庭成員。</w:t>
-      </w:r>
-    </w:p>
-    <w:p>
-      <w:pPr>
         <w:pStyle w:val="a3"/>
         <w:numPr>
           <w:ilvl w:val="1"/>
@@ -1342,27 +176,6 @@
     <w:p>
       <w:pPr>
         <w:pStyle w:val="a3"/>
-        <w:ind w:leftChars="0"/>
-        <w:rPr>
-          <w:rFonts w:ascii="標楷體" w:eastAsia="標楷體" w:hAnsi="標楷體" w:hint="eastAsia"/>
-          <w:b/>
-          <w:bCs/>
-          <w:color w:val="FF0000"/>
-        </w:rPr>
-      </w:pPr>
-      <w:r>
-        <w:rPr>
-          <w:rFonts w:ascii="標楷體" w:eastAsia="標楷體" w:hAnsi="標楷體" w:hint="eastAsia"/>
-          <w:b/>
-          <w:bCs/>
-          <w:color w:val="FF0000"/>
-        </w:rPr>
-        <w:t>待完成</w:t>
-      </w:r>
-    </w:p>
-    <w:p>
-      <w:pPr>
-        <w:pStyle w:val="a3"/>
         <w:numPr>
           <w:ilvl w:val="1"/>
           <w:numId w:val="1"/>
@@ -1386,27 +199,6 @@
     <w:p>
       <w:pPr>
         <w:pStyle w:val="a3"/>
-        <w:ind w:leftChars="0"/>
-        <w:rPr>
-          <w:rFonts w:ascii="標楷體" w:eastAsia="標楷體" w:hAnsi="標楷體" w:hint="eastAsia"/>
-          <w:b/>
-          <w:bCs/>
-          <w:color w:val="FF0000"/>
-        </w:rPr>
-      </w:pPr>
-      <w:r>
-        <w:rPr>
-          <w:rFonts w:ascii="標楷體" w:eastAsia="標楷體" w:hAnsi="標楷體" w:hint="eastAsia"/>
-          <w:b/>
-          <w:bCs/>
-          <w:color w:val="FF0000"/>
-        </w:rPr>
-        <w:t>待完成</w:t>
-      </w:r>
-    </w:p>
-    <w:p>
-      <w:pPr>
-        <w:pStyle w:val="a3"/>
         <w:numPr>
           <w:ilvl w:val="1"/>
           <w:numId w:val="1"/>
@@ -1425,27 +217,6 @@
           <w:bCs/>
         </w:rPr>
         <w:t>核心技術設計</w:t>
-      </w:r>
-    </w:p>
-    <w:p>
-      <w:pPr>
-        <w:pStyle w:val="a3"/>
-        <w:ind w:leftChars="0"/>
-        <w:rPr>
-          <w:rFonts w:ascii="標楷體" w:eastAsia="標楷體" w:hAnsi="標楷體" w:hint="eastAsia"/>
-          <w:b/>
-          <w:bCs/>
-          <w:color w:val="FF0000"/>
-        </w:rPr>
-      </w:pPr>
-      <w:r>
-        <w:rPr>
-          <w:rFonts w:ascii="標楷體" w:eastAsia="標楷體" w:hAnsi="標楷體" w:hint="eastAsia"/>
-          <w:b/>
-          <w:bCs/>
-          <w:color w:val="FF0000"/>
-        </w:rPr>
-        <w:t>待完成</w:t>
       </w:r>
     </w:p>
     <w:p>
@@ -1531,21 +302,7 @@
         <w:rPr>
           <w:rFonts w:ascii="標楷體" w:eastAsia="標楷體" w:hAnsi="標楷體" w:hint="eastAsia"/>
         </w:rPr>
-        <w:t xml:space="preserve">後端與 API 開發技術： 學習使用 </w:t>
-      </w:r>
-      <w:proofErr w:type="spellStart"/>
-      <w:r>
-        <w:rPr>
-          <w:rFonts w:ascii="標楷體" w:eastAsia="標楷體" w:hAnsi="標楷體" w:hint="eastAsia"/>
-        </w:rPr>
-        <w:t>FastAPI</w:t>
-      </w:r>
-      <w:proofErr w:type="spellEnd"/>
-      <w:r>
-        <w:rPr>
-          <w:rFonts w:ascii="標楷體" w:eastAsia="標楷體" w:hAnsi="標楷體" w:hint="eastAsia"/>
-        </w:rPr>
-        <w:t xml:space="preserve"> (Python) 構建核心業務邏輯、使用 Node.js (Express) 開發 Backend for Frontend (BFF) 轉換層，並掌握 RESTful API 設計原則。</w:t>
+        <w:t>後端與 API 開發技術： 學習使用 FastAPI (Python) 構建核心業務邏輯、使用 Node.js (Express) 開發 Backend for Frontend (BFF) 轉換層，並掌握 RESTful API 設計原則。</w:t>
       </w:r>
     </w:p>
     <w:p>
@@ -1625,126 +382,84 @@
           <w:b/>
           <w:bCs/>
         </w:rPr>
+        <w:t>預期系統結果</w:t>
+      </w:r>
+    </w:p>
+    <w:p>
+      <w:pPr>
+        <w:pStyle w:val="a3"/>
+        <w:numPr>
+          <w:ilvl w:val="2"/>
+          <w:numId w:val="1"/>
+        </w:numPr>
+        <w:ind w:leftChars="0"/>
+        <w:rPr>
+          <w:rFonts w:ascii="標楷體" w:eastAsia="標楷體" w:hAnsi="標楷體"/>
+        </w:rPr>
+      </w:pPr>
+      <w:r>
+        <w:rPr>
+          <w:rFonts w:ascii="標楷體" w:eastAsia="標楷體" w:hAnsi="標楷體" w:hint="eastAsia"/>
+        </w:rPr>
+        <w:t>建立高可靠性的健康資訊助理： 打造一個整合 LINE 介面的智慧助理，提供幻覺率低的 AI 醫療建議與闢謠功能，確保健康資訊的可信度。</w:t>
+      </w:r>
+    </w:p>
+    <w:p>
+      <w:pPr>
+        <w:pStyle w:val="a3"/>
+        <w:numPr>
+          <w:ilvl w:val="2"/>
+          <w:numId w:val="1"/>
+        </w:numPr>
+        <w:ind w:leftChars="0"/>
+        <w:rPr>
+          <w:rFonts w:ascii="標楷體" w:eastAsia="標楷體" w:hAnsi="標楷體"/>
+        </w:rPr>
+      </w:pPr>
+      <w:r>
+        <w:rPr>
+          <w:rFonts w:ascii="標楷體" w:eastAsia="標楷體" w:hAnsi="標楷體" w:hint="eastAsia"/>
+        </w:rPr>
+        <w:t>落實高齡者友善之語音服務： 透過台語 ASR (語音轉文字) 與 TTS (文字轉語音) 技術，消除數位落差，讓不擅閱讀文字的長輩能以台語進行就醫諮詢。</w:t>
+      </w:r>
+    </w:p>
+    <w:p>
+      <w:pPr>
+        <w:pStyle w:val="a3"/>
+        <w:numPr>
+          <w:ilvl w:val="2"/>
+          <w:numId w:val="1"/>
+        </w:numPr>
+        <w:ind w:leftChars="0"/>
+        <w:rPr>
+          <w:rFonts w:ascii="標楷體" w:eastAsia="標楷體" w:hAnsi="標楷體"/>
+        </w:rPr>
+      </w:pPr>
+      <w:r>
+        <w:rPr>
+          <w:rFonts w:ascii="標楷體" w:eastAsia="標楷體" w:hAnsi="標楷體" w:hint="eastAsia"/>
+        </w:rPr>
+        <w:t>醫療資源整合與實體協助： 系統能結合 GPS 定位提供附近醫療院所資訊，並輔助查詢掛號資訊，實現從線上諮詢到實體就醫的資源對接。</w:t>
+      </w:r>
+    </w:p>
+    <w:p>
+      <w:pPr>
+        <w:pStyle w:val="a3"/>
+        <w:numPr>
+          <w:ilvl w:val="2"/>
+          <w:numId w:val="1"/>
+        </w:numPr>
+        <w:ind w:leftChars="0"/>
+        <w:rPr>
+          <w:rFonts w:ascii="標楷體" w:eastAsia="標楷體" w:hAnsi="標楷體"/>
+        </w:rPr>
+      </w:pPr>
+      <w:r>
+        <w:rPr>
+          <w:rFonts w:ascii="標楷體" w:eastAsia="標楷體" w:hAnsi="標楷體" w:hint="eastAsia"/>
+        </w:rPr>
         <w:lastRenderedPageBreak/>
-        <w:t>預期系統結果</w:t>
-      </w:r>
-    </w:p>
-    <w:p>
-      <w:pPr>
-        <w:pStyle w:val="a3"/>
-        <w:numPr>
-          <w:ilvl w:val="2"/>
-          <w:numId w:val="1"/>
-        </w:numPr>
-        <w:ind w:leftChars="0"/>
-        <w:rPr>
-          <w:rFonts w:ascii="標楷體" w:eastAsia="標楷體" w:hAnsi="標楷體"/>
-        </w:rPr>
-      </w:pPr>
-      <w:r>
-        <w:rPr>
-          <w:rFonts w:ascii="標楷體" w:eastAsia="標楷體" w:hAnsi="標楷體" w:hint="eastAsia"/>
-        </w:rPr>
-        <w:t>建立高可靠性的健康資訊助理： 打造一個整合 LINE 介面的智慧助理，提供幻覺率低的 AI 醫療建議與闢謠功能，確保健康資訊的可信度。</w:t>
-      </w:r>
-    </w:p>
-    <w:p>
-      <w:pPr>
-        <w:pStyle w:val="a3"/>
-        <w:numPr>
-          <w:ilvl w:val="2"/>
-          <w:numId w:val="1"/>
-        </w:numPr>
-        <w:ind w:leftChars="0"/>
-        <w:rPr>
-          <w:rFonts w:ascii="標楷體" w:eastAsia="標楷體" w:hAnsi="標楷體"/>
-        </w:rPr>
-      </w:pPr>
-      <w:r>
-        <w:rPr>
-          <w:rFonts w:ascii="標楷體" w:eastAsia="標楷體" w:hAnsi="標楷體" w:hint="eastAsia"/>
-        </w:rPr>
-        <w:t>落實高齡者友善之語音服務： 透過台語 ASR (語音轉文字) 與 TTS (文字轉語音) 技術，消除數位落差，讓</w:t>
-      </w:r>
-      <w:proofErr w:type="gramStart"/>
-      <w:r>
-        <w:rPr>
-          <w:rFonts w:ascii="標楷體" w:eastAsia="標楷體" w:hAnsi="標楷體" w:hint="eastAsia"/>
-        </w:rPr>
-        <w:t>不</w:t>
-      </w:r>
-      <w:proofErr w:type="gramEnd"/>
-      <w:r>
-        <w:rPr>
-          <w:rFonts w:ascii="標楷體" w:eastAsia="標楷體" w:hAnsi="標楷體" w:hint="eastAsia"/>
-        </w:rPr>
-        <w:t>擅閱讀文字的長輩能以台語進行就醫諮詢。</w:t>
-      </w:r>
-    </w:p>
-    <w:p>
-      <w:pPr>
-        <w:pStyle w:val="a3"/>
-        <w:numPr>
-          <w:ilvl w:val="2"/>
-          <w:numId w:val="1"/>
-        </w:numPr>
-        <w:ind w:leftChars="0"/>
-        <w:rPr>
-          <w:rFonts w:ascii="標楷體" w:eastAsia="標楷體" w:hAnsi="標楷體"/>
-        </w:rPr>
-      </w:pPr>
-      <w:r>
-        <w:rPr>
-          <w:rFonts w:ascii="標楷體" w:eastAsia="標楷體" w:hAnsi="標楷體" w:hint="eastAsia"/>
-        </w:rPr>
-        <w:t>醫療資源整合與實體協助： 系統能結合 GPS 定位提供附近醫療院所資訊，並輔助查詢掛號資訊，實現</w:t>
-      </w:r>
-      <w:proofErr w:type="gramStart"/>
-      <w:r>
-        <w:rPr>
-          <w:rFonts w:ascii="標楷體" w:eastAsia="標楷體" w:hAnsi="標楷體" w:hint="eastAsia"/>
-        </w:rPr>
-        <w:t>從線上諮詢</w:t>
-      </w:r>
-      <w:proofErr w:type="gramEnd"/>
-      <w:r>
-        <w:rPr>
-          <w:rFonts w:ascii="標楷體" w:eastAsia="標楷體" w:hAnsi="標楷體" w:hint="eastAsia"/>
-        </w:rPr>
-        <w:t>到實體就醫的資源對接。</w:t>
-      </w:r>
-    </w:p>
-    <w:p>
-      <w:pPr>
-        <w:pStyle w:val="a3"/>
-        <w:numPr>
-          <w:ilvl w:val="2"/>
-          <w:numId w:val="1"/>
-        </w:numPr>
-        <w:ind w:leftChars="0"/>
-        <w:rPr>
-          <w:rFonts w:ascii="標楷體" w:eastAsia="標楷體" w:hAnsi="標楷體"/>
-        </w:rPr>
-      </w:pPr>
-      <w:r>
-        <w:rPr>
-          <w:rFonts w:ascii="標楷體" w:eastAsia="標楷體" w:hAnsi="標楷體" w:hint="eastAsia"/>
-        </w:rPr>
-        <w:t>家庭健康連結機制： 建立家庭連結功能，</w:t>
-      </w:r>
-      <w:proofErr w:type="gramStart"/>
-      <w:r>
-        <w:rPr>
-          <w:rFonts w:ascii="標楷體" w:eastAsia="標楷體" w:hAnsi="標楷體" w:hint="eastAsia"/>
-        </w:rPr>
-        <w:t>讓照護</w:t>
-      </w:r>
-      <w:proofErr w:type="gramEnd"/>
-      <w:r>
-        <w:rPr>
-          <w:rFonts w:ascii="標楷體" w:eastAsia="標楷體" w:hAnsi="標楷體" w:hint="eastAsia"/>
-        </w:rPr>
-        <w:t>者能即時掌握家人的健康詢問紀錄與狀態，提升遠端照護效率。</w:t>
+        <w:t>家庭健康連結機制： 建立家庭連結功能，讓照護者能即時掌握家人的健康詢問紀錄與狀態，提升遠端照護效率。</w:t>
       </w:r>
     </w:p>
     <w:p>
@@ -1809,21 +524,7 @@
         <w:rPr>
           <w:rFonts w:ascii="標楷體" w:eastAsia="標楷體" w:hAnsi="標楷體" w:hint="eastAsia"/>
         </w:rPr>
-        <w:t>AI 系統架構與技術分析： 指導如何設計 Agentic System 的決策邏輯，特別是針對醫療領域 RAG 工作流的準確性優化，以及台語 AI 模型在特殊</w:t>
-      </w:r>
-      <w:proofErr w:type="gramStart"/>
-      <w:r>
-        <w:rPr>
-          <w:rFonts w:ascii="標楷體" w:eastAsia="標楷體" w:hAnsi="標楷體" w:hint="eastAsia"/>
-        </w:rPr>
-        <w:t>語境下的</w:t>
-      </w:r>
-      <w:proofErr w:type="gramEnd"/>
-      <w:r>
-        <w:rPr>
-          <w:rFonts w:ascii="標楷體" w:eastAsia="標楷體" w:hAnsi="標楷體" w:hint="eastAsia"/>
-        </w:rPr>
-        <w:t>提示工程（Prompt Engineering）設計。</w:t>
+        <w:t>AI 系統架構與技術分析： 指導如何設計 Agentic System 的決策邏輯，特別是針對醫療領域 RAG 工作流的準確性優化，以及台語 AI 模型在特殊語境下的提示工程（Prompt Engineering）設計。</w:t>
       </w:r>
     </w:p>
     <w:p>
@@ -1861,21 +562,7 @@
         <w:rPr>
           <w:rFonts w:ascii="標楷體" w:eastAsia="標楷體" w:hAnsi="標楷體" w:hint="eastAsia"/>
         </w:rPr>
-        <w:t>系統測試、部署與倫理： 指導如何設計不同的測試案例，以驗證事實查核功能的精</w:t>
-      </w:r>
-      <w:proofErr w:type="gramStart"/>
-      <w:r>
-        <w:rPr>
-          <w:rFonts w:ascii="標楷體" w:eastAsia="標楷體" w:hAnsi="標楷體" w:hint="eastAsia"/>
-        </w:rPr>
-        <w:t>準</w:t>
-      </w:r>
-      <w:proofErr w:type="gramEnd"/>
-      <w:r>
-        <w:rPr>
-          <w:rFonts w:ascii="標楷體" w:eastAsia="標楷體" w:hAnsi="標楷體" w:hint="eastAsia"/>
-        </w:rPr>
-        <w:t>度，以確保本系統之可用性與可靠度；針對 AI 生成內容的社會責任與醫療倫理風險（AI Transparency）提供專業指引，並學習如何運用持續整合/部署以及容器技術，進行系統自動化建置與發佈。</w:t>
+        <w:t>系統測試、部署與倫理： 指導如何設計不同的測試案例，以驗證事實查核功能的精準度，以確保本系統之可用性與可靠度；針對 AI 生成內容的社會責任與醫療倫理風險（AI Transparency）提供專業指引，並學習如何運用持續整合/部署以及容器技術，進行系統自動化建置與發佈。</w:t>
       </w:r>
     </w:p>
     <w:p>
@@ -1915,333 +602,6 @@
           <w:rFonts w:ascii="標楷體" w:eastAsia="標楷體" w:hAnsi="標楷體"/>
         </w:rPr>
       </w:pPr>
-      <w:r>
-        <w:rPr>
-          <w:rFonts w:ascii="標楷體" w:eastAsia="標楷體" w:hAnsi="標楷體" w:hint="eastAsia"/>
-        </w:rPr>
-        <w:t>一天開LINE幾次？台灣人使用行為報告公開：近半數中重度</w:t>
-      </w:r>
-      <w:r>
-        <w:rPr>
-          <w:rFonts w:ascii="標楷體" w:eastAsia="標楷體" w:hAnsi="標楷體" w:hint="eastAsia"/>
-        </w:rPr>
-        <w:t>,</w:t>
-      </w:r>
-      <w:r>
-        <w:rPr>
-          <w:rFonts w:ascii="標楷體" w:eastAsia="標楷體" w:hAnsi="標楷體"/>
-        </w:rPr>
-        <w:t xml:space="preserve"> </w:t>
-      </w:r>
-      <w:r>
-        <w:rPr>
-          <w:rFonts w:ascii="標楷體" w:eastAsia="標楷體" w:hAnsi="標楷體"/>
-        </w:rPr>
-        <w:t>Available from:</w:t>
-      </w:r>
-      <w:r>
-        <w:rPr>
-          <w:rFonts w:ascii="標楷體" w:eastAsia="標楷體" w:hAnsi="標楷體"/>
-        </w:rPr>
-        <w:t xml:space="preserve"> </w:t>
-      </w:r>
-      <w:hyperlink r:id="rId7" w:history="1">
-        <w:r>
-          <w:rPr>
-            <w:rStyle w:val="a8"/>
-            <w:rFonts w:ascii="標楷體" w:eastAsia="標楷體" w:hAnsi="標楷體"/>
-          </w:rPr>
-          <w:t>https://today.line.me/tw/v3/article/YaXEez8</w:t>
-        </w:r>
-      </w:hyperlink>
-    </w:p>
-    <w:p>
-      <w:pPr>
-        <w:pStyle w:val="a3"/>
-        <w:numPr>
-          <w:ilvl w:val="0"/>
-          <w:numId w:val="6"/>
-        </w:numPr>
-        <w:ind w:leftChars="0"/>
-        <w:rPr>
-          <w:rFonts w:ascii="標楷體" w:eastAsia="標楷體" w:hAnsi="標楷體"/>
-        </w:rPr>
-      </w:pPr>
-      <w:r>
-        <w:rPr>
-          <w:rFonts w:ascii="標楷體" w:eastAsia="標楷體" w:hAnsi="標楷體" w:hint="eastAsia"/>
-        </w:rPr>
-        <w:t>探討智慧醫療新創提供 LINE 聊天機器人服務之 關鍵因素：以某數位新創公司為例</w:t>
-      </w:r>
-      <w:r>
-        <w:rPr>
-          <w:rFonts w:ascii="標楷體" w:eastAsia="標楷體" w:hAnsi="標楷體"/>
-        </w:rPr>
-        <w:t xml:space="preserve">, </w:t>
-      </w:r>
-      <w:r>
-        <w:rPr>
-          <w:rFonts w:ascii="標楷體" w:eastAsia="標楷體" w:hAnsi="標楷體"/>
-        </w:rPr>
-        <w:t>Available from:</w:t>
-      </w:r>
-      <w:r>
-        <w:rPr>
-          <w:rFonts w:ascii="標楷體" w:eastAsia="標楷體" w:hAnsi="標楷體"/>
-        </w:rPr>
-        <w:t xml:space="preserve"> </w:t>
-      </w:r>
-      <w:hyperlink r:id="rId8" w:history="1">
-        <w:r>
-          <w:rPr>
-            <w:rStyle w:val="a8"/>
-            <w:rFonts w:ascii="標楷體" w:eastAsia="標楷體" w:hAnsi="標楷體"/>
-          </w:rPr>
-          <w:t>http://tdr.lib.ntu.edu.tw/jspui/handle/123456789/94833</w:t>
-        </w:r>
-      </w:hyperlink>
-    </w:p>
-    <w:p>
-      <w:pPr>
-        <w:pStyle w:val="a3"/>
-        <w:numPr>
-          <w:ilvl w:val="0"/>
-          <w:numId w:val="6"/>
-        </w:numPr>
-        <w:ind w:leftChars="0"/>
-        <w:rPr>
-          <w:rFonts w:ascii="標楷體" w:eastAsia="標楷體" w:hAnsi="標楷體"/>
-        </w:rPr>
-      </w:pPr>
-      <w:r>
-        <w:rPr>
-          <w:rFonts w:ascii="標楷體" w:eastAsia="標楷體" w:hAnsi="標楷體" w:hint="eastAsia"/>
-        </w:rPr>
-        <w:t>快速建置行動醫療助理機器人 結合對話機器人&amp; LINE 問診 部立</w:t>
-      </w:r>
-      <w:proofErr w:type="gramStart"/>
-      <w:r>
-        <w:rPr>
-          <w:rFonts w:ascii="標楷體" w:eastAsia="標楷體" w:hAnsi="標楷體" w:hint="eastAsia"/>
-        </w:rPr>
-        <w:t>臺北醫院用</w:t>
-      </w:r>
-      <w:proofErr w:type="gramEnd"/>
-      <w:r>
-        <w:rPr>
-          <w:rFonts w:ascii="標楷體" w:eastAsia="標楷體" w:hAnsi="標楷體" w:hint="eastAsia"/>
-        </w:rPr>
-        <w:t>iota C.ai 創高效</w:t>
-      </w:r>
-      <w:r>
-        <w:rPr>
-          <w:rFonts w:ascii="標楷體" w:eastAsia="標楷體" w:hAnsi="標楷體" w:hint="eastAsia"/>
-        </w:rPr>
-        <w:t>,</w:t>
-      </w:r>
-      <w:r>
-        <w:rPr>
-          <w:rFonts w:ascii="標楷體" w:eastAsia="標楷體" w:hAnsi="標楷體" w:cs="Times New Roman" w:hint="eastAsia"/>
-          <w:color w:val="000000"/>
-          <w:szCs w:val="24"/>
-        </w:rPr>
-        <w:t xml:space="preserve"> </w:t>
-      </w:r>
-      <w:r>
-        <w:rPr>
-          <w:rFonts w:ascii="標楷體" w:eastAsia="標楷體" w:hAnsi="標楷體" w:cs="Times New Roman" w:hint="eastAsia"/>
-          <w:color w:val="000000"/>
-          <w:szCs w:val="24"/>
-        </w:rPr>
-        <w:t>Available from:</w:t>
-      </w:r>
-      <w:r>
-        <w:rPr>
-          <w:rFonts w:ascii="標楷體" w:eastAsia="標楷體" w:hAnsi="標楷體"/>
-        </w:rPr>
-        <w:t xml:space="preserve"> </w:t>
-      </w:r>
-      <w:hyperlink r:id="rId9" w:tgtFrame="_blank" w:tooltip="https://www.gss.com.tw/eis/257-eis105/3178-eis105-09" w:history="1">
-        <w:r>
-          <w:rPr>
-            <w:rStyle w:val="a8"/>
-            <w:rFonts w:ascii="標楷體" w:eastAsia="標楷體" w:hAnsi="標楷體"/>
-            <w:bdr w:val="none" w:sz="0" w:space="0" w:color="auto" w:frame="1"/>
-          </w:rPr>
-          <w:t>https://www.gss.com.tw/eis/257-eis105/3178-eis105-09</w:t>
-        </w:r>
-      </w:hyperlink>
-    </w:p>
-    <w:p>
-      <w:pPr>
-        <w:pStyle w:val="a3"/>
-        <w:numPr>
-          <w:ilvl w:val="0"/>
-          <w:numId w:val="6"/>
-        </w:numPr>
-        <w:ind w:leftChars="0"/>
-        <w:rPr>
-          <w:rFonts w:ascii="標楷體" w:eastAsia="標楷體" w:hAnsi="標楷體"/>
-        </w:rPr>
-      </w:pPr>
-      <w:r>
-        <w:rPr>
-          <w:rFonts w:ascii="標楷體" w:eastAsia="標楷體" w:hAnsi="標楷體" w:hint="eastAsia"/>
-        </w:rPr>
-        <w:t xml:space="preserve">財團法人網路資訊中心 </w:t>
-      </w:r>
-      <w:r>
-        <w:rPr>
-          <w:rFonts w:ascii="標楷體" w:eastAsia="標楷體" w:hAnsi="標楷體" w:hint="eastAsia"/>
-        </w:rPr>
-        <w:t>202</w:t>
-      </w:r>
-      <w:r>
-        <w:rPr>
-          <w:rFonts w:ascii="標楷體" w:eastAsia="標楷體" w:hAnsi="標楷體"/>
-        </w:rPr>
-        <w:t>3</w:t>
-      </w:r>
-      <w:r>
-        <w:rPr>
-          <w:rFonts w:ascii="標楷體" w:eastAsia="標楷體" w:hAnsi="標楷體" w:hint="eastAsia"/>
-        </w:rPr>
-        <w:t xml:space="preserve"> 年台灣網路報告</w:t>
-      </w:r>
-      <w:r>
-        <w:rPr>
-          <w:rFonts w:ascii="標楷體" w:eastAsia="標楷體" w:hAnsi="標楷體" w:hint="eastAsia"/>
-        </w:rPr>
-        <w:t xml:space="preserve"> </w:t>
-      </w:r>
-      <w:r>
-        <w:rPr>
-          <w:rFonts w:ascii="標楷體" w:eastAsia="標楷體" w:hAnsi="標楷體"/>
-        </w:rPr>
-        <w:t>pp.107-121</w:t>
-      </w:r>
-    </w:p>
-    <w:p>
-      <w:pPr>
-        <w:pStyle w:val="a3"/>
-        <w:numPr>
-          <w:ilvl w:val="0"/>
-          <w:numId w:val="6"/>
-        </w:numPr>
-        <w:ind w:leftChars="0"/>
-        <w:rPr>
-          <w:rFonts w:ascii="標楷體" w:eastAsia="標楷體" w:hAnsi="標楷體"/>
-        </w:rPr>
-      </w:pPr>
-      <w:r>
-        <w:rPr>
-          <w:rFonts w:ascii="標楷體" w:eastAsia="標楷體" w:hAnsi="標楷體" w:hint="eastAsia"/>
-        </w:rPr>
-        <w:t xml:space="preserve">財團法人網路資訊中心 </w:t>
-      </w:r>
-      <w:r>
-        <w:rPr>
-          <w:rFonts w:ascii="標楷體" w:eastAsia="標楷體" w:hAnsi="標楷體" w:hint="eastAsia"/>
-        </w:rPr>
-        <w:t>202</w:t>
-      </w:r>
-      <w:r>
-        <w:rPr>
-          <w:rFonts w:ascii="標楷體" w:eastAsia="標楷體" w:hAnsi="標楷體" w:hint="eastAsia"/>
-        </w:rPr>
-        <w:t>4</w:t>
-      </w:r>
-      <w:r>
-        <w:rPr>
-          <w:rFonts w:ascii="標楷體" w:eastAsia="標楷體" w:hAnsi="標楷體" w:hint="eastAsia"/>
-        </w:rPr>
-        <w:t xml:space="preserve"> 年台灣網路報告</w:t>
-      </w:r>
-      <w:r>
-        <w:rPr>
-          <w:rFonts w:ascii="標楷體" w:eastAsia="標楷體" w:hAnsi="標楷體" w:hint="eastAsia"/>
-        </w:rPr>
-        <w:t xml:space="preserve"> p</w:t>
-      </w:r>
-      <w:r>
-        <w:rPr>
-          <w:rFonts w:ascii="標楷體" w:eastAsia="標楷體" w:hAnsi="標楷體"/>
-        </w:rPr>
-        <w:t>p</w:t>
-      </w:r>
-      <w:r>
-        <w:rPr>
-          <w:rFonts w:ascii="標楷體" w:eastAsia="標楷體" w:hAnsi="標楷體" w:hint="eastAsia"/>
-        </w:rPr>
-        <w:t>.89</w:t>
-      </w:r>
-      <w:r>
-        <w:rPr>
-          <w:rFonts w:ascii="標楷體" w:eastAsia="標楷體" w:hAnsi="標楷體"/>
-        </w:rPr>
-        <w:t>-115</w:t>
-      </w:r>
-    </w:p>
-    <w:p>
-      <w:pPr>
-        <w:pStyle w:val="a3"/>
-        <w:numPr>
-          <w:ilvl w:val="0"/>
-          <w:numId w:val="6"/>
-        </w:numPr>
-        <w:ind w:leftChars="0"/>
-        <w:rPr>
-          <w:rFonts w:ascii="標楷體" w:eastAsia="標楷體" w:hAnsi="標楷體" w:hint="eastAsia"/>
-        </w:rPr>
-      </w:pPr>
-      <w:r>
-        <w:rPr>
-          <w:rFonts w:ascii="標楷體" w:eastAsia="標楷體" w:hAnsi="標楷體" w:hint="eastAsia"/>
-        </w:rPr>
-        <w:t xml:space="preserve">財團法人網路資訊中心 </w:t>
-      </w:r>
-      <w:r>
-        <w:rPr>
-          <w:rFonts w:ascii="標楷體" w:eastAsia="標楷體" w:hAnsi="標楷體" w:hint="eastAsia"/>
-        </w:rPr>
-        <w:t>202</w:t>
-      </w:r>
-      <w:r>
-        <w:rPr>
-          <w:rFonts w:ascii="標楷體" w:eastAsia="標楷體" w:hAnsi="標楷體"/>
-        </w:rPr>
-        <w:t>5</w:t>
-      </w:r>
-      <w:r>
-        <w:rPr>
-          <w:rFonts w:ascii="標楷體" w:eastAsia="標楷體" w:hAnsi="標楷體" w:hint="eastAsia"/>
-        </w:rPr>
-        <w:t xml:space="preserve"> 年台灣網路報告</w:t>
-      </w:r>
-      <w:r>
-        <w:rPr>
-          <w:rFonts w:ascii="標楷體" w:eastAsia="標楷體" w:hAnsi="標楷體" w:hint="eastAsia"/>
-        </w:rPr>
-        <w:t xml:space="preserve"> p</w:t>
-      </w:r>
-      <w:r>
-        <w:rPr>
-          <w:rFonts w:ascii="標楷體" w:eastAsia="標楷體" w:hAnsi="標楷體"/>
-        </w:rPr>
-        <w:t>p</w:t>
-      </w:r>
-      <w:r>
-        <w:rPr>
-          <w:rFonts w:ascii="標楷體" w:eastAsia="標楷體" w:hAnsi="標楷體" w:hint="eastAsia"/>
-        </w:rPr>
-        <w:t>.</w:t>
-      </w:r>
-      <w:r>
-        <w:rPr>
-          <w:rFonts w:ascii="標楷體" w:eastAsia="標楷體" w:hAnsi="標楷體"/>
-        </w:rPr>
-        <w:t>261-262</w:t>
-      </w:r>
     </w:p>
     <w:sectPr>
       <w:pgSz w:w="11906" w:h="16838"/>

--- a/國科會大專生計畫.docx
+++ b/國科會大專生計畫.docx
@@ -153,9 +153,24 @@
     <w:p>
       <w:pPr>
         <w:pStyle w:val="a3"/>
+        <w:ind w:firstLine="480"/>
+        <w:rPr>
+          <w:rFonts w:ascii="標楷體" w:eastAsia="標楷體" w:hAnsi="標楷體"/>
+        </w:rPr>
+      </w:pPr>
+      <w:r>
+        <w:rPr>
+          <w:rFonts w:ascii="標楷體" w:eastAsia="標楷體" w:hAnsi="標楷體" w:hint="eastAsia"/>
+        </w:rPr>
+        <w:t>本研究根據上述之研究動機分析，在分析既有健康及醫療資源軟體之優缺點後，我們擬定了此應用系統的使用者需求，底下列出較核心的功能需求。</w:t>
+      </w:r>
+    </w:p>
+    <w:p>
+      <w:pPr>
+        <w:pStyle w:val="a3"/>
         <w:numPr>
-          <w:ilvl w:val="1"/>
-          <w:numId w:val="1"/>
+          <w:ilvl w:val="0"/>
+          <w:numId w:val="7"/>
         </w:numPr>
         <w:ind w:leftChars="0"/>
         <w:rPr>
@@ -170,7 +185,442 @@
           <w:b/>
           <w:bCs/>
         </w:rPr>
-        <w:t>系統架構設計</w:t>
+        <w:t>LINE 帳號整合與互動基礎 (LINE Interaction &amp; User Management)</w:t>
+      </w:r>
+    </w:p>
+    <w:p>
+      <w:pPr>
+        <w:rPr>
+          <w:rFonts w:ascii="標楷體" w:eastAsia="標楷體" w:hAnsi="標楷體"/>
+        </w:rPr>
+      </w:pPr>
+      <w:r>
+        <w:rPr>
+          <w:rFonts w:ascii="標楷體" w:eastAsia="標楷體" w:hAnsi="標楷體" w:hint="eastAsia"/>
+        </w:rPr>
+        <w:t>A-1. LINE 帳號</w:t>
+      </w:r>
+      <w:proofErr w:type="gramStart"/>
+      <w:r>
+        <w:rPr>
+          <w:rFonts w:ascii="標楷體" w:eastAsia="標楷體" w:hAnsi="標楷體" w:hint="eastAsia"/>
+        </w:rPr>
+        <w:t>一</w:t>
+      </w:r>
+      <w:proofErr w:type="gramEnd"/>
+      <w:r>
+        <w:rPr>
+          <w:rFonts w:ascii="標楷體" w:eastAsia="標楷體" w:hAnsi="標楷體" w:hint="eastAsia"/>
+        </w:rPr>
+        <w:t>鍵互動： 使用者僅需加入 LINE 帳號即可開始對話，無需額外學習 App 或進行複雜設定。</w:t>
+      </w:r>
+    </w:p>
+    <w:p>
+      <w:pPr>
+        <w:rPr>
+          <w:rFonts w:ascii="標楷體" w:eastAsia="標楷體" w:hAnsi="標楷體"/>
+        </w:rPr>
+      </w:pPr>
+      <w:r>
+        <w:rPr>
+          <w:rFonts w:ascii="標楷體" w:eastAsia="標楷體" w:hAnsi="標楷體" w:hint="eastAsia"/>
+        </w:rPr>
+        <w:t xml:space="preserve">A-2. </w:t>
+      </w:r>
+      <w:proofErr w:type="gramStart"/>
+      <w:r>
+        <w:rPr>
+          <w:rFonts w:ascii="標楷體" w:eastAsia="標楷體" w:hAnsi="標楷體" w:hint="eastAsia"/>
+        </w:rPr>
+        <w:t>多輪對話</w:t>
+      </w:r>
+      <w:proofErr w:type="gramEnd"/>
+      <w:r>
+        <w:rPr>
+          <w:rFonts w:ascii="標楷體" w:eastAsia="標楷體" w:hAnsi="標楷體" w:hint="eastAsia"/>
+        </w:rPr>
+        <w:t>引導： 系統</w:t>
+      </w:r>
+      <w:proofErr w:type="gramStart"/>
+      <w:r>
+        <w:rPr>
+          <w:rFonts w:ascii="標楷體" w:eastAsia="標楷體" w:hAnsi="標楷體" w:hint="eastAsia"/>
+        </w:rPr>
+        <w:t>支援多輪對話</w:t>
+      </w:r>
+      <w:proofErr w:type="gramEnd"/>
+      <w:r>
+        <w:rPr>
+          <w:rFonts w:ascii="標楷體" w:eastAsia="標楷體" w:hAnsi="標楷體" w:hint="eastAsia"/>
+        </w:rPr>
+        <w:t>流程，能引導使用者提供正確的健康或定位資訊。</w:t>
+      </w:r>
+    </w:p>
+    <w:p>
+      <w:pPr>
+        <w:rPr>
+          <w:rFonts w:ascii="標楷體" w:eastAsia="標楷體" w:hAnsi="標楷體"/>
+        </w:rPr>
+      </w:pPr>
+      <w:r>
+        <w:rPr>
+          <w:rFonts w:ascii="標楷體" w:eastAsia="標楷體" w:hAnsi="標楷體" w:hint="eastAsia"/>
+        </w:rPr>
+        <w:t>A-3. 使用者偏好設定： 透過 LIFF 介面，管理使用者個人資料、慣用語言（如台語、國語或外籍移工母語）及 AI 回應風格。</w:t>
+      </w:r>
+    </w:p>
+    <w:p>
+      <w:pPr>
+        <w:pStyle w:val="a3"/>
+        <w:numPr>
+          <w:ilvl w:val="0"/>
+          <w:numId w:val="7"/>
+        </w:numPr>
+        <w:ind w:leftChars="0"/>
+        <w:rPr>
+          <w:rFonts w:ascii="標楷體" w:eastAsia="標楷體" w:hAnsi="標楷體"/>
+          <w:b/>
+          <w:bCs/>
+        </w:rPr>
+      </w:pPr>
+      <w:r>
+        <w:rPr>
+          <w:rFonts w:ascii="標楷體" w:eastAsia="標楷體" w:hAnsi="標楷體" w:hint="eastAsia"/>
+          <w:b/>
+          <w:bCs/>
+        </w:rPr>
+        <w:t>智慧醫療建議與健康諮詢 (Medical &amp; Health Consultation)</w:t>
+      </w:r>
+    </w:p>
+    <w:p>
+      <w:pPr>
+        <w:rPr>
+          <w:rFonts w:ascii="標楷體" w:eastAsia="標楷體" w:hAnsi="標楷體"/>
+        </w:rPr>
+      </w:pPr>
+      <w:r>
+        <w:rPr>
+          <w:rFonts w:ascii="標楷體" w:eastAsia="標楷體" w:hAnsi="標楷體" w:hint="eastAsia"/>
+        </w:rPr>
+        <w:t>B-1. 需求意圖判斷： 系統能自動辨識使用者是「尋求醫療協助（急需就醫）」或「詢問一般健康問題（知識查詢）」。</w:t>
+      </w:r>
+    </w:p>
+    <w:p>
+      <w:pPr>
+        <w:rPr>
+          <w:rFonts w:ascii="標楷體" w:eastAsia="標楷體" w:hAnsi="標楷體"/>
+        </w:rPr>
+      </w:pPr>
+      <w:r>
+        <w:rPr>
+          <w:rFonts w:ascii="標楷體" w:eastAsia="標楷體" w:hAnsi="標楷體" w:hint="eastAsia"/>
+        </w:rPr>
+        <w:t>B-2. 內容真偽性驗證： 對於一般健康問題，系統需判定文字內容是否具備可驗證性，並回傳查核結果。</w:t>
+      </w:r>
+    </w:p>
+    <w:p>
+      <w:pPr>
+        <w:rPr>
+          <w:rFonts w:ascii="標楷體" w:eastAsia="標楷體" w:hAnsi="標楷體"/>
+        </w:rPr>
+      </w:pPr>
+      <w:r>
+        <w:rPr>
+          <w:rFonts w:ascii="標楷體" w:eastAsia="標楷體" w:hAnsi="標楷體" w:hint="eastAsia"/>
+        </w:rPr>
+        <w:t>B-3. 初步醫療建議： 針對醫療協助需求，系統提供非診斷性的初步解決建議。</w:t>
+      </w:r>
+    </w:p>
+    <w:p>
+      <w:pPr>
+        <w:rPr>
+          <w:rFonts w:ascii="標楷體" w:eastAsia="標楷體" w:hAnsi="標楷體"/>
+        </w:rPr>
+      </w:pPr>
+      <w:r>
+        <w:rPr>
+          <w:rFonts w:ascii="標楷體" w:eastAsia="標楷體" w:hAnsi="標楷體" w:hint="eastAsia"/>
+        </w:rPr>
+        <w:t>B-4. AI 透明性標示： 針對不可驗證之內容，系統需明確標示為 AI 生成，以確保資訊安全與透明性。</w:t>
+      </w:r>
+    </w:p>
+    <w:p>
+      <w:pPr>
+        <w:pStyle w:val="a3"/>
+        <w:numPr>
+          <w:ilvl w:val="0"/>
+          <w:numId w:val="7"/>
+        </w:numPr>
+        <w:ind w:leftChars="0"/>
+        <w:rPr>
+          <w:rFonts w:ascii="標楷體" w:eastAsia="標楷體" w:hAnsi="標楷體"/>
+          <w:b/>
+          <w:bCs/>
+        </w:rPr>
+      </w:pPr>
+      <w:r>
+        <w:rPr>
+          <w:rFonts w:ascii="標楷體" w:eastAsia="標楷體" w:hAnsi="標楷體" w:hint="eastAsia"/>
+          <w:b/>
+          <w:bCs/>
+        </w:rPr>
+        <w:t>醫療資源定位與實體協助 (Medical Resources &amp; Physical Assistance)</w:t>
+      </w:r>
+    </w:p>
+    <w:p>
+      <w:pPr>
+        <w:rPr>
+          <w:rFonts w:ascii="標楷體" w:eastAsia="標楷體" w:hAnsi="標楷體"/>
+        </w:rPr>
+      </w:pPr>
+      <w:r>
+        <w:rPr>
+          <w:rFonts w:ascii="標楷體" w:eastAsia="標楷體" w:hAnsi="標楷體" w:hint="eastAsia"/>
+        </w:rPr>
+        <w:t>C-1. 鄰近醫療院所搜尋： 整合 GPS 定位與政府開放資料，自動搜尋使用者周邊的醫院、診所或藥局資源。</w:t>
+      </w:r>
+    </w:p>
+    <w:p>
+      <w:pPr>
+        <w:rPr>
+          <w:rFonts w:ascii="標楷體" w:eastAsia="標楷體" w:hAnsi="標楷體"/>
+        </w:rPr>
+      </w:pPr>
+      <w:r>
+        <w:rPr>
+          <w:rFonts w:ascii="標楷體" w:eastAsia="標楷體" w:hAnsi="標楷體" w:hint="eastAsia"/>
+        </w:rPr>
+        <w:t>C-2. 掛號資訊指引： 提供搜尋結果之詳細資訊、</w:t>
+      </w:r>
+      <w:proofErr w:type="gramStart"/>
+      <w:r>
+        <w:rPr>
+          <w:rFonts w:ascii="標楷體" w:eastAsia="標楷體" w:hAnsi="標楷體" w:hint="eastAsia"/>
+        </w:rPr>
+        <w:t>線上掛號</w:t>
+      </w:r>
+      <w:proofErr w:type="gramEnd"/>
+      <w:r>
+        <w:rPr>
+          <w:rFonts w:ascii="標楷體" w:eastAsia="標楷體" w:hAnsi="標楷體" w:hint="eastAsia"/>
+        </w:rPr>
+        <w:t>連結或診所聯絡資訊。</w:t>
+      </w:r>
+    </w:p>
+    <w:p>
+      <w:pPr>
+        <w:pStyle w:val="a3"/>
+        <w:numPr>
+          <w:ilvl w:val="0"/>
+          <w:numId w:val="7"/>
+        </w:numPr>
+        <w:ind w:leftChars="0"/>
+        <w:rPr>
+          <w:rFonts w:ascii="標楷體" w:eastAsia="標楷體" w:hAnsi="標楷體"/>
+          <w:b/>
+          <w:bCs/>
+        </w:rPr>
+      </w:pPr>
+      <w:r>
+        <w:rPr>
+          <w:rFonts w:ascii="標楷體" w:eastAsia="標楷體" w:hAnsi="標楷體" w:hint="eastAsia"/>
+          <w:b/>
+          <w:bCs/>
+        </w:rPr>
+        <w:t>多媒體影音辨識與分析 (Multimedia Analysis)</w:t>
+      </w:r>
+    </w:p>
+    <w:p>
+      <w:pPr>
+        <w:rPr>
+          <w:rFonts w:ascii="標楷體" w:eastAsia="標楷體" w:hAnsi="標楷體"/>
+        </w:rPr>
+      </w:pPr>
+      <w:r>
+        <w:rPr>
+          <w:rFonts w:ascii="標楷體" w:eastAsia="標楷體" w:hAnsi="標楷體" w:hint="eastAsia"/>
+        </w:rPr>
+        <w:t>D-1. 影音格式適應與解析： 支援使用者轉發之影片或音訊內容，系統能判斷其格式是否可讀取,。</w:t>
+      </w:r>
+    </w:p>
+    <w:p>
+      <w:pPr>
+        <w:rPr>
+          <w:rFonts w:ascii="標楷體" w:eastAsia="標楷體" w:hAnsi="標楷體"/>
+        </w:rPr>
+      </w:pPr>
+      <w:r>
+        <w:rPr>
+          <w:rFonts w:ascii="標楷體" w:eastAsia="標楷體" w:hAnsi="標楷體" w:hint="eastAsia"/>
+        </w:rPr>
+        <w:lastRenderedPageBreak/>
+        <w:t>D-2. 影</w:t>
+      </w:r>
+      <w:proofErr w:type="gramStart"/>
+      <w:r>
+        <w:rPr>
+          <w:rFonts w:ascii="標楷體" w:eastAsia="標楷體" w:hAnsi="標楷體" w:hint="eastAsia"/>
+        </w:rPr>
+        <w:t>音轉逐字稿</w:t>
+      </w:r>
+      <w:proofErr w:type="gramEnd"/>
+      <w:r>
+        <w:rPr>
+          <w:rFonts w:ascii="標楷體" w:eastAsia="標楷體" w:hAnsi="標楷體" w:hint="eastAsia"/>
+        </w:rPr>
+        <w:t>處理： 透過 ASR (語音轉文字) 技術將影片內容轉為</w:t>
+      </w:r>
+      <w:proofErr w:type="gramStart"/>
+      <w:r>
+        <w:rPr>
+          <w:rFonts w:ascii="標楷體" w:eastAsia="標楷體" w:hAnsi="標楷體" w:hint="eastAsia"/>
+        </w:rPr>
+        <w:t>逐字稿</w:t>
+      </w:r>
+      <w:proofErr w:type="gramEnd"/>
+      <w:r>
+        <w:rPr>
+          <w:rFonts w:ascii="標楷體" w:eastAsia="標楷體" w:hAnsi="標楷體" w:hint="eastAsia"/>
+        </w:rPr>
+        <w:t>，並送入事實查核流程。</w:t>
+      </w:r>
+    </w:p>
+    <w:p>
+      <w:pPr>
+        <w:rPr>
+          <w:rFonts w:ascii="標楷體" w:eastAsia="標楷體" w:hAnsi="標楷體"/>
+        </w:rPr>
+      </w:pPr>
+      <w:r>
+        <w:rPr>
+          <w:rFonts w:ascii="標楷體" w:eastAsia="標楷體" w:hAnsi="標楷體" w:hint="eastAsia"/>
+        </w:rPr>
+        <w:t>D-3. 圖片提取文字資訊： 透過 OCR (光學字元辨識) 技術提取圖片中的文字資訊，並送入事實查核流程。</w:t>
+      </w:r>
+    </w:p>
+    <w:p>
+      <w:pPr>
+        <w:rPr>
+          <w:rFonts w:ascii="標楷體" w:eastAsia="標楷體" w:hAnsi="標楷體"/>
+        </w:rPr>
+      </w:pPr>
+      <w:r>
+        <w:rPr>
+          <w:rFonts w:ascii="標楷體" w:eastAsia="標楷體" w:hAnsi="標楷體" w:hint="eastAsia"/>
+        </w:rPr>
+        <w:t>D-4. 文件格式處理及提取： 透過各種文件轉檔及讀取技術提取各種常見文件類型(如pdf、docx等)所包含之文字資訊並結合D-3的OCR技術提取圖片中所含資訊</w:t>
+      </w:r>
+    </w:p>
+    <w:p>
+      <w:pPr>
+        <w:pStyle w:val="a3"/>
+        <w:numPr>
+          <w:ilvl w:val="0"/>
+          <w:numId w:val="7"/>
+        </w:numPr>
+        <w:ind w:leftChars="0"/>
+        <w:rPr>
+          <w:rFonts w:ascii="標楷體" w:eastAsia="標楷體" w:hAnsi="標楷體"/>
+          <w:b/>
+          <w:bCs/>
+        </w:rPr>
+      </w:pPr>
+      <w:r>
+        <w:rPr>
+          <w:rFonts w:ascii="標楷體" w:eastAsia="標楷體" w:hAnsi="標楷體" w:hint="eastAsia"/>
+          <w:b/>
+          <w:bCs/>
+        </w:rPr>
+        <w:t>高齡友善語音支援 (Senior-Friendly &amp; Multilingual Support)</w:t>
+      </w:r>
+    </w:p>
+    <w:p>
+      <w:pPr>
+        <w:rPr>
+          <w:rFonts w:ascii="標楷體" w:eastAsia="標楷體" w:hAnsi="標楷體"/>
+        </w:rPr>
+      </w:pPr>
+      <w:r>
+        <w:rPr>
+          <w:rFonts w:ascii="標楷體" w:eastAsia="標楷體" w:hAnsi="標楷體" w:hint="eastAsia"/>
+        </w:rPr>
+        <w:t>E-1. 台語語音互動 (TTS)： 針對</w:t>
+      </w:r>
+      <w:proofErr w:type="gramStart"/>
+      <w:r>
+        <w:rPr>
+          <w:rFonts w:ascii="標楷體" w:eastAsia="標楷體" w:hAnsi="標楷體" w:hint="eastAsia"/>
+        </w:rPr>
+        <w:t>不</w:t>
+      </w:r>
+      <w:proofErr w:type="gramEnd"/>
+      <w:r>
+        <w:rPr>
+          <w:rFonts w:ascii="標楷體" w:eastAsia="標楷體" w:hAnsi="標楷體" w:hint="eastAsia"/>
+        </w:rPr>
+        <w:t>擅閱讀文字的長者，將 AI 回應內容以台語語音讀出。</w:t>
+      </w:r>
+    </w:p>
+    <w:p>
+      <w:pPr>
+        <w:rPr>
+          <w:rFonts w:ascii="標楷體" w:eastAsia="標楷體" w:hAnsi="標楷體"/>
+        </w:rPr>
+      </w:pPr>
+      <w:r>
+        <w:rPr>
+          <w:rFonts w:ascii="標楷體" w:eastAsia="標楷體" w:hAnsi="標楷體" w:hint="eastAsia"/>
+        </w:rPr>
+        <w:t>E-2. 語言切換機制： 支援台語、國語及多國語言（如針對外籍照護者），確保不同族群皆能獲取準確資訊。</w:t>
+      </w:r>
+    </w:p>
+    <w:p>
+      <w:pPr>
+        <w:pStyle w:val="a3"/>
+        <w:numPr>
+          <w:ilvl w:val="0"/>
+          <w:numId w:val="7"/>
+        </w:numPr>
+        <w:ind w:leftChars="0"/>
+        <w:rPr>
+          <w:rFonts w:ascii="標楷體" w:eastAsia="標楷體" w:hAnsi="標楷體"/>
+          <w:b/>
+          <w:bCs/>
+        </w:rPr>
+      </w:pPr>
+      <w:r>
+        <w:rPr>
+          <w:rFonts w:ascii="標楷體" w:eastAsia="標楷體" w:hAnsi="標楷體" w:hint="eastAsia"/>
+          <w:b/>
+          <w:bCs/>
+        </w:rPr>
+        <w:t>家庭照護連結與管理 (Family Care &amp; Management)</w:t>
+      </w:r>
+    </w:p>
+    <w:p>
+      <w:pPr>
+        <w:rPr>
+          <w:rFonts w:ascii="標楷體" w:eastAsia="標楷體" w:hAnsi="標楷體"/>
+        </w:rPr>
+      </w:pPr>
+      <w:r>
+        <w:rPr>
+          <w:rFonts w:ascii="標楷體" w:eastAsia="標楷體" w:hAnsi="標楷體" w:hint="eastAsia"/>
+        </w:rPr>
+        <w:t>F-1. 家庭健康狀態共享： 家人或照護者可互相查看彼此的諮詢紀錄與健康狀態。</w:t>
+      </w:r>
+    </w:p>
+    <w:p>
+      <w:pPr>
+        <w:rPr>
+          <w:rFonts w:ascii="標楷體" w:eastAsia="標楷體" w:hAnsi="標楷體"/>
+        </w:rPr>
+      </w:pPr>
+      <w:r>
+        <w:rPr>
+          <w:rFonts w:ascii="標楷體" w:eastAsia="標楷體" w:hAnsi="標楷體" w:hint="eastAsia"/>
+        </w:rPr>
+        <w:t>F-2. 照護介入功能： 當偵測到異常健康詢問或高風險狀況時，及時通知家庭成員。</w:t>
       </w:r>
     </w:p>
     <w:p>
@@ -193,7 +643,7 @@
           <w:b/>
           <w:bCs/>
         </w:rPr>
-        <w:t>使用者介面設計</w:t>
+        <w:t>操作概念與流程</w:t>
       </w:r>
     </w:p>
     <w:p>
@@ -216,6 +666,1462 @@
           <w:b/>
           <w:bCs/>
         </w:rPr>
+        <w:t>系統架構設計</w:t>
+      </w:r>
+    </w:p>
+    <w:p>
+      <w:pPr>
+        <w:ind w:firstLine="480"/>
+        <w:rPr>
+          <w:rFonts w:ascii="標楷體" w:eastAsia="標楷體" w:hAnsi="標楷體"/>
+        </w:rPr>
+      </w:pPr>
+      <w:r>
+        <w:rPr>
+          <w:rFonts w:ascii="標楷體" w:eastAsia="標楷體" w:hAnsi="標楷體" w:hint="eastAsia"/>
+        </w:rPr>
+        <w:t>根據以上分析之需求及操作概念，本研究繼續往下進行CARE系統之設計</w:t>
+      </w:r>
+      <w:r>
+        <w:rPr>
+          <w:rFonts w:ascii="標楷體" w:eastAsia="標楷體" w:hAnsi="標楷體" w:hint="eastAsia"/>
+        </w:rPr>
+        <w:t>(如圖1</w:t>
+      </w:r>
+      <w:r>
+        <w:rPr>
+          <w:rFonts w:ascii="標楷體" w:eastAsia="標楷體" w:hAnsi="標楷體"/>
+        </w:rPr>
+        <w:t>)</w:t>
+      </w:r>
+      <w:r>
+        <w:rPr>
+          <w:rFonts w:ascii="標楷體" w:eastAsia="標楷體" w:hAnsi="標楷體" w:hint="eastAsia"/>
+        </w:rPr>
+        <w:t>。本研究將使用者介面分為兩個核心部分：</w:t>
+      </w:r>
+    </w:p>
+    <w:p>
+      <w:pPr>
+        <w:pStyle w:val="a3"/>
+        <w:numPr>
+          <w:ilvl w:val="0"/>
+          <w:numId w:val="11"/>
+        </w:numPr>
+        <w:ind w:leftChars="0"/>
+        <w:rPr>
+          <w:rFonts w:ascii="標楷體" w:eastAsia="標楷體" w:hAnsi="標楷體"/>
+        </w:rPr>
+      </w:pPr>
+      <w:r>
+        <w:rPr>
+          <w:rFonts w:ascii="標楷體" w:eastAsia="標楷體" w:hAnsi="標楷體" w:hint="eastAsia"/>
+        </w:rPr>
+        <w:t>LINE 官方帳號： 透過 LINE Messaging API 建立互動窗口，負責接收使用者輸入（含文字、語音、影音）並回傳對話訊息。使用者可直接於 LINE 客戶端透過對話框或 Rich Menu 快速啟動醫療諮詢或健康查核服務。</w:t>
+      </w:r>
+    </w:p>
+    <w:p>
+      <w:pPr>
+        <w:pStyle w:val="a3"/>
+        <w:numPr>
+          <w:ilvl w:val="0"/>
+          <w:numId w:val="11"/>
+        </w:numPr>
+        <w:ind w:leftChars="0"/>
+        <w:rPr>
+          <w:rFonts w:ascii="標楷體" w:eastAsia="標楷體" w:hAnsi="標楷體"/>
+        </w:rPr>
+      </w:pPr>
+      <w:r>
+        <w:rPr>
+          <w:rFonts w:ascii="標楷體" w:eastAsia="標楷體" w:hAnsi="標楷體" w:hint="eastAsia"/>
+        </w:rPr>
+        <w:t>LIFF (LINE Front-end Framework) 前端框架： 開發輕量化 Web 應用，整合 LINE 帳號授權以實現</w:t>
+      </w:r>
+      <w:proofErr w:type="gramStart"/>
+      <w:r>
+        <w:rPr>
+          <w:rFonts w:ascii="標楷體" w:eastAsia="標楷體" w:hAnsi="標楷體" w:hint="eastAsia"/>
+        </w:rPr>
+        <w:t>一</w:t>
+      </w:r>
+      <w:proofErr w:type="gramEnd"/>
+      <w:r>
+        <w:rPr>
+          <w:rFonts w:ascii="標楷體" w:eastAsia="標楷體" w:hAnsi="標楷體" w:hint="eastAsia"/>
+        </w:rPr>
+        <w:t>鍵登入，並提供使用者個人資料管理與醫療服務（如掛號輔助）之設定介面。</w:t>
+      </w:r>
+    </w:p>
+    <w:p>
+      <w:pPr>
+        <w:ind w:firstLine="480"/>
+        <w:rPr>
+          <w:rFonts w:ascii="標楷體" w:eastAsia="標楷體" w:hAnsi="標楷體"/>
+        </w:rPr>
+      </w:pPr>
+      <w:r>
+        <w:rPr>
+          <w:rFonts w:ascii="標楷體" w:eastAsia="標楷體" w:hAnsi="標楷體" w:hint="eastAsia"/>
+        </w:rPr>
+        <w:t>考量到開發生態的成熟度與系統擴充性，本研究選用 Node.js (Express) 建構 BFF (Backend for Frontend) 子系統</w:t>
+      </w:r>
+      <w:r>
+        <w:rPr>
+          <w:rFonts w:ascii="標楷體" w:eastAsia="標楷體" w:hAnsi="標楷體" w:hint="eastAsia"/>
+        </w:rPr>
+        <w:t>(如圖2)</w:t>
+      </w:r>
+      <w:r>
+        <w:rPr>
+          <w:rFonts w:ascii="標楷體" w:eastAsia="標楷體" w:hAnsi="標楷體" w:hint="eastAsia"/>
+        </w:rPr>
+        <w:t>。此層級作為 LINE 平台與核心後端</w:t>
+      </w:r>
+      <w:proofErr w:type="gramStart"/>
+      <w:r>
+        <w:rPr>
+          <w:rFonts w:ascii="標楷體" w:eastAsia="標楷體" w:hAnsi="標楷體" w:hint="eastAsia"/>
+        </w:rPr>
+        <w:t>間的轉接層</w:t>
+      </w:r>
+      <w:proofErr w:type="gramEnd"/>
+      <w:r>
+        <w:rPr>
+          <w:rFonts w:ascii="標楷體" w:eastAsia="標楷體" w:hAnsi="標楷體" w:hint="eastAsia"/>
+        </w:rPr>
+        <w:t>，專注於 Webhook 事件轉接、LIFF 請求適配及回應格式化（如 Flex Message 轉換），透過將前端呈現與商業邏輯解耦合（Decoupling），確保後續功能的彈性擴充。</w:t>
+      </w:r>
+    </w:p>
+    <w:p>
+      <w:pPr>
+        <w:ind w:firstLine="480"/>
+        <w:rPr>
+          <w:rFonts w:ascii="標楷體" w:eastAsia="標楷體" w:hAnsi="標楷體"/>
+        </w:rPr>
+      </w:pPr>
+      <w:r>
+        <w:rPr>
+          <w:rFonts w:ascii="標楷體" w:eastAsia="標楷體" w:hAnsi="標楷體" w:hint="eastAsia"/>
+        </w:rPr>
+        <w:t xml:space="preserve">為充分發揮 AI 與生成式模型 生態系的技術優勢，核心後端選用 Python </w:t>
+      </w:r>
+      <w:proofErr w:type="spellStart"/>
+      <w:r>
+        <w:rPr>
+          <w:rFonts w:ascii="標楷體" w:eastAsia="標楷體" w:hAnsi="標楷體" w:hint="eastAsia"/>
+        </w:rPr>
+        <w:t>FastAPI</w:t>
+      </w:r>
+      <w:proofErr w:type="spellEnd"/>
+      <w:r>
+        <w:rPr>
+          <w:rFonts w:ascii="標楷體" w:eastAsia="標楷體" w:hAnsi="標楷體" w:hint="eastAsia"/>
+        </w:rPr>
+        <w:t xml:space="preserve"> 框架開發</w:t>
+      </w:r>
+      <w:r>
+        <w:rPr>
+          <w:rFonts w:ascii="標楷體" w:eastAsia="標楷體" w:hAnsi="標楷體" w:hint="eastAsia"/>
+        </w:rPr>
+        <w:t>(如圖3)</w:t>
+      </w:r>
+      <w:r>
+        <w:rPr>
+          <w:rFonts w:ascii="標楷體" w:eastAsia="標楷體" w:hAnsi="標楷體" w:hint="eastAsia"/>
+        </w:rPr>
+        <w:t>。此層級為系統的中樞，負責執行</w:t>
+      </w:r>
+      <w:r>
+        <w:rPr>
+          <w:rFonts w:ascii="標楷體" w:eastAsia="標楷體" w:hAnsi="標楷體" w:hint="eastAsia"/>
+        </w:rPr>
+        <w:t>「</w:t>
+      </w:r>
+      <w:r>
+        <w:rPr>
+          <w:rFonts w:ascii="標楷體" w:eastAsia="標楷體" w:hAnsi="標楷體" w:hint="eastAsia"/>
+        </w:rPr>
+        <w:t>對話管理</w:t>
+      </w:r>
+      <w:r>
+        <w:rPr>
+          <w:rFonts w:ascii="標楷體" w:eastAsia="標楷體" w:hAnsi="標楷體" w:hint="eastAsia"/>
+        </w:rPr>
+        <w:t>」</w:t>
+      </w:r>
+      <w:r>
+        <w:rPr>
+          <w:rFonts w:ascii="標楷體" w:eastAsia="標楷體" w:hAnsi="標楷體" w:hint="eastAsia"/>
+        </w:rPr>
+        <w:t>、</w:t>
+      </w:r>
+      <w:r>
+        <w:rPr>
+          <w:rFonts w:ascii="標楷體" w:eastAsia="標楷體" w:hAnsi="標楷體" w:hint="eastAsia"/>
+        </w:rPr>
+        <w:t>「</w:t>
+      </w:r>
+      <w:r>
+        <w:rPr>
+          <w:rFonts w:ascii="標楷體" w:eastAsia="標楷體" w:hAnsi="標楷體" w:hint="eastAsia"/>
+        </w:rPr>
+        <w:t>事實查核</w:t>
+      </w:r>
+      <w:r>
+        <w:rPr>
+          <w:rFonts w:ascii="標楷體" w:eastAsia="標楷體" w:hAnsi="標楷體" w:hint="eastAsia"/>
+        </w:rPr>
+        <w:t>」</w:t>
+      </w:r>
+      <w:r>
+        <w:rPr>
+          <w:rFonts w:ascii="標楷體" w:eastAsia="標楷體" w:hAnsi="標楷體" w:hint="eastAsia"/>
+        </w:rPr>
+        <w:t>、</w:t>
+      </w:r>
+      <w:r>
+        <w:rPr>
+          <w:rFonts w:ascii="標楷體" w:eastAsia="標楷體" w:hAnsi="標楷體" w:hint="eastAsia"/>
+        </w:rPr>
+        <w:t>「</w:t>
+      </w:r>
+      <w:r>
+        <w:rPr>
+          <w:rFonts w:ascii="標楷體" w:eastAsia="標楷體" w:hAnsi="標楷體" w:hint="eastAsia"/>
+        </w:rPr>
+        <w:t>語音處理協調</w:t>
+      </w:r>
+      <w:r>
+        <w:rPr>
+          <w:rFonts w:ascii="標楷體" w:eastAsia="標楷體" w:hAnsi="標楷體" w:hint="eastAsia"/>
+        </w:rPr>
+        <w:t>」</w:t>
+      </w:r>
+      <w:r>
+        <w:rPr>
+          <w:rFonts w:ascii="標楷體" w:eastAsia="標楷體" w:hAnsi="標楷體" w:hint="eastAsia"/>
+        </w:rPr>
+        <w:t>以及</w:t>
+      </w:r>
+      <w:r>
+        <w:rPr>
+          <w:rFonts w:ascii="標楷體" w:eastAsia="標楷體" w:hAnsi="標楷體" w:hint="eastAsia"/>
+        </w:rPr>
+        <w:t>「</w:t>
+      </w:r>
+      <w:r>
+        <w:rPr>
+          <w:rFonts w:ascii="標楷體" w:eastAsia="標楷體" w:hAnsi="標楷體" w:hint="eastAsia"/>
+        </w:rPr>
+        <w:t>醫院資源管理</w:t>
+      </w:r>
+      <w:r>
+        <w:rPr>
+          <w:rFonts w:ascii="標楷體" w:eastAsia="標楷體" w:hAnsi="標楷體" w:hint="eastAsia"/>
+        </w:rPr>
+        <w:t>」</w:t>
+      </w:r>
+      <w:r>
+        <w:rPr>
+          <w:rFonts w:ascii="標楷體" w:eastAsia="標楷體" w:hAnsi="標楷體" w:hint="eastAsia"/>
+        </w:rPr>
+        <w:t>等關鍵商業邏輯。</w:t>
+      </w:r>
+    </w:p>
+    <w:p>
+      <w:pPr>
+        <w:rPr>
+          <w:rFonts w:ascii="標楷體" w:eastAsia="標楷體" w:hAnsi="標楷體"/>
+        </w:rPr>
+      </w:pPr>
+      <w:proofErr w:type="gramStart"/>
+      <w:r>
+        <w:rPr>
+          <w:rFonts w:ascii="標楷體" w:eastAsia="標楷體" w:hAnsi="標楷體" w:hint="eastAsia"/>
+        </w:rPr>
+        <w:t>此外，</w:t>
+      </w:r>
+      <w:proofErr w:type="gramEnd"/>
+      <w:r>
+        <w:rPr>
+          <w:rFonts w:ascii="標楷體" w:eastAsia="標楷體" w:hAnsi="標楷體" w:hint="eastAsia"/>
+        </w:rPr>
+        <w:t>為了因應快速進步的AI時代，</w:t>
+      </w:r>
+      <w:r>
+        <w:rPr>
+          <w:rFonts w:ascii="標楷體" w:eastAsia="標楷體" w:hAnsi="標楷體" w:hint="eastAsia"/>
+        </w:rPr>
+        <w:t>本研究將複雜的 AI 計算</w:t>
+      </w:r>
+      <w:proofErr w:type="gramStart"/>
+      <w:r>
+        <w:rPr>
+          <w:rFonts w:ascii="標楷體" w:eastAsia="標楷體" w:hAnsi="標楷體" w:hint="eastAsia"/>
+        </w:rPr>
+        <w:t>與異步工作</w:t>
+      </w:r>
+      <w:proofErr w:type="gramEnd"/>
+      <w:r>
+        <w:rPr>
+          <w:rFonts w:ascii="標楷體" w:eastAsia="標楷體" w:hAnsi="標楷體" w:hint="eastAsia"/>
+        </w:rPr>
+        <w:t>流獨立為外部系統處理</w:t>
+      </w:r>
+      <w:r>
+        <w:rPr>
+          <w:rFonts w:ascii="標楷體" w:eastAsia="標楷體" w:hAnsi="標楷體" w:hint="eastAsia"/>
+        </w:rPr>
+        <w:t>，方便未來迭代更新的AI模型與工作流</w:t>
+      </w:r>
+      <w:r>
+        <w:rPr>
+          <w:rFonts w:ascii="標楷體" w:eastAsia="標楷體" w:hAnsi="標楷體" w:hint="eastAsia"/>
+        </w:rPr>
+        <w:t>(W</w:t>
+      </w:r>
+      <w:r>
+        <w:rPr>
+          <w:rFonts w:ascii="標楷體" w:eastAsia="標楷體" w:hAnsi="標楷體"/>
+        </w:rPr>
+        <w:t>orkflow</w:t>
+      </w:r>
+      <w:r>
+        <w:rPr>
+          <w:rFonts w:ascii="標楷體" w:eastAsia="標楷體" w:hAnsi="標楷體" w:hint="eastAsia"/>
+        </w:rPr>
+        <w:t>)</w:t>
+      </w:r>
+      <w:r>
+        <w:rPr>
+          <w:rFonts w:ascii="標楷體" w:eastAsia="標楷體" w:hAnsi="標楷體" w:hint="eastAsia"/>
+        </w:rPr>
+        <w:t>：</w:t>
+      </w:r>
+    </w:p>
+    <w:p>
+      <w:pPr>
+        <w:pStyle w:val="a3"/>
+        <w:numPr>
+          <w:ilvl w:val="0"/>
+          <w:numId w:val="13"/>
+        </w:numPr>
+        <w:ind w:leftChars="0"/>
+        <w:rPr>
+          <w:rFonts w:ascii="標楷體" w:eastAsia="標楷體" w:hAnsi="標楷體"/>
+        </w:rPr>
+      </w:pPr>
+      <w:r>
+        <w:rPr>
+          <w:rFonts w:ascii="標楷體" w:eastAsia="標楷體" w:hAnsi="標楷體" w:hint="eastAsia"/>
+        </w:rPr>
+        <w:t>台語 AI 模型系統： 基於 TAIDE Gemma 3 建立專屬服務，提供精</w:t>
+      </w:r>
+      <w:proofErr w:type="gramStart"/>
+      <w:r>
+        <w:rPr>
+          <w:rFonts w:ascii="標楷體" w:eastAsia="標楷體" w:hAnsi="標楷體" w:hint="eastAsia"/>
+        </w:rPr>
+        <w:t>準</w:t>
+      </w:r>
+      <w:proofErr w:type="gramEnd"/>
+      <w:r>
+        <w:rPr>
+          <w:rFonts w:ascii="標楷體" w:eastAsia="標楷體" w:hAnsi="標楷體" w:hint="eastAsia"/>
+        </w:rPr>
+        <w:t>的台</w:t>
+      </w:r>
+      <w:r>
+        <w:rPr>
+          <w:rFonts w:ascii="標楷體" w:eastAsia="標楷體" w:hAnsi="標楷體" w:hint="eastAsia"/>
+        </w:rPr>
+        <w:lastRenderedPageBreak/>
+        <w:t>語 LLM 文字生成、ASR（語音轉文字）與 TTS（文字轉語音）能力，以滿足高齡使用者的溝通需求。</w:t>
+      </w:r>
+    </w:p>
+    <w:p>
+      <w:pPr>
+        <w:pStyle w:val="a3"/>
+        <w:numPr>
+          <w:ilvl w:val="0"/>
+          <w:numId w:val="13"/>
+        </w:numPr>
+        <w:ind w:leftChars="0"/>
+        <w:rPr>
+          <w:rFonts w:ascii="標楷體" w:eastAsia="標楷體" w:hAnsi="標楷體"/>
+        </w:rPr>
+      </w:pPr>
+      <w:r>
+        <w:rPr>
+          <w:rFonts w:ascii="標楷體" w:eastAsia="標楷體" w:hAnsi="標楷體" w:hint="eastAsia"/>
+        </w:rPr>
+        <w:t>MCP (Model Context Protocol) Server： 採用新穎的 MCP 框架執行 RAG (檢索增強生成) 工作流，整合醫療知識庫，</w:t>
+      </w:r>
+      <w:proofErr w:type="gramStart"/>
+      <w:r>
+        <w:rPr>
+          <w:rFonts w:ascii="標楷體" w:eastAsia="標楷體" w:hAnsi="標楷體" w:hint="eastAsia"/>
+        </w:rPr>
+        <w:t>並異步</w:t>
+      </w:r>
+      <w:proofErr w:type="gramEnd"/>
+      <w:r>
+        <w:rPr>
+          <w:rFonts w:ascii="標楷體" w:eastAsia="標楷體" w:hAnsi="標楷體" w:hint="eastAsia"/>
+        </w:rPr>
+        <w:t>處理影音分析與 OCR (光學字元辨識) 等高運算負荷之任務。</w:t>
+      </w:r>
+    </w:p>
+    <w:p>
+      <w:pPr>
+        <w:rPr>
+          <w:rFonts w:ascii="標楷體" w:eastAsia="標楷體" w:hAnsi="標楷體"/>
+        </w:rPr>
+      </w:pPr>
+      <w:r>
+        <w:rPr>
+          <w:rFonts w:ascii="標楷體" w:eastAsia="標楷體" w:hAnsi="標楷體"/>
+          <w:noProof/>
+        </w:rPr>
+        <mc:AlternateContent>
+          <mc:Choice Requires="wps">
+            <w:drawing>
+              <wp:inline distT="0" distB="0" distL="0" distR="0" wp14:anchorId="495D89B1" wp14:editId="72189183">
+                <wp:extent cx="5404513" cy="3994100"/>
+                <wp:effectExtent l="0" t="0" r="24765" b="26035"/>
+                <wp:docPr id="11" name="文字方塊 2"/>
+                <wp:cNvGraphicFramePr>
+                  <a:graphicFrameLocks xmlns:a="http://schemas.openxmlformats.org/drawingml/2006/main"/>
+                </wp:cNvGraphicFramePr>
+                <a:graphic xmlns:a="http://schemas.openxmlformats.org/drawingml/2006/main">
+                  <a:graphicData uri="http://schemas.microsoft.com/office/word/2010/wordprocessingShape">
+                    <wps:wsp>
+                      <wps:cNvSpPr txBox="1">
+                        <a:spLocks noChangeArrowheads="1"/>
+                      </wps:cNvSpPr>
+                      <wps:spPr bwMode="auto">
+                        <a:xfrm>
+                          <a:off x="0" y="0"/>
+                          <a:ext cx="5404513" cy="3994100"/>
+                        </a:xfrm>
+                        <a:prstGeom prst="rect">
+                          <a:avLst/>
+                        </a:prstGeom>
+                        <a:solidFill>
+                          <a:srgbClr val="FFFFFF"/>
+                        </a:solidFill>
+                        <a:ln w="9525">
+                          <a:solidFill>
+                            <a:schemeClr val="bg1"/>
+                          </a:solidFill>
+                          <a:miter lim="800000"/>
+                          <a:headEnd/>
+                          <a:tailEnd/>
+                        </a:ln>
+                      </wps:spPr>
+                      <wps:txbx>
+                        <w:txbxContent>
+                          <w:p>
+                            <w:pPr>
+                              <w:jc w:val="center"/>
+                            </w:pPr>
+                            <w:r>
+                              <w:rPr>
+                                <w:noProof/>
+                              </w:rPr>
+                              <w:drawing>
+                                <wp:inline distT="0" distB="0" distL="0" distR="0" wp14:anchorId="7B2ED60B" wp14:editId="7B15A93C">
+                                  <wp:extent cx="4679137" cy="3651720"/>
+                                  <wp:effectExtent l="0" t="0" r="7620" b="6350"/>
+                                  <wp:docPr id="1" name="圖片 1"/>
+                                  <wp:cNvGraphicFramePr>
+                                    <a:graphicFrameLocks xmlns:a="http://schemas.openxmlformats.org/drawingml/2006/main" noChangeAspect="1"/>
+                                  </wp:cNvGraphicFramePr>
+                                  <a:graphic xmlns:a="http://schemas.openxmlformats.org/drawingml/2006/main">
+                                    <a:graphicData uri="http://schemas.openxmlformats.org/drawingml/2006/picture">
+                                      <pic:pic xmlns:pic="http://schemas.openxmlformats.org/drawingml/2006/picture">
+                                        <pic:nvPicPr>
+                                          <pic:cNvPr id="0" name="Picture 1"/>
+                                          <pic:cNvPicPr>
+                                            <a:picLocks noChangeAspect="1" noChangeArrowheads="1"/>
+                                          </pic:cNvPicPr>
+                                        </pic:nvPicPr>
+                                        <pic:blipFill>
+                                          <a:blip r:embed="rId7" cstate="print">
+                                            <a:extLst>
+                                              <a:ext uri="{28A0092B-C50C-407E-A947-70E740481C1C}">
+                                                <a14:useLocalDpi xmlns:a14="http://schemas.microsoft.com/office/drawing/2010/main" val="0"/>
+                                              </a:ext>
+                                            </a:extLst>
+                                          </a:blip>
+                                          <a:srcRect/>
+                                          <a:stretch>
+                                            <a:fillRect/>
+                                          </a:stretch>
+                                        </pic:blipFill>
+                                        <pic:spPr bwMode="auto">
+                                          <a:xfrm>
+                                            <a:off x="0" y="0"/>
+                                            <a:ext cx="4679137" cy="3651720"/>
+                                          </a:xfrm>
+                                          <a:prstGeom prst="rect">
+                                            <a:avLst/>
+                                          </a:prstGeom>
+                                          <a:noFill/>
+                                          <a:ln>
+                                            <a:noFill/>
+                                          </a:ln>
+                                        </pic:spPr>
+                                      </pic:pic>
+                                    </a:graphicData>
+                                  </a:graphic>
+                                </wp:inline>
+                              </w:drawing>
+                            </w:r>
+                          </w:p>
+                          <w:p>
+                            <w:pPr>
+                              <w:pStyle w:val="a3"/>
+                              <w:ind w:leftChars="0"/>
+                              <w:jc w:val="center"/>
+                              <w:rPr>
+                                <w:rFonts w:ascii="Times New Roman" w:eastAsia="標楷體" w:hAnsi="Times New Roman" w:cs="Times New Roman"/>
+                                <w:color w:val="000000"/>
+                                <w:szCs w:val="24"/>
+                              </w:rPr>
+                            </w:pPr>
+                            <w:r>
+                              <w:rPr>
+                                <w:rFonts w:ascii="標楷體" w:eastAsia="標楷體" w:hAnsi="標楷體" w:cs="Times New Roman" w:hint="eastAsia"/>
+                                <w:color w:val="000000"/>
+                                <w:szCs w:val="24"/>
+                              </w:rPr>
+                              <w:t>▲</w:t>
+                            </w:r>
+                            <w:r>
+                              <w:rPr>
+                                <w:rFonts w:ascii="Times New Roman" w:eastAsia="標楷體" w:hAnsi="Times New Roman" w:cs="Times New Roman" w:hint="eastAsia"/>
+                                <w:color w:val="000000"/>
+                                <w:szCs w:val="24"/>
+                              </w:rPr>
+                              <w:t>圖</w:t>
+                            </w:r>
+                            <w:r>
+                              <w:rPr>
+                                <w:rFonts w:ascii="Times New Roman" w:eastAsia="標楷體" w:hAnsi="Times New Roman" w:cs="Times New Roman"/>
+                                <w:color w:val="000000"/>
+                                <w:szCs w:val="24"/>
+                              </w:rPr>
+                              <w:t>1</w:t>
+                            </w:r>
+                            <w:r>
+                              <w:rPr>
+                                <w:rFonts w:ascii="Times New Roman" w:eastAsia="標楷體" w:hAnsi="Times New Roman" w:cs="Times New Roman" w:hint="eastAsia"/>
+                                <w:color w:val="000000"/>
+                                <w:szCs w:val="24"/>
+                              </w:rPr>
+                              <w:t xml:space="preserve"> </w:t>
+                            </w:r>
+                            <w:r>
+                              <w:rPr>
+                                <w:rFonts w:ascii="Times New Roman" w:eastAsia="標楷體" w:hAnsi="Times New Roman" w:cs="Times New Roman"/>
+                                <w:color w:val="000000"/>
+                                <w:szCs w:val="24"/>
+                              </w:rPr>
+                              <w:t xml:space="preserve"> </w:t>
+                            </w:r>
+                            <w:r>
+                              <w:rPr>
+                                <w:rFonts w:ascii="Times New Roman" w:eastAsia="標楷體" w:hAnsi="Times New Roman" w:cs="Times New Roman" w:hint="eastAsia"/>
+                                <w:color w:val="000000"/>
+                                <w:szCs w:val="24"/>
+                              </w:rPr>
+                              <w:t>CARE</w:t>
+                            </w:r>
+                            <w:r>
+                              <w:rPr>
+                                <w:rFonts w:ascii="Times New Roman" w:eastAsia="標楷體" w:hAnsi="Times New Roman" w:cs="Times New Roman" w:hint="eastAsia"/>
+                                <w:color w:val="000000"/>
+                                <w:szCs w:val="24"/>
+                              </w:rPr>
+                              <w:t>整體</w:t>
+                            </w:r>
+                            <w:r>
+                              <w:rPr>
+                                <w:rFonts w:ascii="Times New Roman" w:eastAsia="標楷體" w:hAnsi="Times New Roman" w:cs="Times New Roman" w:hint="eastAsia"/>
+                                <w:color w:val="000000"/>
+                                <w:szCs w:val="24"/>
+                              </w:rPr>
+                              <w:t>系統架構圖</w:t>
+                            </w:r>
+                          </w:p>
+                        </w:txbxContent>
+                      </wps:txbx>
+                      <wps:bodyPr rot="0" vert="horz" wrap="square" lIns="91440" tIns="45720" rIns="91440" bIns="45720" anchor="t" anchorCtr="0">
+                        <a:noAutofit/>
+                      </wps:bodyPr>
+                    </wps:wsp>
+                  </a:graphicData>
+                </a:graphic>
+              </wp:inline>
+            </w:drawing>
+          </mc:Choice>
+          <mc:Fallback>
+            <w:pict>
+              <v:shapetype w14:anchorId="495D89B1" id="_x0000_t202" coordsize="21600,21600" o:spt="202" path="m,l,21600r21600,l21600,xe">
+                <v:stroke joinstyle="miter"/>
+                <v:path gradientshapeok="t" o:connecttype="rect"/>
+              </v:shapetype>
+              <v:shape id="文字方塊 2" o:spid="_x0000_s1026" type="#_x0000_t202" style="width:425.55pt;height:314.5pt;visibility:visible;mso-wrap-style:square;mso-left-percent:-10001;mso-top-percent:-10001;mso-position-horizontal:absolute;mso-position-horizontal-relative:char;mso-position-vertical:absolute;mso-position-vertical-relative:line;mso-left-percent:-10001;mso-top-percent:-10001;v-text-anchor:top" o:gfxdata="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" strokecolor="white [3212]">
+                <v:textbox>
+                  <w:txbxContent>
+                    <w:p>
+                      <w:pPr>
+                        <w:jc w:val="center"/>
+                      </w:pPr>
+                      <w:r>
+                        <w:rPr>
+                          <w:noProof/>
+                        </w:rPr>
+                        <w:drawing>
+                          <wp:inline distT="0" distB="0" distL="0" distR="0" wp14:anchorId="7B2ED60B" wp14:editId="7B15A93C">
+                            <wp:extent cx="4679137" cy="3651720"/>
+                            <wp:effectExtent l="0" t="0" r="7620" b="6350"/>
+                            <wp:docPr id="1" name="圖片 1"/>
+                            <wp:cNvGraphicFramePr>
+                              <a:graphicFrameLocks xmlns:a="http://schemas.openxmlformats.org/drawingml/2006/main" noChangeAspect="1"/>
+                            </wp:cNvGraphicFramePr>
+                            <a:graphic xmlns:a="http://schemas.openxmlformats.org/drawingml/2006/main">
+                              <a:graphicData uri="http://schemas.openxmlformats.org/drawingml/2006/picture">
+                                <pic:pic xmlns:pic="http://schemas.openxmlformats.org/drawingml/2006/picture">
+                                  <pic:nvPicPr>
+                                    <pic:cNvPr id="0" name="Picture 1"/>
+                                    <pic:cNvPicPr>
+                                      <a:picLocks noChangeAspect="1" noChangeArrowheads="1"/>
+                                    </pic:cNvPicPr>
+                                  </pic:nvPicPr>
+                                  <pic:blipFill>
+                                    <a:blip r:embed="rId7" cstate="print">
+                                      <a:extLst>
+                                        <a:ext uri="{28A0092B-C50C-407E-A947-70E740481C1C}">
+                                          <a14:useLocalDpi xmlns:a14="http://schemas.microsoft.com/office/drawing/2010/main" val="0"/>
+                                        </a:ext>
+                                      </a:extLst>
+                                    </a:blip>
+                                    <a:srcRect/>
+                                    <a:stretch>
+                                      <a:fillRect/>
+                                    </a:stretch>
+                                  </pic:blipFill>
+                                  <pic:spPr bwMode="auto">
+                                    <a:xfrm>
+                                      <a:off x="0" y="0"/>
+                                      <a:ext cx="4679137" cy="3651720"/>
+                                    </a:xfrm>
+                                    <a:prstGeom prst="rect">
+                                      <a:avLst/>
+                                    </a:prstGeom>
+                                    <a:noFill/>
+                                    <a:ln>
+                                      <a:noFill/>
+                                    </a:ln>
+                                  </pic:spPr>
+                                </pic:pic>
+                              </a:graphicData>
+                            </a:graphic>
+                          </wp:inline>
+                        </w:drawing>
+                      </w:r>
+                    </w:p>
+                    <w:p>
+                      <w:pPr>
+                        <w:pStyle w:val="a3"/>
+                        <w:ind w:leftChars="0"/>
+                        <w:jc w:val="center"/>
+                        <w:rPr>
+                          <w:rFonts w:ascii="Times New Roman" w:eastAsia="標楷體" w:hAnsi="Times New Roman" w:cs="Times New Roman"/>
+                          <w:color w:val="000000"/>
+                          <w:szCs w:val="24"/>
+                        </w:rPr>
+                      </w:pPr>
+                      <w:r>
+                        <w:rPr>
+                          <w:rFonts w:ascii="標楷體" w:eastAsia="標楷體" w:hAnsi="標楷體" w:cs="Times New Roman" w:hint="eastAsia"/>
+                          <w:color w:val="000000"/>
+                          <w:szCs w:val="24"/>
+                        </w:rPr>
+                        <w:t>▲</w:t>
+                      </w:r>
+                      <w:r>
+                        <w:rPr>
+                          <w:rFonts w:ascii="Times New Roman" w:eastAsia="標楷體" w:hAnsi="Times New Roman" w:cs="Times New Roman" w:hint="eastAsia"/>
+                          <w:color w:val="000000"/>
+                          <w:szCs w:val="24"/>
+                        </w:rPr>
+                        <w:t>圖</w:t>
+                      </w:r>
+                      <w:r>
+                        <w:rPr>
+                          <w:rFonts w:ascii="Times New Roman" w:eastAsia="標楷體" w:hAnsi="Times New Roman" w:cs="Times New Roman"/>
+                          <w:color w:val="000000"/>
+                          <w:szCs w:val="24"/>
+                        </w:rPr>
+                        <w:t>1</w:t>
+                      </w:r>
+                      <w:r>
+                        <w:rPr>
+                          <w:rFonts w:ascii="Times New Roman" w:eastAsia="標楷體" w:hAnsi="Times New Roman" w:cs="Times New Roman" w:hint="eastAsia"/>
+                          <w:color w:val="000000"/>
+                          <w:szCs w:val="24"/>
+                        </w:rPr>
+                        <w:t xml:space="preserve"> </w:t>
+                      </w:r>
+                      <w:r>
+                        <w:rPr>
+                          <w:rFonts w:ascii="Times New Roman" w:eastAsia="標楷體" w:hAnsi="Times New Roman" w:cs="Times New Roman"/>
+                          <w:color w:val="000000"/>
+                          <w:szCs w:val="24"/>
+                        </w:rPr>
+                        <w:t xml:space="preserve"> </w:t>
+                      </w:r>
+                      <w:r>
+                        <w:rPr>
+                          <w:rFonts w:ascii="Times New Roman" w:eastAsia="標楷體" w:hAnsi="Times New Roman" w:cs="Times New Roman" w:hint="eastAsia"/>
+                          <w:color w:val="000000"/>
+                          <w:szCs w:val="24"/>
+                        </w:rPr>
+                        <w:t>CARE</w:t>
+                      </w:r>
+                      <w:r>
+                        <w:rPr>
+                          <w:rFonts w:ascii="Times New Roman" w:eastAsia="標楷體" w:hAnsi="Times New Roman" w:cs="Times New Roman" w:hint="eastAsia"/>
+                          <w:color w:val="000000"/>
+                          <w:szCs w:val="24"/>
+                        </w:rPr>
+                        <w:t>整體</w:t>
+                      </w:r>
+                      <w:r>
+                        <w:rPr>
+                          <w:rFonts w:ascii="Times New Roman" w:eastAsia="標楷體" w:hAnsi="Times New Roman" w:cs="Times New Roman" w:hint="eastAsia"/>
+                          <w:color w:val="000000"/>
+                          <w:szCs w:val="24"/>
+                        </w:rPr>
+                        <w:t>系統架構圖</w:t>
+                      </w:r>
+                    </w:p>
+                  </w:txbxContent>
+                </v:textbox>
+                <w10:anchorlock/>
+              </v:shape>
+            </w:pict>
+          </mc:Fallback>
+        </mc:AlternateContent>
+      </w:r>
+    </w:p>
+    <w:p>
+      <w:pPr>
+        <w:rPr>
+          <w:rFonts w:ascii="標楷體" w:eastAsia="標楷體" w:hAnsi="標楷體"/>
+        </w:rPr>
+      </w:pPr>
+      <w:r>
+        <w:rPr>
+          <w:rFonts w:ascii="標楷體" w:eastAsia="標楷體" w:hAnsi="標楷體"/>
+          <w:noProof/>
+        </w:rPr>
+        <mc:AlternateContent>
+          <mc:Choice Requires="wps">
+            <w:drawing>
+              <wp:inline distT="0" distB="0" distL="0" distR="0" wp14:anchorId="4932BDF2" wp14:editId="0D7A34BF">
+                <wp:extent cx="5274310" cy="2893060"/>
+                <wp:effectExtent l="0" t="0" r="21590" b="21590"/>
+                <wp:docPr id="12" name="文字方塊 2"/>
+                <wp:cNvGraphicFramePr>
+                  <a:graphicFrameLocks xmlns:a="http://schemas.openxmlformats.org/drawingml/2006/main"/>
+                </wp:cNvGraphicFramePr>
+                <a:graphic xmlns:a="http://schemas.openxmlformats.org/drawingml/2006/main">
+                  <a:graphicData uri="http://schemas.microsoft.com/office/word/2010/wordprocessingShape">
+                    <wps:wsp>
+                      <wps:cNvSpPr txBox="1">
+                        <a:spLocks noChangeArrowheads="1"/>
+                      </wps:cNvSpPr>
+                      <wps:spPr bwMode="auto">
+                        <a:xfrm>
+                          <a:off x="0" y="0"/>
+                          <a:ext cx="5274310" cy="2893060"/>
+                        </a:xfrm>
+                        <a:prstGeom prst="rect">
+                          <a:avLst/>
+                        </a:prstGeom>
+                        <a:solidFill>
+                          <a:srgbClr val="FFFFFF"/>
+                        </a:solidFill>
+                        <a:ln w="9525">
+                          <a:solidFill>
+                            <a:schemeClr val="bg1"/>
+                          </a:solidFill>
+                          <a:miter lim="800000"/>
+                          <a:headEnd/>
+                          <a:tailEnd/>
+                        </a:ln>
+                      </wps:spPr>
+                      <wps:txbx>
+                        <w:txbxContent>
+                          <w:p>
+                            <w:pPr>
+                              <w:jc w:val="center"/>
+                            </w:pPr>
+                            <w:r>
+                              <w:rPr>
+                                <w:rFonts w:ascii="標楷體" w:eastAsia="標楷體" w:hAnsi="標楷體" w:hint="eastAsia"/>
+                                <w:b/>
+                                <w:bCs/>
+                                <w:noProof/>
+                              </w:rPr>
+                              <w:drawing>
+                                <wp:inline distT="0" distB="0" distL="0" distR="0" wp14:anchorId="7739D28B" wp14:editId="004F078D">
+                                  <wp:extent cx="5018366" cy="2350183"/>
+                                  <wp:effectExtent l="0" t="0" r="0" b="0"/>
+                                  <wp:docPr id="14" name="圖片 14"/>
+                                  <wp:cNvGraphicFramePr>
+                                    <a:graphicFrameLocks xmlns:a="http://schemas.openxmlformats.org/drawingml/2006/main" noChangeAspect="1"/>
+                                  </wp:cNvGraphicFramePr>
+                                  <a:graphic xmlns:a="http://schemas.openxmlformats.org/drawingml/2006/main">
+                                    <a:graphicData uri="http://schemas.openxmlformats.org/drawingml/2006/picture">
+                                      <pic:pic xmlns:pic="http://schemas.openxmlformats.org/drawingml/2006/picture">
+                                        <pic:nvPicPr>
+                                          <pic:cNvPr id="0" name="Picture 3"/>
+                                          <pic:cNvPicPr>
+                                            <a:picLocks noChangeAspect="1" noChangeArrowheads="1"/>
+                                          </pic:cNvPicPr>
+                                        </pic:nvPicPr>
+                                        <pic:blipFill rotWithShape="1">
+                                          <a:blip r:embed="rId8" cstate="print">
+                                            <a:extLst>
+                                              <a:ext uri="{28A0092B-C50C-407E-A947-70E740481C1C}">
+                                                <a14:useLocalDpi xmlns:a14="http://schemas.microsoft.com/office/drawing/2010/main" val="0"/>
+                                              </a:ext>
+                                            </a:extLst>
+                                          </a:blip>
+                                          <a:srcRect l="4116" t="8829" r="34898" b="24570"/>
+                                          <a:stretch/>
+                                        </pic:blipFill>
+                                        <pic:spPr bwMode="auto">
+                                          <a:xfrm>
+                                            <a:off x="0" y="0"/>
+                                            <a:ext cx="5040410" cy="2360506"/>
+                                          </a:xfrm>
+                                          <a:prstGeom prst="rect">
+                                            <a:avLst/>
+                                          </a:prstGeom>
+                                          <a:noFill/>
+                                          <a:ln>
+                                            <a:noFill/>
+                                          </a:ln>
+                                          <a:extLst>
+                                            <a:ext uri="{53640926-AAD7-44D8-BBD7-CCE9431645EC}">
+                                              <a14:shadowObscured xmlns:a14="http://schemas.microsoft.com/office/drawing/2010/main"/>
+                                            </a:ext>
+                                          </a:extLst>
+                                        </pic:spPr>
+                                      </pic:pic>
+                                    </a:graphicData>
+                                  </a:graphic>
+                                </wp:inline>
+                              </w:drawing>
+                            </w:r>
+                          </w:p>
+                          <w:p>
+                            <w:pPr>
+                              <w:pStyle w:val="a3"/>
+                              <w:ind w:leftChars="0"/>
+                              <w:jc w:val="center"/>
+                              <w:rPr>
+                                <w:rFonts w:ascii="標楷體" w:eastAsia="標楷體" w:hAnsi="標楷體" w:cs="Times New Roman"/>
+                                <w:color w:val="000000"/>
+                                <w:szCs w:val="24"/>
+                              </w:rPr>
+                            </w:pPr>
+                            <w:r>
+                              <w:rPr>
+                                <w:rFonts w:ascii="標楷體" w:eastAsia="標楷體" w:hAnsi="標楷體" w:cs="Times New Roman" w:hint="eastAsia"/>
+                                <w:color w:val="000000"/>
+                                <w:szCs w:val="24"/>
+                              </w:rPr>
+                              <w:t>▲圖</w:t>
+                            </w:r>
+                            <w:r>
+                              <w:rPr>
+                                <w:rFonts w:ascii="標楷體" w:eastAsia="標楷體" w:hAnsi="標楷體" w:cs="Times New Roman"/>
+                                <w:color w:val="000000"/>
+                                <w:szCs w:val="24"/>
+                              </w:rPr>
+                              <w:t>2</w:t>
+                            </w:r>
+                            <w:r>
+                              <w:rPr>
+                                <w:rFonts w:ascii="標楷體" w:eastAsia="標楷體" w:hAnsi="標楷體" w:cs="Times New Roman" w:hint="eastAsia"/>
+                                <w:color w:val="000000"/>
+                                <w:szCs w:val="24"/>
+                              </w:rPr>
+                              <w:t xml:space="preserve"> </w:t>
+                            </w:r>
+                            <w:r>
+                              <w:rPr>
+                                <w:rFonts w:ascii="標楷體" w:eastAsia="標楷體" w:hAnsi="標楷體" w:cs="Times New Roman"/>
+                                <w:color w:val="000000"/>
+                                <w:szCs w:val="24"/>
+                              </w:rPr>
+                              <w:t>BFF Co</w:t>
+                            </w:r>
+                            <w:r>
+                              <w:rPr>
+                                <w:rFonts w:ascii="標楷體" w:eastAsia="標楷體" w:hAnsi="標楷體" w:cs="Times New Roman" w:hint="eastAsia"/>
+                                <w:color w:val="000000"/>
+                                <w:szCs w:val="24"/>
+                              </w:rPr>
+                              <w:t>m</w:t>
+                            </w:r>
+                            <w:r>
+                              <w:rPr>
+                                <w:rFonts w:ascii="標楷體" w:eastAsia="標楷體" w:hAnsi="標楷體" w:cs="Times New Roman"/>
+                                <w:color w:val="000000"/>
+                                <w:szCs w:val="24"/>
+                              </w:rPr>
+                              <w:t>ponent Diagram</w:t>
+                            </w:r>
+                          </w:p>
+                          <w:p>
+                            <w:pPr>
+                              <w:pStyle w:val="a3"/>
+                              <w:ind w:leftChars="0"/>
+                              <w:jc w:val="center"/>
+                              <w:rPr>
+                                <w:rFonts w:ascii="Times New Roman" w:eastAsia="標楷體" w:hAnsi="Times New Roman" w:cs="Times New Roman"/>
+                                <w:color w:val="000000"/>
+                                <w:szCs w:val="24"/>
+                              </w:rPr>
+                            </w:pPr>
+                          </w:p>
+                        </w:txbxContent>
+                      </wps:txbx>
+                      <wps:bodyPr rot="0" vert="horz" wrap="square" lIns="91440" tIns="45720" rIns="91440" bIns="45720" anchor="t" anchorCtr="0">
+                        <a:noAutofit/>
+                      </wps:bodyPr>
+                    </wps:wsp>
+                  </a:graphicData>
+                </a:graphic>
+              </wp:inline>
+            </w:drawing>
+          </mc:Choice>
+          <mc:Fallback>
+            <w:pict>
+              <v:shape w14:anchorId="4932BDF2" id="_x0000_s1027" type="#_x0000_t202" style="width:415.3pt;height:227.8pt;visibility:visible;mso-wrap-style:square;mso-left-percent:-10001;mso-top-percent:-10001;mso-position-horizontal:absolute;mso-position-horizontal-relative:char;mso-position-vertical:absolute;mso-position-vertical-relative:line;mso-left-percent:-10001;mso-top-percent:-10001;v-text-anchor:top" o:gfxdata="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" strokecolor="white [3212]">
+                <v:textbox>
+                  <w:txbxContent>
+                    <w:p>
+                      <w:pPr>
+                        <w:jc w:val="center"/>
+                      </w:pPr>
+                      <w:r>
+                        <w:rPr>
+                          <w:rFonts w:ascii="標楷體" w:eastAsia="標楷體" w:hAnsi="標楷體" w:hint="eastAsia"/>
+                          <w:b/>
+                          <w:bCs/>
+                          <w:noProof/>
+                        </w:rPr>
+                        <w:drawing>
+                          <wp:inline distT="0" distB="0" distL="0" distR="0" wp14:anchorId="7739D28B" wp14:editId="004F078D">
+                            <wp:extent cx="5018366" cy="2350183"/>
+                            <wp:effectExtent l="0" t="0" r="0" b="0"/>
+                            <wp:docPr id="14" name="圖片 14"/>
+                            <wp:cNvGraphicFramePr>
+                              <a:graphicFrameLocks xmlns:a="http://schemas.openxmlformats.org/drawingml/2006/main" noChangeAspect="1"/>
+                            </wp:cNvGraphicFramePr>
+                            <a:graphic xmlns:a="http://schemas.openxmlformats.org/drawingml/2006/main">
+                              <a:graphicData uri="http://schemas.openxmlformats.org/drawingml/2006/picture">
+                                <pic:pic xmlns:pic="http://schemas.openxmlformats.org/drawingml/2006/picture">
+                                  <pic:nvPicPr>
+                                    <pic:cNvPr id="0" name="Picture 3"/>
+                                    <pic:cNvPicPr>
+                                      <a:picLocks noChangeAspect="1" noChangeArrowheads="1"/>
+                                    </pic:cNvPicPr>
+                                  </pic:nvPicPr>
+                                  <pic:blipFill rotWithShape="1">
+                                    <a:blip r:embed="rId8" cstate="print">
+                                      <a:extLst>
+                                        <a:ext uri="{28A0092B-C50C-407E-A947-70E740481C1C}">
+                                          <a14:useLocalDpi xmlns:a14="http://schemas.microsoft.com/office/drawing/2010/main" val="0"/>
+                                        </a:ext>
+                                      </a:extLst>
+                                    </a:blip>
+                                    <a:srcRect l="4116" t="8829" r="34898" b="24570"/>
+                                    <a:stretch/>
+                                  </pic:blipFill>
+                                  <pic:spPr bwMode="auto">
+                                    <a:xfrm>
+                                      <a:off x="0" y="0"/>
+                                      <a:ext cx="5040410" cy="2360506"/>
+                                    </a:xfrm>
+                                    <a:prstGeom prst="rect">
+                                      <a:avLst/>
+                                    </a:prstGeom>
+                                    <a:noFill/>
+                                    <a:ln>
+                                      <a:noFill/>
+                                    </a:ln>
+                                    <a:extLst>
+                                      <a:ext uri="{53640926-AAD7-44D8-BBD7-CCE9431645EC}">
+                                        <a14:shadowObscured xmlns:a14="http://schemas.microsoft.com/office/drawing/2010/main"/>
+                                      </a:ext>
+                                    </a:extLst>
+                                  </pic:spPr>
+                                </pic:pic>
+                              </a:graphicData>
+                            </a:graphic>
+                          </wp:inline>
+                        </w:drawing>
+                      </w:r>
+                    </w:p>
+                    <w:p>
+                      <w:pPr>
+                        <w:pStyle w:val="a3"/>
+                        <w:ind w:leftChars="0"/>
+                        <w:jc w:val="center"/>
+                        <w:rPr>
+                          <w:rFonts w:ascii="標楷體" w:eastAsia="標楷體" w:hAnsi="標楷體" w:cs="Times New Roman"/>
+                          <w:color w:val="000000"/>
+                          <w:szCs w:val="24"/>
+                        </w:rPr>
+                      </w:pPr>
+                      <w:r>
+                        <w:rPr>
+                          <w:rFonts w:ascii="標楷體" w:eastAsia="標楷體" w:hAnsi="標楷體" w:cs="Times New Roman" w:hint="eastAsia"/>
+                          <w:color w:val="000000"/>
+                          <w:szCs w:val="24"/>
+                        </w:rPr>
+                        <w:t>▲圖</w:t>
+                      </w:r>
+                      <w:r>
+                        <w:rPr>
+                          <w:rFonts w:ascii="標楷體" w:eastAsia="標楷體" w:hAnsi="標楷體" w:cs="Times New Roman"/>
+                          <w:color w:val="000000"/>
+                          <w:szCs w:val="24"/>
+                        </w:rPr>
+                        <w:t>2</w:t>
+                      </w:r>
+                      <w:r>
+                        <w:rPr>
+                          <w:rFonts w:ascii="標楷體" w:eastAsia="標楷體" w:hAnsi="標楷體" w:cs="Times New Roman" w:hint="eastAsia"/>
+                          <w:color w:val="000000"/>
+                          <w:szCs w:val="24"/>
+                        </w:rPr>
+                        <w:t xml:space="preserve"> </w:t>
+                      </w:r>
+                      <w:r>
+                        <w:rPr>
+                          <w:rFonts w:ascii="標楷體" w:eastAsia="標楷體" w:hAnsi="標楷體" w:cs="Times New Roman"/>
+                          <w:color w:val="000000"/>
+                          <w:szCs w:val="24"/>
+                        </w:rPr>
+                        <w:t>BFF Co</w:t>
+                      </w:r>
+                      <w:r>
+                        <w:rPr>
+                          <w:rFonts w:ascii="標楷體" w:eastAsia="標楷體" w:hAnsi="標楷體" w:cs="Times New Roman" w:hint="eastAsia"/>
+                          <w:color w:val="000000"/>
+                          <w:szCs w:val="24"/>
+                        </w:rPr>
+                        <w:t>m</w:t>
+                      </w:r>
+                      <w:r>
+                        <w:rPr>
+                          <w:rFonts w:ascii="標楷體" w:eastAsia="標楷體" w:hAnsi="標楷體" w:cs="Times New Roman"/>
+                          <w:color w:val="000000"/>
+                          <w:szCs w:val="24"/>
+                        </w:rPr>
+                        <w:t>ponent Diagram</w:t>
+                      </w:r>
+                    </w:p>
+                    <w:p>
+                      <w:pPr>
+                        <w:pStyle w:val="a3"/>
+                        <w:ind w:leftChars="0"/>
+                        <w:jc w:val="center"/>
+                        <w:rPr>
+                          <w:rFonts w:ascii="Times New Roman" w:eastAsia="標楷體" w:hAnsi="Times New Roman" w:cs="Times New Roman"/>
+                          <w:color w:val="000000"/>
+                          <w:szCs w:val="24"/>
+                        </w:rPr>
+                      </w:pPr>
+                    </w:p>
+                  </w:txbxContent>
+                </v:textbox>
+                <w10:anchorlock/>
+              </v:shape>
+            </w:pict>
+          </mc:Fallback>
+        </mc:AlternateContent>
+      </w:r>
+      <w:r>
+        <w:rPr>
+          <w:rFonts w:ascii="標楷體" w:eastAsia="標楷體" w:hAnsi="標楷體"/>
+          <w:noProof/>
+        </w:rPr>
+        <w:lastRenderedPageBreak/>
+        <mc:AlternateContent>
+          <mc:Choice Requires="wps">
+            <w:drawing>
+              <wp:inline distT="0" distB="0" distL="0" distR="0" wp14:anchorId="281F23F5" wp14:editId="15DC2D0E">
+                <wp:extent cx="5274310" cy="5164531"/>
+                <wp:effectExtent l="0" t="0" r="21590" b="17145"/>
+                <wp:docPr id="15" name="文字方塊 2"/>
+                <wp:cNvGraphicFramePr>
+                  <a:graphicFrameLocks xmlns:a="http://schemas.openxmlformats.org/drawingml/2006/main"/>
+                </wp:cNvGraphicFramePr>
+                <a:graphic xmlns:a="http://schemas.openxmlformats.org/drawingml/2006/main">
+                  <a:graphicData uri="http://schemas.microsoft.com/office/word/2010/wordprocessingShape">
+                    <wps:wsp>
+                      <wps:cNvSpPr txBox="1">
+                        <a:spLocks noChangeArrowheads="1"/>
+                      </wps:cNvSpPr>
+                      <wps:spPr bwMode="auto">
+                        <a:xfrm>
+                          <a:off x="0" y="0"/>
+                          <a:ext cx="5274310" cy="5164531"/>
+                        </a:xfrm>
+                        <a:prstGeom prst="rect">
+                          <a:avLst/>
+                        </a:prstGeom>
+                        <a:solidFill>
+                          <a:srgbClr val="FFFFFF"/>
+                        </a:solidFill>
+                        <a:ln w="9525">
+                          <a:solidFill>
+                            <a:schemeClr val="bg1"/>
+                          </a:solidFill>
+                          <a:miter lim="800000"/>
+                          <a:headEnd/>
+                          <a:tailEnd/>
+                        </a:ln>
+                      </wps:spPr>
+                      <wps:txbx>
+                        <w:txbxContent>
+                          <w:p>
+                            <w:pPr>
+                              <w:jc w:val="center"/>
+                            </w:pPr>
+                            <w:r>
+                              <w:rPr>
+                                <w:rFonts w:ascii="標楷體" w:eastAsia="標楷體" w:hAnsi="標楷體" w:cs="Times New Roman"/>
+                                <w:noProof/>
+                                <w:color w:val="000000"/>
+                                <w:szCs w:val="24"/>
+                              </w:rPr>
+                              <w:drawing>
+                                <wp:inline distT="0" distB="0" distL="0" distR="0" wp14:anchorId="2C02881A" wp14:editId="782C0C15">
+                                  <wp:extent cx="5082540" cy="4592769"/>
+                                  <wp:effectExtent l="0" t="0" r="3810" b="0"/>
+                                  <wp:docPr id="5" name="圖片 5"/>
+                                  <wp:cNvGraphicFramePr>
+                                    <a:graphicFrameLocks xmlns:a="http://schemas.openxmlformats.org/drawingml/2006/main" noChangeAspect="1"/>
+                                  </wp:cNvGraphicFramePr>
+                                  <a:graphic xmlns:a="http://schemas.openxmlformats.org/drawingml/2006/main">
+                                    <a:graphicData uri="http://schemas.openxmlformats.org/drawingml/2006/picture">
+                                      <pic:pic xmlns:pic="http://schemas.openxmlformats.org/drawingml/2006/picture">
+                                        <pic:nvPicPr>
+                                          <pic:cNvPr id="0" name="Picture 5"/>
+                                          <pic:cNvPicPr>
+                                            <a:picLocks noChangeAspect="1" noChangeArrowheads="1"/>
+                                          </pic:cNvPicPr>
+                                        </pic:nvPicPr>
+                                        <pic:blipFill rotWithShape="1">
+                                          <a:blip r:embed="rId9" cstate="print">
+                                            <a:extLst>
+                                              <a:ext uri="{28A0092B-C50C-407E-A947-70E740481C1C}">
+                                                <a14:useLocalDpi xmlns:a14="http://schemas.microsoft.com/office/drawing/2010/main" val="0"/>
+                                              </a:ext>
+                                            </a:extLst>
+                                          </a:blip>
+                                          <a:srcRect l="3460" t="3798" r="5019" b="11475"/>
+                                          <a:stretch/>
+                                        </pic:blipFill>
+                                        <pic:spPr bwMode="auto">
+                                          <a:xfrm>
+                                            <a:off x="0" y="0"/>
+                                            <a:ext cx="5082540" cy="4592769"/>
+                                          </a:xfrm>
+                                          <a:prstGeom prst="rect">
+                                            <a:avLst/>
+                                          </a:prstGeom>
+                                          <a:noFill/>
+                                          <a:ln>
+                                            <a:noFill/>
+                                          </a:ln>
+                                          <a:extLst>
+                                            <a:ext uri="{53640926-AAD7-44D8-BBD7-CCE9431645EC}">
+                                              <a14:shadowObscured xmlns:a14="http://schemas.microsoft.com/office/drawing/2010/main"/>
+                                            </a:ext>
+                                          </a:extLst>
+                                        </pic:spPr>
+                                      </pic:pic>
+                                    </a:graphicData>
+                                  </a:graphic>
+                                </wp:inline>
+                              </w:drawing>
+                            </w:r>
+                          </w:p>
+                          <w:p>
+                            <w:pPr>
+                              <w:pStyle w:val="a3"/>
+                              <w:ind w:leftChars="0"/>
+                              <w:jc w:val="center"/>
+                              <w:rPr>
+                                <w:rFonts w:ascii="標楷體" w:eastAsia="標楷體" w:hAnsi="標楷體" w:cs="Times New Roman"/>
+                                <w:color w:val="000000"/>
+                                <w:szCs w:val="24"/>
+                              </w:rPr>
+                            </w:pPr>
+                            <w:r>
+                              <w:rPr>
+                                <w:rFonts w:ascii="標楷體" w:eastAsia="標楷體" w:hAnsi="標楷體" w:cs="Times New Roman" w:hint="eastAsia"/>
+                                <w:color w:val="000000"/>
+                                <w:szCs w:val="24"/>
+                              </w:rPr>
+                              <w:t>▲圖</w:t>
+                            </w:r>
+                            <w:r>
+                              <w:rPr>
+                                <w:rFonts w:ascii="標楷體" w:eastAsia="標楷體" w:hAnsi="標楷體" w:cs="Times New Roman"/>
+                                <w:color w:val="000000"/>
+                                <w:szCs w:val="24"/>
+                              </w:rPr>
+                              <w:t>3</w:t>
+                            </w:r>
+                            <w:r>
+                              <w:rPr>
+                                <w:rFonts w:ascii="標楷體" w:eastAsia="標楷體" w:hAnsi="標楷體" w:cs="Times New Roman" w:hint="eastAsia"/>
+                                <w:color w:val="000000"/>
+                                <w:szCs w:val="24"/>
+                              </w:rPr>
+                              <w:t xml:space="preserve"> </w:t>
+                            </w:r>
+                            <w:r>
+                              <w:rPr>
+                                <w:rFonts w:ascii="標楷體" w:eastAsia="標楷體" w:hAnsi="標楷體" w:cs="Times New Roman"/>
+                                <w:color w:val="000000"/>
+                                <w:szCs w:val="24"/>
+                              </w:rPr>
+                              <w:t>Core Backend Co</w:t>
+                            </w:r>
+                            <w:r>
+                              <w:rPr>
+                                <w:rFonts w:ascii="標楷體" w:eastAsia="標楷體" w:hAnsi="標楷體" w:cs="Times New Roman" w:hint="eastAsia"/>
+                                <w:color w:val="000000"/>
+                                <w:szCs w:val="24"/>
+                              </w:rPr>
+                              <w:t>m</w:t>
+                            </w:r>
+                            <w:r>
+                              <w:rPr>
+                                <w:rFonts w:ascii="標楷體" w:eastAsia="標楷體" w:hAnsi="標楷體" w:cs="Times New Roman"/>
+                                <w:color w:val="000000"/>
+                                <w:szCs w:val="24"/>
+                              </w:rPr>
+                              <w:t>ponent Diagram</w:t>
+                            </w:r>
+                          </w:p>
+                        </w:txbxContent>
+                      </wps:txbx>
+                      <wps:bodyPr rot="0" vert="horz" wrap="square" lIns="91440" tIns="45720" rIns="91440" bIns="45720" anchor="t" anchorCtr="0">
+                        <a:noAutofit/>
+                      </wps:bodyPr>
+                    </wps:wsp>
+                  </a:graphicData>
+                </a:graphic>
+              </wp:inline>
+            </w:drawing>
+          </mc:Choice>
+          <mc:Fallback>
+            <w:pict>
+              <v:shape w14:anchorId="281F23F5" id="_x0000_s1028" type="#_x0000_t202" style="width:415.3pt;height:406.65pt;visibility:visible;mso-wrap-style:square;mso-left-percent:-10001;mso-top-percent:-10001;mso-position-horizontal:absolute;mso-position-horizontal-relative:char;mso-position-vertical:absolute;mso-position-vertical-relative:line;mso-left-percent:-10001;mso-top-percent:-10001;v-text-anchor:top" o:gfxdata="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" strokecolor="white [3212]">
+                <v:textbox>
+                  <w:txbxContent>
+                    <w:p>
+                      <w:pPr>
+                        <w:jc w:val="center"/>
+                      </w:pPr>
+                      <w:r>
+                        <w:rPr>
+                          <w:rFonts w:ascii="標楷體" w:eastAsia="標楷體" w:hAnsi="標楷體" w:cs="Times New Roman"/>
+                          <w:noProof/>
+                          <w:color w:val="000000"/>
+                          <w:szCs w:val="24"/>
+                        </w:rPr>
+                        <w:drawing>
+                          <wp:inline distT="0" distB="0" distL="0" distR="0" wp14:anchorId="2C02881A" wp14:editId="782C0C15">
+                            <wp:extent cx="5082540" cy="4592769"/>
+                            <wp:effectExtent l="0" t="0" r="3810" b="0"/>
+                            <wp:docPr id="5" name="圖片 5"/>
+                            <wp:cNvGraphicFramePr>
+                              <a:graphicFrameLocks xmlns:a="http://schemas.openxmlformats.org/drawingml/2006/main" noChangeAspect="1"/>
+                            </wp:cNvGraphicFramePr>
+                            <a:graphic xmlns:a="http://schemas.openxmlformats.org/drawingml/2006/main">
+                              <a:graphicData uri="http://schemas.openxmlformats.org/drawingml/2006/picture">
+                                <pic:pic xmlns:pic="http://schemas.openxmlformats.org/drawingml/2006/picture">
+                                  <pic:nvPicPr>
+                                    <pic:cNvPr id="0" name="Picture 5"/>
+                                    <pic:cNvPicPr>
+                                      <a:picLocks noChangeAspect="1" noChangeArrowheads="1"/>
+                                    </pic:cNvPicPr>
+                                  </pic:nvPicPr>
+                                  <pic:blipFill rotWithShape="1">
+                                    <a:blip r:embed="rId9" cstate="print">
+                                      <a:extLst>
+                                        <a:ext uri="{28A0092B-C50C-407E-A947-70E740481C1C}">
+                                          <a14:useLocalDpi xmlns:a14="http://schemas.microsoft.com/office/drawing/2010/main" val="0"/>
+                                        </a:ext>
+                                      </a:extLst>
+                                    </a:blip>
+                                    <a:srcRect l="3460" t="3798" r="5019" b="11475"/>
+                                    <a:stretch/>
+                                  </pic:blipFill>
+                                  <pic:spPr bwMode="auto">
+                                    <a:xfrm>
+                                      <a:off x="0" y="0"/>
+                                      <a:ext cx="5082540" cy="4592769"/>
+                                    </a:xfrm>
+                                    <a:prstGeom prst="rect">
+                                      <a:avLst/>
+                                    </a:prstGeom>
+                                    <a:noFill/>
+                                    <a:ln>
+                                      <a:noFill/>
+                                    </a:ln>
+                                    <a:extLst>
+                                      <a:ext uri="{53640926-AAD7-44D8-BBD7-CCE9431645EC}">
+                                        <a14:shadowObscured xmlns:a14="http://schemas.microsoft.com/office/drawing/2010/main"/>
+                                      </a:ext>
+                                    </a:extLst>
+                                  </pic:spPr>
+                                </pic:pic>
+                              </a:graphicData>
+                            </a:graphic>
+                          </wp:inline>
+                        </w:drawing>
+                      </w:r>
+                    </w:p>
+                    <w:p>
+                      <w:pPr>
+                        <w:pStyle w:val="a3"/>
+                        <w:ind w:leftChars="0"/>
+                        <w:jc w:val="center"/>
+                        <w:rPr>
+                          <w:rFonts w:ascii="標楷體" w:eastAsia="標楷體" w:hAnsi="標楷體" w:cs="Times New Roman"/>
+                          <w:color w:val="000000"/>
+                          <w:szCs w:val="24"/>
+                        </w:rPr>
+                      </w:pPr>
+                      <w:r>
+                        <w:rPr>
+                          <w:rFonts w:ascii="標楷體" w:eastAsia="標楷體" w:hAnsi="標楷體" w:cs="Times New Roman" w:hint="eastAsia"/>
+                          <w:color w:val="000000"/>
+                          <w:szCs w:val="24"/>
+                        </w:rPr>
+                        <w:t>▲圖</w:t>
+                      </w:r>
+                      <w:r>
+                        <w:rPr>
+                          <w:rFonts w:ascii="標楷體" w:eastAsia="標楷體" w:hAnsi="標楷體" w:cs="Times New Roman"/>
+                          <w:color w:val="000000"/>
+                          <w:szCs w:val="24"/>
+                        </w:rPr>
+                        <w:t>3</w:t>
+                      </w:r>
+                      <w:r>
+                        <w:rPr>
+                          <w:rFonts w:ascii="標楷體" w:eastAsia="標楷體" w:hAnsi="標楷體" w:cs="Times New Roman" w:hint="eastAsia"/>
+                          <w:color w:val="000000"/>
+                          <w:szCs w:val="24"/>
+                        </w:rPr>
+                        <w:t xml:space="preserve"> </w:t>
+                      </w:r>
+                      <w:r>
+                        <w:rPr>
+                          <w:rFonts w:ascii="標楷體" w:eastAsia="標楷體" w:hAnsi="標楷體" w:cs="Times New Roman"/>
+                          <w:color w:val="000000"/>
+                          <w:szCs w:val="24"/>
+                        </w:rPr>
+                        <w:t>Core Backend Co</w:t>
+                      </w:r>
+                      <w:r>
+                        <w:rPr>
+                          <w:rFonts w:ascii="標楷體" w:eastAsia="標楷體" w:hAnsi="標楷體" w:cs="Times New Roman" w:hint="eastAsia"/>
+                          <w:color w:val="000000"/>
+                          <w:szCs w:val="24"/>
+                        </w:rPr>
+                        <w:t>m</w:t>
+                      </w:r>
+                      <w:r>
+                        <w:rPr>
+                          <w:rFonts w:ascii="標楷體" w:eastAsia="標楷體" w:hAnsi="標楷體" w:cs="Times New Roman"/>
+                          <w:color w:val="000000"/>
+                          <w:szCs w:val="24"/>
+                        </w:rPr>
+                        <w:t>ponent Diagram</w:t>
+                      </w:r>
+                    </w:p>
+                  </w:txbxContent>
+                </v:textbox>
+                <w10:anchorlock/>
+              </v:shape>
+            </w:pict>
+          </mc:Fallback>
+        </mc:AlternateContent>
+      </w:r>
+    </w:p>
+    <w:p>
+      <w:pPr>
+        <w:pStyle w:val="a3"/>
+        <w:numPr>
+          <w:ilvl w:val="1"/>
+          <w:numId w:val="1"/>
+        </w:numPr>
+        <w:ind w:leftChars="0"/>
+        <w:rPr>
+          <w:rFonts w:ascii="標楷體" w:eastAsia="標楷體" w:hAnsi="標楷體"/>
+        </w:rPr>
+      </w:pPr>
+      <w:r>
+        <w:rPr>
+          <w:rFonts w:ascii="標楷體" w:eastAsia="標楷體" w:hAnsi="標楷體" w:hint="eastAsia"/>
+          <w:b/>
+          <w:bCs/>
+        </w:rPr>
+        <w:t>使用者介面設計</w:t>
+      </w:r>
+    </w:p>
+    <w:p>
+      <w:pPr>
+        <w:pStyle w:val="a3"/>
+        <w:numPr>
+          <w:ilvl w:val="1"/>
+          <w:numId w:val="1"/>
+        </w:numPr>
+        <w:ind w:leftChars="0"/>
+        <w:rPr>
+          <w:rFonts w:ascii="標楷體" w:eastAsia="標楷體" w:hAnsi="標楷體"/>
+          <w:b/>
+          <w:bCs/>
+        </w:rPr>
+      </w:pPr>
+      <w:r>
+        <w:rPr>
+          <w:rFonts w:ascii="標楷體" w:eastAsia="標楷體" w:hAnsi="標楷體" w:hint="eastAsia"/>
+          <w:b/>
+          <w:bCs/>
+        </w:rPr>
         <w:t>核心技術設計</w:t>
       </w:r>
     </w:p>
@@ -302,7 +2208,21 @@
         <w:rPr>
           <w:rFonts w:ascii="標楷體" w:eastAsia="標楷體" w:hAnsi="標楷體" w:hint="eastAsia"/>
         </w:rPr>
-        <w:t>後端與 API 開發技術： 學習使用 FastAPI (Python) 構建核心業務邏輯、使用 Node.js (Express) 開發 Backend for Frontend (BFF) 轉換層，並掌握 RESTful API 設計原則。</w:t>
+        <w:t xml:space="preserve">後端與 API 開發技術： 學習使用 </w:t>
+      </w:r>
+      <w:proofErr w:type="spellStart"/>
+      <w:r>
+        <w:rPr>
+          <w:rFonts w:ascii="標楷體" w:eastAsia="標楷體" w:hAnsi="標楷體" w:hint="eastAsia"/>
+        </w:rPr>
+        <w:t>FastAPI</w:t>
+      </w:r>
+      <w:proofErr w:type="spellEnd"/>
+      <w:r>
+        <w:rPr>
+          <w:rFonts w:ascii="標楷體" w:eastAsia="標楷體" w:hAnsi="標楷體" w:hint="eastAsia"/>
+        </w:rPr>
+        <w:t xml:space="preserve"> (Python) 構建核心業務邏輯、使用 Node.js (Express) 開發 Backend for Frontend (BFF) 轉換層，並掌握 RESTful API 設計原則。</w:t>
       </w:r>
     </w:p>
     <w:p>
@@ -340,7 +2260,14 @@
         <w:rPr>
           <w:rFonts w:ascii="標楷體" w:eastAsia="標楷體" w:hAnsi="標楷體" w:hint="eastAsia"/>
         </w:rPr>
-        <w:t>生成式 AI 與多模態處理技術： 學習如何整合 TAIDE Gemma 3 模型進行台語語意生成，並運用 MCP (Model Context Protocol) 框架實現 RAG (檢索增強生成) 工作流，以處理醫療知識檢索與影音/影像分析。</w:t>
+        <w:t xml:space="preserve">生成式 AI 與多模態處理技術： 學習如何整合 TAIDE Gemma 3 模型進行台語語意生成，並運用 MCP (Model Context Protocol) 框架實現 RAG </w:t>
+      </w:r>
+      <w:r>
+        <w:rPr>
+          <w:rFonts w:ascii="標楷體" w:eastAsia="標楷體" w:hAnsi="標楷體" w:hint="eastAsia"/>
+        </w:rPr>
+        <w:lastRenderedPageBreak/>
+        <w:t>(檢索增強生成) 工作流，以處理醫療知識檢索與影音/影像分析。</w:t>
       </w:r>
     </w:p>
     <w:p>
@@ -420,7 +2347,21 @@
         <w:rPr>
           <w:rFonts w:ascii="標楷體" w:eastAsia="標楷體" w:hAnsi="標楷體" w:hint="eastAsia"/>
         </w:rPr>
-        <w:t>落實高齡者友善之語音服務： 透過台語 ASR (語音轉文字) 與 TTS (文字轉語音) 技術，消除數位落差，讓不擅閱讀文字的長輩能以台語進行就醫諮詢。</w:t>
+        <w:t>落實高齡者友善之語音服務： 透過台語 ASR (語音轉文字) 與 TTS (文字轉語音) 技術，消除數位落差，讓</w:t>
+      </w:r>
+      <w:proofErr w:type="gramStart"/>
+      <w:r>
+        <w:rPr>
+          <w:rFonts w:ascii="標楷體" w:eastAsia="標楷體" w:hAnsi="標楷體" w:hint="eastAsia"/>
+        </w:rPr>
+        <w:t>不</w:t>
+      </w:r>
+      <w:proofErr w:type="gramEnd"/>
+      <w:r>
+        <w:rPr>
+          <w:rFonts w:ascii="標楷體" w:eastAsia="標楷體" w:hAnsi="標楷體" w:hint="eastAsia"/>
+        </w:rPr>
+        <w:t>擅閱讀文字的長輩能以台語進行就醫諮詢。</w:t>
       </w:r>
     </w:p>
     <w:p>
@@ -439,7 +2380,21 @@
         <w:rPr>
           <w:rFonts w:ascii="標楷體" w:eastAsia="標楷體" w:hAnsi="標楷體" w:hint="eastAsia"/>
         </w:rPr>
-        <w:t>醫療資源整合與實體協助： 系統能結合 GPS 定位提供附近醫療院所資訊，並輔助查詢掛號資訊，實現從線上諮詢到實體就醫的資源對接。</w:t>
+        <w:t>醫療資源整合與實體協助： 系統能結合 GPS 定位提供附近醫療院所資訊，並輔助查詢掛號資訊，實現</w:t>
+      </w:r>
+      <w:proofErr w:type="gramStart"/>
+      <w:r>
+        <w:rPr>
+          <w:rFonts w:ascii="標楷體" w:eastAsia="標楷體" w:hAnsi="標楷體" w:hint="eastAsia"/>
+        </w:rPr>
+        <w:t>從線上諮詢</w:t>
+      </w:r>
+      <w:proofErr w:type="gramEnd"/>
+      <w:r>
+        <w:rPr>
+          <w:rFonts w:ascii="標楷體" w:eastAsia="標楷體" w:hAnsi="標楷體" w:hint="eastAsia"/>
+        </w:rPr>
+        <w:t>到實體就醫的資源對接。</w:t>
       </w:r>
     </w:p>
     <w:p>
@@ -458,8 +2413,21 @@
         <w:rPr>
           <w:rFonts w:ascii="標楷體" w:eastAsia="標楷體" w:hAnsi="標楷體" w:hint="eastAsia"/>
         </w:rPr>
-        <w:lastRenderedPageBreak/>
-        <w:t>家庭健康連結機制： 建立家庭連結功能，讓照護者能即時掌握家人的健康詢問紀錄與狀態，提升遠端照護效率。</w:t>
+        <w:t>家庭健康連結機制： 建立家庭連結功能，</w:t>
+      </w:r>
+      <w:proofErr w:type="gramStart"/>
+      <w:r>
+        <w:rPr>
+          <w:rFonts w:ascii="標楷體" w:eastAsia="標楷體" w:hAnsi="標楷體" w:hint="eastAsia"/>
+        </w:rPr>
+        <w:t>讓照護</w:t>
+      </w:r>
+      <w:proofErr w:type="gramEnd"/>
+      <w:r>
+        <w:rPr>
+          <w:rFonts w:ascii="標楷體" w:eastAsia="標楷體" w:hAnsi="標楷體" w:hint="eastAsia"/>
+        </w:rPr>
+        <w:t>者能即時掌握家人的健康詢問紀錄與狀態，提升遠端照護效率。</w:t>
       </w:r>
     </w:p>
     <w:p>
@@ -524,7 +2492,21 @@
         <w:rPr>
           <w:rFonts w:ascii="標楷體" w:eastAsia="標楷體" w:hAnsi="標楷體" w:hint="eastAsia"/>
         </w:rPr>
-        <w:t>AI 系統架構與技術分析： 指導如何設計 Agentic System 的決策邏輯，特別是針對醫療領域 RAG 工作流的準確性優化，以及台語 AI 模型在特殊語境下的提示工程（Prompt Engineering）設計。</w:t>
+        <w:t>AI 系統架構與技術分析： 指導如何設計 Agentic System 的決策邏輯，特別是針對醫療領域 RAG 工作流的準確性優化，以及台語 AI 模型在特殊</w:t>
+      </w:r>
+      <w:proofErr w:type="gramStart"/>
+      <w:r>
+        <w:rPr>
+          <w:rFonts w:ascii="標楷體" w:eastAsia="標楷體" w:hAnsi="標楷體" w:hint="eastAsia"/>
+        </w:rPr>
+        <w:t>語境下的</w:t>
+      </w:r>
+      <w:proofErr w:type="gramEnd"/>
+      <w:r>
+        <w:rPr>
+          <w:rFonts w:ascii="標楷體" w:eastAsia="標楷體" w:hAnsi="標楷體" w:hint="eastAsia"/>
+        </w:rPr>
+        <w:t>提示工程（Prompt Engineering）設計。</w:t>
       </w:r>
     </w:p>
     <w:p>
@@ -562,7 +2544,21 @@
         <w:rPr>
           <w:rFonts w:ascii="標楷體" w:eastAsia="標楷體" w:hAnsi="標楷體" w:hint="eastAsia"/>
         </w:rPr>
-        <w:t>系統測試、部署與倫理： 指導如何設計不同的測試案例，以驗證事實查核功能的精準度，以確保本系統之可用性與可靠度；針對 AI 生成內容的社會責任與醫療倫理風險（AI Transparency）提供專業指引，並學習如何運用持續整合/部署以及容器技術，進行系統自動化建置與發佈。</w:t>
+        <w:t>系統測試、部署與倫理： 指導如何設計不同的測試案例，以驗證事實查核功能的精</w:t>
+      </w:r>
+      <w:proofErr w:type="gramStart"/>
+      <w:r>
+        <w:rPr>
+          <w:rFonts w:ascii="標楷體" w:eastAsia="標楷體" w:hAnsi="標楷體" w:hint="eastAsia"/>
+        </w:rPr>
+        <w:t>準</w:t>
+      </w:r>
+      <w:proofErr w:type="gramEnd"/>
+      <w:r>
+        <w:rPr>
+          <w:rFonts w:ascii="標楷體" w:eastAsia="標楷體" w:hAnsi="標楷體" w:hint="eastAsia"/>
+        </w:rPr>
+        <w:t>度，以確保本系統之可用性與可靠度；針對 AI 生成內容的社會責任與醫療倫理風險（AI Transparency）提供專業指引，並學習如何運用持續整合/部署以及容器技術，進行系統自動化建置與發佈。</w:t>
       </w:r>
     </w:p>
     <w:p>
@@ -654,6 +2650,95 @@
 <file path=word/numbering.xml><?xml version="1.0" encoding="utf-8"?>
 <w:numbering xmlns:wpc="http://schemas.microsoft.com/office/word/2010/wordprocessingCanvas" xmlns:cx="http://schemas.microsoft.com/office/drawing/2014/chartex" xmlns:cx1="http://schemas.microsoft.com/office/drawing/2015/9/8/chartex" xmlns:cx2="http://schemas.microsoft.com/office/drawing/2015/10/21/chartex" xmlns:cx3="http://schemas.microsoft.com/office/drawing/2016/5/9/chartex" xmlns:cx4="http://schemas.microsoft.com/office/drawing/2016/5/10/chartex" xmlns:cx5="http://schemas.microsoft.com/office/drawing/2016/5/11/chartex" xmlns:cx6="http://schemas.microsoft.com/office/drawing/2016/5/12/chartex" xmlns:cx7="http://schemas.microsoft.com/office/drawing/2016/5/13/chartex" xmlns:cx8="http://schemas.microsoft.com/office/drawing/2016/5/14/chartex" xmlns:mc="http://schemas.openxmlformats.org/markup-compatibility/2006" xmlns:aink="http://schemas.microsoft.com/office/drawing/2016/ink" xmlns:am3d="http://schemas.microsoft.com/office/drawing/2017/model3d" xmlns:o="urn:schemas-microsoft-com:office:office" xmlns:r="http://schemas.openxmlformats.org/officeDocument/2006/relationships" xmlns:m="http://schemas.openxmlformats.org/officeDocument/2006/math" xmlns:v="urn:schemas-microsoft-com:vml" xmlns:wp14="http://schemas.microsoft.com/office/word/2010/wordprocessingDrawing" xmlns:wp="http://schemas.openxmlformats.org/drawingml/2006/wordprocessingDrawing" xmlns:w10="urn:schemas-microsoft-com:office:word" xmlns:w="http://schemas.openxmlformats.org/wordprocessingml/2006/main" xmlns:w14="http://schemas.microsoft.com/office/word/2010/wordml" xmlns:w15="http://schemas.microsoft.com/office/word/2012/wordml" xmlns:w16cex="http://schemas.microsoft.com/office/word/2018/wordml/cex" xmlns:w16cid="http://schemas.microsoft.com/office/word/2016/wordml/cid" xmlns:w16="http://schemas.microsoft.com/office/word/2018/wordml" xmlns:w16sdtdh="http://schemas.microsoft.com/office/word/2020/wordml/sdtdatahash" xmlns:w16se="http://schemas.microsoft.com/office/word/2015/wordml/symex" xmlns:wpg="http://schemas.microsoft.com/office/word/2010/wordprocessingGroup" xmlns:wpi="http://schemas.microsoft.com/office/word/2010/wordprocessingInk" xmlns:wne="http://schemas.microsoft.com/office/word/2006/wordml" xmlns:wps="http://schemas.microsoft.com/office/word/2010/wordprocessingShape" mc:Ignorable="w14 w15 w16se w16cid w16 w16cex w16sdtdh wp14">
   <w:abstractNum w:abstractNumId="0" w15:restartNumberingAfterBreak="0">
+    <w:nsid w:val="00932B47"/>
+    <w:multiLevelType w:val="hybridMultilevel"/>
+    <w:tmpl w:val="02A607B6"/>
+    <w:lvl w:ilvl="0" w:tplc="51A81F02">
+      <w:start w:val="1"/>
+      <w:numFmt w:val="upperLetter"/>
+      <w:lvlText w:val="%1."/>
+      <w:lvlJc w:val="left"/>
+      <w:pPr>
+        <w:ind w:left="960" w:hanging="480"/>
+      </w:pPr>
+      <w:rPr>
+        <w:rFonts w:hint="default"/>
+      </w:rPr>
+    </w:lvl>
+    <w:lvl w:ilvl="1" w:tplc="04090019" w:tentative="1">
+      <w:start w:val="1"/>
+      <w:numFmt w:val="ideographTraditional"/>
+      <w:lvlText w:val="%2、"/>
+      <w:lvlJc w:val="left"/>
+      <w:pPr>
+        <w:ind w:left="1440" w:hanging="480"/>
+      </w:pPr>
+    </w:lvl>
+    <w:lvl w:ilvl="2" w:tplc="0409001B" w:tentative="1">
+      <w:start w:val="1"/>
+      <w:numFmt w:val="lowerRoman"/>
+      <w:lvlText w:val="%3."/>
+      <w:lvlJc w:val="right"/>
+      <w:pPr>
+        <w:ind w:left="1920" w:hanging="480"/>
+      </w:pPr>
+    </w:lvl>
+    <w:lvl w:ilvl="3" w:tplc="0409000F" w:tentative="1">
+      <w:start w:val="1"/>
+      <w:numFmt w:val="decimal"/>
+      <w:lvlText w:val="%4."/>
+      <w:lvlJc w:val="left"/>
+      <w:pPr>
+        <w:ind w:left="2400" w:hanging="480"/>
+      </w:pPr>
+    </w:lvl>
+    <w:lvl w:ilvl="4" w:tplc="04090019" w:tentative="1">
+      <w:start w:val="1"/>
+      <w:numFmt w:val="ideographTraditional"/>
+      <w:lvlText w:val="%5、"/>
+      <w:lvlJc w:val="left"/>
+      <w:pPr>
+        <w:ind w:left="2880" w:hanging="480"/>
+      </w:pPr>
+    </w:lvl>
+    <w:lvl w:ilvl="5" w:tplc="0409001B" w:tentative="1">
+      <w:start w:val="1"/>
+      <w:numFmt w:val="lowerRoman"/>
+      <w:lvlText w:val="%6."/>
+      <w:lvlJc w:val="right"/>
+      <w:pPr>
+        <w:ind w:left="3360" w:hanging="480"/>
+      </w:pPr>
+    </w:lvl>
+    <w:lvl w:ilvl="6" w:tplc="0409000F" w:tentative="1">
+      <w:start w:val="1"/>
+      <w:numFmt w:val="decimal"/>
+      <w:lvlText w:val="%7."/>
+      <w:lvlJc w:val="left"/>
+      <w:pPr>
+        <w:ind w:left="3840" w:hanging="480"/>
+      </w:pPr>
+    </w:lvl>
+    <w:lvl w:ilvl="7" w:tplc="04090019" w:tentative="1">
+      <w:start w:val="1"/>
+      <w:numFmt w:val="ideographTraditional"/>
+      <w:lvlText w:val="%8、"/>
+      <w:lvlJc w:val="left"/>
+      <w:pPr>
+        <w:ind w:left="4320" w:hanging="480"/>
+      </w:pPr>
+    </w:lvl>
+    <w:lvl w:ilvl="8" w:tplc="0409001B" w:tentative="1">
+      <w:start w:val="1"/>
+      <w:numFmt w:val="lowerRoman"/>
+      <w:lvlText w:val="%9."/>
+      <w:lvlJc w:val="right"/>
+      <w:pPr>
+        <w:ind w:left="4800" w:hanging="480"/>
+      </w:pPr>
+    </w:lvl>
+  </w:abstractNum>
+  <w:abstractNum w:abstractNumId="1" w15:restartNumberingAfterBreak="0">
     <w:nsid w:val="02385F50"/>
     <w:multiLevelType w:val="hybridMultilevel"/>
     <w:tmpl w:val="B0484C6C"/>
@@ -739,7 +2824,7 @@
       </w:pPr>
     </w:lvl>
   </w:abstractNum>
-  <w:abstractNum w:abstractNumId="1" w15:restartNumberingAfterBreak="0">
+  <w:abstractNum w:abstractNumId="2" w15:restartNumberingAfterBreak="0">
     <w:nsid w:val="0C74714F"/>
     <w:multiLevelType w:val="hybridMultilevel"/>
     <w:tmpl w:val="8E0E2A0C"/>
@@ -828,7 +2913,7 @@
       </w:pPr>
     </w:lvl>
   </w:abstractNum>
-  <w:abstractNum w:abstractNumId="2" w15:restartNumberingAfterBreak="0">
+  <w:abstractNum w:abstractNumId="3" w15:restartNumberingAfterBreak="0">
     <w:nsid w:val="22AB4263"/>
     <w:multiLevelType w:val="hybridMultilevel"/>
     <w:tmpl w:val="3828B3BA"/>
@@ -917,10 +3002,182 @@
       </w:pPr>
     </w:lvl>
   </w:abstractNum>
-  <w:abstractNum w:abstractNumId="3" w15:restartNumberingAfterBreak="0">
+  <w:abstractNum w:abstractNumId="4" w15:restartNumberingAfterBreak="0">
+    <w:nsid w:val="2492360D"/>
+    <w:multiLevelType w:val="hybridMultilevel"/>
+    <w:tmpl w:val="BF34E1C4"/>
+    <w:lvl w:ilvl="0" w:tplc="04090011">
+      <w:start w:val="1"/>
+      <w:numFmt w:val="upperLetter"/>
+      <w:lvlText w:val="%1."/>
+      <w:lvlJc w:val="left"/>
+      <w:pPr>
+        <w:ind w:left="480" w:hanging="480"/>
+      </w:pPr>
+    </w:lvl>
+    <w:lvl w:ilvl="1" w:tplc="04090019" w:tentative="1">
+      <w:start w:val="1"/>
+      <w:numFmt w:val="ideographTraditional"/>
+      <w:lvlText w:val="%2、"/>
+      <w:lvlJc w:val="left"/>
+      <w:pPr>
+        <w:ind w:left="960" w:hanging="480"/>
+      </w:pPr>
+    </w:lvl>
+    <w:lvl w:ilvl="2" w:tplc="0409001B" w:tentative="1">
+      <w:start w:val="1"/>
+      <w:numFmt w:val="lowerRoman"/>
+      <w:lvlText w:val="%3."/>
+      <w:lvlJc w:val="right"/>
+      <w:pPr>
+        <w:ind w:left="1440" w:hanging="480"/>
+      </w:pPr>
+    </w:lvl>
+    <w:lvl w:ilvl="3" w:tplc="0409000F" w:tentative="1">
+      <w:start w:val="1"/>
+      <w:numFmt w:val="decimal"/>
+      <w:lvlText w:val="%4."/>
+      <w:lvlJc w:val="left"/>
+      <w:pPr>
+        <w:ind w:left="1920" w:hanging="480"/>
+      </w:pPr>
+    </w:lvl>
+    <w:lvl w:ilvl="4" w:tplc="04090019" w:tentative="1">
+      <w:start w:val="1"/>
+      <w:numFmt w:val="ideographTraditional"/>
+      <w:lvlText w:val="%5、"/>
+      <w:lvlJc w:val="left"/>
+      <w:pPr>
+        <w:ind w:left="2400" w:hanging="480"/>
+      </w:pPr>
+    </w:lvl>
+    <w:lvl w:ilvl="5" w:tplc="0409001B" w:tentative="1">
+      <w:start w:val="1"/>
+      <w:numFmt w:val="lowerRoman"/>
+      <w:lvlText w:val="%6."/>
+      <w:lvlJc w:val="right"/>
+      <w:pPr>
+        <w:ind w:left="2880" w:hanging="480"/>
+      </w:pPr>
+    </w:lvl>
+    <w:lvl w:ilvl="6" w:tplc="0409000F" w:tentative="1">
+      <w:start w:val="1"/>
+      <w:numFmt w:val="decimal"/>
+      <w:lvlText w:val="%7."/>
+      <w:lvlJc w:val="left"/>
+      <w:pPr>
+        <w:ind w:left="3360" w:hanging="480"/>
+      </w:pPr>
+    </w:lvl>
+    <w:lvl w:ilvl="7" w:tplc="04090019" w:tentative="1">
+      <w:start w:val="1"/>
+      <w:numFmt w:val="ideographTraditional"/>
+      <w:lvlText w:val="%8、"/>
+      <w:lvlJc w:val="left"/>
+      <w:pPr>
+        <w:ind w:left="3840" w:hanging="480"/>
+      </w:pPr>
+    </w:lvl>
+    <w:lvl w:ilvl="8" w:tplc="0409001B" w:tentative="1">
+      <w:start w:val="1"/>
+      <w:numFmt w:val="lowerRoman"/>
+      <w:lvlText w:val="%9."/>
+      <w:lvlJc w:val="right"/>
+      <w:pPr>
+        <w:ind w:left="4320" w:hanging="480"/>
+      </w:pPr>
+    </w:lvl>
+  </w:abstractNum>
+  <w:abstractNum w:abstractNumId="5" w15:restartNumberingAfterBreak="0">
+    <w:nsid w:val="3A9D6066"/>
+    <w:multiLevelType w:val="hybridMultilevel"/>
+    <w:tmpl w:val="09E84950"/>
+    <w:lvl w:ilvl="0" w:tplc="0409000F">
+      <w:start w:val="1"/>
+      <w:numFmt w:val="decimal"/>
+      <w:lvlText w:val="%1."/>
+      <w:lvlJc w:val="left"/>
+      <w:pPr>
+        <w:ind w:left="480" w:hanging="480"/>
+      </w:pPr>
+    </w:lvl>
+    <w:lvl w:ilvl="1" w:tplc="04090019" w:tentative="1">
+      <w:start w:val="1"/>
+      <w:numFmt w:val="ideographTraditional"/>
+      <w:lvlText w:val="%2、"/>
+      <w:lvlJc w:val="left"/>
+      <w:pPr>
+        <w:ind w:left="960" w:hanging="480"/>
+      </w:pPr>
+    </w:lvl>
+    <w:lvl w:ilvl="2" w:tplc="0409001B" w:tentative="1">
+      <w:start w:val="1"/>
+      <w:numFmt w:val="lowerRoman"/>
+      <w:lvlText w:val="%3."/>
+      <w:lvlJc w:val="right"/>
+      <w:pPr>
+        <w:ind w:left="1440" w:hanging="480"/>
+      </w:pPr>
+    </w:lvl>
+    <w:lvl w:ilvl="3" w:tplc="0409000F" w:tentative="1">
+      <w:start w:val="1"/>
+      <w:numFmt w:val="decimal"/>
+      <w:lvlText w:val="%4."/>
+      <w:lvlJc w:val="left"/>
+      <w:pPr>
+        <w:ind w:left="1920" w:hanging="480"/>
+      </w:pPr>
+    </w:lvl>
+    <w:lvl w:ilvl="4" w:tplc="04090019" w:tentative="1">
+      <w:start w:val="1"/>
+      <w:numFmt w:val="ideographTraditional"/>
+      <w:lvlText w:val="%5、"/>
+      <w:lvlJc w:val="left"/>
+      <w:pPr>
+        <w:ind w:left="2400" w:hanging="480"/>
+      </w:pPr>
+    </w:lvl>
+    <w:lvl w:ilvl="5" w:tplc="0409001B" w:tentative="1">
+      <w:start w:val="1"/>
+      <w:numFmt w:val="lowerRoman"/>
+      <w:lvlText w:val="%6."/>
+      <w:lvlJc w:val="right"/>
+      <w:pPr>
+        <w:ind w:left="2880" w:hanging="480"/>
+      </w:pPr>
+    </w:lvl>
+    <w:lvl w:ilvl="6" w:tplc="0409000F" w:tentative="1">
+      <w:start w:val="1"/>
+      <w:numFmt w:val="decimal"/>
+      <w:lvlText w:val="%7."/>
+      <w:lvlJc w:val="left"/>
+      <w:pPr>
+        <w:ind w:left="3360" w:hanging="480"/>
+      </w:pPr>
+    </w:lvl>
+    <w:lvl w:ilvl="7" w:tplc="04090019" w:tentative="1">
+      <w:start w:val="1"/>
+      <w:numFmt w:val="ideographTraditional"/>
+      <w:lvlText w:val="%8、"/>
+      <w:lvlJc w:val="left"/>
+      <w:pPr>
+        <w:ind w:left="3840" w:hanging="480"/>
+      </w:pPr>
+    </w:lvl>
+    <w:lvl w:ilvl="8" w:tplc="0409001B" w:tentative="1">
+      <w:start w:val="1"/>
+      <w:numFmt w:val="lowerRoman"/>
+      <w:lvlText w:val="%9."/>
+      <w:lvlJc w:val="right"/>
+      <w:pPr>
+        <w:ind w:left="4320" w:hanging="480"/>
+      </w:pPr>
+    </w:lvl>
+  </w:abstractNum>
+  <w:abstractNum w:abstractNumId="6" w15:restartNumberingAfterBreak="0">
     <w:nsid w:val="3F100407"/>
     <w:multiLevelType w:val="hybridMultilevel"/>
-    <w:tmpl w:val="6F127E2A"/>
+    <w:tmpl w:val="64D83FC8"/>
     <w:lvl w:ilvl="0" w:tplc="04090015">
       <w:start w:val="1"/>
       <w:numFmt w:val="taiwaneseCountingThousand"/>
@@ -1006,7 +3263,206 @@
       </w:pPr>
     </w:lvl>
   </w:abstractNum>
-  <w:abstractNum w:abstractNumId="4" w15:restartNumberingAfterBreak="0">
+  <w:abstractNum w:abstractNumId="7" w15:restartNumberingAfterBreak="0">
+    <w:nsid w:val="45F926F0"/>
+    <w:multiLevelType w:val="hybridMultilevel"/>
+    <w:tmpl w:val="E904E300"/>
+    <w:lvl w:ilvl="0" w:tplc="0409000F">
+      <w:start w:val="1"/>
+      <w:numFmt w:val="decimal"/>
+      <w:lvlText w:val="%1."/>
+      <w:lvlJc w:val="left"/>
+      <w:pPr>
+        <w:ind w:left="960" w:hanging="480"/>
+      </w:pPr>
+    </w:lvl>
+    <w:lvl w:ilvl="1" w:tplc="04090019" w:tentative="1">
+      <w:start w:val="1"/>
+      <w:numFmt w:val="ideographTraditional"/>
+      <w:lvlText w:val="%2、"/>
+      <w:lvlJc w:val="left"/>
+      <w:pPr>
+        <w:ind w:left="1440" w:hanging="480"/>
+      </w:pPr>
+    </w:lvl>
+    <w:lvl w:ilvl="2" w:tplc="0409001B" w:tentative="1">
+      <w:start w:val="1"/>
+      <w:numFmt w:val="lowerRoman"/>
+      <w:lvlText w:val="%3."/>
+      <w:lvlJc w:val="right"/>
+      <w:pPr>
+        <w:ind w:left="1920" w:hanging="480"/>
+      </w:pPr>
+    </w:lvl>
+    <w:lvl w:ilvl="3" w:tplc="0409000F" w:tentative="1">
+      <w:start w:val="1"/>
+      <w:numFmt w:val="decimal"/>
+      <w:lvlText w:val="%4."/>
+      <w:lvlJc w:val="left"/>
+      <w:pPr>
+        <w:ind w:left="2400" w:hanging="480"/>
+      </w:pPr>
+    </w:lvl>
+    <w:lvl w:ilvl="4" w:tplc="04090019" w:tentative="1">
+      <w:start w:val="1"/>
+      <w:numFmt w:val="ideographTraditional"/>
+      <w:lvlText w:val="%5、"/>
+      <w:lvlJc w:val="left"/>
+      <w:pPr>
+        <w:ind w:left="2880" w:hanging="480"/>
+      </w:pPr>
+    </w:lvl>
+    <w:lvl w:ilvl="5" w:tplc="0409001B" w:tentative="1">
+      <w:start w:val="1"/>
+      <w:numFmt w:val="lowerRoman"/>
+      <w:lvlText w:val="%6."/>
+      <w:lvlJc w:val="right"/>
+      <w:pPr>
+        <w:ind w:left="3360" w:hanging="480"/>
+      </w:pPr>
+    </w:lvl>
+    <w:lvl w:ilvl="6" w:tplc="0409000F" w:tentative="1">
+      <w:start w:val="1"/>
+      <w:numFmt w:val="decimal"/>
+      <w:lvlText w:val="%7."/>
+      <w:lvlJc w:val="left"/>
+      <w:pPr>
+        <w:ind w:left="3840" w:hanging="480"/>
+      </w:pPr>
+    </w:lvl>
+    <w:lvl w:ilvl="7" w:tplc="04090019" w:tentative="1">
+      <w:start w:val="1"/>
+      <w:numFmt w:val="ideographTraditional"/>
+      <w:lvlText w:val="%8、"/>
+      <w:lvlJc w:val="left"/>
+      <w:pPr>
+        <w:ind w:left="4320" w:hanging="480"/>
+      </w:pPr>
+    </w:lvl>
+    <w:lvl w:ilvl="8" w:tplc="0409001B" w:tentative="1">
+      <w:start w:val="1"/>
+      <w:numFmt w:val="lowerRoman"/>
+      <w:lvlText w:val="%9."/>
+      <w:lvlJc w:val="right"/>
+      <w:pPr>
+        <w:ind w:left="4800" w:hanging="480"/>
+      </w:pPr>
+    </w:lvl>
+  </w:abstractNum>
+  <w:abstractNum w:abstractNumId="8" w15:restartNumberingAfterBreak="0">
+    <w:nsid w:val="516E3AE5"/>
+    <w:multiLevelType w:val="hybridMultilevel"/>
+    <w:tmpl w:val="46BE36AE"/>
+    <w:lvl w:ilvl="0" w:tplc="04090001">
+      <w:start w:val="1"/>
+      <w:numFmt w:val="bullet"/>
+      <w:lvlText w:val=""/>
+      <w:lvlJc w:val="left"/>
+      <w:pPr>
+        <w:ind w:left="480" w:hanging="480"/>
+      </w:pPr>
+      <w:rPr>
+        <w:rFonts w:ascii="Wingdings" w:hAnsi="Wingdings" w:hint="default"/>
+      </w:rPr>
+    </w:lvl>
+    <w:lvl w:ilvl="1" w:tplc="04090003" w:tentative="1">
+      <w:start w:val="1"/>
+      <w:numFmt w:val="bullet"/>
+      <w:lvlText w:val=""/>
+      <w:lvlJc w:val="left"/>
+      <w:pPr>
+        <w:ind w:left="960" w:hanging="480"/>
+      </w:pPr>
+      <w:rPr>
+        <w:rFonts w:ascii="Wingdings" w:hAnsi="Wingdings" w:hint="default"/>
+      </w:rPr>
+    </w:lvl>
+    <w:lvl w:ilvl="2" w:tplc="04090005" w:tentative="1">
+      <w:start w:val="1"/>
+      <w:numFmt w:val="bullet"/>
+      <w:lvlText w:val=""/>
+      <w:lvlJc w:val="left"/>
+      <w:pPr>
+        <w:ind w:left="1440" w:hanging="480"/>
+      </w:pPr>
+      <w:rPr>
+        <w:rFonts w:ascii="Wingdings" w:hAnsi="Wingdings" w:hint="default"/>
+      </w:rPr>
+    </w:lvl>
+    <w:lvl w:ilvl="3" w:tplc="04090001" w:tentative="1">
+      <w:start w:val="1"/>
+      <w:numFmt w:val="bullet"/>
+      <w:lvlText w:val=""/>
+      <w:lvlJc w:val="left"/>
+      <w:pPr>
+        <w:ind w:left="1920" w:hanging="480"/>
+      </w:pPr>
+      <w:rPr>
+        <w:rFonts w:ascii="Wingdings" w:hAnsi="Wingdings" w:hint="default"/>
+      </w:rPr>
+    </w:lvl>
+    <w:lvl w:ilvl="4" w:tplc="04090003" w:tentative="1">
+      <w:start w:val="1"/>
+      <w:numFmt w:val="bullet"/>
+      <w:lvlText w:val=""/>
+      <w:lvlJc w:val="left"/>
+      <w:pPr>
+        <w:ind w:left="2400" w:hanging="480"/>
+      </w:pPr>
+      <w:rPr>
+        <w:rFonts w:ascii="Wingdings" w:hAnsi="Wingdings" w:hint="default"/>
+      </w:rPr>
+    </w:lvl>
+    <w:lvl w:ilvl="5" w:tplc="04090005" w:tentative="1">
+      <w:start w:val="1"/>
+      <w:numFmt w:val="bullet"/>
+      <w:lvlText w:val=""/>
+      <w:lvlJc w:val="left"/>
+      <w:pPr>
+        <w:ind w:left="2880" w:hanging="480"/>
+      </w:pPr>
+      <w:rPr>
+        <w:rFonts w:ascii="Wingdings" w:hAnsi="Wingdings" w:hint="default"/>
+      </w:rPr>
+    </w:lvl>
+    <w:lvl w:ilvl="6" w:tplc="04090001" w:tentative="1">
+      <w:start w:val="1"/>
+      <w:numFmt w:val="bullet"/>
+      <w:lvlText w:val=""/>
+      <w:lvlJc w:val="left"/>
+      <w:pPr>
+        <w:ind w:left="3360" w:hanging="480"/>
+      </w:pPr>
+      <w:rPr>
+        <w:rFonts w:ascii="Wingdings" w:hAnsi="Wingdings" w:hint="default"/>
+      </w:rPr>
+    </w:lvl>
+    <w:lvl w:ilvl="7" w:tplc="04090003" w:tentative="1">
+      <w:start w:val="1"/>
+      <w:numFmt w:val="bullet"/>
+      <w:lvlText w:val=""/>
+      <w:lvlJc w:val="left"/>
+      <w:pPr>
+        <w:ind w:left="3840" w:hanging="480"/>
+      </w:pPr>
+      <w:rPr>
+        <w:rFonts w:ascii="Wingdings" w:hAnsi="Wingdings" w:hint="default"/>
+      </w:rPr>
+    </w:lvl>
+    <w:lvl w:ilvl="8" w:tplc="04090005" w:tentative="1">
+      <w:start w:val="1"/>
+      <w:numFmt w:val="bullet"/>
+      <w:lvlText w:val=""/>
+      <w:lvlJc w:val="left"/>
+      <w:pPr>
+        <w:ind w:left="4320" w:hanging="480"/>
+      </w:pPr>
+      <w:rPr>
+        <w:rFonts w:ascii="Wingdings" w:hAnsi="Wingdings" w:hint="default"/>
+      </w:rPr>
+    </w:lvl>
+  </w:abstractNum>
+  <w:abstractNum w:abstractNumId="9" w15:restartNumberingAfterBreak="0">
     <w:nsid w:val="547A23BE"/>
     <w:multiLevelType w:val="hybridMultilevel"/>
     <w:tmpl w:val="497A4032"/>
@@ -1119,23 +3575,427 @@
       </w:rPr>
     </w:lvl>
   </w:abstractNum>
+  <w:abstractNum w:abstractNumId="10" w15:restartNumberingAfterBreak="0">
+    <w:nsid w:val="59DF0D34"/>
+    <w:multiLevelType w:val="hybridMultilevel"/>
+    <w:tmpl w:val="66380E72"/>
+    <w:lvl w:ilvl="0" w:tplc="04090001">
+      <w:start w:val="1"/>
+      <w:numFmt w:val="bullet"/>
+      <w:lvlText w:val=""/>
+      <w:lvlJc w:val="left"/>
+      <w:pPr>
+        <w:ind w:left="480" w:hanging="480"/>
+      </w:pPr>
+      <w:rPr>
+        <w:rFonts w:ascii="Wingdings" w:hAnsi="Wingdings" w:hint="default"/>
+      </w:rPr>
+    </w:lvl>
+    <w:lvl w:ilvl="1" w:tplc="04090003" w:tentative="1">
+      <w:start w:val="1"/>
+      <w:numFmt w:val="bullet"/>
+      <w:lvlText w:val=""/>
+      <w:lvlJc w:val="left"/>
+      <w:pPr>
+        <w:ind w:left="960" w:hanging="480"/>
+      </w:pPr>
+      <w:rPr>
+        <w:rFonts w:ascii="Wingdings" w:hAnsi="Wingdings" w:hint="default"/>
+      </w:rPr>
+    </w:lvl>
+    <w:lvl w:ilvl="2" w:tplc="04090005" w:tentative="1">
+      <w:start w:val="1"/>
+      <w:numFmt w:val="bullet"/>
+      <w:lvlText w:val=""/>
+      <w:lvlJc w:val="left"/>
+      <w:pPr>
+        <w:ind w:left="1440" w:hanging="480"/>
+      </w:pPr>
+      <w:rPr>
+        <w:rFonts w:ascii="Wingdings" w:hAnsi="Wingdings" w:hint="default"/>
+      </w:rPr>
+    </w:lvl>
+    <w:lvl w:ilvl="3" w:tplc="04090001" w:tentative="1">
+      <w:start w:val="1"/>
+      <w:numFmt w:val="bullet"/>
+      <w:lvlText w:val=""/>
+      <w:lvlJc w:val="left"/>
+      <w:pPr>
+        <w:ind w:left="1920" w:hanging="480"/>
+      </w:pPr>
+      <w:rPr>
+        <w:rFonts w:ascii="Wingdings" w:hAnsi="Wingdings" w:hint="default"/>
+      </w:rPr>
+    </w:lvl>
+    <w:lvl w:ilvl="4" w:tplc="04090003" w:tentative="1">
+      <w:start w:val="1"/>
+      <w:numFmt w:val="bullet"/>
+      <w:lvlText w:val=""/>
+      <w:lvlJc w:val="left"/>
+      <w:pPr>
+        <w:ind w:left="2400" w:hanging="480"/>
+      </w:pPr>
+      <w:rPr>
+        <w:rFonts w:ascii="Wingdings" w:hAnsi="Wingdings" w:hint="default"/>
+      </w:rPr>
+    </w:lvl>
+    <w:lvl w:ilvl="5" w:tplc="04090005" w:tentative="1">
+      <w:start w:val="1"/>
+      <w:numFmt w:val="bullet"/>
+      <w:lvlText w:val=""/>
+      <w:lvlJc w:val="left"/>
+      <w:pPr>
+        <w:ind w:left="2880" w:hanging="480"/>
+      </w:pPr>
+      <w:rPr>
+        <w:rFonts w:ascii="Wingdings" w:hAnsi="Wingdings" w:hint="default"/>
+      </w:rPr>
+    </w:lvl>
+    <w:lvl w:ilvl="6" w:tplc="04090001" w:tentative="1">
+      <w:start w:val="1"/>
+      <w:numFmt w:val="bullet"/>
+      <w:lvlText w:val=""/>
+      <w:lvlJc w:val="left"/>
+      <w:pPr>
+        <w:ind w:left="3360" w:hanging="480"/>
+      </w:pPr>
+      <w:rPr>
+        <w:rFonts w:ascii="Wingdings" w:hAnsi="Wingdings" w:hint="default"/>
+      </w:rPr>
+    </w:lvl>
+    <w:lvl w:ilvl="7" w:tplc="04090003" w:tentative="1">
+      <w:start w:val="1"/>
+      <w:numFmt w:val="bullet"/>
+      <w:lvlText w:val=""/>
+      <w:lvlJc w:val="left"/>
+      <w:pPr>
+        <w:ind w:left="3840" w:hanging="480"/>
+      </w:pPr>
+      <w:rPr>
+        <w:rFonts w:ascii="Wingdings" w:hAnsi="Wingdings" w:hint="default"/>
+      </w:rPr>
+    </w:lvl>
+    <w:lvl w:ilvl="8" w:tplc="04090005" w:tentative="1">
+      <w:start w:val="1"/>
+      <w:numFmt w:val="bullet"/>
+      <w:lvlText w:val=""/>
+      <w:lvlJc w:val="left"/>
+      <w:pPr>
+        <w:ind w:left="4320" w:hanging="480"/>
+      </w:pPr>
+      <w:rPr>
+        <w:rFonts w:ascii="Wingdings" w:hAnsi="Wingdings" w:hint="default"/>
+      </w:rPr>
+    </w:lvl>
+  </w:abstractNum>
+  <w:abstractNum w:abstractNumId="11" w15:restartNumberingAfterBreak="0">
+    <w:nsid w:val="65926491"/>
+    <w:multiLevelType w:val="hybridMultilevel"/>
+    <w:tmpl w:val="D7EE557C"/>
+    <w:lvl w:ilvl="0" w:tplc="51A81F02">
+      <w:start w:val="1"/>
+      <w:numFmt w:val="upperLetter"/>
+      <w:lvlText w:val="%1."/>
+      <w:lvlJc w:val="left"/>
+      <w:pPr>
+        <w:ind w:left="960" w:hanging="480"/>
+      </w:pPr>
+      <w:rPr>
+        <w:rFonts w:hint="default"/>
+      </w:rPr>
+    </w:lvl>
+    <w:lvl w:ilvl="1" w:tplc="04090019" w:tentative="1">
+      <w:start w:val="1"/>
+      <w:numFmt w:val="ideographTraditional"/>
+      <w:lvlText w:val="%2、"/>
+      <w:lvlJc w:val="left"/>
+      <w:pPr>
+        <w:ind w:left="960" w:hanging="480"/>
+      </w:pPr>
+    </w:lvl>
+    <w:lvl w:ilvl="2" w:tplc="0409001B" w:tentative="1">
+      <w:start w:val="1"/>
+      <w:numFmt w:val="lowerRoman"/>
+      <w:lvlText w:val="%3."/>
+      <w:lvlJc w:val="right"/>
+      <w:pPr>
+        <w:ind w:left="1440" w:hanging="480"/>
+      </w:pPr>
+    </w:lvl>
+    <w:lvl w:ilvl="3" w:tplc="0409000F" w:tentative="1">
+      <w:start w:val="1"/>
+      <w:numFmt w:val="decimal"/>
+      <w:lvlText w:val="%4."/>
+      <w:lvlJc w:val="left"/>
+      <w:pPr>
+        <w:ind w:left="1920" w:hanging="480"/>
+      </w:pPr>
+    </w:lvl>
+    <w:lvl w:ilvl="4" w:tplc="04090019" w:tentative="1">
+      <w:start w:val="1"/>
+      <w:numFmt w:val="ideographTraditional"/>
+      <w:lvlText w:val="%5、"/>
+      <w:lvlJc w:val="left"/>
+      <w:pPr>
+        <w:ind w:left="2400" w:hanging="480"/>
+      </w:pPr>
+    </w:lvl>
+    <w:lvl w:ilvl="5" w:tplc="0409001B" w:tentative="1">
+      <w:start w:val="1"/>
+      <w:numFmt w:val="lowerRoman"/>
+      <w:lvlText w:val="%6."/>
+      <w:lvlJc w:val="right"/>
+      <w:pPr>
+        <w:ind w:left="2880" w:hanging="480"/>
+      </w:pPr>
+    </w:lvl>
+    <w:lvl w:ilvl="6" w:tplc="0409000F" w:tentative="1">
+      <w:start w:val="1"/>
+      <w:numFmt w:val="decimal"/>
+      <w:lvlText w:val="%7."/>
+      <w:lvlJc w:val="left"/>
+      <w:pPr>
+        <w:ind w:left="3360" w:hanging="480"/>
+      </w:pPr>
+    </w:lvl>
+    <w:lvl w:ilvl="7" w:tplc="04090019" w:tentative="1">
+      <w:start w:val="1"/>
+      <w:numFmt w:val="ideographTraditional"/>
+      <w:lvlText w:val="%8、"/>
+      <w:lvlJc w:val="left"/>
+      <w:pPr>
+        <w:ind w:left="3840" w:hanging="480"/>
+      </w:pPr>
+    </w:lvl>
+    <w:lvl w:ilvl="8" w:tplc="0409001B" w:tentative="1">
+      <w:start w:val="1"/>
+      <w:numFmt w:val="lowerRoman"/>
+      <w:lvlText w:val="%9."/>
+      <w:lvlJc w:val="right"/>
+      <w:pPr>
+        <w:ind w:left="4320" w:hanging="480"/>
+      </w:pPr>
+    </w:lvl>
+  </w:abstractNum>
+  <w:abstractNum w:abstractNumId="12" w15:restartNumberingAfterBreak="0">
+    <w:nsid w:val="680D7E58"/>
+    <w:multiLevelType w:val="hybridMultilevel"/>
+    <w:tmpl w:val="AE92A11C"/>
+    <w:lvl w:ilvl="0" w:tplc="04090011">
+      <w:start w:val="1"/>
+      <w:numFmt w:val="upperLetter"/>
+      <w:lvlText w:val="%1."/>
+      <w:lvlJc w:val="left"/>
+      <w:pPr>
+        <w:ind w:left="480" w:hanging="480"/>
+      </w:pPr>
+    </w:lvl>
+    <w:lvl w:ilvl="1" w:tplc="04090019" w:tentative="1">
+      <w:start w:val="1"/>
+      <w:numFmt w:val="ideographTraditional"/>
+      <w:lvlText w:val="%2、"/>
+      <w:lvlJc w:val="left"/>
+      <w:pPr>
+        <w:ind w:left="960" w:hanging="480"/>
+      </w:pPr>
+    </w:lvl>
+    <w:lvl w:ilvl="2" w:tplc="0409001B" w:tentative="1">
+      <w:start w:val="1"/>
+      <w:numFmt w:val="lowerRoman"/>
+      <w:lvlText w:val="%3."/>
+      <w:lvlJc w:val="right"/>
+      <w:pPr>
+        <w:ind w:left="1440" w:hanging="480"/>
+      </w:pPr>
+    </w:lvl>
+    <w:lvl w:ilvl="3" w:tplc="0409000F" w:tentative="1">
+      <w:start w:val="1"/>
+      <w:numFmt w:val="decimal"/>
+      <w:lvlText w:val="%4."/>
+      <w:lvlJc w:val="left"/>
+      <w:pPr>
+        <w:ind w:left="1920" w:hanging="480"/>
+      </w:pPr>
+    </w:lvl>
+    <w:lvl w:ilvl="4" w:tplc="04090019" w:tentative="1">
+      <w:start w:val="1"/>
+      <w:numFmt w:val="ideographTraditional"/>
+      <w:lvlText w:val="%5、"/>
+      <w:lvlJc w:val="left"/>
+      <w:pPr>
+        <w:ind w:left="2400" w:hanging="480"/>
+      </w:pPr>
+    </w:lvl>
+    <w:lvl w:ilvl="5" w:tplc="0409001B" w:tentative="1">
+      <w:start w:val="1"/>
+      <w:numFmt w:val="lowerRoman"/>
+      <w:lvlText w:val="%6."/>
+      <w:lvlJc w:val="right"/>
+      <w:pPr>
+        <w:ind w:left="2880" w:hanging="480"/>
+      </w:pPr>
+    </w:lvl>
+    <w:lvl w:ilvl="6" w:tplc="0409000F" w:tentative="1">
+      <w:start w:val="1"/>
+      <w:numFmt w:val="decimal"/>
+      <w:lvlText w:val="%7."/>
+      <w:lvlJc w:val="left"/>
+      <w:pPr>
+        <w:ind w:left="3360" w:hanging="480"/>
+      </w:pPr>
+    </w:lvl>
+    <w:lvl w:ilvl="7" w:tplc="04090019" w:tentative="1">
+      <w:start w:val="1"/>
+      <w:numFmt w:val="ideographTraditional"/>
+      <w:lvlText w:val="%8、"/>
+      <w:lvlJc w:val="left"/>
+      <w:pPr>
+        <w:ind w:left="3840" w:hanging="480"/>
+      </w:pPr>
+    </w:lvl>
+    <w:lvl w:ilvl="8" w:tplc="0409001B" w:tentative="1">
+      <w:start w:val="1"/>
+      <w:numFmt w:val="lowerRoman"/>
+      <w:lvlText w:val="%9."/>
+      <w:lvlJc w:val="right"/>
+      <w:pPr>
+        <w:ind w:left="4320" w:hanging="480"/>
+      </w:pPr>
+    </w:lvl>
+  </w:abstractNum>
+  <w:abstractNum w:abstractNumId="13" w15:restartNumberingAfterBreak="0">
+    <w:nsid w:val="7CBF001A"/>
+    <w:multiLevelType w:val="hybridMultilevel"/>
+    <w:tmpl w:val="1586FF9A"/>
+    <w:lvl w:ilvl="0" w:tplc="51A81F02">
+      <w:start w:val="1"/>
+      <w:numFmt w:val="upperLetter"/>
+      <w:lvlText w:val="%1."/>
+      <w:lvlJc w:val="left"/>
+      <w:pPr>
+        <w:ind w:left="960" w:hanging="480"/>
+      </w:pPr>
+      <w:rPr>
+        <w:rFonts w:hint="default"/>
+      </w:rPr>
+    </w:lvl>
+    <w:lvl w:ilvl="1" w:tplc="04090019" w:tentative="1">
+      <w:start w:val="1"/>
+      <w:numFmt w:val="ideographTraditional"/>
+      <w:lvlText w:val="%2、"/>
+      <w:lvlJc w:val="left"/>
+      <w:pPr>
+        <w:ind w:left="960" w:hanging="480"/>
+      </w:pPr>
+    </w:lvl>
+    <w:lvl w:ilvl="2" w:tplc="0409001B" w:tentative="1">
+      <w:start w:val="1"/>
+      <w:numFmt w:val="lowerRoman"/>
+      <w:lvlText w:val="%3."/>
+      <w:lvlJc w:val="right"/>
+      <w:pPr>
+        <w:ind w:left="1440" w:hanging="480"/>
+      </w:pPr>
+    </w:lvl>
+    <w:lvl w:ilvl="3" w:tplc="0409000F" w:tentative="1">
+      <w:start w:val="1"/>
+      <w:numFmt w:val="decimal"/>
+      <w:lvlText w:val="%4."/>
+      <w:lvlJc w:val="left"/>
+      <w:pPr>
+        <w:ind w:left="1920" w:hanging="480"/>
+      </w:pPr>
+    </w:lvl>
+    <w:lvl w:ilvl="4" w:tplc="04090019" w:tentative="1">
+      <w:start w:val="1"/>
+      <w:numFmt w:val="ideographTraditional"/>
+      <w:lvlText w:val="%5、"/>
+      <w:lvlJc w:val="left"/>
+      <w:pPr>
+        <w:ind w:left="2400" w:hanging="480"/>
+      </w:pPr>
+    </w:lvl>
+    <w:lvl w:ilvl="5" w:tplc="0409001B" w:tentative="1">
+      <w:start w:val="1"/>
+      <w:numFmt w:val="lowerRoman"/>
+      <w:lvlText w:val="%6."/>
+      <w:lvlJc w:val="right"/>
+      <w:pPr>
+        <w:ind w:left="2880" w:hanging="480"/>
+      </w:pPr>
+    </w:lvl>
+    <w:lvl w:ilvl="6" w:tplc="0409000F" w:tentative="1">
+      <w:start w:val="1"/>
+      <w:numFmt w:val="decimal"/>
+      <w:lvlText w:val="%7."/>
+      <w:lvlJc w:val="left"/>
+      <w:pPr>
+        <w:ind w:left="3360" w:hanging="480"/>
+      </w:pPr>
+    </w:lvl>
+    <w:lvl w:ilvl="7" w:tplc="04090019" w:tentative="1">
+      <w:start w:val="1"/>
+      <w:numFmt w:val="ideographTraditional"/>
+      <w:lvlText w:val="%8、"/>
+      <w:lvlJc w:val="left"/>
+      <w:pPr>
+        <w:ind w:left="3840" w:hanging="480"/>
+      </w:pPr>
+    </w:lvl>
+    <w:lvl w:ilvl="8" w:tplc="0409001B" w:tentative="1">
+      <w:start w:val="1"/>
+      <w:numFmt w:val="lowerRoman"/>
+      <w:lvlText w:val="%9."/>
+      <w:lvlJc w:val="right"/>
+      <w:pPr>
+        <w:ind w:left="4320" w:hanging="480"/>
+      </w:pPr>
+    </w:lvl>
+  </w:abstractNum>
   <w:num w:numId="1">
+    <w:abstractNumId w:val="6"/>
+  </w:num>
+  <w:num w:numId="2">
+    <w:abstractNumId w:val="6"/>
+  </w:num>
+  <w:num w:numId="3">
+    <w:abstractNumId w:val="1"/>
+  </w:num>
+  <w:num w:numId="4">
+    <w:abstractNumId w:val="9"/>
+  </w:num>
+  <w:num w:numId="5">
+    <w:abstractNumId w:val="2"/>
+  </w:num>
+  <w:num w:numId="6">
     <w:abstractNumId w:val="3"/>
   </w:num>
-  <w:num w:numId="2">
-    <w:abstractNumId w:val="3"/>
+  <w:num w:numId="7">
+    <w:abstractNumId w:val="4"/>
   </w:num>
-  <w:num w:numId="3">
+  <w:num w:numId="8">
     <w:abstractNumId w:val="0"/>
   </w:num>
-  <w:num w:numId="4">
-    <w:abstractNumId w:val="4"/>
+  <w:num w:numId="9">
+    <w:abstractNumId w:val="13"/>
   </w:num>
-  <w:num w:numId="5">
-    <w:abstractNumId w:val="1"/>
+  <w:num w:numId="10">
+    <w:abstractNumId w:val="11"/>
   </w:num>
-  <w:num w:numId="6">
-    <w:abstractNumId w:val="2"/>
+  <w:num w:numId="11">
+    <w:abstractNumId w:val="8"/>
+  </w:num>
+  <w:num w:numId="12">
+    <w:abstractNumId w:val="5"/>
+  </w:num>
+  <w:num w:numId="13">
+    <w:abstractNumId w:val="10"/>
+  </w:num>
+  <w:num w:numId="14">
+    <w:abstractNumId w:val="7"/>
+  </w:num>
+  <w:num w:numId="15">
+    <w:abstractNumId w:val="12"/>
   </w:num>
 </w:numbering>
 </file>

--- a/國科會大專生計畫.docx
+++ b/國科會大專生計畫.docx
@@ -31,6 +31,104 @@
     </w:p>
     <w:p>
       <w:pPr>
+        <w:ind w:firstLine="480"/>
+        <w:rPr>
+          <w:rFonts w:ascii="標楷體" w:eastAsia="標楷體" w:hAnsi="標楷體" w:hint="eastAsia"/>
+        </w:rPr>
+      </w:pPr>
+      <w:r>
+        <w:rPr>
+          <w:rFonts w:ascii="標楷體" w:eastAsia="標楷體" w:hAnsi="標楷體" w:hint="eastAsia"/>
+        </w:rPr>
+        <w:t>隨著行動醫療（mHealth）與生成式人工智慧（Generative AI）技術的快速發展，民眾取得健康與醫療資訊已成為常態。然而，現有數位醫療服務多以文字介面為主，對高齡者與本土語言使用者而言，仍存在操作門檻高、資訊理解困難及數位排除等問題；同時，生成式 AI 在醫療應用中亦面臨資訊正確性不足與「幻覺（hallucination）」風險，對使用者決策可能造成潛在影響。</w:t>
+      </w:r>
+    </w:p>
+    <w:p>
+      <w:pPr>
+        <w:ind w:firstLine="480"/>
+        <w:rPr>
+          <w:rFonts w:ascii="標楷體" w:eastAsia="標楷體" w:hAnsi="標楷體" w:hint="eastAsia"/>
+        </w:rPr>
+      </w:pPr>
+      <w:r>
+        <w:rPr>
+          <w:rFonts w:ascii="標楷體" w:eastAsia="標楷體" w:hAnsi="標楷體" w:hint="eastAsia"/>
+        </w:rPr>
+        <w:t>本研究提出一套名為 CARE（Clinical Assistance &amp; Resource Engine）之適地性健康醫療資訊 AI 助手，以高齡友善設計、資料準確性保障與 AI 科技整合為核心目標，建構一個結合即時通訊平台、語音互動與檢索增強生成（Retrieval-Augmented Generation, RAG）技術之智慧醫療輔助系統。系統在互動模式上，進一步整合台語語音辨識（</w:t>
+      </w:r>
+      <w:r>
+        <w:rPr>
+          <w:rFonts w:ascii="標楷體" w:eastAsia="標楷體" w:hAnsi="標楷體"/>
+        </w:rPr>
+        <w:t>Automatic Speech Recognition</w:t>
+      </w:r>
+      <w:r>
+        <w:rPr>
+          <w:rFonts w:ascii="標楷體" w:eastAsia="標楷體" w:hAnsi="標楷體" w:hint="eastAsia"/>
+        </w:rPr>
+        <w:t>,</w:t>
+      </w:r>
+      <w:r>
+        <w:rPr>
+          <w:rFonts w:ascii="標楷體" w:eastAsia="標楷體" w:hAnsi="標楷體"/>
+        </w:rPr>
+        <w:t xml:space="preserve"> </w:t>
+      </w:r>
+      <w:r>
+        <w:rPr>
+          <w:rFonts w:ascii="標楷體" w:eastAsia="標楷體" w:hAnsi="標楷體" w:hint="eastAsia"/>
+        </w:rPr>
+        <w:t>ASR）與語音合成（</w:t>
+      </w:r>
+      <w:r>
+        <w:rPr>
+          <w:rFonts w:ascii="標楷體" w:eastAsia="標楷體" w:hAnsi="標楷體"/>
+        </w:rPr>
+        <w:t>Text-to-Speech</w:t>
+      </w:r>
+      <w:r>
+        <w:rPr>
+          <w:rFonts w:ascii="標楷體" w:eastAsia="標楷體" w:hAnsi="標楷體"/>
+        </w:rPr>
+        <w:t xml:space="preserve">, </w:t>
+      </w:r>
+      <w:r>
+        <w:rPr>
+          <w:rFonts w:ascii="標楷體" w:eastAsia="標楷體" w:hAnsi="標楷體" w:hint="eastAsia"/>
+        </w:rPr>
+        <w:t>TTS）技術，支援以本土語言進行自然語音諮詢，以提升可近用性與使用意願。</w:t>
+      </w:r>
+    </w:p>
+    <w:p>
+      <w:pPr>
+        <w:ind w:firstLine="480"/>
+        <w:rPr>
+          <w:rFonts w:ascii="標楷體" w:eastAsia="標楷體" w:hAnsi="標楷體" w:hint="eastAsia"/>
+        </w:rPr>
+      </w:pPr>
+      <w:r>
+        <w:rPr>
+          <w:rFonts w:ascii="標楷體" w:eastAsia="標楷體" w:hAnsi="標楷體" w:hint="eastAsia"/>
+        </w:rPr>
+        <w:t>資料可靠性方面，CARE 系統採用 RAG 架構，結合政府機構與官方醫療單位之公開資料，建立具可追溯來源之醫療知識庫，並於生成回應前進行事實查核，以降低生成式 AI 產生錯誤醫療資訊之風險。同時，系統設計明確區分可驗證與不可驗證內容，於回應中提供風險標示與透明揭露，確保使用者不將 AI 回覆誤認為專業醫療診斷。</w:t>
+      </w:r>
+    </w:p>
+    <w:p>
+      <w:pPr>
+        <w:ind w:firstLine="480"/>
+        <w:rPr>
+          <w:rFonts w:ascii="標楷體" w:eastAsia="標楷體" w:hAnsi="標楷體" w:hint="eastAsia"/>
+        </w:rPr>
+      </w:pPr>
+      <w:r>
+        <w:rPr>
+          <w:rFonts w:ascii="標楷體" w:eastAsia="標楷體" w:hAnsi="標楷體" w:hint="eastAsia"/>
+        </w:rPr>
+        <w:t>透過模組化系統架構與多模型協作設計，CARE 不僅提升高齡族群取得正確醫療資訊之便利性，亦為生成式 AI 於醫療輔助情境中的安全應用與信任機制提供一具體實作範例。</w:t>
+      </w:r>
+    </w:p>
+    <w:p>
+      <w:pPr>
         <w:pStyle w:val="a3"/>
         <w:numPr>
           <w:ilvl w:val="0"/>
@@ -58,6 +156,714 @@
     </w:p>
     <w:p>
       <w:pPr>
+        <w:ind w:firstLine="480"/>
+        <w:rPr>
+          <w:rFonts w:ascii="標楷體" w:eastAsia="標楷體" w:hAnsi="標楷體" w:hint="eastAsia"/>
+        </w:rPr>
+      </w:pPr>
+      <w:r>
+        <w:rPr>
+          <w:rFonts w:ascii="標楷體" w:eastAsia="標楷體" w:hAnsi="標楷體" w:hint="eastAsia"/>
+        </w:rPr>
+        <w:t>在當前</w:t>
+      </w:r>
+      <w:r>
+        <w:rPr>
+          <w:rFonts w:ascii="標楷體" w:eastAsia="標楷體" w:hAnsi="標楷體" w:hint="eastAsia"/>
+        </w:rPr>
+        <w:t>行動</w:t>
+      </w:r>
+      <w:r>
+        <w:rPr>
+          <w:rFonts w:ascii="標楷體" w:eastAsia="標楷體" w:hAnsi="標楷體" w:hint="eastAsia"/>
+        </w:rPr>
+        <w:t>醫療（mHealth）普及的環境下，民眾已習慣透過行動通訊軟體獲取健康資訊</w:t>
+      </w:r>
+      <w:r>
+        <w:rPr>
+          <w:rFonts w:ascii="標楷體" w:eastAsia="標楷體" w:hAnsi="標楷體"/>
+        </w:rPr>
+        <w:fldChar w:fldCharType="begin"/>
+      </w:r>
+      <w:r>
+        <w:rPr>
+          <w:rFonts w:ascii="標楷體" w:eastAsia="標楷體" w:hAnsi="標楷體"/>
+        </w:rPr>
+        <w:instrText xml:space="preserve"> ADDIN EN.CITE &lt;EndNote&gt;&lt;Cite&gt;&lt;Author&gt;劉姿</w:instrText>
+      </w:r>
+      <w:r>
+        <w:rPr>
+          <w:rFonts w:ascii="標楷體" w:eastAsia="標楷體" w:hAnsi="標楷體" w:hint="eastAsia"/>
+        </w:rPr>
+        <w:instrText>彣</w:instrText>
+      </w:r>
+      <w:r>
+        <w:rPr>
+          <w:rFonts w:ascii="標楷體" w:eastAsia="標楷體" w:hAnsi="標楷體"/>
+        </w:rPr>
+        <w:instrText>&lt;/Author&gt;&lt;Year&gt;2023&lt;/Year&gt;&lt;RecNum&gt;7&lt;/RecNum&gt;&lt;DisplayText&gt;[1]&lt;/DisplayText&gt;&lt;record&gt;&lt;rec-number&gt;7&lt;/rec-number&gt;&lt;foreign-keys&gt;&lt;key app="EN" db-id="vf2r9etpapszafes0eapva0tz955sea0xads" timestamp="1770531443"&gt;7&lt;/key&gt;&lt;/foreign-keys&gt;&lt;ref-type name="Thesis"&gt;32&lt;/ref-type&gt;&lt;contributors&gt;&lt;authors&gt;&lt;author&gt;劉姿</w:instrText>
+      </w:r>
+      <w:r>
+        <w:rPr>
+          <w:rFonts w:ascii="標楷體" w:eastAsia="標楷體" w:hAnsi="標楷體" w:hint="eastAsia"/>
+        </w:rPr>
+        <w:instrText>彣</w:instrText>
+      </w:r>
+      <w:r>
+        <w:rPr>
+          <w:rFonts w:ascii="標楷體" w:eastAsia="標楷體" w:hAnsi="標楷體"/>
+        </w:rPr>
+        <w:instrText>&lt;/author&gt;&lt;/authors&gt;&lt;tertiary-authors&gt;&lt;author&gt;邱銘心,&lt;/author&gt;&lt;/tertiary-authors&gt;&lt;/contributors&gt;&lt;titles&gt;&lt;title&gt;探討中年婦女對於 LINE 上健康資訊的分享行為與認知&lt;/title&gt;&lt;secondary-title&gt;圖書資訊學研究所&lt;/secondary-title&gt;&lt;translated-title&gt;An Investigation of the Middle-aged Women&amp;apos;s health information Perception and Sharing Behavior on LINE&lt;/translated-title&gt;&lt;/titles&gt;&lt;pages&gt;1-101&lt;/pages&gt;&lt;volume&gt;碩士&lt;/volume&gt;&lt;number&gt;2023年&lt;/number&gt;&lt;keywords&gt;&lt;keyword&gt;中年婦女&lt;/keyword&gt;&lt;keyword&gt;應用程式 LINE&lt;/keyword&gt;&lt;keyword&gt;健康資訊尋求&lt;/keyword&gt;&lt;keyword&gt;健康資訊分享行為&lt;/keyword&gt;&lt;keyword&gt;middle-aged women&lt;/keyword&gt;&lt;keyword&gt;app LINE&lt;/keyword&gt;&lt;keyword&gt;health information seeking&lt;/keyword&gt;&lt;keyword&gt;information sharing behavior&lt;/keyword&gt;&lt;/keywords&gt;&lt;dates&gt;&lt;year&gt;2023&lt;/year&gt;&lt;/dates&gt;&lt;publisher&gt;國立臺灣師範大學&lt;/publisher&gt;&lt;urls&gt;&lt;/urls&gt;&lt;electronic-resource-num&gt;10.6345/ntnu202300359&lt;/electronic-resource-num&gt;&lt;remote-database-name&gt;AiritiLibrary&lt;/remote-database-name&gt;&lt;remote-database-provider&gt;Airiti&lt;/remote-database-provider&gt;&lt;language&gt;繁體中文&lt;/language&gt;&lt;/record&gt;&lt;/Cite&gt;&lt;/EndNote&gt;</w:instrText>
+      </w:r>
+      <w:r>
+        <w:rPr>
+          <w:rFonts w:ascii="標楷體" w:eastAsia="標楷體" w:hAnsi="標楷體"/>
+        </w:rPr>
+        <w:fldChar w:fldCharType="separate"/>
+      </w:r>
+      <w:r>
+        <w:rPr>
+          <w:rFonts w:ascii="標楷體" w:eastAsia="標楷體" w:hAnsi="標楷體"/>
+          <w:noProof/>
+        </w:rPr>
+        <w:t>[1]</w:t>
+      </w:r>
+      <w:r>
+        <w:rPr>
+          <w:rFonts w:ascii="標楷體" w:eastAsia="標楷體" w:hAnsi="標楷體"/>
+        </w:rPr>
+        <w:fldChar w:fldCharType="end"/>
+      </w:r>
+      <w:r>
+        <w:rPr>
+          <w:rFonts w:ascii="標楷體" w:eastAsia="標楷體" w:hAnsi="標楷體" w:hint="eastAsia"/>
+        </w:rPr>
+        <w:t>。特別是在台灣，LINE已成為民眾日常依賴度極高的通訊平台</w:t>
+      </w:r>
+      <w:r>
+        <w:rPr>
+          <w:rFonts w:ascii="標楷體" w:eastAsia="標楷體" w:hAnsi="標楷體"/>
+        </w:rPr>
+        <w:fldChar w:fldCharType="begin"/>
+      </w:r>
+      <w:r>
+        <w:rPr>
+          <w:rFonts w:ascii="標楷體" w:eastAsia="標楷體" w:hAnsi="標楷體"/>
+        </w:rPr>
+        <w:instrText xml:space="preserve"> ADDIN EN.CITE &lt;EndNote&gt;&lt;Cite&gt;&lt;Author&gt;TWNIC&lt;/Author&gt;&lt;Year&gt;2025&lt;/Year&gt;&lt;RecNum&gt;3&lt;/RecNum&gt;&lt;DisplayText&gt;[2]&lt;/DisplayText&gt;&lt;record&gt;&lt;rec-number&gt;3&lt;/rec-number&gt;&lt;foreign-keys&gt;&lt;key app="EN" db-id="vf2r9etpapszafes0eapva0tz955sea0xads" timestamp="1770522793"&gt;3&lt;/key&gt;&lt;/foreign-keys&gt;&lt;ref-type name="Report"&gt;27&lt;/ref-type&gt;&lt;contributors&gt;&lt;authors&gt;&lt;author&gt;TWNIC&lt;/author&gt;&lt;/authors&gt;&lt;/contributors&gt;&lt;titles&gt;&lt;title&gt;&lt;style face="normal" font="default" size="100%"&gt;2025 &lt;/style&gt;&lt;style face="normal" font="default" charset="136" size="100%"&gt;年台灣網路報告&lt;/style&gt;&lt;/title&gt;&lt;/titles&gt;&lt;dates&gt;&lt;year&gt;2025&lt;/year&gt;&lt;/dates&gt;&lt;pub-location&gt;Taipei, Taiwan&lt;/pub-location&gt;&lt;publisher&gt;&lt;style face="normal" font="default" charset="136" size="100%"&gt;財團法人台灣網路資訊中心&lt;/style&gt;&lt;/publisher&gt;&lt;urls&gt;&lt;related-urls&gt;&lt;url&gt;https://report.twnic.tw/2025/&lt;/url&gt;&lt;/related-urls&gt;&lt;/urls&gt;&lt;language&gt;Chinese&lt;/language&gt;&lt;/record&gt;&lt;/Cite&gt;&lt;/EndNote&gt;</w:instrText>
+      </w:r>
+      <w:r>
+        <w:rPr>
+          <w:rFonts w:ascii="標楷體" w:eastAsia="標楷體" w:hAnsi="標楷體"/>
+        </w:rPr>
+        <w:fldChar w:fldCharType="separate"/>
+      </w:r>
+      <w:r>
+        <w:rPr>
+          <w:rFonts w:ascii="標楷體" w:eastAsia="標楷體" w:hAnsi="標楷體"/>
+          <w:noProof/>
+        </w:rPr>
+        <w:t>[2]</w:t>
+      </w:r>
+      <w:r>
+        <w:rPr>
+          <w:rFonts w:ascii="標楷體" w:eastAsia="標楷體" w:hAnsi="標楷體"/>
+        </w:rPr>
+        <w:fldChar w:fldCharType="end"/>
+      </w:r>
+      <w:r>
+        <w:rPr>
+          <w:rFonts w:hint="eastAsia"/>
+        </w:rPr>
+        <w:t xml:space="preserve"> </w:t>
+      </w:r>
+      <w:r>
+        <w:rPr>
+          <w:rFonts w:ascii="標楷體" w:eastAsia="標楷體" w:hAnsi="標楷體" w:hint="eastAsia"/>
+        </w:rPr>
+        <w:t>許多醫療機構與新創公司（如翔評互動</w:t>
+      </w:r>
+      <w:r>
+        <w:rPr>
+          <w:rFonts w:ascii="標楷體" w:eastAsia="標楷體" w:hAnsi="標楷體"/>
+        </w:rPr>
+        <w:fldChar w:fldCharType="begin"/>
+      </w:r>
+      <w:r>
+        <w:rPr>
+          <w:rFonts w:ascii="標楷體" w:eastAsia="標楷體" w:hAnsi="標楷體"/>
+        </w:rPr>
+        <w:instrText xml:space="preserve"> ADDIN EN.CITE &lt;EndNote&gt;&lt;Cite&gt;&lt;Author&gt;蔡騰輝&lt;/Author&gt;&lt;Year&gt;2024&lt;/Year&gt;&lt;RecNum&gt;8&lt;/RecNum&gt;&lt;DisplayText&gt;[3]&lt;/DisplayText&gt;&lt;record&gt;&lt;rec-number&gt;8&lt;/rec-number&gt;&lt;foreign-keys&gt;&lt;key app="EN" db-id="vf2r9etpapszafes0eapva0tz955sea0xads" timestamp="1770531448"&gt;8&lt;/key&gt;&lt;/foreign-keys&gt;&lt;ref-type name="Journal Article"&gt;17&lt;/ref-type&gt;&lt;contributors&gt;&lt;authors&gt;&lt;author&gt;蔡騰輝&lt;/author&gt;&lt;/authors&gt;&lt;/contributors&gt;&lt;titles&gt;&lt;title&gt;探討智慧醫療新創提供 LINE 聊天機器人服務之 關鍵因素: 以某數位新創公司為例&lt;/title&gt;&lt;secondary-title&gt;國立臺灣大學健康政策與管理研究所學位論文&lt;/secondary-title&gt;&lt;/titles&gt;&lt;periodical&gt;&lt;full-title&gt;國立臺灣大學健康政策與管理研究所學位論文&lt;/full-title&gt;&lt;/periodical&gt;&lt;pages&gt;1-123&lt;/pages&gt;&lt;dates&gt;&lt;year&gt;2024&lt;/year&gt;&lt;/dates&gt;&lt;urls&gt;&lt;/urls&gt;&lt;/record&gt;&lt;/Cite&gt;&lt;/EndNote&gt;</w:instrText>
+      </w:r>
+      <w:r>
+        <w:rPr>
+          <w:rFonts w:ascii="標楷體" w:eastAsia="標楷體" w:hAnsi="標楷體"/>
+        </w:rPr>
+        <w:fldChar w:fldCharType="separate"/>
+      </w:r>
+      <w:r>
+        <w:rPr>
+          <w:rFonts w:ascii="標楷體" w:eastAsia="標楷體" w:hAnsi="標楷體"/>
+          <w:noProof/>
+        </w:rPr>
+        <w:t>[3]</w:t>
+      </w:r>
+      <w:r>
+        <w:rPr>
+          <w:rFonts w:ascii="標楷體" w:eastAsia="標楷體" w:hAnsi="標楷體"/>
+        </w:rPr>
+        <w:fldChar w:fldCharType="end"/>
+      </w:r>
+      <w:r>
+        <w:rPr>
+          <w:rFonts w:ascii="標楷體" w:eastAsia="標楷體" w:hAnsi="標楷體" w:hint="eastAsia"/>
+        </w:rPr>
+        <w:t>、叡揚資訊</w:t>
+      </w:r>
+      <w:r>
+        <w:rPr>
+          <w:rFonts w:ascii="標楷體" w:eastAsia="標楷體" w:hAnsi="標楷體"/>
+        </w:rPr>
+        <w:fldChar w:fldCharType="begin"/>
+      </w:r>
+      <w:r>
+        <w:rPr>
+          <w:rFonts w:ascii="標楷體" w:eastAsia="標楷體" w:hAnsi="標楷體"/>
+        </w:rPr>
+        <w:instrText xml:space="preserve"> ADDIN EN.CITE &lt;EndNote&gt;&lt;Cite&gt;&lt;Author&gt;行銷部&lt;/Author&gt;&lt;RecNum&gt;9&lt;/RecNum&gt;&lt;DisplayText&gt;[4]&lt;/DisplayText&gt;&lt;record&gt;&lt;rec-number&gt;9&lt;/rec-number&gt;&lt;foreign-keys&gt;&lt;key app="EN" db-id="vf2r9etpapszafes0eapva0tz955sea0xads" timestamp="1770531644"&gt;9&lt;/key&gt;&lt;/foreign-keys&gt;&lt;ref-type name="Web Page"&gt;12&lt;/ref-type&gt;&lt;contributors&gt;&lt;authors&gt;&lt;author&gt;&lt;style face="normal" font="default" charset="136" size="100%"&gt;叡揚資訊&lt;/style&gt;&lt;style face="normal" font="default" size="100%"&gt; &lt;/style&gt;&lt;style face="normal" font="default" charset="136" size="100%"&gt;行銷部&lt;/style&gt;&lt;/author&gt;&lt;/authors&gt;&lt;/contributors&gt;&lt;titles&gt;&lt;title&gt;&lt;style face="normal" font="default" charset="136" size="100%"&gt;快速建置行動醫療助理機器人&lt;/style&gt;&lt;style face="normal" font="default" size="100%"&gt; &lt;/style&gt;&lt;style face="normal" font="default" charset="136" size="100%"&gt;結合對話機器人&lt;/style&gt;&lt;style face="normal" font="default" size="100%"&gt;&amp;amp; LINE &lt;/style&gt;&lt;style face="normal" font="default" charset="136" size="100%"&gt;問診&lt;/style&gt;&lt;style face="normal" font="default" size="100%"&gt; &lt;/style&gt;&lt;style face="normal" font="default" charset="136" size="100%"&gt;部立臺北醫院用&lt;/style&gt;&lt;style face="normal" font="default" size="100%"&gt;iota C.ai &lt;/style&gt;&lt;style face="normal" font="default" charset="136" size="100%"&gt;創高效&lt;/style&gt;&lt;/title&gt;&lt;/titles&gt;&lt;dates&gt;&lt;/dates&gt;&lt;urls&gt;&lt;related-urls&gt;&lt;url&gt;https://www.gss.com.tw/eis/257-eis105/3178-eis105-09&lt;/url&gt;&lt;/related-urls&gt;&lt;/urls&gt;&lt;/record&gt;&lt;/Cite&gt;&lt;/EndNote&gt;</w:instrText>
+      </w:r>
+      <w:r>
+        <w:rPr>
+          <w:rFonts w:ascii="標楷體" w:eastAsia="標楷體" w:hAnsi="標楷體"/>
+        </w:rPr>
+        <w:fldChar w:fldCharType="separate"/>
+      </w:r>
+      <w:r>
+        <w:rPr>
+          <w:rFonts w:ascii="標楷體" w:eastAsia="標楷體" w:hAnsi="標楷體"/>
+          <w:noProof/>
+        </w:rPr>
+        <w:t>[4]</w:t>
+      </w:r>
+      <w:r>
+        <w:rPr>
+          <w:rFonts w:ascii="標楷體" w:eastAsia="標楷體" w:hAnsi="標楷體"/>
+        </w:rPr>
+        <w:fldChar w:fldCharType="end"/>
+      </w:r>
+      <w:r>
+        <w:rPr>
+          <w:rFonts w:ascii="標楷體" w:eastAsia="標楷體" w:hAnsi="標楷體" w:hint="eastAsia"/>
+        </w:rPr>
+        <w:t>等）紛開發基於 LINE 的聊天機器人，提供掛號預約、進度查詢及健康教育等便民服務。</w:t>
+      </w:r>
+    </w:p>
+    <w:p>
+      <w:pPr>
+        <w:ind w:firstLine="480"/>
+        <w:rPr>
+          <w:rFonts w:ascii="標楷體" w:eastAsia="標楷體" w:hAnsi="標楷體"/>
+        </w:rPr>
+      </w:pPr>
+      <w:r>
+        <w:rPr>
+          <w:rFonts w:ascii="標楷體" w:eastAsia="標楷體" w:hAnsi="標楷體" w:hint="eastAsia"/>
+        </w:rPr>
+        <w:t>然而，現有的健康諮詢工具多以文字互動為主要通訊模式</w:t>
+      </w:r>
+      <w:r>
+        <w:rPr>
+          <w:rFonts w:ascii="標楷體" w:eastAsia="標楷體" w:hAnsi="標楷體"/>
+        </w:rPr>
+        <w:fldChar w:fldCharType="begin"/>
+      </w:r>
+      <w:r>
+        <w:rPr>
+          <w:rFonts w:ascii="標楷體" w:eastAsia="標楷體" w:hAnsi="標楷體"/>
+        </w:rPr>
+        <w:instrText xml:space="preserve"> ADDIN EN.CITE &lt;EndNote&gt;&lt;Cite&gt;&lt;Author&gt;TWNIC&lt;/Author&gt;&lt;Year&gt;2023&lt;/Year&gt;&lt;RecNum&gt;6&lt;/RecNum&gt;&lt;DisplayText&gt;[5, 6]&lt;/DisplayText&gt;&lt;record&gt;&lt;rec-number&gt;6&lt;/rec-number&gt;&lt;foreign-keys&gt;&lt;key app="EN" db-id="vf2r9etpapszafes0eapva0tz955sea0xads" timestamp="1770523457"&gt;6&lt;/key&gt;&lt;/foreign-keys&gt;&lt;ref-type name="Report"&gt;27&lt;/ref-type&gt;&lt;contributors&gt;&lt;authors&gt;&lt;author&gt;TWNIC&lt;/author&gt;&lt;/authors&gt;&lt;/contributors&gt;&lt;titles&gt;&lt;title&gt;&lt;style face="normal" font="default" size="100%"&gt;2023 &lt;/style&gt;&lt;style face="normal" font="default" charset="136" size="100%"&gt;年台灣網路報告&lt;/style&gt;&lt;style face="normal" font="default" size="100%"&gt; &lt;/style&gt;&lt;/title&gt;&lt;/titles&gt;&lt;dates&gt;&lt;year&gt;2023&lt;/year&gt;&lt;/dates&gt;&lt;pub-location&gt;Taipei, Taiwan&lt;/pub-location&gt;&lt;publisher&gt;&lt;style face="normal" font="default" charset="136" size="100%"&gt;財團法人台灣網路資訊中</w:instrText>
+      </w:r>
+      <w:r>
+        <w:rPr>
+          <w:rFonts w:ascii="標楷體" w:eastAsia="標楷體" w:hAnsi="標楷體" w:hint="eastAsia"/>
+        </w:rPr>
+        <w:instrText>心</w:instrText>
+      </w:r>
+      <w:r>
+        <w:rPr>
+          <w:rFonts w:ascii="標楷體" w:eastAsia="標楷體" w:hAnsi="標楷體"/>
+        </w:rPr>
+        <w:instrText>&lt;/style&gt;&lt;style face="normal" font="default" size="100%"&gt; &lt;/style&gt;&lt;/publisher&gt;&lt;urls&gt;&lt;related-urls&gt;&lt;url&gt;https://report.twnic.tw/2023/&lt;/url&gt;&lt;/related-urls&gt;&lt;/urls&gt;&lt;language&gt;Chinese&lt;/language&gt;&lt;/record&gt;&lt;/Cite&gt;&lt;Cite&gt;&lt;Author&gt;TWNIC&lt;/Author&gt;&lt;Year&gt;2024&lt;/Year&gt;&lt;RecNum&gt;5&lt;/RecNum&gt;&lt;record&gt;&lt;rec-number&gt;5&lt;/rec-number&gt;&lt;foreign-keys&gt;&lt;key app="EN" db-id="vf2r9etpapszafes0eapva0tz955sea0xads" timestamp="1770523331"&gt;5&lt;/key&gt;&lt;/foreign-keys&gt;&lt;ref-type name="Report"&gt;27&lt;/ref-type&gt;&lt;contributors&gt;&lt;authors&gt;&lt;author&gt;TWNIC&lt;/author&gt;&lt;/authors&gt;&lt;/contributors&gt;&lt;titles&gt;&lt;title&gt;&lt;style face="normal" font="default" size="100%"&gt;2024 &lt;/style&gt;&lt;style face="normal" font="default" charset="136" size="100%"&gt;年台灣網路報告&lt;/style&gt;&lt;style face="normal" font="default" size="100%"&gt; &lt;/style&gt;&lt;/title&gt;&lt;/titles&gt;&lt;dates&gt;&lt;year&gt;2024&lt;/year&gt;&lt;/dates&gt;&lt;pub-location&gt;Taipei, Taiwan&lt;/pub-location&gt;&lt;publisher&gt;&lt;style face="normal" font="default" charset="136" size="100%"&gt;財團法人台灣網路資訊中心&lt;/style&gt;&lt;style face="normal" font="default" size="100%"&gt; &lt;/style&gt;&lt;/publisher&gt;&lt;urls&gt;&lt;related-urls&gt;&lt;url&gt;https://report.twnic.tw/2024/&lt;/url&gt;&lt;/related-urls&gt;&lt;/urls&gt;&lt;language&gt;Chinese&lt;/language&gt;&lt;/record&gt;&lt;/Cite&gt;&lt;/EndNote&gt;</w:instrText>
+      </w:r>
+      <w:r>
+        <w:rPr>
+          <w:rFonts w:ascii="標楷體" w:eastAsia="標楷體" w:hAnsi="標楷體"/>
+        </w:rPr>
+        <w:fldChar w:fldCharType="separate"/>
+      </w:r>
+      <w:r>
+        <w:rPr>
+          <w:rFonts w:ascii="標楷體" w:eastAsia="標楷體" w:hAnsi="標楷體"/>
+          <w:noProof/>
+        </w:rPr>
+        <w:t>[5, 6]</w:t>
+      </w:r>
+      <w:r>
+        <w:rPr>
+          <w:rFonts w:ascii="標楷體" w:eastAsia="標楷體" w:hAnsi="標楷體"/>
+        </w:rPr>
+        <w:fldChar w:fldCharType="end"/>
+      </w:r>
+      <w:r>
+        <w:rPr>
+          <w:rFonts w:hint="eastAsia"/>
+        </w:rPr>
+        <w:t xml:space="preserve"> </w:t>
+      </w:r>
+      <w:r>
+        <w:rPr>
+          <w:rFonts w:ascii="標楷體" w:eastAsia="標楷體" w:hAnsi="標楷體" w:hint="eastAsia"/>
+        </w:rPr>
+        <w:t>雖然 AI 聊天機器人展現了提升醫病關係與營運效率的潛力，但針對特定族群，尤其是高齡者（Mature users）及習慣使用本土語言（如台語）的使用者，目前的系統仍缺乏足夠的優化設計</w:t>
+      </w:r>
+      <w:r>
+        <w:rPr>
+          <w:rFonts w:ascii="標楷體" w:eastAsia="標楷體" w:hAnsi="標楷體"/>
+        </w:rPr>
+        <w:fldChar w:fldCharType="begin"/>
+      </w:r>
+      <w:r>
+        <w:rPr>
+          <w:rFonts w:ascii="標楷體" w:eastAsia="標楷體" w:hAnsi="標楷體"/>
+        </w:rPr>
+        <w:instrText xml:space="preserve"> ADDIN EN.CITE &lt;EndNote&gt;&lt;Cite&gt;&lt;Author&gt;TWNIC&lt;/Author&gt;&lt;Year&gt;2025&lt;/Year&gt;&lt;RecNum&gt;3&lt;/RecNum&gt;&lt;DisplayText&gt;[2]&lt;/DisplayText&gt;&lt;record&gt;&lt;rec-number&gt;3&lt;/rec-number&gt;&lt;foreign-keys&gt;&lt;key app="EN" db-id="vf2r9etpapszafes0eapva0tz955sea0xads" timestamp="1770522793"&gt;3&lt;/key&gt;&lt;/foreign-keys&gt;&lt;ref-type name="Report"&gt;27&lt;/ref-type&gt;&lt;contributors&gt;&lt;authors&gt;&lt;author&gt;TWNIC&lt;/author&gt;&lt;/authors&gt;&lt;/contributors&gt;&lt;titles&gt;&lt;title&gt;&lt;style face="normal" font="default" size="100%"&gt;2025 &lt;/style&gt;&lt;style face="normal" font="default" charset="136" size="100%"&gt;年台灣網路報告&lt;/style&gt;&lt;/title&gt;&lt;/titles&gt;&lt;dates&gt;&lt;year&gt;2025&lt;/year&gt;&lt;/dates&gt;&lt;pub-location&gt;Taipei, Taiwan&lt;/pub-location&gt;&lt;publisher&gt;&lt;style face="normal" font="default" charset="136" size="100%"&gt;財團法人台灣網路資訊中心&lt;/style&gt;&lt;/publisher&gt;&lt;urls&gt;&lt;related-urls&gt;&lt;url&gt;https://report.twnic.tw/2025/&lt;/url&gt;&lt;/related-urls&gt;&lt;/urls&gt;&lt;language&gt;Chinese&lt;/language&gt;&lt;/record&gt;&lt;/Cite&gt;&lt;/EndNote&gt;</w:instrText>
+      </w:r>
+      <w:r>
+        <w:rPr>
+          <w:rFonts w:ascii="標楷體" w:eastAsia="標楷體" w:hAnsi="標楷體"/>
+        </w:rPr>
+        <w:fldChar w:fldCharType="separate"/>
+      </w:r>
+      <w:r>
+        <w:rPr>
+          <w:rFonts w:ascii="標楷體" w:eastAsia="標楷體" w:hAnsi="標楷體"/>
+          <w:noProof/>
+        </w:rPr>
+        <w:t>[2]</w:t>
+      </w:r>
+      <w:r>
+        <w:rPr>
+          <w:rFonts w:ascii="標楷體" w:eastAsia="標楷體" w:hAnsi="標楷體"/>
+        </w:rPr>
+        <w:fldChar w:fldCharType="end"/>
+      </w:r>
+      <w:r>
+        <w:rPr>
+          <w:rFonts w:ascii="標楷體" w:eastAsia="標楷體" w:hAnsi="標楷體" w:hint="eastAsia"/>
+        </w:rPr>
+        <w:t>。研究顯示，50 歲以上及教育程度較低的使用者，其數位語音助理的使用經驗普遍較少，顯示出明顯的數位落差</w:t>
+      </w:r>
+      <w:r>
+        <w:rPr>
+          <w:rFonts w:ascii="標楷體" w:eastAsia="標楷體" w:hAnsi="標楷體"/>
+        </w:rPr>
+        <w:fldChar w:fldCharType="begin"/>
+      </w:r>
+      <w:r>
+        <w:rPr>
+          <w:rFonts w:ascii="標楷體" w:eastAsia="標楷體" w:hAnsi="標楷體"/>
+        </w:rPr>
+        <w:instrText xml:space="preserve"> ADDIN EN.CITE &lt;EndNote&gt;&lt;Cite&gt;&lt;Author&gt;TWNIC&lt;/Author&gt;&lt;Year&gt;2023&lt;/Year&gt;&lt;RecNum&gt;6&lt;/RecNum&gt;&lt;DisplayText&gt;[5, 6]&lt;/DisplayText&gt;&lt;record&gt;&lt;rec-number&gt;6&lt;/rec-number&gt;&lt;foreign-keys&gt;&lt;key app="EN" db-id="vf2r9etpapszafes0eapva0tz955sea0xads" timestamp="1770523457"&gt;6&lt;/key&gt;&lt;/foreign-keys&gt;&lt;ref-type name="Report"&gt;27&lt;/ref-type&gt;&lt;contributors&gt;&lt;authors&gt;&lt;author&gt;TWNIC&lt;/author&gt;&lt;/authors&gt;&lt;/contributors&gt;&lt;titles&gt;&lt;title&gt;&lt;style face="normal" font="default" size="100%"&gt;2023 &lt;/style&gt;&lt;style face="normal" font="default" charset="136" size="100%"&gt;年台灣網路報告&lt;/style&gt;&lt;style face="normal" font="default" size="100%"&gt; &lt;/style&gt;&lt;/title&gt;&lt;/titles&gt;&lt;dates&gt;&lt;year&gt;2023&lt;/year&gt;&lt;/dates&gt;&lt;pub-location&gt;Taipei, Taiwan&lt;/pub-location&gt;&lt;publisher&gt;&lt;style face="normal" font="default" charset="136" size="100%"&gt;財團法人台灣網路資訊中</w:instrText>
+      </w:r>
+      <w:r>
+        <w:rPr>
+          <w:rFonts w:ascii="標楷體" w:eastAsia="標楷體" w:hAnsi="標楷體" w:hint="eastAsia"/>
+        </w:rPr>
+        <w:instrText>心</w:instrText>
+      </w:r>
+      <w:r>
+        <w:rPr>
+          <w:rFonts w:ascii="標楷體" w:eastAsia="標楷體" w:hAnsi="標楷體"/>
+        </w:rPr>
+        <w:instrText>&lt;/style&gt;&lt;style face="normal" font="default" size="100%"&gt; &lt;/style&gt;&lt;/publisher&gt;&lt;urls&gt;&lt;related-urls&gt;&lt;url&gt;https://report.twnic.tw/2023/&lt;/url&gt;&lt;/related-urls&gt;&lt;/urls&gt;&lt;language&gt;Chinese&lt;/language&gt;&lt;/record&gt;&lt;/Cite&gt;&lt;Cite&gt;&lt;Author&gt;TWNIC&lt;/Author&gt;&lt;Year&gt;2024&lt;/Year&gt;&lt;RecNum&gt;5&lt;/RecNum&gt;&lt;record&gt;&lt;rec-number&gt;5&lt;/rec-number&gt;&lt;foreign-keys&gt;&lt;key app="EN" db-id="vf2r9etpapszafes0eapva0tz955sea0xads" timestamp="1770523331"&gt;5&lt;/key&gt;&lt;/foreign-keys&gt;&lt;ref-type name="Report"&gt;27&lt;/ref-type&gt;&lt;contributors&gt;&lt;authors&gt;&lt;author&gt;TWNIC&lt;/author&gt;&lt;/authors&gt;&lt;/contributors&gt;&lt;titles&gt;&lt;title&gt;&lt;style face="normal" font="default" size="100%"&gt;2024 &lt;/style&gt;&lt;style face="normal" font="default" charset="136" size="100%"&gt;年台灣網路報告&lt;/style&gt;&lt;style face="normal" font="default" size="100%"&gt; &lt;/style&gt;&lt;/title&gt;&lt;/titles&gt;&lt;dates&gt;&lt;year&gt;2024&lt;/year&gt;&lt;/dates&gt;&lt;pub-location&gt;Taipei, Taiwan&lt;/pub-location&gt;&lt;publisher&gt;&lt;style face="normal" font="default" charset="136" size="100%"&gt;財團法人台灣網路資訊中心&lt;/style&gt;&lt;style face="normal" font="default" size="100%"&gt; &lt;/style&gt;&lt;/publisher&gt;&lt;urls&gt;&lt;related-urls&gt;&lt;url&gt;https://report.twnic.tw/2024/&lt;/url&gt;&lt;/related-urls&gt;&lt;/urls&gt;&lt;language&gt;Chinese&lt;/language&gt;&lt;/record&gt;&lt;/Cite&gt;&lt;/EndNote&gt;</w:instrText>
+      </w:r>
+      <w:r>
+        <w:rPr>
+          <w:rFonts w:ascii="標楷體" w:eastAsia="標楷體" w:hAnsi="標楷體"/>
+        </w:rPr>
+        <w:fldChar w:fldCharType="separate"/>
+      </w:r>
+      <w:r>
+        <w:rPr>
+          <w:rFonts w:ascii="標楷體" w:eastAsia="標楷體" w:hAnsi="標楷體"/>
+          <w:noProof/>
+        </w:rPr>
+        <w:t>[5, 6]</w:t>
+      </w:r>
+      <w:r>
+        <w:rPr>
+          <w:rFonts w:ascii="標楷體" w:eastAsia="標楷體" w:hAnsi="標楷體"/>
+        </w:rPr>
+        <w:fldChar w:fldCharType="end"/>
+      </w:r>
+      <w:r>
+        <w:rPr>
+          <w:rFonts w:ascii="標楷體" w:eastAsia="標楷體" w:hAnsi="標楷體" w:hint="eastAsia"/>
+        </w:rPr>
+        <w:t>。基於以上調查，本研究還觀察到現有數位醫療環境中，仍存在以下尚未解決的關鍵問題：</w:t>
+      </w:r>
+    </w:p>
+    <w:p>
+      <w:pPr>
+        <w:pStyle w:val="a3"/>
+        <w:numPr>
+          <w:ilvl w:val="0"/>
+          <w:numId w:val="16"/>
+        </w:numPr>
+        <w:ind w:leftChars="0"/>
+        <w:rPr>
+          <w:rFonts w:ascii="標楷體" w:eastAsia="標楷體" w:hAnsi="標楷體" w:hint="eastAsia"/>
+          <w:b/>
+          <w:bCs/>
+        </w:rPr>
+      </w:pPr>
+      <w:r>
+        <w:rPr>
+          <w:rFonts w:ascii="標楷體" w:eastAsia="標楷體" w:hAnsi="標楷體" w:hint="eastAsia"/>
+          <w:b/>
+          <w:bCs/>
+        </w:rPr>
+        <w:t>醫療資訊混雜與生成式 AI 的「幻覺」風險：</w:t>
+      </w:r>
+    </w:p>
+    <w:p>
+      <w:pPr>
+        <w:ind w:firstLine="480"/>
+        <w:rPr>
+          <w:rFonts w:ascii="標楷體" w:eastAsia="標楷體" w:hAnsi="標楷體"/>
+        </w:rPr>
+      </w:pPr>
+      <w:r>
+        <w:rPr>
+          <w:rFonts w:ascii="標楷體" w:eastAsia="標楷體" w:hAnsi="標楷體" w:hint="eastAsia"/>
+        </w:rPr>
+        <w:t>社群平台上影音與文字形式的健康謠言頻傳，使用者難以辨識內容真偽。儘管生成式 AI（如 ChatGPT）能處理複雜查詢，但現有系統仍存在回應不自</w:t>
+      </w:r>
+      <w:r>
+        <w:rPr>
+          <w:rFonts w:ascii="標楷體" w:eastAsia="標楷體" w:hAnsi="標楷體" w:hint="eastAsia"/>
+        </w:rPr>
+        <w:lastRenderedPageBreak/>
+        <w:t>然、無法記住對話脈絡或產生</w:t>
+      </w:r>
+      <w:r>
+        <w:rPr>
+          <w:rFonts w:ascii="標楷體" w:eastAsia="標楷體" w:hAnsi="標楷體" w:hint="eastAsia"/>
+        </w:rPr>
+        <w:t>幻覺</w:t>
+      </w:r>
+      <w:r>
+        <w:rPr>
+          <w:rFonts w:ascii="標楷體" w:eastAsia="標楷體" w:hAnsi="標楷體" w:hint="eastAsia"/>
+        </w:rPr>
+        <w:t>的品質疑慮，這在醫學應用上可能導致錯誤的診斷或治療建議，且使用者容易對 AI 抱有過度自信</w:t>
+      </w:r>
+      <w:r>
+        <w:rPr>
+          <w:rFonts w:ascii="標楷體" w:eastAsia="標楷體" w:hAnsi="標楷體"/>
+        </w:rPr>
+        <w:fldChar w:fldCharType="begin"/>
+      </w:r>
+      <w:r>
+        <w:rPr>
+          <w:rFonts w:ascii="標楷體" w:eastAsia="標楷體" w:hAnsi="標楷體"/>
+        </w:rPr>
+        <w:instrText xml:space="preserve"> ADDIN EN.CITE &lt;EndNote&gt;&lt;Cite&gt;&lt;Author&gt;蔡甫昌&lt;/Author&gt;&lt;Year&gt;2025&lt;/Year&gt;&lt;RecNum&gt;12&lt;/RecNum&gt;&lt;DisplayText&gt;[7]&lt;/DisplayText&gt;&lt;record&gt;&lt;rec-number&gt;12&lt;/rec-number&gt;&lt;foreign-keys&gt;&lt;key app="EN" db-id="vf2r9etpapszafes0eapva0tz955sea0xads" timestamp="1770531802"&gt;12&lt;/key&gt;&lt;/foreign-keys&gt;&lt;ref-type name="Journal Article"&gt;17&lt;/ref-type&gt;&lt;contributors&gt;&lt;authors&gt;&lt;author&gt;蔡甫昌&lt;/author&gt;&lt;author&gt;周昱辰&lt;/author&gt;&lt;/authors&gt;&lt;/contributors&gt;&lt;titles&gt;&lt;title&gt;大型語言模型醫學應用之倫理挑戰與監理&lt;/title&gt;&lt;secondary-title&gt;台灣醫學&lt;/secondary-title&gt;&lt;/titles&gt;&lt;periodical&gt;&lt;full-title&gt;台灣醫學&lt;/full-title&gt;&lt;/periodical&gt;&lt;pages&gt;75-85&lt;/pages&gt;&lt;volume&gt;29&lt;/volume&gt;&lt;number&gt;1&lt;/number&gt;&lt;dates&gt;&lt;year&gt;2025&lt;/year&gt;&lt;/dates&gt;&lt;isbn&gt;1028-1916&lt;/isbn&gt;&lt;urls&gt;&lt;/urls&gt;&lt;/record&gt;&lt;/Cite&gt;&lt;/EndNote&gt;</w:instrText>
+      </w:r>
+      <w:r>
+        <w:rPr>
+          <w:rFonts w:ascii="標楷體" w:eastAsia="標楷體" w:hAnsi="標楷體"/>
+        </w:rPr>
+        <w:fldChar w:fldCharType="separate"/>
+      </w:r>
+      <w:r>
+        <w:rPr>
+          <w:rFonts w:ascii="標楷體" w:eastAsia="標楷體" w:hAnsi="標楷體"/>
+          <w:noProof/>
+        </w:rPr>
+        <w:t>[7]</w:t>
+      </w:r>
+      <w:r>
+        <w:rPr>
+          <w:rFonts w:ascii="標楷體" w:eastAsia="標楷體" w:hAnsi="標楷體"/>
+        </w:rPr>
+        <w:fldChar w:fldCharType="end"/>
+      </w:r>
+      <w:r>
+        <w:rPr>
+          <w:rFonts w:ascii="標楷體" w:eastAsia="標楷體" w:hAnsi="標楷體" w:hint="eastAsia"/>
+        </w:rPr>
+        <w:t>。</w:t>
+      </w:r>
+    </w:p>
+    <w:p>
+      <w:pPr>
+        <w:pStyle w:val="a3"/>
+        <w:numPr>
+          <w:ilvl w:val="0"/>
+          <w:numId w:val="16"/>
+        </w:numPr>
+        <w:ind w:leftChars="0"/>
+        <w:rPr>
+          <w:rFonts w:ascii="標楷體" w:eastAsia="標楷體" w:hAnsi="標楷體" w:hint="eastAsia"/>
+          <w:b/>
+          <w:bCs/>
+        </w:rPr>
+      </w:pPr>
+      <w:r>
+        <w:rPr>
+          <w:rFonts w:ascii="標楷體" w:eastAsia="標楷體" w:hAnsi="標楷體" w:hint="eastAsia"/>
+          <w:b/>
+          <w:bCs/>
+        </w:rPr>
+        <w:t>高齡族群的語言障礙與數位排除：</w:t>
+      </w:r>
+    </w:p>
+    <w:p>
+      <w:pPr>
+        <w:ind w:firstLine="480"/>
+        <w:rPr>
+          <w:rFonts w:ascii="標楷體" w:eastAsia="標楷體" w:hAnsi="標楷體"/>
+        </w:rPr>
+      </w:pPr>
+      <w:r>
+        <w:rPr>
+          <w:rFonts w:ascii="標楷體" w:eastAsia="標楷體" w:hAnsi="標楷體" w:hint="eastAsia"/>
+        </w:rPr>
+        <w:t>台灣高齡族群偏好以台語進行口語溝通，但現有系統多側重文字，缺乏精準的台語語音辨識（ASR）與合成（TTS）技術。這導致許多不擅長操作智慧手機或閱讀長篇文字的長輩，在獲取正確醫療資訊時面臨極高門檻。</w:t>
+      </w:r>
+    </w:p>
+    <w:p>
+      <w:pPr>
+        <w:pStyle w:val="a3"/>
+        <w:numPr>
+          <w:ilvl w:val="0"/>
+          <w:numId w:val="16"/>
+        </w:numPr>
+        <w:ind w:leftChars="0"/>
+        <w:rPr>
+          <w:rFonts w:ascii="標楷體" w:eastAsia="標楷體" w:hAnsi="標楷體" w:hint="eastAsia"/>
+          <w:b/>
+          <w:bCs/>
+        </w:rPr>
+      </w:pPr>
+      <w:r>
+        <w:rPr>
+          <w:rFonts w:ascii="標楷體" w:eastAsia="標楷體" w:hAnsi="標楷體" w:hint="eastAsia"/>
+          <w:b/>
+          <w:bCs/>
+        </w:rPr>
+        <w:t>醫療資源破碎化與整合度不足：</w:t>
+      </w:r>
+    </w:p>
+    <w:p>
+      <w:pPr>
+        <w:ind w:firstLine="480"/>
+        <w:rPr>
+          <w:rFonts w:ascii="標楷體" w:eastAsia="標楷體" w:hAnsi="標楷體" w:hint="eastAsia"/>
+        </w:rPr>
+      </w:pPr>
+      <w:r>
+        <w:rPr>
+          <w:rFonts w:ascii="標楷體" w:eastAsia="標楷體" w:hAnsi="標楷體" w:hint="eastAsia"/>
+        </w:rPr>
+        <w:t>使用者在尋求醫療協助時，常需在多個 App 之間切換以尋找診所或比對掛號資訊，缺乏「一站式」的醫療整合服務。現有系統往往無法有效串聯線上諮詢與線下實體醫療（OMO），導致患者流程產生資訊斷點。</w:t>
+      </w:r>
+    </w:p>
+    <w:p>
+      <w:pPr>
+        <w:ind w:firstLine="480"/>
+        <w:rPr>
+          <w:rFonts w:ascii="標楷體" w:eastAsia="標楷體" w:hAnsi="標楷體"/>
+        </w:rPr>
+      </w:pPr>
+      <w:r>
+        <w:rPr>
+          <w:rFonts w:ascii="標楷體" w:eastAsia="標楷體" w:hAnsi="標楷體" w:hint="eastAsia"/>
+        </w:rPr>
+        <w:t>基於上述動機，本研究擬轉化為以下具體的技術研發與學術議題：</w:t>
+      </w:r>
+    </w:p>
+    <w:p>
+      <w:pPr>
+        <w:pStyle w:val="a3"/>
+        <w:numPr>
+          <w:ilvl w:val="0"/>
+          <w:numId w:val="16"/>
+        </w:numPr>
+        <w:ind w:leftChars="0"/>
+        <w:rPr>
+          <w:rFonts w:ascii="標楷體" w:eastAsia="標楷體" w:hAnsi="標楷體" w:hint="eastAsia"/>
+          <w:b/>
+          <w:bCs/>
+        </w:rPr>
+      </w:pPr>
+      <w:r>
+        <w:rPr>
+          <w:rFonts w:ascii="標楷體" w:eastAsia="標楷體" w:hAnsi="標楷體" w:hint="eastAsia"/>
+          <w:b/>
+          <w:bCs/>
+        </w:rPr>
+        <w:t>高可靠性的生成式 AI 闢謠機制：</w:t>
+      </w:r>
+    </w:p>
+    <w:p>
+      <w:pPr>
+        <w:rPr>
+          <w:rFonts w:ascii="標楷體" w:eastAsia="標楷體" w:hAnsi="標楷體" w:hint="eastAsia"/>
+        </w:rPr>
+      </w:pPr>
+      <w:r>
+        <w:rPr>
+          <w:rFonts w:ascii="標楷體" w:eastAsia="標楷體" w:hAnsi="標楷體" w:hint="eastAsia"/>
+        </w:rPr>
+        <w:t>如何透過RAG技術結合專業醫療事實查核庫，以降低大型語言模型（</w:t>
+      </w:r>
+      <w:r>
+        <w:rPr>
+          <w:rFonts w:ascii="標楷體" w:eastAsia="標楷體" w:hAnsi="標楷體"/>
+        </w:rPr>
+        <w:t>Large Language Models, LLMs</w:t>
+      </w:r>
+      <w:r>
+        <w:rPr>
+          <w:rFonts w:ascii="標楷體" w:eastAsia="標楷體" w:hAnsi="標楷體" w:hint="eastAsia"/>
+        </w:rPr>
+        <w:t>）的幻覺現象？並探討如何針對文字與影音等多模態內容，建立精準的醫療資訊真偽判斷框架？</w:t>
+      </w:r>
+    </w:p>
+    <w:p>
+      <w:pPr>
+        <w:pStyle w:val="a3"/>
+        <w:numPr>
+          <w:ilvl w:val="0"/>
+          <w:numId w:val="16"/>
+        </w:numPr>
+        <w:ind w:leftChars="0"/>
+        <w:rPr>
+          <w:rFonts w:ascii="標楷體" w:eastAsia="標楷體" w:hAnsi="標楷體" w:hint="eastAsia"/>
+          <w:b/>
+          <w:bCs/>
+        </w:rPr>
+      </w:pPr>
+      <w:r>
+        <w:rPr>
+          <w:rFonts w:ascii="標楷體" w:eastAsia="標楷體" w:hAnsi="標楷體" w:hint="eastAsia"/>
+          <w:b/>
+          <w:bCs/>
+        </w:rPr>
+        <w:t>多語言與多模態的無障礙互動：</w:t>
+      </w:r>
+    </w:p>
+    <w:p>
+      <w:pPr>
+        <w:rPr>
+          <w:rFonts w:ascii="標楷體" w:eastAsia="標楷體" w:hAnsi="標楷體" w:hint="eastAsia"/>
+        </w:rPr>
+      </w:pPr>
+      <w:r>
+        <w:rPr>
+          <w:rFonts w:ascii="標楷體" w:eastAsia="標楷體" w:hAnsi="標楷體" w:hint="eastAsia"/>
+        </w:rPr>
+        <w:t>如何整</w:t>
+      </w:r>
+      <w:r>
+        <w:rPr>
+          <w:rFonts w:ascii="標楷體" w:eastAsia="標楷體" w:hAnsi="標楷體" w:hint="eastAsia"/>
+        </w:rPr>
+        <w:t>合如</w:t>
+      </w:r>
+      <w:r>
+        <w:rPr>
+          <w:rFonts w:ascii="標楷體" w:eastAsia="標楷體" w:hAnsi="標楷體" w:hint="eastAsia"/>
+        </w:rPr>
+        <w:t xml:space="preserve"> TAIDE Gemma 3 等在地化語言模型，實現精準的台語語音諮詢服務？並研究將影音內容自動轉化為可分析逐字稿的演算法，以優化高齡者的互動體驗？</w:t>
+      </w:r>
+    </w:p>
+    <w:p>
+      <w:pPr>
+        <w:pStyle w:val="a3"/>
+        <w:numPr>
+          <w:ilvl w:val="0"/>
+          <w:numId w:val="16"/>
+        </w:numPr>
+        <w:ind w:leftChars="0"/>
+        <w:rPr>
+          <w:rFonts w:ascii="標楷體" w:eastAsia="標楷體" w:hAnsi="標楷體" w:hint="eastAsia"/>
+          <w:b/>
+          <w:bCs/>
+        </w:rPr>
+      </w:pPr>
+      <w:r>
+        <w:rPr>
+          <w:rFonts w:ascii="標楷體" w:eastAsia="標楷體" w:hAnsi="標楷體" w:hint="eastAsia"/>
+          <w:b/>
+          <w:bCs/>
+        </w:rPr>
+        <w:t>適地性醫療服務 (LBS) 的智慧推薦系統：</w:t>
+      </w:r>
+    </w:p>
+    <w:p>
+      <w:pPr>
+        <w:rPr>
+          <w:rFonts w:ascii="標楷體" w:eastAsia="標楷體" w:hAnsi="標楷體" w:hint="eastAsia"/>
+        </w:rPr>
+      </w:pPr>
+      <w:r>
+        <w:rPr>
+          <w:rFonts w:ascii="標楷體" w:eastAsia="標楷體" w:hAnsi="標楷體" w:hint="eastAsia"/>
+        </w:rPr>
+        <w:t>如何在保護用戶隱私 的前提下，運用 GPS 定位與政府開放資料 API（如健保特約院所資料庫），設計出能自動篩選並推薦最符合使用者需求（如診所距離、醫師專長、即時診量）的智慧推薦機制？同時，系統設計需符合國內對 AI 應用之核心原則，落實透明性與可解釋性，確保醫療輔助工具的適當揭露。</w:t>
+      </w:r>
+    </w:p>
+    <w:p>
+      <w:pPr>
+        <w:pStyle w:val="a3"/>
+        <w:numPr>
+          <w:ilvl w:val="0"/>
+          <w:numId w:val="16"/>
+        </w:numPr>
+        <w:ind w:leftChars="0"/>
+        <w:rPr>
+          <w:rFonts w:ascii="標楷體" w:eastAsia="標楷體" w:hAnsi="標楷體" w:hint="eastAsia"/>
+          <w:b/>
+          <w:bCs/>
+        </w:rPr>
+      </w:pPr>
+      <w:r>
+        <w:rPr>
+          <w:rFonts w:ascii="標楷體" w:eastAsia="標楷體" w:hAnsi="標楷體" w:hint="eastAsia"/>
+          <w:b/>
+          <w:bCs/>
+        </w:rPr>
+        <w:t>家庭共同照護的健康鏈結機制：</w:t>
+      </w:r>
+    </w:p>
+    <w:p>
+      <w:pPr>
+        <w:rPr>
+          <w:rFonts w:ascii="標楷體" w:eastAsia="標楷體" w:hAnsi="標楷體" w:hint="eastAsia"/>
+        </w:rPr>
+      </w:pPr>
+      <w:r>
+        <w:rPr>
+          <w:rFonts w:ascii="標楷體" w:eastAsia="標楷體" w:hAnsi="標楷體" w:hint="eastAsia"/>
+        </w:rPr>
+        <w:t>如何設計安全的「家庭帳號連結」功能，使照護者能在尊重被照護者隱私的前提下，掌握長輩的健康查詢紀錄與約診狀態，進而達成預防醫療與遠距照護的協同效果。</w:t>
+      </w:r>
+    </w:p>
+    <w:p>
+      <w:pPr>
         <w:pStyle w:val="a3"/>
         <w:numPr>
           <w:ilvl w:val="0"/>
@@ -88,6 +894,722 @@
         <w:pStyle w:val="a3"/>
         <w:numPr>
           <w:ilvl w:val="0"/>
+          <w:numId w:val="16"/>
+        </w:numPr>
+        <w:ind w:leftChars="0"/>
+        <w:rPr>
+          <w:rFonts w:ascii="標楷體" w:eastAsia="標楷體" w:hAnsi="標楷體"/>
+          <w:b/>
+          <w:bCs/>
+        </w:rPr>
+      </w:pPr>
+      <w:r>
+        <w:rPr>
+          <w:rFonts w:ascii="標楷體" w:eastAsia="標楷體" w:hAnsi="標楷體" w:hint="eastAsia"/>
+          <w:b/>
+          <w:bCs/>
+        </w:rPr>
+        <w:t>遠距醫療與隱私保護</w:t>
+      </w:r>
+    </w:p>
+    <w:p>
+      <w:pPr>
+        <w:ind w:firstLine="480"/>
+        <w:rPr>
+          <w:rFonts w:ascii="標楷體" w:eastAsia="標楷體" w:hAnsi="標楷體"/>
+        </w:rPr>
+      </w:pPr>
+      <w:r>
+        <w:rPr>
+          <w:rFonts w:ascii="標楷體" w:eastAsia="標楷體" w:hAnsi="標楷體" w:hint="eastAsia"/>
+        </w:rPr>
+        <w:t>學者 Lei與Chuang</w:t>
+      </w:r>
+      <w:r>
+        <w:rPr>
+          <w:rFonts w:ascii="標楷體" w:eastAsia="標楷體" w:hAnsi="標楷體"/>
+        </w:rPr>
+        <w:fldChar w:fldCharType="begin"/>
+      </w:r>
+      <w:r>
+        <w:rPr>
+          <w:rFonts w:ascii="標楷體" w:eastAsia="標楷體" w:hAnsi="標楷體"/>
+        </w:rPr>
+        <w:instrText xml:space="preserve"> ADDIN EN.CITE &lt;EndNote&gt;&lt;Cite&gt;&lt;Author&gt;Lei&lt;/Author&gt;&lt;Year&gt;2019&lt;/Year&gt;&lt;RecNum&gt;11&lt;/RecNum&gt;&lt;DisplayText&gt;[8]&lt;/DisplayText&gt;&lt;record&gt;&lt;rec-number&gt;11&lt;/rec-number&gt;&lt;foreign-keys&gt;&lt;key app="EN" db-id="vf2r9etpapszafes0eapva0tz955sea0xads" timestamp="1770531800"&gt;11&lt;/key&gt;&lt;/foreign-keys&gt;&lt;ref-type name="Journal Article"&gt;17&lt;/ref-type&gt;&lt;contributors&gt;&lt;authors&gt;&lt;author&gt;Lei, Chin-Laung&lt;/author&gt;&lt;author&gt;Chuang, Yun-Hsin&lt;/author&gt;&lt;/authors&gt;&lt;/contributors&gt;&lt;titles&gt;&lt;title&gt;Privacy protection for telecare medicine information systems with multiple servers using a biometric-based authenticated key agreement scheme&lt;/title&gt;&lt;secondary-title&gt;IEEE Access&lt;/secondary-title&gt;&lt;/titles&gt;&lt;periodical&gt;&lt;full-title&gt;IEEE Access&lt;/full-title&gt;&lt;/periodical&gt;&lt;pages&gt;186480-186490&lt;/pages&gt;&lt;volume&gt;7&lt;/volume&gt;&lt;dates&gt;&lt;year&gt;2019&lt;/year&gt;&lt;/dates&gt;&lt;isbn&gt;2169-3536&lt;/isbn&gt;&lt;urls&gt;&lt;/urls&gt;&lt;/record&gt;&lt;/Cite&gt;&lt;/EndNote&gt;</w:instrText>
+      </w:r>
+      <w:r>
+        <w:rPr>
+          <w:rFonts w:ascii="標楷體" w:eastAsia="標楷體" w:hAnsi="標楷體"/>
+        </w:rPr>
+        <w:fldChar w:fldCharType="separate"/>
+      </w:r>
+      <w:r>
+        <w:rPr>
+          <w:rFonts w:ascii="標楷體" w:eastAsia="標楷體" w:hAnsi="標楷體"/>
+          <w:noProof/>
+        </w:rPr>
+        <w:t>[8]</w:t>
+      </w:r>
+      <w:r>
+        <w:rPr>
+          <w:rFonts w:ascii="標楷體" w:eastAsia="標楷體" w:hAnsi="標楷體"/>
+        </w:rPr>
+        <w:fldChar w:fldCharType="end"/>
+      </w:r>
+      <w:r>
+        <w:rPr>
+          <w:rFonts w:ascii="標楷體" w:eastAsia="標楷體" w:hAnsi="標楷體" w:hint="eastAsia"/>
+        </w:rPr>
+        <w:t>提出一種基於生物識別之三因子驗證與金鑰協議（authentication and key agreement, AKA），以確保使用者在多伺服器環境中的匿名性</w:t>
+      </w:r>
+      <w:r>
+        <w:rPr>
+          <w:rFonts w:ascii="標楷體" w:eastAsia="標楷體" w:hAnsi="標楷體" w:hint="eastAsia"/>
+        </w:rPr>
+        <w:t>(</w:t>
+      </w:r>
+      <w:r>
+        <w:rPr>
+          <w:rFonts w:ascii="標楷體" w:eastAsia="標楷體" w:hAnsi="標楷體"/>
+        </w:rPr>
+        <w:t>anonymity</w:t>
+      </w:r>
+      <w:r>
+        <w:rPr>
+          <w:rFonts w:ascii="標楷體" w:eastAsia="標楷體" w:hAnsi="標楷體" w:hint="eastAsia"/>
+        </w:rPr>
+        <w:t>)</w:t>
+      </w:r>
+      <w:r>
+        <w:rPr>
+          <w:rFonts w:ascii="標楷體" w:eastAsia="標楷體" w:hAnsi="標楷體" w:hint="eastAsia"/>
+        </w:rPr>
+        <w:t>與不可追蹤性（untraceability）。該方法結合橢圓曲線密碼學（elliptic curve cryptography, ECC）中之橢圓曲線計算式 Diffie–Hellman（Elliptic Curve Computational Diffie–Hellman, ECCDH）問題、雜湊函數假設，以及模糊提取器（Fuzzy Extractor）機制，以處理生物特徵資料中的雜訊並生成高強度金鑰，從而有效抵禦冒充攻擊與重放</w:t>
+      </w:r>
+      <w:r>
+        <w:rPr>
+          <w:rFonts w:ascii="標楷體" w:eastAsia="標楷體" w:hAnsi="標楷體" w:hint="eastAsia"/>
+        </w:rPr>
+        <w:lastRenderedPageBreak/>
+        <w:t>攻擊等常見威脅。本系統於「家庭帳號連結」功能之設計中，即可借鑑該三因子識別機制，以提升使用者隱私保護與整體資訊安全性。</w:t>
+      </w:r>
+    </w:p>
+    <w:p>
+      <w:pPr>
+        <w:pStyle w:val="a3"/>
+        <w:numPr>
+          <w:ilvl w:val="0"/>
+          <w:numId w:val="16"/>
+        </w:numPr>
+        <w:ind w:leftChars="0"/>
+        <w:rPr>
+          <w:rFonts w:ascii="標楷體" w:eastAsia="標楷體" w:hAnsi="標楷體" w:hint="eastAsia"/>
+          <w:b/>
+          <w:bCs/>
+        </w:rPr>
+      </w:pPr>
+      <w:r>
+        <w:rPr>
+          <w:rFonts w:ascii="標楷體" w:eastAsia="標楷體" w:hAnsi="標楷體" w:hint="eastAsia"/>
+          <w:b/>
+          <w:bCs/>
+        </w:rPr>
+        <w:t>生成式 AI 於醫療應用之潛力、風險與信任機制</w:t>
+      </w:r>
+    </w:p>
+    <w:p>
+      <w:pPr>
+        <w:ind w:firstLine="480"/>
+        <w:rPr>
+          <w:rFonts w:ascii="標楷體" w:eastAsia="標楷體" w:hAnsi="標楷體" w:hint="eastAsia"/>
+        </w:rPr>
+      </w:pPr>
+      <w:r>
+        <w:rPr>
+          <w:rFonts w:ascii="標楷體" w:eastAsia="標楷體" w:hAnsi="標楷體" w:hint="eastAsia"/>
+        </w:rPr>
+        <w:t>LLM</w:t>
+      </w:r>
+      <w:r>
+        <w:rPr>
+          <w:rFonts w:ascii="標楷體" w:eastAsia="標楷體" w:hAnsi="標楷體" w:hint="eastAsia"/>
+        </w:rPr>
+        <w:t>s</w:t>
+      </w:r>
+      <w:r>
+        <w:rPr>
+          <w:rFonts w:ascii="標楷體" w:eastAsia="標楷體" w:hAnsi="標楷體" w:hint="eastAsia"/>
+        </w:rPr>
+        <w:t>作為生成式人工智慧之核心技術，近年來已逐步展現其在醫療領域中的應用潛力。蔡甫昌與周昱辰</w:t>
+      </w:r>
+      <w:r>
+        <w:rPr>
+          <w:rFonts w:ascii="標楷體" w:eastAsia="標楷體" w:hAnsi="標楷體"/>
+        </w:rPr>
+        <w:fldChar w:fldCharType="begin"/>
+      </w:r>
+      <w:r>
+        <w:rPr>
+          <w:rFonts w:ascii="標楷體" w:eastAsia="標楷體" w:hAnsi="標楷體"/>
+        </w:rPr>
+        <w:instrText xml:space="preserve"> ADDIN EN.CITE &lt;EndNote&gt;&lt;Cite&gt;&lt;Author&gt;蔡甫昌&lt;/Author&gt;&lt;Year&gt;2025&lt;/Year&gt;&lt;RecNum&gt;12&lt;/RecNum&gt;&lt;DisplayText&gt;[7]&lt;/DisplayText&gt;&lt;record&gt;&lt;rec-number&gt;12&lt;/rec-number&gt;&lt;foreign-keys&gt;&lt;key app="EN" db-id="vf2r9etpapszafes0eapva0tz955sea0xads" timestamp="1770531802"&gt;12&lt;/key&gt;&lt;/foreign-keys&gt;&lt;ref-type name="Journal Article"&gt;17&lt;/ref-type&gt;&lt;contributors&gt;&lt;authors&gt;&lt;author&gt;蔡甫昌&lt;/author&gt;&lt;author&gt;周昱辰&lt;/author&gt;&lt;/authors&gt;&lt;/contributors&gt;&lt;titles&gt;&lt;title&gt;大型語言模型醫學應用之倫理挑戰與監理&lt;/title&gt;&lt;secondary-title&gt;台灣醫學&lt;/secondary-title&gt;&lt;/titles&gt;&lt;periodical&gt;&lt;full-title&gt;台灣醫學&lt;/full-title&gt;&lt;/periodical&gt;&lt;pages&gt;75-85&lt;/pages&gt;&lt;volume&gt;29&lt;/volume&gt;&lt;number&gt;1&lt;/number&gt;&lt;dates&gt;&lt;year&gt;2025&lt;/year&gt;&lt;/dates&gt;&lt;isbn&gt;1028-1916&lt;/isbn&gt;&lt;urls&gt;&lt;/urls&gt;&lt;/record&gt;&lt;/Cite&gt;&lt;/EndNote&gt;</w:instrText>
+      </w:r>
+      <w:r>
+        <w:rPr>
+          <w:rFonts w:ascii="標楷體" w:eastAsia="標楷體" w:hAnsi="標楷體"/>
+        </w:rPr>
+        <w:fldChar w:fldCharType="separate"/>
+      </w:r>
+      <w:r>
+        <w:rPr>
+          <w:rFonts w:ascii="標楷體" w:eastAsia="標楷體" w:hAnsi="標楷體"/>
+          <w:noProof/>
+        </w:rPr>
+        <w:t>[7]</w:t>
+      </w:r>
+      <w:r>
+        <w:rPr>
+          <w:rFonts w:ascii="標楷體" w:eastAsia="標楷體" w:hAnsi="標楷體"/>
+        </w:rPr>
+        <w:fldChar w:fldCharType="end"/>
+      </w:r>
+      <w:r>
+        <w:rPr>
+          <w:rFonts w:ascii="標楷體" w:eastAsia="標楷體" w:hAnsi="標楷體" w:hint="eastAsia"/>
+        </w:rPr>
+        <w:t>指出，LLMs 可作為臨床輔助工具，協助將醫病互動內容轉換為結構化且標準化之電子健康紀錄（Electronic Health Records, EHR），有效降低醫護人員在文書處理上的負擔。此外，在患者衛教與醫療溝通方面，生成式 AI 能將複雜的醫療法規、診療說明或手術同意書轉化為較易理解之自然語言，有助於提升病人之知情同意（Informed Consent）程度。針對高齡者或復健族群，相關研究亦顯示，AI 可依據個人資料提供客製化之健康建議與復健指引，具備縮減醫療資訊落差之潛在價值。</w:t>
+      </w:r>
+    </w:p>
+    <w:p>
+      <w:pPr>
+        <w:ind w:firstLine="480"/>
+        <w:rPr>
+          <w:rFonts w:ascii="標楷體" w:eastAsia="標楷體" w:hAnsi="標楷體" w:hint="eastAsia"/>
+        </w:rPr>
+      </w:pPr>
+      <w:r>
+        <w:rPr>
+          <w:rFonts w:ascii="標楷體" w:eastAsia="標楷體" w:hAnsi="標楷體" w:hint="eastAsia"/>
+        </w:rPr>
+        <w:t>然而，生成式 AI 在醫療場景中的應用亦伴隨顯著風險，其中最受關注者為幻覺問題，即模型可能基於機率推論生成看似合理、實際上卻不正確之醫療資訊。文獻</w:t>
+      </w:r>
+      <w:r>
+        <w:rPr>
+          <w:rFonts w:ascii="標楷體" w:eastAsia="標楷體" w:hAnsi="標楷體"/>
+        </w:rPr>
+        <w:fldChar w:fldCharType="begin"/>
+      </w:r>
+      <w:r>
+        <w:rPr>
+          <w:rFonts w:ascii="標楷體" w:eastAsia="標楷體" w:hAnsi="標楷體"/>
+        </w:rPr>
+        <w:instrText xml:space="preserve"> ADDIN EN.CITE &lt;EndNote&gt;&lt;Cite&gt;&lt;Author&gt;蔡甫昌&lt;/Author&gt;&lt;Year&gt;2025&lt;/Year&gt;&lt;RecNum&gt;12&lt;/RecNum&gt;&lt;DisplayText&gt;[7]&lt;/DisplayText&gt;&lt;record&gt;&lt;rec-number&gt;12&lt;/rec-number&gt;&lt;foreign-keys&gt;&lt;key app="EN" db-id="vf2r9etpapszafes0eapva0tz955sea0xads" timestamp="1770531802"&gt;12&lt;/key&gt;&lt;/foreign-keys&gt;&lt;ref-type name="Journal Article"&gt;17&lt;/ref-type&gt;&lt;contributors&gt;&lt;authors&gt;&lt;author&gt;蔡甫昌&lt;/author&gt;&lt;author&gt;周昱辰&lt;/author&gt;&lt;/authors&gt;&lt;/contributors&gt;&lt;titles&gt;&lt;title&gt;大型語言模型醫學應用之倫理挑戰與監理&lt;/title&gt;&lt;secondary-title&gt;台灣醫學&lt;/secondary-title&gt;&lt;/titles&gt;&lt;periodical&gt;&lt;full-title&gt;台灣醫學&lt;/full-title&gt;&lt;/periodical&gt;&lt;pages&gt;75-85&lt;/pages&gt;&lt;volume&gt;29&lt;/volume&gt;&lt;number&gt;1&lt;/number&gt;&lt;dates&gt;&lt;year&gt;2025&lt;/year&gt;&lt;/dates&gt;&lt;isbn&gt;1028-1916&lt;/isbn&gt;&lt;urls&gt;&lt;/urls&gt;&lt;/record&gt;&lt;/Cite&gt;&lt;/EndNote&gt;</w:instrText>
+      </w:r>
+      <w:r>
+        <w:rPr>
+          <w:rFonts w:ascii="標楷體" w:eastAsia="標楷體" w:hAnsi="標楷體"/>
+        </w:rPr>
+        <w:fldChar w:fldCharType="separate"/>
+      </w:r>
+      <w:r>
+        <w:rPr>
+          <w:rFonts w:ascii="標楷體" w:eastAsia="標楷體" w:hAnsi="標楷體"/>
+          <w:noProof/>
+        </w:rPr>
+        <w:t>[7]</w:t>
+      </w:r>
+      <w:r>
+        <w:rPr>
+          <w:rFonts w:ascii="標楷體" w:eastAsia="標楷體" w:hAnsi="標楷體"/>
+        </w:rPr>
+        <w:fldChar w:fldCharType="end"/>
+      </w:r>
+      <w:r>
+        <w:rPr>
+          <w:rFonts w:ascii="標楷體" w:eastAsia="標楷體" w:hAnsi="標楷體" w:hint="eastAsia"/>
+        </w:rPr>
+        <w:t>指出，由於生成式模型本質上缺乏對真實世界與醫療責任之理解，若未經適當查核即直接向使用者提供建議，可能對病人健康與醫療決策造成嚴重影響。此外，數據偏見（Data Bias）亦為重要倫理挑戰之一，若模型訓練資料未涵蓋多元族群或語言情境，生成結果可能對特定族群（如高齡者或方言使用者）產生系統性偏差，進而影響醫療公平性。</w:t>
+      </w:r>
+    </w:p>
+    <w:p>
+      <w:pPr>
+        <w:ind w:firstLine="480"/>
+        <w:rPr>
+          <w:rFonts w:ascii="標楷體" w:eastAsia="標楷體" w:hAnsi="標楷體" w:hint="eastAsia"/>
+        </w:rPr>
+      </w:pPr>
+      <w:r>
+        <w:rPr>
+          <w:rFonts w:ascii="標楷體" w:eastAsia="標楷體" w:hAnsi="標楷體" w:hint="eastAsia"/>
+        </w:rPr>
+        <w:t>基於上述風險，如何建立可驗證且具可信度之生成式醫療 AI 系統，已成為當前研究的重要課題。近年研究指出，針對醫療應用場景，傳統自然語言處理評估指標（如 ROUGE、BLEU）已不足以反映生成內容之事實正確性與臨床適切性。</w:t>
+      </w:r>
+      <w:r>
+        <w:rPr>
+          <w:rFonts w:ascii="標楷體" w:eastAsia="標楷體" w:hAnsi="標楷體" w:hint="eastAsia"/>
+          <w:noProof/>
+        </w:rPr>
+        <w:t>Tanas</w:t>
+      </w:r>
+      <w:r>
+        <w:rPr>
+          <w:rFonts w:ascii="Cambria" w:eastAsia="標楷體" w:hAnsi="Cambria" w:cs="Cambria"/>
+          <w:noProof/>
+        </w:rPr>
+        <w:t>ă</w:t>
+      </w:r>
+      <w:r>
+        <w:rPr>
+          <w:rFonts w:ascii="標楷體" w:eastAsia="標楷體" w:hAnsi="標楷體" w:hint="eastAsia"/>
+        </w:rPr>
+        <w:t xml:space="preserve">,Oprea and Bâra </w:t>
+      </w:r>
+      <w:r>
+        <w:rPr>
+          <w:rFonts w:ascii="標楷體" w:eastAsia="標楷體" w:hAnsi="標楷體"/>
+        </w:rPr>
+        <w:fldChar w:fldCharType="begin"/>
+      </w:r>
+      <w:r>
+        <w:rPr>
+          <w:rFonts w:ascii="標楷體" w:eastAsia="標楷體" w:hAnsi="標楷體"/>
+        </w:rPr>
+        <w:instrText xml:space="preserve"> ADDIN EN.CITE &lt;EndNote&gt;&lt;Cite&gt;&lt;Author&gt;Tanas</w:instrText>
+      </w:r>
+      <w:r>
+        <w:rPr>
+          <w:rFonts w:ascii="Cambria" w:eastAsia="標楷體" w:hAnsi="Cambria" w:cs="Cambria"/>
+        </w:rPr>
+        <w:instrText>ă</w:instrText>
+      </w:r>
+      <w:r>
+        <w:rPr>
+          <w:rFonts w:ascii="標楷體" w:eastAsia="標楷體" w:hAnsi="標楷體"/>
+        </w:rPr>
+        <w:instrText>&lt;/Author&gt;&lt;Year&gt;2026&lt;/Year&gt;&lt;RecNum&gt;16&lt;/RecNum&gt;&lt;DisplayText&gt;[9]&lt;/DisplayText&gt;&lt;record&gt;&lt;rec-number&gt;16&lt;/rec-number&gt;&lt;foreign-keys&gt;&lt;key app="EN" db-id="vf2r9etpapszafes0eapva0tz955sea0xads" timestamp="1770532142"&gt;16&lt;/key&gt;&lt;/foreign-keys&gt;&lt;ref-type name="Journal Article"&gt;17&lt;/ref-type&gt;&lt;contributors&gt;&lt;authors&gt;&lt;author&gt;Tanas</w:instrText>
+      </w:r>
+      <w:r>
+        <w:rPr>
+          <w:rFonts w:ascii="Cambria" w:eastAsia="標楷體" w:hAnsi="Cambria" w:cs="Cambria"/>
+        </w:rPr>
+        <w:instrText>ă</w:instrText>
+      </w:r>
+      <w:r>
+        <w:rPr>
+          <w:rFonts w:ascii="標楷體" w:eastAsia="標楷體" w:hAnsi="標楷體"/>
+        </w:rPr>
+        <w:instrText>, Andreea-Maria&lt;/author&gt;&lt;author&gt;Oprea, Simona-Vasilica&lt;/author&gt;&lt;author&gt;Bâra, Adela&lt;/author&gt;&lt;/authors&gt;&lt;/contributors&gt;&lt;titles&gt;&lt;title&gt;Designing an Architecture of a Multi-Agentic AI-Powered Virtual Assistant Using LLMs and RAG for a Medical Clinic&lt;/title&gt;&lt;secondary-title&gt;Electronics&lt;/secondary-title&gt;&lt;/titles&gt;&lt;periodical&gt;&lt;full-title&gt;Electronics&lt;/full-title&gt;&lt;/periodical&gt;&lt;pages&gt;334&lt;/pages&gt;&lt;volume&gt;15&lt;/volume&gt;&lt;number&gt;2&lt;/number&gt;&lt;dates&gt;&lt;year&gt;2026&lt;/year&gt;&lt;/dates&gt;&lt;isbn&gt;2079-9292&lt;/isbn&gt;&lt;urls&gt;&lt;/urls&gt;&lt;/record&gt;&lt;/Cite&gt;&lt;/EndNote&gt;</w:instrText>
+      </w:r>
+      <w:r>
+        <w:rPr>
+          <w:rFonts w:ascii="標楷體" w:eastAsia="標楷體" w:hAnsi="標楷體"/>
+        </w:rPr>
+        <w:fldChar w:fldCharType="separate"/>
+      </w:r>
+      <w:r>
+        <w:rPr>
+          <w:rFonts w:ascii="標楷體" w:eastAsia="標楷體" w:hAnsi="標楷體"/>
+          <w:noProof/>
+        </w:rPr>
+        <w:t>[9]</w:t>
+      </w:r>
+      <w:r>
+        <w:rPr>
+          <w:rFonts w:ascii="標楷體" w:eastAsia="標楷體" w:hAnsi="標楷體"/>
+        </w:rPr>
+        <w:fldChar w:fldCharType="end"/>
+      </w:r>
+      <w:r>
+        <w:rPr>
+          <w:rFonts w:ascii="標楷體" w:eastAsia="標楷體" w:hAnsi="標楷體" w:hint="eastAsia"/>
+        </w:rPr>
+        <w:t>提出</w:t>
+      </w:r>
+      <w:r>
+        <w:rPr>
+          <w:rFonts w:ascii="標楷體" w:eastAsia="標楷體" w:hAnsi="標楷體" w:hint="eastAsia"/>
+        </w:rPr>
+        <w:t>「LLM-as-a-Judge」之評估架構，透過性能較高之語言模型對生成結果進行多維度評估，包含相關性（Relevance）、落實度（Grounding）與完整性（Completeness），以更全面地檢驗生成內容之品質。</w:t>
+      </w:r>
+    </w:p>
+    <w:p>
+      <w:pPr>
+        <w:ind w:firstLine="480"/>
+        <w:rPr>
+          <w:rFonts w:ascii="標楷體" w:eastAsia="標楷體" w:hAnsi="標楷體"/>
+        </w:rPr>
+      </w:pPr>
+      <w:r>
+        <w:rPr>
+          <w:rFonts w:ascii="標楷體" w:eastAsia="標楷體" w:hAnsi="標楷體" w:hint="eastAsia"/>
+        </w:rPr>
+        <w:t>特別是在檢索增強生成（Retrieval-Augmented Generation, RAG）架構下，落實度（Grounding）被視為判斷系統是否產生幻覺之關鍵指標。文獻</w:t>
+      </w:r>
+      <w:r>
+        <w:rPr>
+          <w:rFonts w:ascii="標楷體" w:eastAsia="標楷體" w:hAnsi="標楷體"/>
+        </w:rPr>
+        <w:fldChar w:fldCharType="begin"/>
+      </w:r>
+      <w:r>
+        <w:rPr>
+          <w:rFonts w:ascii="標楷體" w:eastAsia="標楷體" w:hAnsi="標楷體"/>
+        </w:rPr>
+        <w:instrText xml:space="preserve"> ADDIN EN.CITE &lt;EndNote&gt;&lt;Cite&gt;&lt;Author&gt;Tanas</w:instrText>
+      </w:r>
+      <w:r>
+        <w:rPr>
+          <w:rFonts w:ascii="Cambria" w:eastAsia="標楷體" w:hAnsi="Cambria" w:cs="Cambria"/>
+        </w:rPr>
+        <w:instrText>ă</w:instrText>
+      </w:r>
+      <w:r>
+        <w:rPr>
+          <w:rFonts w:ascii="標楷體" w:eastAsia="標楷體" w:hAnsi="標楷體"/>
+        </w:rPr>
+        <w:instrText>&lt;/Author&gt;&lt;Year&gt;2026&lt;/Year&gt;&lt;RecNum&gt;16&lt;/RecNum&gt;&lt;DisplayText&gt;[9]&lt;/DisplayText&gt;&lt;record&gt;&lt;rec-number&gt;16&lt;/rec-number&gt;&lt;foreign-keys&gt;&lt;key app="EN" db-id="vf2r9etpapszafes0eapva0tz955sea0xads" timestamp="1770532142"&gt;16&lt;/key&gt;&lt;/foreign-keys&gt;&lt;ref-type name="Journal Article"&gt;17&lt;/ref-type&gt;&lt;contributors&gt;&lt;authors&gt;&lt;author&gt;Tanas</w:instrText>
+      </w:r>
+      <w:r>
+        <w:rPr>
+          <w:rFonts w:ascii="Cambria" w:eastAsia="標楷體" w:hAnsi="Cambria" w:cs="Cambria"/>
+        </w:rPr>
+        <w:instrText>ă</w:instrText>
+      </w:r>
+      <w:r>
+        <w:rPr>
+          <w:rFonts w:ascii="標楷體" w:eastAsia="標楷體" w:hAnsi="標楷體"/>
+        </w:rPr>
+        <w:instrText>, Andreea-Maria&lt;/author&gt;&lt;author&gt;Oprea, Simona-Vasilica&lt;/author&gt;&lt;author&gt;Bâra, Adela&lt;/author&gt;&lt;/authors&gt;&lt;/contributors&gt;&lt;titles&gt;&lt;title&gt;Designing an Architecture of a Multi-Agentic AI-Powered Virtual Assistant Using LLMs and RAG for a Medical Clinic&lt;/title&gt;&lt;secondary-title&gt;Electronics&lt;/secondary-title&gt;&lt;/titles&gt;&lt;periodical&gt;&lt;full-title&gt;Electronics&lt;/full-title&gt;&lt;/periodical&gt;&lt;pages&gt;334&lt;/pages&gt;&lt;volume&gt;15&lt;/volume&gt;&lt;number&gt;2&lt;/number&gt;&lt;dates&gt;&lt;year&gt;2026&lt;/year&gt;&lt;/dates&gt;&lt;isbn&gt;2079-9292&lt;/isbn&gt;&lt;urls&gt;&lt;/urls&gt;&lt;/record&gt;&lt;/Cite&gt;&lt;/EndNote&gt;</w:instrText>
+      </w:r>
+      <w:r>
+        <w:rPr>
+          <w:rFonts w:ascii="標楷體" w:eastAsia="標楷體" w:hAnsi="標楷體"/>
+        </w:rPr>
+        <w:fldChar w:fldCharType="separate"/>
+      </w:r>
+      <w:r>
+        <w:rPr>
+          <w:rFonts w:ascii="標楷體" w:eastAsia="標楷體" w:hAnsi="標楷體"/>
+          <w:noProof/>
+        </w:rPr>
+        <w:t>[9]</w:t>
+      </w:r>
+      <w:r>
+        <w:rPr>
+          <w:rFonts w:ascii="標楷體" w:eastAsia="標楷體" w:hAnsi="標楷體"/>
+        </w:rPr>
+        <w:fldChar w:fldCharType="end"/>
+      </w:r>
+      <w:r>
+        <w:rPr>
+          <w:rFonts w:ascii="標楷體" w:eastAsia="標楷體" w:hAnsi="標楷體" w:hint="eastAsia"/>
+        </w:rPr>
+        <w:t>中提到，可透過餘弦相似度（Cosine Similarity）計算生成文本與原始查核資料（如官方醫療指引或政府資料庫）之向量距離，以驗證系統回應是否確實依據可靠來源生成。</w:t>
+      </w:r>
+    </w:p>
+    <w:p>
+      <w:pPr>
+        <w:ind w:firstLine="480"/>
+        <w:rPr>
+          <w:rFonts w:ascii="標楷體" w:eastAsia="標楷體" w:hAnsi="標楷體" w:hint="eastAsia"/>
+        </w:rPr>
+      </w:pPr>
+      <w:r>
+        <w:rPr>
+          <w:rFonts w:ascii="標楷體" w:eastAsia="標楷體" w:hAnsi="標楷體" w:hint="eastAsia"/>
+        </w:rPr>
+        <w:t>此外</w:t>
+      </w:r>
+      <w:r>
+        <w:rPr>
+          <w:rFonts w:ascii="標楷體" w:eastAsia="標楷體" w:hAnsi="標楷體" w:hint="eastAsia"/>
+        </w:rPr>
+        <w:t>，</w:t>
+      </w:r>
+      <w:r>
+        <w:rPr>
+          <w:rFonts w:ascii="標楷體" w:eastAsia="標楷體" w:hAnsi="標楷體" w:hint="eastAsia"/>
+        </w:rPr>
+        <w:t>文獻</w:t>
+      </w:r>
+      <w:r>
+        <w:rPr>
+          <w:rFonts w:ascii="標楷體" w:eastAsia="標楷體" w:hAnsi="標楷體"/>
+        </w:rPr>
+        <w:fldChar w:fldCharType="begin"/>
+      </w:r>
+      <w:r>
+        <w:rPr>
+          <w:rFonts w:ascii="標楷體" w:eastAsia="標楷體" w:hAnsi="標楷體"/>
+        </w:rPr>
+        <w:instrText xml:space="preserve"> ADDIN EN.CITE &lt;EndNote&gt;&lt;Cite&gt;&lt;Author&gt;Chen&lt;/Author&gt;&lt;Year&gt;2024&lt;/Year&gt;&lt;RecNum&gt;17&lt;/RecNum&gt;&lt;DisplayText&gt;[10]&lt;/DisplayText&gt;&lt;record&gt;&lt;rec-number&gt;17&lt;/rec-number&gt;&lt;foreign-keys&gt;&lt;key app="EN" db-id="vf2r9etpapszafes0eapva0tz955sea0xads" timestamp="1770532180"&gt;17&lt;/key&gt;&lt;/foreign-keys&gt;&lt;ref-type name="Journal Article"&gt;17&lt;/ref-type&gt;&lt;contributors&gt;&lt;authors&gt;&lt;author&gt;Chen, Yanfang&lt;/author&gt;&lt;author&gt;Chen, Ding&lt;/author&gt;&lt;author&gt;Song, Shichao&lt;/author&gt;&lt;author&gt;Niu, Simin&lt;/author&gt;&lt;author&gt;Wang, Hanyu&lt;/author&gt;&lt;author&gt;Tang, Zeyun&lt;/author&gt;&lt;author&gt;Xiong, Feiyu&lt;/author&gt;&lt;author&gt;Li, Zhiyu&lt;/author&gt;&lt;/authors&gt;&lt;/contributors&gt;&lt;titles&gt;&lt;title&gt;Hrde: Retrieval-augmented large language models for chinese health rumor detection and explainability&lt;/title&gt;&lt;secondary-title&gt;arXiv preprint arXiv:2407.00668&lt;/secondary-title&gt;&lt;/titles&gt;&lt;periodical&gt;&lt;full-title&gt;arXiv preprint arXiv:2407.00668&lt;/full-title&gt;&lt;/periodical&gt;&lt;dates&gt;&lt;year&gt;2024&lt;/year&gt;&lt;/dates&gt;&lt;urls&gt;&lt;/urls&gt;&lt;/record&gt;&lt;/Cite&gt;&lt;/EndNote&gt;</w:instrText>
+      </w:r>
+      <w:r>
+        <w:rPr>
+          <w:rFonts w:ascii="標楷體" w:eastAsia="標楷體" w:hAnsi="標楷體"/>
+        </w:rPr>
+        <w:fldChar w:fldCharType="separate"/>
+      </w:r>
+      <w:r>
+        <w:rPr>
+          <w:rFonts w:ascii="標楷體" w:eastAsia="標楷體" w:hAnsi="標楷體"/>
+          <w:noProof/>
+        </w:rPr>
+        <w:t>[10]</w:t>
+      </w:r>
+      <w:r>
+        <w:rPr>
+          <w:rFonts w:ascii="標楷體" w:eastAsia="標楷體" w:hAnsi="標楷體"/>
+        </w:rPr>
+        <w:fldChar w:fldCharType="end"/>
+      </w:r>
+      <w:r>
+        <w:rPr>
+          <w:rFonts w:ascii="標楷體" w:eastAsia="標楷體" w:hAnsi="標楷體" w:hint="eastAsia"/>
+        </w:rPr>
+        <w:t>應用</w:t>
+      </w:r>
+      <w:r>
+        <w:rPr>
+          <w:rFonts w:ascii="標楷體" w:eastAsia="標楷體" w:hAnsi="標楷體" w:hint="eastAsia"/>
+        </w:rPr>
+        <w:t>了</w:t>
+      </w:r>
+      <w:r>
+        <w:rPr>
+          <w:rFonts w:ascii="標楷體" w:eastAsia="標楷體" w:hAnsi="標楷體" w:hint="eastAsia"/>
+        </w:rPr>
+        <w:t xml:space="preserve"> HyDE（Hypothetical Document Embeddings） 技術，先用相對小快速的LLM對使用者查詢（query）進行初步生成回應，再以該</w:t>
+      </w:r>
+      <w:r>
+        <w:rPr>
+          <w:rFonts w:ascii="標楷體" w:eastAsia="標楷體" w:hAnsi="標楷體" w:hint="eastAsia"/>
+        </w:rPr>
+        <w:t>回應</w:t>
+      </w:r>
+      <w:r>
+        <w:rPr>
+          <w:rFonts w:ascii="標楷體" w:eastAsia="標楷體" w:hAnsi="標楷體" w:hint="eastAsia"/>
+        </w:rPr>
+        <w:t>進行向量化，提升查詢向量與文件向量之間的語意相關性。透過此混合式檢索架構，可有效提升檢索結果的準確度，進而改善整體醫療資訊判斷表現。</w:t>
+      </w:r>
+    </w:p>
+    <w:p>
+      <w:pPr>
+        <w:ind w:firstLine="480"/>
+        <w:rPr>
+          <w:rFonts w:ascii="標楷體" w:eastAsia="標楷體" w:hAnsi="標楷體"/>
+        </w:rPr>
+      </w:pPr>
+      <w:r>
+        <w:rPr>
+          <w:rFonts w:ascii="標楷體" w:eastAsia="標楷體" w:hAnsi="標楷體" w:hint="eastAsia"/>
+        </w:rPr>
+        <w:t>針對AI</w:t>
+      </w:r>
+      <w:r>
+        <w:rPr>
+          <w:rFonts w:ascii="標楷體" w:eastAsia="標楷體" w:hAnsi="標楷體" w:hint="eastAsia"/>
+        </w:rPr>
+        <w:t>醫療</w:t>
+      </w:r>
+      <w:r>
+        <w:rPr>
+          <w:rFonts w:ascii="標楷體" w:eastAsia="標楷體" w:hAnsi="標楷體" w:hint="eastAsia"/>
+        </w:rPr>
+        <w:t>在中文語境下的表現，</w:t>
+      </w:r>
+      <w:r>
+        <w:rPr>
+          <w:rFonts w:ascii="標楷體" w:eastAsia="標楷體" w:hAnsi="標楷體" w:hint="eastAsia"/>
+        </w:rPr>
+        <w:t>由於</w:t>
+      </w:r>
+      <w:r>
+        <w:rPr>
+          <w:rFonts w:ascii="標楷體" w:eastAsia="標楷體" w:hAnsi="標楷體" w:hint="eastAsia"/>
+        </w:rPr>
+        <w:t>目前中文醫療闢謠資料相對不足，因此</w:t>
+      </w:r>
+      <w:r>
+        <w:rPr>
+          <w:rFonts w:ascii="標楷體" w:eastAsia="標楷體" w:hAnsi="標楷體" w:hint="eastAsia"/>
+        </w:rPr>
+        <w:t>該研究</w:t>
+      </w:r>
+      <w:r>
+        <w:rPr>
+          <w:rFonts w:ascii="標楷體" w:eastAsia="標楷體" w:hAnsi="標楷體"/>
+        </w:rPr>
+        <w:fldChar w:fldCharType="begin"/>
+      </w:r>
+      <w:r>
+        <w:rPr>
+          <w:rFonts w:ascii="標楷體" w:eastAsia="標楷體" w:hAnsi="標楷體"/>
+        </w:rPr>
+        <w:instrText xml:space="preserve"> ADDIN EN.CITE &lt;EndNote&gt;&lt;Cite&gt;&lt;Author&gt;Chen&lt;/Author&gt;&lt;Year&gt;2024&lt;/Year&gt;&lt;RecNum&gt;17&lt;/RecNum&gt;&lt;DisplayText&gt;[10]&lt;/DisplayText&gt;&lt;record&gt;&lt;rec-number&gt;17&lt;/rec-number&gt;&lt;foreign-keys&gt;&lt;key app="EN" db-id="vf2r9etpapszafes0eapva0tz955sea0xads" timestamp="1770532180"&gt;17&lt;/key&gt;&lt;/foreign-keys&gt;&lt;ref-type name="Journal Article"&gt;17&lt;/ref-type&gt;&lt;contributors&gt;&lt;authors&gt;&lt;author&gt;Chen, Yanfang&lt;/author&gt;&lt;author&gt;Chen, Ding&lt;/author&gt;&lt;author&gt;Song, Shichao&lt;/author&gt;&lt;author&gt;Niu, Simin&lt;/author&gt;&lt;author&gt;Wang, Hanyu&lt;/author&gt;&lt;author&gt;Tang, Zeyun&lt;/author&gt;&lt;author&gt;Xiong, Feiyu&lt;/author&gt;&lt;author&gt;Li, Zhiyu&lt;/author&gt;&lt;/authors&gt;&lt;/contributors&gt;&lt;titles&gt;&lt;title&gt;Hrde: Retrieval-augmented large language models for chinese health rumor detection and explainability&lt;/title&gt;&lt;secondary-title&gt;arXiv preprint arXiv:2407.00668&lt;/secondary-title&gt;&lt;/titles&gt;&lt;periodical&gt;&lt;full-title&gt;arXiv preprint arXiv:2407.00668&lt;/full-title&gt;&lt;/periodical&gt;&lt;dates&gt;&lt;year&gt;2024&lt;/year&gt;&lt;/dates&gt;&lt;urls&gt;&lt;/urls&gt;&lt;/record&gt;&lt;/Cite&gt;&lt;/EndNote&gt;</w:instrText>
+      </w:r>
+      <w:r>
+        <w:rPr>
+          <w:rFonts w:ascii="標楷體" w:eastAsia="標楷體" w:hAnsi="標楷體"/>
+        </w:rPr>
+        <w:fldChar w:fldCharType="separate"/>
+      </w:r>
+      <w:r>
+        <w:rPr>
+          <w:rFonts w:ascii="標楷體" w:eastAsia="標楷體" w:hAnsi="標楷體"/>
+          <w:noProof/>
+        </w:rPr>
+        <w:t>[10]</w:t>
+      </w:r>
+      <w:r>
+        <w:rPr>
+          <w:rFonts w:ascii="標楷體" w:eastAsia="標楷體" w:hAnsi="標楷體"/>
+        </w:rPr>
+        <w:fldChar w:fldCharType="end"/>
+      </w:r>
+      <w:r>
+        <w:rPr>
+          <w:rFonts w:ascii="標楷體" w:eastAsia="標楷體" w:hAnsi="標楷體" w:hint="eastAsia"/>
+        </w:rPr>
+        <w:t>透過爬蟲技術蒐集健康網站上的內容，並利用LLM(GPT-3.5)自動生成對應的謠言說明、闢謠內容與正確醫學回答，建立結構化的中文健康謠言資料集，作為後續模型訓練與評估的重要基礎。</w:t>
+      </w:r>
+    </w:p>
+    <w:p>
+      <w:pPr>
+        <w:ind w:firstLine="480"/>
+        <w:rPr>
+          <w:rFonts w:ascii="標楷體" w:eastAsia="標楷體" w:hAnsi="標楷體" w:hint="eastAsia"/>
+        </w:rPr>
+      </w:pPr>
+      <w:r>
+        <w:rPr>
+          <w:rFonts w:ascii="標楷體" w:eastAsia="標楷體" w:hAnsi="標楷體" w:hint="eastAsia"/>
+        </w:rPr>
+        <w:lastRenderedPageBreak/>
+        <w:t>醫療大型語言模型的訓練，</w:t>
+      </w:r>
+      <w:r>
+        <w:rPr>
+          <w:rFonts w:ascii="標楷體" w:eastAsia="標楷體" w:hAnsi="標楷體" w:hint="eastAsia"/>
+        </w:rPr>
+        <w:t>該研究</w:t>
+      </w:r>
+      <w:r>
+        <w:rPr>
+          <w:rFonts w:ascii="標楷體" w:eastAsia="標楷體" w:hAnsi="標楷體"/>
+        </w:rPr>
+        <w:fldChar w:fldCharType="begin"/>
+      </w:r>
+      <w:r>
+        <w:rPr>
+          <w:rFonts w:ascii="標楷體" w:eastAsia="標楷體" w:hAnsi="標楷體"/>
+        </w:rPr>
+        <w:instrText xml:space="preserve"> ADDIN EN.CITE &lt;EndNote&gt;&lt;Cite&gt;&lt;Author&gt;Chen&lt;/Author&gt;&lt;Year&gt;2024&lt;/Year&gt;&lt;RecNum&gt;17&lt;/RecNum&gt;&lt;DisplayText&gt;[10]&lt;/DisplayText&gt;&lt;record&gt;&lt;rec-number&gt;17&lt;/rec-number&gt;&lt;foreign-keys&gt;&lt;key app="EN" db-id="vf2r9etpapszafes0eapva0tz955sea0xads" timestamp="1770532180"&gt;17&lt;/key&gt;&lt;/foreign-keys&gt;&lt;ref-type name="Journal Article"&gt;17&lt;/ref-type&gt;&lt;contributors&gt;&lt;authors&gt;&lt;author&gt;Chen, Yanfang&lt;/author&gt;&lt;author&gt;Chen, Ding&lt;/author&gt;&lt;author&gt;Song, Shichao&lt;/author&gt;&lt;author&gt;Niu, Simin&lt;/author&gt;&lt;author&gt;Wang, Hanyu&lt;/author&gt;&lt;author&gt;Tang, Zeyun&lt;/author&gt;&lt;author&gt;Xiong, Feiyu&lt;/author&gt;&lt;author&gt;Li, Zhiyu&lt;/author&gt;&lt;/authors&gt;&lt;/contributors&gt;&lt;titles&gt;&lt;title&gt;Hrde: Retrieval-augmented large language models for chinese health rumor detection and explainability&lt;/title&gt;&lt;secondary-title&gt;arXiv preprint arXiv:2407.00668&lt;/secondary-title&gt;&lt;/titles&gt;&lt;periodical&gt;&lt;full-title&gt;arXiv preprint arXiv:2407.00668&lt;/full-title&gt;&lt;/periodical&gt;&lt;dates&gt;&lt;year&gt;2024&lt;/year&gt;&lt;/dates&gt;&lt;urls&gt;&lt;/urls&gt;&lt;/record&gt;&lt;/Cite&gt;&lt;/EndNote&gt;</w:instrText>
+      </w:r>
+      <w:r>
+        <w:rPr>
+          <w:rFonts w:ascii="標楷體" w:eastAsia="標楷體" w:hAnsi="標楷體"/>
+        </w:rPr>
+        <w:fldChar w:fldCharType="separate"/>
+      </w:r>
+      <w:r>
+        <w:rPr>
+          <w:rFonts w:ascii="標楷體" w:eastAsia="標楷體" w:hAnsi="標楷體"/>
+          <w:noProof/>
+        </w:rPr>
+        <w:t>[10]</w:t>
+      </w:r>
+      <w:r>
+        <w:rPr>
+          <w:rFonts w:ascii="標楷體" w:eastAsia="標楷體" w:hAnsi="標楷體"/>
+        </w:rPr>
+        <w:fldChar w:fldCharType="end"/>
+      </w:r>
+      <w:r>
+        <w:rPr>
+          <w:rFonts w:ascii="標楷體" w:eastAsia="標楷體" w:hAnsi="標楷體" w:hint="eastAsia"/>
+        </w:rPr>
+        <w:t>使</w:t>
+      </w:r>
+      <w:r>
+        <w:rPr>
+          <w:rFonts w:ascii="標楷體" w:eastAsia="標楷體" w:hAnsi="標楷體" w:hint="eastAsia"/>
+        </w:rPr>
+        <w:t>用監督式微調（Supervised Fine-Tuning, SFT），</w:t>
+      </w:r>
+      <w:r>
+        <w:rPr>
+          <w:rFonts w:ascii="標楷體" w:eastAsia="標楷體" w:hAnsi="標楷體" w:hint="eastAsia"/>
+        </w:rPr>
+        <w:t>以</w:t>
+      </w:r>
+      <w:r>
+        <w:rPr>
+          <w:rFonts w:ascii="標楷體" w:eastAsia="標楷體" w:hAnsi="標楷體"/>
+        </w:rPr>
+        <w:t>qwen1.5-14B-Chat</w:t>
+      </w:r>
+      <w:r>
+        <w:rPr>
+          <w:rFonts w:ascii="標楷體" w:eastAsia="標楷體" w:hAnsi="標楷體" w:hint="eastAsia"/>
+        </w:rPr>
+        <w:t>(中文LLM)</w:t>
+      </w:r>
+      <w:r>
+        <w:rPr>
+          <w:rFonts w:ascii="標楷體" w:eastAsia="標楷體" w:hAnsi="標楷體" w:hint="eastAsia"/>
+        </w:rPr>
+        <w:t>為基礎進行微調，訓練過程用GPT-4作為教師模型（teacher model）針對部分健康問題生成謠言判斷及回應分析，作為SFT的標準答案，引導其於醫療資訊及謠言判斷邏輯與回應。</w:t>
+      </w:r>
+      <w:r>
+        <w:rPr>
+          <w:rFonts w:ascii="標楷體" w:eastAsia="標楷體" w:hAnsi="標楷體" w:hint="eastAsia"/>
+        </w:rPr>
+        <w:t>本系統於</w:t>
+      </w:r>
+      <w:r>
+        <w:rPr>
+          <w:rFonts w:ascii="標楷體" w:eastAsia="標楷體" w:hAnsi="標楷體" w:hint="eastAsia"/>
+        </w:rPr>
+        <w:t>AI醫療應用上</w:t>
+      </w:r>
+      <w:r>
+        <w:rPr>
+          <w:rFonts w:ascii="標楷體" w:eastAsia="標楷體" w:hAnsi="標楷體" w:hint="eastAsia"/>
+        </w:rPr>
+        <w:t>可借鑑</w:t>
+      </w:r>
+      <w:r>
+        <w:rPr>
+          <w:rFonts w:ascii="標楷體" w:eastAsia="標楷體" w:hAnsi="標楷體" w:hint="eastAsia"/>
+        </w:rPr>
+        <w:t>以上研究之方法</w:t>
+      </w:r>
+      <w:r>
+        <w:rPr>
+          <w:rFonts w:ascii="標楷體" w:eastAsia="標楷體" w:hAnsi="標楷體" w:hint="eastAsia"/>
+        </w:rPr>
+        <w:t>，提升</w:t>
+      </w:r>
+      <w:r>
+        <w:rPr>
+          <w:rFonts w:ascii="標楷體" w:eastAsia="標楷體" w:hAnsi="標楷體" w:hint="eastAsia"/>
+        </w:rPr>
+        <w:t>系統可用性</w:t>
+      </w:r>
+      <w:r>
+        <w:rPr>
+          <w:rFonts w:ascii="標楷體" w:eastAsia="標楷體" w:hAnsi="標楷體" w:hint="eastAsia"/>
+        </w:rPr>
+        <w:t>。</w:t>
+      </w:r>
+    </w:p>
+    <w:p>
+      <w:pPr>
+        <w:pStyle w:val="a3"/>
+        <w:numPr>
+          <w:ilvl w:val="0"/>
           <w:numId w:val="1"/>
         </w:numPr>
         <w:ind w:leftChars="0"/>
@@ -108,23 +1630,6 @@
           <w:szCs w:val="28"/>
         </w:rPr>
         <w:t>研究方法及步驟</w:t>
-      </w:r>
-    </w:p>
-    <w:p>
-      <w:pPr>
-        <w:ind w:firstLine="480"/>
-        <w:rPr>
-          <w:rFonts w:ascii="標楷體" w:eastAsia="標楷體" w:hAnsi="標楷體"/>
-          <w:szCs w:val="24"/>
-        </w:rPr>
-      </w:pPr>
-      <w:r>
-        <w:rPr>
-          <w:rFonts w:ascii="標楷體" w:eastAsia="標楷體" w:hAnsi="標楷體" w:cs="Times New Roman" w:hint="eastAsia"/>
-          <w:color w:val="000000"/>
-          <w:szCs w:val="24"/>
-        </w:rPr>
-        <w:t>本研究將依循軟體工程流程與方法進行需求分析、架構與介面設計、系統實作、單元測試、系統功能與效能測試。</w:t>
       </w:r>
     </w:p>
     <w:p>
@@ -162,7 +1667,7 @@
         <w:rPr>
           <w:rFonts w:ascii="標楷體" w:eastAsia="標楷體" w:hAnsi="標楷體" w:hint="eastAsia"/>
         </w:rPr>
-        <w:t>本研究根據上述之研究動機分析，在分析既有健康及醫療資源軟體之優缺點後，我們擬定了此應用系統的使用者需求，底下列出較核心的功能需求。</w:t>
+        <w:t>根據上述之研究動機分析，在分析既有健康及醫療資源軟體之優缺點後，擬定了此應用系統的使用者需求，列出較核心的功能需求。</w:t>
       </w:r>
     </w:p>
     <w:p>
@@ -185,88 +1690,46 @@
           <w:b/>
           <w:bCs/>
         </w:rPr>
-        <w:t>LINE 帳號整合與互動基礎 (LINE Interaction &amp; User Management)</w:t>
-      </w:r>
-    </w:p>
-    <w:p>
-      <w:pPr>
-        <w:rPr>
-          <w:rFonts w:ascii="標楷體" w:eastAsia="標楷體" w:hAnsi="標楷體"/>
-        </w:rPr>
-      </w:pPr>
-      <w:r>
-        <w:rPr>
-          <w:rFonts w:ascii="標楷體" w:eastAsia="標楷體" w:hAnsi="標楷體" w:hint="eastAsia"/>
-        </w:rPr>
-        <w:t>A-1. LINE 帳號</w:t>
-      </w:r>
-      <w:proofErr w:type="gramStart"/>
-      <w:r>
-        <w:rPr>
-          <w:rFonts w:ascii="標楷體" w:eastAsia="標楷體" w:hAnsi="標楷體" w:hint="eastAsia"/>
-        </w:rPr>
-        <w:t>一</w:t>
-      </w:r>
-      <w:proofErr w:type="gramEnd"/>
-      <w:r>
-        <w:rPr>
-          <w:rFonts w:ascii="標楷體" w:eastAsia="標楷體" w:hAnsi="標楷體" w:hint="eastAsia"/>
-        </w:rPr>
-        <w:t>鍵互動： 使用者僅需加入 LINE 帳號即可開始對話，無需額外學習 App 或進行複雜設定。</w:t>
-      </w:r>
-    </w:p>
-    <w:p>
-      <w:pPr>
-        <w:rPr>
-          <w:rFonts w:ascii="標楷體" w:eastAsia="標楷體" w:hAnsi="標楷體"/>
-        </w:rPr>
-      </w:pPr>
-      <w:r>
-        <w:rPr>
-          <w:rFonts w:ascii="標楷體" w:eastAsia="標楷體" w:hAnsi="標楷體" w:hint="eastAsia"/>
-        </w:rPr>
-        <w:t xml:space="preserve">A-2. </w:t>
-      </w:r>
-      <w:proofErr w:type="gramStart"/>
-      <w:r>
-        <w:rPr>
-          <w:rFonts w:ascii="標楷體" w:eastAsia="標楷體" w:hAnsi="標楷體" w:hint="eastAsia"/>
-        </w:rPr>
-        <w:t>多輪對話</w:t>
-      </w:r>
-      <w:proofErr w:type="gramEnd"/>
-      <w:r>
-        <w:rPr>
-          <w:rFonts w:ascii="標楷體" w:eastAsia="標楷體" w:hAnsi="標楷體" w:hint="eastAsia"/>
-        </w:rPr>
-        <w:t>引導： 系統</w:t>
-      </w:r>
-      <w:proofErr w:type="gramStart"/>
-      <w:r>
-        <w:rPr>
-          <w:rFonts w:ascii="標楷體" w:eastAsia="標楷體" w:hAnsi="標楷體" w:hint="eastAsia"/>
-        </w:rPr>
-        <w:t>支援多輪對話</w:t>
-      </w:r>
-      <w:proofErr w:type="gramEnd"/>
-      <w:r>
-        <w:rPr>
-          <w:rFonts w:ascii="標楷體" w:eastAsia="標楷體" w:hAnsi="標楷體" w:hint="eastAsia"/>
-        </w:rPr>
-        <w:t>流程，能引導使用者提供正確的健康或定位資訊。</w:t>
-      </w:r>
-    </w:p>
-    <w:p>
-      <w:pPr>
-        <w:rPr>
-          <w:rFonts w:ascii="標楷體" w:eastAsia="標楷體" w:hAnsi="標楷體"/>
-        </w:rPr>
-      </w:pPr>
-      <w:r>
-        <w:rPr>
-          <w:rFonts w:ascii="標楷體" w:eastAsia="標楷體" w:hAnsi="標楷體" w:hint="eastAsia"/>
-        </w:rPr>
-        <w:t>A-3. 使用者偏好設定： 透過 LIFF 介面，管理使用者個人資料、慣用語言（如台語、國語或外籍移工母語）及 AI 回應風格。</w:t>
+        <w:t>即時通訊互動與使用者管理（Messaging-based Interaction &amp; User Management）</w:t>
+      </w:r>
+    </w:p>
+    <w:p>
+      <w:pPr>
+        <w:rPr>
+          <w:rFonts w:ascii="標楷體" w:eastAsia="標楷體" w:hAnsi="標楷體" w:hint="eastAsia"/>
+        </w:rPr>
+      </w:pPr>
+      <w:r>
+        <w:rPr>
+          <w:rFonts w:ascii="標楷體" w:eastAsia="標楷體" w:hAnsi="標楷體" w:hint="eastAsia"/>
+        </w:rPr>
+        <w:t>A-1. 即時通訊平台互動介面：使用者可透過主流即時通訊平台（如 LINE）加入系統並開始互動，無需額外安裝專屬應用程式或進行複雜設定。</w:t>
+      </w:r>
+    </w:p>
+    <w:p>
+      <w:pPr>
+        <w:rPr>
+          <w:rFonts w:ascii="標楷體" w:eastAsia="標楷體" w:hAnsi="標楷體" w:hint="eastAsia"/>
+        </w:rPr>
+      </w:pPr>
+      <w:r>
+        <w:rPr>
+          <w:rFonts w:ascii="標楷體" w:eastAsia="標楷體" w:hAnsi="標楷體" w:hint="eastAsia"/>
+        </w:rPr>
+        <w:t>A-2. 多輪對話式引導機制：系統支援多輪對話流程，能逐步引導使用者提供必要之健康相關或定位資訊，以提升資料蒐集的正確性與完整性。</w:t>
+      </w:r>
+    </w:p>
+    <w:p>
+      <w:pPr>
+        <w:rPr>
+          <w:rFonts w:ascii="標楷體" w:eastAsia="標楷體" w:hAnsi="標楷體"/>
+        </w:rPr>
+      </w:pPr>
+      <w:r>
+        <w:rPr>
+          <w:rFonts w:ascii="標楷體" w:eastAsia="標楷體" w:hAnsi="標楷體" w:hint="eastAsia"/>
+        </w:rPr>
+        <w:t>A-3. 使用者偏好與介面設定：透過輕量化前端介面（如 LIFF），管理使用者基本資料、慣用語言（如台語、國語或外籍移工母語）及回應呈現方式。</w:t>
       </w:r>
     </w:p>
     <w:p>
@@ -302,46 +1765,46 @@
         <w:rPr>
           <w:rFonts w:ascii="標楷體" w:eastAsia="標楷體" w:hAnsi="標楷體" w:hint="eastAsia"/>
         </w:rPr>
-        <w:t>B-1. 需求意圖判斷： 系統能自動辨識使用者是「尋求醫療協助（急需就醫）」或「詢問一般健康問題（知識查詢）」。</w:t>
-      </w:r>
-    </w:p>
-    <w:p>
-      <w:pPr>
-        <w:rPr>
-          <w:rFonts w:ascii="標楷體" w:eastAsia="標楷體" w:hAnsi="標楷體"/>
-        </w:rPr>
-      </w:pPr>
-      <w:r>
-        <w:rPr>
-          <w:rFonts w:ascii="標楷體" w:eastAsia="標楷體" w:hAnsi="標楷體" w:hint="eastAsia"/>
-        </w:rPr>
-        <w:t>B-2. 內容真偽性驗證： 對於一般健康問題，系統需判定文字內容是否具備可驗證性，並回傳查核結果。</w:t>
-      </w:r>
-    </w:p>
-    <w:p>
-      <w:pPr>
-        <w:rPr>
-          <w:rFonts w:ascii="標楷體" w:eastAsia="標楷體" w:hAnsi="標楷體"/>
-        </w:rPr>
-      </w:pPr>
-      <w:r>
-        <w:rPr>
-          <w:rFonts w:ascii="標楷體" w:eastAsia="標楷體" w:hAnsi="標楷體" w:hint="eastAsia"/>
-        </w:rPr>
-        <w:t>B-3. 初步醫療建議： 針對醫療協助需求，系統提供非診斷性的初步解決建議。</w:t>
-      </w:r>
-    </w:p>
-    <w:p>
-      <w:pPr>
-        <w:rPr>
-          <w:rFonts w:ascii="標楷體" w:eastAsia="標楷體" w:hAnsi="標楷體"/>
-        </w:rPr>
-      </w:pPr>
-      <w:r>
-        <w:rPr>
-          <w:rFonts w:ascii="標楷體" w:eastAsia="標楷體" w:hAnsi="標楷體" w:hint="eastAsia"/>
-        </w:rPr>
-        <w:t>B-4. AI 透明性標示： 針對不可驗證之內容，系統需明確標示為 AI 生成，以確保資訊安全與透明性。</w:t>
+        <w:t>B-1. 需求意圖判斷：系統能自動辨識使用者是「尋求醫療協助（急需就醫）」或「詢問一般健康問題（知識查詢）」。</w:t>
+      </w:r>
+    </w:p>
+    <w:p>
+      <w:pPr>
+        <w:rPr>
+          <w:rFonts w:ascii="標楷體" w:eastAsia="標楷體" w:hAnsi="標楷體"/>
+        </w:rPr>
+      </w:pPr>
+      <w:r>
+        <w:rPr>
+          <w:rFonts w:ascii="標楷體" w:eastAsia="標楷體" w:hAnsi="標楷體" w:hint="eastAsia"/>
+        </w:rPr>
+        <w:t>B-2. 內容真偽性驗證：對於一般健康問題，系統需判定文字內容是否具備可驗證性，並回傳查核結果。</w:t>
+      </w:r>
+    </w:p>
+    <w:p>
+      <w:pPr>
+        <w:rPr>
+          <w:rFonts w:ascii="標楷體" w:eastAsia="標楷體" w:hAnsi="標楷體"/>
+        </w:rPr>
+      </w:pPr>
+      <w:r>
+        <w:rPr>
+          <w:rFonts w:ascii="標楷體" w:eastAsia="標楷體" w:hAnsi="標楷體" w:hint="eastAsia"/>
+        </w:rPr>
+        <w:t>B-3. 初步醫療建議：針對醫療協助需求，系統提供非診斷性的初步解決建議。</w:t>
+      </w:r>
+    </w:p>
+    <w:p>
+      <w:pPr>
+        <w:rPr>
+          <w:rFonts w:ascii="標楷體" w:eastAsia="標楷體" w:hAnsi="標楷體"/>
+        </w:rPr>
+      </w:pPr>
+      <w:r>
+        <w:rPr>
+          <w:rFonts w:ascii="標楷體" w:eastAsia="標楷體" w:hAnsi="標楷體" w:hint="eastAsia"/>
+        </w:rPr>
+        <w:t>B-4. AI 透明性標示：針對不可驗證之內容，系統需明確標示為 AI 生成，以確保資訊安全與透明性。</w:t>
       </w:r>
     </w:p>
     <w:p>
@@ -377,34 +1840,20 @@
         <w:rPr>
           <w:rFonts w:ascii="標楷體" w:eastAsia="標楷體" w:hAnsi="標楷體" w:hint="eastAsia"/>
         </w:rPr>
-        <w:t>C-1. 鄰近醫療院所搜尋： 整合 GPS 定位與政府開放資料，自動搜尋使用者周邊的醫院、診所或藥局資源。</w:t>
-      </w:r>
-    </w:p>
-    <w:p>
-      <w:pPr>
-        <w:rPr>
-          <w:rFonts w:ascii="標楷體" w:eastAsia="標楷體" w:hAnsi="標楷體"/>
-        </w:rPr>
-      </w:pPr>
-      <w:r>
-        <w:rPr>
-          <w:rFonts w:ascii="標楷體" w:eastAsia="標楷體" w:hAnsi="標楷體" w:hint="eastAsia"/>
-        </w:rPr>
-        <w:t>C-2. 掛號資訊指引： 提供搜尋結果之詳細資訊、</w:t>
-      </w:r>
-      <w:proofErr w:type="gramStart"/>
-      <w:r>
-        <w:rPr>
-          <w:rFonts w:ascii="標楷體" w:eastAsia="標楷體" w:hAnsi="標楷體" w:hint="eastAsia"/>
-        </w:rPr>
-        <w:t>線上掛號</w:t>
-      </w:r>
-      <w:proofErr w:type="gramEnd"/>
-      <w:r>
-        <w:rPr>
-          <w:rFonts w:ascii="標楷體" w:eastAsia="標楷體" w:hAnsi="標楷體" w:hint="eastAsia"/>
-        </w:rPr>
-        <w:t>連結或診所聯絡資訊。</w:t>
+        <w:t>C-1. 鄰近醫療院所搜尋：整合 GPS 定位與政府開放資料，自動搜尋使用者周邊的醫院、診所或藥局資源。</w:t>
+      </w:r>
+    </w:p>
+    <w:p>
+      <w:pPr>
+        <w:rPr>
+          <w:rFonts w:ascii="標楷體" w:eastAsia="標楷體" w:hAnsi="標楷體"/>
+        </w:rPr>
+      </w:pPr>
+      <w:r>
+        <w:rPr>
+          <w:rFonts w:ascii="標楷體" w:eastAsia="標楷體" w:hAnsi="標楷體" w:hint="eastAsia"/>
+        </w:rPr>
+        <w:t>C-2. 掛號資訊指引：提供搜尋結果之詳細資訊、線上掛號連結或診所聯絡資訊。</w:t>
       </w:r>
     </w:p>
     <w:p>
@@ -440,7 +1889,33 @@
         <w:rPr>
           <w:rFonts w:ascii="標楷體" w:eastAsia="標楷體" w:hAnsi="標楷體" w:hint="eastAsia"/>
         </w:rPr>
-        <w:t>D-1. 影音格式適應與解析： 支援使用者轉發之影片或音訊內容，系統能判斷其格式是否可讀取,。</w:t>
+        <w:t>D-1. 影音格式適應與解析：支援使用者轉發之影片或音訊內容，系統能判斷其格式是否可讀取,。</w:t>
+      </w:r>
+    </w:p>
+    <w:p>
+      <w:pPr>
+        <w:rPr>
+          <w:rFonts w:ascii="標楷體" w:eastAsia="標楷體" w:hAnsi="標楷體"/>
+        </w:rPr>
+      </w:pPr>
+      <w:r>
+        <w:rPr>
+          <w:rFonts w:ascii="標楷體" w:eastAsia="標楷體" w:hAnsi="標楷體" w:hint="eastAsia"/>
+        </w:rPr>
+        <w:t>D-2. 影音轉逐字稿處理：透過 ASR (語音轉文字) 技術將影片內容轉為逐字稿，並送入事實查核流程。</w:t>
+      </w:r>
+    </w:p>
+    <w:p>
+      <w:pPr>
+        <w:rPr>
+          <w:rFonts w:ascii="標楷體" w:eastAsia="標楷體" w:hAnsi="標楷體"/>
+        </w:rPr>
+      </w:pPr>
+      <w:r>
+        <w:rPr>
+          <w:rFonts w:ascii="標楷體" w:eastAsia="標楷體" w:hAnsi="標楷體" w:hint="eastAsia"/>
+        </w:rPr>
+        <w:t>D-3. 圖片提取文字資訊：透過 OCR (光學字元辨識) 技術提取圖片中的文字資訊，並送入事實查核流程。</w:t>
       </w:r>
     </w:p>
     <w:p>
@@ -454,60 +1929,6 @@
           <w:rFonts w:ascii="標楷體" w:eastAsia="標楷體" w:hAnsi="標楷體" w:hint="eastAsia"/>
         </w:rPr>
         <w:lastRenderedPageBreak/>
-        <w:t>D-2. 影</w:t>
-      </w:r>
-      <w:proofErr w:type="gramStart"/>
-      <w:r>
-        <w:rPr>
-          <w:rFonts w:ascii="標楷體" w:eastAsia="標楷體" w:hAnsi="標楷體" w:hint="eastAsia"/>
-        </w:rPr>
-        <w:t>音轉逐字稿</w:t>
-      </w:r>
-      <w:proofErr w:type="gramEnd"/>
-      <w:r>
-        <w:rPr>
-          <w:rFonts w:ascii="標楷體" w:eastAsia="標楷體" w:hAnsi="標楷體" w:hint="eastAsia"/>
-        </w:rPr>
-        <w:t>處理： 透過 ASR (語音轉文字) 技術將影片內容轉為</w:t>
-      </w:r>
-      <w:proofErr w:type="gramStart"/>
-      <w:r>
-        <w:rPr>
-          <w:rFonts w:ascii="標楷體" w:eastAsia="標楷體" w:hAnsi="標楷體" w:hint="eastAsia"/>
-        </w:rPr>
-        <w:t>逐字稿</w:t>
-      </w:r>
-      <w:proofErr w:type="gramEnd"/>
-      <w:r>
-        <w:rPr>
-          <w:rFonts w:ascii="標楷體" w:eastAsia="標楷體" w:hAnsi="標楷體" w:hint="eastAsia"/>
-        </w:rPr>
-        <w:t>，並送入事實查核流程。</w:t>
-      </w:r>
-    </w:p>
-    <w:p>
-      <w:pPr>
-        <w:rPr>
-          <w:rFonts w:ascii="標楷體" w:eastAsia="標楷體" w:hAnsi="標楷體"/>
-        </w:rPr>
-      </w:pPr>
-      <w:r>
-        <w:rPr>
-          <w:rFonts w:ascii="標楷體" w:eastAsia="標楷體" w:hAnsi="標楷體" w:hint="eastAsia"/>
-        </w:rPr>
-        <w:t>D-3. 圖片提取文字資訊： 透過 OCR (光學字元辨識) 技術提取圖片中的文字資訊，並送入事實查核流程。</w:t>
-      </w:r>
-    </w:p>
-    <w:p>
-      <w:pPr>
-        <w:rPr>
-          <w:rFonts w:ascii="標楷體" w:eastAsia="標楷體" w:hAnsi="標楷體"/>
-        </w:rPr>
-      </w:pPr>
-      <w:r>
-        <w:rPr>
-          <w:rFonts w:ascii="標楷體" w:eastAsia="標楷體" w:hAnsi="標楷體" w:hint="eastAsia"/>
-        </w:rPr>
         <w:t>D-4. 文件格式處理及提取： 透過各種文件轉檔及讀取技術提取各種常見文件類型(如pdf、docx等)所包含之文字資訊並結合D-3的OCR技術提取圖片中所含資訊</w:t>
       </w:r>
     </w:p>
@@ -544,34 +1965,44 @@
         <w:rPr>
           <w:rFonts w:ascii="標楷體" w:eastAsia="標楷體" w:hAnsi="標楷體" w:hint="eastAsia"/>
         </w:rPr>
-        <w:t>E-1. 台語語音互動 (TTS)： 針對</w:t>
-      </w:r>
-      <w:proofErr w:type="gramStart"/>
-      <w:r>
-        <w:rPr>
-          <w:rFonts w:ascii="標楷體" w:eastAsia="標楷體" w:hAnsi="標楷體" w:hint="eastAsia"/>
-        </w:rPr>
-        <w:t>不</w:t>
-      </w:r>
-      <w:proofErr w:type="gramEnd"/>
-      <w:r>
-        <w:rPr>
-          <w:rFonts w:ascii="標楷體" w:eastAsia="標楷體" w:hAnsi="標楷體" w:hint="eastAsia"/>
-        </w:rPr>
-        <w:t>擅閱讀文字的長者，將 AI 回應內容以台語語音讀出。</w:t>
-      </w:r>
-    </w:p>
-    <w:p>
-      <w:pPr>
-        <w:rPr>
-          <w:rFonts w:ascii="標楷體" w:eastAsia="標楷體" w:hAnsi="標楷體"/>
-        </w:rPr>
-      </w:pPr>
-      <w:r>
-        <w:rPr>
-          <w:rFonts w:ascii="標楷體" w:eastAsia="標楷體" w:hAnsi="標楷體" w:hint="eastAsia"/>
-        </w:rPr>
-        <w:t>E-2. 語言切換機制： 支援台語、國語及多國語言（如針對外籍照護者），確保不同族群皆能獲取準確資訊。</w:t>
+        <w:t>E-1. 台語語音互動 (TTS</w:t>
+      </w:r>
+      <w:r>
+        <w:rPr>
+          <w:rFonts w:ascii="標楷體" w:eastAsia="標楷體" w:hAnsi="標楷體" w:hint="eastAsia"/>
+        </w:rPr>
+        <w:t>、ASR</w:t>
+      </w:r>
+      <w:r>
+        <w:rPr>
+          <w:rFonts w:ascii="標楷體" w:eastAsia="標楷體" w:hAnsi="標楷體" w:hint="eastAsia"/>
+        </w:rPr>
+        <w:t>)：針對不擅閱讀文字的長者，將回應內容以台語語音讀出</w:t>
+      </w:r>
+      <w:r>
+        <w:rPr>
+          <w:rFonts w:ascii="標楷體" w:eastAsia="標楷體" w:hAnsi="標楷體" w:hint="eastAsia"/>
+        </w:rPr>
+        <w:t>，也可以接收台語語音訊息</w:t>
+      </w:r>
+      <w:r>
+        <w:rPr>
+          <w:rFonts w:ascii="標楷體" w:eastAsia="標楷體" w:hAnsi="標楷體" w:hint="eastAsia"/>
+        </w:rPr>
+        <w:t>。</w:t>
+      </w:r>
+    </w:p>
+    <w:p>
+      <w:pPr>
+        <w:rPr>
+          <w:rFonts w:ascii="標楷體" w:eastAsia="標楷體" w:hAnsi="標楷體"/>
+        </w:rPr>
+      </w:pPr>
+      <w:r>
+        <w:rPr>
+          <w:rFonts w:ascii="標楷體" w:eastAsia="標楷體" w:hAnsi="標楷體" w:hint="eastAsia"/>
+        </w:rPr>
+        <w:t>E-2. 語言切換機制：支援台語、國語及多國語言（如針對外籍照護者），確保不同族群皆能獲取準確資訊。</w:t>
       </w:r>
     </w:p>
     <w:p>
@@ -607,470 +2038,7 @@
         <w:rPr>
           <w:rFonts w:ascii="標楷體" w:eastAsia="標楷體" w:hAnsi="標楷體" w:hint="eastAsia"/>
         </w:rPr>
-        <w:t>F-1. 家庭健康狀態共享： 家人或照護者可互相查看彼此的諮詢紀錄與健康狀態。</w:t>
-      </w:r>
-    </w:p>
-    <w:p>
-      <w:pPr>
-        <w:rPr>
-          <w:rFonts w:ascii="標楷體" w:eastAsia="標楷體" w:hAnsi="標楷體"/>
-        </w:rPr>
-      </w:pPr>
-      <w:r>
-        <w:rPr>
-          <w:rFonts w:ascii="標楷體" w:eastAsia="標楷體" w:hAnsi="標楷體" w:hint="eastAsia"/>
-        </w:rPr>
-        <w:t>F-2. 照護介入功能： 當偵測到異常健康詢問或高風險狀況時，及時通知家庭成員。</w:t>
-      </w:r>
-    </w:p>
-    <w:p>
-      <w:pPr>
-        <w:pStyle w:val="a3"/>
-        <w:numPr>
-          <w:ilvl w:val="1"/>
-          <w:numId w:val="1"/>
-        </w:numPr>
-        <w:ind w:leftChars="0"/>
-        <w:rPr>
-          <w:rFonts w:ascii="標楷體" w:eastAsia="標楷體" w:hAnsi="標楷體"/>
-          <w:b/>
-          <w:bCs/>
-        </w:rPr>
-      </w:pPr>
-      <w:r>
-        <w:rPr>
-          <w:rFonts w:ascii="標楷體" w:eastAsia="標楷體" w:hAnsi="標楷體" w:hint="eastAsia"/>
-          <w:b/>
-          <w:bCs/>
-        </w:rPr>
-        <w:t>操作概念與流程</w:t>
-      </w:r>
-    </w:p>
-    <w:p>
-      <w:pPr>
-        <w:pStyle w:val="a3"/>
-        <w:numPr>
-          <w:ilvl w:val="1"/>
-          <w:numId w:val="1"/>
-        </w:numPr>
-        <w:ind w:leftChars="0"/>
-        <w:rPr>
-          <w:rFonts w:ascii="標楷體" w:eastAsia="標楷體" w:hAnsi="標楷體"/>
-          <w:b/>
-          <w:bCs/>
-        </w:rPr>
-      </w:pPr>
-      <w:r>
-        <w:rPr>
-          <w:rFonts w:ascii="標楷體" w:eastAsia="標楷體" w:hAnsi="標楷體" w:hint="eastAsia"/>
-          <w:b/>
-          <w:bCs/>
-        </w:rPr>
-        <w:t>系統架構設計</w:t>
-      </w:r>
-    </w:p>
-    <w:p>
-      <w:pPr>
-        <w:ind w:firstLine="480"/>
-        <w:rPr>
-          <w:rFonts w:ascii="標楷體" w:eastAsia="標楷體" w:hAnsi="標楷體"/>
-        </w:rPr>
-      </w:pPr>
-      <w:r>
-        <w:rPr>
-          <w:rFonts w:ascii="標楷體" w:eastAsia="標楷體" w:hAnsi="標楷體" w:hint="eastAsia"/>
-        </w:rPr>
-        <w:t>根據以上分析之需求及操作概念，本研究繼續往下進行CARE系統之設計</w:t>
-      </w:r>
-      <w:r>
-        <w:rPr>
-          <w:rFonts w:ascii="標楷體" w:eastAsia="標楷體" w:hAnsi="標楷體" w:hint="eastAsia"/>
-        </w:rPr>
-        <w:t>(如圖1</w:t>
-      </w:r>
-      <w:r>
-        <w:rPr>
-          <w:rFonts w:ascii="標楷體" w:eastAsia="標楷體" w:hAnsi="標楷體"/>
-        </w:rPr>
-        <w:t>)</w:t>
-      </w:r>
-      <w:r>
-        <w:rPr>
-          <w:rFonts w:ascii="標楷體" w:eastAsia="標楷體" w:hAnsi="標楷體" w:hint="eastAsia"/>
-        </w:rPr>
-        <w:t>。本研究將使用者介面分為兩個核心部分：</w:t>
-      </w:r>
-    </w:p>
-    <w:p>
-      <w:pPr>
-        <w:pStyle w:val="a3"/>
-        <w:numPr>
-          <w:ilvl w:val="0"/>
-          <w:numId w:val="11"/>
-        </w:numPr>
-        <w:ind w:leftChars="0"/>
-        <w:rPr>
-          <w:rFonts w:ascii="標楷體" w:eastAsia="標楷體" w:hAnsi="標楷體"/>
-        </w:rPr>
-      </w:pPr>
-      <w:r>
-        <w:rPr>
-          <w:rFonts w:ascii="標楷體" w:eastAsia="標楷體" w:hAnsi="標楷體" w:hint="eastAsia"/>
-        </w:rPr>
-        <w:t>LINE 官方帳號： 透過 LINE Messaging API 建立互動窗口，負責接收使用者輸入（含文字、語音、影音）並回傳對話訊息。使用者可直接於 LINE 客戶端透過對話框或 Rich Menu 快速啟動醫療諮詢或健康查核服務。</w:t>
-      </w:r>
-    </w:p>
-    <w:p>
-      <w:pPr>
-        <w:pStyle w:val="a3"/>
-        <w:numPr>
-          <w:ilvl w:val="0"/>
-          <w:numId w:val="11"/>
-        </w:numPr>
-        <w:ind w:leftChars="0"/>
-        <w:rPr>
-          <w:rFonts w:ascii="標楷體" w:eastAsia="標楷體" w:hAnsi="標楷體"/>
-        </w:rPr>
-      </w:pPr>
-      <w:r>
-        <w:rPr>
-          <w:rFonts w:ascii="標楷體" w:eastAsia="標楷體" w:hAnsi="標楷體" w:hint="eastAsia"/>
-        </w:rPr>
-        <w:t>LIFF (LINE Front-end Framework) 前端框架： 開發輕量化 Web 應用，整合 LINE 帳號授權以實現</w:t>
-      </w:r>
-      <w:proofErr w:type="gramStart"/>
-      <w:r>
-        <w:rPr>
-          <w:rFonts w:ascii="標楷體" w:eastAsia="標楷體" w:hAnsi="標楷體" w:hint="eastAsia"/>
-        </w:rPr>
-        <w:t>一</w:t>
-      </w:r>
-      <w:proofErr w:type="gramEnd"/>
-      <w:r>
-        <w:rPr>
-          <w:rFonts w:ascii="標楷體" w:eastAsia="標楷體" w:hAnsi="標楷體" w:hint="eastAsia"/>
-        </w:rPr>
-        <w:t>鍵登入，並提供使用者個人資料管理與醫療服務（如掛號輔助）之設定介面。</w:t>
-      </w:r>
-    </w:p>
-    <w:p>
-      <w:pPr>
-        <w:ind w:firstLine="480"/>
-        <w:rPr>
-          <w:rFonts w:ascii="標楷體" w:eastAsia="標楷體" w:hAnsi="標楷體"/>
-        </w:rPr>
-      </w:pPr>
-      <w:r>
-        <w:rPr>
-          <w:rFonts w:ascii="標楷體" w:eastAsia="標楷體" w:hAnsi="標楷體" w:hint="eastAsia"/>
-        </w:rPr>
-        <w:t>考量到開發生態的成熟度與系統擴充性，本研究選用 Node.js (Express) 建構 BFF (Backend for Frontend) 子系統</w:t>
-      </w:r>
-      <w:r>
-        <w:rPr>
-          <w:rFonts w:ascii="標楷體" w:eastAsia="標楷體" w:hAnsi="標楷體" w:hint="eastAsia"/>
-        </w:rPr>
-        <w:t>(如圖2)</w:t>
-      </w:r>
-      <w:r>
-        <w:rPr>
-          <w:rFonts w:ascii="標楷體" w:eastAsia="標楷體" w:hAnsi="標楷體" w:hint="eastAsia"/>
-        </w:rPr>
-        <w:t>。此層級作為 LINE 平台與核心後端</w:t>
-      </w:r>
-      <w:proofErr w:type="gramStart"/>
-      <w:r>
-        <w:rPr>
-          <w:rFonts w:ascii="標楷體" w:eastAsia="標楷體" w:hAnsi="標楷體" w:hint="eastAsia"/>
-        </w:rPr>
-        <w:t>間的轉接層</w:t>
-      </w:r>
-      <w:proofErr w:type="gramEnd"/>
-      <w:r>
-        <w:rPr>
-          <w:rFonts w:ascii="標楷體" w:eastAsia="標楷體" w:hAnsi="標楷體" w:hint="eastAsia"/>
-        </w:rPr>
-        <w:t>，專注於 Webhook 事件轉接、LIFF 請求適配及回應格式化（如 Flex Message 轉換），透過將前端呈現與商業邏輯解耦合（Decoupling），確保後續功能的彈性擴充。</w:t>
-      </w:r>
-    </w:p>
-    <w:p>
-      <w:pPr>
-        <w:ind w:firstLine="480"/>
-        <w:rPr>
-          <w:rFonts w:ascii="標楷體" w:eastAsia="標楷體" w:hAnsi="標楷體"/>
-        </w:rPr>
-      </w:pPr>
-      <w:r>
-        <w:rPr>
-          <w:rFonts w:ascii="標楷體" w:eastAsia="標楷體" w:hAnsi="標楷體" w:hint="eastAsia"/>
-        </w:rPr>
-        <w:t xml:space="preserve">為充分發揮 AI 與生成式模型 生態系的技術優勢，核心後端選用 Python </w:t>
-      </w:r>
-      <w:proofErr w:type="spellStart"/>
-      <w:r>
-        <w:rPr>
-          <w:rFonts w:ascii="標楷體" w:eastAsia="標楷體" w:hAnsi="標楷體" w:hint="eastAsia"/>
-        </w:rPr>
-        <w:t>FastAPI</w:t>
-      </w:r>
-      <w:proofErr w:type="spellEnd"/>
-      <w:r>
-        <w:rPr>
-          <w:rFonts w:ascii="標楷體" w:eastAsia="標楷體" w:hAnsi="標楷體" w:hint="eastAsia"/>
-        </w:rPr>
-        <w:t xml:space="preserve"> 框架開發</w:t>
-      </w:r>
-      <w:r>
-        <w:rPr>
-          <w:rFonts w:ascii="標楷體" w:eastAsia="標楷體" w:hAnsi="標楷體" w:hint="eastAsia"/>
-        </w:rPr>
-        <w:t>(如圖3)</w:t>
-      </w:r>
-      <w:r>
-        <w:rPr>
-          <w:rFonts w:ascii="標楷體" w:eastAsia="標楷體" w:hAnsi="標楷體" w:hint="eastAsia"/>
-        </w:rPr>
-        <w:t>。此層級為系統的中樞，負責執行</w:t>
-      </w:r>
-      <w:r>
-        <w:rPr>
-          <w:rFonts w:ascii="標楷體" w:eastAsia="標楷體" w:hAnsi="標楷體" w:hint="eastAsia"/>
-        </w:rPr>
-        <w:t>「</w:t>
-      </w:r>
-      <w:r>
-        <w:rPr>
-          <w:rFonts w:ascii="標楷體" w:eastAsia="標楷體" w:hAnsi="標楷體" w:hint="eastAsia"/>
-        </w:rPr>
-        <w:t>對話管理</w:t>
-      </w:r>
-      <w:r>
-        <w:rPr>
-          <w:rFonts w:ascii="標楷體" w:eastAsia="標楷體" w:hAnsi="標楷體" w:hint="eastAsia"/>
-        </w:rPr>
-        <w:t>」</w:t>
-      </w:r>
-      <w:r>
-        <w:rPr>
-          <w:rFonts w:ascii="標楷體" w:eastAsia="標楷體" w:hAnsi="標楷體" w:hint="eastAsia"/>
-        </w:rPr>
-        <w:t>、</w:t>
-      </w:r>
-      <w:r>
-        <w:rPr>
-          <w:rFonts w:ascii="標楷體" w:eastAsia="標楷體" w:hAnsi="標楷體" w:hint="eastAsia"/>
-        </w:rPr>
-        <w:t>「</w:t>
-      </w:r>
-      <w:r>
-        <w:rPr>
-          <w:rFonts w:ascii="標楷體" w:eastAsia="標楷體" w:hAnsi="標楷體" w:hint="eastAsia"/>
-        </w:rPr>
-        <w:t>事實查核</w:t>
-      </w:r>
-      <w:r>
-        <w:rPr>
-          <w:rFonts w:ascii="標楷體" w:eastAsia="標楷體" w:hAnsi="標楷體" w:hint="eastAsia"/>
-        </w:rPr>
-        <w:t>」</w:t>
-      </w:r>
-      <w:r>
-        <w:rPr>
-          <w:rFonts w:ascii="標楷體" w:eastAsia="標楷體" w:hAnsi="標楷體" w:hint="eastAsia"/>
-        </w:rPr>
-        <w:t>、</w:t>
-      </w:r>
-      <w:r>
-        <w:rPr>
-          <w:rFonts w:ascii="標楷體" w:eastAsia="標楷體" w:hAnsi="標楷體" w:hint="eastAsia"/>
-        </w:rPr>
-        <w:t>「</w:t>
-      </w:r>
-      <w:r>
-        <w:rPr>
-          <w:rFonts w:ascii="標楷體" w:eastAsia="標楷體" w:hAnsi="標楷體" w:hint="eastAsia"/>
-        </w:rPr>
-        <w:t>語音處理協調</w:t>
-      </w:r>
-      <w:r>
-        <w:rPr>
-          <w:rFonts w:ascii="標楷體" w:eastAsia="標楷體" w:hAnsi="標楷體" w:hint="eastAsia"/>
-        </w:rPr>
-        <w:t>」</w:t>
-      </w:r>
-      <w:r>
-        <w:rPr>
-          <w:rFonts w:ascii="標楷體" w:eastAsia="標楷體" w:hAnsi="標楷體" w:hint="eastAsia"/>
-        </w:rPr>
-        <w:t>以及</w:t>
-      </w:r>
-      <w:r>
-        <w:rPr>
-          <w:rFonts w:ascii="標楷體" w:eastAsia="標楷體" w:hAnsi="標楷體" w:hint="eastAsia"/>
-        </w:rPr>
-        <w:t>「</w:t>
-      </w:r>
-      <w:r>
-        <w:rPr>
-          <w:rFonts w:ascii="標楷體" w:eastAsia="標楷體" w:hAnsi="標楷體" w:hint="eastAsia"/>
-        </w:rPr>
-        <w:t>醫院資源管理</w:t>
-      </w:r>
-      <w:r>
-        <w:rPr>
-          <w:rFonts w:ascii="標楷體" w:eastAsia="標楷體" w:hAnsi="標楷體" w:hint="eastAsia"/>
-        </w:rPr>
-        <w:t>」</w:t>
-      </w:r>
-      <w:r>
-        <w:rPr>
-          <w:rFonts w:ascii="標楷體" w:eastAsia="標楷體" w:hAnsi="標楷體" w:hint="eastAsia"/>
-        </w:rPr>
-        <w:t>等關鍵商業邏輯。</w:t>
-      </w:r>
-    </w:p>
-    <w:p>
-      <w:pPr>
-        <w:rPr>
-          <w:rFonts w:ascii="標楷體" w:eastAsia="標楷體" w:hAnsi="標楷體"/>
-        </w:rPr>
-      </w:pPr>
-      <w:proofErr w:type="gramStart"/>
-      <w:r>
-        <w:rPr>
-          <w:rFonts w:ascii="標楷體" w:eastAsia="標楷體" w:hAnsi="標楷體" w:hint="eastAsia"/>
-        </w:rPr>
-        <w:t>此外，</w:t>
-      </w:r>
-      <w:proofErr w:type="gramEnd"/>
-      <w:r>
-        <w:rPr>
-          <w:rFonts w:ascii="標楷體" w:eastAsia="標楷體" w:hAnsi="標楷體" w:hint="eastAsia"/>
-        </w:rPr>
-        <w:t>為了因應快速進步的AI時代，</w:t>
-      </w:r>
-      <w:r>
-        <w:rPr>
-          <w:rFonts w:ascii="標楷體" w:eastAsia="標楷體" w:hAnsi="標楷體" w:hint="eastAsia"/>
-        </w:rPr>
-        <w:t>本研究將複雜的 AI 計算</w:t>
-      </w:r>
-      <w:proofErr w:type="gramStart"/>
-      <w:r>
-        <w:rPr>
-          <w:rFonts w:ascii="標楷體" w:eastAsia="標楷體" w:hAnsi="標楷體" w:hint="eastAsia"/>
-        </w:rPr>
-        <w:t>與異步工作</w:t>
-      </w:r>
-      <w:proofErr w:type="gramEnd"/>
-      <w:r>
-        <w:rPr>
-          <w:rFonts w:ascii="標楷體" w:eastAsia="標楷體" w:hAnsi="標楷體" w:hint="eastAsia"/>
-        </w:rPr>
-        <w:t>流獨立為外部系統處理</w:t>
-      </w:r>
-      <w:r>
-        <w:rPr>
-          <w:rFonts w:ascii="標楷體" w:eastAsia="標楷體" w:hAnsi="標楷體" w:hint="eastAsia"/>
-        </w:rPr>
-        <w:t>，方便未來迭代更新的AI模型與工作流</w:t>
-      </w:r>
-      <w:r>
-        <w:rPr>
-          <w:rFonts w:ascii="標楷體" w:eastAsia="標楷體" w:hAnsi="標楷體" w:hint="eastAsia"/>
-        </w:rPr>
-        <w:t>(W</w:t>
-      </w:r>
-      <w:r>
-        <w:rPr>
-          <w:rFonts w:ascii="標楷體" w:eastAsia="標楷體" w:hAnsi="標楷體"/>
-        </w:rPr>
-        <w:t>orkflow</w:t>
-      </w:r>
-      <w:r>
-        <w:rPr>
-          <w:rFonts w:ascii="標楷體" w:eastAsia="標楷體" w:hAnsi="標楷體" w:hint="eastAsia"/>
-        </w:rPr>
-        <w:t>)</w:t>
-      </w:r>
-      <w:r>
-        <w:rPr>
-          <w:rFonts w:ascii="標楷體" w:eastAsia="標楷體" w:hAnsi="標楷體" w:hint="eastAsia"/>
-        </w:rPr>
-        <w:t>：</w:t>
-      </w:r>
-    </w:p>
-    <w:p>
-      <w:pPr>
-        <w:pStyle w:val="a3"/>
-        <w:numPr>
-          <w:ilvl w:val="0"/>
-          <w:numId w:val="13"/>
-        </w:numPr>
-        <w:ind w:leftChars="0"/>
-        <w:rPr>
-          <w:rFonts w:ascii="標楷體" w:eastAsia="標楷體" w:hAnsi="標楷體"/>
-        </w:rPr>
-      </w:pPr>
-      <w:r>
-        <w:rPr>
-          <w:rFonts w:ascii="標楷體" w:eastAsia="標楷體" w:hAnsi="標楷體" w:hint="eastAsia"/>
-        </w:rPr>
-        <w:t>台語 AI 模型系統： 基於 TAIDE Gemma 3 建立專屬服務，提供精</w:t>
-      </w:r>
-      <w:proofErr w:type="gramStart"/>
-      <w:r>
-        <w:rPr>
-          <w:rFonts w:ascii="標楷體" w:eastAsia="標楷體" w:hAnsi="標楷體" w:hint="eastAsia"/>
-        </w:rPr>
-        <w:t>準</w:t>
-      </w:r>
-      <w:proofErr w:type="gramEnd"/>
-      <w:r>
-        <w:rPr>
-          <w:rFonts w:ascii="標楷體" w:eastAsia="標楷體" w:hAnsi="標楷體" w:hint="eastAsia"/>
-        </w:rPr>
-        <w:t>的台</w:t>
-      </w:r>
-      <w:r>
-        <w:rPr>
-          <w:rFonts w:ascii="標楷體" w:eastAsia="標楷體" w:hAnsi="標楷體" w:hint="eastAsia"/>
-        </w:rPr>
-        <w:lastRenderedPageBreak/>
-        <w:t>語 LLM 文字生成、ASR（語音轉文字）與 TTS（文字轉語音）能力，以滿足高齡使用者的溝通需求。</w:t>
-      </w:r>
-    </w:p>
-    <w:p>
-      <w:pPr>
-        <w:pStyle w:val="a3"/>
-        <w:numPr>
-          <w:ilvl w:val="0"/>
-          <w:numId w:val="13"/>
-        </w:numPr>
-        <w:ind w:leftChars="0"/>
-        <w:rPr>
-          <w:rFonts w:ascii="標楷體" w:eastAsia="標楷體" w:hAnsi="標楷體"/>
-        </w:rPr>
-      </w:pPr>
-      <w:r>
-        <w:rPr>
-          <w:rFonts w:ascii="標楷體" w:eastAsia="標楷體" w:hAnsi="標楷體" w:hint="eastAsia"/>
-        </w:rPr>
-        <w:t>MCP (Model Context Protocol) Server： 採用新穎的 MCP 框架執行 RAG (檢索增強生成) 工作流，整合醫療知識庫，</w:t>
-      </w:r>
-      <w:proofErr w:type="gramStart"/>
-      <w:r>
-        <w:rPr>
-          <w:rFonts w:ascii="標楷體" w:eastAsia="標楷體" w:hAnsi="標楷體" w:hint="eastAsia"/>
-        </w:rPr>
-        <w:t>並異步</w:t>
-      </w:r>
-      <w:proofErr w:type="gramEnd"/>
-      <w:r>
-        <w:rPr>
-          <w:rFonts w:ascii="標楷體" w:eastAsia="標楷體" w:hAnsi="標楷體" w:hint="eastAsia"/>
-        </w:rPr>
-        <w:t>處理影音分析與 OCR (光學字元辨識) 等高運算負荷之任務。</w:t>
+        <w:t>F-1. 家庭健康狀態共享：家人或照護者可互相查看彼此的諮詢紀錄與健康狀態。</w:t>
       </w:r>
     </w:p>
     <w:p>
@@ -1087,10 +2055,18 @@
         <mc:AlternateContent>
           <mc:Choice Requires="wps">
             <w:drawing>
-              <wp:inline distT="0" distB="0" distL="0" distR="0" wp14:anchorId="495D89B1" wp14:editId="72189183">
-                <wp:extent cx="5404513" cy="3994100"/>
-                <wp:effectExtent l="0" t="0" r="24765" b="26035"/>
-                <wp:docPr id="11" name="文字方塊 2"/>
+              <wp:anchor distT="45720" distB="45720" distL="114300" distR="114300" simplePos="0" relativeHeight="251659264" behindDoc="0" locked="0" layoutInCell="1" allowOverlap="1" wp14:anchorId="22B2635E" wp14:editId="38D28711">
+                <wp:simplePos x="0" y="0"/>
+                <wp:positionH relativeFrom="column">
+                  <wp:posOffset>3004820</wp:posOffset>
+                </wp:positionH>
+                <wp:positionV relativeFrom="paragraph">
+                  <wp:posOffset>366395</wp:posOffset>
+                </wp:positionV>
+                <wp:extent cx="2538095" cy="3533775"/>
+                <wp:effectExtent l="0" t="0" r="14605" b="28575"/>
+                <wp:wrapSquare wrapText="bothSides"/>
+                <wp:docPr id="217" name="文字方塊 2"/>
                 <wp:cNvGraphicFramePr>
                   <a:graphicFrameLocks xmlns:a="http://schemas.openxmlformats.org/drawingml/2006/main"/>
                 </wp:cNvGraphicFramePr>
@@ -1103,7 +2079,7 @@
                       <wps:spPr bwMode="auto">
                         <a:xfrm>
                           <a:off x="0" y="0"/>
-                          <a:ext cx="5404513" cy="3994100"/>
+                          <a:ext cx="2538095" cy="3533775"/>
                         </a:xfrm>
                         <a:prstGeom prst="rect">
                           <a:avLst/>
@@ -1113,7 +2089,7 @@
                         </a:solidFill>
                         <a:ln w="9525">
                           <a:solidFill>
-                            <a:schemeClr val="bg1"/>
+                            <a:srgbClr val="000000"/>
                           </a:solidFill>
                           <a:miter lim="800000"/>
                           <a:headEnd/>
@@ -1123,18 +2099,16 @@
                       <wps:txbx>
                         <w:txbxContent>
                           <w:p>
-                            <w:pPr>
-                              <w:jc w:val="center"/>
-                            </w:pPr>
                             <w:r>
                               <w:rPr>
+                                <w:rFonts w:ascii="標楷體" w:eastAsia="標楷體" w:hAnsi="標楷體"/>
                                 <w:noProof/>
                               </w:rPr>
                               <w:drawing>
-                                <wp:inline distT="0" distB="0" distL="0" distR="0" wp14:anchorId="7B2ED60B" wp14:editId="7B15A93C">
-                                  <wp:extent cx="4679137" cy="3651720"/>
-                                  <wp:effectExtent l="0" t="0" r="7620" b="6350"/>
-                                  <wp:docPr id="1" name="圖片 1"/>
+                                <wp:inline distT="0" distB="0" distL="0" distR="0" wp14:anchorId="033868D0" wp14:editId="08EC5893">
+                                  <wp:extent cx="2042077" cy="3081338"/>
+                                  <wp:effectExtent l="0" t="0" r="0" b="5080"/>
+                                  <wp:docPr id="7" name="圖片 7"/>
                                   <wp:cNvGraphicFramePr>
                                     <a:graphicFrameLocks xmlns:a="http://schemas.openxmlformats.org/drawingml/2006/main" noChangeAspect="1"/>
                                   </wp:cNvGraphicFramePr>
@@ -1142,13 +2116,13 @@
                                     <a:graphicData uri="http://schemas.openxmlformats.org/drawingml/2006/picture">
                                       <pic:pic xmlns:pic="http://schemas.openxmlformats.org/drawingml/2006/picture">
                                         <pic:nvPicPr>
-                                          <pic:cNvPr id="0" name="Picture 1"/>
+                                          <pic:cNvPr id="0" name="Picture 5"/>
                                           <pic:cNvPicPr>
                                             <a:picLocks noChangeAspect="1" noChangeArrowheads="1"/>
                                           </pic:cNvPicPr>
                                         </pic:nvPicPr>
                                         <pic:blipFill>
-                                          <a:blip r:embed="rId7" cstate="print">
+                                          <a:blip r:embed="rId8">
                                             <a:extLst>
                                               <a:ext uri="{28A0092B-C50C-407E-A947-70E740481C1C}">
                                                 <a14:useLocalDpi xmlns:a14="http://schemas.microsoft.com/office/drawing/2010/main" val="0"/>
@@ -1163,7 +2137,7 @@
                                         <pic:spPr bwMode="auto">
                                           <a:xfrm>
                                             <a:off x="0" y="0"/>
-                                            <a:ext cx="4679137" cy="3651720"/>
+                                            <a:ext cx="2054112" cy="3099498"/>
                                           </a:xfrm>
                                           <a:prstGeom prst="rect">
                                             <a:avLst/>
@@ -1182,78 +2156,16 @@
                           </w:p>
                           <w:p>
                             <w:pPr>
-                              <w:pStyle w:val="a3"/>
-                              <w:ind w:leftChars="0"/>
                               <w:jc w:val="center"/>
                               <w:rPr>
-                                <w:rFonts w:ascii="Times New Roman" w:eastAsia="標楷體" w:hAnsi="Times New Roman" w:cs="Times New Roman"/>
-                                <w:color w:val="000000"/>
-                                <w:szCs w:val="24"/>
+                                <w:rFonts w:ascii="標楷體" w:eastAsia="標楷體" w:hAnsi="標楷體" w:hint="eastAsia"/>
                               </w:rPr>
                             </w:pPr>
                             <w:r>
                               <w:rPr>
-                                <w:rFonts w:ascii="標楷體" w:eastAsia="標楷體" w:hAnsi="標楷體" w:cs="Times New Roman" w:hint="eastAsia"/>
-                                <w:color w:val="000000"/>
-                                <w:szCs w:val="24"/>
+                                <w:rFonts w:ascii="標楷體" w:eastAsia="標楷體" w:hAnsi="標楷體" w:hint="eastAsia"/>
                               </w:rPr>
-                              <w:t>▲</w:t>
-                            </w:r>
-                            <w:r>
-                              <w:rPr>
-                                <w:rFonts w:ascii="Times New Roman" w:eastAsia="標楷體" w:hAnsi="Times New Roman" w:cs="Times New Roman" w:hint="eastAsia"/>
-                                <w:color w:val="000000"/>
-                                <w:szCs w:val="24"/>
-                              </w:rPr>
-                              <w:t>圖</w:t>
-                            </w:r>
-                            <w:r>
-                              <w:rPr>
-                                <w:rFonts w:ascii="Times New Roman" w:eastAsia="標楷體" w:hAnsi="Times New Roman" w:cs="Times New Roman"/>
-                                <w:color w:val="000000"/>
-                                <w:szCs w:val="24"/>
-                              </w:rPr>
-                              <w:t>1</w:t>
-                            </w:r>
-                            <w:r>
-                              <w:rPr>
-                                <w:rFonts w:ascii="Times New Roman" w:eastAsia="標楷體" w:hAnsi="Times New Roman" w:cs="Times New Roman" w:hint="eastAsia"/>
-                                <w:color w:val="000000"/>
-                                <w:szCs w:val="24"/>
-                              </w:rPr>
-                              <w:t xml:space="preserve"> </w:t>
-                            </w:r>
-                            <w:r>
-                              <w:rPr>
-                                <w:rFonts w:ascii="Times New Roman" w:eastAsia="標楷體" w:hAnsi="Times New Roman" w:cs="Times New Roman"/>
-                                <w:color w:val="000000"/>
-                                <w:szCs w:val="24"/>
-                              </w:rPr>
-                              <w:t xml:space="preserve"> </w:t>
-                            </w:r>
-                            <w:r>
-                              <w:rPr>
-                                <w:rFonts w:ascii="Times New Roman" w:eastAsia="標楷體" w:hAnsi="Times New Roman" w:cs="Times New Roman" w:hint="eastAsia"/>
-                                <w:color w:val="000000"/>
-                                <w:szCs w:val="24"/>
-                              </w:rPr>
-                              <w:t>CARE</w:t>
-                            </w:r>
-                            <w:r>
-                              <w:rPr>
-                                <w:rFonts w:ascii="Times New Roman" w:eastAsia="標楷體" w:hAnsi="Times New Roman" w:cs="Times New Roman" w:hint="eastAsia"/>
-                                <w:color w:val="000000"/>
-                                <w:szCs w:val="24"/>
-                              </w:rPr>
-                              <w:t>整體</w:t>
-                            </w:r>
-                            <w:r>
-                              <w:rPr>
-                                <w:rFonts w:ascii="Times New Roman" w:eastAsia="標楷體" w:hAnsi="Times New Roman" w:cs="Times New Roman" w:hint="eastAsia"/>
-                                <w:color w:val="000000"/>
-                                <w:szCs w:val="24"/>
-                              </w:rPr>
-                              <w:t>系統架構圖</w:t>
+                              <w:t>▲圖1 操作流程</w:t>
                             </w:r>
                           </w:p>
                         </w:txbxContent>
@@ -1264,31 +2176,35 @@
                     </wps:wsp>
                   </a:graphicData>
                 </a:graphic>
-              </wp:inline>
+                <wp14:sizeRelH relativeFrom="margin">
+                  <wp14:pctWidth>0</wp14:pctWidth>
+                </wp14:sizeRelH>
+                <wp14:sizeRelV relativeFrom="margin">
+                  <wp14:pctHeight>0</wp14:pctHeight>
+                </wp14:sizeRelV>
+              </wp:anchor>
             </w:drawing>
           </mc:Choice>
           <mc:Fallback>
             <w:pict>
-              <v:shapetype w14:anchorId="495D89B1" id="_x0000_t202" coordsize="21600,21600" o:spt="202" path="m,l,21600r21600,l21600,xe">
+              <v:shapetype w14:anchorId="22B2635E" id="_x0000_t202" coordsize="21600,21600" o:spt="202" path="m,l,21600r21600,l21600,xe">
                 <v:stroke joinstyle="miter"/>
                 <v:path gradientshapeok="t" o:connecttype="rect"/>
               </v:shapetype>
-              <v:shape id="文字方塊 2" o:spid="_x0000_s1026" type="#_x0000_t202" style="width:425.55pt;height:314.5pt;visibility:visible;mso-wrap-style:square;mso-left-percent:-10001;mso-top-percent:-10001;mso-position-horizontal:absolute;mso-position-horizontal-relative:char;mso-position-vertical:absolute;mso-position-vertical-relative:line;mso-left-percent:-10001;mso-top-percent:-10001;v-text-anchor:top" o:gfxdata="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" strokecolor="white [3212]">
+              <v:shape id="文字方塊 2" o:spid="_x0000_s1026" type="#_x0000_t202" style="position:absolute;margin-left:236.6pt;margin-top:28.85pt;width:199.85pt;height:278.25pt;z-index:251659264;visibility:visible;mso-wrap-style:square;mso-width-percent:0;mso-height-percent:0;mso-wrap-distance-left:9pt;mso-wrap-distance-top:3.6pt;mso-wrap-distance-right:9pt;mso-wrap-distance-bottom:3.6pt;mso-position-horizontal:absolute;mso-position-horizontal-relative:text;mso-position-vertical:absolute;mso-position-vertical-relative:text;mso-width-percent:0;mso-height-percent:0;mso-width-relative:margin;mso-height-relative:margin;v-text-anchor:top" o:gfxdata="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">
                 <v:textbox>
                   <w:txbxContent>
                     <w:p>
-                      <w:pPr>
-                        <w:jc w:val="center"/>
-                      </w:pPr>
                       <w:r>
                         <w:rPr>
+                          <w:rFonts w:ascii="標楷體" w:eastAsia="標楷體" w:hAnsi="標楷體"/>
                           <w:noProof/>
                         </w:rPr>
                         <w:drawing>
-                          <wp:inline distT="0" distB="0" distL="0" distR="0" wp14:anchorId="7B2ED60B" wp14:editId="7B15A93C">
-                            <wp:extent cx="4679137" cy="3651720"/>
-                            <wp:effectExtent l="0" t="0" r="7620" b="6350"/>
-                            <wp:docPr id="1" name="圖片 1"/>
+                          <wp:inline distT="0" distB="0" distL="0" distR="0" wp14:anchorId="033868D0" wp14:editId="08EC5893">
+                            <wp:extent cx="2042077" cy="3081338"/>
+                            <wp:effectExtent l="0" t="0" r="0" b="5080"/>
+                            <wp:docPr id="7" name="圖片 7"/>
                             <wp:cNvGraphicFramePr>
                               <a:graphicFrameLocks xmlns:a="http://schemas.openxmlformats.org/drawingml/2006/main" noChangeAspect="1"/>
                             </wp:cNvGraphicFramePr>
@@ -1296,13 +2212,13 @@
                               <a:graphicData uri="http://schemas.openxmlformats.org/drawingml/2006/picture">
                                 <pic:pic xmlns:pic="http://schemas.openxmlformats.org/drawingml/2006/picture">
                                   <pic:nvPicPr>
-                                    <pic:cNvPr id="0" name="Picture 1"/>
+                                    <pic:cNvPr id="0" name="Picture 5"/>
                                     <pic:cNvPicPr>
                                       <a:picLocks noChangeAspect="1" noChangeArrowheads="1"/>
                                     </pic:cNvPicPr>
                                   </pic:nvPicPr>
                                   <pic:blipFill>
-                                    <a:blip r:embed="rId7" cstate="print">
+                                    <a:blip r:embed="rId8">
                                       <a:extLst>
                                         <a:ext uri="{28A0092B-C50C-407E-A947-70E740481C1C}">
                                           <a14:useLocalDpi xmlns:a14="http://schemas.microsoft.com/office/drawing/2010/main" val="0"/>
@@ -1317,7 +2233,7 @@
                                   <pic:spPr bwMode="auto">
                                     <a:xfrm>
                                       <a:off x="0" y="0"/>
-                                      <a:ext cx="4679137" cy="3651720"/>
+                                      <a:ext cx="2054112" cy="3099498"/>
                                     </a:xfrm>
                                     <a:prstGeom prst="rect">
                                       <a:avLst/>
@@ -1336,107 +2252,323 @@
                     </w:p>
                     <w:p>
                       <w:pPr>
-                        <w:pStyle w:val="a3"/>
-                        <w:ind w:leftChars="0"/>
                         <w:jc w:val="center"/>
                         <w:rPr>
-                          <w:rFonts w:ascii="Times New Roman" w:eastAsia="標楷體" w:hAnsi="Times New Roman" w:cs="Times New Roman"/>
-                          <w:color w:val="000000"/>
-                          <w:szCs w:val="24"/>
+                          <w:rFonts w:ascii="標楷體" w:eastAsia="標楷體" w:hAnsi="標楷體" w:hint="eastAsia"/>
                         </w:rPr>
                       </w:pPr>
                       <w:r>
                         <w:rPr>
-                          <w:rFonts w:ascii="標楷體" w:eastAsia="標楷體" w:hAnsi="標楷體" w:cs="Times New Roman" w:hint="eastAsia"/>
-                          <w:color w:val="000000"/>
-                          <w:szCs w:val="24"/>
+                          <w:rFonts w:ascii="標楷體" w:eastAsia="標楷體" w:hAnsi="標楷體" w:hint="eastAsia"/>
                         </w:rPr>
-                        <w:t>▲</w:t>
-                      </w:r>
-                      <w:r>
-                        <w:rPr>
-                          <w:rFonts w:ascii="Times New Roman" w:eastAsia="標楷體" w:hAnsi="Times New Roman" w:cs="Times New Roman" w:hint="eastAsia"/>
-                          <w:color w:val="000000"/>
-                          <w:szCs w:val="24"/>
-                        </w:rPr>
-                        <w:t>圖</w:t>
-                      </w:r>
-                      <w:r>
-                        <w:rPr>
-                          <w:rFonts w:ascii="Times New Roman" w:eastAsia="標楷體" w:hAnsi="Times New Roman" w:cs="Times New Roman"/>
-                          <w:color w:val="000000"/>
-                          <w:szCs w:val="24"/>
-                        </w:rPr>
-                        <w:t>1</w:t>
-                      </w:r>
-                      <w:r>
-                        <w:rPr>
-                          <w:rFonts w:ascii="Times New Roman" w:eastAsia="標楷體" w:hAnsi="Times New Roman" w:cs="Times New Roman" w:hint="eastAsia"/>
-                          <w:color w:val="000000"/>
-                          <w:szCs w:val="24"/>
-                        </w:rPr>
-                        <w:t xml:space="preserve"> </w:t>
-                      </w:r>
-                      <w:r>
-                        <w:rPr>
-                          <w:rFonts w:ascii="Times New Roman" w:eastAsia="標楷體" w:hAnsi="Times New Roman" w:cs="Times New Roman"/>
-                          <w:color w:val="000000"/>
-                          <w:szCs w:val="24"/>
-                        </w:rPr>
-                        <w:t xml:space="preserve"> </w:t>
-                      </w:r>
-                      <w:r>
-                        <w:rPr>
-                          <w:rFonts w:ascii="Times New Roman" w:eastAsia="標楷體" w:hAnsi="Times New Roman" w:cs="Times New Roman" w:hint="eastAsia"/>
-                          <w:color w:val="000000"/>
-                          <w:szCs w:val="24"/>
-                        </w:rPr>
-                        <w:t>CARE</w:t>
-                      </w:r>
-                      <w:r>
-                        <w:rPr>
-                          <w:rFonts w:ascii="Times New Roman" w:eastAsia="標楷體" w:hAnsi="Times New Roman" w:cs="Times New Roman" w:hint="eastAsia"/>
-                          <w:color w:val="000000"/>
-                          <w:szCs w:val="24"/>
-                        </w:rPr>
-                        <w:t>整體</w:t>
-                      </w:r>
-                      <w:r>
-                        <w:rPr>
-                          <w:rFonts w:ascii="Times New Roman" w:eastAsia="標楷體" w:hAnsi="Times New Roman" w:cs="Times New Roman" w:hint="eastAsia"/>
-                          <w:color w:val="000000"/>
-                          <w:szCs w:val="24"/>
-                        </w:rPr>
-                        <w:t>系統架構圖</w:t>
+                        <w:t>▲圖1 操作流程</w:t>
                       </w:r>
                     </w:p>
                   </w:txbxContent>
                 </v:textbox>
-                <w10:anchorlock/>
+                <w10:wrap type="square"/>
               </v:shape>
             </w:pict>
           </mc:Fallback>
         </mc:AlternateContent>
       </w:r>
-    </w:p>
-    <w:p>
-      <w:pPr>
-        <w:rPr>
-          <w:rFonts w:ascii="標楷體" w:eastAsia="標楷體" w:hAnsi="標楷體"/>
-        </w:rPr>
-      </w:pPr>
-      <w:r>
-        <w:rPr>
-          <w:rFonts w:ascii="標楷體" w:eastAsia="標楷體" w:hAnsi="標楷體"/>
+      <w:r>
+        <w:rPr>
+          <w:rFonts w:ascii="標楷體" w:eastAsia="標楷體" w:hAnsi="標楷體" w:hint="eastAsia"/>
+        </w:rPr>
+        <w:t>F-2. 照護介入功能：偵測到異常健康詢問或高風險狀況時，及時通知家庭成員。</w:t>
+      </w:r>
+    </w:p>
+    <w:p>
+      <w:pPr>
+        <w:pStyle w:val="a3"/>
+        <w:numPr>
+          <w:ilvl w:val="1"/>
+          <w:numId w:val="1"/>
+        </w:numPr>
+        <w:ind w:leftChars="0"/>
+        <w:rPr>
+          <w:rFonts w:ascii="標楷體" w:eastAsia="標楷體" w:hAnsi="標楷體"/>
+          <w:b/>
+          <w:bCs/>
+        </w:rPr>
+      </w:pPr>
+      <w:r>
+        <w:rPr>
+          <w:rFonts w:ascii="標楷體" w:eastAsia="標楷體" w:hAnsi="標楷體" w:hint="eastAsia"/>
+          <w:b/>
+          <w:bCs/>
+        </w:rPr>
+        <w:t>操作概念與流程</w:t>
+      </w:r>
+    </w:p>
+    <w:p>
+      <w:pPr>
+        <w:ind w:firstLine="480"/>
+        <w:rPr>
+          <w:rFonts w:ascii="標楷體" w:eastAsia="標楷體" w:hAnsi="標楷體"/>
+        </w:rPr>
+      </w:pPr>
+      <w:r>
+        <w:rPr>
+          <w:rFonts w:ascii="標楷體" w:eastAsia="標楷體" w:hAnsi="標楷體" w:hint="eastAsia"/>
+        </w:rPr>
+        <w:t>本系統之使用者操作概念可大致區分為三種類型：直接提問、內容轉發以及其他前端互動操作。其中，直接提問與內容轉發皆可於 LINE 訊息介面中完成，使用者透過輸入文字或轉發既有內容，即可觸發系統對應之處理流程；而涉及較複雜之互動功能，則透過 LINE Front-end Framework（LIFF） 提供獨立操作介面，以提升整體使用彈性與操作效率。</w:t>
+      </w:r>
+    </w:p>
+    <w:p>
+      <w:pPr>
+        <w:rPr>
+          <w:rFonts w:ascii="標楷體" w:eastAsia="標楷體" w:hAnsi="標楷體" w:hint="eastAsia"/>
+        </w:rPr>
+      </w:pPr>
+    </w:p>
+    <w:p>
+      <w:pPr>
+        <w:pStyle w:val="a3"/>
+        <w:numPr>
+          <w:ilvl w:val="1"/>
+          <w:numId w:val="1"/>
+        </w:numPr>
+        <w:ind w:leftChars="0"/>
+        <w:rPr>
+          <w:rFonts w:ascii="標楷體" w:eastAsia="標楷體" w:hAnsi="標楷體"/>
+          <w:b/>
+          <w:bCs/>
+        </w:rPr>
+      </w:pPr>
+      <w:r>
+        <w:rPr>
+          <w:rFonts w:ascii="標楷體" w:eastAsia="標楷體" w:hAnsi="標楷體" w:hint="eastAsia"/>
+          <w:b/>
+          <w:bCs/>
+        </w:rPr>
+        <w:t>系統架構設計</w:t>
+      </w:r>
+    </w:p>
+    <w:p>
+      <w:pPr>
+        <w:ind w:firstLine="480"/>
+        <w:rPr>
+          <w:rFonts w:ascii="標楷體" w:eastAsia="標楷體" w:hAnsi="標楷體"/>
+        </w:rPr>
+      </w:pPr>
+      <w:r>
+        <w:rPr>
+          <w:rFonts w:ascii="標楷體" w:eastAsia="標楷體" w:hAnsi="標楷體"/>
+        </w:rPr>
+        <w:t xml:space="preserve">根據上述需求分析與操作概念，本研究進一步進行 CARE 系統之整體設計。為使系統架構能更清楚呈現，本研究採用 C4 Model 作為系統描述方法（如圖 </w:t>
+      </w:r>
+      <w:r>
+        <w:rPr>
+          <w:rFonts w:ascii="標楷體" w:eastAsia="標楷體" w:hAnsi="標楷體" w:hint="eastAsia"/>
+        </w:rPr>
+        <w:t>2</w:t>
+      </w:r>
+      <w:r>
+        <w:rPr>
+          <w:rFonts w:ascii="標楷體" w:eastAsia="標楷體" w:hAnsi="標楷體"/>
+        </w:rPr>
+        <w:t xml:space="preserve">），並繪製整體系統架構圖以輔助說明（如圖 </w:t>
+      </w:r>
+      <w:r>
+        <w:rPr>
+          <w:rFonts w:ascii="標楷體" w:eastAsia="標楷體" w:hAnsi="標楷體" w:hint="eastAsia"/>
+        </w:rPr>
+        <w:t>3</w:t>
+      </w:r>
+      <w:r>
+        <w:rPr>
+          <w:rFonts w:ascii="標楷體" w:eastAsia="標楷體" w:hAnsi="標楷體"/>
+        </w:rPr>
+        <w:t xml:space="preserve">）。在系統設計上，本研究將使用者介面劃分為兩個核心部分（見圖 </w:t>
+      </w:r>
+      <w:r>
+        <w:rPr>
+          <w:rFonts w:ascii="標楷體" w:eastAsia="標楷體" w:hAnsi="標楷體" w:hint="eastAsia"/>
+        </w:rPr>
+        <w:t>3</w:t>
+      </w:r>
+      <w:r>
+        <w:rPr>
+          <w:rFonts w:ascii="標楷體" w:eastAsia="標楷體" w:hAnsi="標楷體"/>
+        </w:rPr>
+        <w:t xml:space="preserve"> Frontend）：</w:t>
+      </w:r>
+    </w:p>
+    <w:p>
+      <w:pPr>
+        <w:pStyle w:val="a3"/>
+        <w:numPr>
+          <w:ilvl w:val="0"/>
+          <w:numId w:val="16"/>
+        </w:numPr>
+        <w:ind w:leftChars="0"/>
+        <w:rPr>
+          <w:rFonts w:ascii="標楷體" w:eastAsia="標楷體" w:hAnsi="標楷體" w:hint="eastAsia"/>
+        </w:rPr>
+      </w:pPr>
+      <w:r>
+        <w:rPr>
+          <w:rFonts w:ascii="標楷體" w:eastAsia="標楷體" w:hAnsi="標楷體" w:hint="eastAsia"/>
+        </w:rPr>
+        <w:t>LINE 官方帳號： 透過 LINE Messaging API 建立互動窗口，負責接收使用者輸入（含文字、語音、影音）並回傳對話訊息。使用者可直接於 LINE 客戶端透過對話框或 Rich Menu 快速啟動醫療諮詢或健康查核服務。</w:t>
+      </w:r>
+    </w:p>
+    <w:p>
+      <w:pPr>
+        <w:pStyle w:val="a3"/>
+        <w:numPr>
+          <w:ilvl w:val="0"/>
+          <w:numId w:val="16"/>
+        </w:numPr>
+        <w:ind w:leftChars="0"/>
+        <w:rPr>
+          <w:rFonts w:ascii="標楷體" w:eastAsia="標楷體" w:hAnsi="標楷體"/>
+        </w:rPr>
+      </w:pPr>
+      <w:r>
+        <w:rPr>
+          <w:rFonts w:ascii="標楷體" w:eastAsia="標楷體" w:hAnsi="標楷體" w:hint="eastAsia"/>
+        </w:rPr>
+        <w:t>LIFF 前端框架： 開發輕量化 Web 應用，整合 LINE 帳號授權以實現一鍵登入，並提供使用者個人資料管理與醫療服務（如掛號輔助）之設定介面。</w:t>
+      </w:r>
+    </w:p>
+    <w:p>
+      <w:pPr>
+        <w:ind w:firstLine="480"/>
+        <w:rPr>
+          <w:rFonts w:ascii="標楷體" w:eastAsia="標楷體" w:hAnsi="標楷體" w:hint="eastAsia"/>
+        </w:rPr>
+      </w:pPr>
+      <w:r>
+        <w:rPr>
+          <w:rFonts w:ascii="標楷體" w:eastAsia="標楷體" w:hAnsi="標楷體" w:hint="eastAsia"/>
+        </w:rPr>
+        <w:t xml:space="preserve">考量到開發生態的成熟度與系統擴充性，本研究選用 Node.js (Express) </w:t>
+      </w:r>
+      <w:r>
+        <w:rPr>
+          <w:rFonts w:ascii="標楷體" w:eastAsia="標楷體" w:hAnsi="標楷體" w:hint="eastAsia"/>
+        </w:rPr>
+        <w:lastRenderedPageBreak/>
+        <w:t>建構 BFF (Backend for Frontend) 子系統(見圖</w:t>
+      </w:r>
+      <w:r>
+        <w:rPr>
+          <w:rFonts w:ascii="標楷體" w:eastAsia="標楷體" w:hAnsi="標楷體" w:hint="eastAsia"/>
+        </w:rPr>
+        <w:t>3</w:t>
+      </w:r>
+      <w:r>
+        <w:rPr>
+          <w:rFonts w:ascii="標楷體" w:eastAsia="標楷體" w:hAnsi="標楷體" w:hint="eastAsia"/>
+        </w:rPr>
+        <w:t xml:space="preserve"> Backend for Frontend)。此層級作為 LINE 平台與核心後端間的轉接層，專注於 Webhook 事件轉接、LIFF 請求適配及回應格式化（如 Flex Message 轉換），透過將前端呈現與商業邏輯解耦合（Decoupling），確保後續功能的彈性擴充。</w:t>
+      </w:r>
+    </w:p>
+    <w:p>
+      <w:pPr>
+        <w:ind w:firstLine="480"/>
+        <w:rPr>
+          <w:rFonts w:ascii="標楷體" w:eastAsia="標楷體" w:hAnsi="標楷體" w:hint="eastAsia"/>
+        </w:rPr>
+      </w:pPr>
+      <w:r>
+        <w:rPr>
+          <w:rFonts w:ascii="標楷體" w:eastAsia="標楷體" w:hAnsi="標楷體" w:hint="eastAsia"/>
+        </w:rPr>
+        <w:t>為充分發揮 AI 與生成式模型 生態系的技術優勢，核心後端選用 Python FastAPI 框架開發(見圖</w:t>
+      </w:r>
+      <w:r>
+        <w:rPr>
+          <w:rFonts w:ascii="標楷體" w:eastAsia="標楷體" w:hAnsi="標楷體" w:hint="eastAsia"/>
+        </w:rPr>
+        <w:t>3</w:t>
+      </w:r>
+      <w:r>
+        <w:rPr>
+          <w:rFonts w:ascii="標楷體" w:eastAsia="標楷體" w:hAnsi="標楷體" w:hint="eastAsia"/>
+        </w:rPr>
+        <w:t xml:space="preserve"> Backend)。此層級為系統的中樞，負責執行「對話管理」、「事實查核」、「語音處理協調」以及醫院資源管理」等關鍵商業邏輯。</w:t>
+      </w:r>
+    </w:p>
+    <w:p>
+      <w:pPr>
+        <w:ind w:firstLine="480"/>
+        <w:rPr>
+          <w:rFonts w:ascii="標楷體" w:eastAsia="標楷體" w:hAnsi="標楷體"/>
+        </w:rPr>
+      </w:pPr>
+      <w:r>
+        <w:rPr>
+          <w:rFonts w:ascii="標楷體" w:eastAsia="標楷體" w:hAnsi="標楷體" w:hint="eastAsia"/>
+        </w:rPr>
+        <w:t>此外，為了因應快速進步的AI時代，本研究將複雜的 AI 計算與異步工作流獨立為外部系統(見圖</w:t>
+      </w:r>
+      <w:r>
+        <w:rPr>
+          <w:rFonts w:ascii="標楷體" w:eastAsia="標楷體" w:hAnsi="標楷體" w:hint="eastAsia"/>
+        </w:rPr>
+        <w:t>3</w:t>
+      </w:r>
+      <w:r>
+        <w:rPr>
+          <w:rFonts w:ascii="標楷體" w:eastAsia="標楷體" w:hAnsi="標楷體" w:hint="eastAsia"/>
+        </w:rPr>
+        <w:t xml:space="preserve"> External Service)處理，方便未來迭代更新的AI模型與工作流(Workflow)：</w:t>
+      </w:r>
+    </w:p>
+    <w:p>
+      <w:pPr>
+        <w:pStyle w:val="a3"/>
+        <w:numPr>
+          <w:ilvl w:val="0"/>
+          <w:numId w:val="18"/>
+        </w:numPr>
+        <w:ind w:leftChars="0"/>
+        <w:rPr>
+          <w:rFonts w:ascii="標楷體" w:eastAsia="標楷體" w:hAnsi="標楷體" w:hint="eastAsia"/>
+        </w:rPr>
+      </w:pPr>
+      <w:r>
+        <w:rPr>
+          <w:rFonts w:ascii="標楷體" w:eastAsia="標楷體" w:hAnsi="標楷體" w:hint="eastAsia"/>
+        </w:rPr>
+        <w:t>台語 AI 模型系統： 基於 TAIDE Gemma 3 建立專屬服務，提供精準的台語 LLM 文字生成、ASR（語音轉文字）與 TTS（文字轉語音）能力，以滿足高齡使用者的溝通需求。</w:t>
+      </w:r>
+    </w:p>
+    <w:p>
+      <w:pPr>
+        <w:pStyle w:val="a3"/>
+        <w:numPr>
+          <w:ilvl w:val="0"/>
+          <w:numId w:val="18"/>
+        </w:numPr>
+        <w:ind w:leftChars="0"/>
+        <w:rPr>
+          <w:rFonts w:ascii="標楷體" w:eastAsia="標楷體" w:hAnsi="標楷體" w:hint="eastAsia"/>
+        </w:rPr>
+      </w:pPr>
+      <w:r>
+        <w:rPr>
           <w:noProof/>
         </w:rPr>
         <mc:AlternateContent>
           <mc:Choice Requires="wps">
             <w:drawing>
-              <wp:inline distT="0" distB="0" distL="0" distR="0" wp14:anchorId="4932BDF2" wp14:editId="0D7A34BF">
-                <wp:extent cx="5274310" cy="2893060"/>
-                <wp:effectExtent l="0" t="0" r="21590" b="21590"/>
-                <wp:docPr id="12" name="文字方塊 2"/>
+              <wp:anchor distT="45720" distB="45720" distL="114300" distR="114300" simplePos="0" relativeHeight="251661312" behindDoc="0" locked="0" layoutInCell="1" allowOverlap="1" wp14:anchorId="3A3ECA3C" wp14:editId="5A539E31">
+                <wp:simplePos x="0" y="0"/>
+                <wp:positionH relativeFrom="column">
+                  <wp:posOffset>-816610</wp:posOffset>
+                </wp:positionH>
+                <wp:positionV relativeFrom="paragraph">
+                  <wp:posOffset>744855</wp:posOffset>
+                </wp:positionV>
+                <wp:extent cx="2635885" cy="3597910"/>
+                <wp:effectExtent l="0" t="0" r="12065" b="21590"/>
+                <wp:wrapSquare wrapText="bothSides"/>
+                <wp:docPr id="8" name="文字方塊 2"/>
                 <wp:cNvGraphicFramePr>
                   <a:graphicFrameLocks xmlns:a="http://schemas.openxmlformats.org/drawingml/2006/main"/>
                 </wp:cNvGraphicFramePr>
@@ -1449,7 +2581,7 @@
                       <wps:spPr bwMode="auto">
                         <a:xfrm>
                           <a:off x="0" y="0"/>
-                          <a:ext cx="5274310" cy="2893060"/>
+                          <a:ext cx="2635885" cy="3597910"/>
                         </a:xfrm>
                         <a:prstGeom prst="rect">
                           <a:avLst/>
@@ -1459,7 +2591,7 @@
                         </a:solidFill>
                         <a:ln w="9525">
                           <a:solidFill>
-                            <a:schemeClr val="bg1"/>
+                            <a:srgbClr val="000000"/>
                           </a:solidFill>
                           <a:miter lim="800000"/>
                           <a:headEnd/>
@@ -1469,21 +2601,271 @@
                       <wps:txbx>
                         <w:txbxContent>
                           <w:p>
+                            <w:r>
+                              <w:rPr>
+                                <w:rFonts w:ascii="標楷體" w:eastAsia="標楷體" w:hAnsi="標楷體"/>
+                                <w:noProof/>
+                              </w:rPr>
+                              <w:drawing>
+                                <wp:inline distT="0" distB="0" distL="0" distR="0" wp14:anchorId="2A68E068" wp14:editId="2AE871A7">
+                                  <wp:extent cx="2553195" cy="2755977"/>
+                                  <wp:effectExtent l="0" t="0" r="0" b="6350"/>
+                                  <wp:docPr id="3" name="圖片 3"/>
+                                  <wp:cNvGraphicFramePr>
+                                    <a:graphicFrameLocks xmlns:a="http://schemas.openxmlformats.org/drawingml/2006/main" noChangeAspect="1"/>
+                                  </wp:cNvGraphicFramePr>
+                                  <a:graphic xmlns:a="http://schemas.openxmlformats.org/drawingml/2006/main">
+                                    <a:graphicData uri="http://schemas.openxmlformats.org/drawingml/2006/picture">
+                                      <pic:pic xmlns:pic="http://schemas.openxmlformats.org/drawingml/2006/picture">
+                                        <pic:nvPicPr>
+                                          <pic:cNvPr id="0" name="Picture 2"/>
+                                          <pic:cNvPicPr>
+                                            <a:picLocks noChangeAspect="1" noChangeArrowheads="1"/>
+                                          </pic:cNvPicPr>
+                                        </pic:nvPicPr>
+                                        <pic:blipFill>
+                                          <a:blip r:embed="rId9" cstate="print">
+                                            <a:extLst>
+                                              <a:ext uri="{28A0092B-C50C-407E-A947-70E740481C1C}">
+                                                <a14:useLocalDpi xmlns:a14="http://schemas.microsoft.com/office/drawing/2010/main" val="0"/>
+                                              </a:ext>
+                                            </a:extLst>
+                                          </a:blip>
+                                          <a:srcRect/>
+                                          <a:stretch>
+                                            <a:fillRect/>
+                                          </a:stretch>
+                                        </pic:blipFill>
+                                        <pic:spPr bwMode="auto">
+                                          <a:xfrm>
+                                            <a:off x="0" y="0"/>
+                                            <a:ext cx="2590128" cy="2795843"/>
+                                          </a:xfrm>
+                                          <a:prstGeom prst="rect">
+                                            <a:avLst/>
+                                          </a:prstGeom>
+                                          <a:noFill/>
+                                          <a:ln>
+                                            <a:noFill/>
+                                          </a:ln>
+                                        </pic:spPr>
+                                      </pic:pic>
+                                    </a:graphicData>
+                                  </a:graphic>
+                                </wp:inline>
+                              </w:drawing>
+                            </w:r>
+                          </w:p>
+                          <w:p>
                             <w:pPr>
-                              <w:jc w:val="center"/>
+                              <w:rPr>
+                                <w:rFonts w:hint="eastAsia"/>
+                              </w:rPr>
                             </w:pPr>
                             <w:r>
                               <w:rPr>
                                 <w:rFonts w:ascii="標楷體" w:eastAsia="標楷體" w:hAnsi="標楷體" w:hint="eastAsia"/>
-                                <w:b/>
-                                <w:bCs/>
+                              </w:rPr>
+                              <w:t>▲圖2 Container</w:t>
+                            </w:r>
+                            <w:r>
+                              <w:rPr>
+                                <w:rFonts w:ascii="標楷體" w:eastAsia="標楷體" w:hAnsi="標楷體"/>
+                              </w:rPr>
+                              <w:t xml:space="preserve"> </w:t>
+                            </w:r>
+                            <w:r>
+                              <w:rPr>
+                                <w:rFonts w:ascii="標楷體" w:eastAsia="標楷體" w:hAnsi="標楷體" w:hint="eastAsia"/>
+                              </w:rPr>
+                              <w:t>Diagra</w:t>
+                            </w:r>
+                            <w:r>
+                              <w:rPr>
+                                <w:rFonts w:ascii="標楷體" w:eastAsia="標楷體" w:hAnsi="標楷體"/>
+                              </w:rPr>
+                              <w:t>m</w:t>
+                            </w:r>
+                          </w:p>
+                        </w:txbxContent>
+                      </wps:txbx>
+                      <wps:bodyPr rot="0" vert="horz" wrap="square" lIns="91440" tIns="45720" rIns="91440" bIns="45720" anchor="t" anchorCtr="0">
+                        <a:noAutofit/>
+                      </wps:bodyPr>
+                    </wps:wsp>
+                  </a:graphicData>
+                </a:graphic>
+                <wp14:sizeRelH relativeFrom="margin">
+                  <wp14:pctWidth>0</wp14:pctWidth>
+                </wp14:sizeRelH>
+                <wp14:sizeRelV relativeFrom="margin">
+                  <wp14:pctHeight>0</wp14:pctHeight>
+                </wp14:sizeRelV>
+              </wp:anchor>
+            </w:drawing>
+          </mc:Choice>
+          <mc:Fallback>
+            <w:pict>
+              <v:shape w14:anchorId="3A3ECA3C" id="_x0000_s1027" type="#_x0000_t202" style="position:absolute;left:0;text-align:left;margin-left:-64.3pt;margin-top:58.65pt;width:207.55pt;height:283.3pt;z-index:251661312;visibility:visible;mso-wrap-style:square;mso-width-percent:0;mso-height-percent:0;mso-wrap-distance-left:9pt;mso-wrap-distance-top:3.6pt;mso-wrap-distance-right:9pt;mso-wrap-distance-bottom:3.6pt;mso-position-horizontal:absolute;mso-position-horizontal-relative:text;mso-position-vertical:absolute;mso-position-vertical-relative:text;mso-width-percent:0;mso-height-percent:0;mso-width-relative:margin;mso-height-relative:margin;v-text-anchor:top" o:gfxdata="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">
+                <v:textbox>
+                  <w:txbxContent>
+                    <w:p>
+                      <w:r>
+                        <w:rPr>
+                          <w:rFonts w:ascii="標楷體" w:eastAsia="標楷體" w:hAnsi="標楷體"/>
+                          <w:noProof/>
+                        </w:rPr>
+                        <w:drawing>
+                          <wp:inline distT="0" distB="0" distL="0" distR="0" wp14:anchorId="2A68E068" wp14:editId="2AE871A7">
+                            <wp:extent cx="2553195" cy="2755977"/>
+                            <wp:effectExtent l="0" t="0" r="0" b="6350"/>
+                            <wp:docPr id="3" name="圖片 3"/>
+                            <wp:cNvGraphicFramePr>
+                              <a:graphicFrameLocks xmlns:a="http://schemas.openxmlformats.org/drawingml/2006/main" noChangeAspect="1"/>
+                            </wp:cNvGraphicFramePr>
+                            <a:graphic xmlns:a="http://schemas.openxmlformats.org/drawingml/2006/main">
+                              <a:graphicData uri="http://schemas.openxmlformats.org/drawingml/2006/picture">
+                                <pic:pic xmlns:pic="http://schemas.openxmlformats.org/drawingml/2006/picture">
+                                  <pic:nvPicPr>
+                                    <pic:cNvPr id="0" name="Picture 2"/>
+                                    <pic:cNvPicPr>
+                                      <a:picLocks noChangeAspect="1" noChangeArrowheads="1"/>
+                                    </pic:cNvPicPr>
+                                  </pic:nvPicPr>
+                                  <pic:blipFill>
+                                    <a:blip r:embed="rId9" cstate="print">
+                                      <a:extLst>
+                                        <a:ext uri="{28A0092B-C50C-407E-A947-70E740481C1C}">
+                                          <a14:useLocalDpi xmlns:a14="http://schemas.microsoft.com/office/drawing/2010/main" val="0"/>
+                                        </a:ext>
+                                      </a:extLst>
+                                    </a:blip>
+                                    <a:srcRect/>
+                                    <a:stretch>
+                                      <a:fillRect/>
+                                    </a:stretch>
+                                  </pic:blipFill>
+                                  <pic:spPr bwMode="auto">
+                                    <a:xfrm>
+                                      <a:off x="0" y="0"/>
+                                      <a:ext cx="2590128" cy="2795843"/>
+                                    </a:xfrm>
+                                    <a:prstGeom prst="rect">
+                                      <a:avLst/>
+                                    </a:prstGeom>
+                                    <a:noFill/>
+                                    <a:ln>
+                                      <a:noFill/>
+                                    </a:ln>
+                                  </pic:spPr>
+                                </pic:pic>
+                              </a:graphicData>
+                            </a:graphic>
+                          </wp:inline>
+                        </w:drawing>
+                      </w:r>
+                    </w:p>
+                    <w:p>
+                      <w:pPr>
+                        <w:rPr>
+                          <w:rFonts w:hint="eastAsia"/>
+                        </w:rPr>
+                      </w:pPr>
+                      <w:r>
+                        <w:rPr>
+                          <w:rFonts w:ascii="標楷體" w:eastAsia="標楷體" w:hAnsi="標楷體" w:hint="eastAsia"/>
+                        </w:rPr>
+                        <w:t>▲圖2 Container</w:t>
+                      </w:r>
+                      <w:r>
+                        <w:rPr>
+                          <w:rFonts w:ascii="標楷體" w:eastAsia="標楷體" w:hAnsi="標楷體"/>
+                        </w:rPr>
+                        <w:t xml:space="preserve"> </w:t>
+                      </w:r>
+                      <w:r>
+                        <w:rPr>
+                          <w:rFonts w:ascii="標楷體" w:eastAsia="標楷體" w:hAnsi="標楷體" w:hint="eastAsia"/>
+                        </w:rPr>
+                        <w:t>Diagra</w:t>
+                      </w:r>
+                      <w:r>
+                        <w:rPr>
+                          <w:rFonts w:ascii="標楷體" w:eastAsia="標楷體" w:hAnsi="標楷體"/>
+                        </w:rPr>
+                        <w:t>m</w:t>
+                      </w:r>
+                    </w:p>
+                  </w:txbxContent>
+                </v:textbox>
+                <w10:wrap type="square"/>
+              </v:shape>
+            </w:pict>
+          </mc:Fallback>
+        </mc:AlternateContent>
+      </w:r>
+      <w:r>
+        <w:rPr>
+          <w:rFonts w:ascii="標楷體" w:eastAsia="標楷體" w:hAnsi="標楷體"/>
+          <w:noProof/>
+        </w:rPr>
+        <mc:AlternateContent>
+          <mc:Choice Requires="wps">
+            <w:drawing>
+              <wp:anchor distT="45720" distB="45720" distL="114300" distR="114300" simplePos="0" relativeHeight="251663360" behindDoc="0" locked="0" layoutInCell="1" allowOverlap="1" wp14:anchorId="74B3CBB7" wp14:editId="230FB40F">
+                <wp:simplePos x="0" y="0"/>
+                <wp:positionH relativeFrom="column">
+                  <wp:posOffset>1819275</wp:posOffset>
+                </wp:positionH>
+                <wp:positionV relativeFrom="paragraph">
+                  <wp:posOffset>744855</wp:posOffset>
+                </wp:positionV>
+                <wp:extent cx="4161790" cy="3580130"/>
+                <wp:effectExtent l="0" t="0" r="10160" b="20320"/>
+                <wp:wrapSquare wrapText="bothSides"/>
+                <wp:docPr id="9" name="文字方塊 2"/>
+                <wp:cNvGraphicFramePr>
+                  <a:graphicFrameLocks xmlns:a="http://schemas.openxmlformats.org/drawingml/2006/main"/>
+                </wp:cNvGraphicFramePr>
+                <a:graphic xmlns:a="http://schemas.openxmlformats.org/drawingml/2006/main">
+                  <a:graphicData uri="http://schemas.microsoft.com/office/word/2010/wordprocessingShape">
+                    <wps:wsp>
+                      <wps:cNvSpPr txBox="1">
+                        <a:spLocks noChangeArrowheads="1"/>
+                      </wps:cNvSpPr>
+                      <wps:spPr bwMode="auto">
+                        <a:xfrm>
+                          <a:off x="0" y="0"/>
+                          <a:ext cx="4161790" cy="3580130"/>
+                        </a:xfrm>
+                        <a:prstGeom prst="rect">
+                          <a:avLst/>
+                        </a:prstGeom>
+                        <a:solidFill>
+                          <a:srgbClr val="FFFFFF"/>
+                        </a:solidFill>
+                        <a:ln w="9525">
+                          <a:solidFill>
+                            <a:srgbClr val="000000"/>
+                          </a:solidFill>
+                          <a:miter lim="800000"/>
+                          <a:headEnd/>
+                          <a:tailEnd/>
+                        </a:ln>
+                      </wps:spPr>
+                      <wps:txbx>
+                        <w:txbxContent>
+                          <w:p>
+                            <w:r>
+                              <w:rPr>
+                                <w:rFonts w:ascii="標楷體" w:eastAsia="標楷體" w:hAnsi="標楷體"/>
                                 <w:noProof/>
                               </w:rPr>
                               <w:drawing>
-                                <wp:inline distT="0" distB="0" distL="0" distR="0" wp14:anchorId="7739D28B" wp14:editId="004F078D">
-                                  <wp:extent cx="5018366" cy="2350183"/>
-                                  <wp:effectExtent l="0" t="0" r="0" b="0"/>
-                                  <wp:docPr id="14" name="圖片 14"/>
+                                <wp:inline distT="0" distB="0" distL="0" distR="0" wp14:anchorId="336D0650" wp14:editId="50F37EC2">
+                                  <wp:extent cx="4073236" cy="3179423"/>
+                                  <wp:effectExtent l="0" t="0" r="3810" b="2540"/>
+                                  <wp:docPr id="4" name="圖片 4"/>
                                   <wp:cNvGraphicFramePr>
                                     <a:graphicFrameLocks xmlns:a="http://schemas.openxmlformats.org/drawingml/2006/main" noChangeAspect="1"/>
                                   </wp:cNvGraphicFramePr>
@@ -1496,21 +2878,23 @@
                                             <a:picLocks noChangeAspect="1" noChangeArrowheads="1"/>
                                           </pic:cNvPicPr>
                                         </pic:nvPicPr>
-                                        <pic:blipFill rotWithShape="1">
-                                          <a:blip r:embed="rId8" cstate="print">
+                                        <pic:blipFill>
+                                          <a:blip r:embed="rId10" cstate="print">
                                             <a:extLst>
                                               <a:ext uri="{28A0092B-C50C-407E-A947-70E740481C1C}">
                                                 <a14:useLocalDpi xmlns:a14="http://schemas.microsoft.com/office/drawing/2010/main" val="0"/>
                                               </a:ext>
                                             </a:extLst>
                                           </a:blip>
-                                          <a:srcRect l="4116" t="8829" r="34898" b="24570"/>
-                                          <a:stretch/>
+                                          <a:srcRect/>
+                                          <a:stretch>
+                                            <a:fillRect/>
+                                          </a:stretch>
                                         </pic:blipFill>
                                         <pic:spPr bwMode="auto">
                                           <a:xfrm>
                                             <a:off x="0" y="0"/>
-                                            <a:ext cx="5040410" cy="2360506"/>
+                                            <a:ext cx="4149092" cy="3238633"/>
                                           </a:xfrm>
                                           <a:prstGeom prst="rect">
                                             <a:avLst/>
@@ -1519,11 +2903,6 @@
                                           <a:ln>
                                             <a:noFill/>
                                           </a:ln>
-                                          <a:extLst>
-                                            <a:ext uri="{53640926-AAD7-44D8-BBD7-CCE9431645EC}">
-                                              <a14:shadowObscured xmlns:a14="http://schemas.microsoft.com/office/drawing/2010/main"/>
-                                            </a:ext>
-                                          </a:extLst>
                                         </pic:spPr>
                                       </pic:pic>
                                     </a:graphicData>
@@ -1534,73 +2913,22 @@
                           </w:p>
                           <w:p>
                             <w:pPr>
-                              <w:pStyle w:val="a3"/>
-                              <w:ind w:leftChars="0"/>
                               <w:jc w:val="center"/>
                               <w:rPr>
-                                <w:rFonts w:ascii="標楷體" w:eastAsia="標楷體" w:hAnsi="標楷體" w:cs="Times New Roman"/>
-                                <w:color w:val="000000"/>
-                                <w:szCs w:val="24"/>
+                                <w:rFonts w:ascii="標楷體" w:eastAsia="標楷體" w:hAnsi="標楷體" w:hint="eastAsia"/>
                               </w:rPr>
                             </w:pPr>
                             <w:r>
                               <w:rPr>
-                                <w:rFonts w:ascii="標楷體" w:eastAsia="標楷體" w:hAnsi="標楷體" w:cs="Times New Roman" w:hint="eastAsia"/>
-                                <w:color w:val="000000"/>
-                                <w:szCs w:val="24"/>
+                                <w:rFonts w:ascii="標楷體" w:eastAsia="標楷體" w:hAnsi="標楷體" w:hint="eastAsia"/>
                               </w:rPr>
-                              <w:t>▲圖</w:t>
-                            </w:r>
-                            <w:r>
-                              <w:rPr>
-                                <w:rFonts w:ascii="標楷體" w:eastAsia="標楷體" w:hAnsi="標楷體" w:cs="Times New Roman"/>
-                                <w:color w:val="000000"/>
-                                <w:szCs w:val="24"/>
-                              </w:rPr>
-                              <w:t>2</w:t>
-                            </w:r>
-                            <w:r>
-                              <w:rPr>
-                                <w:rFonts w:ascii="標楷體" w:eastAsia="標楷體" w:hAnsi="標楷體" w:cs="Times New Roman" w:hint="eastAsia"/>
-                                <w:color w:val="000000"/>
-                                <w:szCs w:val="24"/>
-                              </w:rPr>
-                              <w:t xml:space="preserve"> </w:t>
-                            </w:r>
-                            <w:r>
-                              <w:rPr>
-                                <w:rFonts w:ascii="標楷體" w:eastAsia="標楷體" w:hAnsi="標楷體" w:cs="Times New Roman"/>
-                                <w:color w:val="000000"/>
-                                <w:szCs w:val="24"/>
-                              </w:rPr>
-                              <w:t>BFF Co</w:t>
-                            </w:r>
-                            <w:r>
-                              <w:rPr>
-                                <w:rFonts w:ascii="標楷體" w:eastAsia="標楷體" w:hAnsi="標楷體" w:cs="Times New Roman" w:hint="eastAsia"/>
-                                <w:color w:val="000000"/>
-                                <w:szCs w:val="24"/>
-                              </w:rPr>
-                              <w:t>m</w:t>
-                            </w:r>
-                            <w:r>
-                              <w:rPr>
-                                <w:rFonts w:ascii="標楷體" w:eastAsia="標楷體" w:hAnsi="標楷體" w:cs="Times New Roman"/>
-                                <w:color w:val="000000"/>
-                                <w:szCs w:val="24"/>
-                              </w:rPr>
-                              <w:t>ponent Diagram</w:t>
+                              <w:t>▲圖3 CARE整體系統架構圖</w:t>
                             </w:r>
                           </w:p>
                           <w:p>
                             <w:pPr>
-                              <w:pStyle w:val="a3"/>
-                              <w:ind w:leftChars="0"/>
-                              <w:jc w:val="center"/>
                               <w:rPr>
-                                <w:rFonts w:ascii="Times New Roman" w:eastAsia="標楷體" w:hAnsi="Times New Roman" w:cs="Times New Roman"/>
-                                <w:color w:val="000000"/>
-                                <w:szCs w:val="24"/>
+                                <w:rFonts w:hint="eastAsia"/>
                               </w:rPr>
                             </w:pPr>
                           </w:p>
@@ -1612,30 +2940,31 @@
                     </wps:wsp>
                   </a:graphicData>
                 </a:graphic>
-              </wp:inline>
+                <wp14:sizeRelH relativeFrom="margin">
+                  <wp14:pctWidth>0</wp14:pctWidth>
+                </wp14:sizeRelH>
+                <wp14:sizeRelV relativeFrom="margin">
+                  <wp14:pctHeight>0</wp14:pctHeight>
+                </wp14:sizeRelV>
+              </wp:anchor>
             </w:drawing>
           </mc:Choice>
           <mc:Fallback>
             <w:pict>
-              <v:shape w14:anchorId="4932BDF2" id="_x0000_s1027" type="#_x0000_t202" style="width:415.3pt;height:227.8pt;visibility:visible;mso-wrap-style:square;mso-left-percent:-10001;mso-top-percent:-10001;mso-position-horizontal:absolute;mso-position-horizontal-relative:char;mso-position-vertical:absolute;mso-position-vertical-relative:line;mso-left-percent:-10001;mso-top-percent:-10001;v-text-anchor:top" o:gfxdata="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" strokecolor="white [3212]">
+              <v:shape w14:anchorId="74B3CBB7" id="_x0000_s1028" type="#_x0000_t202" style="position:absolute;left:0;text-align:left;margin-left:143.25pt;margin-top:58.65pt;width:327.7pt;height:281.9pt;z-index:251663360;visibility:visible;mso-wrap-style:square;mso-width-percent:0;mso-height-percent:0;mso-wrap-distance-left:9pt;mso-wrap-distance-top:3.6pt;mso-wrap-distance-right:9pt;mso-wrap-distance-bottom:3.6pt;mso-position-horizontal:absolute;mso-position-horizontal-relative:text;mso-position-vertical:absolute;mso-position-vertical-relative:text;mso-width-percent:0;mso-height-percent:0;mso-width-relative:margin;mso-height-relative:margin;v-text-anchor:top" o:gfxdata="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">
                 <v:textbox>
                   <w:txbxContent>
                     <w:p>
-                      <w:pPr>
-                        <w:jc w:val="center"/>
-                      </w:pPr>
                       <w:r>
                         <w:rPr>
-                          <w:rFonts w:ascii="標楷體" w:eastAsia="標楷體" w:hAnsi="標楷體" w:hint="eastAsia"/>
-                          <w:b/>
-                          <w:bCs/>
+                          <w:rFonts w:ascii="標楷體" w:eastAsia="標楷體" w:hAnsi="標楷體"/>
                           <w:noProof/>
                         </w:rPr>
                         <w:drawing>
-                          <wp:inline distT="0" distB="0" distL="0" distR="0" wp14:anchorId="7739D28B" wp14:editId="004F078D">
-                            <wp:extent cx="5018366" cy="2350183"/>
-                            <wp:effectExtent l="0" t="0" r="0" b="0"/>
-                            <wp:docPr id="14" name="圖片 14"/>
+                          <wp:inline distT="0" distB="0" distL="0" distR="0" wp14:anchorId="336D0650" wp14:editId="50F37EC2">
+                            <wp:extent cx="4073236" cy="3179423"/>
+                            <wp:effectExtent l="0" t="0" r="3810" b="2540"/>
+                            <wp:docPr id="4" name="圖片 4"/>
                             <wp:cNvGraphicFramePr>
                               <a:graphicFrameLocks xmlns:a="http://schemas.openxmlformats.org/drawingml/2006/main" noChangeAspect="1"/>
                             </wp:cNvGraphicFramePr>
@@ -1648,21 +2977,23 @@
                                       <a:picLocks noChangeAspect="1" noChangeArrowheads="1"/>
                                     </pic:cNvPicPr>
                                   </pic:nvPicPr>
-                                  <pic:blipFill rotWithShape="1">
-                                    <a:blip r:embed="rId8" cstate="print">
+                                  <pic:blipFill>
+                                    <a:blip r:embed="rId10" cstate="print">
                                       <a:extLst>
                                         <a:ext uri="{28A0092B-C50C-407E-A947-70E740481C1C}">
                                           <a14:useLocalDpi xmlns:a14="http://schemas.microsoft.com/office/drawing/2010/main" val="0"/>
                                         </a:ext>
                                       </a:extLst>
                                     </a:blip>
-                                    <a:srcRect l="4116" t="8829" r="34898" b="24570"/>
-                                    <a:stretch/>
+                                    <a:srcRect/>
+                                    <a:stretch>
+                                      <a:fillRect/>
+                                    </a:stretch>
                                   </pic:blipFill>
                                   <pic:spPr bwMode="auto">
                                     <a:xfrm>
                                       <a:off x="0" y="0"/>
-                                      <a:ext cx="5040410" cy="2360506"/>
+                                      <a:ext cx="4149092" cy="3238633"/>
                                     </a:xfrm>
                                     <a:prstGeom prst="rect">
                                       <a:avLst/>
@@ -1671,11 +3002,6 @@
                                     <a:ln>
                                       <a:noFill/>
                                     </a:ln>
-                                    <a:extLst>
-                                      <a:ext uri="{53640926-AAD7-44D8-BBD7-CCE9431645EC}">
-                                        <a14:shadowObscured xmlns:a14="http://schemas.microsoft.com/office/drawing/2010/main"/>
-                                      </a:ext>
-                                    </a:extLst>
                                   </pic:spPr>
                                 </pic:pic>
                               </a:graphicData>
@@ -1686,79 +3012,28 @@
                     </w:p>
                     <w:p>
                       <w:pPr>
-                        <w:pStyle w:val="a3"/>
-                        <w:ind w:leftChars="0"/>
                         <w:jc w:val="center"/>
                         <w:rPr>
-                          <w:rFonts w:ascii="標楷體" w:eastAsia="標楷體" w:hAnsi="標楷體" w:cs="Times New Roman"/>
-                          <w:color w:val="000000"/>
-                          <w:szCs w:val="24"/>
+                          <w:rFonts w:ascii="標楷體" w:eastAsia="標楷體" w:hAnsi="標楷體" w:hint="eastAsia"/>
                         </w:rPr>
                       </w:pPr>
                       <w:r>
                         <w:rPr>
-                          <w:rFonts w:ascii="標楷體" w:eastAsia="標楷體" w:hAnsi="標楷體" w:cs="Times New Roman" w:hint="eastAsia"/>
-                          <w:color w:val="000000"/>
-                          <w:szCs w:val="24"/>
+                          <w:rFonts w:ascii="標楷體" w:eastAsia="標楷體" w:hAnsi="標楷體" w:hint="eastAsia"/>
                         </w:rPr>
-                        <w:t>▲圖</w:t>
-                      </w:r>
-                      <w:r>
-                        <w:rPr>
-                          <w:rFonts w:ascii="標楷體" w:eastAsia="標楷體" w:hAnsi="標楷體" w:cs="Times New Roman"/>
-                          <w:color w:val="000000"/>
-                          <w:szCs w:val="24"/>
-                        </w:rPr>
-                        <w:t>2</w:t>
-                      </w:r>
-                      <w:r>
-                        <w:rPr>
-                          <w:rFonts w:ascii="標楷體" w:eastAsia="標楷體" w:hAnsi="標楷體" w:cs="Times New Roman" w:hint="eastAsia"/>
-                          <w:color w:val="000000"/>
-                          <w:szCs w:val="24"/>
-                        </w:rPr>
-                        <w:t xml:space="preserve"> </w:t>
-                      </w:r>
-                      <w:r>
-                        <w:rPr>
-                          <w:rFonts w:ascii="標楷體" w:eastAsia="標楷體" w:hAnsi="標楷體" w:cs="Times New Roman"/>
-                          <w:color w:val="000000"/>
-                          <w:szCs w:val="24"/>
-                        </w:rPr>
-                        <w:t>BFF Co</w:t>
-                      </w:r>
-                      <w:r>
-                        <w:rPr>
-                          <w:rFonts w:ascii="標楷體" w:eastAsia="標楷體" w:hAnsi="標楷體" w:cs="Times New Roman" w:hint="eastAsia"/>
-                          <w:color w:val="000000"/>
-                          <w:szCs w:val="24"/>
-                        </w:rPr>
-                        <w:t>m</w:t>
-                      </w:r>
-                      <w:r>
-                        <w:rPr>
-                          <w:rFonts w:ascii="標楷體" w:eastAsia="標楷體" w:hAnsi="標楷體" w:cs="Times New Roman"/>
-                          <w:color w:val="000000"/>
-                          <w:szCs w:val="24"/>
-                        </w:rPr>
-                        <w:t>ponent Diagram</w:t>
+                        <w:t>▲圖3 CARE整體系統架構圖</w:t>
                       </w:r>
                     </w:p>
                     <w:p>
                       <w:pPr>
-                        <w:pStyle w:val="a3"/>
-                        <w:ind w:leftChars="0"/>
-                        <w:jc w:val="center"/>
                         <w:rPr>
-                          <w:rFonts w:ascii="Times New Roman" w:eastAsia="標楷體" w:hAnsi="Times New Roman" w:cs="Times New Roman"/>
-                          <w:color w:val="000000"/>
-                          <w:szCs w:val="24"/>
+                          <w:rFonts w:hint="eastAsia"/>
                         </w:rPr>
                       </w:pPr>
                     </w:p>
                   </w:txbxContent>
                 </v:textbox>
-                <w10:anchorlock/>
+                <w10:wrap type="square"/>
               </v:shape>
             </w:pict>
           </mc:Fallback>
@@ -1766,17 +3041,208 @@
       </w:r>
       <w:r>
         <w:rPr>
+          <w:rFonts w:ascii="標楷體" w:eastAsia="標楷體" w:hAnsi="標楷體" w:hint="eastAsia"/>
+        </w:rPr>
+        <w:t>MCP (Model Context Protocol) Server： 採用新穎的 MCP 框架執行 RAG (檢索增強生成) 工作流，整合醫療知識庫，並異步處理影音分析與 OCR (光學字元辨識) 等高運算負荷之任務。</w:t>
+      </w:r>
+    </w:p>
+    <w:p>
+      <w:pPr>
+        <w:rPr>
+          <w:rFonts w:ascii="標楷體" w:eastAsia="標楷體" w:hAnsi="標楷體" w:hint="eastAsia"/>
+        </w:rPr>
+      </w:pPr>
+    </w:p>
+    <w:p>
+      <w:pPr>
+        <w:pStyle w:val="a3"/>
+        <w:numPr>
+          <w:ilvl w:val="1"/>
+          <w:numId w:val="1"/>
+        </w:numPr>
+        <w:ind w:leftChars="0"/>
+        <w:rPr>
+          <w:rFonts w:ascii="標楷體" w:eastAsia="標楷體" w:hAnsi="標楷體"/>
+        </w:rPr>
+      </w:pPr>
+      <w:r>
+        <w:rPr>
+          <w:rFonts w:ascii="標楷體" w:eastAsia="標楷體" w:hAnsi="標楷體" w:hint="eastAsia"/>
+          <w:b/>
+          <w:bCs/>
+        </w:rPr>
+        <w:t>使用者介面設計</w:t>
+      </w:r>
+    </w:p>
+    <w:p>
+      <w:pPr>
+        <w:pStyle w:val="a3"/>
+        <w:numPr>
+          <w:ilvl w:val="0"/>
+          <w:numId w:val="19"/>
+        </w:numPr>
+        <w:ind w:leftChars="0"/>
+        <w:rPr>
+          <w:rFonts w:ascii="標楷體" w:eastAsia="標楷體" w:hAnsi="標楷體" w:hint="eastAsia"/>
+          <w:b/>
+          <w:bCs/>
+        </w:rPr>
+      </w:pPr>
+      <w:r>
+        <w:rPr>
+          <w:rFonts w:ascii="標楷體" w:eastAsia="標楷體" w:hAnsi="標楷體" w:hint="eastAsia"/>
+          <w:b/>
+          <w:bCs/>
+        </w:rPr>
+        <w:t>動態互動式訊息（Flex Messages）生成機制</w:t>
+      </w:r>
+    </w:p>
+    <w:p>
+      <w:pPr>
+        <w:ind w:firstLine="480"/>
+        <w:rPr>
+          <w:rFonts w:ascii="標楷體" w:eastAsia="標楷體" w:hAnsi="標楷體"/>
+        </w:rPr>
+      </w:pPr>
+      <w:r>
+        <w:rPr>
+          <w:rFonts w:ascii="標楷體" w:eastAsia="標楷體" w:hAnsi="標楷體" w:hint="eastAsia"/>
+        </w:rPr>
+        <w:t>在 LINE 平台所提供的 Flex Messages 設計中，可透過卡片化版面呈現多項互動元素，並於其中配置按鈕供使用者操作。使用者點擊按鈕後，系統將自動傳送預先定義之關鍵字或事件訊號至後端機器人，藉此觸發對應之系統功能</w:t>
+      </w:r>
+      <w:r>
+        <w:rPr>
+          <w:rFonts w:ascii="標楷體" w:eastAsia="標楷體" w:hAnsi="標楷體" w:hint="eastAsia"/>
+        </w:rPr>
+        <w:lastRenderedPageBreak/>
+        <w:t xml:space="preserve">與流程（如圖 </w:t>
+      </w:r>
+      <w:r>
+        <w:rPr>
+          <w:rFonts w:ascii="標楷體" w:eastAsia="標楷體" w:hAnsi="標楷體" w:hint="eastAsia"/>
+        </w:rPr>
+        <w:t>4</w:t>
+      </w:r>
+      <w:r>
+        <w:rPr>
+          <w:rFonts w:ascii="標楷體" w:eastAsia="標楷體" w:hAnsi="標楷體" w:hint="eastAsia"/>
+        </w:rPr>
+        <w:t>）。</w:t>
+      </w:r>
+    </w:p>
+    <w:p>
+      <w:pPr>
+        <w:pStyle w:val="a3"/>
+        <w:numPr>
+          <w:ilvl w:val="0"/>
+          <w:numId w:val="19"/>
+        </w:numPr>
+        <w:ind w:leftChars="0"/>
+        <w:rPr>
+          <w:rFonts w:ascii="標楷體" w:eastAsia="標楷體" w:hAnsi="標楷體" w:hint="eastAsia"/>
+          <w:b/>
+          <w:bCs/>
+        </w:rPr>
+      </w:pPr>
+      <w:r>
+        <w:rPr>
+          <w:rFonts w:ascii="標楷體" w:eastAsia="標楷體" w:hAnsi="標楷體" w:hint="eastAsia"/>
+          <w:b/>
+          <w:bCs/>
+        </w:rPr>
+        <w:t>高齡友善之 Rich Menu 動態配置設計</w:t>
+      </w:r>
+    </w:p>
+    <w:p>
+      <w:pPr>
+        <w:ind w:firstLine="480"/>
+        <w:rPr>
+          <w:rFonts w:ascii="標楷體" w:eastAsia="標楷體" w:hAnsi="標楷體"/>
+        </w:rPr>
+      </w:pPr>
+      <w:r>
+        <w:rPr>
+          <w:rFonts w:ascii="標楷體" w:eastAsia="標楷體" w:hAnsi="標楷體" w:hint="eastAsia"/>
+        </w:rPr>
+        <w:t xml:space="preserve">LINE 應用程式提供 Rich Menu 快速選單功能，可於聊天介面底部呈現固定操作選項（如圖 </w:t>
+      </w:r>
+      <w:r>
+        <w:rPr>
+          <w:rFonts w:ascii="標楷體" w:eastAsia="標楷體" w:hAnsi="標楷體" w:hint="eastAsia"/>
+        </w:rPr>
+        <w:t>5</w:t>
+      </w:r>
+      <w:r>
+        <w:rPr>
+          <w:rFonts w:ascii="標楷體" w:eastAsia="標楷體" w:hAnsi="標楷體" w:hint="eastAsia"/>
+        </w:rPr>
+        <w:t>）。本研究依據高齡使用者之操作習慣與需求，設計高對比色彩、大尺寸按鈕及清楚圖示之 Rich Menu 介面，以提升可讀性與辨識度。</w:t>
+      </w:r>
+    </w:p>
+    <w:p>
+      <w:pPr>
+        <w:pStyle w:val="a3"/>
+        <w:numPr>
+          <w:ilvl w:val="0"/>
+          <w:numId w:val="19"/>
+        </w:numPr>
+        <w:ind w:leftChars="0"/>
+        <w:rPr>
+          <w:rFonts w:ascii="標楷體" w:eastAsia="標楷體" w:hAnsi="標楷體" w:hint="eastAsia"/>
+          <w:b/>
+          <w:bCs/>
+        </w:rPr>
+      </w:pPr>
+      <w:r>
+        <w:rPr>
+          <w:rFonts w:ascii="標楷體" w:eastAsia="標楷體" w:hAnsi="標楷體" w:hint="eastAsia"/>
+          <w:b/>
+          <w:bCs/>
+        </w:rPr>
+        <w:t>LIFF（LINE Front-end Framework）應用整合設計</w:t>
+      </w:r>
+    </w:p>
+    <w:p>
+      <w:pPr>
+        <w:ind w:firstLine="480"/>
+        <w:rPr>
+          <w:rFonts w:ascii="標楷體" w:eastAsia="標楷體" w:hAnsi="標楷體" w:hint="eastAsia"/>
+        </w:rPr>
+      </w:pPr>
+      <w:r>
+        <w:rPr>
+          <w:rFonts w:ascii="標楷體" w:eastAsia="標楷體" w:hAnsi="標楷體" w:hint="eastAsia"/>
+        </w:rPr>
+        <w:t>為補足聊天介面於複雜資訊呈現上的限制，本研究整合LIFF技術，於 LINE 應用程式內嵌網頁式互動介面，使使用者無需離開 LINE 即可完成進階操作。</w:t>
+      </w:r>
+    </w:p>
+    <w:p>
+      <w:pPr>
+        <w:ind w:firstLine="480"/>
+        <w:rPr>
+          <w:rFonts w:ascii="標楷體" w:eastAsia="標楷體" w:hAnsi="標楷體"/>
+        </w:rPr>
+      </w:pPr>
+      <w:r>
+        <w:rPr>
           <w:rFonts w:ascii="標楷體" w:eastAsia="標楷體" w:hAnsi="標楷體"/>
           <w:noProof/>
         </w:rPr>
-        <w:lastRenderedPageBreak/>
         <mc:AlternateContent>
           <mc:Choice Requires="wps">
             <w:drawing>
-              <wp:inline distT="0" distB="0" distL="0" distR="0" wp14:anchorId="281F23F5" wp14:editId="15DC2D0E">
-                <wp:extent cx="5274310" cy="5164531"/>
-                <wp:effectExtent l="0" t="0" r="21590" b="17145"/>
-                <wp:docPr id="15" name="文字方塊 2"/>
+              <wp:anchor distT="45720" distB="45720" distL="114300" distR="114300" simplePos="0" relativeHeight="251669504" behindDoc="0" locked="0" layoutInCell="1" allowOverlap="1" wp14:anchorId="4EE3640F" wp14:editId="761CD478">
+                <wp:simplePos x="0" y="0"/>
+                <wp:positionH relativeFrom="margin">
+                  <wp:posOffset>2190750</wp:posOffset>
+                </wp:positionH>
+                <wp:positionV relativeFrom="paragraph">
+                  <wp:posOffset>752475</wp:posOffset>
+                </wp:positionV>
+                <wp:extent cx="3395345" cy="1895475"/>
+                <wp:effectExtent l="0" t="0" r="14605" b="28575"/>
+                <wp:wrapSquare wrapText="bothSides"/>
+                <wp:docPr id="19" name="文字方塊 2"/>
                 <wp:cNvGraphicFramePr>
                   <a:graphicFrameLocks xmlns:a="http://schemas.openxmlformats.org/drawingml/2006/main"/>
                 </wp:cNvGraphicFramePr>
@@ -1789,7 +3255,7 @@
                       <wps:spPr bwMode="auto">
                         <a:xfrm>
                           <a:off x="0" y="0"/>
-                          <a:ext cx="5274310" cy="5164531"/>
+                          <a:ext cx="3395345" cy="1895475"/>
                         </a:xfrm>
                         <a:prstGeom prst="rect">
                           <a:avLst/>
@@ -1799,7 +3265,7 @@
                         </a:solidFill>
                         <a:ln w="9525">
                           <a:solidFill>
-                            <a:schemeClr val="bg1"/>
+                            <a:srgbClr val="000000"/>
                           </a:solidFill>
                           <a:miter lim="800000"/>
                           <a:headEnd/>
@@ -1811,19 +3277,24 @@
                           <w:p>
                             <w:pPr>
                               <w:jc w:val="center"/>
+                              <w:rPr>
+                                <w:rFonts w:ascii="標楷體" w:eastAsia="標楷體" w:hAnsi="標楷體"/>
+                                <w:sz w:val="16"/>
+                                <w:szCs w:val="14"/>
+                              </w:rPr>
                             </w:pPr>
                             <w:r>
                               <w:rPr>
-                                <w:rFonts w:ascii="標楷體" w:eastAsia="標楷體" w:hAnsi="標楷體" w:cs="Times New Roman"/>
+                                <w:rFonts w:ascii="標楷體" w:eastAsia="標楷體" w:hAnsi="標楷體"/>
                                 <w:noProof/>
-                                <w:color w:val="000000"/>
-                                <w:szCs w:val="24"/>
+                                <w:sz w:val="16"/>
+                                <w:szCs w:val="14"/>
                               </w:rPr>
                               <w:drawing>
-                                <wp:inline distT="0" distB="0" distL="0" distR="0" wp14:anchorId="2C02881A" wp14:editId="782C0C15">
-                                  <wp:extent cx="5082540" cy="4592769"/>
-                                  <wp:effectExtent l="0" t="0" r="3810" b="0"/>
-                                  <wp:docPr id="5" name="圖片 5"/>
+                                <wp:inline distT="0" distB="0" distL="0" distR="0" wp14:anchorId="57098AF3" wp14:editId="23EA8894">
+                                  <wp:extent cx="832664" cy="1324562"/>
+                                  <wp:effectExtent l="0" t="0" r="5715" b="9525"/>
+                                  <wp:docPr id="23" name="圖片 23"/>
                                   <wp:cNvGraphicFramePr>
                                     <a:graphicFrameLocks xmlns:a="http://schemas.openxmlformats.org/drawingml/2006/main" noChangeAspect="1"/>
                                   </wp:cNvGraphicFramePr>
@@ -1831,26 +3302,28 @@
                                     <a:graphicData uri="http://schemas.openxmlformats.org/drawingml/2006/picture">
                                       <pic:pic xmlns:pic="http://schemas.openxmlformats.org/drawingml/2006/picture">
                                         <pic:nvPicPr>
-                                          <pic:cNvPr id="0" name="Picture 5"/>
+                                          <pic:cNvPr id="0" name="Picture 9"/>
                                           <pic:cNvPicPr>
                                             <a:picLocks noChangeAspect="1" noChangeArrowheads="1"/>
                                           </pic:cNvPicPr>
                                         </pic:nvPicPr>
-                                        <pic:blipFill rotWithShape="1">
-                                          <a:blip r:embed="rId9" cstate="print">
+                                        <pic:blipFill>
+                                          <a:blip r:embed="rId11">
                                             <a:extLst>
                                               <a:ext uri="{28A0092B-C50C-407E-A947-70E740481C1C}">
                                                 <a14:useLocalDpi xmlns:a14="http://schemas.microsoft.com/office/drawing/2010/main" val="0"/>
                                               </a:ext>
                                             </a:extLst>
                                           </a:blip>
-                                          <a:srcRect l="3460" t="3798" r="5019" b="11475"/>
-                                          <a:stretch/>
+                                          <a:srcRect/>
+                                          <a:stretch>
+                                            <a:fillRect/>
+                                          </a:stretch>
                                         </pic:blipFill>
                                         <pic:spPr bwMode="auto">
                                           <a:xfrm>
                                             <a:off x="0" y="0"/>
-                                            <a:ext cx="5082540" cy="4592769"/>
+                                            <a:ext cx="865250" cy="1376398"/>
                                           </a:xfrm>
                                           <a:prstGeom prst="rect">
                                             <a:avLst/>
@@ -1859,11 +3332,62 @@
                                           <a:ln>
                                             <a:noFill/>
                                           </a:ln>
-                                          <a:extLst>
-                                            <a:ext uri="{53640926-AAD7-44D8-BBD7-CCE9431645EC}">
-                                              <a14:shadowObscured xmlns:a14="http://schemas.microsoft.com/office/drawing/2010/main"/>
-                                            </a:ext>
-                                          </a:extLst>
+                                        </pic:spPr>
+                                      </pic:pic>
+                                    </a:graphicData>
+                                  </a:graphic>
+                                </wp:inline>
+                              </w:drawing>
+                            </w:r>
+                            <w:r>
+                              <w:rPr>
+                                <w:rFonts w:ascii="標楷體" w:eastAsia="標楷體" w:hAnsi="標楷體"/>
+                                <w:noProof/>
+                                <w:sz w:val="16"/>
+                                <w:szCs w:val="14"/>
+                              </w:rPr>
+                              <w:drawing>
+                                <wp:inline distT="0" distB="0" distL="0" distR="0" wp14:anchorId="4E74AFC2" wp14:editId="18214E58">
+                                  <wp:extent cx="2316929" cy="1304925"/>
+                                  <wp:effectExtent l="0" t="0" r="7620" b="0"/>
+                                  <wp:docPr id="24" name="圖片 24"/>
+                                  <wp:cNvGraphicFramePr>
+                                    <a:graphicFrameLocks xmlns:a="http://schemas.openxmlformats.org/drawingml/2006/main" noChangeAspect="1"/>
+                                  </wp:cNvGraphicFramePr>
+                                  <a:graphic xmlns:a="http://schemas.openxmlformats.org/drawingml/2006/main">
+                                    <a:graphicData uri="http://schemas.openxmlformats.org/drawingml/2006/picture">
+                                      <pic:pic xmlns:pic="http://schemas.openxmlformats.org/drawingml/2006/picture">
+                                        <pic:nvPicPr>
+                                          <pic:cNvPr id="0" name="Picture 10"/>
+                                          <pic:cNvPicPr>
+                                            <a:picLocks noChangeAspect="1" noChangeArrowheads="1"/>
+                                          </pic:cNvPicPr>
+                                        </pic:nvPicPr>
+                                        <pic:blipFill>
+                                          <a:blip r:embed="rId12">
+                                            <a:extLst>
+                                              <a:ext uri="{28A0092B-C50C-407E-A947-70E740481C1C}">
+                                                <a14:useLocalDpi xmlns:a14="http://schemas.microsoft.com/office/drawing/2010/main" val="0"/>
+                                              </a:ext>
+                                            </a:extLst>
+                                          </a:blip>
+                                          <a:srcRect/>
+                                          <a:stretch>
+                                            <a:fillRect/>
+                                          </a:stretch>
+                                        </pic:blipFill>
+                                        <pic:spPr bwMode="auto">
+                                          <a:xfrm>
+                                            <a:off x="0" y="0"/>
+                                            <a:ext cx="2389082" cy="1345563"/>
+                                          </a:xfrm>
+                                          <a:prstGeom prst="rect">
+                                            <a:avLst/>
+                                          </a:prstGeom>
+                                          <a:noFill/>
+                                          <a:ln>
+                                            <a:noFill/>
+                                          </a:ln>
                                         </pic:spPr>
                                       </pic:pic>
                                     </a:graphicData>
@@ -1874,62 +3398,20 @@
                           </w:p>
                           <w:p>
                             <w:pPr>
-                              <w:pStyle w:val="a3"/>
-                              <w:ind w:leftChars="0"/>
                               <w:jc w:val="center"/>
                               <w:rPr>
-                                <w:rFonts w:ascii="標楷體" w:eastAsia="標楷體" w:hAnsi="標楷體" w:cs="Times New Roman"/>
-                                <w:color w:val="000000"/>
-                                <w:szCs w:val="24"/>
+                                <w:rFonts w:ascii="標楷體" w:eastAsia="標楷體" w:hAnsi="標楷體" w:hint="eastAsia"/>
+                                <w:sz w:val="16"/>
+                                <w:szCs w:val="14"/>
                               </w:rPr>
                             </w:pPr>
                             <w:r>
                               <w:rPr>
-                                <w:rFonts w:ascii="標楷體" w:eastAsia="標楷體" w:hAnsi="標楷體" w:cs="Times New Roman" w:hint="eastAsia"/>
-                                <w:color w:val="000000"/>
-                                <w:szCs w:val="24"/>
+                                <w:rFonts w:ascii="標楷體" w:eastAsia="標楷體" w:hAnsi="標楷體" w:hint="eastAsia"/>
+                                <w:sz w:val="16"/>
+                                <w:szCs w:val="14"/>
                               </w:rPr>
-                              <w:t>▲圖</w:t>
-                            </w:r>
-                            <w:r>
-                              <w:rPr>
-                                <w:rFonts w:ascii="標楷體" w:eastAsia="標楷體" w:hAnsi="標楷體" w:cs="Times New Roman"/>
-                                <w:color w:val="000000"/>
-                                <w:szCs w:val="24"/>
-                              </w:rPr>
-                              <w:t>3</w:t>
-                            </w:r>
-                            <w:r>
-                              <w:rPr>
-                                <w:rFonts w:ascii="標楷體" w:eastAsia="標楷體" w:hAnsi="標楷體" w:cs="Times New Roman" w:hint="eastAsia"/>
-                                <w:color w:val="000000"/>
-                                <w:szCs w:val="24"/>
-                              </w:rPr>
-                              <w:t xml:space="preserve"> </w:t>
-                            </w:r>
-                            <w:r>
-                              <w:rPr>
-                                <w:rFonts w:ascii="標楷體" w:eastAsia="標楷體" w:hAnsi="標楷體" w:cs="Times New Roman"/>
-                                <w:color w:val="000000"/>
-                                <w:szCs w:val="24"/>
-                              </w:rPr>
-                              <w:t>Core Backend Co</w:t>
-                            </w:r>
-                            <w:r>
-                              <w:rPr>
-                                <w:rFonts w:ascii="標楷體" w:eastAsia="標楷體" w:hAnsi="標楷體" w:cs="Times New Roman" w:hint="eastAsia"/>
-                                <w:color w:val="000000"/>
-                                <w:szCs w:val="24"/>
-                              </w:rPr>
-                              <w:t>m</w:t>
-                            </w:r>
-                            <w:r>
-                              <w:rPr>
-                                <w:rFonts w:ascii="標楷體" w:eastAsia="標楷體" w:hAnsi="標楷體" w:cs="Times New Roman"/>
-                                <w:color w:val="000000"/>
-                                <w:szCs w:val="24"/>
-                              </w:rPr>
-                              <w:t>ponent Diagram</w:t>
+                              <w:t>▲ 圖 6 LIFF 頁面</w:t>
                             </w:r>
                           </w:p>
                         </w:txbxContent>
@@ -1940,30 +3422,41 @@
                     </wps:wsp>
                   </a:graphicData>
                 </a:graphic>
-              </wp:inline>
+                <wp14:sizeRelH relativeFrom="margin">
+                  <wp14:pctWidth>0</wp14:pctWidth>
+                </wp14:sizeRelH>
+                <wp14:sizeRelV relativeFrom="margin">
+                  <wp14:pctHeight>0</wp14:pctHeight>
+                </wp14:sizeRelV>
+              </wp:anchor>
             </w:drawing>
           </mc:Choice>
           <mc:Fallback>
             <w:pict>
-              <v:shape w14:anchorId="281F23F5" id="_x0000_s1028" type="#_x0000_t202" style="width:415.3pt;height:406.65pt;visibility:visible;mso-wrap-style:square;mso-left-percent:-10001;mso-top-percent:-10001;mso-position-horizontal:absolute;mso-position-horizontal-relative:char;mso-position-vertical:absolute;mso-position-vertical-relative:line;mso-left-percent:-10001;mso-top-percent:-10001;v-text-anchor:top" o:gfxdata="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" strokecolor="white [3212]">
+              <v:shape w14:anchorId="4EE3640F" id="_x0000_s1029" type="#_x0000_t202" style="position:absolute;left:0;text-align:left;margin-left:172.5pt;margin-top:59.25pt;width:267.35pt;height:149.25pt;z-index:251669504;visibility:visible;mso-wrap-style:square;mso-width-percent:0;mso-height-percent:0;mso-wrap-distance-left:9pt;mso-wrap-distance-top:3.6pt;mso-wrap-distance-right:9pt;mso-wrap-distance-bottom:3.6pt;mso-position-horizontal:absolute;mso-position-horizontal-relative:margin;mso-position-vertical:absolute;mso-position-vertical-relative:text;mso-width-percent:0;mso-height-percent:0;mso-width-relative:margin;mso-height-relative:margin;v-text-anchor:top" o:gfxdata="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">
                 <v:textbox>
                   <w:txbxContent>
                     <w:p>
                       <w:pPr>
                         <w:jc w:val="center"/>
+                        <w:rPr>
+                          <w:rFonts w:ascii="標楷體" w:eastAsia="標楷體" w:hAnsi="標楷體"/>
+                          <w:sz w:val="16"/>
+                          <w:szCs w:val="14"/>
+                        </w:rPr>
                       </w:pPr>
                       <w:r>
                         <w:rPr>
-                          <w:rFonts w:ascii="標楷體" w:eastAsia="標楷體" w:hAnsi="標楷體" w:cs="Times New Roman"/>
+                          <w:rFonts w:ascii="標楷體" w:eastAsia="標楷體" w:hAnsi="標楷體"/>
                           <w:noProof/>
-                          <w:color w:val="000000"/>
-                          <w:szCs w:val="24"/>
+                          <w:sz w:val="16"/>
+                          <w:szCs w:val="14"/>
                         </w:rPr>
                         <w:drawing>
-                          <wp:inline distT="0" distB="0" distL="0" distR="0" wp14:anchorId="2C02881A" wp14:editId="782C0C15">
-                            <wp:extent cx="5082540" cy="4592769"/>
-                            <wp:effectExtent l="0" t="0" r="3810" b="0"/>
-                            <wp:docPr id="5" name="圖片 5"/>
+                          <wp:inline distT="0" distB="0" distL="0" distR="0" wp14:anchorId="57098AF3" wp14:editId="23EA8894">
+                            <wp:extent cx="832664" cy="1324562"/>
+                            <wp:effectExtent l="0" t="0" r="5715" b="9525"/>
+                            <wp:docPr id="23" name="圖片 23"/>
                             <wp:cNvGraphicFramePr>
                               <a:graphicFrameLocks xmlns:a="http://schemas.openxmlformats.org/drawingml/2006/main" noChangeAspect="1"/>
                             </wp:cNvGraphicFramePr>
@@ -1971,26 +3464,28 @@
                               <a:graphicData uri="http://schemas.openxmlformats.org/drawingml/2006/picture">
                                 <pic:pic xmlns:pic="http://schemas.openxmlformats.org/drawingml/2006/picture">
                                   <pic:nvPicPr>
-                                    <pic:cNvPr id="0" name="Picture 5"/>
+                                    <pic:cNvPr id="0" name="Picture 9"/>
                                     <pic:cNvPicPr>
                                       <a:picLocks noChangeAspect="1" noChangeArrowheads="1"/>
                                     </pic:cNvPicPr>
                                   </pic:nvPicPr>
-                                  <pic:blipFill rotWithShape="1">
-                                    <a:blip r:embed="rId9" cstate="print">
+                                  <pic:blipFill>
+                                    <a:blip r:embed="rId11">
                                       <a:extLst>
                                         <a:ext uri="{28A0092B-C50C-407E-A947-70E740481C1C}">
                                           <a14:useLocalDpi xmlns:a14="http://schemas.microsoft.com/office/drawing/2010/main" val="0"/>
                                         </a:ext>
                                       </a:extLst>
                                     </a:blip>
-                                    <a:srcRect l="3460" t="3798" r="5019" b="11475"/>
-                                    <a:stretch/>
+                                    <a:srcRect/>
+                                    <a:stretch>
+                                      <a:fillRect/>
+                                    </a:stretch>
                                   </pic:blipFill>
                                   <pic:spPr bwMode="auto">
                                     <a:xfrm>
                                       <a:off x="0" y="0"/>
-                                      <a:ext cx="5082540" cy="4592769"/>
+                                      <a:ext cx="865250" cy="1376398"/>
                                     </a:xfrm>
                                     <a:prstGeom prst="rect">
                                       <a:avLst/>
@@ -1999,11 +3494,62 @@
                                     <a:ln>
                                       <a:noFill/>
                                     </a:ln>
-                                    <a:extLst>
-                                      <a:ext uri="{53640926-AAD7-44D8-BBD7-CCE9431645EC}">
-                                        <a14:shadowObscured xmlns:a14="http://schemas.microsoft.com/office/drawing/2010/main"/>
-                                      </a:ext>
-                                    </a:extLst>
+                                  </pic:spPr>
+                                </pic:pic>
+                              </a:graphicData>
+                            </a:graphic>
+                          </wp:inline>
+                        </w:drawing>
+                      </w:r>
+                      <w:r>
+                        <w:rPr>
+                          <w:rFonts w:ascii="標楷體" w:eastAsia="標楷體" w:hAnsi="標楷體"/>
+                          <w:noProof/>
+                          <w:sz w:val="16"/>
+                          <w:szCs w:val="14"/>
+                        </w:rPr>
+                        <w:drawing>
+                          <wp:inline distT="0" distB="0" distL="0" distR="0" wp14:anchorId="4E74AFC2" wp14:editId="18214E58">
+                            <wp:extent cx="2316929" cy="1304925"/>
+                            <wp:effectExtent l="0" t="0" r="7620" b="0"/>
+                            <wp:docPr id="24" name="圖片 24"/>
+                            <wp:cNvGraphicFramePr>
+                              <a:graphicFrameLocks xmlns:a="http://schemas.openxmlformats.org/drawingml/2006/main" noChangeAspect="1"/>
+                            </wp:cNvGraphicFramePr>
+                            <a:graphic xmlns:a="http://schemas.openxmlformats.org/drawingml/2006/main">
+                              <a:graphicData uri="http://schemas.openxmlformats.org/drawingml/2006/picture">
+                                <pic:pic xmlns:pic="http://schemas.openxmlformats.org/drawingml/2006/picture">
+                                  <pic:nvPicPr>
+                                    <pic:cNvPr id="0" name="Picture 10"/>
+                                    <pic:cNvPicPr>
+                                      <a:picLocks noChangeAspect="1" noChangeArrowheads="1"/>
+                                    </pic:cNvPicPr>
+                                  </pic:nvPicPr>
+                                  <pic:blipFill>
+                                    <a:blip r:embed="rId12">
+                                      <a:extLst>
+                                        <a:ext uri="{28A0092B-C50C-407E-A947-70E740481C1C}">
+                                          <a14:useLocalDpi xmlns:a14="http://schemas.microsoft.com/office/drawing/2010/main" val="0"/>
+                                        </a:ext>
+                                      </a:extLst>
+                                    </a:blip>
+                                    <a:srcRect/>
+                                    <a:stretch>
+                                      <a:fillRect/>
+                                    </a:stretch>
+                                  </pic:blipFill>
+                                  <pic:spPr bwMode="auto">
+                                    <a:xfrm>
+                                      <a:off x="0" y="0"/>
+                                      <a:ext cx="2389082" cy="1345563"/>
+                                    </a:xfrm>
+                                    <a:prstGeom prst="rect">
+                                      <a:avLst/>
+                                    </a:prstGeom>
+                                    <a:noFill/>
+                                    <a:ln>
+                                      <a:noFill/>
+                                    </a:ln>
                                   </pic:spPr>
                                 </pic:pic>
                               </a:graphicData>
@@ -2014,72 +3560,667 @@
                     </w:p>
                     <w:p>
                       <w:pPr>
-                        <w:pStyle w:val="a3"/>
-                        <w:ind w:leftChars="0"/>
                         <w:jc w:val="center"/>
                         <w:rPr>
-                          <w:rFonts w:ascii="標楷體" w:eastAsia="標楷體" w:hAnsi="標楷體" w:cs="Times New Roman"/>
-                          <w:color w:val="000000"/>
-                          <w:szCs w:val="24"/>
+                          <w:rFonts w:ascii="標楷體" w:eastAsia="標楷體" w:hAnsi="標楷體" w:hint="eastAsia"/>
+                          <w:sz w:val="16"/>
+                          <w:szCs w:val="14"/>
                         </w:rPr>
                       </w:pPr>
                       <w:r>
                         <w:rPr>
-                          <w:rFonts w:ascii="標楷體" w:eastAsia="標楷體" w:hAnsi="標楷體" w:cs="Times New Roman" w:hint="eastAsia"/>
-                          <w:color w:val="000000"/>
-                          <w:szCs w:val="24"/>
+                          <w:rFonts w:ascii="標楷體" w:eastAsia="標楷體" w:hAnsi="標楷體" w:hint="eastAsia"/>
+                          <w:sz w:val="16"/>
+                          <w:szCs w:val="14"/>
                         </w:rPr>
-                        <w:t>▲圖</w:t>
-                      </w:r>
-                      <w:r>
-                        <w:rPr>
-                          <w:rFonts w:ascii="標楷體" w:eastAsia="標楷體" w:hAnsi="標楷體" w:cs="Times New Roman"/>
-                          <w:color w:val="000000"/>
-                          <w:szCs w:val="24"/>
-                        </w:rPr>
-                        <w:t>3</w:t>
-                      </w:r>
-                      <w:r>
-                        <w:rPr>
-                          <w:rFonts w:ascii="標楷體" w:eastAsia="標楷體" w:hAnsi="標楷體" w:cs="Times New Roman" w:hint="eastAsia"/>
-                          <w:color w:val="000000"/>
-                          <w:szCs w:val="24"/>
-                        </w:rPr>
-                        <w:t xml:space="preserve"> </w:t>
-                      </w:r>
-                      <w:r>
-                        <w:rPr>
-                          <w:rFonts w:ascii="標楷體" w:eastAsia="標楷體" w:hAnsi="標楷體" w:cs="Times New Roman"/>
-                          <w:color w:val="000000"/>
-                          <w:szCs w:val="24"/>
-                        </w:rPr>
-                        <w:t>Core Backend Co</w:t>
-                      </w:r>
-                      <w:r>
-                        <w:rPr>
-                          <w:rFonts w:ascii="標楷體" w:eastAsia="標楷體" w:hAnsi="標楷體" w:cs="Times New Roman" w:hint="eastAsia"/>
-                          <w:color w:val="000000"/>
-                          <w:szCs w:val="24"/>
-                        </w:rPr>
-                        <w:t>m</w:t>
-                      </w:r>
-                      <w:r>
-                        <w:rPr>
-                          <w:rFonts w:ascii="標楷體" w:eastAsia="標楷體" w:hAnsi="標楷體" w:cs="Times New Roman"/>
-                          <w:color w:val="000000"/>
-                          <w:szCs w:val="24"/>
-                        </w:rPr>
-                        <w:t>ponent Diagram</w:t>
+                        <w:t>▲ 圖 6 LIFF 頁面</w:t>
                       </w:r>
                     </w:p>
                   </w:txbxContent>
                 </v:textbox>
-                <w10:anchorlock/>
+                <w10:wrap type="square" anchorx="margin"/>
               </v:shape>
             </w:pict>
           </mc:Fallback>
         </mc:AlternateContent>
       </w:r>
+      <w:r>
+        <w:rPr>
+          <w:rFonts w:ascii="標楷體" w:eastAsia="標楷體" w:hAnsi="標楷體"/>
+          <w:noProof/>
+        </w:rPr>
+        <mc:AlternateContent>
+          <mc:Choice Requires="wps">
+            <w:drawing>
+              <wp:anchor distT="45720" distB="45720" distL="114300" distR="114300" simplePos="0" relativeHeight="251667456" behindDoc="0" locked="0" layoutInCell="1" allowOverlap="1" wp14:anchorId="7F47EB51" wp14:editId="5D6CA12A">
+                <wp:simplePos x="0" y="0"/>
+                <wp:positionH relativeFrom="column">
+                  <wp:posOffset>1156970</wp:posOffset>
+                </wp:positionH>
+                <wp:positionV relativeFrom="paragraph">
+                  <wp:posOffset>747712</wp:posOffset>
+                </wp:positionV>
+                <wp:extent cx="1033145" cy="1905000"/>
+                <wp:effectExtent l="0" t="0" r="14605" b="19050"/>
+                <wp:wrapSquare wrapText="bothSides"/>
+                <wp:docPr id="17" name="文字方塊 2"/>
+                <wp:cNvGraphicFramePr>
+                  <a:graphicFrameLocks xmlns:a="http://schemas.openxmlformats.org/drawingml/2006/main"/>
+                </wp:cNvGraphicFramePr>
+                <a:graphic xmlns:a="http://schemas.openxmlformats.org/drawingml/2006/main">
+                  <a:graphicData uri="http://schemas.microsoft.com/office/word/2010/wordprocessingShape">
+                    <wps:wsp>
+                      <wps:cNvSpPr txBox="1">
+                        <a:spLocks noChangeArrowheads="1"/>
+                      </wps:cNvSpPr>
+                      <wps:spPr bwMode="auto">
+                        <a:xfrm>
+                          <a:off x="0" y="0"/>
+                          <a:ext cx="1033145" cy="1905000"/>
+                        </a:xfrm>
+                        <a:prstGeom prst="rect">
+                          <a:avLst/>
+                        </a:prstGeom>
+                        <a:solidFill>
+                          <a:srgbClr val="FFFFFF"/>
+                        </a:solidFill>
+                        <a:ln w="9525">
+                          <a:solidFill>
+                            <a:srgbClr val="000000"/>
+                          </a:solidFill>
+                          <a:miter lim="800000"/>
+                          <a:headEnd/>
+                          <a:tailEnd/>
+                        </a:ln>
+                      </wps:spPr>
+                      <wps:txbx>
+                        <w:txbxContent>
+                          <w:p>
+                            <w:pPr>
+                              <w:rPr>
+                                <w:rFonts w:ascii="標楷體" w:eastAsia="標楷體" w:hAnsi="標楷體"/>
+                              </w:rPr>
+                            </w:pPr>
+                            <w:r>
+                              <w:rPr>
+                                <w:rFonts w:ascii="標楷體" w:eastAsia="標楷體" w:hAnsi="標楷體"/>
+                                <w:noProof/>
+                              </w:rPr>
+                              <w:drawing>
+                                <wp:inline distT="0" distB="0" distL="0" distR="0" wp14:anchorId="4878AD4E" wp14:editId="065ED544">
+                                  <wp:extent cx="842426" cy="1347371"/>
+                                  <wp:effectExtent l="0" t="0" r="0" b="5715"/>
+                                  <wp:docPr id="20" name="圖片 20"/>
+                                  <wp:cNvGraphicFramePr>
+                                    <a:graphicFrameLocks xmlns:a="http://schemas.openxmlformats.org/drawingml/2006/main" noChangeAspect="1"/>
+                                  </wp:cNvGraphicFramePr>
+                                  <a:graphic xmlns:a="http://schemas.openxmlformats.org/drawingml/2006/main">
+                                    <a:graphicData uri="http://schemas.openxmlformats.org/drawingml/2006/picture">
+                                      <pic:pic xmlns:pic="http://schemas.openxmlformats.org/drawingml/2006/picture">
+                                        <pic:nvPicPr>
+                                          <pic:cNvPr id="0" name="Picture 8"/>
+                                          <pic:cNvPicPr>
+                                            <a:picLocks noChangeAspect="1" noChangeArrowheads="1"/>
+                                          </pic:cNvPicPr>
+                                        </pic:nvPicPr>
+                                        <pic:blipFill>
+                                          <a:blip r:embed="rId13">
+                                            <a:extLst>
+                                              <a:ext uri="{28A0092B-C50C-407E-A947-70E740481C1C}">
+                                                <a14:useLocalDpi xmlns:a14="http://schemas.microsoft.com/office/drawing/2010/main" val="0"/>
+                                              </a:ext>
+                                            </a:extLst>
+                                          </a:blip>
+                                          <a:srcRect/>
+                                          <a:stretch>
+                                            <a:fillRect/>
+                                          </a:stretch>
+                                        </pic:blipFill>
+                                        <pic:spPr bwMode="auto">
+                                          <a:xfrm>
+                                            <a:off x="0" y="0"/>
+                                            <a:ext cx="857936" cy="1372177"/>
+                                          </a:xfrm>
+                                          <a:prstGeom prst="rect">
+                                            <a:avLst/>
+                                          </a:prstGeom>
+                                          <a:noFill/>
+                                          <a:ln>
+                                            <a:noFill/>
+                                          </a:ln>
+                                        </pic:spPr>
+                                      </pic:pic>
+                                    </a:graphicData>
+                                  </a:graphic>
+                                </wp:inline>
+                              </w:drawing>
+                            </w:r>
+                          </w:p>
+                          <w:p>
+                            <w:pPr>
+                              <w:rPr>
+                                <w:rFonts w:ascii="標楷體" w:eastAsia="標楷體" w:hAnsi="標楷體" w:hint="eastAsia"/>
+                                <w:sz w:val="16"/>
+                                <w:szCs w:val="14"/>
+                              </w:rPr>
+                            </w:pPr>
+                            <w:r>
+                              <w:rPr>
+                                <w:rFonts w:ascii="標楷體" w:eastAsia="標楷體" w:hAnsi="標楷體" w:hint="eastAsia"/>
+                                <w:sz w:val="16"/>
+                                <w:szCs w:val="14"/>
+                              </w:rPr>
+                              <w:t>▲ 圖 5 Rich Menu 功能示意</w:t>
+                            </w:r>
+                          </w:p>
+                        </w:txbxContent>
+                      </wps:txbx>
+                      <wps:bodyPr rot="0" vert="horz" wrap="square" lIns="91440" tIns="45720" rIns="91440" bIns="45720" anchor="t" anchorCtr="0">
+                        <a:noAutofit/>
+                      </wps:bodyPr>
+                    </wps:wsp>
+                  </a:graphicData>
+                </a:graphic>
+                <wp14:sizeRelH relativeFrom="margin">
+                  <wp14:pctWidth>0</wp14:pctWidth>
+                </wp14:sizeRelH>
+                <wp14:sizeRelV relativeFrom="margin">
+                  <wp14:pctHeight>0</wp14:pctHeight>
+                </wp14:sizeRelV>
+              </wp:anchor>
+            </w:drawing>
+          </mc:Choice>
+          <mc:Fallback>
+            <w:pict>
+              <v:shape w14:anchorId="7F47EB51" id="_x0000_s1030" type="#_x0000_t202" style="position:absolute;left:0;text-align:left;margin-left:91.1pt;margin-top:58.85pt;width:81.35pt;height:150pt;z-index:251667456;visibility:visible;mso-wrap-style:square;mso-width-percent:0;mso-height-percent:0;mso-wrap-distance-left:9pt;mso-wrap-distance-top:3.6pt;mso-wrap-distance-right:9pt;mso-wrap-distance-bottom:3.6pt;mso-position-horizontal:absolute;mso-position-horizontal-relative:text;mso-position-vertical:absolute;mso-position-vertical-relative:text;mso-width-percent:0;mso-height-percent:0;mso-width-relative:margin;mso-height-relative:margin;v-text-anchor:top" o:gfxdata="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">
+                <v:textbox>
+                  <w:txbxContent>
+                    <w:p>
+                      <w:pPr>
+                        <w:rPr>
+                          <w:rFonts w:ascii="標楷體" w:eastAsia="標楷體" w:hAnsi="標楷體"/>
+                        </w:rPr>
+                      </w:pPr>
+                      <w:r>
+                        <w:rPr>
+                          <w:rFonts w:ascii="標楷體" w:eastAsia="標楷體" w:hAnsi="標楷體"/>
+                          <w:noProof/>
+                        </w:rPr>
+                        <w:drawing>
+                          <wp:inline distT="0" distB="0" distL="0" distR="0" wp14:anchorId="4878AD4E" wp14:editId="065ED544">
+                            <wp:extent cx="842426" cy="1347371"/>
+                            <wp:effectExtent l="0" t="0" r="0" b="5715"/>
+                            <wp:docPr id="20" name="圖片 20"/>
+                            <wp:cNvGraphicFramePr>
+                              <a:graphicFrameLocks xmlns:a="http://schemas.openxmlformats.org/drawingml/2006/main" noChangeAspect="1"/>
+                            </wp:cNvGraphicFramePr>
+                            <a:graphic xmlns:a="http://schemas.openxmlformats.org/drawingml/2006/main">
+                              <a:graphicData uri="http://schemas.openxmlformats.org/drawingml/2006/picture">
+                                <pic:pic xmlns:pic="http://schemas.openxmlformats.org/drawingml/2006/picture">
+                                  <pic:nvPicPr>
+                                    <pic:cNvPr id="0" name="Picture 8"/>
+                                    <pic:cNvPicPr>
+                                      <a:picLocks noChangeAspect="1" noChangeArrowheads="1"/>
+                                    </pic:cNvPicPr>
+                                  </pic:nvPicPr>
+                                  <pic:blipFill>
+                                    <a:blip r:embed="rId13">
+                                      <a:extLst>
+                                        <a:ext uri="{28A0092B-C50C-407E-A947-70E740481C1C}">
+                                          <a14:useLocalDpi xmlns:a14="http://schemas.microsoft.com/office/drawing/2010/main" val="0"/>
+                                        </a:ext>
+                                      </a:extLst>
+                                    </a:blip>
+                                    <a:srcRect/>
+                                    <a:stretch>
+                                      <a:fillRect/>
+                                    </a:stretch>
+                                  </pic:blipFill>
+                                  <pic:spPr bwMode="auto">
+                                    <a:xfrm>
+                                      <a:off x="0" y="0"/>
+                                      <a:ext cx="857936" cy="1372177"/>
+                                    </a:xfrm>
+                                    <a:prstGeom prst="rect">
+                                      <a:avLst/>
+                                    </a:prstGeom>
+                                    <a:noFill/>
+                                    <a:ln>
+                                      <a:noFill/>
+                                    </a:ln>
+                                  </pic:spPr>
+                                </pic:pic>
+                              </a:graphicData>
+                            </a:graphic>
+                          </wp:inline>
+                        </w:drawing>
+                      </w:r>
+                    </w:p>
+                    <w:p>
+                      <w:pPr>
+                        <w:rPr>
+                          <w:rFonts w:ascii="標楷體" w:eastAsia="標楷體" w:hAnsi="標楷體" w:hint="eastAsia"/>
+                          <w:sz w:val="16"/>
+                          <w:szCs w:val="14"/>
+                        </w:rPr>
+                      </w:pPr>
+                      <w:r>
+                        <w:rPr>
+                          <w:rFonts w:ascii="標楷體" w:eastAsia="標楷體" w:hAnsi="標楷體" w:hint="eastAsia"/>
+                          <w:sz w:val="16"/>
+                          <w:szCs w:val="14"/>
+                        </w:rPr>
+                        <w:t>▲ 圖 5 Rich Menu 功能示意</w:t>
+                      </w:r>
+                    </w:p>
+                  </w:txbxContent>
+                </v:textbox>
+                <w10:wrap type="square"/>
+              </v:shape>
+            </w:pict>
+          </mc:Fallback>
+        </mc:AlternateContent>
+      </w:r>
+      <w:r>
+        <w:rPr>
+          <w:rFonts w:ascii="標楷體" w:eastAsia="標楷體" w:hAnsi="標楷體"/>
+          <w:noProof/>
+        </w:rPr>
+        <mc:AlternateContent>
+          <mc:Choice Requires="wps">
+            <w:drawing>
+              <wp:anchor distT="45720" distB="45720" distL="114300" distR="114300" simplePos="0" relativeHeight="251665408" behindDoc="0" locked="0" layoutInCell="1" allowOverlap="1" wp14:anchorId="7B233BCD" wp14:editId="608CE750">
+                <wp:simplePos x="0" y="0"/>
+                <wp:positionH relativeFrom="column">
+                  <wp:posOffset>-767080</wp:posOffset>
+                </wp:positionH>
+                <wp:positionV relativeFrom="paragraph">
+                  <wp:posOffset>742950</wp:posOffset>
+                </wp:positionV>
+                <wp:extent cx="1924050" cy="1914525"/>
+                <wp:effectExtent l="0" t="0" r="19050" b="28575"/>
+                <wp:wrapSquare wrapText="bothSides"/>
+                <wp:docPr id="10" name="文字方塊 2"/>
+                <wp:cNvGraphicFramePr>
+                  <a:graphicFrameLocks xmlns:a="http://schemas.openxmlformats.org/drawingml/2006/main"/>
+                </wp:cNvGraphicFramePr>
+                <a:graphic xmlns:a="http://schemas.openxmlformats.org/drawingml/2006/main">
+                  <a:graphicData uri="http://schemas.microsoft.com/office/word/2010/wordprocessingShape">
+                    <wps:wsp>
+                      <wps:cNvSpPr txBox="1">
+                        <a:spLocks noChangeArrowheads="1"/>
+                      </wps:cNvSpPr>
+                      <wps:spPr bwMode="auto">
+                        <a:xfrm>
+                          <a:off x="0" y="0"/>
+                          <a:ext cx="1924050" cy="1914525"/>
+                        </a:xfrm>
+                        <a:prstGeom prst="rect">
+                          <a:avLst/>
+                        </a:prstGeom>
+                        <a:solidFill>
+                          <a:srgbClr val="FFFFFF"/>
+                        </a:solidFill>
+                        <a:ln w="9525">
+                          <a:solidFill>
+                            <a:srgbClr val="000000"/>
+                          </a:solidFill>
+                          <a:miter lim="800000"/>
+                          <a:headEnd/>
+                          <a:tailEnd/>
+                        </a:ln>
+                      </wps:spPr>
+                      <wps:txbx>
+                        <w:txbxContent>
+                          <w:p>
+                            <w:pPr>
+                              <w:rPr>
+                                <w:rFonts w:ascii="標楷體" w:eastAsia="標楷體" w:hAnsi="標楷體"/>
+                              </w:rPr>
+                            </w:pPr>
+                            <w:r>
+                              <w:rPr>
+                                <w:rFonts w:ascii="標楷體" w:eastAsia="標楷體" w:hAnsi="標楷體"/>
+                                <w:noProof/>
+                              </w:rPr>
+                              <w:drawing>
+                                <wp:inline distT="0" distB="0" distL="0" distR="0" wp14:anchorId="775DE5DF" wp14:editId="23F3F947">
+                                  <wp:extent cx="860509" cy="1368742"/>
+                                  <wp:effectExtent l="0" t="0" r="0" b="3175"/>
+                                  <wp:docPr id="21" name="圖片 21"/>
+                                  <wp:cNvGraphicFramePr>
+                                    <a:graphicFrameLocks xmlns:a="http://schemas.openxmlformats.org/drawingml/2006/main" noChangeAspect="1"/>
+                                  </wp:cNvGraphicFramePr>
+                                  <a:graphic xmlns:a="http://schemas.openxmlformats.org/drawingml/2006/main">
+                                    <a:graphicData uri="http://schemas.openxmlformats.org/drawingml/2006/picture">
+                                      <pic:pic xmlns:pic="http://schemas.openxmlformats.org/drawingml/2006/picture">
+                                        <pic:nvPicPr>
+                                          <pic:cNvPr id="0" name="Picture 6"/>
+                                          <pic:cNvPicPr>
+                                            <a:picLocks noChangeAspect="1" noChangeArrowheads="1"/>
+                                          </pic:cNvPicPr>
+                                        </pic:nvPicPr>
+                                        <pic:blipFill>
+                                          <a:blip r:embed="rId14">
+                                            <a:extLst>
+                                              <a:ext uri="{28A0092B-C50C-407E-A947-70E740481C1C}">
+                                                <a14:useLocalDpi xmlns:a14="http://schemas.microsoft.com/office/drawing/2010/main" val="0"/>
+                                              </a:ext>
+                                            </a:extLst>
+                                          </a:blip>
+                                          <a:srcRect/>
+                                          <a:stretch>
+                                            <a:fillRect/>
+                                          </a:stretch>
+                                        </pic:blipFill>
+                                        <pic:spPr bwMode="auto">
+                                          <a:xfrm>
+                                            <a:off x="0" y="0"/>
+                                            <a:ext cx="880949" cy="1401254"/>
+                                          </a:xfrm>
+                                          <a:prstGeom prst="rect">
+                                            <a:avLst/>
+                                          </a:prstGeom>
+                                          <a:noFill/>
+                                          <a:ln>
+                                            <a:noFill/>
+                                          </a:ln>
+                                        </pic:spPr>
+                                      </pic:pic>
+                                    </a:graphicData>
+                                  </a:graphic>
+                                </wp:inline>
+                              </w:drawing>
+                            </w:r>
+                            <w:r>
+                              <w:rPr>
+                                <w:rFonts w:ascii="標楷體" w:eastAsia="標楷體" w:hAnsi="標楷體"/>
+                                <w:noProof/>
+                              </w:rPr>
+                              <w:drawing>
+                                <wp:inline distT="0" distB="0" distL="0" distR="0" wp14:anchorId="2CBCCD49" wp14:editId="4BB9C48C">
+                                  <wp:extent cx="851939" cy="1368880"/>
+                                  <wp:effectExtent l="0" t="0" r="5715" b="3175"/>
+                                  <wp:docPr id="22" name="圖片 22"/>
+                                  <wp:cNvGraphicFramePr>
+                                    <a:graphicFrameLocks xmlns:a="http://schemas.openxmlformats.org/drawingml/2006/main" noChangeAspect="1"/>
+                                  </wp:cNvGraphicFramePr>
+                                  <a:graphic xmlns:a="http://schemas.openxmlformats.org/drawingml/2006/main">
+                                    <a:graphicData uri="http://schemas.openxmlformats.org/drawingml/2006/picture">
+                                      <pic:pic xmlns:pic="http://schemas.openxmlformats.org/drawingml/2006/picture">
+                                        <pic:nvPicPr>
+                                          <pic:cNvPr id="0" name="Picture 7"/>
+                                          <pic:cNvPicPr>
+                                            <a:picLocks noChangeAspect="1" noChangeArrowheads="1"/>
+                                          </pic:cNvPicPr>
+                                        </pic:nvPicPr>
+                                        <pic:blipFill>
+                                          <a:blip r:embed="rId15">
+                                            <a:extLst>
+                                              <a:ext uri="{28A0092B-C50C-407E-A947-70E740481C1C}">
+                                                <a14:useLocalDpi xmlns:a14="http://schemas.microsoft.com/office/drawing/2010/main" val="0"/>
+                                              </a:ext>
+                                            </a:extLst>
+                                          </a:blip>
+                                          <a:srcRect/>
+                                          <a:stretch>
+                                            <a:fillRect/>
+                                          </a:stretch>
+                                        </pic:blipFill>
+                                        <pic:spPr bwMode="auto">
+                                          <a:xfrm>
+                                            <a:off x="0" y="0"/>
+                                            <a:ext cx="886890" cy="1425038"/>
+                                          </a:xfrm>
+                                          <a:prstGeom prst="rect">
+                                            <a:avLst/>
+                                          </a:prstGeom>
+                                          <a:noFill/>
+                                          <a:ln>
+                                            <a:noFill/>
+                                          </a:ln>
+                                        </pic:spPr>
+                                      </pic:pic>
+                                    </a:graphicData>
+                                  </a:graphic>
+                                </wp:inline>
+                              </w:drawing>
+                            </w:r>
+                          </w:p>
+                          <w:p>
+                            <w:pPr>
+                              <w:rPr>
+                                <w:rFonts w:ascii="標楷體" w:eastAsia="標楷體" w:hAnsi="標楷體" w:hint="eastAsia"/>
+                                <w:sz w:val="16"/>
+                                <w:szCs w:val="14"/>
+                              </w:rPr>
+                            </w:pPr>
+                            <w:r>
+                              <w:rPr>
+                                <w:rFonts w:ascii="標楷體" w:eastAsia="標楷體" w:hAnsi="標楷體" w:hint="eastAsia"/>
+                                <w:sz w:val="16"/>
+                                <w:szCs w:val="14"/>
+                              </w:rPr>
+                              <w:t>▲ 圖 4 Flex Message 掛號流程示意</w:t>
+                            </w:r>
+                          </w:p>
+                        </w:txbxContent>
+                      </wps:txbx>
+                      <wps:bodyPr rot="0" vert="horz" wrap="square" lIns="91440" tIns="45720" rIns="91440" bIns="45720" anchor="t" anchorCtr="0">
+                        <a:noAutofit/>
+                      </wps:bodyPr>
+                    </wps:wsp>
+                  </a:graphicData>
+                </a:graphic>
+                <wp14:sizeRelH relativeFrom="margin">
+                  <wp14:pctWidth>0</wp14:pctWidth>
+                </wp14:sizeRelH>
+                <wp14:sizeRelV relativeFrom="margin">
+                  <wp14:pctHeight>0</wp14:pctHeight>
+                </wp14:sizeRelV>
+              </wp:anchor>
+            </w:drawing>
+          </mc:Choice>
+          <mc:Fallback>
+            <w:pict>
+              <v:shape w14:anchorId="7B233BCD" id="_x0000_s1031" type="#_x0000_t202" style="position:absolute;left:0;text-align:left;margin-left:-60.4pt;margin-top:58.5pt;width:151.5pt;height:150.75pt;z-index:251665408;visibility:visible;mso-wrap-style:square;mso-width-percent:0;mso-height-percent:0;mso-wrap-distance-left:9pt;mso-wrap-distance-top:3.6pt;mso-wrap-distance-right:9pt;mso-wrap-distance-bottom:3.6pt;mso-position-horizontal:absolute;mso-position-horizontal-relative:text;mso-position-vertical:absolute;mso-position-vertical-relative:text;mso-width-percent:0;mso-height-percent:0;mso-width-relative:margin;mso-height-relative:margin;v-text-anchor:top" o:gfxdata="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">
+                <v:textbox>
+                  <w:txbxContent>
+                    <w:p>
+                      <w:pPr>
+                        <w:rPr>
+                          <w:rFonts w:ascii="標楷體" w:eastAsia="標楷體" w:hAnsi="標楷體"/>
+                        </w:rPr>
+                      </w:pPr>
+                      <w:r>
+                        <w:rPr>
+                          <w:rFonts w:ascii="標楷體" w:eastAsia="標楷體" w:hAnsi="標楷體"/>
+                          <w:noProof/>
+                        </w:rPr>
+                        <w:drawing>
+                          <wp:inline distT="0" distB="0" distL="0" distR="0" wp14:anchorId="775DE5DF" wp14:editId="23F3F947">
+                            <wp:extent cx="860509" cy="1368742"/>
+                            <wp:effectExtent l="0" t="0" r="0" b="3175"/>
+                            <wp:docPr id="21" name="圖片 21"/>
+                            <wp:cNvGraphicFramePr>
+                              <a:graphicFrameLocks xmlns:a="http://schemas.openxmlformats.org/drawingml/2006/main" noChangeAspect="1"/>
+                            </wp:cNvGraphicFramePr>
+                            <a:graphic xmlns:a="http://schemas.openxmlformats.org/drawingml/2006/main">
+                              <a:graphicData uri="http://schemas.openxmlformats.org/drawingml/2006/picture">
+                                <pic:pic xmlns:pic="http://schemas.openxmlformats.org/drawingml/2006/picture">
+                                  <pic:nvPicPr>
+                                    <pic:cNvPr id="0" name="Picture 6"/>
+                                    <pic:cNvPicPr>
+                                      <a:picLocks noChangeAspect="1" noChangeArrowheads="1"/>
+                                    </pic:cNvPicPr>
+                                  </pic:nvPicPr>
+                                  <pic:blipFill>
+                                    <a:blip r:embed="rId14">
+                                      <a:extLst>
+                                        <a:ext uri="{28A0092B-C50C-407E-A947-70E740481C1C}">
+                                          <a14:useLocalDpi xmlns:a14="http://schemas.microsoft.com/office/drawing/2010/main" val="0"/>
+                                        </a:ext>
+                                      </a:extLst>
+                                    </a:blip>
+                                    <a:srcRect/>
+                                    <a:stretch>
+                                      <a:fillRect/>
+                                    </a:stretch>
+                                  </pic:blipFill>
+                                  <pic:spPr bwMode="auto">
+                                    <a:xfrm>
+                                      <a:off x="0" y="0"/>
+                                      <a:ext cx="880949" cy="1401254"/>
+                                    </a:xfrm>
+                                    <a:prstGeom prst="rect">
+                                      <a:avLst/>
+                                    </a:prstGeom>
+                                    <a:noFill/>
+                                    <a:ln>
+                                      <a:noFill/>
+                                    </a:ln>
+                                  </pic:spPr>
+                                </pic:pic>
+                              </a:graphicData>
+                            </a:graphic>
+                          </wp:inline>
+                        </w:drawing>
+                      </w:r>
+                      <w:r>
+                        <w:rPr>
+                          <w:rFonts w:ascii="標楷體" w:eastAsia="標楷體" w:hAnsi="標楷體"/>
+                          <w:noProof/>
+                        </w:rPr>
+                        <w:drawing>
+                          <wp:inline distT="0" distB="0" distL="0" distR="0" wp14:anchorId="2CBCCD49" wp14:editId="4BB9C48C">
+                            <wp:extent cx="851939" cy="1368880"/>
+                            <wp:effectExtent l="0" t="0" r="5715" b="3175"/>
+                            <wp:docPr id="22" name="圖片 22"/>
+                            <wp:cNvGraphicFramePr>
+                              <a:graphicFrameLocks xmlns:a="http://schemas.openxmlformats.org/drawingml/2006/main" noChangeAspect="1"/>
+                            </wp:cNvGraphicFramePr>
+                            <a:graphic xmlns:a="http://schemas.openxmlformats.org/drawingml/2006/main">
+                              <a:graphicData uri="http://schemas.openxmlformats.org/drawingml/2006/picture">
+                                <pic:pic xmlns:pic="http://schemas.openxmlformats.org/drawingml/2006/picture">
+                                  <pic:nvPicPr>
+                                    <pic:cNvPr id="0" name="Picture 7"/>
+                                    <pic:cNvPicPr>
+                                      <a:picLocks noChangeAspect="1" noChangeArrowheads="1"/>
+                                    </pic:cNvPicPr>
+                                  </pic:nvPicPr>
+                                  <pic:blipFill>
+                                    <a:blip r:embed="rId15">
+                                      <a:extLst>
+                                        <a:ext uri="{28A0092B-C50C-407E-A947-70E740481C1C}">
+                                          <a14:useLocalDpi xmlns:a14="http://schemas.microsoft.com/office/drawing/2010/main" val="0"/>
+                                        </a:ext>
+                                      </a:extLst>
+                                    </a:blip>
+                                    <a:srcRect/>
+                                    <a:stretch>
+                                      <a:fillRect/>
+                                    </a:stretch>
+                                  </pic:blipFill>
+                                  <pic:spPr bwMode="auto">
+                                    <a:xfrm>
+                                      <a:off x="0" y="0"/>
+                                      <a:ext cx="886890" cy="1425038"/>
+                                    </a:xfrm>
+                                    <a:prstGeom prst="rect">
+                                      <a:avLst/>
+                                    </a:prstGeom>
+                                    <a:noFill/>
+                                    <a:ln>
+                                      <a:noFill/>
+                                    </a:ln>
+                                  </pic:spPr>
+                                </pic:pic>
+                              </a:graphicData>
+                            </a:graphic>
+                          </wp:inline>
+                        </w:drawing>
+                      </w:r>
+                    </w:p>
+                    <w:p>
+                      <w:pPr>
+                        <w:rPr>
+                          <w:rFonts w:ascii="標楷體" w:eastAsia="標楷體" w:hAnsi="標楷體" w:hint="eastAsia"/>
+                          <w:sz w:val="16"/>
+                          <w:szCs w:val="14"/>
+                        </w:rPr>
+                      </w:pPr>
+                      <w:r>
+                        <w:rPr>
+                          <w:rFonts w:ascii="標楷體" w:eastAsia="標楷體" w:hAnsi="標楷體" w:hint="eastAsia"/>
+                          <w:sz w:val="16"/>
+                          <w:szCs w:val="14"/>
+                        </w:rPr>
+                        <w:t>▲ 圖 4 Flex Message 掛號流程示意</w:t>
+                      </w:r>
+                    </w:p>
+                  </w:txbxContent>
+                </v:textbox>
+                <w10:wrap type="square"/>
+              </v:shape>
+            </w:pict>
+          </mc:Fallback>
+        </mc:AlternateContent>
+      </w:r>
+      <w:r>
+        <w:rPr>
+          <w:rFonts w:ascii="標楷體" w:eastAsia="標楷體" w:hAnsi="標楷體" w:hint="eastAsia"/>
+        </w:rPr>
+        <w:t xml:space="preserve">LIFF 頁面可依使用裝置自動適配不同版型，確保於行動裝置與桌上型電腦上皆能提供一致且良好的操作體驗。圖 </w:t>
+      </w:r>
+      <w:r>
+        <w:rPr>
+          <w:rFonts w:ascii="標楷體" w:eastAsia="標楷體" w:hAnsi="標楷體" w:hint="eastAsia"/>
+        </w:rPr>
+        <w:t>6</w:t>
+      </w:r>
+      <w:r>
+        <w:rPr>
+          <w:rFonts w:ascii="標楷體" w:eastAsia="標楷體" w:hAnsi="標楷體"/>
+        </w:rPr>
+        <w:t xml:space="preserve"> </w:t>
+      </w:r>
+      <w:r>
+        <w:rPr>
+          <w:rFonts w:ascii="標楷體" w:eastAsia="標楷體" w:hAnsi="標楷體" w:hint="eastAsia"/>
+        </w:rPr>
+        <w:t>左</w:t>
+      </w:r>
+      <w:r>
+        <w:rPr>
+          <w:rFonts w:ascii="標楷體" w:eastAsia="標楷體" w:hAnsi="標楷體" w:hint="eastAsia"/>
+        </w:rPr>
+        <w:t xml:space="preserve"> 與圖 </w:t>
+      </w:r>
+      <w:r>
+        <w:rPr>
+          <w:rFonts w:ascii="標楷體" w:eastAsia="標楷體" w:hAnsi="標楷體" w:hint="eastAsia"/>
+        </w:rPr>
+        <w:t>6</w:t>
+      </w:r>
+      <w:r>
+        <w:rPr>
+          <w:rFonts w:ascii="標楷體" w:eastAsia="標楷體" w:hAnsi="標楷體" w:hint="eastAsia"/>
+        </w:rPr>
+        <w:t xml:space="preserve"> 右 </w:t>
+      </w:r>
+      <w:r>
+        <w:rPr>
+          <w:rFonts w:ascii="標楷體" w:eastAsia="標楷體" w:hAnsi="標楷體" w:hint="eastAsia"/>
+        </w:rPr>
+        <w:t>分別展示手機版與電腦版之 LIFF 介面設計。</w:t>
+      </w:r>
+    </w:p>
+    <w:p>
+      <w:pPr>
+        <w:rPr>
+          <w:rFonts w:ascii="標楷體" w:eastAsia="標楷體" w:hAnsi="標楷體" w:hint="eastAsia"/>
+        </w:rPr>
+      </w:pPr>
     </w:p>
     <w:p>
       <w:pPr>
@@ -2091,15 +4232,644 @@
         <w:ind w:leftChars="0"/>
         <w:rPr>
           <w:rFonts w:ascii="標楷體" w:eastAsia="標楷體" w:hAnsi="標楷體"/>
-        </w:rPr>
-      </w:pPr>
-      <w:r>
-        <w:rPr>
-          <w:rFonts w:ascii="標楷體" w:eastAsia="標楷體" w:hAnsi="標楷體" w:hint="eastAsia"/>
           <w:b/>
           <w:bCs/>
         </w:rPr>
-        <w:t>使用者介面設計</w:t>
+      </w:pPr>
+      <w:r>
+        <w:rPr>
+          <w:rFonts w:ascii="標楷體" w:eastAsia="標楷體" w:hAnsi="標楷體" w:hint="eastAsia"/>
+          <w:b/>
+          <w:bCs/>
+        </w:rPr>
+        <w:t>核心技術設計</w:t>
+      </w:r>
+    </w:p>
+    <w:p>
+      <w:pPr>
+        <w:pStyle w:val="a3"/>
+        <w:numPr>
+          <w:ilvl w:val="0"/>
+          <w:numId w:val="21"/>
+        </w:numPr>
+        <w:ind w:leftChars="0"/>
+        <w:rPr>
+          <w:rFonts w:ascii="標楷體" w:eastAsia="標楷體" w:hAnsi="標楷體"/>
+          <w:b/>
+          <w:bCs/>
+        </w:rPr>
+      </w:pPr>
+      <w:r>
+        <w:rPr>
+          <w:rFonts w:ascii="標楷體" w:eastAsia="標楷體" w:hAnsi="標楷體" w:cs="新細明體"/>
+          <w:b/>
+          <w:bCs/>
+          <w:kern w:val="0"/>
+          <w:szCs w:val="24"/>
+        </w:rPr>
+        <w:t>適地性資源搜尋與資料整合 (LBS &amp; Data Integration)</w:t>
+      </w:r>
+    </w:p>
+    <w:p>
+      <w:pPr>
+        <w:ind w:firstLine="360"/>
+        <w:rPr>
+          <w:rFonts w:ascii="標楷體" w:eastAsia="標楷體" w:hAnsi="標楷體"/>
+          <w:b/>
+          <w:bCs/>
+        </w:rPr>
+      </w:pPr>
+      <w:r>
+        <w:rPr>
+          <w:rFonts w:ascii="標楷體" w:eastAsia="標楷體" w:hAnsi="標楷體" w:cs="新細明體"/>
+          <w:kern w:val="0"/>
+          <w:szCs w:val="24"/>
+        </w:rPr>
+        <w:t>為提升醫療資訊服務之即時性與實用性，本研究整合地理資訊服務（Location-Based Services, LBS）與多來源醫療資料，實現以使用者所在地為核心的適地性醫療資源搜尋與資訊整合機制。系統將依據使用者授權取得之定位資訊（如 GPS 座標或行政區），結合政府開放資料與醫療機構公開資訊，提供符合實際需求之醫療院所建議與服務指引。</w:t>
+      </w:r>
+    </w:p>
+    <w:p>
+      <w:pPr>
+        <w:pStyle w:val="a3"/>
+        <w:numPr>
+          <w:ilvl w:val="0"/>
+          <w:numId w:val="19"/>
+        </w:numPr>
+        <w:ind w:leftChars="0"/>
+        <w:rPr>
+          <w:rFonts w:ascii="標楷體" w:eastAsia="標楷體" w:hAnsi="標楷體"/>
+          <w:b/>
+          <w:bCs/>
+        </w:rPr>
+      </w:pPr>
+      <w:r>
+        <w:rPr>
+          <w:rFonts w:ascii="標楷體" w:eastAsia="標楷體" w:hAnsi="標楷體" w:cs="新細明體"/>
+          <w:kern w:val="0"/>
+          <w:szCs w:val="24"/>
+        </w:rPr>
+        <w:t>健康資訊與闢謠資料整合：</w:t>
+      </w:r>
+    </w:p>
+    <w:p>
+      <w:pPr>
+        <w:ind w:firstLine="480"/>
+        <w:rPr>
+          <w:rFonts w:ascii="標楷體" w:eastAsia="標楷體" w:hAnsi="標楷體"/>
+          <w:b/>
+          <w:bCs/>
+        </w:rPr>
+      </w:pPr>
+      <w:r>
+        <w:rPr>
+          <w:rFonts w:ascii="標楷體" w:eastAsia="標楷體" w:hAnsi="標楷體" w:cs="新細明體"/>
+          <w:kern w:val="0"/>
+          <w:szCs w:val="24"/>
+        </w:rPr>
+        <w:t>本研究優先採用具官方可信度之資料來源作為事實查核依據，包括衛生福利部（MOHW）、疾病管制署（CDC）及食品藥物管理署（TFDA）等政府單位之公開資料。</w:t>
+      </w:r>
+    </w:p>
+    <w:p>
+      <w:pPr>
+        <w:pStyle w:val="a3"/>
+        <w:numPr>
+          <w:ilvl w:val="0"/>
+          <w:numId w:val="19"/>
+        </w:numPr>
+        <w:ind w:leftChars="0"/>
+        <w:rPr>
+          <w:rFonts w:ascii="標楷體" w:eastAsia="標楷體" w:hAnsi="標楷體"/>
+          <w:b/>
+          <w:bCs/>
+        </w:rPr>
+      </w:pPr>
+      <w:r>
+        <w:rPr>
+          <w:rFonts w:ascii="標楷體" w:eastAsia="標楷體" w:hAnsi="標楷體" w:cs="新細明體"/>
+          <w:kern w:val="0"/>
+          <w:szCs w:val="24"/>
+        </w:rPr>
+        <w:t>醫院資源定位與篩選機制：</w:t>
+      </w:r>
+    </w:p>
+    <w:p>
+      <w:pPr>
+        <w:ind w:firstLine="480"/>
+        <w:rPr>
+          <w:rFonts w:ascii="標楷體" w:eastAsia="標楷體" w:hAnsi="標楷體"/>
+          <w:b/>
+          <w:bCs/>
+        </w:rPr>
+      </w:pPr>
+      <w:r>
+        <w:rPr>
+          <w:rFonts w:ascii="標楷體" w:eastAsia="標楷體" w:hAnsi="標楷體" w:cs="新細明體"/>
+          <w:kern w:val="0"/>
+          <w:szCs w:val="24"/>
+        </w:rPr>
+        <w:t>在醫療院所推薦方面，系統將依據使用者所在位置，計算使用者與周邊醫療院所間之地理距離，距離計算可參考google map使用的dijkstra</w:t>
+      </w:r>
+      <w:r>
+        <w:rPr>
+          <w:rFonts w:ascii="標楷體" w:eastAsia="標楷體" w:hAnsi="標楷體" w:cs="新細明體"/>
+          <w:kern w:val="0"/>
+          <w:szCs w:val="24"/>
+        </w:rPr>
+        <w:fldChar w:fldCharType="begin"/>
+      </w:r>
+      <w:r>
+        <w:rPr>
+          <w:rFonts w:ascii="標楷體" w:eastAsia="標楷體" w:hAnsi="標楷體" w:cs="新細明體"/>
+          <w:kern w:val="0"/>
+          <w:szCs w:val="24"/>
+        </w:rPr>
+        <w:instrText xml:space="preserve"> ADDIN EN.CITE &lt;EndNote&gt;&lt;Cite&gt;&lt;Author&gt;Lanning&lt;/Author&gt;&lt;Year&gt;2014&lt;/Year&gt;&lt;RecNum&gt;15&lt;/RecNum&gt;&lt;DisplayText&gt;[11]&lt;/DisplayText&gt;&lt;record&gt;&lt;rec-number&gt;15&lt;/rec-number&gt;&lt;foreign-keys&gt;&lt;key app="EN" db-id="vf2r9etpapszafes0eapva0tz955sea0xads" timestamp="1770532109"&gt;15&lt;/key&gt;&lt;/foreign-keys&gt;&lt;ref-type name="Conference Proceedings"&gt;10&lt;/ref-type&gt;&lt;contributors&gt;&lt;authors&gt;&lt;author&gt;Lanning, Daniel R&lt;/author&gt;&lt;author&gt;Harrell, Gregory K&lt;/author&gt;&lt;author&gt;Wang, Jin&lt;/author&gt;&lt;/authors&gt;&lt;/contributors&gt;&lt;titles&gt;&lt;title&gt;Dijkstra&amp;apos;s algorithm and Google maps&lt;/title&gt;&lt;secondary-title&gt;Proceedings of the 2014 ACM Southeast Conference&lt;/secondary-title&gt;&lt;/titles&gt;&lt;pages&gt;1-3&lt;/pages&gt;&lt;dates&gt;&lt;year&gt;2014&lt;/year&gt;&lt;/dates&gt;&lt;urls&gt;&lt;/urls&gt;&lt;/record&gt;&lt;/Cite&gt;&lt;/EndNote&gt;</w:instrText>
+      </w:r>
+      <w:r>
+        <w:rPr>
+          <w:rFonts w:ascii="標楷體" w:eastAsia="標楷體" w:hAnsi="標楷體" w:cs="新細明體"/>
+          <w:kern w:val="0"/>
+          <w:szCs w:val="24"/>
+        </w:rPr>
+        <w:fldChar w:fldCharType="separate"/>
+      </w:r>
+      <w:r>
+        <w:rPr>
+          <w:rFonts w:ascii="標楷體" w:eastAsia="標楷體" w:hAnsi="標楷體" w:cs="新細明體"/>
+          <w:noProof/>
+          <w:kern w:val="0"/>
+          <w:szCs w:val="24"/>
+        </w:rPr>
+        <w:t>[11]</w:t>
+      </w:r>
+      <w:r>
+        <w:rPr>
+          <w:rFonts w:ascii="標楷體" w:eastAsia="標楷體" w:hAnsi="標楷體" w:cs="新細明體"/>
+          <w:kern w:val="0"/>
+          <w:szCs w:val="24"/>
+        </w:rPr>
+        <w:fldChar w:fldCharType="end"/>
+      </w:r>
+      <w:r>
+        <w:rPr>
+          <w:rFonts w:ascii="標楷體" w:eastAsia="標楷體" w:hAnsi="標楷體" w:cs="新細明體"/>
+          <w:kern w:val="0"/>
+          <w:szCs w:val="24"/>
+        </w:rPr>
+        <w:t>演算法，並結合醫院屬性資料（如科別、門診時段、是否仍在看診）進行多條件篩選。此篩選機制確保所回傳之醫療院所為「目前可提供服務」且「符合使用者</w:t>
+      </w:r>
+      <w:r>
+        <w:rPr>
+          <w:rFonts w:ascii="標楷體" w:eastAsia="標楷體" w:hAnsi="標楷體" w:cs="新細明體"/>
+          <w:kern w:val="0"/>
+          <w:szCs w:val="24"/>
+        </w:rPr>
+        <w:lastRenderedPageBreak/>
+        <w:t>需求」之合法醫療機構，避免提供過期或不具實用性的資訊。</w:t>
+      </w:r>
+    </w:p>
+    <w:p>
+      <w:pPr>
+        <w:pStyle w:val="a3"/>
+        <w:numPr>
+          <w:ilvl w:val="0"/>
+          <w:numId w:val="19"/>
+        </w:numPr>
+        <w:ind w:leftChars="0"/>
+        <w:rPr>
+          <w:rFonts w:ascii="標楷體" w:eastAsia="標楷體" w:hAnsi="標楷體" w:hint="eastAsia"/>
+        </w:rPr>
+      </w:pPr>
+      <w:r>
+        <w:rPr>
+          <w:rFonts w:ascii="標楷體" w:eastAsia="標楷體" w:hAnsi="標楷體" w:hint="eastAsia"/>
+        </w:rPr>
+        <w:t>掛號與聯絡資訊指引：</w:t>
+      </w:r>
+    </w:p>
+    <w:p>
+      <w:pPr>
+        <w:ind w:firstLine="480"/>
+        <w:rPr>
+          <w:rFonts w:ascii="標楷體" w:eastAsia="標楷體" w:hAnsi="標楷體"/>
+        </w:rPr>
+      </w:pPr>
+      <w:r>
+        <w:rPr>
+          <w:rFonts w:ascii="標楷體" w:eastAsia="標楷體" w:hAnsi="標楷體" w:hint="eastAsia"/>
+        </w:rPr>
+        <w:t>系統於確認合適之醫療院所後，將從自建資料庫或外部 API 擷取該院所之官方掛號連結、聯絡電話及相關注意事項，並透過 LINE Flex Message 格式或是LIFF回傳至前端介面。此方式可在維持良好使用者體驗的同時，降低高齡使用者於資訊查找與掛號流程中的操作負擔。</w:t>
+      </w:r>
+    </w:p>
+    <w:p>
+      <w:pPr>
+        <w:pStyle w:val="a3"/>
+        <w:numPr>
+          <w:ilvl w:val="0"/>
+          <w:numId w:val="21"/>
+        </w:numPr>
+        <w:ind w:leftChars="0"/>
+        <w:rPr>
+          <w:rFonts w:ascii="標楷體" w:eastAsia="標楷體" w:hAnsi="標楷體" w:hint="eastAsia"/>
+        </w:rPr>
+      </w:pPr>
+      <w:r>
+        <w:rPr>
+          <w:rFonts w:ascii="標楷體" w:eastAsia="標楷體" w:hAnsi="標楷體" w:hint="eastAsia"/>
+        </w:rPr>
+        <w:t>多模態內容處理與分析技術 (Multimodal Content Processing)</w:t>
+      </w:r>
+    </w:p>
+    <w:p>
+      <w:pPr>
+        <w:ind w:firstLine="360"/>
+        <w:rPr>
+          <w:rFonts w:ascii="標楷體" w:eastAsia="標楷體" w:hAnsi="標楷體" w:hint="eastAsia"/>
+        </w:rPr>
+      </w:pPr>
+      <w:r>
+        <w:rPr>
+          <w:rFonts w:ascii="標楷體" w:eastAsia="標楷體" w:hAnsi="標楷體" w:hint="eastAsia"/>
+        </w:rPr>
+        <w:t>考量使用者可能透過文字、語音、圖片或影音等多元形式輸入資訊，本研究設計一套多模態內容處理流程，以統一方式將非結構化資料轉換為可分析之結構化文本，作為後續事實查核與醫療判斷之依據。</w:t>
+      </w:r>
+    </w:p>
+    <w:p>
+      <w:pPr>
+        <w:pStyle w:val="a3"/>
+        <w:numPr>
+          <w:ilvl w:val="0"/>
+          <w:numId w:val="19"/>
+        </w:numPr>
+        <w:ind w:leftChars="0"/>
+        <w:rPr>
+          <w:rFonts w:ascii="標楷體" w:eastAsia="標楷體" w:hAnsi="標楷體" w:hint="eastAsia"/>
+        </w:rPr>
+      </w:pPr>
+      <w:r>
+        <w:rPr>
+          <w:rFonts w:ascii="標楷體" w:eastAsia="標楷體" w:hAnsi="標楷體" w:hint="eastAsia"/>
+        </w:rPr>
+        <w:t>影音轉逐字稿流程：</w:t>
+      </w:r>
+    </w:p>
+    <w:p>
+      <w:pPr>
+        <w:rPr>
+          <w:rFonts w:ascii="標楷體" w:eastAsia="標楷體" w:hAnsi="標楷體" w:hint="eastAsia"/>
+        </w:rPr>
+      </w:pPr>
+      <w:r>
+        <w:rPr>
+          <w:rFonts w:ascii="標楷體" w:eastAsia="標楷體" w:hAnsi="標楷體" w:hint="eastAsia"/>
+        </w:rPr>
+        <w:t>當系統接收到使用者上傳之音訊或影片檔案時，將先進行格式驗證與音軌提取，並導入支援台語及多語系之語音辨識模型（ASR）進行語音轉文字處理。轉換完成後，系統會產生逐字稿文本，作為後續語意分析與資訊擷取的主要輸入來源。</w:t>
+      </w:r>
+    </w:p>
+    <w:p>
+      <w:pPr>
+        <w:pStyle w:val="a3"/>
+        <w:numPr>
+          <w:ilvl w:val="0"/>
+          <w:numId w:val="19"/>
+        </w:numPr>
+        <w:ind w:leftChars="0"/>
+        <w:rPr>
+          <w:rFonts w:ascii="標楷體" w:eastAsia="標楷體" w:hAnsi="標楷體" w:hint="eastAsia"/>
+        </w:rPr>
+      </w:pPr>
+      <w:r>
+        <w:rPr>
+          <w:rFonts w:ascii="標楷體" w:eastAsia="標楷體" w:hAnsi="標楷體" w:hint="eastAsia"/>
+        </w:rPr>
+        <w:t>影像文字擷取（OCR）：</w:t>
+      </w:r>
+    </w:p>
+    <w:p>
+      <w:pPr>
+        <w:ind w:firstLine="480"/>
+        <w:rPr>
+          <w:rFonts w:ascii="標楷體" w:eastAsia="標楷體" w:hAnsi="標楷體" w:hint="eastAsia"/>
+        </w:rPr>
+      </w:pPr>
+      <w:r>
+        <w:rPr>
+          <w:rFonts w:ascii="標楷體" w:eastAsia="標楷體" w:hAnsi="標楷體" w:hint="eastAsia"/>
+        </w:rPr>
+        <w:t>對於圖片類型輸入（如藥袋、藥單或醫療文件），系統將使用 PaddleOCR 進行光學字元辨識（Optical Character Recognition, OCR），將影像內容轉換為可處理之文字資料。PaddleOCR 具備良好中文辨識能力，且易於部署於 Python 環境，符合本研究系統架構需求。</w:t>
+      </w:r>
+    </w:p>
+    <w:p>
+      <w:pPr>
+        <w:pStyle w:val="a3"/>
+        <w:numPr>
+          <w:ilvl w:val="0"/>
+          <w:numId w:val="19"/>
+        </w:numPr>
+        <w:ind w:leftChars="0"/>
+        <w:rPr>
+          <w:rFonts w:ascii="標楷體" w:eastAsia="標楷體" w:hAnsi="標楷體" w:hint="eastAsia"/>
+        </w:rPr>
+      </w:pPr>
+      <w:r>
+        <w:rPr>
+          <w:rFonts w:ascii="標楷體" w:eastAsia="標楷體" w:hAnsi="標楷體" w:hint="eastAsia"/>
+        </w:rPr>
+        <w:t>文字正規化與個資過濾（PII Filtering）：</w:t>
+      </w:r>
+    </w:p>
+    <w:p>
+      <w:pPr>
+        <w:ind w:firstLine="480"/>
+        <w:rPr>
+          <w:rFonts w:ascii="標楷體" w:eastAsia="標楷體" w:hAnsi="標楷體"/>
+        </w:rPr>
+      </w:pPr>
+      <w:r>
+        <w:rPr>
+          <w:rFonts w:ascii="標楷體" w:eastAsia="標楷體" w:hAnsi="標楷體" w:hint="eastAsia"/>
+        </w:rPr>
+        <w:t>為降低誤判風險並確保使用者隱私，系統於文字整合階段將執行正規化與降噪處理，並透過個人可識別資訊（Personally Identifiable Information, PII）過濾機制，自動遮蔽姓名、身分證字號、電話等敏感資訊，避免將不必要之個資送入大型語言模型進行推論。</w:t>
+      </w:r>
+    </w:p>
+    <w:p>
+      <w:pPr>
+        <w:pStyle w:val="a3"/>
+        <w:numPr>
+          <w:ilvl w:val="0"/>
+          <w:numId w:val="21"/>
+        </w:numPr>
+        <w:ind w:leftChars="0"/>
+        <w:rPr>
+          <w:rFonts w:ascii="標楷體" w:eastAsia="標楷體" w:hAnsi="標楷體" w:hint="eastAsia"/>
+        </w:rPr>
+      </w:pPr>
+      <w:r>
+        <w:rPr>
+          <w:rFonts w:ascii="標楷體" w:eastAsia="標楷體" w:hAnsi="標楷體" w:hint="eastAsia"/>
+        </w:rPr>
+        <w:t>高可靠性事實查核與 RAG 技術 (Fact-checking &amp; RAG Mechanism)</w:t>
+      </w:r>
+    </w:p>
+    <w:p>
+      <w:pPr>
+        <w:ind w:firstLine="360"/>
+        <w:rPr>
+          <w:rFonts w:ascii="標楷體" w:eastAsia="標楷體" w:hAnsi="標楷體" w:hint="eastAsia"/>
+        </w:rPr>
+      </w:pPr>
+      <w:r>
+        <w:rPr>
+          <w:rFonts w:ascii="標楷體" w:eastAsia="標楷體" w:hAnsi="標楷體" w:hint="eastAsia"/>
+        </w:rPr>
+        <w:t>為降低生成式 AI 在醫療場域中可能產生的不實或誤導性資訊風險，本研究將事實查核機制視為核心設計重點，並結合檢索增強生成（RAG）架構，確保系統回應內容具備可驗證性與來源依據。</w:t>
+      </w:r>
+    </w:p>
+    <w:p>
+      <w:pPr>
+        <w:pStyle w:val="a3"/>
+        <w:numPr>
+          <w:ilvl w:val="0"/>
+          <w:numId w:val="19"/>
+        </w:numPr>
+        <w:ind w:leftChars="0"/>
+        <w:rPr>
+          <w:rFonts w:ascii="標楷體" w:eastAsia="標楷體" w:hAnsi="標楷體" w:hint="eastAsia"/>
+        </w:rPr>
+      </w:pPr>
+      <w:r>
+        <w:rPr>
+          <w:rFonts w:ascii="標楷體" w:eastAsia="標楷體" w:hAnsi="標楷體" w:hint="eastAsia"/>
+        </w:rPr>
+        <w:t>醫療知識庫與向量資料庫建置：</w:t>
+      </w:r>
+    </w:p>
+    <w:p>
+      <w:pPr>
+        <w:ind w:firstLine="480"/>
+        <w:rPr>
+          <w:rFonts w:ascii="標楷體" w:eastAsia="標楷體" w:hAnsi="標楷體" w:hint="eastAsia"/>
+        </w:rPr>
+      </w:pPr>
+      <w:r>
+        <w:rPr>
+          <w:rFonts w:ascii="標楷體" w:eastAsia="標楷體" w:hAnsi="標楷體" w:hint="eastAsia"/>
+        </w:rPr>
+        <w:t>本研究將官方醫療文件、健康指引與闢謠資料進行文本切分與向量化處理，並儲存於向量資料庫中。透過語意相似度搜尋，系統能在生成回覆前，快速檢索與使用者問題最相關之可信資料片段。</w:t>
+      </w:r>
+    </w:p>
+    <w:p>
+      <w:pPr>
+        <w:pStyle w:val="a3"/>
+        <w:numPr>
+          <w:ilvl w:val="0"/>
+          <w:numId w:val="19"/>
+        </w:numPr>
+        <w:ind w:leftChars="0"/>
+        <w:rPr>
+          <w:rFonts w:ascii="標楷體" w:eastAsia="標楷體" w:hAnsi="標楷體" w:hint="eastAsia"/>
+        </w:rPr>
+      </w:pPr>
+      <w:r>
+        <w:rPr>
+          <w:rFonts w:ascii="標楷體" w:eastAsia="標楷體" w:hAnsi="標楷體" w:hint="eastAsia"/>
+        </w:rPr>
+        <w:t>RAG 工作流程設計：</w:t>
+      </w:r>
+    </w:p>
+    <w:p>
+      <w:pPr>
+        <w:ind w:firstLine="480"/>
+        <w:rPr>
+          <w:rFonts w:ascii="標楷體" w:eastAsia="標楷體" w:hAnsi="標楷體"/>
+        </w:rPr>
+      </w:pPr>
+      <w:r>
+        <w:rPr>
+          <w:rFonts w:ascii="標楷體" w:eastAsia="標楷體" w:hAnsi="標楷體" w:hint="eastAsia"/>
+        </w:rPr>
+        <w:t>當使用者提出健康相關問題時，系統將先透過 NER(命名實體識別) 與語意分析建立查詢向量，並自醫療知識庫中檢索相關內容，再將檢索結果與使用者原始問題一併送入大型語言模型進行生成。此流程可有效限制模型回應範圍，使其基於已驗證之資料進行回答，而非單純依賴模型內部參數記憶。</w:t>
+      </w:r>
+    </w:p>
+    <w:p>
+      <w:pPr>
+        <w:pStyle w:val="a3"/>
+        <w:numPr>
+          <w:ilvl w:val="0"/>
+          <w:numId w:val="19"/>
+        </w:numPr>
+        <w:ind w:leftChars="0"/>
+        <w:rPr>
+          <w:rFonts w:ascii="標楷體" w:eastAsia="標楷體" w:hAnsi="標楷體" w:hint="eastAsia"/>
+        </w:rPr>
+      </w:pPr>
+      <w:r>
+        <w:rPr>
+          <w:rFonts w:ascii="標楷體" w:eastAsia="標楷體" w:hAnsi="標楷體" w:hint="eastAsia"/>
+        </w:rPr>
+        <w:lastRenderedPageBreak/>
+        <w:t>真偽性判斷與風險標示機制：</w:t>
+      </w:r>
+    </w:p>
+    <w:p>
+      <w:pPr>
+        <w:ind w:firstLine="480"/>
+        <w:rPr>
+          <w:rFonts w:ascii="標楷體" w:eastAsia="標楷體" w:hAnsi="標楷體" w:hint="eastAsia"/>
+        </w:rPr>
+      </w:pPr>
+      <w:r>
+        <w:rPr>
+          <w:rFonts w:ascii="標楷體" w:eastAsia="標楷體" w:hAnsi="標楷體" w:hint="eastAsia"/>
+        </w:rPr>
+        <w:t>針對無法於資料庫中找到對應佐證之內容，系統將自動降低回應確定性，並於前端標示「尚無足夠可靠來源驗證」或「AI 生成內容，僅供參考」等警語，以避免使用者誤將生成結果視為專業醫療建議。</w:t>
+      </w:r>
+    </w:p>
+    <w:p>
+      <w:pPr>
+        <w:pStyle w:val="a3"/>
+        <w:numPr>
+          <w:ilvl w:val="0"/>
+          <w:numId w:val="19"/>
+        </w:numPr>
+        <w:ind w:leftChars="0"/>
+        <w:rPr>
+          <w:rFonts w:ascii="標楷體" w:eastAsia="標楷體" w:hAnsi="標楷體" w:hint="eastAsia"/>
+        </w:rPr>
+      </w:pPr>
+      <w:r>
+        <w:rPr>
+          <w:rFonts w:ascii="標楷體" w:eastAsia="標楷體" w:hAnsi="標楷體" w:hint="eastAsia"/>
+        </w:rPr>
+        <w:t>MCP（Model Context Protocol）之應用：</w:t>
+      </w:r>
+    </w:p>
+    <w:p>
+      <w:pPr>
+        <w:ind w:firstLine="480"/>
+        <w:rPr>
+          <w:rFonts w:ascii="標楷體" w:eastAsia="標楷體" w:hAnsi="標楷體"/>
+        </w:rPr>
+      </w:pPr>
+      <w:r>
+        <w:rPr>
+          <w:rFonts w:ascii="標楷體" w:eastAsia="標楷體" w:hAnsi="標楷體" w:hint="eastAsia"/>
+        </w:rPr>
+        <w:t>本研究透過 MCP Server 管理多模型與多工作流之上下文傳遞，將 RAG 查詢、影音分析、OCR 與語音處理等高運算任務進行模組化與非同步處理。此設計不僅提升系統整體效能，亦利於未來替換或升級 AI 模型，而不影響核心後端架構。相關健康資訊將透過n8n自動化工作流進行資料清洗與標準化處理，並儲存於結構化資料庫(如PostgreSQL)與向量資料庫中(如milvus)，作為後續 RAG（Retrieval-Augmented Generation）查詢與比對之基礎。透過此機制，系統得以針對使用者提出的健康疑問或網路傳言，提供具可追溯來源之澄清與說明。</w:t>
+      </w:r>
+    </w:p>
+    <w:p>
+      <w:pPr>
+        <w:pStyle w:val="a3"/>
+        <w:numPr>
+          <w:ilvl w:val="0"/>
+          <w:numId w:val="21"/>
+        </w:numPr>
+        <w:ind w:leftChars="0"/>
+        <w:rPr>
+          <w:rFonts w:ascii="標楷體" w:eastAsia="標楷體" w:hAnsi="標楷體" w:hint="eastAsia"/>
+        </w:rPr>
+      </w:pPr>
+      <w:r>
+        <w:rPr>
+          <w:rFonts w:ascii="標楷體" w:eastAsia="標楷體" w:hAnsi="標楷體" w:hint="eastAsia"/>
+        </w:rPr>
+        <w:t>在地化台語語音互動技術 (Localized Speech Technology)</w:t>
+      </w:r>
+    </w:p>
+    <w:p>
+      <w:pPr>
+        <w:ind w:firstLine="360"/>
+        <w:rPr>
+          <w:rFonts w:ascii="標楷體" w:eastAsia="標楷體" w:hAnsi="標楷體" w:hint="eastAsia"/>
+        </w:rPr>
+      </w:pPr>
+      <w:r>
+        <w:rPr>
+          <w:rFonts w:ascii="標楷體" w:eastAsia="標楷體" w:hAnsi="標楷體" w:hint="eastAsia"/>
+        </w:rPr>
+        <w:t>本研究透過整合語音辨識（Automatic Speech Recognition, ASR）、文字轉語音（Text-to-Speech, TTS）以及大型語言模型（Large Language Model, LLM）等技術，實現符合在地需求之本土語言語音互動系統（如圖所示）。</w:t>
+      </w:r>
+    </w:p>
+    <w:p>
+      <w:pPr>
+        <w:ind w:firstLine="360"/>
+        <w:rPr>
+          <w:rFonts w:ascii="標楷體" w:eastAsia="標楷體" w:hAnsi="標楷體" w:hint="eastAsia"/>
+        </w:rPr>
+      </w:pPr>
+      <w:r>
+        <w:rPr>
+          <w:rFonts w:ascii="標楷體" w:eastAsia="標楷體" w:hAnsi="標楷體" w:hint="eastAsia"/>
+        </w:rPr>
+        <w:t>使用者透過前端介面輸入台語語音後，語音資料將傳送至後端進行處理。首先，系統透過台語 ASR 將語音轉換為台語逐字稿，接著由具備台語處理能力之 AI 模型進行語言轉換，將台語逐字稿轉換為後端可處理之語言（目前預設為中文），並將結果傳遞至核心後端系統進行後續分析與處理。</w:t>
+      </w:r>
+    </w:p>
+    <w:p>
+      <w:pPr>
+        <w:ind w:firstLine="360"/>
+        <w:rPr>
+          <w:rFonts w:ascii="標楷體" w:eastAsia="標楷體" w:hAnsi="標楷體" w:hint="eastAsia"/>
+        </w:rPr>
+      </w:pPr>
+      <w:r>
+        <w:rPr>
+          <w:rFonts w:ascii="標楷體" w:eastAsia="標楷體" w:hAnsi="標楷體" w:hint="eastAsia"/>
+        </w:rPr>
+        <w:t>核心後端結合檢索增強生成（Retrieval-Augmented Generation, RAG）與規則引擎，負責執行醫療相關邏輯判斷與內容查核，確保回應內容之正確性與安全性。當後端產生最終回應文字後，系統將依據使用者的語言習慣與個人設定，決定是否以台語進行回覆。</w:t>
+      </w:r>
+    </w:p>
+    <w:p>
+      <w:pPr>
+        <w:ind w:firstLine="480"/>
+        <w:rPr>
+          <w:rFonts w:ascii="標楷體" w:eastAsia="標楷體" w:hAnsi="標楷體"/>
+        </w:rPr>
+      </w:pPr>
+      <w:r>
+        <w:rPr>
+          <w:rFonts w:ascii="標楷體" w:eastAsia="標楷體" w:hAnsi="標楷體" w:hint="eastAsia"/>
+        </w:rPr>
+        <w:t>若選擇台語回應，系統會先透過台語 AI 模型將中文回應轉換為台語逐字稿，並特別針對高齡使用者進行語言友善化處理，最後再由台語 TTS 將逐字稿轉換為台語語音，並透過通訊平台回傳給使用者，完成整體語音互動流程。</w:t>
+      </w:r>
+    </w:p>
+    <w:p>
+      <w:pPr>
+        <w:ind w:firstLine="480"/>
+        <w:rPr>
+          <w:rFonts w:ascii="標楷體" w:eastAsia="標楷體" w:hAnsi="標楷體" w:hint="eastAsia"/>
+        </w:rPr>
+      </w:pPr>
+      <w:r>
+        <w:rPr>
+          <w:rFonts w:ascii="標楷體" w:eastAsia="標楷體" w:hAnsi="標楷體" w:hint="eastAsia"/>
+        </w:rPr>
+        <w:t>在技術選型方面，本研究目前規劃使用 Breeze ASR 25 作為台語語音辨識模型，該模型已針對臺灣華語以及華語與英語混用情境進行最佳化，具備良好辨識效能。大型語言模型則選用 Gemma 3 TAIDE 12B，其為 TAIDE 計畫所開發、符合臺灣語言與文化特性的生成式對話模型，亦為目前 TAIDE 最新模型之一，適合用於台語文字理解與轉換任務。</w:t>
+      </w:r>
+    </w:p>
+    <w:p>
+      <w:pPr>
+        <w:pStyle w:val="a3"/>
+        <w:numPr>
+          <w:ilvl w:val="0"/>
+          <w:numId w:val="1"/>
+        </w:numPr>
+        <w:ind w:leftChars="0"/>
+        <w:rPr>
+          <w:rFonts w:ascii="標楷體" w:eastAsia="標楷體" w:hAnsi="標楷體"/>
+          <w:b/>
+          <w:bCs/>
+        </w:rPr>
+      </w:pPr>
+      <w:r>
+        <w:rPr>
+          <w:rFonts w:ascii="標楷體" w:eastAsia="標楷體" w:hAnsi="標楷體" w:hint="eastAsia"/>
+          <w:b/>
+          <w:bCs/>
+          <w:sz w:val="28"/>
+          <w:szCs w:val="24"/>
+        </w:rPr>
+        <w:t>預期結果</w:t>
       </w:r>
     </w:p>
     <w:p>
@@ -2122,7 +4892,208 @@
           <w:b/>
           <w:bCs/>
         </w:rPr>
-        <w:t>核心技術設計</w:t>
+        <w:t>預期學習結果</w:t>
+      </w:r>
+    </w:p>
+    <w:p>
+      <w:pPr>
+        <w:pStyle w:val="a3"/>
+        <w:numPr>
+          <w:ilvl w:val="2"/>
+          <w:numId w:val="1"/>
+        </w:numPr>
+        <w:ind w:leftChars="0"/>
+        <w:rPr>
+          <w:rFonts w:ascii="標楷體" w:eastAsia="標楷體" w:hAnsi="標楷體"/>
+        </w:rPr>
+      </w:pPr>
+      <w:r>
+        <w:rPr>
+          <w:rFonts w:ascii="標楷體" w:eastAsia="標楷體" w:hAnsi="標楷體" w:hint="eastAsia"/>
+        </w:rPr>
+        <w:t>軟體工程流程實踐： 實際執行需求分析、系統架構設計（C4 Model）、實作及測試等軟體開發流程，並落實 Scrum 敏捷開發與迭代發展最小可行產</w:t>
+      </w:r>
+      <w:r>
+        <w:rPr>
+          <w:rFonts w:ascii="標楷體" w:eastAsia="標楷體" w:hAnsi="標楷體" w:hint="eastAsia"/>
+        </w:rPr>
+        <w:lastRenderedPageBreak/>
+        <w:t>品（MVP）。</w:t>
+      </w:r>
+    </w:p>
+    <w:p>
+      <w:pPr>
+        <w:pStyle w:val="a3"/>
+        <w:numPr>
+          <w:ilvl w:val="2"/>
+          <w:numId w:val="1"/>
+        </w:numPr>
+        <w:ind w:leftChars="0"/>
+        <w:rPr>
+          <w:rFonts w:ascii="標楷體" w:eastAsia="標楷體" w:hAnsi="標楷體"/>
+        </w:rPr>
+      </w:pPr>
+      <w:r>
+        <w:rPr>
+          <w:rFonts w:ascii="標楷體" w:eastAsia="標楷體" w:hAnsi="標楷體" w:hint="eastAsia"/>
+        </w:rPr>
+        <w:t>後端與 API 開發技術： 學習使用 FastAPI (Python) 構建核心業務邏輯、使用 Node.js (Express) 開發 Backend for Frontend (BFF) 轉換層，並掌握 RESTful API 設計原則。</w:t>
+      </w:r>
+    </w:p>
+    <w:p>
+      <w:pPr>
+        <w:pStyle w:val="a3"/>
+        <w:numPr>
+          <w:ilvl w:val="2"/>
+          <w:numId w:val="1"/>
+        </w:numPr>
+        <w:ind w:leftChars="0"/>
+        <w:rPr>
+          <w:rFonts w:ascii="標楷體" w:eastAsia="標楷體" w:hAnsi="標楷體"/>
+        </w:rPr>
+      </w:pPr>
+      <w:r>
+        <w:rPr>
+          <w:rFonts w:ascii="標楷體" w:eastAsia="標楷體" w:hAnsi="標楷體" w:hint="eastAsia"/>
+        </w:rPr>
+        <w:t>前端與行動框架應用： 學習 React/Vue.js 結合LIFF技術，打造跨平台且低門檻的使用者互動介面。</w:t>
+      </w:r>
+    </w:p>
+    <w:p>
+      <w:pPr>
+        <w:pStyle w:val="a3"/>
+        <w:numPr>
+          <w:ilvl w:val="2"/>
+          <w:numId w:val="1"/>
+        </w:numPr>
+        <w:ind w:leftChars="0"/>
+        <w:rPr>
+          <w:rFonts w:ascii="標楷體" w:eastAsia="標楷體" w:hAnsi="標楷體"/>
+        </w:rPr>
+      </w:pPr>
+      <w:r>
+        <w:rPr>
+          <w:rFonts w:ascii="標楷體" w:eastAsia="標楷體" w:hAnsi="標楷體" w:hint="eastAsia"/>
+        </w:rPr>
+        <w:t>生成式 AI 與多模態處理技術： 學習如何整合 TAIDE Gemma 3 模型進行台語語意生成，並運用 MCP (Model Context Protocol) 框架實現 RAG (檢索增強生成) 工作流，以處理醫療知識檢索與影音/影像分析。</w:t>
+      </w:r>
+    </w:p>
+    <w:p>
+      <w:pPr>
+        <w:pStyle w:val="a3"/>
+        <w:numPr>
+          <w:ilvl w:val="2"/>
+          <w:numId w:val="1"/>
+        </w:numPr>
+        <w:ind w:leftChars="0"/>
+        <w:rPr>
+          <w:rFonts w:ascii="標楷體" w:eastAsia="標楷體" w:hAnsi="標楷體"/>
+        </w:rPr>
+      </w:pPr>
+      <w:r>
+        <w:rPr>
+          <w:rFonts w:ascii="標楷體" w:eastAsia="標楷體" w:hAnsi="標楷體" w:hint="eastAsia"/>
+        </w:rPr>
+        <w:t>雲端維運與資料庫管理： 熟悉 MongoDB 文件型資料庫、Redis 快取機制，並學習使用 Docker 容器化技術進行系統部署與環境管理。</w:t>
+      </w:r>
+    </w:p>
+    <w:p>
+      <w:pPr>
+        <w:pStyle w:val="a3"/>
+        <w:numPr>
+          <w:ilvl w:val="1"/>
+          <w:numId w:val="1"/>
+        </w:numPr>
+        <w:ind w:leftChars="0"/>
+        <w:rPr>
+          <w:rFonts w:ascii="標楷體" w:eastAsia="標楷體" w:hAnsi="標楷體"/>
+          <w:b/>
+          <w:bCs/>
+        </w:rPr>
+      </w:pPr>
+      <w:r>
+        <w:rPr>
+          <w:rFonts w:ascii="標楷體" w:eastAsia="標楷體" w:hAnsi="標楷體" w:hint="eastAsia"/>
+          <w:b/>
+          <w:bCs/>
+        </w:rPr>
+        <w:t>預期系統結果</w:t>
+      </w:r>
+    </w:p>
+    <w:p>
+      <w:pPr>
+        <w:pStyle w:val="a3"/>
+        <w:numPr>
+          <w:ilvl w:val="2"/>
+          <w:numId w:val="1"/>
+        </w:numPr>
+        <w:ind w:leftChars="0"/>
+        <w:rPr>
+          <w:rFonts w:ascii="標楷體" w:eastAsia="標楷體" w:hAnsi="標楷體"/>
+        </w:rPr>
+      </w:pPr>
+      <w:r>
+        <w:rPr>
+          <w:rFonts w:ascii="標楷體" w:eastAsia="標楷體" w:hAnsi="標楷體" w:hint="eastAsia"/>
+        </w:rPr>
+        <w:t>建立高可靠性的健康資訊助理： 打造一個整合 LINE 介面的智慧助理，提供幻覺率低的 AI 醫療建議與闢謠功能，確保健康資訊的可信度。</w:t>
+      </w:r>
+    </w:p>
+    <w:p>
+      <w:pPr>
+        <w:pStyle w:val="a3"/>
+        <w:numPr>
+          <w:ilvl w:val="2"/>
+          <w:numId w:val="1"/>
+        </w:numPr>
+        <w:ind w:leftChars="0"/>
+        <w:rPr>
+          <w:rFonts w:ascii="標楷體" w:eastAsia="標楷體" w:hAnsi="標楷體"/>
+        </w:rPr>
+      </w:pPr>
+      <w:r>
+        <w:rPr>
+          <w:rFonts w:ascii="標楷體" w:eastAsia="標楷體" w:hAnsi="標楷體" w:hint="eastAsia"/>
+        </w:rPr>
+        <w:t>落實高齡者友善之語音服務： 透過台語 ASR (語音轉文字) 與 TTS (文字轉語音) 技術，消除數位落差，讓不擅閱讀文字的長輩能以台語進行就醫諮詢。</w:t>
+      </w:r>
+    </w:p>
+    <w:p>
+      <w:pPr>
+        <w:pStyle w:val="a3"/>
+        <w:numPr>
+          <w:ilvl w:val="2"/>
+          <w:numId w:val="1"/>
+        </w:numPr>
+        <w:ind w:leftChars="0"/>
+        <w:rPr>
+          <w:rFonts w:ascii="標楷體" w:eastAsia="標楷體" w:hAnsi="標楷體"/>
+        </w:rPr>
+      </w:pPr>
+      <w:r>
+        <w:rPr>
+          <w:rFonts w:ascii="標楷體" w:eastAsia="標楷體" w:hAnsi="標楷體" w:hint="eastAsia"/>
+        </w:rPr>
+        <w:t>醫療資源整合與實體協助： 系統能結合 GPS 定位提供附近醫療院所資訊，並輔助查詢掛號資訊，實現從線上諮詢到實體就醫的資源對接。</w:t>
+      </w:r>
+    </w:p>
+    <w:p>
+      <w:pPr>
+        <w:pStyle w:val="a3"/>
+        <w:numPr>
+          <w:ilvl w:val="2"/>
+          <w:numId w:val="1"/>
+        </w:numPr>
+        <w:ind w:leftChars="0"/>
+        <w:rPr>
+          <w:rFonts w:ascii="標楷體" w:eastAsia="標楷體" w:hAnsi="標楷體"/>
+        </w:rPr>
+      </w:pPr>
+      <w:r>
+        <w:rPr>
+          <w:rFonts w:ascii="標楷體" w:eastAsia="標楷體" w:hAnsi="標楷體" w:hint="eastAsia"/>
+        </w:rPr>
+        <w:t>家庭健康連結機制： 建立家庭連結功能，讓照護者能即時掌握家人的健康詢問紀錄與狀態，提升遠端照護效率。</w:t>
       </w:r>
     </w:p>
     <w:p>
@@ -2137,6 +5108,8 @@
           <w:rFonts w:ascii="標楷體" w:eastAsia="標楷體" w:hAnsi="標楷體"/>
           <w:b/>
           <w:bCs/>
+          <w:sz w:val="28"/>
+          <w:szCs w:val="24"/>
         </w:rPr>
       </w:pPr>
       <w:r>
@@ -2147,7 +5120,7 @@
           <w:sz w:val="28"/>
           <w:szCs w:val="24"/>
         </w:rPr>
-        <w:t>預期結果</w:t>
+        <w:t>需要指導教授指導內容</w:t>
       </w:r>
     </w:p>
     <w:p>
@@ -2160,133 +5133,13 @@
         <w:ind w:leftChars="0"/>
         <w:rPr>
           <w:rFonts w:ascii="標楷體" w:eastAsia="標楷體" w:hAnsi="標楷體"/>
-          <w:b/>
-          <w:bCs/>
-        </w:rPr>
-      </w:pPr>
-      <w:r>
-        <w:rPr>
-          <w:rFonts w:ascii="標楷體" w:eastAsia="標楷體" w:hAnsi="標楷體" w:hint="eastAsia"/>
-          <w:b/>
-          <w:bCs/>
-        </w:rPr>
-        <w:t>預期學習結果</w:t>
-      </w:r>
-    </w:p>
-    <w:p>
-      <w:pPr>
-        <w:pStyle w:val="a3"/>
-        <w:numPr>
-          <w:ilvl w:val="2"/>
-          <w:numId w:val="1"/>
-        </w:numPr>
-        <w:ind w:leftChars="0"/>
-        <w:rPr>
-          <w:rFonts w:ascii="標楷體" w:eastAsia="標楷體" w:hAnsi="標楷體"/>
-        </w:rPr>
-      </w:pPr>
-      <w:r>
-        <w:rPr>
-          <w:rFonts w:ascii="標楷體" w:eastAsia="標楷體" w:hAnsi="標楷體" w:hint="eastAsia"/>
-        </w:rPr>
-        <w:t>軟體工程流程實踐： 實際執行需求分析、系統架構設計（C4 Model）、實作及測試等軟體開發流程，並落實 Scrum 敏捷開發與迭代發展最小可行產品（MVP）。</w:t>
-      </w:r>
-    </w:p>
-    <w:p>
-      <w:pPr>
-        <w:pStyle w:val="a3"/>
-        <w:numPr>
-          <w:ilvl w:val="2"/>
-          <w:numId w:val="1"/>
-        </w:numPr>
-        <w:ind w:leftChars="0"/>
-        <w:rPr>
-          <w:rFonts w:ascii="標楷體" w:eastAsia="標楷體" w:hAnsi="標楷體"/>
-        </w:rPr>
-      </w:pPr>
-      <w:r>
-        <w:rPr>
-          <w:rFonts w:ascii="標楷體" w:eastAsia="標楷體" w:hAnsi="標楷體" w:hint="eastAsia"/>
-        </w:rPr>
-        <w:t xml:space="preserve">後端與 API 開發技術： 學習使用 </w:t>
-      </w:r>
-      <w:proofErr w:type="spellStart"/>
-      <w:r>
-        <w:rPr>
-          <w:rFonts w:ascii="標楷體" w:eastAsia="標楷體" w:hAnsi="標楷體" w:hint="eastAsia"/>
-        </w:rPr>
-        <w:t>FastAPI</w:t>
-      </w:r>
-      <w:proofErr w:type="spellEnd"/>
-      <w:r>
-        <w:rPr>
-          <w:rFonts w:ascii="標楷體" w:eastAsia="標楷體" w:hAnsi="標楷體" w:hint="eastAsia"/>
-        </w:rPr>
-        <w:t xml:space="preserve"> (Python) 構建核心業務邏輯、使用 Node.js (Express) 開發 Backend for Frontend (BFF) 轉換層，並掌握 RESTful API 設計原則。</w:t>
-      </w:r>
-    </w:p>
-    <w:p>
-      <w:pPr>
-        <w:pStyle w:val="a3"/>
-        <w:numPr>
-          <w:ilvl w:val="2"/>
-          <w:numId w:val="1"/>
-        </w:numPr>
-        <w:ind w:leftChars="0"/>
-        <w:rPr>
-          <w:rFonts w:ascii="標楷體" w:eastAsia="標楷體" w:hAnsi="標楷體"/>
-        </w:rPr>
-      </w:pPr>
-      <w:r>
-        <w:rPr>
-          <w:rFonts w:ascii="標楷體" w:eastAsia="標楷體" w:hAnsi="標楷體" w:hint="eastAsia"/>
-        </w:rPr>
-        <w:t>前端與行動框架應用： 學習 React/Vue.js 結合 LINE Front-end Framework (LIFF) 技術，打造跨平台且低門檻的使用者互動介面。</w:t>
-      </w:r>
-    </w:p>
-    <w:p>
-      <w:pPr>
-        <w:pStyle w:val="a3"/>
-        <w:numPr>
-          <w:ilvl w:val="2"/>
-          <w:numId w:val="1"/>
-        </w:numPr>
-        <w:ind w:leftChars="0"/>
-        <w:rPr>
-          <w:rFonts w:ascii="標楷體" w:eastAsia="標楷體" w:hAnsi="標楷體"/>
-        </w:rPr>
-      </w:pPr>
-      <w:r>
-        <w:rPr>
-          <w:rFonts w:ascii="標楷體" w:eastAsia="標楷體" w:hAnsi="標楷體" w:hint="eastAsia"/>
-        </w:rPr>
-        <w:t xml:space="preserve">生成式 AI 與多模態處理技術： 學習如何整合 TAIDE Gemma 3 模型進行台語語意生成，並運用 MCP (Model Context Protocol) 框架實現 RAG </w:t>
-      </w:r>
-      <w:r>
-        <w:rPr>
-          <w:rFonts w:ascii="標楷體" w:eastAsia="標楷體" w:hAnsi="標楷體" w:hint="eastAsia"/>
-        </w:rPr>
-        <w:lastRenderedPageBreak/>
-        <w:t>(檢索增強生成) 工作流，以處理醫療知識檢索與影音/影像分析。</w:t>
-      </w:r>
-    </w:p>
-    <w:p>
-      <w:pPr>
-        <w:pStyle w:val="a3"/>
-        <w:numPr>
-          <w:ilvl w:val="2"/>
-          <w:numId w:val="1"/>
-        </w:numPr>
-        <w:ind w:leftChars="0"/>
-        <w:rPr>
-          <w:rFonts w:ascii="標楷體" w:eastAsia="標楷體" w:hAnsi="標楷體"/>
-        </w:rPr>
-      </w:pPr>
-      <w:r>
-        <w:rPr>
-          <w:rFonts w:ascii="標楷體" w:eastAsia="標楷體" w:hAnsi="標楷體" w:hint="eastAsia"/>
-        </w:rPr>
-        <w:t>雲端維運與資料庫管理： 熟悉 MongoDB 文件型資料庫、Redis 快取機制，並學習使用 Docker 容器化技術進行系統部署與環境管理。</w:t>
+        </w:rPr>
+      </w:pPr>
+      <w:r>
+        <w:rPr>
+          <w:rFonts w:ascii="標楷體" w:eastAsia="標楷體" w:hAnsi="標楷體" w:hint="eastAsia"/>
+        </w:rPr>
+        <w:t>資料收集：學習資料與文獻收集、分析與整理之方法。</w:t>
       </w:r>
     </w:p>
     <w:p>
@@ -2299,24 +5152,20 @@
         <w:ind w:leftChars="0"/>
         <w:rPr>
           <w:rFonts w:ascii="標楷體" w:eastAsia="標楷體" w:hAnsi="標楷體"/>
-          <w:b/>
-          <w:bCs/>
-        </w:rPr>
-      </w:pPr>
-      <w:r>
-        <w:rPr>
-          <w:rFonts w:ascii="標楷體" w:eastAsia="標楷體" w:hAnsi="標楷體" w:hint="eastAsia"/>
-          <w:b/>
-          <w:bCs/>
-        </w:rPr>
-        <w:t>預期系統結果</w:t>
+        </w:rPr>
+      </w:pPr>
+      <w:r>
+        <w:rPr>
+          <w:rFonts w:ascii="標楷體" w:eastAsia="標楷體" w:hAnsi="標楷體" w:hint="eastAsia"/>
+        </w:rPr>
+        <w:t>AI 系統架構與技術分析： 指導如何設計 Agentic System 的決策邏輯，特別是針對醫療領域 RAG 工作流的準確性優化，以及台語 AI 模型在特殊語境下的提示工程（Prompt Engineering）設計。</w:t>
       </w:r>
     </w:p>
     <w:p>
       <w:pPr>
         <w:pStyle w:val="a3"/>
         <w:numPr>
-          <w:ilvl w:val="2"/>
+          <w:ilvl w:val="1"/>
           <w:numId w:val="1"/>
         </w:numPr>
         <w:ind w:leftChars="0"/>
@@ -2328,14 +5177,14 @@
         <w:rPr>
           <w:rFonts w:ascii="標楷體" w:eastAsia="標楷體" w:hAnsi="標楷體" w:hint="eastAsia"/>
         </w:rPr>
-        <w:t>建立高可靠性的健康資訊助理： 打造一個整合 LINE 介面的智慧助理，提供幻覺率低的 AI 醫療建議與闢謠功能，確保健康資訊的可信度。</w:t>
+        <w:t>軟體工程研究方法： 指導如何運用服務導向架構（SOA）與 C4 模式進行細部設計，確保系統在處理大量多媒體（影片、語音）時的效能與擴展性。</w:t>
       </w:r>
     </w:p>
     <w:p>
       <w:pPr>
         <w:pStyle w:val="a3"/>
         <w:numPr>
-          <w:ilvl w:val="2"/>
+          <w:ilvl w:val="1"/>
           <w:numId w:val="1"/>
         </w:numPr>
         <w:ind w:leftChars="0"/>
@@ -2347,87 +5196,7 @@
         <w:rPr>
           <w:rFonts w:ascii="標楷體" w:eastAsia="標楷體" w:hAnsi="標楷體" w:hint="eastAsia"/>
         </w:rPr>
-        <w:t>落實高齡者友善之語音服務： 透過台語 ASR (語音轉文字) 與 TTS (文字轉語音) 技術，消除數位落差，讓</w:t>
-      </w:r>
-      <w:proofErr w:type="gramStart"/>
-      <w:r>
-        <w:rPr>
-          <w:rFonts w:ascii="標楷體" w:eastAsia="標楷體" w:hAnsi="標楷體" w:hint="eastAsia"/>
-        </w:rPr>
-        <w:t>不</w:t>
-      </w:r>
-      <w:proofErr w:type="gramEnd"/>
-      <w:r>
-        <w:rPr>
-          <w:rFonts w:ascii="標楷體" w:eastAsia="標楷體" w:hAnsi="標楷體" w:hint="eastAsia"/>
-        </w:rPr>
-        <w:t>擅閱讀文字的長輩能以台語進行就醫諮詢。</w:t>
-      </w:r>
-    </w:p>
-    <w:p>
-      <w:pPr>
-        <w:pStyle w:val="a3"/>
-        <w:numPr>
-          <w:ilvl w:val="2"/>
-          <w:numId w:val="1"/>
-        </w:numPr>
-        <w:ind w:leftChars="0"/>
-        <w:rPr>
-          <w:rFonts w:ascii="標楷體" w:eastAsia="標楷體" w:hAnsi="標楷體"/>
-        </w:rPr>
-      </w:pPr>
-      <w:r>
-        <w:rPr>
-          <w:rFonts w:ascii="標楷體" w:eastAsia="標楷體" w:hAnsi="標楷體" w:hint="eastAsia"/>
-        </w:rPr>
-        <w:t>醫療資源整合與實體協助： 系統能結合 GPS 定位提供附近醫療院所資訊，並輔助查詢掛號資訊，實現</w:t>
-      </w:r>
-      <w:proofErr w:type="gramStart"/>
-      <w:r>
-        <w:rPr>
-          <w:rFonts w:ascii="標楷體" w:eastAsia="標楷體" w:hAnsi="標楷體" w:hint="eastAsia"/>
-        </w:rPr>
-        <w:t>從線上諮詢</w:t>
-      </w:r>
-      <w:proofErr w:type="gramEnd"/>
-      <w:r>
-        <w:rPr>
-          <w:rFonts w:ascii="標楷體" w:eastAsia="標楷體" w:hAnsi="標楷體" w:hint="eastAsia"/>
-        </w:rPr>
-        <w:t>到實體就醫的資源對接。</w:t>
-      </w:r>
-    </w:p>
-    <w:p>
-      <w:pPr>
-        <w:pStyle w:val="a3"/>
-        <w:numPr>
-          <w:ilvl w:val="2"/>
-          <w:numId w:val="1"/>
-        </w:numPr>
-        <w:ind w:leftChars="0"/>
-        <w:rPr>
-          <w:rFonts w:ascii="標楷體" w:eastAsia="標楷體" w:hAnsi="標楷體"/>
-        </w:rPr>
-      </w:pPr>
-      <w:r>
-        <w:rPr>
-          <w:rFonts w:ascii="標楷體" w:eastAsia="標楷體" w:hAnsi="標楷體" w:hint="eastAsia"/>
-        </w:rPr>
-        <w:t>家庭健康連結機制： 建立家庭連結功能，</w:t>
-      </w:r>
-      <w:proofErr w:type="gramStart"/>
-      <w:r>
-        <w:rPr>
-          <w:rFonts w:ascii="標楷體" w:eastAsia="標楷體" w:hAnsi="標楷體" w:hint="eastAsia"/>
-        </w:rPr>
-        <w:t>讓照護</w:t>
-      </w:r>
-      <w:proofErr w:type="gramEnd"/>
-      <w:r>
-        <w:rPr>
-          <w:rFonts w:ascii="標楷體" w:eastAsia="標楷體" w:hAnsi="標楷體" w:hint="eastAsia"/>
-        </w:rPr>
-        <w:t>者能即時掌握家人的健康詢問紀錄與狀態，提升遠端照護效率。</w:t>
+        <w:t>系統測試、部署與倫理： 指導如何設計不同的測試案例，以驗證事實查核功能的精準度，以確保本系統之可用性與可靠度；針對 AI 生成內容的社會責任與醫療倫理風險（AI Transparency）提供專業指引，並學習如何運用持續整合/部署以及容器技術，進行系統自動化建置與發佈。</w:t>
       </w:r>
     </w:p>
     <w:p>
@@ -2439,167 +5208,579 @@
         </w:numPr>
         <w:ind w:leftChars="0"/>
         <w:rPr>
-          <w:rFonts w:ascii="標楷體" w:eastAsia="標楷體" w:hAnsi="標楷體"/>
+          <w:rFonts w:ascii="標楷體" w:eastAsia="標楷體" w:hAnsi="標楷體" w:hint="eastAsia"/>
+          <w:b/>
+          <w:bCs/>
+        </w:rPr>
+      </w:pPr>
+      <w:r>
+        <w:rPr>
+          <w:rFonts w:ascii="標楷體" w:eastAsia="標楷體" w:hAnsi="標楷體" w:hint="eastAsia"/>
           <w:b/>
           <w:bCs/>
           <w:sz w:val="28"/>
           <w:szCs w:val="24"/>
         </w:rPr>
-      </w:pPr>
-      <w:r>
-        <w:rPr>
-          <w:rFonts w:ascii="標楷體" w:eastAsia="標楷體" w:hAnsi="標楷體" w:hint="eastAsia"/>
+        <w:t>參考文獻</w:t>
+      </w:r>
+    </w:p>
+    <w:p>
+      <w:pPr>
+        <w:pStyle w:val="EndNoteBibliography"/>
+        <w:ind w:left="720" w:hanging="720"/>
+      </w:pPr>
+      <w:r>
+        <w:rPr>
+          <w:rFonts w:ascii="標楷體" w:eastAsia="標楷體" w:hAnsi="標楷體"/>
+        </w:rPr>
+        <w:fldChar w:fldCharType="begin"/>
+      </w:r>
+      <w:r>
+        <w:rPr>
+          <w:rFonts w:ascii="標楷體" w:eastAsia="標楷體" w:hAnsi="標楷體"/>
+        </w:rPr>
+        <w:instrText xml:space="preserve"> ADDIN EN.REFLIST </w:instrText>
+      </w:r>
+      <w:r>
+        <w:rPr>
+          <w:rFonts w:ascii="標楷體" w:eastAsia="標楷體" w:hAnsi="標楷體"/>
+        </w:rPr>
+        <w:fldChar w:fldCharType="separate"/>
+      </w:r>
+      <w:r>
+        <w:t>1.</w:t>
+      </w:r>
+      <w:r>
+        <w:tab/>
+      </w:r>
+      <w:r>
+        <w:t>劉姿</w:t>
+      </w:r>
+      <w:r>
+        <w:rPr>
+          <w:rFonts w:hint="eastAsia"/>
+        </w:rPr>
+        <w:t>彣</w:t>
+      </w:r>
+      <w:r>
+        <w:t xml:space="preserve">, </w:t>
+      </w:r>
+      <w:r>
+        <w:rPr>
+          <w:i/>
+        </w:rPr>
+        <w:t>探討中年婦女對於</w:t>
+      </w:r>
+      <w:r>
+        <w:rPr>
+          <w:i/>
+        </w:rPr>
+        <w:t xml:space="preserve"> LINE </w:t>
+      </w:r>
+      <w:r>
+        <w:rPr>
+          <w:i/>
+        </w:rPr>
+        <w:t>上健康資訊的分享行為與認知</w:t>
+      </w:r>
+      <w:r>
+        <w:t xml:space="preserve">, in </w:t>
+      </w:r>
+      <w:r>
+        <w:rPr>
+          <w:i/>
+        </w:rPr>
+        <w:t>圖書資訊學研究所</w:t>
+      </w:r>
+      <w:r>
+        <w:t xml:space="preserve">. 2023, </w:t>
+      </w:r>
+      <w:r>
+        <w:t>國立臺灣師範大學</w:t>
+      </w:r>
+      <w:r>
+        <w:t>. p. 1–101.</w:t>
+      </w:r>
+    </w:p>
+    <w:p>
+      <w:pPr>
+        <w:pStyle w:val="EndNoteBibliography"/>
+        <w:ind w:left="720" w:hanging="720"/>
+      </w:pPr>
+      <w:r>
+        <w:lastRenderedPageBreak/>
+        <w:t>2.</w:t>
+      </w:r>
+      <w:r>
+        <w:tab/>
+        <w:t xml:space="preserve">TWNIC, </w:t>
+      </w:r>
+      <w:r>
+        <w:rPr>
+          <w:i/>
+        </w:rPr>
+        <w:t xml:space="preserve">2025 </w:t>
+      </w:r>
+      <w:r>
+        <w:rPr>
+          <w:i/>
+        </w:rPr>
+        <w:t>年台灣網路報告</w:t>
+      </w:r>
+      <w:r>
+        <w:t xml:space="preserve">. 2025, </w:t>
+      </w:r>
+      <w:r>
+        <w:t>財團法人台灣網路資訊中心</w:t>
+      </w:r>
+      <w:r>
+        <w:t>: Taipei, Taiwan.</w:t>
+      </w:r>
+    </w:p>
+    <w:p>
+      <w:pPr>
+        <w:pStyle w:val="EndNoteBibliography"/>
+        <w:ind w:left="720" w:hanging="720"/>
+      </w:pPr>
+      <w:r>
+        <w:t>3.</w:t>
+      </w:r>
+      <w:r>
+        <w:tab/>
+      </w:r>
+      <w:r>
+        <w:t>蔡騰輝</w:t>
+      </w:r>
+      <w:r>
+        <w:t xml:space="preserve">, </w:t>
+      </w:r>
+      <w:r>
+        <w:rPr>
+          <w:i/>
+        </w:rPr>
+        <w:t>探討智慧醫療新創提供</w:t>
+      </w:r>
+      <w:r>
+        <w:rPr>
+          <w:i/>
+        </w:rPr>
+        <w:t xml:space="preserve"> LINE </w:t>
+      </w:r>
+      <w:r>
+        <w:rPr>
+          <w:i/>
+        </w:rPr>
+        <w:t>聊天機器人服務之</w:t>
+      </w:r>
+      <w:r>
+        <w:rPr>
+          <w:i/>
+        </w:rPr>
+        <w:t xml:space="preserve"> </w:t>
+      </w:r>
+      <w:r>
+        <w:rPr>
+          <w:i/>
+        </w:rPr>
+        <w:t>關鍵因素</w:t>
+      </w:r>
+      <w:r>
+        <w:rPr>
+          <w:i/>
+        </w:rPr>
+        <w:t xml:space="preserve">: </w:t>
+      </w:r>
+      <w:r>
+        <w:rPr>
+          <w:i/>
+        </w:rPr>
+        <w:t>以某數位新創公司為例</w:t>
+      </w:r>
+      <w:r>
+        <w:rPr>
+          <w:i/>
+        </w:rPr>
+        <w:t>.</w:t>
+      </w:r>
+      <w:r>
+        <w:t xml:space="preserve"> </w:t>
+      </w:r>
+      <w:r>
+        <w:t>國立臺灣大學健康政策與管理研究所學位論文</w:t>
+      </w:r>
+      <w:r>
+        <w:t>, 2024: p. 1–123.</w:t>
+      </w:r>
+    </w:p>
+    <w:p>
+      <w:pPr>
+        <w:pStyle w:val="EndNoteBibliography"/>
+        <w:ind w:left="720" w:hanging="720"/>
+      </w:pPr>
+      <w:r>
+        <w:t>4.</w:t>
+      </w:r>
+      <w:r>
+        <w:tab/>
+      </w:r>
+      <w:r>
+        <w:t>行銷部</w:t>
+      </w:r>
+      <w:r>
+        <w:t xml:space="preserve">, </w:t>
+      </w:r>
+      <w:r>
+        <w:t>叡</w:t>
+      </w:r>
+      <w:r>
+        <w:t xml:space="preserve">. </w:t>
+      </w:r>
+      <w:r>
+        <w:rPr>
+          <w:i/>
+        </w:rPr>
+        <w:t>快速建置行動醫療助理機器人</w:t>
+      </w:r>
+      <w:r>
+        <w:rPr>
+          <w:i/>
+        </w:rPr>
+        <w:t xml:space="preserve"> </w:t>
+      </w:r>
+      <w:r>
+        <w:rPr>
+          <w:i/>
+        </w:rPr>
+        <w:t>結合對話機</w:t>
+      </w:r>
+      <w:r>
+        <w:rPr>
+          <w:rFonts w:hint="eastAsia"/>
+          <w:i/>
+        </w:rPr>
+        <w:t>器人</w:t>
+      </w:r>
+      <w:r>
+        <w:rPr>
+          <w:i/>
+        </w:rPr>
+        <w:t xml:space="preserve">&amp; LINE </w:t>
+      </w:r>
+      <w:r>
+        <w:rPr>
+          <w:i/>
+        </w:rPr>
+        <w:t>問診</w:t>
+      </w:r>
+      <w:r>
+        <w:rPr>
+          <w:i/>
+        </w:rPr>
+        <w:t xml:space="preserve"> </w:t>
+      </w:r>
+      <w:r>
+        <w:rPr>
+          <w:i/>
+        </w:rPr>
+        <w:t>部立臺北醫院用</w:t>
+      </w:r>
+      <w:r>
+        <w:rPr>
+          <w:i/>
+        </w:rPr>
+        <w:t xml:space="preserve">iota C.ai </w:t>
+      </w:r>
+      <w:r>
+        <w:rPr>
+          <w:i/>
+        </w:rPr>
+        <w:t>創高效</w:t>
+      </w:r>
+      <w:r>
+        <w:t xml:space="preserve">. Available from: </w:t>
+      </w:r>
+      <w:hyperlink r:id="rId16" w:history="1">
+        <w:r>
+          <w:rPr>
+            <w:rStyle w:val="a8"/>
+          </w:rPr>
+          <w:t>https://www.gss.com.tw/eis/257-eis105/3178-eis105-09</w:t>
+        </w:r>
+      </w:hyperlink>
+      <w:r>
+        <w:t>.</w:t>
+      </w:r>
+    </w:p>
+    <w:p>
+      <w:pPr>
+        <w:pStyle w:val="EndNoteBibliography"/>
+        <w:ind w:left="720" w:hanging="720"/>
+      </w:pPr>
+      <w:r>
+        <w:t>5.</w:t>
+      </w:r>
+      <w:r>
+        <w:tab/>
+        <w:t xml:space="preserve">TWNIC, </w:t>
+      </w:r>
+      <w:r>
+        <w:rPr>
+          <w:i/>
+        </w:rPr>
+        <w:t xml:space="preserve">2023 </w:t>
+      </w:r>
+      <w:r>
+        <w:rPr>
+          <w:i/>
+        </w:rPr>
+        <w:t>年台灣網路報告</w:t>
+      </w:r>
+      <w:r>
+        <w:rPr>
+          <w:i/>
+        </w:rPr>
+        <w:t xml:space="preserve"> </w:t>
+      </w:r>
+      <w:r>
+        <w:t xml:space="preserve">2023, </w:t>
+      </w:r>
+      <w:r>
+        <w:t>財團法人台灣網路資訊中心</w:t>
+      </w:r>
+      <w:r>
+        <w:t xml:space="preserve"> Taipei, Taiwan.</w:t>
+      </w:r>
+    </w:p>
+    <w:p>
+      <w:pPr>
+        <w:pStyle w:val="EndNoteBibliography"/>
+        <w:ind w:left="720" w:hanging="720"/>
+      </w:pPr>
+      <w:r>
+        <w:t>6.</w:t>
+      </w:r>
+      <w:r>
+        <w:tab/>
+        <w:t xml:space="preserve">TWNIC, </w:t>
+      </w:r>
+      <w:r>
+        <w:rPr>
+          <w:i/>
+        </w:rPr>
+        <w:t xml:space="preserve">2024 </w:t>
+      </w:r>
+      <w:r>
+        <w:rPr>
+          <w:i/>
+        </w:rPr>
+        <w:t>年台灣網路報告</w:t>
+      </w:r>
+      <w:r>
+        <w:rPr>
+          <w:i/>
+        </w:rPr>
+        <w:t xml:space="preserve"> </w:t>
+      </w:r>
+      <w:r>
+        <w:t xml:space="preserve">2024, </w:t>
+      </w:r>
+      <w:r>
+        <w:t>財團法人台灣網路資訊中心</w:t>
+      </w:r>
+      <w:r>
+        <w:t xml:space="preserve"> Taipei, Taiwan.</w:t>
+      </w:r>
+    </w:p>
+    <w:p>
+      <w:pPr>
+        <w:pStyle w:val="EndNoteBibliography"/>
+        <w:ind w:left="720" w:hanging="720"/>
+      </w:pPr>
+      <w:r>
+        <w:t>7.</w:t>
+      </w:r>
+      <w:r>
+        <w:tab/>
+      </w:r>
+      <w:r>
+        <w:t>蔡甫昌</w:t>
+      </w:r>
+      <w:r>
+        <w:t xml:space="preserve"> and </w:t>
+      </w:r>
+      <w:r>
+        <w:t>周昱辰</w:t>
+      </w:r>
+      <w:r>
+        <w:t xml:space="preserve">, </w:t>
+      </w:r>
+      <w:r>
+        <w:rPr>
+          <w:i/>
+        </w:rPr>
+        <w:t>大型語言模型醫學應用之倫理挑戰與監理</w:t>
+      </w:r>
+      <w:r>
+        <w:rPr>
+          <w:i/>
+        </w:rPr>
+        <w:t>.</w:t>
+      </w:r>
+      <w:r>
+        <w:t xml:space="preserve"> </w:t>
+      </w:r>
+      <w:r>
+        <w:t>台灣醫學</w:t>
+      </w:r>
+      <w:r>
+        <w:t xml:space="preserve">, 2025. </w:t>
+      </w:r>
+      <w:r>
+        <w:rPr>
           <w:b/>
-          <w:bCs/>
-          <w:sz w:val="28"/>
-          <w:szCs w:val="24"/>
-        </w:rPr>
-        <w:t>需要指導教授指導內容</w:t>
-      </w:r>
-    </w:p>
-    <w:p>
-      <w:pPr>
-        <w:pStyle w:val="a3"/>
-        <w:numPr>
-          <w:ilvl w:val="1"/>
-          <w:numId w:val="1"/>
-        </w:numPr>
-        <w:ind w:leftChars="0"/>
-        <w:rPr>
-          <w:rFonts w:ascii="標楷體" w:eastAsia="標楷體" w:hAnsi="標楷體"/>
-        </w:rPr>
-      </w:pPr>
-      <w:r>
-        <w:rPr>
-          <w:rFonts w:ascii="標楷體" w:eastAsia="標楷體" w:hAnsi="標楷體" w:hint="eastAsia"/>
-        </w:rPr>
-        <w:t>資料收集：學習資料與文獻收集、分析與整理之方法。</w:t>
-      </w:r>
-    </w:p>
-    <w:p>
-      <w:pPr>
-        <w:pStyle w:val="a3"/>
-        <w:numPr>
-          <w:ilvl w:val="1"/>
-          <w:numId w:val="1"/>
-        </w:numPr>
-        <w:ind w:leftChars="0"/>
-        <w:rPr>
-          <w:rFonts w:ascii="標楷體" w:eastAsia="標楷體" w:hAnsi="標楷體"/>
-        </w:rPr>
-      </w:pPr>
-      <w:r>
-        <w:rPr>
-          <w:rFonts w:ascii="標楷體" w:eastAsia="標楷體" w:hAnsi="標楷體" w:hint="eastAsia"/>
-        </w:rPr>
-        <w:t>AI 系統架構與技術分析： 指導如何設計 Agentic System 的決策邏輯，特別是針對醫療領域 RAG 工作流的準確性優化，以及台語 AI 模型在特殊</w:t>
-      </w:r>
-      <w:proofErr w:type="gramStart"/>
-      <w:r>
-        <w:rPr>
-          <w:rFonts w:ascii="標楷體" w:eastAsia="標楷體" w:hAnsi="標楷體" w:hint="eastAsia"/>
-        </w:rPr>
-        <w:t>語境下的</w:t>
-      </w:r>
-      <w:proofErr w:type="gramEnd"/>
-      <w:r>
-        <w:rPr>
-          <w:rFonts w:ascii="標楷體" w:eastAsia="標楷體" w:hAnsi="標楷體" w:hint="eastAsia"/>
-        </w:rPr>
-        <w:t>提示工程（Prompt Engineering）設計。</w:t>
-      </w:r>
-    </w:p>
-    <w:p>
-      <w:pPr>
-        <w:pStyle w:val="a3"/>
-        <w:numPr>
-          <w:ilvl w:val="1"/>
-          <w:numId w:val="1"/>
-        </w:numPr>
-        <w:ind w:leftChars="0"/>
-        <w:rPr>
-          <w:rFonts w:ascii="標楷體" w:eastAsia="標楷體" w:hAnsi="標楷體"/>
-        </w:rPr>
-      </w:pPr>
-      <w:r>
-        <w:rPr>
-          <w:rFonts w:ascii="標楷體" w:eastAsia="標楷體" w:hAnsi="標楷體" w:hint="eastAsia"/>
-        </w:rPr>
-        <w:t>軟體工程研究方法： 指導如何運用服務導向架構（SOA）與 C4 模式進行細部設計，確保系統在處理大量多媒體（影片、語音）時的效能與擴展性。</w:t>
-      </w:r>
-    </w:p>
-    <w:p>
-      <w:pPr>
-        <w:pStyle w:val="a3"/>
-        <w:numPr>
-          <w:ilvl w:val="1"/>
-          <w:numId w:val="1"/>
-        </w:numPr>
-        <w:ind w:leftChars="0"/>
-        <w:rPr>
-          <w:rFonts w:ascii="標楷體" w:eastAsia="標楷體" w:hAnsi="標楷體"/>
-        </w:rPr>
-      </w:pPr>
-      <w:r>
-        <w:rPr>
-          <w:rFonts w:ascii="標楷體" w:eastAsia="標楷體" w:hAnsi="標楷體" w:hint="eastAsia"/>
-        </w:rPr>
-        <w:t>系統測試、部署與倫理： 指導如何設計不同的測試案例，以驗證事實查核功能的精</w:t>
-      </w:r>
-      <w:proofErr w:type="gramStart"/>
-      <w:r>
-        <w:rPr>
-          <w:rFonts w:ascii="標楷體" w:eastAsia="標楷體" w:hAnsi="標楷體" w:hint="eastAsia"/>
-        </w:rPr>
-        <w:t>準</w:t>
-      </w:r>
-      <w:proofErr w:type="gramEnd"/>
-      <w:r>
-        <w:rPr>
-          <w:rFonts w:ascii="標楷體" w:eastAsia="標楷體" w:hAnsi="標楷體" w:hint="eastAsia"/>
-        </w:rPr>
-        <w:t>度，以確保本系統之可用性與可靠度；針對 AI 生成內容的社會責任與醫療倫理風險（AI Transparency）提供專業指引，並學習如何運用持續整合/部署以及容器技術，進行系統自動化建置與發佈。</w:t>
-      </w:r>
-    </w:p>
-    <w:p>
-      <w:pPr>
-        <w:pStyle w:val="a3"/>
-        <w:numPr>
-          <w:ilvl w:val="0"/>
-          <w:numId w:val="1"/>
-        </w:numPr>
-        <w:ind w:leftChars="0"/>
-        <w:rPr>
-          <w:rFonts w:ascii="標楷體" w:eastAsia="標楷體" w:hAnsi="標楷體"/>
+        </w:rPr>
+        <w:t>29</w:t>
+      </w:r>
+      <w:r>
+        <w:t>(1): p. 75–85.</w:t>
+      </w:r>
+    </w:p>
+    <w:p>
+      <w:pPr>
+        <w:pStyle w:val="EndNoteBibliography"/>
+        <w:ind w:left="720" w:hanging="720"/>
+      </w:pPr>
+      <w:r>
+        <w:t>8.</w:t>
+      </w:r>
+      <w:r>
+        <w:tab/>
+        <w:t xml:space="preserve">Lei, C.-L. and Y.-H. Chuang, </w:t>
+      </w:r>
+      <w:r>
+        <w:rPr>
+          <w:i/>
+        </w:rPr>
+        <w:t>Privacy protection for telecare medicine information systems with multiple servers using a biometric-based authenticated key agreement scheme.</w:t>
+      </w:r>
+      <w:r>
+        <w:t xml:space="preserve"> IEEE Access, 2019. </w:t>
+      </w:r>
+      <w:r>
+        <w:rPr>
           <w:b/>
-          <w:bCs/>
-        </w:rPr>
-      </w:pPr>
-      <w:r>
-        <w:rPr>
-          <w:rFonts w:ascii="標楷體" w:eastAsia="標楷體" w:hAnsi="標楷體" w:hint="eastAsia"/>
+        </w:rPr>
+        <w:t>7</w:t>
+      </w:r>
+      <w:r>
+        <w:t>: p. 186480–186490.</w:t>
+      </w:r>
+    </w:p>
+    <w:p>
+      <w:pPr>
+        <w:pStyle w:val="EndNoteBibliography"/>
+        <w:ind w:left="720" w:hanging="720"/>
+      </w:pPr>
+      <w:r>
+        <w:t>9.</w:t>
+      </w:r>
+      <w:r>
+        <w:tab/>
+        <w:t>Tanas</w:t>
+      </w:r>
+      <w:r>
+        <w:rPr>
+          <w:rFonts w:hint="cs"/>
+        </w:rPr>
+        <w:t>ă</w:t>
+      </w:r>
+      <w:r>
+        <w:t xml:space="preserve">, A.-M., S.-V. Oprea, and A. Bâra, </w:t>
+      </w:r>
+      <w:r>
+        <w:rPr>
+          <w:i/>
+        </w:rPr>
+        <w:t>Designing an Architecture of a Multi-Agentic AI-Powered Virtual Assistant Using LLMs and RAG for a Medical Clinic.</w:t>
+      </w:r>
+      <w:r>
+        <w:t xml:space="preserve"> Electronics, 2026. </w:t>
+      </w:r>
+      <w:r>
+        <w:rPr>
           <w:b/>
-          <w:bCs/>
-          <w:sz w:val="28"/>
-          <w:szCs w:val="24"/>
-        </w:rPr>
-        <w:t>參考文獻</w:t>
-      </w:r>
-    </w:p>
-    <w:p>
-      <w:pPr>
-        <w:pStyle w:val="a3"/>
-        <w:numPr>
-          <w:ilvl w:val="0"/>
-          <w:numId w:val="6"/>
-        </w:numPr>
-        <w:ind w:leftChars="0"/>
-        <w:rPr>
-          <w:rFonts w:ascii="標楷體" w:eastAsia="標楷體" w:hAnsi="標楷體"/>
-        </w:rPr>
-      </w:pPr>
+        </w:rPr>
+        <w:t>15</w:t>
+      </w:r>
+      <w:r>
+        <w:t>(2): p. 334.</w:t>
+      </w:r>
+    </w:p>
+    <w:p>
+      <w:pPr>
+        <w:pStyle w:val="EndNoteBibliography"/>
+        <w:ind w:left="720" w:hanging="720"/>
+      </w:pPr>
+      <w:r>
+        <w:t>10.</w:t>
+      </w:r>
+      <w:r>
+        <w:tab/>
+        <w:t xml:space="preserve">Chen, Y., et al., </w:t>
+      </w:r>
+      <w:r>
+        <w:rPr>
+          <w:i/>
+        </w:rPr>
+        <w:t>Hrde: Retrieval-augmented large language models for chinese health rumor detection and explainability.</w:t>
+      </w:r>
+      <w:r>
+        <w:t xml:space="preserve"> arXiv preprint arXiv:2407.00668, 2024.</w:t>
+      </w:r>
+    </w:p>
+    <w:p>
+      <w:pPr>
+        <w:pStyle w:val="EndNoteBibliography"/>
+        <w:ind w:left="720" w:hanging="720"/>
+      </w:pPr>
+      <w:r>
+        <w:t>11.</w:t>
+      </w:r>
+      <w:r>
+        <w:tab/>
+        <w:t xml:space="preserve">Lanning, D.R., G.K. Harrell, and J. Wang. </w:t>
+      </w:r>
+      <w:r>
+        <w:rPr>
+          <w:i/>
+        </w:rPr>
+        <w:t>Dijkstra's algorithm and Google maps</w:t>
+      </w:r>
+      <w:r>
+        <w:t xml:space="preserve">. in </w:t>
+      </w:r>
+      <w:r>
+        <w:rPr>
+          <w:i/>
+        </w:rPr>
+        <w:t>Proceedings of the 2014 ACM Southeast Conference</w:t>
+      </w:r>
+      <w:r>
+        <w:t>. 2014.</w:t>
+      </w:r>
+    </w:p>
+    <w:p>
+      <w:r>
+        <w:fldChar w:fldCharType="end"/>
+      </w:r>
     </w:p>
     <w:sectPr>
+      <w:headerReference w:type="even" r:id="rId17"/>
+      <w:headerReference w:type="default" r:id="rId18"/>
+      <w:footerReference w:type="even" r:id="rId19"/>
+      <w:footerReference w:type="default" r:id="rId20"/>
+      <w:headerReference w:type="first" r:id="rId21"/>
+      <w:footerReference w:type="first" r:id="rId22"/>
       <w:pgSz w:w="11906" w:h="16838"/>
       <w:pgMar w:top="1440" w:right="1800" w:bottom="1440" w:left="1800" w:header="851" w:footer="992" w:gutter="0"/>
       <w:cols w:space="425"/>
@@ -2628,6 +5809,71 @@
 </w:endnotes>
 </file>
 
+<file path=word/footer1.xml><?xml version="1.0" encoding="utf-8"?>
+<w:ftr xmlns:wpc="http://schemas.microsoft.com/office/word/2010/wordprocessingCanvas" xmlns:cx="http://schemas.microsoft.com/office/drawing/2014/chartex" xmlns:cx1="http://schemas.microsoft.com/office/drawing/2015/9/8/chartex" xmlns:cx2="http://schemas.microsoft.com/office/drawing/2015/10/21/chartex" xmlns:cx3="http://schemas.microsoft.com/office/drawing/2016/5/9/chartex" xmlns:cx4="http://schemas.microsoft.com/office/drawing/2016/5/10/chartex" xmlns:cx5="http://schemas.microsoft.com/office/drawing/2016/5/11/chartex" xmlns:cx6="http://schemas.microsoft.com/office/drawing/2016/5/12/chartex" xmlns:cx7="http://schemas.microsoft.com/office/drawing/2016/5/13/chartex" xmlns:cx8="http://schemas.microsoft.com/office/drawing/2016/5/14/chartex" xmlns:mc="http://schemas.openxmlformats.org/markup-compatibility/2006" xmlns:aink="http://schemas.microsoft.com/office/drawing/2016/ink" xmlns:am3d="http://schemas.microsoft.com/office/drawing/2017/model3d" xmlns:o="urn:schemas-microsoft-com:office:office" xmlns:r="http://schemas.openxmlformats.org/officeDocument/2006/relationships" xmlns:m="http://schemas.openxmlformats.org/officeDocument/2006/math" xmlns:v="urn:schemas-microsoft-com:vml" xmlns:wp14="http://schemas.microsoft.com/office/word/2010/wordprocessingDrawing" xmlns:wp="http://schemas.openxmlformats.org/drawingml/2006/wordprocessingDrawing" xmlns:w10="urn:schemas-microsoft-com:office:word" xmlns:w="http://schemas.openxmlformats.org/wordprocessingml/2006/main" xmlns:w14="http://schemas.microsoft.com/office/word/2010/wordml" xmlns:w15="http://schemas.microsoft.com/office/word/2012/wordml" xmlns:w16cex="http://schemas.microsoft.com/office/word/2018/wordml/cex" xmlns:w16cid="http://schemas.microsoft.com/office/word/2016/wordml/cid" xmlns:w16="http://schemas.microsoft.com/office/word/2018/wordml" xmlns:w16sdtdh="http://schemas.microsoft.com/office/word/2020/wordml/sdtdatahash" xmlns:w16se="http://schemas.microsoft.com/office/word/2015/wordml/symex" xmlns:wpg="http://schemas.microsoft.com/office/word/2010/wordprocessingGroup" xmlns:wpi="http://schemas.microsoft.com/office/word/2010/wordprocessingInk" xmlns:wne="http://schemas.microsoft.com/office/word/2006/wordml" xmlns:wps="http://schemas.microsoft.com/office/word/2010/wordprocessingShape" mc:Ignorable="w14 w15 w16se w16cid w16 w16cex w16sdtdh wp14">
+  <w:p>
+    <w:pPr>
+      <w:pStyle w:val="a6"/>
+    </w:pPr>
+  </w:p>
+</w:ftr>
+</file>
+
+<file path=word/footer2.xml><?xml version="1.0" encoding="utf-8"?>
+<w:ftr xmlns:wpc="http://schemas.microsoft.com/office/word/2010/wordprocessingCanvas" xmlns:cx="http://schemas.microsoft.com/office/drawing/2014/chartex" xmlns:cx1="http://schemas.microsoft.com/office/drawing/2015/9/8/chartex" xmlns:cx2="http://schemas.microsoft.com/office/drawing/2015/10/21/chartex" xmlns:cx3="http://schemas.microsoft.com/office/drawing/2016/5/9/chartex" xmlns:cx4="http://schemas.microsoft.com/office/drawing/2016/5/10/chartex" xmlns:cx5="http://schemas.microsoft.com/office/drawing/2016/5/11/chartex" xmlns:cx6="http://schemas.microsoft.com/office/drawing/2016/5/12/chartex" xmlns:cx7="http://schemas.microsoft.com/office/drawing/2016/5/13/chartex" xmlns:cx8="http://schemas.microsoft.com/office/drawing/2016/5/14/chartex" xmlns:mc="http://schemas.openxmlformats.org/markup-compatibility/2006" xmlns:aink="http://schemas.microsoft.com/office/drawing/2016/ink" xmlns:am3d="http://schemas.microsoft.com/office/drawing/2017/model3d" xmlns:o="urn:schemas-microsoft-com:office:office" xmlns:r="http://schemas.openxmlformats.org/officeDocument/2006/relationships" xmlns:m="http://schemas.openxmlformats.org/officeDocument/2006/math" xmlns:v="urn:schemas-microsoft-com:vml" xmlns:wp14="http://schemas.microsoft.com/office/word/2010/wordprocessingDrawing" xmlns:wp="http://schemas.openxmlformats.org/drawingml/2006/wordprocessingDrawing" xmlns:w10="urn:schemas-microsoft-com:office:word" xmlns:w="http://schemas.openxmlformats.org/wordprocessingml/2006/main" xmlns:w14="http://schemas.microsoft.com/office/word/2010/wordml" xmlns:w15="http://schemas.microsoft.com/office/word/2012/wordml" xmlns:w16cex="http://schemas.microsoft.com/office/word/2018/wordml/cex" xmlns:w16cid="http://schemas.microsoft.com/office/word/2016/wordml/cid" xmlns:w16="http://schemas.microsoft.com/office/word/2018/wordml" xmlns:w16sdtdh="http://schemas.microsoft.com/office/word/2020/wordml/sdtdatahash" xmlns:w16se="http://schemas.microsoft.com/office/word/2015/wordml/symex" xmlns:wpg="http://schemas.microsoft.com/office/word/2010/wordprocessingGroup" xmlns:wpi="http://schemas.microsoft.com/office/word/2010/wordprocessingInk" xmlns:wne="http://schemas.microsoft.com/office/word/2006/wordml" xmlns:wps="http://schemas.microsoft.com/office/word/2010/wordprocessingShape" mc:Ignorable="w14 w15 w16se w16cid w16 w16cex w16sdtdh wp14">
+  <w:sdt>
+    <w:sdtPr>
+      <w:id w:val="496851715"/>
+      <w:docPartObj>
+        <w:docPartGallery w:val="Page Numbers (Bottom of Page)"/>
+        <w:docPartUnique/>
+      </w:docPartObj>
+    </w:sdtPr>
+    <w:sdtContent>
+      <w:p>
+        <w:pPr>
+          <w:pStyle w:val="a6"/>
+          <w:jc w:val="center"/>
+        </w:pPr>
+        <w:r>
+          <w:fldChar w:fldCharType="begin"/>
+        </w:r>
+        <w:r>
+          <w:instrText>PAGE   \* MERGEFORMAT</w:instrText>
+        </w:r>
+        <w:r>
+          <w:fldChar w:fldCharType="separate"/>
+        </w:r>
+        <w:r>
+          <w:rPr>
+            <w:lang w:val="zh-TW"/>
+          </w:rPr>
+          <w:t>2</w:t>
+        </w:r>
+        <w:r>
+          <w:fldChar w:fldCharType="end"/>
+        </w:r>
+      </w:p>
+    </w:sdtContent>
+  </w:sdt>
+  <w:p>
+    <w:pPr>
+      <w:pStyle w:val="a6"/>
+    </w:pPr>
+  </w:p>
+</w:ftr>
+</file>
+
+<file path=word/footer3.xml><?xml version="1.0" encoding="utf-8"?>
+<w:ftr xmlns:wpc="http://schemas.microsoft.com/office/word/2010/wordprocessingCanvas" xmlns:cx="http://schemas.microsoft.com/office/drawing/2014/chartex" xmlns:cx1="http://schemas.microsoft.com/office/drawing/2015/9/8/chartex" xmlns:cx2="http://schemas.microsoft.com/office/drawing/2015/10/21/chartex" xmlns:cx3="http://schemas.microsoft.com/office/drawing/2016/5/9/chartex" xmlns:cx4="http://schemas.microsoft.com/office/drawing/2016/5/10/chartex" xmlns:cx5="http://schemas.microsoft.com/office/drawing/2016/5/11/chartex" xmlns:cx6="http://schemas.microsoft.com/office/drawing/2016/5/12/chartex" xmlns:cx7="http://schemas.microsoft.com/office/drawing/2016/5/13/chartex" xmlns:cx8="http://schemas.microsoft.com/office/drawing/2016/5/14/chartex" xmlns:mc="http://schemas.openxmlformats.org/markup-compatibility/2006" xmlns:aink="http://schemas.microsoft.com/office/drawing/2016/ink" xmlns:am3d="http://schemas.microsoft.com/office/drawing/2017/model3d" xmlns:o="urn:schemas-microsoft-com:office:office" xmlns:r="http://schemas.openxmlformats.org/officeDocument/2006/relationships" xmlns:m="http://schemas.openxmlformats.org/officeDocument/2006/math" xmlns:v="urn:schemas-microsoft-com:vml" xmlns:wp14="http://schemas.microsoft.com/office/word/2010/wordprocessingDrawing" xmlns:wp="http://schemas.openxmlformats.org/drawingml/2006/wordprocessingDrawing" xmlns:w10="urn:schemas-microsoft-com:office:word" xmlns:w="http://schemas.openxmlformats.org/wordprocessingml/2006/main" xmlns:w14="http://schemas.microsoft.com/office/word/2010/wordml" xmlns:w15="http://schemas.microsoft.com/office/word/2012/wordml" xmlns:w16cex="http://schemas.microsoft.com/office/word/2018/wordml/cex" xmlns:w16cid="http://schemas.microsoft.com/office/word/2016/wordml/cid" xmlns:w16="http://schemas.microsoft.com/office/word/2018/wordml" xmlns:w16sdtdh="http://schemas.microsoft.com/office/word/2020/wordml/sdtdatahash" xmlns:w16se="http://schemas.microsoft.com/office/word/2015/wordml/symex" xmlns:wpg="http://schemas.microsoft.com/office/word/2010/wordprocessingGroup" xmlns:wpi="http://schemas.microsoft.com/office/word/2010/wordprocessingInk" xmlns:wne="http://schemas.microsoft.com/office/word/2006/wordml" xmlns:wps="http://schemas.microsoft.com/office/word/2010/wordprocessingShape" mc:Ignorable="w14 w15 w16se w16cid w16 w16cex w16sdtdh wp14">
+  <w:p>
+    <w:pPr>
+      <w:pStyle w:val="a6"/>
+    </w:pPr>
+  </w:p>
+</w:ftr>
+</file>
+
 <file path=word/footnotes.xml><?xml version="1.0" encoding="utf-8"?>
 <w:footnotes xmlns:wpc="http://schemas.microsoft.com/office/word/2010/wordprocessingCanvas" xmlns:cx="http://schemas.microsoft.com/office/drawing/2014/chartex" xmlns:cx1="http://schemas.microsoft.com/office/drawing/2015/9/8/chartex" xmlns:cx2="http://schemas.microsoft.com/office/drawing/2015/10/21/chartex" xmlns:cx3="http://schemas.microsoft.com/office/drawing/2016/5/9/chartex" xmlns:cx4="http://schemas.microsoft.com/office/drawing/2016/5/10/chartex" xmlns:cx5="http://schemas.microsoft.com/office/drawing/2016/5/11/chartex" xmlns:cx6="http://schemas.microsoft.com/office/drawing/2016/5/12/chartex" xmlns:cx7="http://schemas.microsoft.com/office/drawing/2016/5/13/chartex" xmlns:cx8="http://schemas.microsoft.com/office/drawing/2016/5/14/chartex" xmlns:mc="http://schemas.openxmlformats.org/markup-compatibility/2006" xmlns:aink="http://schemas.microsoft.com/office/drawing/2016/ink" xmlns:am3d="http://schemas.microsoft.com/office/drawing/2017/model3d" xmlns:o="urn:schemas-microsoft-com:office:office" xmlns:r="http://schemas.openxmlformats.org/officeDocument/2006/relationships" xmlns:m="http://schemas.openxmlformats.org/officeDocument/2006/math" xmlns:v="urn:schemas-microsoft-com:vml" xmlns:wp14="http://schemas.microsoft.com/office/word/2010/wordprocessingDrawing" xmlns:wp="http://schemas.openxmlformats.org/drawingml/2006/wordprocessingDrawing" xmlns:w10="urn:schemas-microsoft-com:office:word" xmlns:w="http://schemas.openxmlformats.org/wordprocessingml/2006/main" xmlns:w14="http://schemas.microsoft.com/office/word/2010/wordml" xmlns:w15="http://schemas.microsoft.com/office/word/2012/wordml" xmlns:w16cex="http://schemas.microsoft.com/office/word/2018/wordml/cex" xmlns:w16cid="http://schemas.microsoft.com/office/word/2016/wordml/cid" xmlns:w16="http://schemas.microsoft.com/office/word/2018/wordml" xmlns:w16sdtdh="http://schemas.microsoft.com/office/word/2020/wordml/sdtdatahash" xmlns:w16se="http://schemas.microsoft.com/office/word/2015/wordml/symex" xmlns:wpg="http://schemas.microsoft.com/office/word/2010/wordprocessingGroup" xmlns:wpi="http://schemas.microsoft.com/office/word/2010/wordprocessingInk" xmlns:wne="http://schemas.microsoft.com/office/word/2006/wordml" xmlns:wps="http://schemas.microsoft.com/office/word/2010/wordprocessingShape" mc:Ignorable="w14 w15 w16se w16cid w16 w16cex w16sdtdh wp14">
   <w:footnote w:type="separator" w:id="-1">
@@ -2645,6 +5891,36 @@
     </w:p>
   </w:footnote>
 </w:footnotes>
+</file>
+
+<file path=word/header1.xml><?xml version="1.0" encoding="utf-8"?>
+<w:hdr xmlns:wpc="http://schemas.microsoft.com/office/word/2010/wordprocessingCanvas" xmlns:cx="http://schemas.microsoft.com/office/drawing/2014/chartex" xmlns:cx1="http://schemas.microsoft.com/office/drawing/2015/9/8/chartex" xmlns:cx2="http://schemas.microsoft.com/office/drawing/2015/10/21/chartex" xmlns:cx3="http://schemas.microsoft.com/office/drawing/2016/5/9/chartex" xmlns:cx4="http://schemas.microsoft.com/office/drawing/2016/5/10/chartex" xmlns:cx5="http://schemas.microsoft.com/office/drawing/2016/5/11/chartex" xmlns:cx6="http://schemas.microsoft.com/office/drawing/2016/5/12/chartex" xmlns:cx7="http://schemas.microsoft.com/office/drawing/2016/5/13/chartex" xmlns:cx8="http://schemas.microsoft.com/office/drawing/2016/5/14/chartex" xmlns:mc="http://schemas.openxmlformats.org/markup-compatibility/2006" xmlns:aink="http://schemas.microsoft.com/office/drawing/2016/ink" xmlns:am3d="http://schemas.microsoft.com/office/drawing/2017/model3d" xmlns:o="urn:schemas-microsoft-com:office:office" xmlns:r="http://schemas.openxmlformats.org/officeDocument/2006/relationships" xmlns:m="http://schemas.openxmlformats.org/officeDocument/2006/math" xmlns:v="urn:schemas-microsoft-com:vml" xmlns:wp14="http://schemas.microsoft.com/office/word/2010/wordprocessingDrawing" xmlns:wp="http://schemas.openxmlformats.org/drawingml/2006/wordprocessingDrawing" xmlns:w10="urn:schemas-microsoft-com:office:word" xmlns:w="http://schemas.openxmlformats.org/wordprocessingml/2006/main" xmlns:w14="http://schemas.microsoft.com/office/word/2010/wordml" xmlns:w15="http://schemas.microsoft.com/office/word/2012/wordml" xmlns:w16cex="http://schemas.microsoft.com/office/word/2018/wordml/cex" xmlns:w16cid="http://schemas.microsoft.com/office/word/2016/wordml/cid" xmlns:w16="http://schemas.microsoft.com/office/word/2018/wordml" xmlns:w16sdtdh="http://schemas.microsoft.com/office/word/2020/wordml/sdtdatahash" xmlns:w16se="http://schemas.microsoft.com/office/word/2015/wordml/symex" xmlns:wpg="http://schemas.microsoft.com/office/word/2010/wordprocessingGroup" xmlns:wpi="http://schemas.microsoft.com/office/word/2010/wordprocessingInk" xmlns:wne="http://schemas.microsoft.com/office/word/2006/wordml" xmlns:wps="http://schemas.microsoft.com/office/word/2010/wordprocessingShape" mc:Ignorable="w14 w15 w16se w16cid w16 w16cex w16sdtdh wp14">
+  <w:p>
+    <w:pPr>
+      <w:pStyle w:val="a4"/>
+    </w:pPr>
+  </w:p>
+</w:hdr>
+</file>
+
+<file path=word/header2.xml><?xml version="1.0" encoding="utf-8"?>
+<w:hdr xmlns:wpc="http://schemas.microsoft.com/office/word/2010/wordprocessingCanvas" xmlns:cx="http://schemas.microsoft.com/office/drawing/2014/chartex" xmlns:cx1="http://schemas.microsoft.com/office/drawing/2015/9/8/chartex" xmlns:cx2="http://schemas.microsoft.com/office/drawing/2015/10/21/chartex" xmlns:cx3="http://schemas.microsoft.com/office/drawing/2016/5/9/chartex" xmlns:cx4="http://schemas.microsoft.com/office/drawing/2016/5/10/chartex" xmlns:cx5="http://schemas.microsoft.com/office/drawing/2016/5/11/chartex" xmlns:cx6="http://schemas.microsoft.com/office/drawing/2016/5/12/chartex" xmlns:cx7="http://schemas.microsoft.com/office/drawing/2016/5/13/chartex" xmlns:cx8="http://schemas.microsoft.com/office/drawing/2016/5/14/chartex" xmlns:mc="http://schemas.openxmlformats.org/markup-compatibility/2006" xmlns:aink="http://schemas.microsoft.com/office/drawing/2016/ink" xmlns:am3d="http://schemas.microsoft.com/office/drawing/2017/model3d" xmlns:o="urn:schemas-microsoft-com:office:office" xmlns:r="http://schemas.openxmlformats.org/officeDocument/2006/relationships" xmlns:m="http://schemas.openxmlformats.org/officeDocument/2006/math" xmlns:v="urn:schemas-microsoft-com:vml" xmlns:wp14="http://schemas.microsoft.com/office/word/2010/wordprocessingDrawing" xmlns:wp="http://schemas.openxmlformats.org/drawingml/2006/wordprocessingDrawing" xmlns:w10="urn:schemas-microsoft-com:office:word" xmlns:w="http://schemas.openxmlformats.org/wordprocessingml/2006/main" xmlns:w14="http://schemas.microsoft.com/office/word/2010/wordml" xmlns:w15="http://schemas.microsoft.com/office/word/2012/wordml" xmlns:w16cex="http://schemas.microsoft.com/office/word/2018/wordml/cex" xmlns:w16cid="http://schemas.microsoft.com/office/word/2016/wordml/cid" xmlns:w16="http://schemas.microsoft.com/office/word/2018/wordml" xmlns:w16sdtdh="http://schemas.microsoft.com/office/word/2020/wordml/sdtdatahash" xmlns:w16se="http://schemas.microsoft.com/office/word/2015/wordml/symex" xmlns:wpg="http://schemas.microsoft.com/office/word/2010/wordprocessingGroup" xmlns:wpi="http://schemas.microsoft.com/office/word/2010/wordprocessingInk" xmlns:wne="http://schemas.microsoft.com/office/word/2006/wordml" xmlns:wps="http://schemas.microsoft.com/office/word/2010/wordprocessingShape" mc:Ignorable="w14 w15 w16se w16cid w16 w16cex w16sdtdh wp14">
+  <w:p>
+    <w:pPr>
+      <w:pStyle w:val="a4"/>
+    </w:pPr>
+  </w:p>
+</w:hdr>
+</file>
+
+<file path=word/header3.xml><?xml version="1.0" encoding="utf-8"?>
+<w:hdr xmlns:wpc="http://schemas.microsoft.com/office/word/2010/wordprocessingCanvas" xmlns:cx="http://schemas.microsoft.com/office/drawing/2014/chartex" xmlns:cx1="http://schemas.microsoft.com/office/drawing/2015/9/8/chartex" xmlns:cx2="http://schemas.microsoft.com/office/drawing/2015/10/21/chartex" xmlns:cx3="http://schemas.microsoft.com/office/drawing/2016/5/9/chartex" xmlns:cx4="http://schemas.microsoft.com/office/drawing/2016/5/10/chartex" xmlns:cx5="http://schemas.microsoft.com/office/drawing/2016/5/11/chartex" xmlns:cx6="http://schemas.microsoft.com/office/drawing/2016/5/12/chartex" xmlns:cx7="http://schemas.microsoft.com/office/drawing/2016/5/13/chartex" xmlns:cx8="http://schemas.microsoft.com/office/drawing/2016/5/14/chartex" xmlns:mc="http://schemas.openxmlformats.org/markup-compatibility/2006" xmlns:aink="http://schemas.microsoft.com/office/drawing/2016/ink" xmlns:am3d="http://schemas.microsoft.com/office/drawing/2017/model3d" xmlns:o="urn:schemas-microsoft-com:office:office" xmlns:r="http://schemas.openxmlformats.org/officeDocument/2006/relationships" xmlns:m="http://schemas.openxmlformats.org/officeDocument/2006/math" xmlns:v="urn:schemas-microsoft-com:vml" xmlns:wp14="http://schemas.microsoft.com/office/word/2010/wordprocessingDrawing" xmlns:wp="http://schemas.openxmlformats.org/drawingml/2006/wordprocessingDrawing" xmlns:w10="urn:schemas-microsoft-com:office:word" xmlns:w="http://schemas.openxmlformats.org/wordprocessingml/2006/main" xmlns:w14="http://schemas.microsoft.com/office/word/2010/wordml" xmlns:w15="http://schemas.microsoft.com/office/word/2012/wordml" xmlns:w16cex="http://schemas.microsoft.com/office/word/2018/wordml/cex" xmlns:w16cid="http://schemas.microsoft.com/office/word/2016/wordml/cid" xmlns:w16="http://schemas.microsoft.com/office/word/2018/wordml" xmlns:w16sdtdh="http://schemas.microsoft.com/office/word/2020/wordml/sdtdatahash" xmlns:w16se="http://schemas.microsoft.com/office/word/2015/wordml/symex" xmlns:wpg="http://schemas.microsoft.com/office/word/2010/wordprocessingGroup" xmlns:wpi="http://schemas.microsoft.com/office/word/2010/wordprocessingInk" xmlns:wne="http://schemas.microsoft.com/office/word/2006/wordml" xmlns:wps="http://schemas.microsoft.com/office/word/2010/wordprocessingShape" mc:Ignorable="w14 w15 w16se w16cid w16 w16cex w16sdtdh wp14">
+  <w:p>
+    <w:pPr>
+      <w:pStyle w:val="a4"/>
+    </w:pPr>
+  </w:p>
+</w:hdr>
 </file>
 
 <file path=word/numbering.xml><?xml version="1.0" encoding="utf-8"?>
@@ -3089,6 +6365,321 @@
     </w:lvl>
   </w:abstractNum>
   <w:abstractNum w:abstractNumId="5" w15:restartNumberingAfterBreak="0">
+    <w:nsid w:val="29A13103"/>
+    <w:multiLevelType w:val="hybridMultilevel"/>
+    <w:tmpl w:val="C56C4DD6"/>
+    <w:lvl w:ilvl="0" w:tplc="04090001">
+      <w:start w:val="1"/>
+      <w:numFmt w:val="bullet"/>
+      <w:lvlText w:val=""/>
+      <w:lvlJc w:val="left"/>
+      <w:pPr>
+        <w:ind w:left="480" w:hanging="480"/>
+      </w:pPr>
+      <w:rPr>
+        <w:rFonts w:ascii="Wingdings" w:hAnsi="Wingdings" w:hint="default"/>
+      </w:rPr>
+    </w:lvl>
+    <w:lvl w:ilvl="1" w:tplc="04090003" w:tentative="1">
+      <w:start w:val="1"/>
+      <w:numFmt w:val="bullet"/>
+      <w:lvlText w:val=""/>
+      <w:lvlJc w:val="left"/>
+      <w:pPr>
+        <w:ind w:left="960" w:hanging="480"/>
+      </w:pPr>
+      <w:rPr>
+        <w:rFonts w:ascii="Wingdings" w:hAnsi="Wingdings" w:hint="default"/>
+      </w:rPr>
+    </w:lvl>
+    <w:lvl w:ilvl="2" w:tplc="04090005" w:tentative="1">
+      <w:start w:val="1"/>
+      <w:numFmt w:val="bullet"/>
+      <w:lvlText w:val=""/>
+      <w:lvlJc w:val="left"/>
+      <w:pPr>
+        <w:ind w:left="1440" w:hanging="480"/>
+      </w:pPr>
+      <w:rPr>
+        <w:rFonts w:ascii="Wingdings" w:hAnsi="Wingdings" w:hint="default"/>
+      </w:rPr>
+    </w:lvl>
+    <w:lvl w:ilvl="3" w:tplc="04090001" w:tentative="1">
+      <w:start w:val="1"/>
+      <w:numFmt w:val="bullet"/>
+      <w:lvlText w:val=""/>
+      <w:lvlJc w:val="left"/>
+      <w:pPr>
+        <w:ind w:left="1920" w:hanging="480"/>
+      </w:pPr>
+      <w:rPr>
+        <w:rFonts w:ascii="Wingdings" w:hAnsi="Wingdings" w:hint="default"/>
+      </w:rPr>
+    </w:lvl>
+    <w:lvl w:ilvl="4" w:tplc="04090003" w:tentative="1">
+      <w:start w:val="1"/>
+      <w:numFmt w:val="bullet"/>
+      <w:lvlText w:val=""/>
+      <w:lvlJc w:val="left"/>
+      <w:pPr>
+        <w:ind w:left="2400" w:hanging="480"/>
+      </w:pPr>
+      <w:rPr>
+        <w:rFonts w:ascii="Wingdings" w:hAnsi="Wingdings" w:hint="default"/>
+      </w:rPr>
+    </w:lvl>
+    <w:lvl w:ilvl="5" w:tplc="04090005" w:tentative="1">
+      <w:start w:val="1"/>
+      <w:numFmt w:val="bullet"/>
+      <w:lvlText w:val=""/>
+      <w:lvlJc w:val="left"/>
+      <w:pPr>
+        <w:ind w:left="2880" w:hanging="480"/>
+      </w:pPr>
+      <w:rPr>
+        <w:rFonts w:ascii="Wingdings" w:hAnsi="Wingdings" w:hint="default"/>
+      </w:rPr>
+    </w:lvl>
+    <w:lvl w:ilvl="6" w:tplc="04090001" w:tentative="1">
+      <w:start w:val="1"/>
+      <w:numFmt w:val="bullet"/>
+      <w:lvlText w:val=""/>
+      <w:lvlJc w:val="left"/>
+      <w:pPr>
+        <w:ind w:left="3360" w:hanging="480"/>
+      </w:pPr>
+      <w:rPr>
+        <w:rFonts w:ascii="Wingdings" w:hAnsi="Wingdings" w:hint="default"/>
+      </w:rPr>
+    </w:lvl>
+    <w:lvl w:ilvl="7" w:tplc="04090003" w:tentative="1">
+      <w:start w:val="1"/>
+      <w:numFmt w:val="bullet"/>
+      <w:lvlText w:val=""/>
+      <w:lvlJc w:val="left"/>
+      <w:pPr>
+        <w:ind w:left="3840" w:hanging="480"/>
+      </w:pPr>
+      <w:rPr>
+        <w:rFonts w:ascii="Wingdings" w:hAnsi="Wingdings" w:hint="default"/>
+      </w:rPr>
+    </w:lvl>
+    <w:lvl w:ilvl="8" w:tplc="04090005" w:tentative="1">
+      <w:start w:val="1"/>
+      <w:numFmt w:val="bullet"/>
+      <w:lvlText w:val=""/>
+      <w:lvlJc w:val="left"/>
+      <w:pPr>
+        <w:ind w:left="4320" w:hanging="480"/>
+      </w:pPr>
+      <w:rPr>
+        <w:rFonts w:ascii="Wingdings" w:hAnsi="Wingdings" w:hint="default"/>
+      </w:rPr>
+    </w:lvl>
+  </w:abstractNum>
+  <w:abstractNum w:abstractNumId="6" w15:restartNumberingAfterBreak="0">
+    <w:nsid w:val="29DE6989"/>
+    <w:multiLevelType w:val="hybridMultilevel"/>
+    <w:tmpl w:val="924A8BFA"/>
+    <w:lvl w:ilvl="0" w:tplc="74102610">
+      <w:start w:val="1"/>
+      <w:numFmt w:val="upperLetter"/>
+      <w:lvlText w:val="%1."/>
+      <w:lvlJc w:val="left"/>
+      <w:pPr>
+        <w:ind w:left="360" w:hanging="360"/>
+      </w:pPr>
+      <w:rPr>
+        <w:rFonts w:cs="新細明體" w:hint="default"/>
+      </w:rPr>
+    </w:lvl>
+    <w:lvl w:ilvl="1" w:tplc="04090019" w:tentative="1">
+      <w:start w:val="1"/>
+      <w:numFmt w:val="ideographTraditional"/>
+      <w:lvlText w:val="%2、"/>
+      <w:lvlJc w:val="left"/>
+      <w:pPr>
+        <w:ind w:left="960" w:hanging="480"/>
+      </w:pPr>
+    </w:lvl>
+    <w:lvl w:ilvl="2" w:tplc="0409001B" w:tentative="1">
+      <w:start w:val="1"/>
+      <w:numFmt w:val="lowerRoman"/>
+      <w:lvlText w:val="%3."/>
+      <w:lvlJc w:val="right"/>
+      <w:pPr>
+        <w:ind w:left="1440" w:hanging="480"/>
+      </w:pPr>
+    </w:lvl>
+    <w:lvl w:ilvl="3" w:tplc="0409000F" w:tentative="1">
+      <w:start w:val="1"/>
+      <w:numFmt w:val="decimal"/>
+      <w:lvlText w:val="%4."/>
+      <w:lvlJc w:val="left"/>
+      <w:pPr>
+        <w:ind w:left="1920" w:hanging="480"/>
+      </w:pPr>
+    </w:lvl>
+    <w:lvl w:ilvl="4" w:tplc="04090019" w:tentative="1">
+      <w:start w:val="1"/>
+      <w:numFmt w:val="ideographTraditional"/>
+      <w:lvlText w:val="%5、"/>
+      <w:lvlJc w:val="left"/>
+      <w:pPr>
+        <w:ind w:left="2400" w:hanging="480"/>
+      </w:pPr>
+    </w:lvl>
+    <w:lvl w:ilvl="5" w:tplc="0409001B" w:tentative="1">
+      <w:start w:val="1"/>
+      <w:numFmt w:val="lowerRoman"/>
+      <w:lvlText w:val="%6."/>
+      <w:lvlJc w:val="right"/>
+      <w:pPr>
+        <w:ind w:left="2880" w:hanging="480"/>
+      </w:pPr>
+    </w:lvl>
+    <w:lvl w:ilvl="6" w:tplc="0409000F" w:tentative="1">
+      <w:start w:val="1"/>
+      <w:numFmt w:val="decimal"/>
+      <w:lvlText w:val="%7."/>
+      <w:lvlJc w:val="left"/>
+      <w:pPr>
+        <w:ind w:left="3360" w:hanging="480"/>
+      </w:pPr>
+    </w:lvl>
+    <w:lvl w:ilvl="7" w:tplc="04090019" w:tentative="1">
+      <w:start w:val="1"/>
+      <w:numFmt w:val="ideographTraditional"/>
+      <w:lvlText w:val="%8、"/>
+      <w:lvlJc w:val="left"/>
+      <w:pPr>
+        <w:ind w:left="3840" w:hanging="480"/>
+      </w:pPr>
+    </w:lvl>
+    <w:lvl w:ilvl="8" w:tplc="0409001B" w:tentative="1">
+      <w:start w:val="1"/>
+      <w:numFmt w:val="lowerRoman"/>
+      <w:lvlText w:val="%9."/>
+      <w:lvlJc w:val="right"/>
+      <w:pPr>
+        <w:ind w:left="4320" w:hanging="480"/>
+      </w:pPr>
+    </w:lvl>
+  </w:abstractNum>
+  <w:abstractNum w:abstractNumId="7" w15:restartNumberingAfterBreak="0">
+    <w:nsid w:val="2A1C3DFB"/>
+    <w:multiLevelType w:val="hybridMultilevel"/>
+    <w:tmpl w:val="7BC6C7B8"/>
+    <w:lvl w:ilvl="0" w:tplc="04090001">
+      <w:start w:val="1"/>
+      <w:numFmt w:val="bullet"/>
+      <w:lvlText w:val=""/>
+      <w:lvlJc w:val="left"/>
+      <w:pPr>
+        <w:ind w:left="480" w:hanging="480"/>
+      </w:pPr>
+      <w:rPr>
+        <w:rFonts w:ascii="Wingdings" w:hAnsi="Wingdings" w:hint="default"/>
+      </w:rPr>
+    </w:lvl>
+    <w:lvl w:ilvl="1" w:tplc="04090003" w:tentative="1">
+      <w:start w:val="1"/>
+      <w:numFmt w:val="bullet"/>
+      <w:lvlText w:val=""/>
+      <w:lvlJc w:val="left"/>
+      <w:pPr>
+        <w:ind w:left="960" w:hanging="480"/>
+      </w:pPr>
+      <w:rPr>
+        <w:rFonts w:ascii="Wingdings" w:hAnsi="Wingdings" w:hint="default"/>
+      </w:rPr>
+    </w:lvl>
+    <w:lvl w:ilvl="2" w:tplc="04090005" w:tentative="1">
+      <w:start w:val="1"/>
+      <w:numFmt w:val="bullet"/>
+      <w:lvlText w:val=""/>
+      <w:lvlJc w:val="left"/>
+      <w:pPr>
+        <w:ind w:left="1440" w:hanging="480"/>
+      </w:pPr>
+      <w:rPr>
+        <w:rFonts w:ascii="Wingdings" w:hAnsi="Wingdings" w:hint="default"/>
+      </w:rPr>
+    </w:lvl>
+    <w:lvl w:ilvl="3" w:tplc="04090001" w:tentative="1">
+      <w:start w:val="1"/>
+      <w:numFmt w:val="bullet"/>
+      <w:lvlText w:val=""/>
+      <w:lvlJc w:val="left"/>
+      <w:pPr>
+        <w:ind w:left="1920" w:hanging="480"/>
+      </w:pPr>
+      <w:rPr>
+        <w:rFonts w:ascii="Wingdings" w:hAnsi="Wingdings" w:hint="default"/>
+      </w:rPr>
+    </w:lvl>
+    <w:lvl w:ilvl="4" w:tplc="04090003" w:tentative="1">
+      <w:start w:val="1"/>
+      <w:numFmt w:val="bullet"/>
+      <w:lvlText w:val=""/>
+      <w:lvlJc w:val="left"/>
+      <w:pPr>
+        <w:ind w:left="2400" w:hanging="480"/>
+      </w:pPr>
+      <w:rPr>
+        <w:rFonts w:ascii="Wingdings" w:hAnsi="Wingdings" w:hint="default"/>
+      </w:rPr>
+    </w:lvl>
+    <w:lvl w:ilvl="5" w:tplc="04090005" w:tentative="1">
+      <w:start w:val="1"/>
+      <w:numFmt w:val="bullet"/>
+      <w:lvlText w:val=""/>
+      <w:lvlJc w:val="left"/>
+      <w:pPr>
+        <w:ind w:left="2880" w:hanging="480"/>
+      </w:pPr>
+      <w:rPr>
+        <w:rFonts w:ascii="Wingdings" w:hAnsi="Wingdings" w:hint="default"/>
+      </w:rPr>
+    </w:lvl>
+    <w:lvl w:ilvl="6" w:tplc="04090001" w:tentative="1">
+      <w:start w:val="1"/>
+      <w:numFmt w:val="bullet"/>
+      <w:lvlText w:val=""/>
+      <w:lvlJc w:val="left"/>
+      <w:pPr>
+        <w:ind w:left="3360" w:hanging="480"/>
+      </w:pPr>
+      <w:rPr>
+        <w:rFonts w:ascii="Wingdings" w:hAnsi="Wingdings" w:hint="default"/>
+      </w:rPr>
+    </w:lvl>
+    <w:lvl w:ilvl="7" w:tplc="04090003" w:tentative="1">
+      <w:start w:val="1"/>
+      <w:numFmt w:val="bullet"/>
+      <w:lvlText w:val=""/>
+      <w:lvlJc w:val="left"/>
+      <w:pPr>
+        <w:ind w:left="3840" w:hanging="480"/>
+      </w:pPr>
+      <w:rPr>
+        <w:rFonts w:ascii="Wingdings" w:hAnsi="Wingdings" w:hint="default"/>
+      </w:rPr>
+    </w:lvl>
+    <w:lvl w:ilvl="8" w:tplc="04090005" w:tentative="1">
+      <w:start w:val="1"/>
+      <w:numFmt w:val="bullet"/>
+      <w:lvlText w:val=""/>
+      <w:lvlJc w:val="left"/>
+      <w:pPr>
+        <w:ind w:left="4320" w:hanging="480"/>
+      </w:pPr>
+      <w:rPr>
+        <w:rFonts w:ascii="Wingdings" w:hAnsi="Wingdings" w:hint="default"/>
+      </w:rPr>
+    </w:lvl>
+  </w:abstractNum>
+  <w:abstractNum w:abstractNumId="8" w15:restartNumberingAfterBreak="0">
     <w:nsid w:val="3A9D6066"/>
     <w:multiLevelType w:val="hybridMultilevel"/>
     <w:tmpl w:val="09E84950"/>
@@ -3174,7 +6765,120 @@
       </w:pPr>
     </w:lvl>
   </w:abstractNum>
-  <w:abstractNum w:abstractNumId="6" w15:restartNumberingAfterBreak="0">
+  <w:abstractNum w:abstractNumId="9" w15:restartNumberingAfterBreak="0">
+    <w:nsid w:val="3BD34AB4"/>
+    <w:multiLevelType w:val="hybridMultilevel"/>
+    <w:tmpl w:val="368AD04C"/>
+    <w:lvl w:ilvl="0" w:tplc="04090001">
+      <w:start w:val="1"/>
+      <w:numFmt w:val="bullet"/>
+      <w:lvlText w:val=""/>
+      <w:lvlJc w:val="left"/>
+      <w:pPr>
+        <w:ind w:left="960" w:hanging="480"/>
+      </w:pPr>
+      <w:rPr>
+        <w:rFonts w:ascii="Wingdings" w:hAnsi="Wingdings" w:hint="default"/>
+      </w:rPr>
+    </w:lvl>
+    <w:lvl w:ilvl="1" w:tplc="04090003" w:tentative="1">
+      <w:start w:val="1"/>
+      <w:numFmt w:val="bullet"/>
+      <w:lvlText w:val=""/>
+      <w:lvlJc w:val="left"/>
+      <w:pPr>
+        <w:ind w:left="1440" w:hanging="480"/>
+      </w:pPr>
+      <w:rPr>
+        <w:rFonts w:ascii="Wingdings" w:hAnsi="Wingdings" w:hint="default"/>
+      </w:rPr>
+    </w:lvl>
+    <w:lvl w:ilvl="2" w:tplc="04090005" w:tentative="1">
+      <w:start w:val="1"/>
+      <w:numFmt w:val="bullet"/>
+      <w:lvlText w:val=""/>
+      <w:lvlJc w:val="left"/>
+      <w:pPr>
+        <w:ind w:left="1920" w:hanging="480"/>
+      </w:pPr>
+      <w:rPr>
+        <w:rFonts w:ascii="Wingdings" w:hAnsi="Wingdings" w:hint="default"/>
+      </w:rPr>
+    </w:lvl>
+    <w:lvl w:ilvl="3" w:tplc="04090001" w:tentative="1">
+      <w:start w:val="1"/>
+      <w:numFmt w:val="bullet"/>
+      <w:lvlText w:val=""/>
+      <w:lvlJc w:val="left"/>
+      <w:pPr>
+        <w:ind w:left="2400" w:hanging="480"/>
+      </w:pPr>
+      <w:rPr>
+        <w:rFonts w:ascii="Wingdings" w:hAnsi="Wingdings" w:hint="default"/>
+      </w:rPr>
+    </w:lvl>
+    <w:lvl w:ilvl="4" w:tplc="04090003" w:tentative="1">
+      <w:start w:val="1"/>
+      <w:numFmt w:val="bullet"/>
+      <w:lvlText w:val=""/>
+      <w:lvlJc w:val="left"/>
+      <w:pPr>
+        <w:ind w:left="2880" w:hanging="480"/>
+      </w:pPr>
+      <w:rPr>
+        <w:rFonts w:ascii="Wingdings" w:hAnsi="Wingdings" w:hint="default"/>
+      </w:rPr>
+    </w:lvl>
+    <w:lvl w:ilvl="5" w:tplc="04090005" w:tentative="1">
+      <w:start w:val="1"/>
+      <w:numFmt w:val="bullet"/>
+      <w:lvlText w:val=""/>
+      <w:lvlJc w:val="left"/>
+      <w:pPr>
+        <w:ind w:left="3360" w:hanging="480"/>
+      </w:pPr>
+      <w:rPr>
+        <w:rFonts w:ascii="Wingdings" w:hAnsi="Wingdings" w:hint="default"/>
+      </w:rPr>
+    </w:lvl>
+    <w:lvl w:ilvl="6" w:tplc="04090001" w:tentative="1">
+      <w:start w:val="1"/>
+      <w:numFmt w:val="bullet"/>
+      <w:lvlText w:val=""/>
+      <w:lvlJc w:val="left"/>
+      <w:pPr>
+        <w:ind w:left="3840" w:hanging="480"/>
+      </w:pPr>
+      <w:rPr>
+        <w:rFonts w:ascii="Wingdings" w:hAnsi="Wingdings" w:hint="default"/>
+      </w:rPr>
+    </w:lvl>
+    <w:lvl w:ilvl="7" w:tplc="04090003" w:tentative="1">
+      <w:start w:val="1"/>
+      <w:numFmt w:val="bullet"/>
+      <w:lvlText w:val=""/>
+      <w:lvlJc w:val="left"/>
+      <w:pPr>
+        <w:ind w:left="4320" w:hanging="480"/>
+      </w:pPr>
+      <w:rPr>
+        <w:rFonts w:ascii="Wingdings" w:hAnsi="Wingdings" w:hint="default"/>
+      </w:rPr>
+    </w:lvl>
+    <w:lvl w:ilvl="8" w:tplc="04090005" w:tentative="1">
+      <w:start w:val="1"/>
+      <w:numFmt w:val="bullet"/>
+      <w:lvlText w:val=""/>
+      <w:lvlJc w:val="left"/>
+      <w:pPr>
+        <w:ind w:left="4800" w:hanging="480"/>
+      </w:pPr>
+      <w:rPr>
+        <w:rFonts w:ascii="Wingdings" w:hAnsi="Wingdings" w:hint="default"/>
+      </w:rPr>
+    </w:lvl>
+  </w:abstractNum>
+  <w:abstractNum w:abstractNumId="10" w15:restartNumberingAfterBreak="0">
     <w:nsid w:val="3F100407"/>
     <w:multiLevelType w:val="hybridMultilevel"/>
     <w:tmpl w:val="64D83FC8"/>
@@ -3263,7 +6967,7 @@
       </w:pPr>
     </w:lvl>
   </w:abstractNum>
-  <w:abstractNum w:abstractNumId="7" w15:restartNumberingAfterBreak="0">
+  <w:abstractNum w:abstractNumId="11" w15:restartNumberingAfterBreak="0">
     <w:nsid w:val="45F926F0"/>
     <w:multiLevelType w:val="hybridMultilevel"/>
     <w:tmpl w:val="E904E300"/>
@@ -3349,7 +7053,7 @@
       </w:pPr>
     </w:lvl>
   </w:abstractNum>
-  <w:abstractNum w:abstractNumId="8" w15:restartNumberingAfterBreak="0">
+  <w:abstractNum w:abstractNumId="12" w15:restartNumberingAfterBreak="0">
     <w:nsid w:val="516E3AE5"/>
     <w:multiLevelType w:val="hybridMultilevel"/>
     <w:tmpl w:val="46BE36AE"/>
@@ -3462,7 +7166,7 @@
       </w:rPr>
     </w:lvl>
   </w:abstractNum>
-  <w:abstractNum w:abstractNumId="9" w15:restartNumberingAfterBreak="0">
+  <w:abstractNum w:abstractNumId="13" w15:restartNumberingAfterBreak="0">
     <w:nsid w:val="547A23BE"/>
     <w:multiLevelType w:val="hybridMultilevel"/>
     <w:tmpl w:val="497A4032"/>
@@ -3575,7 +7279,7 @@
       </w:rPr>
     </w:lvl>
   </w:abstractNum>
-  <w:abstractNum w:abstractNumId="10" w15:restartNumberingAfterBreak="0">
+  <w:abstractNum w:abstractNumId="14" w15:restartNumberingAfterBreak="0">
     <w:nsid w:val="59DF0D34"/>
     <w:multiLevelType w:val="hybridMultilevel"/>
     <w:tmpl w:val="66380E72"/>
@@ -3688,7 +7392,7 @@
       </w:rPr>
     </w:lvl>
   </w:abstractNum>
-  <w:abstractNum w:abstractNumId="11" w15:restartNumberingAfterBreak="0">
+  <w:abstractNum w:abstractNumId="15" w15:restartNumberingAfterBreak="0">
     <w:nsid w:val="65926491"/>
     <w:multiLevelType w:val="hybridMultilevel"/>
     <w:tmpl w:val="D7EE557C"/>
@@ -3777,7 +7481,7 @@
       </w:pPr>
     </w:lvl>
   </w:abstractNum>
-  <w:abstractNum w:abstractNumId="12" w15:restartNumberingAfterBreak="0">
+  <w:abstractNum w:abstractNumId="16" w15:restartNumberingAfterBreak="0">
     <w:nsid w:val="680D7E58"/>
     <w:multiLevelType w:val="hybridMultilevel"/>
     <w:tmpl w:val="AE92A11C"/>
@@ -3863,7 +7567,120 @@
       </w:pPr>
     </w:lvl>
   </w:abstractNum>
-  <w:abstractNum w:abstractNumId="13" w15:restartNumberingAfterBreak="0">
+  <w:abstractNum w:abstractNumId="17" w15:restartNumberingAfterBreak="0">
+    <w:nsid w:val="68C65312"/>
+    <w:multiLevelType w:val="hybridMultilevel"/>
+    <w:tmpl w:val="BC2C6C14"/>
+    <w:lvl w:ilvl="0" w:tplc="04090001">
+      <w:start w:val="1"/>
+      <w:numFmt w:val="bullet"/>
+      <w:lvlText w:val=""/>
+      <w:lvlJc w:val="left"/>
+      <w:pPr>
+        <w:ind w:left="480" w:hanging="480"/>
+      </w:pPr>
+      <w:rPr>
+        <w:rFonts w:ascii="Wingdings" w:hAnsi="Wingdings" w:hint="default"/>
+      </w:rPr>
+    </w:lvl>
+    <w:lvl w:ilvl="1" w:tplc="04090003" w:tentative="1">
+      <w:start w:val="1"/>
+      <w:numFmt w:val="bullet"/>
+      <w:lvlText w:val=""/>
+      <w:lvlJc w:val="left"/>
+      <w:pPr>
+        <w:ind w:left="960" w:hanging="480"/>
+      </w:pPr>
+      <w:rPr>
+        <w:rFonts w:ascii="Wingdings" w:hAnsi="Wingdings" w:hint="default"/>
+      </w:rPr>
+    </w:lvl>
+    <w:lvl w:ilvl="2" w:tplc="04090005" w:tentative="1">
+      <w:start w:val="1"/>
+      <w:numFmt w:val="bullet"/>
+      <w:lvlText w:val=""/>
+      <w:lvlJc w:val="left"/>
+      <w:pPr>
+        <w:ind w:left="1440" w:hanging="480"/>
+      </w:pPr>
+      <w:rPr>
+        <w:rFonts w:ascii="Wingdings" w:hAnsi="Wingdings" w:hint="default"/>
+      </w:rPr>
+    </w:lvl>
+    <w:lvl w:ilvl="3" w:tplc="04090001" w:tentative="1">
+      <w:start w:val="1"/>
+      <w:numFmt w:val="bullet"/>
+      <w:lvlText w:val=""/>
+      <w:lvlJc w:val="left"/>
+      <w:pPr>
+        <w:ind w:left="1920" w:hanging="480"/>
+      </w:pPr>
+      <w:rPr>
+        <w:rFonts w:ascii="Wingdings" w:hAnsi="Wingdings" w:hint="default"/>
+      </w:rPr>
+    </w:lvl>
+    <w:lvl w:ilvl="4" w:tplc="04090003" w:tentative="1">
+      <w:start w:val="1"/>
+      <w:numFmt w:val="bullet"/>
+      <w:lvlText w:val=""/>
+      <w:lvlJc w:val="left"/>
+      <w:pPr>
+        <w:ind w:left="2400" w:hanging="480"/>
+      </w:pPr>
+      <w:rPr>
+        <w:rFonts w:ascii="Wingdings" w:hAnsi="Wingdings" w:hint="default"/>
+      </w:rPr>
+    </w:lvl>
+    <w:lvl w:ilvl="5" w:tplc="04090005" w:tentative="1">
+      <w:start w:val="1"/>
+      <w:numFmt w:val="bullet"/>
+      <w:lvlText w:val=""/>
+      <w:lvlJc w:val="left"/>
+      <w:pPr>
+        <w:ind w:left="2880" w:hanging="480"/>
+      </w:pPr>
+      <w:rPr>
+        <w:rFonts w:ascii="Wingdings" w:hAnsi="Wingdings" w:hint="default"/>
+      </w:rPr>
+    </w:lvl>
+    <w:lvl w:ilvl="6" w:tplc="04090001" w:tentative="1">
+      <w:start w:val="1"/>
+      <w:numFmt w:val="bullet"/>
+      <w:lvlText w:val=""/>
+      <w:lvlJc w:val="left"/>
+      <w:pPr>
+        <w:ind w:left="3360" w:hanging="480"/>
+      </w:pPr>
+      <w:rPr>
+        <w:rFonts w:ascii="Wingdings" w:hAnsi="Wingdings" w:hint="default"/>
+      </w:rPr>
+    </w:lvl>
+    <w:lvl w:ilvl="7" w:tplc="04090003" w:tentative="1">
+      <w:start w:val="1"/>
+      <w:numFmt w:val="bullet"/>
+      <w:lvlText w:val=""/>
+      <w:lvlJc w:val="left"/>
+      <w:pPr>
+        <w:ind w:left="3840" w:hanging="480"/>
+      </w:pPr>
+      <w:rPr>
+        <w:rFonts w:ascii="Wingdings" w:hAnsi="Wingdings" w:hint="default"/>
+      </w:rPr>
+    </w:lvl>
+    <w:lvl w:ilvl="8" w:tplc="04090005" w:tentative="1">
+      <w:start w:val="1"/>
+      <w:numFmt w:val="bullet"/>
+      <w:lvlText w:val=""/>
+      <w:lvlJc w:val="left"/>
+      <w:pPr>
+        <w:ind w:left="4320" w:hanging="480"/>
+      </w:pPr>
+      <w:rPr>
+        <w:rFonts w:ascii="Wingdings" w:hAnsi="Wingdings" w:hint="default"/>
+      </w:rPr>
+    </w:lvl>
+  </w:abstractNum>
+  <w:abstractNum w:abstractNumId="18" w15:restartNumberingAfterBreak="0">
     <w:nsid w:val="7CBF001A"/>
     <w:multiLevelType w:val="hybridMultilevel"/>
     <w:tmpl w:val="1586FF9A"/>
@@ -3952,17 +7769,166 @@
       </w:pPr>
     </w:lvl>
   </w:abstractNum>
+  <w:abstractNum w:abstractNumId="19" w15:restartNumberingAfterBreak="0">
+    <w:nsid w:val="7E362C74"/>
+    <w:multiLevelType w:val="multilevel"/>
+    <w:tmpl w:val="3552E456"/>
+    <w:lvl w:ilvl="0">
+      <w:start w:val="1"/>
+      <w:numFmt w:val="bullet"/>
+      <w:lvlText w:val=""/>
+      <w:lvlJc w:val="left"/>
+      <w:pPr>
+        <w:tabs>
+          <w:tab w:val="num" w:pos="720"/>
+        </w:tabs>
+        <w:ind w:left="720" w:hanging="360"/>
+      </w:pPr>
+      <w:rPr>
+        <w:rFonts w:ascii="Symbol" w:hAnsi="Symbol" w:hint="default"/>
+        <w:sz w:val="20"/>
+      </w:rPr>
+    </w:lvl>
+    <w:lvl w:ilvl="1" w:tentative="1">
+      <w:start w:val="1"/>
+      <w:numFmt w:val="bullet"/>
+      <w:lvlText w:val="o"/>
+      <w:lvlJc w:val="left"/>
+      <w:pPr>
+        <w:tabs>
+          <w:tab w:val="num" w:pos="1440"/>
+        </w:tabs>
+        <w:ind w:left="1440" w:hanging="360"/>
+      </w:pPr>
+      <w:rPr>
+        <w:rFonts w:ascii="Courier New" w:hAnsi="Courier New" w:hint="default"/>
+        <w:sz w:val="20"/>
+      </w:rPr>
+    </w:lvl>
+    <w:lvl w:ilvl="2" w:tentative="1">
+      <w:start w:val="1"/>
+      <w:numFmt w:val="bullet"/>
+      <w:lvlText w:val=""/>
+      <w:lvlJc w:val="left"/>
+      <w:pPr>
+        <w:tabs>
+          <w:tab w:val="num" w:pos="2160"/>
+        </w:tabs>
+        <w:ind w:left="2160" w:hanging="360"/>
+      </w:pPr>
+      <w:rPr>
+        <w:rFonts w:ascii="Wingdings" w:hAnsi="Wingdings" w:hint="default"/>
+        <w:sz w:val="20"/>
+      </w:rPr>
+    </w:lvl>
+    <w:lvl w:ilvl="3" w:tentative="1">
+      <w:start w:val="1"/>
+      <w:numFmt w:val="bullet"/>
+      <w:lvlText w:val=""/>
+      <w:lvlJc w:val="left"/>
+      <w:pPr>
+        <w:tabs>
+          <w:tab w:val="num" w:pos="2880"/>
+        </w:tabs>
+        <w:ind w:left="2880" w:hanging="360"/>
+      </w:pPr>
+      <w:rPr>
+        <w:rFonts w:ascii="Wingdings" w:hAnsi="Wingdings" w:hint="default"/>
+        <w:sz w:val="20"/>
+      </w:rPr>
+    </w:lvl>
+    <w:lvl w:ilvl="4" w:tentative="1">
+      <w:start w:val="1"/>
+      <w:numFmt w:val="bullet"/>
+      <w:lvlText w:val=""/>
+      <w:lvlJc w:val="left"/>
+      <w:pPr>
+        <w:tabs>
+          <w:tab w:val="num" w:pos="3600"/>
+        </w:tabs>
+        <w:ind w:left="3600" w:hanging="360"/>
+      </w:pPr>
+      <w:rPr>
+        <w:rFonts w:ascii="Wingdings" w:hAnsi="Wingdings" w:hint="default"/>
+        <w:sz w:val="20"/>
+      </w:rPr>
+    </w:lvl>
+    <w:lvl w:ilvl="5" w:tentative="1">
+      <w:start w:val="1"/>
+      <w:numFmt w:val="bullet"/>
+      <w:lvlText w:val=""/>
+      <w:lvlJc w:val="left"/>
+      <w:pPr>
+        <w:tabs>
+          <w:tab w:val="num" w:pos="4320"/>
+        </w:tabs>
+        <w:ind w:left="4320" w:hanging="360"/>
+      </w:pPr>
+      <w:rPr>
+        <w:rFonts w:ascii="Wingdings" w:hAnsi="Wingdings" w:hint="default"/>
+        <w:sz w:val="20"/>
+      </w:rPr>
+    </w:lvl>
+    <w:lvl w:ilvl="6" w:tentative="1">
+      <w:start w:val="1"/>
+      <w:numFmt w:val="bullet"/>
+      <w:lvlText w:val=""/>
+      <w:lvlJc w:val="left"/>
+      <w:pPr>
+        <w:tabs>
+          <w:tab w:val="num" w:pos="5040"/>
+        </w:tabs>
+        <w:ind w:left="5040" w:hanging="360"/>
+      </w:pPr>
+      <w:rPr>
+        <w:rFonts w:ascii="Wingdings" w:hAnsi="Wingdings" w:hint="default"/>
+        <w:sz w:val="20"/>
+      </w:rPr>
+    </w:lvl>
+    <w:lvl w:ilvl="7" w:tentative="1">
+      <w:start w:val="1"/>
+      <w:numFmt w:val="bullet"/>
+      <w:lvlText w:val=""/>
+      <w:lvlJc w:val="left"/>
+      <w:pPr>
+        <w:tabs>
+          <w:tab w:val="num" w:pos="5760"/>
+        </w:tabs>
+        <w:ind w:left="5760" w:hanging="360"/>
+      </w:pPr>
+      <w:rPr>
+        <w:rFonts w:ascii="Wingdings" w:hAnsi="Wingdings" w:hint="default"/>
+        <w:sz w:val="20"/>
+      </w:rPr>
+    </w:lvl>
+    <w:lvl w:ilvl="8" w:tentative="1">
+      <w:start w:val="1"/>
+      <w:numFmt w:val="bullet"/>
+      <w:lvlText w:val=""/>
+      <w:lvlJc w:val="left"/>
+      <w:pPr>
+        <w:tabs>
+          <w:tab w:val="num" w:pos="6480"/>
+        </w:tabs>
+        <w:ind w:left="6480" w:hanging="360"/>
+      </w:pPr>
+      <w:rPr>
+        <w:rFonts w:ascii="Wingdings" w:hAnsi="Wingdings" w:hint="default"/>
+        <w:sz w:val="20"/>
+      </w:rPr>
+    </w:lvl>
+  </w:abstractNum>
   <w:num w:numId="1">
-    <w:abstractNumId w:val="6"/>
+    <w:abstractNumId w:val="10"/>
   </w:num>
   <w:num w:numId="2">
-    <w:abstractNumId w:val="6"/>
+    <w:abstractNumId w:val="10"/>
   </w:num>
   <w:num w:numId="3">
     <w:abstractNumId w:val="1"/>
   </w:num>
   <w:num w:numId="4">
-    <w:abstractNumId w:val="9"/>
+    <w:abstractNumId w:val="13"/>
   </w:num>
   <w:num w:numId="5">
     <w:abstractNumId w:val="2"/>
@@ -3977,25 +7943,43 @@
     <w:abstractNumId w:val="0"/>
   </w:num>
   <w:num w:numId="9">
-    <w:abstractNumId w:val="13"/>
+    <w:abstractNumId w:val="18"/>
   </w:num>
   <w:num w:numId="10">
+    <w:abstractNumId w:val="15"/>
+  </w:num>
+  <w:num w:numId="11">
+    <w:abstractNumId w:val="12"/>
+  </w:num>
+  <w:num w:numId="12">
+    <w:abstractNumId w:val="8"/>
+  </w:num>
+  <w:num w:numId="13">
+    <w:abstractNumId w:val="14"/>
+  </w:num>
+  <w:num w:numId="14">
     <w:abstractNumId w:val="11"/>
   </w:num>
-  <w:num w:numId="11">
-    <w:abstractNumId w:val="8"/>
+  <w:num w:numId="15">
+    <w:abstractNumId w:val="16"/>
   </w:num>
-  <w:num w:numId="12">
+  <w:num w:numId="16">
     <w:abstractNumId w:val="5"/>
   </w:num>
-  <w:num w:numId="13">
-    <w:abstractNumId w:val="10"/>
+  <w:num w:numId="17">
+    <w:abstractNumId w:val="9"/>
   </w:num>
-  <w:num w:numId="14">
+  <w:num w:numId="18">
+    <w:abstractNumId w:val="17"/>
+  </w:num>
+  <w:num w:numId="19">
     <w:abstractNumId w:val="7"/>
   </w:num>
-  <w:num w:numId="15">
-    <w:abstractNumId w:val="12"/>
+  <w:num w:numId="20">
+    <w:abstractNumId w:val="19"/>
+  </w:num>
+  <w:num w:numId="21">
+    <w:abstractNumId w:val="6"/>
   </w:num>
 </w:numbering>
 </file>
@@ -4399,10 +8383,29 @@
       <w:widowControl w:val="0"/>
     </w:pPr>
   </w:style>
+  <w:style w:type="paragraph" w:styleId="4">
+    <w:name w:val="heading 4"/>
+    <w:basedOn w:val="a"/>
+    <w:link w:val="40"/>
+    <w:uiPriority w:val="9"/>
+    <w:qFormat/>
+    <w:rsid w:val="0010527A"/>
+    <w:pPr>
+      <w:widowControl/>
+      <w:spacing w:before="100" w:beforeAutospacing="1" w:after="100" w:afterAutospacing="1"/>
+      <w:outlineLvl w:val="3"/>
+    </w:pPr>
+    <w:rPr>
+      <w:rFonts w:ascii="新細明體" w:eastAsia="新細明體" w:hAnsi="新細明體" w:cs="新細明體"/>
+      <w:b/>
+      <w:bCs/>
+      <w:kern w:val="0"/>
+      <w:szCs w:val="24"/>
+    </w:rPr>
+  </w:style>
   <w:style w:type="character" w:default="1" w:styleId="a0">
     <w:name w:val="Default Paragraph Font"/>
     <w:uiPriority w:val="1"/>
-    <w:semiHidden/>
     <w:unhideWhenUsed/>
   </w:style>
   <w:style w:type="table" w:default="1" w:styleId="a1">
@@ -4517,6 +8520,94 @@
     <w:rPr>
       <w:color w:val="605E5C"/>
       <w:shd w:val="clear" w:color="auto" w:fill="E1DFDD"/>
+    </w:rPr>
+  </w:style>
+  <w:style w:type="paragraph" w:customStyle="1" w:styleId="EndNoteBibliographyTitle">
+    <w:name w:val="EndNote Bibliography Title"/>
+    <w:basedOn w:val="a"/>
+    <w:link w:val="EndNoteBibliographyTitle0"/>
+    <w:rsid w:val="007E1AA8"/>
+    <w:pPr>
+      <w:jc w:val="center"/>
+    </w:pPr>
+    <w:rPr>
+      <w:rFonts w:ascii="Calibri" w:hAnsi="Calibri" w:cs="Calibri"/>
+      <w:noProof/>
+    </w:rPr>
+  </w:style>
+  <w:style w:type="character" w:customStyle="1" w:styleId="EndNoteBibliographyTitle0">
+    <w:name w:val="EndNote Bibliography Title 字元"/>
+    <w:basedOn w:val="a0"/>
+    <w:link w:val="EndNoteBibliographyTitle"/>
+    <w:rsid w:val="007E1AA8"/>
+    <w:rPr>
+      <w:rFonts w:ascii="Calibri" w:hAnsi="Calibri" w:cs="Calibri"/>
+      <w:noProof/>
+    </w:rPr>
+  </w:style>
+  <w:style w:type="paragraph" w:customStyle="1" w:styleId="EndNoteBibliography">
+    <w:name w:val="EndNote Bibliography"/>
+    <w:basedOn w:val="a"/>
+    <w:link w:val="EndNoteBibliography0"/>
+    <w:rsid w:val="007E1AA8"/>
+    <w:rPr>
+      <w:rFonts w:ascii="Calibri" w:hAnsi="Calibri" w:cs="Calibri"/>
+      <w:noProof/>
+    </w:rPr>
+  </w:style>
+  <w:style w:type="character" w:customStyle="1" w:styleId="EndNoteBibliography0">
+    <w:name w:val="EndNote Bibliography 字元"/>
+    <w:basedOn w:val="a0"/>
+    <w:link w:val="EndNoteBibliography"/>
+    <w:rsid w:val="007E1AA8"/>
+    <w:rPr>
+      <w:rFonts w:ascii="Calibri" w:hAnsi="Calibri" w:cs="Calibri"/>
+      <w:noProof/>
+    </w:rPr>
+  </w:style>
+  <w:style w:type="character" w:customStyle="1" w:styleId="40">
+    <w:name w:val="標題 4 字元"/>
+    <w:basedOn w:val="a0"/>
+    <w:link w:val="4"/>
+    <w:uiPriority w:val="9"/>
+    <w:rsid w:val="0010527A"/>
+    <w:rPr>
+      <w:rFonts w:ascii="新細明體" w:eastAsia="新細明體" w:hAnsi="新細明體" w:cs="新細明體"/>
+      <w:b/>
+      <w:bCs/>
+      <w:kern w:val="0"/>
+      <w:szCs w:val="24"/>
+    </w:rPr>
+  </w:style>
+  <w:style w:type="paragraph" w:customStyle="1" w:styleId="part">
+    <w:name w:val="part"/>
+    <w:basedOn w:val="a"/>
+    <w:rsid w:val="0010527A"/>
+    <w:pPr>
+      <w:widowControl/>
+      <w:spacing w:before="100" w:beforeAutospacing="1" w:after="100" w:afterAutospacing="1"/>
+    </w:pPr>
+    <w:rPr>
+      <w:rFonts w:ascii="新細明體" w:eastAsia="新細明體" w:hAnsi="新細明體" w:cs="新細明體"/>
+      <w:kern w:val="0"/>
+      <w:szCs w:val="24"/>
+    </w:rPr>
+  </w:style>
+  <w:style w:type="paragraph" w:styleId="Web">
+    <w:name w:val="Normal (Web)"/>
+    <w:basedOn w:val="a"/>
+    <w:uiPriority w:val="99"/>
+    <w:semiHidden/>
+    <w:unhideWhenUsed/>
+    <w:rsid w:val="0010527A"/>
+    <w:pPr>
+      <w:widowControl/>
+      <w:spacing w:before="100" w:beforeAutospacing="1" w:after="100" w:afterAutospacing="1"/>
+    </w:pPr>
+    <w:rPr>
+      <w:rFonts w:ascii="新細明體" w:eastAsia="新細明體" w:hAnsi="新細明體" w:cs="新細明體"/>
+      <w:kern w:val="0"/>
+      <w:szCs w:val="24"/>
     </w:rPr>
   </w:style>
 </w:styles>
@@ -4815,4 +8906,16 @@
     </a:ext>
   </a:extLst>
 </a:theme>
+</file>
+
+<file path=customXml/item1.xml><?xml version="1.0" encoding="utf-8"?>
+<b:Sources xmlns:b="http://schemas.openxmlformats.org/officeDocument/2006/bibliography" xmlns="http://schemas.openxmlformats.org/officeDocument/2006/bibliography" SelectedStyle="\APASixthEditionOfficeOnline.xsl" StyleName="APA" Version="6"/>
+</file>
+
+<file path=customXml/itemProps1.xml><?xml version="1.0" encoding="utf-8"?>
+<ds:datastoreItem xmlns:ds="http://schemas.openxmlformats.org/officeDocument/2006/customXml" ds:itemID="{2C0870A5-5A73-4DD7-8FD9-2031E1E2F9F7}">
+  <ds:schemaRefs>
+    <ds:schemaRef ds:uri="http://schemas.openxmlformats.org/officeDocument/2006/bibliography"/>
+  </ds:schemaRefs>
+</ds:datastoreItem>
 </file>
--- a/國科會大專生計畫.docx
+++ b/國科會大專生計畫.docx
@@ -381,21 +381,7 @@
         <w:rPr>
           <w:rFonts w:ascii="Times New Roman" w:eastAsia="標楷體" w:hAnsi="Times New Roman" w:cs="Times New Roman"/>
         </w:rPr>
-        <w:t>於醫療輔助情境中的安全應用與信任機制提供</w:t>
-      </w:r>
-      <w:proofErr w:type="gramStart"/>
-      <w:r>
-        <w:rPr>
-          <w:rFonts w:ascii="Times New Roman" w:eastAsia="標楷體" w:hAnsi="Times New Roman" w:cs="Times New Roman"/>
-        </w:rPr>
-        <w:t>一</w:t>
-      </w:r>
-      <w:proofErr w:type="gramEnd"/>
-      <w:r>
-        <w:rPr>
-          <w:rFonts w:ascii="Times New Roman" w:eastAsia="標楷體" w:hAnsi="Times New Roman" w:cs="Times New Roman"/>
-        </w:rPr>
-        <w:t>具體實作範例。</w:t>
+        <w:t>於醫療輔助情境中的安全應用與信任機制提供一具體實作範例。</w:t>
       </w:r>
     </w:p>
     <w:p>
@@ -730,19 +716,11 @@
         </w:rPr>
         <w:t>(</w:t>
       </w:r>
-      <w:proofErr w:type="gramStart"/>
-      <w:r>
-        <w:rPr>
-          <w:rFonts w:ascii="Times New Roman" w:eastAsia="標楷體" w:hAnsi="Times New Roman" w:cs="Times New Roman"/>
-        </w:rPr>
-        <w:t>如翔評</w:t>
-      </w:r>
-      <w:proofErr w:type="gramEnd"/>
-      <w:r>
-        <w:rPr>
-          <w:rFonts w:ascii="Times New Roman" w:eastAsia="標楷體" w:hAnsi="Times New Roman" w:cs="Times New Roman"/>
-        </w:rPr>
-        <w:t>互動</w:t>
+      <w:r>
+        <w:rPr>
+          <w:rFonts w:ascii="Times New Roman" w:eastAsia="標楷體" w:hAnsi="Times New Roman" w:cs="Times New Roman"/>
+        </w:rPr>
+        <w:t>如翔評互動</w:t>
       </w:r>
       <w:r>
         <w:rPr>
@@ -1626,21 +1604,7 @@
         <w:rPr>
           <w:rFonts w:ascii="Times New Roman" w:eastAsia="標楷體" w:hAnsi="Times New Roman" w:cs="Times New Roman"/>
         </w:rPr>
-        <w:t>台灣高齡族群偏好以台語進行口語溝通，但現有系統多側重文字，缺乏精</w:t>
-      </w:r>
-      <w:proofErr w:type="gramStart"/>
-      <w:r>
-        <w:rPr>
-          <w:rFonts w:ascii="Times New Roman" w:eastAsia="標楷體" w:hAnsi="Times New Roman" w:cs="Times New Roman"/>
-        </w:rPr>
-        <w:t>準</w:t>
-      </w:r>
-      <w:proofErr w:type="gramEnd"/>
-      <w:r>
-        <w:rPr>
-          <w:rFonts w:ascii="Times New Roman" w:eastAsia="標楷體" w:hAnsi="Times New Roman" w:cs="Times New Roman"/>
-        </w:rPr>
-        <w:t>的台語語音辨識</w:t>
+        <w:t>台灣高齡族群偏好以台語進行口語溝通，但現有系統多側重文字，缺乏精準的台語語音辨識</w:t>
       </w:r>
       <w:r>
         <w:rPr>
@@ -1739,21 +1703,7 @@
         <w:rPr>
           <w:rFonts w:ascii="Times New Roman" w:eastAsia="標楷體" w:hAnsi="Times New Roman" w:cs="Times New Roman"/>
         </w:rPr>
-        <w:t>之間切換以尋找診所或比對掛號資訊，缺乏「一站式」的醫療整合服務。現有系統往往無法有效</w:t>
-      </w:r>
-      <w:proofErr w:type="gramStart"/>
-      <w:r>
-        <w:rPr>
-          <w:rFonts w:ascii="Times New Roman" w:eastAsia="標楷體" w:hAnsi="Times New Roman" w:cs="Times New Roman"/>
-        </w:rPr>
-        <w:t>串聯線上諮詢</w:t>
-      </w:r>
-      <w:proofErr w:type="gramEnd"/>
-      <w:r>
-        <w:rPr>
-          <w:rFonts w:ascii="Times New Roman" w:eastAsia="標楷體" w:hAnsi="Times New Roman" w:cs="Times New Roman"/>
-        </w:rPr>
-        <w:t>與線下實體醫療</w:t>
+        <w:t>之間切換以尋找診所或比對掛號資訊，缺乏「一站式」的醫療整合服務。現有系統往往無法有效串聯線上諮詢與線下實體醫療</w:t>
       </w:r>
       <w:r>
         <w:rPr>
@@ -1882,21 +1832,7 @@
         <w:rPr>
           <w:rFonts w:ascii="Times New Roman" w:eastAsia="標楷體" w:hAnsi="Times New Roman" w:cs="Times New Roman"/>
         </w:rPr>
-        <w:t>的幻覺現象？並探討如何針對文字與影音等多模態內容，建立精</w:t>
-      </w:r>
-      <w:proofErr w:type="gramStart"/>
-      <w:r>
-        <w:rPr>
-          <w:rFonts w:ascii="Times New Roman" w:eastAsia="標楷體" w:hAnsi="Times New Roman" w:cs="Times New Roman"/>
-        </w:rPr>
-        <w:t>準</w:t>
-      </w:r>
-      <w:proofErr w:type="gramEnd"/>
-      <w:r>
-        <w:rPr>
-          <w:rFonts w:ascii="Times New Roman" w:eastAsia="標楷體" w:hAnsi="Times New Roman" w:cs="Times New Roman"/>
-        </w:rPr>
-        <w:t>的醫療資訊真偽判斷框架？</w:t>
+        <w:t>的幻覺現象？並探討如何針對文字與影音等多模態內容，建立精準的醫療資訊真偽判斷框架？</w:t>
       </w:r>
     </w:p>
     <w:p>
@@ -1952,35 +1888,7 @@
         <w:rPr>
           <w:rFonts w:ascii="Times New Roman" w:eastAsia="標楷體" w:hAnsi="Times New Roman" w:cs="Times New Roman"/>
         </w:rPr>
-        <w:t>等在地化語言模型，實現精</w:t>
-      </w:r>
-      <w:proofErr w:type="gramStart"/>
-      <w:r>
-        <w:rPr>
-          <w:rFonts w:ascii="Times New Roman" w:eastAsia="標楷體" w:hAnsi="Times New Roman" w:cs="Times New Roman"/>
-        </w:rPr>
-        <w:t>準</w:t>
-      </w:r>
-      <w:proofErr w:type="gramEnd"/>
-      <w:r>
-        <w:rPr>
-          <w:rFonts w:ascii="Times New Roman" w:eastAsia="標楷體" w:hAnsi="Times New Roman" w:cs="Times New Roman"/>
-        </w:rPr>
-        <w:t>的台語語音諮詢服務？並研究將影音內容自動轉化為可分析</w:t>
-      </w:r>
-      <w:proofErr w:type="gramStart"/>
-      <w:r>
-        <w:rPr>
-          <w:rFonts w:ascii="Times New Roman" w:eastAsia="標楷體" w:hAnsi="Times New Roman" w:cs="Times New Roman"/>
-        </w:rPr>
-        <w:t>逐字稿的</w:t>
-      </w:r>
-      <w:proofErr w:type="gramEnd"/>
-      <w:r>
-        <w:rPr>
-          <w:rFonts w:ascii="Times New Roman" w:eastAsia="標楷體" w:hAnsi="Times New Roman" w:cs="Times New Roman"/>
-        </w:rPr>
-        <w:t>演算法，以優化高齡者的互動體驗？</w:t>
+        <w:t>等在地化語言模型，實現精準的台語語音諮詢服務？並研究將影音內容自動轉化為可分析逐字稿的演算法，以優化高齡者的互動體驗？</w:t>
       </w:r>
     </w:p>
     <w:p>
@@ -2112,21 +2020,7 @@
         <w:rPr>
           <w:rFonts w:ascii="Times New Roman" w:eastAsia="標楷體" w:hAnsi="Times New Roman" w:cs="Times New Roman"/>
         </w:rPr>
-        <w:t>如診所距離、醫師專長、</w:t>
-      </w:r>
-      <w:proofErr w:type="gramStart"/>
-      <w:r>
-        <w:rPr>
-          <w:rFonts w:ascii="Times New Roman" w:eastAsia="標楷體" w:hAnsi="Times New Roman" w:cs="Times New Roman"/>
-        </w:rPr>
-        <w:t>即時診</w:t>
-      </w:r>
-      <w:proofErr w:type="gramEnd"/>
-      <w:r>
-        <w:rPr>
-          <w:rFonts w:ascii="Times New Roman" w:eastAsia="標楷體" w:hAnsi="Times New Roman" w:cs="Times New Roman"/>
-        </w:rPr>
-        <w:t>量</w:t>
+        <w:t>如診所距離、醫師專長、即時診量</w:t>
       </w:r>
       <w:r>
         <w:rPr>
@@ -2188,35 +2082,7 @@
         <w:rPr>
           <w:rFonts w:ascii="Times New Roman" w:eastAsia="標楷體" w:hAnsi="Times New Roman" w:cs="Times New Roman"/>
         </w:rPr>
-        <w:t>如何設計安全的「家庭帳號連結」功能，使照護者能在尊重被照護者隱私的前提下，掌握長輩的健康查詢紀錄</w:t>
-      </w:r>
-      <w:proofErr w:type="gramStart"/>
-      <w:r>
-        <w:rPr>
-          <w:rFonts w:ascii="Times New Roman" w:eastAsia="標楷體" w:hAnsi="Times New Roman" w:cs="Times New Roman"/>
-        </w:rPr>
-        <w:t>與約診狀態</w:t>
-      </w:r>
-      <w:proofErr w:type="gramEnd"/>
-      <w:r>
-        <w:rPr>
-          <w:rFonts w:ascii="Times New Roman" w:eastAsia="標楷體" w:hAnsi="Times New Roman" w:cs="Times New Roman"/>
-        </w:rPr>
-        <w:t>，進而達成預防醫療與</w:t>
-      </w:r>
-      <w:proofErr w:type="gramStart"/>
-      <w:r>
-        <w:rPr>
-          <w:rFonts w:ascii="Times New Roman" w:eastAsia="標楷體" w:hAnsi="Times New Roman" w:cs="Times New Roman"/>
-        </w:rPr>
-        <w:t>遠距照護</w:t>
-      </w:r>
-      <w:proofErr w:type="gramEnd"/>
-      <w:r>
-        <w:rPr>
-          <w:rFonts w:ascii="Times New Roman" w:eastAsia="標楷體" w:hAnsi="Times New Roman" w:cs="Times New Roman"/>
-        </w:rPr>
-        <w:t>的協同效果。</w:t>
+        <w:t>如何設計安全的「家庭帳號連結」功能，使照護者能在尊重被照護者隱私的前提下，掌握長輩的健康查詢紀錄與約診狀態，進而達成預防醫療與遠距照護的協同效果。</w:t>
       </w:r>
     </w:p>
     <w:p>
@@ -2344,21 +2210,7 @@
         <w:rPr>
           <w:rFonts w:ascii="Times New Roman" w:eastAsia="標楷體" w:hAnsi="Times New Roman" w:cs="Times New Roman"/>
         </w:rPr>
-        <w:t>提出一種基於生物識別之三因子驗證與金</w:t>
-      </w:r>
-      <w:proofErr w:type="gramStart"/>
-      <w:r>
-        <w:rPr>
-          <w:rFonts w:ascii="Times New Roman" w:eastAsia="標楷體" w:hAnsi="Times New Roman" w:cs="Times New Roman"/>
-        </w:rPr>
-        <w:t>鑰</w:t>
-      </w:r>
-      <w:proofErr w:type="gramEnd"/>
-      <w:r>
-        <w:rPr>
-          <w:rFonts w:ascii="Times New Roman" w:eastAsia="標楷體" w:hAnsi="Times New Roman" w:cs="Times New Roman"/>
-        </w:rPr>
-        <w:t>協議</w:t>
+        <w:t>提出一種基於生物識別之三因子驗證與金鑰協議</w:t>
       </w:r>
       <w:r>
         <w:rPr>
@@ -2402,14 +2254,12 @@
         </w:rPr>
         <w:t>(</w:t>
       </w:r>
-      <w:proofErr w:type="spellStart"/>
       <w:r>
         <w:rPr>
           <w:rFonts w:ascii="Times New Roman" w:eastAsia="標楷體" w:hAnsi="Times New Roman" w:cs="Times New Roman"/>
         </w:rPr>
         <w:t>untraceability</w:t>
       </w:r>
-      <w:proofErr w:type="spellEnd"/>
       <w:r>
         <w:rPr>
           <w:rFonts w:ascii="Times New Roman" w:eastAsia="標楷體" w:hAnsi="Times New Roman" w:cs="Times New Roman"/>
@@ -2450,21 +2300,7 @@
         <w:rPr>
           <w:rFonts w:ascii="Times New Roman" w:eastAsia="標楷體" w:hAnsi="Times New Roman" w:cs="Times New Roman"/>
         </w:rPr>
-        <w:t xml:space="preserve"> Diffie</w:t>
-      </w:r>
-      <w:proofErr w:type="gramStart"/>
-      <w:r>
-        <w:rPr>
-          <w:rFonts w:ascii="Times New Roman" w:eastAsia="標楷體" w:hAnsi="Times New Roman" w:cs="Times New Roman"/>
-        </w:rPr>
-        <w:t>–</w:t>
-      </w:r>
-      <w:proofErr w:type="gramEnd"/>
-      <w:r>
-        <w:rPr>
-          <w:rFonts w:ascii="Times New Roman" w:eastAsia="標楷體" w:hAnsi="Times New Roman" w:cs="Times New Roman"/>
-        </w:rPr>
-        <w:t>Hellman</w:t>
+        <w:t xml:space="preserve"> Diffie–Hellman</w:t>
       </w:r>
       <w:r>
         <w:rPr>
@@ -2476,21 +2312,7 @@
         <w:rPr>
           <w:rFonts w:ascii="Times New Roman" w:eastAsia="標楷體" w:hAnsi="Times New Roman" w:cs="Times New Roman"/>
         </w:rPr>
-        <w:t>Elliptic Curve Computational Diffie</w:t>
-      </w:r>
-      <w:proofErr w:type="gramStart"/>
-      <w:r>
-        <w:rPr>
-          <w:rFonts w:ascii="Times New Roman" w:eastAsia="標楷體" w:hAnsi="Times New Roman" w:cs="Times New Roman"/>
-        </w:rPr>
-        <w:t>–</w:t>
-      </w:r>
-      <w:proofErr w:type="gramEnd"/>
-      <w:r>
-        <w:rPr>
-          <w:rFonts w:ascii="Times New Roman" w:eastAsia="標楷體" w:hAnsi="Times New Roman" w:cs="Times New Roman"/>
-        </w:rPr>
-        <w:t>Hellman, ECCDH</w:t>
+        <w:t>Elliptic Curve Computational Diffie–Hellman, ECCDH</w:t>
       </w:r>
       <w:r>
         <w:rPr>
@@ -2526,49 +2348,7 @@
         <w:rPr>
           <w:rFonts w:ascii="Times New Roman" w:eastAsia="標楷體" w:hAnsi="Times New Roman" w:cs="Times New Roman"/>
         </w:rPr>
-        <w:t>機制，以處理生物特徵資料中的雜訊並生成高強度金</w:t>
-      </w:r>
-      <w:proofErr w:type="gramStart"/>
-      <w:r>
-        <w:rPr>
-          <w:rFonts w:ascii="Times New Roman" w:eastAsia="標楷體" w:hAnsi="Times New Roman" w:cs="Times New Roman"/>
-        </w:rPr>
-        <w:t>鑰</w:t>
-      </w:r>
-      <w:proofErr w:type="gramEnd"/>
-      <w:r>
-        <w:rPr>
-          <w:rFonts w:ascii="Times New Roman" w:eastAsia="標楷體" w:hAnsi="Times New Roman" w:cs="Times New Roman"/>
-        </w:rPr>
-        <w:t>，從而有效抵禦冒充攻擊</w:t>
-      </w:r>
-      <w:proofErr w:type="gramStart"/>
-      <w:r>
-        <w:rPr>
-          <w:rFonts w:ascii="Times New Roman" w:eastAsia="標楷體" w:hAnsi="Times New Roman" w:cs="Times New Roman"/>
-        </w:rPr>
-        <w:t>與重放攻擊</w:t>
-      </w:r>
-      <w:proofErr w:type="gramEnd"/>
-      <w:r>
-        <w:rPr>
-          <w:rFonts w:ascii="Times New Roman" w:eastAsia="標楷體" w:hAnsi="Times New Roman" w:cs="Times New Roman"/>
-        </w:rPr>
-        <w:t>等常見威脅。本系統於「家庭帳號連結」功能之設計中，即可借</w:t>
-      </w:r>
-      <w:proofErr w:type="gramStart"/>
-      <w:r>
-        <w:rPr>
-          <w:rFonts w:ascii="Times New Roman" w:eastAsia="標楷體" w:hAnsi="Times New Roman" w:cs="Times New Roman"/>
-        </w:rPr>
-        <w:t>鑑</w:t>
-      </w:r>
-      <w:proofErr w:type="gramEnd"/>
-      <w:r>
-        <w:rPr>
-          <w:rFonts w:ascii="Times New Roman" w:eastAsia="標楷體" w:hAnsi="Times New Roman" w:cs="Times New Roman"/>
-        </w:rPr>
-        <w:t>該三因子識別機制，以提升使用者隱私保護與整體資訊安全性。</w:t>
+        <w:t>機制，以處理生物特徵資料中的雜訊並生成高強度金鑰，從而有效抵禦冒充攻擊與重放攻擊等常見威脅。本系統於「家庭帳號連結」功能之設計中，即可借鑑該三因子識別機制，以提升使用者隱私保護與整體資訊安全性。</w:t>
       </w:r>
     </w:p>
     <w:p>
@@ -2757,21 +2537,7 @@
         <w:rPr>
           <w:rFonts w:ascii="Times New Roman" w:eastAsia="標楷體" w:hAnsi="Times New Roman" w:cs="Times New Roman"/>
         </w:rPr>
-        <w:t>可作為臨床輔助工具，協助將</w:t>
-      </w:r>
-      <w:proofErr w:type="gramStart"/>
-      <w:r>
-        <w:rPr>
-          <w:rFonts w:ascii="Times New Roman" w:eastAsia="標楷體" w:hAnsi="Times New Roman" w:cs="Times New Roman"/>
-        </w:rPr>
-        <w:t>醫</w:t>
-      </w:r>
-      <w:proofErr w:type="gramEnd"/>
-      <w:r>
-        <w:rPr>
-          <w:rFonts w:ascii="Times New Roman" w:eastAsia="標楷體" w:hAnsi="Times New Roman" w:cs="Times New Roman"/>
-        </w:rPr>
-        <w:t>病互動內容轉換為結構化且標準化之電子健康紀錄</w:t>
+        <w:t>可作為臨床輔助工具，協助將醫病互動內容轉換為結構化且標準化之電子健康紀錄</w:t>
       </w:r>
       <w:r>
         <w:rPr>
@@ -2795,21 +2561,7 @@
         <w:rPr>
           <w:rFonts w:ascii="Times New Roman" w:eastAsia="標楷體" w:hAnsi="Times New Roman" w:cs="Times New Roman"/>
         </w:rPr>
-        <w:t>，有效降低醫護人員在文書處理上的負擔。</w:t>
-      </w:r>
-      <w:proofErr w:type="gramStart"/>
-      <w:r>
-        <w:rPr>
-          <w:rFonts w:ascii="Times New Roman" w:eastAsia="標楷體" w:hAnsi="Times New Roman" w:cs="Times New Roman"/>
-        </w:rPr>
-        <w:t>此外，</w:t>
-      </w:r>
-      <w:proofErr w:type="gramEnd"/>
-      <w:r>
-        <w:rPr>
-          <w:rFonts w:ascii="Times New Roman" w:eastAsia="標楷體" w:hAnsi="Times New Roman" w:cs="Times New Roman"/>
-        </w:rPr>
-        <w:t>在患者衛教與醫療溝通方面，生成式</w:t>
+        <w:t>，有效降低醫護人員在文書處理上的負擔。此外，在患者衛教與醫療溝通方面，生成式</w:t>
       </w:r>
       <w:r>
         <w:rPr>
@@ -2993,21 +2745,7 @@
         <w:rPr>
           <w:rFonts w:ascii="Times New Roman" w:eastAsia="標楷體" w:hAnsi="Times New Roman" w:cs="Times New Roman"/>
         </w:rPr>
-        <w:t>指出，由於生成式模型本質上缺乏對真實世界與醫療責任之理解，若未經適當查核即直接向使用者提供建議，可能對病人健康與醫療決策造成嚴重影響。</w:t>
-      </w:r>
-      <w:proofErr w:type="gramStart"/>
-      <w:r>
-        <w:rPr>
-          <w:rFonts w:ascii="Times New Roman" w:eastAsia="標楷體" w:hAnsi="Times New Roman" w:cs="Times New Roman"/>
-        </w:rPr>
-        <w:t>此外，</w:t>
-      </w:r>
-      <w:proofErr w:type="gramEnd"/>
-      <w:r>
-        <w:rPr>
-          <w:rFonts w:ascii="Times New Roman" w:eastAsia="標楷體" w:hAnsi="Times New Roman" w:cs="Times New Roman"/>
-        </w:rPr>
-        <w:t>數據偏見</w:t>
+        <w:t>指出，由於生成式模型本質上缺乏對真實世界與醫療責任之理解，若未經適當查核即直接向使用者提供建議，可能對病人健康與醫療決策造成嚴重影響。此外，數據偏見</w:t>
       </w:r>
       <w:r>
         <w:rPr>
@@ -3137,35 +2875,7 @@
         <w:rPr>
           <w:rFonts w:ascii="Times New Roman" w:eastAsia="標楷體" w:hAnsi="Times New Roman" w:cs="Times New Roman"/>
         </w:rPr>
-        <w:t>,</w:t>
-      </w:r>
-      <w:proofErr w:type="spellStart"/>
-      <w:r>
-        <w:rPr>
-          <w:rFonts w:ascii="Times New Roman" w:eastAsia="標楷體" w:hAnsi="Times New Roman" w:cs="Times New Roman"/>
-        </w:rPr>
-        <w:t>Oprea</w:t>
-      </w:r>
-      <w:proofErr w:type="spellEnd"/>
-      <w:r>
-        <w:rPr>
-          <w:rFonts w:ascii="Times New Roman" w:eastAsia="標楷體" w:hAnsi="Times New Roman" w:cs="Times New Roman"/>
-        </w:rPr>
-        <w:t xml:space="preserve"> and </w:t>
-      </w:r>
-      <w:proofErr w:type="spellStart"/>
-      <w:r>
-        <w:rPr>
-          <w:rFonts w:ascii="Times New Roman" w:eastAsia="標楷體" w:hAnsi="Times New Roman" w:cs="Times New Roman"/>
-        </w:rPr>
-        <w:t>Bâra</w:t>
-      </w:r>
-      <w:proofErr w:type="spellEnd"/>
-      <w:r>
-        <w:rPr>
-          <w:rFonts w:ascii="Times New Roman" w:eastAsia="標楷體" w:hAnsi="Times New Roman" w:cs="Times New Roman"/>
-        </w:rPr>
-        <w:t xml:space="preserve"> </w:t>
+        <w:t xml:space="preserve">,Oprea and Bâra </w:t>
       </w:r>
       <w:r>
         <w:rPr>
@@ -3451,19 +3161,11 @@
           <w:rFonts w:ascii="Times New Roman" w:eastAsia="標楷體" w:hAnsi="Times New Roman" w:cs="Times New Roman"/>
         </w:rPr>
       </w:pPr>
-      <w:proofErr w:type="gramStart"/>
-      <w:r>
-        <w:rPr>
-          <w:rFonts w:ascii="Times New Roman" w:eastAsia="標楷體" w:hAnsi="Times New Roman" w:cs="Times New Roman"/>
-        </w:rPr>
-        <w:t>此外，</w:t>
-      </w:r>
-      <w:proofErr w:type="gramEnd"/>
-      <w:r>
-        <w:rPr>
-          <w:rFonts w:ascii="Times New Roman" w:eastAsia="標楷體" w:hAnsi="Times New Roman" w:cs="Times New Roman"/>
-        </w:rPr>
-        <w:t>文獻</w:t>
+      <w:r>
+        <w:rPr>
+          <w:rFonts w:ascii="Times New Roman" w:eastAsia="標楷體" w:hAnsi="Times New Roman" w:cs="Times New Roman"/>
+        </w:rPr>
+        <w:t>此外，文獻</w:t>
       </w:r>
       <w:r>
         <w:rPr>
@@ -3512,16 +3214,8 @@
         <w:rPr>
           <w:rFonts w:ascii="Times New Roman" w:eastAsia="標楷體" w:hAnsi="Times New Roman" w:cs="Times New Roman"/>
         </w:rPr>
-        <w:t xml:space="preserve"> </w:t>
-      </w:r>
-      <w:proofErr w:type="spellStart"/>
-      <w:r>
-        <w:rPr>
-          <w:rFonts w:ascii="Times New Roman" w:eastAsia="標楷體" w:hAnsi="Times New Roman" w:cs="Times New Roman"/>
-        </w:rPr>
-        <w:t>HyDE</w:t>
-      </w:r>
-      <w:proofErr w:type="spellEnd"/>
+        <w:t xml:space="preserve"> HyDE</w:t>
+      </w:r>
       <w:r>
         <w:rPr>
           <w:rFonts w:ascii="Times New Roman" w:eastAsia="標楷體" w:hAnsi="Times New Roman" w:cs="Times New Roman"/>
@@ -3613,21 +3307,7 @@
         <w:rPr>
           <w:rFonts w:ascii="Times New Roman" w:eastAsia="標楷體" w:hAnsi="Times New Roman" w:cs="Times New Roman"/>
         </w:rPr>
-        <w:t>醫療在中文</w:t>
-      </w:r>
-      <w:proofErr w:type="gramStart"/>
-      <w:r>
-        <w:rPr>
-          <w:rFonts w:ascii="Times New Roman" w:eastAsia="標楷體" w:hAnsi="Times New Roman" w:cs="Times New Roman"/>
-        </w:rPr>
-        <w:t>語境下的</w:t>
-      </w:r>
-      <w:proofErr w:type="gramEnd"/>
-      <w:r>
-        <w:rPr>
-          <w:rFonts w:ascii="Times New Roman" w:eastAsia="標楷體" w:hAnsi="Times New Roman" w:cs="Times New Roman"/>
-        </w:rPr>
-        <w:t>表現，由於目前中文醫療闢謠資料相對不足，因此該研究</w:t>
+        <w:t>醫療在中文語境下的表現，由於目前中文醫療闢謠資料相對不足，因此該研究</w:t>
       </w:r>
       <w:r>
         <w:rPr>
@@ -3871,13 +3551,13 @@
         <mc:AlternateContent>
           <mc:Choice Requires="wps">
             <w:drawing>
-              <wp:anchor distT="45720" distB="45720" distL="114300" distR="114300" simplePos="0" relativeHeight="251659264" behindDoc="0" locked="0" layoutInCell="1" allowOverlap="1" wp14:anchorId="22B2635E" wp14:editId="48D86CA2">
+              <wp:anchor distT="45720" distB="45720" distL="114300" distR="114300" simplePos="0" relativeHeight="251659264" behindDoc="0" locked="0" layoutInCell="1" allowOverlap="1" wp14:anchorId="22B2635E" wp14:editId="04F29E24">
                 <wp:simplePos x="0" y="0"/>
                 <wp:positionH relativeFrom="column">
-                  <wp:posOffset>3187192</wp:posOffset>
+                  <wp:posOffset>3399205</wp:posOffset>
                 </wp:positionH>
                 <wp:positionV relativeFrom="paragraph">
-                  <wp:posOffset>0</wp:posOffset>
+                  <wp:posOffset>7315</wp:posOffset>
                 </wp:positionV>
                 <wp:extent cx="2209165" cy="3533775"/>
                 <wp:effectExtent l="0" t="0" r="19685" b="28575"/>
@@ -4025,7 +3705,7 @@
                 <v:stroke joinstyle="miter"/>
                 <v:path gradientshapeok="t" o:connecttype="rect"/>
               </v:shapetype>
-              <v:shape id="文字方塊 2" o:spid="_x0000_s1026" type="#_x0000_t202" style="position:absolute;left:0;text-align:left;margin-left:250.95pt;margin-top:0;width:173.95pt;height:278.25pt;z-index:251659264;visibility:visible;mso-wrap-style:square;mso-width-percent:0;mso-height-percent:0;mso-wrap-distance-left:9pt;mso-wrap-distance-top:3.6pt;mso-wrap-distance-right:9pt;mso-wrap-distance-bottom:3.6pt;mso-position-horizontal:absolute;mso-position-horizontal-relative:text;mso-position-vertical:absolute;mso-position-vertical-relative:text;mso-width-percent:0;mso-height-percent:0;mso-width-relative:margin;mso-height-relative:margin;v-text-anchor:top" o:gfxdata="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">
+              <v:shape id="文字方塊 2" o:spid="_x0000_s1026" type="#_x0000_t202" style="position:absolute;left:0;text-align:left;margin-left:267.65pt;margin-top:.6pt;width:173.95pt;height:278.25pt;z-index:251659264;visibility:visible;mso-wrap-style:square;mso-width-percent:0;mso-height-percent:0;mso-wrap-distance-left:9pt;mso-wrap-distance-top:3.6pt;mso-wrap-distance-right:9pt;mso-wrap-distance-bottom:3.6pt;mso-position-horizontal:absolute;mso-position-horizontal-relative:text;mso-position-vertical:absolute;mso-position-vertical-relative:text;mso-width-percent:0;mso-height-percent:0;mso-width-relative:margin;mso-height-relative:margin;v-text-anchor:top" o:gfxdata="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">
                 <v:textbox>
                   <w:txbxContent>
                     <w:p>
@@ -4128,21 +3808,7 @@
         <w:rPr>
           <w:rFonts w:ascii="Times New Roman" w:eastAsia="標楷體" w:hAnsi="Times New Roman" w:cs="Times New Roman"/>
         </w:rPr>
-        <w:t>應用上可借</w:t>
-      </w:r>
-      <w:proofErr w:type="gramStart"/>
-      <w:r>
-        <w:rPr>
-          <w:rFonts w:ascii="Times New Roman" w:eastAsia="標楷體" w:hAnsi="Times New Roman" w:cs="Times New Roman"/>
-        </w:rPr>
-        <w:t>鑑</w:t>
-      </w:r>
-      <w:proofErr w:type="gramEnd"/>
-      <w:r>
-        <w:rPr>
-          <w:rFonts w:ascii="Times New Roman" w:eastAsia="標楷體" w:hAnsi="Times New Roman" w:cs="Times New Roman"/>
-        </w:rPr>
-        <w:t>以上研究之方法，提升系統可用性。</w:t>
+        <w:t>應用上可借鑑以上研究之方法，提升系統可用性。</w:t>
       </w:r>
     </w:p>
     <w:p>
@@ -4285,48 +3951,39 @@
       </w:r>
       <w:r>
         <w:rPr>
-          <w:rFonts w:ascii="Times New Roman" w:eastAsia="標楷體" w:hAnsi="Times New Roman" w:cs="Times New Roman" w:hint="eastAsia"/>
-          <w:color w:val="FF0000"/>
+          <w:rFonts w:ascii="Times New Roman" w:eastAsia="標楷體" w:hAnsi="Times New Roman" w:cs="Times New Roman"/>
+          <w:color w:val="000000" w:themeColor="text1"/>
+        </w:rPr>
+        <w:t>系統需求詳細說明請參見附件一</w:t>
+      </w:r>
+      <w:r>
+        <w:rPr>
+          <w:rFonts w:ascii="Times New Roman" w:eastAsia="標楷體" w:hAnsi="Times New Roman" w:cs="Times New Roman"/>
+          <w:color w:val="000000" w:themeColor="text1"/>
         </w:rPr>
         <w:t>(</w:t>
       </w:r>
       <w:r>
         <w:rPr>
-          <w:rFonts w:ascii="Times New Roman" w:eastAsia="標楷體" w:hAnsi="Times New Roman" w:cs="Times New Roman" w:hint="eastAsia"/>
-          <w:color w:val="FF0000"/>
-        </w:rPr>
-        <w:t>附件</w:t>
-      </w:r>
-      <w:r>
-        <w:rPr>
-          <w:rFonts w:ascii="Times New Roman" w:eastAsia="標楷體" w:hAnsi="Times New Roman" w:cs="Times New Roman" w:hint="eastAsia"/>
-          <w:color w:val="FF0000"/>
-        </w:rPr>
-        <w:t xml:space="preserve"> </w:t>
-      </w:r>
-      <w:r>
-        <w:rPr>
-          <w:rFonts w:ascii="Times New Roman" w:eastAsia="標楷體" w:hAnsi="Times New Roman" w:cs="Times New Roman" w:hint="eastAsia"/>
-          <w:color w:val="FF0000"/>
-        </w:rPr>
-        <w:t>需求</w:t>
-      </w:r>
-      <w:r>
-        <w:rPr>
-          <w:rFonts w:ascii="Times New Roman" w:eastAsia="標楷體" w:hAnsi="Times New Roman" w:cs="Times New Roman"/>
-          <w:color w:val="FF0000"/>
+          <w:rFonts w:ascii="Times New Roman" w:eastAsia="標楷體" w:hAnsi="Times New Roman" w:cs="Times New Roman"/>
+          <w:color w:val="000000" w:themeColor="text1"/>
+        </w:rPr>
+        <w:t>需求說明</w:t>
+      </w:r>
+      <w:r>
+        <w:rPr>
+          <w:rFonts w:ascii="Times New Roman" w:eastAsia="標楷體" w:hAnsi="Times New Roman" w:cs="Times New Roman"/>
+          <w:color w:val="000000" w:themeColor="text1"/>
         </w:rPr>
         <w:t>)</w:t>
       </w:r>
-    </w:p>
-    <w:p>
-      <w:pPr>
-        <w:ind w:firstLine="480"/>
-        <w:jc w:val="both"/>
-        <w:rPr>
-          <w:rFonts w:ascii="Times New Roman" w:eastAsia="標楷體" w:hAnsi="Times New Roman" w:cs="Times New Roman"/>
-        </w:rPr>
-      </w:pPr>
+      <w:r>
+        <w:rPr>
+          <w:rFonts w:ascii="Times New Roman" w:eastAsia="標楷體" w:hAnsi="Times New Roman" w:cs="Times New Roman"/>
+          <w:color w:val="000000" w:themeColor="text1"/>
+        </w:rPr>
+        <w:t>。</w:t>
+      </w:r>
     </w:p>
     <w:p>
       <w:pPr>
@@ -4398,6 +4055,42 @@
       </w:r>
       <w:r>
         <w:rPr>
+          <w:rFonts w:ascii="Times New Roman" w:eastAsia="標楷體" w:hAnsi="Times New Roman" w:cs="Times New Roman" w:hint="eastAsia"/>
+        </w:rPr>
+        <w:t>參見附件二</w:t>
+      </w:r>
+      <w:r>
+        <w:rPr>
+          <w:rFonts w:ascii="Times New Roman" w:eastAsia="標楷體" w:hAnsi="Times New Roman" w:cs="Times New Roman" w:hint="eastAsia"/>
+        </w:rPr>
+        <w:t xml:space="preserve"> C4 Mo</w:t>
+      </w:r>
+      <w:r>
+        <w:rPr>
+          <w:rFonts w:ascii="Times New Roman" w:eastAsia="標楷體" w:hAnsi="Times New Roman" w:cs="Times New Roman"/>
+        </w:rPr>
+        <w:t>del</w:t>
+      </w:r>
+      <w:r>
+        <w:rPr>
+          <w:rFonts w:ascii="Times New Roman" w:eastAsia="標楷體" w:hAnsi="Times New Roman" w:cs="Times New Roman"/>
+        </w:rPr>
+        <w:t>)</w:t>
+      </w:r>
+      <w:r>
+        <w:rPr>
+          <w:rFonts w:ascii="Times New Roman" w:eastAsia="標楷體" w:hAnsi="Times New Roman" w:cs="Times New Roman"/>
+        </w:rPr>
+        <w:t>，並繪製整體系統架構圖以輔助說明</w:t>
+      </w:r>
+      <w:r>
+        <w:rPr>
+          <w:rFonts w:ascii="Times New Roman" w:eastAsia="標楷體" w:hAnsi="Times New Roman" w:cs="Times New Roman"/>
+        </w:rPr>
+        <w:t>(</w:t>
+      </w:r>
+      <w:r>
+        <w:rPr>
           <w:rFonts w:ascii="Times New Roman" w:eastAsia="標楷體" w:hAnsi="Times New Roman" w:cs="Times New Roman"/>
         </w:rPr>
         <w:t>如圖</w:t>
@@ -4410,7 +4103,7 @@
       </w:r>
       <w:r>
         <w:rPr>
-          <w:rFonts w:ascii="Times New Roman" w:eastAsia="標楷體" w:hAnsi="Times New Roman" w:cs="Times New Roman"/>
+          <w:rFonts w:ascii="Times New Roman" w:eastAsia="標楷體" w:hAnsi="Times New Roman" w:cs="Times New Roman" w:hint="eastAsia"/>
         </w:rPr>
         <w:t>2</w:t>
       </w:r>
@@ -4424,7 +4117,7 @@
         <w:rPr>
           <w:rFonts w:ascii="Times New Roman" w:eastAsia="標楷體" w:hAnsi="Times New Roman" w:cs="Times New Roman"/>
         </w:rPr>
-        <w:t>，並繪製整體系統架構圖以輔助說明</w:t>
+        <w:t>。在系統設計上，本研究將使用者介面劃分為兩個核心部分</w:t>
       </w:r>
       <w:r>
         <w:rPr>
@@ -4436,7 +4129,7 @@
         <w:rPr>
           <w:rFonts w:ascii="Times New Roman" w:eastAsia="標楷體" w:hAnsi="Times New Roman" w:cs="Times New Roman"/>
         </w:rPr>
-        <w:t>如圖</w:t>
+        <w:t>見圖</w:t>
       </w:r>
       <w:r>
         <w:rPr>
@@ -4446,45 +4139,9 @@
       </w:r>
       <w:r>
         <w:rPr>
-          <w:rFonts w:ascii="Times New Roman" w:eastAsia="標楷體" w:hAnsi="Times New Roman" w:cs="Times New Roman"/>
-        </w:rPr>
-        <w:t>3</w:t>
-      </w:r>
-      <w:r>
-        <w:rPr>
-          <w:rFonts w:ascii="Times New Roman" w:eastAsia="標楷體" w:hAnsi="Times New Roman" w:cs="Times New Roman"/>
-        </w:rPr>
-        <w:t>)</w:t>
-      </w:r>
-      <w:r>
-        <w:rPr>
-          <w:rFonts w:ascii="Times New Roman" w:eastAsia="標楷體" w:hAnsi="Times New Roman" w:cs="Times New Roman"/>
-        </w:rPr>
-        <w:t>。在系統設計上，本研究將使用者介面劃分為兩個核心部分</w:t>
-      </w:r>
-      <w:r>
-        <w:rPr>
-          <w:rFonts w:ascii="Times New Roman" w:eastAsia="標楷體" w:hAnsi="Times New Roman" w:cs="Times New Roman"/>
-        </w:rPr>
-        <w:t>(</w:t>
-      </w:r>
-      <w:r>
-        <w:rPr>
-          <w:rFonts w:ascii="Times New Roman" w:eastAsia="標楷體" w:hAnsi="Times New Roman" w:cs="Times New Roman"/>
-        </w:rPr>
-        <w:t>見圖</w:t>
-      </w:r>
-      <w:r>
-        <w:rPr>
-          <w:rFonts w:ascii="Times New Roman" w:eastAsia="標楷體" w:hAnsi="Times New Roman" w:cs="Times New Roman"/>
-        </w:rPr>
-        <w:t xml:space="preserve"> </w:t>
-      </w:r>
-      <w:r>
-        <w:rPr>
-          <w:rFonts w:ascii="Times New Roman" w:eastAsia="標楷體" w:hAnsi="Times New Roman" w:cs="Times New Roman"/>
-        </w:rPr>
-        <w:t>3</w:t>
+          <w:rFonts w:ascii="Times New Roman" w:eastAsia="標楷體" w:hAnsi="Times New Roman" w:cs="Times New Roman" w:hint="eastAsia"/>
+        </w:rPr>
+        <w:t>2</w:t>
       </w:r>
       <w:r>
         <w:rPr>
@@ -4662,21 +4319,7 @@
         <w:rPr>
           <w:rFonts w:ascii="Times New Roman" w:eastAsia="標楷體" w:hAnsi="Times New Roman" w:cs="Times New Roman"/>
         </w:rPr>
-        <w:t>帳號授權以實現</w:t>
-      </w:r>
-      <w:proofErr w:type="gramStart"/>
-      <w:r>
-        <w:rPr>
-          <w:rFonts w:ascii="Times New Roman" w:eastAsia="標楷體" w:hAnsi="Times New Roman" w:cs="Times New Roman"/>
-        </w:rPr>
-        <w:t>一</w:t>
-      </w:r>
-      <w:proofErr w:type="gramEnd"/>
-      <w:r>
-        <w:rPr>
-          <w:rFonts w:ascii="Times New Roman" w:eastAsia="標楷體" w:hAnsi="Times New Roman" w:cs="Times New Roman"/>
-        </w:rPr>
-        <w:t>鍵登入，並提供使用者個人資料管理與醫療服務</w:t>
+        <w:t>帳號授權以實現一鍵登入，並提供使用者個人資料管理與醫療服務</w:t>
       </w:r>
       <w:r>
         <w:rPr>
@@ -4755,9 +4398,9 @@
       </w:r>
       <w:r>
         <w:rPr>
-          <w:rFonts w:ascii="Times New Roman" w:eastAsia="標楷體" w:hAnsi="Times New Roman" w:cs="Times New Roman"/>
-        </w:rPr>
-        <w:t>3</w:t>
+          <w:rFonts w:ascii="Times New Roman" w:eastAsia="標楷體" w:hAnsi="Times New Roman" w:cs="Times New Roman" w:hint="eastAsia"/>
+        </w:rPr>
+        <w:t>2</w:t>
       </w:r>
       <w:r>
         <w:rPr>
@@ -4781,21 +4424,7 @@
         <w:rPr>
           <w:rFonts w:ascii="Times New Roman" w:eastAsia="標楷體" w:hAnsi="Times New Roman" w:cs="Times New Roman"/>
         </w:rPr>
-        <w:t>平台與核心後端</w:t>
-      </w:r>
-      <w:proofErr w:type="gramStart"/>
-      <w:r>
-        <w:rPr>
-          <w:rFonts w:ascii="Times New Roman" w:eastAsia="標楷體" w:hAnsi="Times New Roman" w:cs="Times New Roman"/>
-        </w:rPr>
-        <w:t>間的轉接層</w:t>
-      </w:r>
-      <w:proofErr w:type="gramEnd"/>
-      <w:r>
-        <w:rPr>
-          <w:rFonts w:ascii="Times New Roman" w:eastAsia="標楷體" w:hAnsi="Times New Roman" w:cs="Times New Roman"/>
-        </w:rPr>
-        <w:t>，專注於</w:t>
+        <w:t>平台與核心後端間的轉接層，專注於</w:t>
       </w:r>
       <w:r>
         <w:rPr>
@@ -4880,31 +4509,61 @@
           <w:rFonts w:ascii="Times New Roman" w:eastAsia="標楷體" w:hAnsi="Times New Roman" w:cs="Times New Roman"/>
         </w:rPr>
         <w:t>，確保後續功能的彈性擴充。</w:t>
-      </w:r>
-      <w:r>
-        <w:rPr>
-          <w:rFonts w:ascii="Times New Roman" w:eastAsia="標楷體" w:hAnsi="Times New Roman" w:cs="Times New Roman" w:hint="eastAsia"/>
-          <w:color w:val="FF0000"/>
-        </w:rPr>
-        <w:t>(</w:t>
-      </w:r>
-      <w:r>
-        <w:rPr>
-          <w:rFonts w:ascii="Times New Roman" w:eastAsia="標楷體" w:hAnsi="Times New Roman" w:cs="Times New Roman" w:hint="eastAsia"/>
-          <w:color w:val="FF0000"/>
-        </w:rPr>
-        <w:t>附件</w:t>
-      </w:r>
-      <w:r>
-        <w:rPr>
-          <w:rFonts w:ascii="Times New Roman" w:eastAsia="標楷體" w:hAnsi="Times New Roman" w:cs="Times New Roman" w:hint="eastAsia"/>
-          <w:color w:val="FF0000"/>
-        </w:rPr>
-        <w:t xml:space="preserve"> UI)</w:t>
       </w:r>
     </w:p>
     <w:p>
       <w:pPr>
+        <w:ind w:left="480"/>
+        <w:jc w:val="both"/>
+        <w:rPr>
+          <w:rFonts w:ascii="Times New Roman" w:eastAsia="標楷體" w:hAnsi="Times New Roman" w:cs="Times New Roman"/>
+        </w:rPr>
+      </w:pPr>
+      <w:r>
+        <w:rPr>
+          <w:rFonts w:ascii="Times New Roman" w:eastAsia="標楷體" w:hAnsi="Times New Roman" w:cs="Times New Roman"/>
+          <w:color w:val="000000" w:themeColor="text1"/>
+        </w:rPr>
+        <w:t>使用者介面詳細內容請參見附件</w:t>
+      </w:r>
+      <w:r>
+        <w:rPr>
+          <w:rFonts w:ascii="Times New Roman" w:eastAsia="標楷體" w:hAnsi="Times New Roman" w:cs="Times New Roman" w:hint="eastAsia"/>
+          <w:color w:val="000000" w:themeColor="text1"/>
+        </w:rPr>
+        <w:t>三</w:t>
+      </w:r>
+      <w:r>
+        <w:rPr>
+          <w:rFonts w:ascii="Times New Roman" w:eastAsia="標楷體" w:hAnsi="Times New Roman" w:cs="Times New Roman"/>
+          <w:color w:val="000000" w:themeColor="text1"/>
+        </w:rPr>
+        <w:t>(</w:t>
+      </w:r>
+      <w:r>
+        <w:rPr>
+          <w:rFonts w:ascii="Times New Roman" w:eastAsia="標楷體" w:hAnsi="Times New Roman" w:cs="Times New Roman"/>
+          <w:color w:val="000000" w:themeColor="text1"/>
+        </w:rPr>
+        <w:t>使用者介面設計</w:t>
+      </w:r>
+      <w:r>
+        <w:rPr>
+          <w:rFonts w:ascii="Times New Roman" w:eastAsia="標楷體" w:hAnsi="Times New Roman" w:cs="Times New Roman"/>
+          <w:color w:val="000000" w:themeColor="text1"/>
+        </w:rPr>
+        <w:t>)</w:t>
+      </w:r>
+      <w:r>
+        <w:rPr>
+          <w:rFonts w:ascii="Times New Roman" w:eastAsia="標楷體" w:hAnsi="Times New Roman" w:cs="Times New Roman"/>
+          <w:color w:val="000000" w:themeColor="text1"/>
+        </w:rPr>
+        <w:t>。</w:t>
+      </w:r>
+    </w:p>
+    <w:p>
+      <w:pPr>
         <w:ind w:firstLine="480"/>
         <w:jc w:val="both"/>
         <w:rPr>
@@ -4945,21 +4604,7 @@
         <w:rPr>
           <w:rFonts w:ascii="Times New Roman" w:eastAsia="標楷體" w:hAnsi="Times New Roman" w:cs="Times New Roman"/>
         </w:rPr>
-        <w:t xml:space="preserve"> Python </w:t>
-      </w:r>
-      <w:proofErr w:type="spellStart"/>
-      <w:r>
-        <w:rPr>
-          <w:rFonts w:ascii="Times New Roman" w:eastAsia="標楷體" w:hAnsi="Times New Roman" w:cs="Times New Roman"/>
-        </w:rPr>
-        <w:t>FastAPI</w:t>
-      </w:r>
-      <w:proofErr w:type="spellEnd"/>
-      <w:r>
-        <w:rPr>
-          <w:rFonts w:ascii="Times New Roman" w:eastAsia="標楷體" w:hAnsi="Times New Roman" w:cs="Times New Roman"/>
-        </w:rPr>
-        <w:t xml:space="preserve"> </w:t>
+        <w:t xml:space="preserve"> Python FastAPI </w:t>
       </w:r>
       <w:r>
         <w:rPr>
@@ -4981,9 +4626,9 @@
       </w:r>
       <w:r>
         <w:rPr>
-          <w:rFonts w:ascii="Times New Roman" w:eastAsia="標楷體" w:hAnsi="Times New Roman" w:cs="Times New Roman"/>
-        </w:rPr>
-        <w:t>3</w:t>
+          <w:rFonts w:ascii="Times New Roman" w:eastAsia="標楷體" w:hAnsi="Times New Roman" w:cs="Times New Roman" w:hint="eastAsia"/>
+        </w:rPr>
+        <w:t>2</w:t>
       </w:r>
       <w:r>
         <w:rPr>
@@ -5006,19 +4651,11 @@
           <w:rFonts w:ascii="Times New Roman" w:eastAsia="標楷體" w:hAnsi="Times New Roman" w:cs="Times New Roman"/>
         </w:rPr>
       </w:pPr>
-      <w:proofErr w:type="gramStart"/>
-      <w:r>
-        <w:rPr>
-          <w:rFonts w:ascii="Times New Roman" w:eastAsia="標楷體" w:hAnsi="Times New Roman" w:cs="Times New Roman"/>
-        </w:rPr>
-        <w:t>此外，</w:t>
-      </w:r>
-      <w:proofErr w:type="gramEnd"/>
-      <w:r>
-        <w:rPr>
-          <w:rFonts w:ascii="Times New Roman" w:eastAsia="標楷體" w:hAnsi="Times New Roman" w:cs="Times New Roman"/>
-        </w:rPr>
-        <w:t>為了因應快速進步的</w:t>
+      <w:r>
+        <w:rPr>
+          <w:rFonts w:ascii="Times New Roman" w:eastAsia="標楷體" w:hAnsi="Times New Roman" w:cs="Times New Roman"/>
+        </w:rPr>
+        <w:t>此外，為了因應快速進步的</w:t>
       </w:r>
       <w:r>
         <w:rPr>
@@ -5042,21 +4679,7 @@
         <w:rPr>
           <w:rFonts w:ascii="Times New Roman" w:eastAsia="標楷體" w:hAnsi="Times New Roman" w:cs="Times New Roman"/>
         </w:rPr>
-        <w:t>計算</w:t>
-      </w:r>
-      <w:proofErr w:type="gramStart"/>
-      <w:r>
-        <w:rPr>
-          <w:rFonts w:ascii="Times New Roman" w:eastAsia="標楷體" w:hAnsi="Times New Roman" w:cs="Times New Roman"/>
-        </w:rPr>
-        <w:t>與異步工作</w:t>
-      </w:r>
-      <w:proofErr w:type="gramEnd"/>
-      <w:r>
-        <w:rPr>
-          <w:rFonts w:ascii="Times New Roman" w:eastAsia="標楷體" w:hAnsi="Times New Roman" w:cs="Times New Roman"/>
-        </w:rPr>
-        <w:t>流獨立為外部系統</w:t>
+        <w:t>計算與異步工作流獨立為外部系統</w:t>
       </w:r>
       <w:r>
         <w:rPr>
@@ -5072,9 +4695,9 @@
       </w:r>
       <w:r>
         <w:rPr>
-          <w:rFonts w:ascii="Times New Roman" w:eastAsia="標楷體" w:hAnsi="Times New Roman" w:cs="Times New Roman"/>
-        </w:rPr>
-        <w:t>3</w:t>
+          <w:rFonts w:ascii="Times New Roman" w:eastAsia="標楷體" w:hAnsi="Times New Roman" w:cs="Times New Roman" w:hint="eastAsia"/>
+        </w:rPr>
+        <w:t>2</w:t>
       </w:r>
       <w:r>
         <w:rPr>
@@ -5166,21 +4789,7 @@
         <w:rPr>
           <w:rFonts w:ascii="Times New Roman" w:eastAsia="標楷體" w:hAnsi="Times New Roman" w:cs="Times New Roman"/>
         </w:rPr>
-        <w:t>建立專屬服務，提供精</w:t>
-      </w:r>
-      <w:proofErr w:type="gramStart"/>
-      <w:r>
-        <w:rPr>
-          <w:rFonts w:ascii="Times New Roman" w:eastAsia="標楷體" w:hAnsi="Times New Roman" w:cs="Times New Roman"/>
-        </w:rPr>
-        <w:t>準</w:t>
-      </w:r>
-      <w:proofErr w:type="gramEnd"/>
-      <w:r>
-        <w:rPr>
-          <w:rFonts w:ascii="Times New Roman" w:eastAsia="標楷體" w:hAnsi="Times New Roman" w:cs="Times New Roman"/>
-        </w:rPr>
-        <w:t>的台語</w:t>
+        <w:t>建立專屬服務，提供精準的台語</w:t>
       </w:r>
       <w:r>
         <w:rPr>
@@ -5278,7 +4887,7 @@
         <w:ind w:leftChars="0"/>
         <w:jc w:val="both"/>
         <w:rPr>
-          <w:rFonts w:ascii="Times New Roman" w:eastAsia="標楷體" w:hAnsi="Times New Roman" w:cs="Times New Roman" w:hint="eastAsia"/>
+          <w:rFonts w:ascii="Times New Roman" w:eastAsia="標楷體" w:hAnsi="Times New Roman" w:cs="Times New Roman"/>
         </w:rPr>
       </w:pPr>
       <w:r>
@@ -5289,16 +4898,16 @@
         <mc:AlternateContent>
           <mc:Choice Requires="wps">
             <w:drawing>
-              <wp:anchor distT="45720" distB="45720" distL="114300" distR="114300" simplePos="0" relativeHeight="251663360" behindDoc="0" locked="0" layoutInCell="1" allowOverlap="1" wp14:anchorId="74B3CBB7" wp14:editId="41A9BCC3">
+              <wp:anchor distT="45720" distB="45720" distL="114300" distR="114300" simplePos="0" relativeHeight="251663360" behindDoc="0" locked="0" layoutInCell="1" allowOverlap="1" wp14:anchorId="74B3CBB7" wp14:editId="3E49825F">
                 <wp:simplePos x="0" y="0"/>
                 <wp:positionH relativeFrom="column">
-                  <wp:posOffset>-252454</wp:posOffset>
+                  <wp:posOffset>-331470</wp:posOffset>
                 </wp:positionH>
                 <wp:positionV relativeFrom="paragraph">
-                  <wp:posOffset>739085</wp:posOffset>
+                  <wp:posOffset>736600</wp:posOffset>
                 </wp:positionV>
-                <wp:extent cx="5780405" cy="4651513"/>
-                <wp:effectExtent l="0" t="0" r="10795" b="15875"/>
+                <wp:extent cx="5836920" cy="4952365"/>
+                <wp:effectExtent l="0" t="0" r="11430" b="19685"/>
                 <wp:wrapSquare wrapText="bothSides"/>
                 <wp:docPr id="9" name="文字方塊 2"/>
                 <wp:cNvGraphicFramePr>
@@ -5313,7 +4922,7 @@
                       <wps:spPr bwMode="auto">
                         <a:xfrm>
                           <a:off x="0" y="0"/>
-                          <a:ext cx="5780405" cy="4651513"/>
+                          <a:ext cx="5836920" cy="4952365"/>
                         </a:xfrm>
                         <a:prstGeom prst="rect">
                           <a:avLst/>
@@ -5335,14 +4944,14 @@
                           <w:p>
                             <w:r>
                               <w:rPr>
-                                <w:rFonts w:ascii="標楷體" w:eastAsia="標楷體" w:hAnsi="標楷體"/>
+                                <w:rFonts w:ascii="Times New Roman" w:eastAsia="標楷體" w:hAnsi="Times New Roman" w:cs="Times New Roman"/>
                                 <w:noProof/>
                               </w:rPr>
                               <w:drawing>
-                                <wp:inline distT="0" distB="0" distL="0" distR="0" wp14:anchorId="336D0650" wp14:editId="657F1179">
-                                  <wp:extent cx="5375081" cy="4195597"/>
+                                <wp:inline distT="0" distB="0" distL="0" distR="0" wp14:anchorId="4656CBFA" wp14:editId="0ADC13B6">
+                                  <wp:extent cx="5643245" cy="4409440"/>
                                   <wp:effectExtent l="0" t="0" r="0" b="0"/>
-                                  <wp:docPr id="4" name="圖片 4"/>
+                                  <wp:docPr id="34" name="圖片 34"/>
                                   <wp:cNvGraphicFramePr>
                                     <a:graphicFrameLocks xmlns:a="http://schemas.openxmlformats.org/drawingml/2006/main" noChangeAspect="1"/>
                                   </wp:cNvGraphicFramePr>
@@ -5350,13 +4959,13 @@
                                     <a:graphicData uri="http://schemas.openxmlformats.org/drawingml/2006/picture">
                                       <pic:pic xmlns:pic="http://schemas.openxmlformats.org/drawingml/2006/picture">
                                         <pic:nvPicPr>
-                                          <pic:cNvPr id="0" name="Picture 3"/>
+                                          <pic:cNvPr id="0" name="Picture 5"/>
                                           <pic:cNvPicPr>
                                             <a:picLocks noChangeAspect="1" noChangeArrowheads="1"/>
                                           </pic:cNvPicPr>
                                         </pic:nvPicPr>
                                         <pic:blipFill>
-                                          <a:blip r:embed="rId9" cstate="print">
+                                          <a:blip r:embed="rId9">
                                             <a:extLst>
                                               <a:ext uri="{28A0092B-C50C-407E-A947-70E740481C1C}">
                                                 <a14:useLocalDpi xmlns:a14="http://schemas.microsoft.com/office/drawing/2010/main" val="0"/>
@@ -5371,7 +4980,7 @@
                                         <pic:spPr bwMode="auto">
                                           <a:xfrm>
                                             <a:off x="0" y="0"/>
-                                            <a:ext cx="5505212" cy="4297172"/>
+                                            <a:ext cx="5643245" cy="4409440"/>
                                           </a:xfrm>
                                           <a:prstGeom prst="rect">
                                             <a:avLst/>
@@ -5392,7 +5001,7 @@
                             <w:pPr>
                               <w:jc w:val="center"/>
                               <w:rPr>
-                                <w:rFonts w:ascii="Times New Roman" w:eastAsia="標楷體" w:hAnsi="Times New Roman" w:cs="Times New Roman"/>
+                                <w:rFonts w:ascii="Times New Roman" w:eastAsia="標楷體" w:hAnsi="Times New Roman" w:cs="Times New Roman" w:hint="eastAsia"/>
                               </w:rPr>
                             </w:pPr>
                             <w:r>
@@ -5411,7 +5020,13 @@
                               <w:rPr>
                                 <w:rFonts w:ascii="Times New Roman" w:eastAsia="標楷體" w:hAnsi="Times New Roman" w:cs="Times New Roman"/>
                               </w:rPr>
-                              <w:t>3 CARE</w:t>
+                              <w:t>2</w:t>
+                            </w:r>
+                            <w:r>
+                              <w:rPr>
+                                <w:rFonts w:ascii="Times New Roman" w:eastAsia="標楷體" w:hAnsi="Times New Roman" w:cs="Times New Roman"/>
+                              </w:rPr>
+                              <w:t xml:space="preserve"> CARE</w:t>
                             </w:r>
                             <w:r>
                               <w:rPr>
@@ -5420,7 +5035,6 @@
                               <w:t>整體系統架構圖</w:t>
                             </w:r>
                           </w:p>
-                          <w:p/>
                         </w:txbxContent>
                       </wps:txbx>
                       <wps:bodyPr rot="0" vert="horz" wrap="square" lIns="91440" tIns="45720" rIns="91440" bIns="45720" anchor="t" anchorCtr="0">
@@ -5440,20 +5054,20 @@
           </mc:Choice>
           <mc:Fallback>
             <w:pict>
-              <v:shape w14:anchorId="74B3CBB7" id="_x0000_s1027" type="#_x0000_t202" style="position:absolute;left:0;text-align:left;margin-left:-19.9pt;margin-top:58.2pt;width:455.15pt;height:366.25pt;z-index:251663360;visibility:visible;mso-wrap-style:square;mso-width-percent:0;mso-height-percent:0;mso-wrap-distance-left:9pt;mso-wrap-distance-top:3.6pt;mso-wrap-distance-right:9pt;mso-wrap-distance-bottom:3.6pt;mso-position-horizontal:absolute;mso-position-horizontal-relative:text;mso-position-vertical:absolute;mso-position-vertical-relative:text;mso-width-percent:0;mso-height-percent:0;mso-width-relative:margin;mso-height-relative:margin;v-text-anchor:top" o:gfxdata="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">
+              <v:shape w14:anchorId="74B3CBB7" id="_x0000_s1027" type="#_x0000_t202" style="position:absolute;left:0;text-align:left;margin-left:-26.1pt;margin-top:58pt;width:459.6pt;height:389.95pt;z-index:251663360;visibility:visible;mso-wrap-style:square;mso-width-percent:0;mso-height-percent:0;mso-wrap-distance-left:9pt;mso-wrap-distance-top:3.6pt;mso-wrap-distance-right:9pt;mso-wrap-distance-bottom:3.6pt;mso-position-horizontal:absolute;mso-position-horizontal-relative:text;mso-position-vertical:absolute;mso-position-vertical-relative:text;mso-width-percent:0;mso-height-percent:0;mso-width-relative:margin;mso-height-relative:margin;v-text-anchor:top" o:gfxdata="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">
                 <v:textbox>
                   <w:txbxContent>
                     <w:p>
                       <w:r>
                         <w:rPr>
-                          <w:rFonts w:ascii="標楷體" w:eastAsia="標楷體" w:hAnsi="標楷體"/>
+                          <w:rFonts w:ascii="Times New Roman" w:eastAsia="標楷體" w:hAnsi="Times New Roman" w:cs="Times New Roman"/>
                           <w:noProof/>
                         </w:rPr>
                         <w:drawing>
-                          <wp:inline distT="0" distB="0" distL="0" distR="0" wp14:anchorId="336D0650" wp14:editId="657F1179">
-                            <wp:extent cx="5375081" cy="4195597"/>
+                          <wp:inline distT="0" distB="0" distL="0" distR="0" wp14:anchorId="4656CBFA" wp14:editId="0ADC13B6">
+                            <wp:extent cx="5643245" cy="4409440"/>
                             <wp:effectExtent l="0" t="0" r="0" b="0"/>
-                            <wp:docPr id="4" name="圖片 4"/>
+                            <wp:docPr id="34" name="圖片 34"/>
                             <wp:cNvGraphicFramePr>
                               <a:graphicFrameLocks xmlns:a="http://schemas.openxmlformats.org/drawingml/2006/main" noChangeAspect="1"/>
                             </wp:cNvGraphicFramePr>
@@ -5461,13 +5075,13 @@
                               <a:graphicData uri="http://schemas.openxmlformats.org/drawingml/2006/picture">
                                 <pic:pic xmlns:pic="http://schemas.openxmlformats.org/drawingml/2006/picture">
                                   <pic:nvPicPr>
-                                    <pic:cNvPr id="0" name="Picture 3"/>
+                                    <pic:cNvPr id="0" name="Picture 5"/>
                                     <pic:cNvPicPr>
                                       <a:picLocks noChangeAspect="1" noChangeArrowheads="1"/>
                                     </pic:cNvPicPr>
                                   </pic:nvPicPr>
                                   <pic:blipFill>
-                                    <a:blip r:embed="rId9" cstate="print">
+                                    <a:blip r:embed="rId9">
                                       <a:extLst>
                                         <a:ext uri="{28A0092B-C50C-407E-A947-70E740481C1C}">
                                           <a14:useLocalDpi xmlns:a14="http://schemas.microsoft.com/office/drawing/2010/main" val="0"/>
@@ -5482,7 +5096,7 @@
                                   <pic:spPr bwMode="auto">
                                     <a:xfrm>
                                       <a:off x="0" y="0"/>
-                                      <a:ext cx="5505212" cy="4297172"/>
+                                      <a:ext cx="5643245" cy="4409440"/>
                                     </a:xfrm>
                                     <a:prstGeom prst="rect">
                                       <a:avLst/>
@@ -5503,7 +5117,7 @@
                       <w:pPr>
                         <w:jc w:val="center"/>
                         <w:rPr>
-                          <w:rFonts w:ascii="Times New Roman" w:eastAsia="標楷體" w:hAnsi="Times New Roman" w:cs="Times New Roman"/>
+                          <w:rFonts w:ascii="Times New Roman" w:eastAsia="標楷體" w:hAnsi="Times New Roman" w:cs="Times New Roman" w:hint="eastAsia"/>
                         </w:rPr>
                       </w:pPr>
                       <w:r>
@@ -5522,7 +5136,13 @@
                         <w:rPr>
                           <w:rFonts w:ascii="Times New Roman" w:eastAsia="標楷體" w:hAnsi="Times New Roman" w:cs="Times New Roman"/>
                         </w:rPr>
-                        <w:t>3 CARE</w:t>
+                        <w:t>2</w:t>
+                      </w:r>
+                      <w:r>
+                        <w:rPr>
+                          <w:rFonts w:ascii="Times New Roman" w:eastAsia="標楷體" w:hAnsi="Times New Roman" w:cs="Times New Roman"/>
+                        </w:rPr>
+                        <w:t xml:space="preserve"> CARE</w:t>
                       </w:r>
                       <w:r>
                         <w:rPr>
@@ -5531,7 +5151,6 @@
                         <w:t>整體系統架構圖</w:t>
                       </w:r>
                     </w:p>
-                    <w:p/>
                   </w:txbxContent>
                 </v:textbox>
                 <w10:wrap type="square"/>
@@ -5598,21 +5217,7 @@
         <w:rPr>
           <w:rFonts w:ascii="Times New Roman" w:eastAsia="標楷體" w:hAnsi="Times New Roman" w:cs="Times New Roman"/>
         </w:rPr>
-        <w:t>工作流，整合醫療知識庫，</w:t>
-      </w:r>
-      <w:proofErr w:type="gramStart"/>
-      <w:r>
-        <w:rPr>
-          <w:rFonts w:ascii="Times New Roman" w:eastAsia="標楷體" w:hAnsi="Times New Roman" w:cs="Times New Roman"/>
-        </w:rPr>
-        <w:t>並異步</w:t>
-      </w:r>
-      <w:proofErr w:type="gramEnd"/>
-      <w:r>
-        <w:rPr>
-          <w:rFonts w:ascii="Times New Roman" w:eastAsia="標楷體" w:hAnsi="Times New Roman" w:cs="Times New Roman"/>
-        </w:rPr>
-        <w:t>處理影音分析與</w:t>
+        <w:t>工作流，整合醫療知識庫，並異步處理影音分析與</w:t>
       </w:r>
       <w:r>
         <w:rPr>
@@ -5705,6 +5310,49 @@
         <w:jc w:val="both"/>
         <w:rPr>
           <w:rFonts w:ascii="Times New Roman" w:eastAsia="標楷體" w:hAnsi="Times New Roman" w:cs="Times New Roman"/>
+          <w:kern w:val="0"/>
+          <w:szCs w:val="24"/>
+        </w:rPr>
+      </w:pPr>
+      <w:r>
+        <w:rPr>
+          <w:rFonts w:ascii="Times New Roman" w:eastAsia="標楷體" w:hAnsi="Times New Roman" w:cs="Times New Roman"/>
+          <w:kern w:val="0"/>
+          <w:szCs w:val="24"/>
+        </w:rPr>
+        <w:t>鑒</w:t>
+      </w:r>
+      <w:r>
+        <w:rPr>
+          <w:rFonts w:ascii="Times New Roman" w:eastAsia="標楷體" w:hAnsi="Times New Roman" w:cs="Times New Roman"/>
+          <w:kern w:val="0"/>
+          <w:szCs w:val="24"/>
+        </w:rPr>
+        <w:t>於目前市面上多數醫療查詢系統之搜尋機制仍以行政區分類為主要方式，僅能依縣市或區域進行篩選，尚未提供依據使用者實際地理距離進行動態排序與推薦之功能。此種以行政區為單位之查詢方式，難以</w:t>
+      </w:r>
+      <w:r>
+        <w:rPr>
+          <w:rFonts w:ascii="Times New Roman" w:eastAsia="標楷體" w:hAnsi="Times New Roman" w:cs="Times New Roman"/>
+          <w:kern w:val="0"/>
+          <w:szCs w:val="24"/>
+        </w:rPr>
+        <w:t>精準</w:t>
+      </w:r>
+      <w:r>
+        <w:rPr>
+          <w:rFonts w:ascii="Times New Roman" w:eastAsia="標楷體" w:hAnsi="Times New Roman" w:cs="Times New Roman"/>
+          <w:kern w:val="0"/>
+          <w:szCs w:val="24"/>
+        </w:rPr>
+        <w:t>反映使用者當下所在位置與實際可及之醫療資源，容易造成資訊落差與搜尋斷點。</w:t>
+      </w:r>
+    </w:p>
+    <w:p>
+      <w:pPr>
+        <w:ind w:firstLine="480"/>
+        <w:jc w:val="both"/>
+        <w:rPr>
+          <w:rFonts w:ascii="Times New Roman" w:eastAsia="標楷體" w:hAnsi="Times New Roman" w:cs="Times New Roman"/>
           <w:b/>
           <w:bCs/>
         </w:rPr>
@@ -5712,58 +5360,50 @@
       <w:r>
         <w:rPr>
           <w:rFonts w:ascii="Times New Roman" w:eastAsia="標楷體" w:hAnsi="Times New Roman" w:cs="Times New Roman"/>
-          <w:color w:val="FF0000"/>
           <w:kern w:val="0"/>
           <w:szCs w:val="24"/>
         </w:rPr>
-        <w:t>為提升醫療資訊服務之即時性與實用性</w:t>
-      </w:r>
-      <w:r>
-        <w:rPr>
-          <w:rFonts w:ascii="Times New Roman" w:eastAsia="標楷體" w:hAnsi="Times New Roman" w:cs="Times New Roman" w:hint="eastAsia"/>
-          <w:color w:val="FF0000"/>
+        <w:t>為提升醫療資訊服務之即時性與實用性，並降低使用者在資訊取得過程中的不便</w:t>
+      </w:r>
+      <w:r>
+        <w:rPr>
+          <w:rFonts w:ascii="Times New Roman" w:eastAsia="標楷體" w:hAnsi="Times New Roman" w:cs="Times New Roman"/>
           <w:kern w:val="0"/>
           <w:szCs w:val="24"/>
         </w:rPr>
-        <w:t>(</w:t>
-      </w:r>
-      <w:r>
-        <w:rPr>
-          <w:rFonts w:ascii="Times New Roman" w:eastAsia="標楷體" w:hAnsi="Times New Roman" w:cs="Times New Roman" w:hint="eastAsia"/>
-          <w:color w:val="FF0000"/>
+        <w:t>，本研究整合地理資訊服務</w:t>
+      </w:r>
+      <w:r>
+        <w:rPr>
+          <w:rFonts w:ascii="Times New Roman" w:eastAsia="標楷體" w:hAnsi="Times New Roman" w:cs="Times New Roman"/>
           <w:kern w:val="0"/>
           <w:szCs w:val="24"/>
         </w:rPr>
-        <w:t>線</w:t>
-      </w:r>
-      <w:proofErr w:type="gramStart"/>
-      <w:r>
-        <w:rPr>
-          <w:rFonts w:ascii="Times New Roman" w:eastAsia="標楷體" w:hAnsi="Times New Roman" w:cs="Times New Roman" w:hint="eastAsia"/>
-          <w:color w:val="FF0000"/>
+        <w:t>(</w:t>
+      </w:r>
+      <w:r>
+        <w:rPr>
+          <w:rFonts w:ascii="Times New Roman" w:eastAsia="標楷體" w:hAnsi="Times New Roman" w:cs="Times New Roman"/>
           <w:kern w:val="0"/>
           <w:szCs w:val="24"/>
         </w:rPr>
-        <w:t>況</w:t>
-      </w:r>
-      <w:proofErr w:type="gramEnd"/>
-      <w:r>
-        <w:rPr>
-          <w:rFonts w:ascii="Times New Roman" w:eastAsia="標楷體" w:hAnsi="Times New Roman" w:cs="Times New Roman" w:hint="eastAsia"/>
-          <w:color w:val="FF0000"/>
+        <w:t>Location-Based Services, LBS</w:t>
+      </w:r>
+      <w:r>
+        <w:rPr>
+          <w:rFonts w:ascii="Times New Roman" w:eastAsia="標楷體" w:hAnsi="Times New Roman" w:cs="Times New Roman"/>
           <w:kern w:val="0"/>
           <w:szCs w:val="24"/>
         </w:rPr>
-        <w:t>不足</w:t>
-      </w:r>
-      <w:r>
-        <w:rPr>
-          <w:rFonts w:ascii="Times New Roman" w:eastAsia="標楷體" w:hAnsi="Times New Roman" w:cs="Times New Roman" w:hint="eastAsia"/>
-          <w:color w:val="FF0000"/>
+        <w:t>)</w:t>
+      </w:r>
+      <w:r>
+        <w:rPr>
+          <w:rFonts w:ascii="Times New Roman" w:eastAsia="標楷體" w:hAnsi="Times New Roman" w:cs="Times New Roman"/>
           <w:kern w:val="0"/>
           <w:szCs w:val="24"/>
         </w:rPr>
-        <w:t>)</w:t>
+        <w:t>與多來源醫療資料，實現以使用者所在地為核心的適地性醫療資源搜尋與資訊整合機制。系統將依據使用者授權取得之定位資訊</w:t>
       </w:r>
       <w:r>
         <w:rPr>
@@ -5771,7 +5411,7 @@
           <w:kern w:val="0"/>
           <w:szCs w:val="24"/>
         </w:rPr>
-        <w:t>，本研究整合地理資訊服務</w:t>
+        <w:t>(</w:t>
       </w:r>
       <w:r>
         <w:rPr>
@@ -5779,7 +5419,7 @@
           <w:kern w:val="0"/>
           <w:szCs w:val="24"/>
         </w:rPr>
-        <w:t>(</w:t>
+        <w:t>如</w:t>
       </w:r>
       <w:r>
         <w:rPr>
@@ -5787,7 +5427,7 @@
           <w:kern w:val="0"/>
           <w:szCs w:val="24"/>
         </w:rPr>
-        <w:t>Location-Based Services, LBS</w:t>
+        <w:t>圖</w:t>
       </w:r>
       <w:r>
         <w:rPr>
@@ -5795,47 +5435,15 @@
           <w:kern w:val="0"/>
           <w:szCs w:val="24"/>
         </w:rPr>
-        <w:t>)</w:t>
-      </w:r>
-      <w:r>
-        <w:rPr>
-          <w:rFonts w:ascii="Times New Roman" w:eastAsia="標楷體" w:hAnsi="Times New Roman" w:cs="Times New Roman"/>
+        <w:t xml:space="preserve"> </w:t>
+      </w:r>
+      <w:r>
+        <w:rPr>
+          <w:rFonts w:ascii="Times New Roman" w:eastAsia="標楷體" w:hAnsi="Times New Roman" w:cs="Times New Roman" w:hint="eastAsia"/>
           <w:kern w:val="0"/>
           <w:szCs w:val="24"/>
         </w:rPr>
-        <w:t>與多來源醫療資料，實現以使用者所在地為核心的適地性醫療資源搜尋與資訊整合機制。系統將依據使用者授權取得之定位資訊</w:t>
-      </w:r>
-      <w:r>
-        <w:rPr>
-          <w:rFonts w:ascii="Times New Roman" w:eastAsia="標楷體" w:hAnsi="Times New Roman" w:cs="Times New Roman"/>
-          <w:kern w:val="0"/>
-          <w:szCs w:val="24"/>
-        </w:rPr>
-        <w:t>(</w:t>
-      </w:r>
-      <w:r>
-        <w:rPr>
-          <w:rFonts w:ascii="Times New Roman" w:eastAsia="標楷體" w:hAnsi="Times New Roman" w:cs="Times New Roman"/>
-          <w:kern w:val="0"/>
-          <w:szCs w:val="24"/>
-        </w:rPr>
-        <w:t>如</w:t>
-      </w:r>
-      <w:r>
-        <w:rPr>
-          <w:rFonts w:ascii="Times New Roman" w:eastAsia="標楷體" w:hAnsi="Times New Roman" w:cs="Times New Roman"/>
-          <w:kern w:val="0"/>
-          <w:szCs w:val="24"/>
-        </w:rPr>
-        <w:t>圖</w:t>
-      </w:r>
-      <w:r>
-        <w:rPr>
-          <w:rFonts w:ascii="Times New Roman" w:eastAsia="標楷體" w:hAnsi="Times New Roman" w:cs="Times New Roman"/>
-          <w:kern w:val="0"/>
-          <w:szCs w:val="24"/>
-        </w:rPr>
-        <w:t xml:space="preserve"> 7</w:t>
+        <w:t>3</w:t>
       </w:r>
       <w:r>
         <w:rPr>
@@ -5894,6 +5502,7 @@
           <w:kern w:val="0"/>
           <w:szCs w:val="24"/>
         </w:rPr>
+        <w:lastRenderedPageBreak/>
         <w:t>本研究優先採用具官方可信度之資料來源作為事實查核依據，包括衛生福利部</w:t>
       </w:r>
       <w:r>
@@ -6022,7 +5631,7 @@
         <w:ind w:firstLine="480"/>
         <w:jc w:val="both"/>
         <w:rPr>
-          <w:rFonts w:ascii="Times New Roman" w:eastAsia="標楷體" w:hAnsi="Times New Roman" w:cs="Times New Roman"/>
+          <w:rFonts w:ascii="Times New Roman" w:eastAsia="標楷體" w:hAnsi="Times New Roman" w:cs="Times New Roman" w:hint="eastAsia"/>
           <w:kern w:val="0"/>
           <w:szCs w:val="24"/>
         </w:rPr>
@@ -6034,7 +5643,6 @@
           <w:bCs/>
           <w:noProof/>
         </w:rPr>
-        <w:lastRenderedPageBreak/>
         <mc:AlternateContent>
           <mc:Choice Requires="wps">
             <w:drawing>
@@ -6087,10 +5695,10 @@
                                 <w:noProof/>
                               </w:rPr>
                               <w:drawing>
-                                <wp:inline distT="0" distB="0" distL="0" distR="0" wp14:anchorId="2E428BEC" wp14:editId="0E4EDE7A">
-                                  <wp:extent cx="2443142" cy="3244132"/>
-                                  <wp:effectExtent l="0" t="0" r="0" b="0"/>
-                                  <wp:docPr id="6" name="圖片 6"/>
+                                <wp:inline distT="0" distB="0" distL="0" distR="0" wp14:anchorId="3184C5E2" wp14:editId="38EB5817">
+                                  <wp:extent cx="2458085" cy="3408680"/>
+                                  <wp:effectExtent l="0" t="0" r="0" b="1270"/>
+                                  <wp:docPr id="3" name="圖片 3"/>
                                   <wp:cNvGraphicFramePr>
                                     <a:graphicFrameLocks xmlns:a="http://schemas.openxmlformats.org/drawingml/2006/main" noChangeAspect="1"/>
                                   </wp:cNvGraphicFramePr>
@@ -6098,7 +5706,7 @@
                                     <a:graphicData uri="http://schemas.openxmlformats.org/drawingml/2006/picture">
                                       <pic:pic xmlns:pic="http://schemas.openxmlformats.org/drawingml/2006/picture">
                                         <pic:nvPicPr>
-                                          <pic:cNvPr id="0" name="Picture 2"/>
+                                          <pic:cNvPr id="0" name="Picture 1"/>
                                           <pic:cNvPicPr>
                                             <a:picLocks noChangeAspect="1" noChangeArrowheads="1"/>
                                           </pic:cNvPicPr>
@@ -6119,7 +5727,7 @@
                                         <pic:spPr bwMode="auto">
                                           <a:xfrm>
                                             <a:off x="0" y="0"/>
-                                            <a:ext cx="2456683" cy="3262112"/>
+                                            <a:ext cx="2458085" cy="3408680"/>
                                           </a:xfrm>
                                           <a:prstGeom prst="rect">
                                             <a:avLst/>
@@ -6165,7 +5773,7 @@
                               <w:rPr>
                                 <w:rFonts w:ascii="Times New Roman" w:eastAsia="標楷體" w:hAnsi="Times New Roman" w:cs="Times New Roman"/>
                               </w:rPr>
-                              <w:t>8</w:t>
+                              <w:t>4</w:t>
                             </w:r>
                             <w:r>
                               <w:rPr>
@@ -6208,10 +5816,10 @@
                           <w:noProof/>
                         </w:rPr>
                         <w:drawing>
-                          <wp:inline distT="0" distB="0" distL="0" distR="0" wp14:anchorId="2E428BEC" wp14:editId="0E4EDE7A">
-                            <wp:extent cx="2443142" cy="3244132"/>
-                            <wp:effectExtent l="0" t="0" r="0" b="0"/>
-                            <wp:docPr id="6" name="圖片 6"/>
+                          <wp:inline distT="0" distB="0" distL="0" distR="0" wp14:anchorId="3184C5E2" wp14:editId="38EB5817">
+                            <wp:extent cx="2458085" cy="3408680"/>
+                            <wp:effectExtent l="0" t="0" r="0" b="1270"/>
+                            <wp:docPr id="3" name="圖片 3"/>
                             <wp:cNvGraphicFramePr>
                               <a:graphicFrameLocks xmlns:a="http://schemas.openxmlformats.org/drawingml/2006/main" noChangeAspect="1"/>
                             </wp:cNvGraphicFramePr>
@@ -6219,7 +5827,7 @@
                               <a:graphicData uri="http://schemas.openxmlformats.org/drawingml/2006/picture">
                                 <pic:pic xmlns:pic="http://schemas.openxmlformats.org/drawingml/2006/picture">
                                   <pic:nvPicPr>
-                                    <pic:cNvPr id="0" name="Picture 2"/>
+                                    <pic:cNvPr id="0" name="Picture 1"/>
                                     <pic:cNvPicPr>
                                       <a:picLocks noChangeAspect="1" noChangeArrowheads="1"/>
                                     </pic:cNvPicPr>
@@ -6240,7 +5848,7 @@
                                   <pic:spPr bwMode="auto">
                                     <a:xfrm>
                                       <a:off x="0" y="0"/>
-                                      <a:ext cx="2456683" cy="3262112"/>
+                                      <a:ext cx="2458085" cy="3408680"/>
                                     </a:xfrm>
                                     <a:prstGeom prst="rect">
                                       <a:avLst/>
@@ -6286,7 +5894,7 @@
                         <w:rPr>
                           <w:rFonts w:ascii="Times New Roman" w:eastAsia="標楷體" w:hAnsi="Times New Roman" w:cs="Times New Roman"/>
                         </w:rPr>
-                        <w:t>8</w:t>
+                        <w:t>4</w:t>
                       </w:r>
                       <w:r>
                         <w:rPr>
@@ -6446,7 +6054,7 @@
                               <w:rPr>
                                 <w:rFonts w:ascii="Times New Roman" w:eastAsia="標楷體" w:hAnsi="Times New Roman" w:cs="Times New Roman"/>
                               </w:rPr>
-                              <w:t>7</w:t>
+                              <w:t>3</w:t>
                             </w:r>
                             <w:r>
                               <w:rPr>
@@ -6567,7 +6175,7 @@
                         <w:rPr>
                           <w:rFonts w:ascii="Times New Roman" w:eastAsia="標楷體" w:hAnsi="Times New Roman" w:cs="Times New Roman"/>
                         </w:rPr>
-                        <w:t>7</w:t>
+                        <w:t>3</w:t>
                       </w:r>
                       <w:r>
                         <w:rPr>
@@ -6624,35 +6232,11 @@
       </w:r>
       <w:r>
         <w:rPr>
-          <w:rFonts w:ascii="Times New Roman" w:eastAsia="標楷體" w:hAnsi="Times New Roman" w:cs="Times New Roman"/>
-          <w:kern w:val="0"/>
-          <w:szCs w:val="24"/>
-        </w:rPr>
-        <w:t>8</w:t>
-      </w:r>
-      <w:r>
-        <w:rPr>
-          <w:rFonts w:ascii="Times New Roman" w:eastAsia="標楷體" w:hAnsi="Times New Roman" w:cs="Times New Roman"/>
-          <w:kern w:val="0"/>
-          <w:szCs w:val="24"/>
-        </w:rPr>
-        <w:t>)</w:t>
-      </w:r>
-      <w:r>
-        <w:rPr>
-          <w:rFonts w:ascii="Times New Roman" w:eastAsia="標楷體" w:hAnsi="Times New Roman" w:cs="Times New Roman"/>
-          <w:kern w:val="0"/>
-          <w:szCs w:val="24"/>
-        </w:rPr>
-        <w:t>，系統將依據使用者所在位置，計算使用者與周邊醫療院所間之地理距離，距離計算可參考</w:t>
-      </w:r>
-      <w:r>
-        <w:rPr>
           <w:rFonts w:ascii="Times New Roman" w:eastAsia="標楷體" w:hAnsi="Times New Roman" w:cs="Times New Roman" w:hint="eastAsia"/>
           <w:kern w:val="0"/>
           <w:szCs w:val="24"/>
         </w:rPr>
-        <w:t>G</w:t>
+        <w:t>4</w:t>
       </w:r>
       <w:r>
         <w:rPr>
@@ -6660,15 +6244,15 @@
           <w:kern w:val="0"/>
           <w:szCs w:val="24"/>
         </w:rPr>
-        <w:t xml:space="preserve">oogle </w:t>
-      </w:r>
-      <w:r>
-        <w:rPr>
-          <w:rFonts w:ascii="Times New Roman" w:eastAsia="標楷體" w:hAnsi="Times New Roman" w:cs="Times New Roman" w:hint="eastAsia"/>
+        <w:t>)</w:t>
+      </w:r>
+      <w:r>
+        <w:rPr>
+          <w:rFonts w:ascii="Times New Roman" w:eastAsia="標楷體" w:hAnsi="Times New Roman" w:cs="Times New Roman"/>
           <w:kern w:val="0"/>
           <w:szCs w:val="24"/>
         </w:rPr>
-        <w:t>M</w:t>
+        <w:t>，系統將依據使用者所在位置，計算使用者與周邊醫療院所間之地理距離，距離計算可參考</w:t>
       </w:r>
       <w:r>
         <w:rPr>
@@ -6676,7 +6260,7 @@
           <w:kern w:val="0"/>
           <w:szCs w:val="24"/>
         </w:rPr>
-        <w:t>ap</w:t>
+        <w:t>G</w:t>
       </w:r>
       <w:r>
         <w:rPr>
@@ -6684,15 +6268,15 @@
           <w:kern w:val="0"/>
           <w:szCs w:val="24"/>
         </w:rPr>
-        <w:t>使用的</w:t>
-      </w:r>
-      <w:r>
-        <w:rPr>
-          <w:rFonts w:ascii="Times New Roman" w:eastAsia="標楷體" w:hAnsi="Times New Roman" w:cs="Times New Roman" w:hint="eastAsia"/>
+        <w:t xml:space="preserve">oogle </w:t>
+      </w:r>
+      <w:r>
+        <w:rPr>
+          <w:rFonts w:ascii="Times New Roman" w:eastAsia="標楷體" w:hAnsi="Times New Roman" w:cs="Times New Roman"/>
           <w:kern w:val="0"/>
           <w:szCs w:val="24"/>
         </w:rPr>
-        <w:t>D</w:t>
+        <w:t>M</w:t>
       </w:r>
       <w:r>
         <w:rPr>
@@ -6700,11 +6284,35 @@
           <w:kern w:val="0"/>
           <w:szCs w:val="24"/>
         </w:rPr>
+        <w:t>ap</w:t>
+      </w:r>
+      <w:r>
+        <w:rPr>
+          <w:rFonts w:ascii="Times New Roman" w:eastAsia="標楷體" w:hAnsi="Times New Roman" w:cs="Times New Roman"/>
+          <w:kern w:val="0"/>
+          <w:szCs w:val="24"/>
+        </w:rPr>
+        <w:t>使用的</w:t>
+      </w:r>
+      <w:r>
+        <w:rPr>
+          <w:rFonts w:ascii="Times New Roman" w:eastAsia="標楷體" w:hAnsi="Times New Roman" w:cs="Times New Roman"/>
+          <w:kern w:val="0"/>
+          <w:szCs w:val="24"/>
+        </w:rPr>
+        <w:t>D</w:t>
+      </w:r>
+      <w:r>
+        <w:rPr>
+          <w:rFonts w:ascii="Times New Roman" w:eastAsia="標楷體" w:hAnsi="Times New Roman" w:cs="Times New Roman"/>
+          <w:kern w:val="0"/>
+          <w:szCs w:val="24"/>
+        </w:rPr>
         <w:t>ijkstra</w:t>
       </w:r>
       <w:r>
         <w:rPr>
-          <w:rFonts w:ascii="Times New Roman" w:eastAsia="標楷體" w:hAnsi="Times New Roman" w:cs="Times New Roman" w:hint="eastAsia"/>
+          <w:rFonts w:ascii="Times New Roman" w:eastAsia="標楷體" w:hAnsi="Times New Roman" w:cs="Times New Roman"/>
           <w:kern w:val="0"/>
           <w:szCs w:val="24"/>
         </w:rPr>
@@ -6791,17 +6399,6 @@
         </w:rPr>
         <w:t>進行多條件篩選。此篩選機制確保所回傳之醫療院所為「目前可提供服務」且「符合使用者需求」之合法醫療機構，避免提供過期或不具實用性的資訊。</w:t>
       </w:r>
-    </w:p>
-    <w:p>
-      <w:pPr>
-        <w:ind w:firstLine="480"/>
-        <w:jc w:val="both"/>
-        <w:rPr>
-          <w:rFonts w:ascii="Times New Roman" w:eastAsia="標楷體" w:hAnsi="Times New Roman" w:cs="Times New Roman"/>
-          <w:b/>
-          <w:bCs/>
-        </w:rPr>
-      </w:pPr>
     </w:p>
     <w:p>
       <w:pPr>
@@ -6918,7 +6515,31 @@
         <w:rPr>
           <w:rFonts w:ascii="Times New Roman" w:eastAsia="標楷體" w:hAnsi="Times New Roman" w:cs="Times New Roman"/>
         </w:rPr>
-        <w:t>考量使用者可能透過文字、語音、圖片或影音等多元形式輸入資訊，本研究設計一套多模態內容處理流程，以統一方式將非結構化資料轉換為可分析之結構化文本，作為後續事實查核與醫療判斷之依據。</w:t>
+        <w:t>考量使用者可能透過文字、語音、圖片或影音等多元形式輸入資訊，本研究設計一套多模態內容處理流程</w:t>
+      </w:r>
+      <w:r>
+        <w:rPr>
+          <w:rFonts w:ascii="Times New Roman" w:eastAsia="標楷體" w:hAnsi="Times New Roman" w:cs="Times New Roman" w:hint="eastAsia"/>
+        </w:rPr>
+        <w:t>(</w:t>
+      </w:r>
+      <w:r>
+        <w:rPr>
+          <w:rFonts w:ascii="Times New Roman" w:eastAsia="標楷體" w:hAnsi="Times New Roman" w:cs="Times New Roman" w:hint="eastAsia"/>
+        </w:rPr>
+        <w:t>如圖</w:t>
+      </w:r>
+      <w:r>
+        <w:rPr>
+          <w:rFonts w:ascii="Times New Roman" w:eastAsia="標楷體" w:hAnsi="Times New Roman" w:cs="Times New Roman" w:hint="eastAsia"/>
+        </w:rPr>
+        <w:t xml:space="preserve"> 5)</w:t>
+      </w:r>
+      <w:r>
+        <w:rPr>
+          <w:rFonts w:ascii="Times New Roman" w:eastAsia="標楷體" w:hAnsi="Times New Roman" w:cs="Times New Roman"/>
+        </w:rPr>
+        <w:t>，以統一方式將非結構化資料轉換為可分析之結構化文本，作為後續事實查核與醫療判斷之依據。</w:t>
       </w:r>
     </w:p>
     <w:p>
@@ -6938,21 +6559,7 @@
         <w:rPr>
           <w:rFonts w:ascii="Times New Roman" w:eastAsia="標楷體" w:hAnsi="Times New Roman" w:cs="Times New Roman"/>
         </w:rPr>
-        <w:t>影</w:t>
-      </w:r>
-      <w:proofErr w:type="gramStart"/>
-      <w:r>
-        <w:rPr>
-          <w:rFonts w:ascii="Times New Roman" w:eastAsia="標楷體" w:hAnsi="Times New Roman" w:cs="Times New Roman"/>
-        </w:rPr>
-        <w:t>音轉逐字稿</w:t>
-      </w:r>
-      <w:proofErr w:type="gramEnd"/>
-      <w:r>
-        <w:rPr>
-          <w:rFonts w:ascii="Times New Roman" w:eastAsia="標楷體" w:hAnsi="Times New Roman" w:cs="Times New Roman"/>
-        </w:rPr>
-        <w:t>流程：</w:t>
+        <w:t>影音轉逐字稿流程：</w:t>
       </w:r>
     </w:p>
     <w:p>
@@ -6990,21 +6597,7 @@
         <w:rPr>
           <w:rFonts w:ascii="Times New Roman" w:eastAsia="標楷體" w:hAnsi="Times New Roman" w:cs="Times New Roman"/>
         </w:rPr>
-        <w:t>進行語音轉文字處理。轉換完成後，系統會產生逐</w:t>
-      </w:r>
-      <w:proofErr w:type="gramStart"/>
-      <w:r>
-        <w:rPr>
-          <w:rFonts w:ascii="Times New Roman" w:eastAsia="標楷體" w:hAnsi="Times New Roman" w:cs="Times New Roman"/>
-        </w:rPr>
-        <w:t>字稿文</w:t>
-      </w:r>
-      <w:proofErr w:type="gramEnd"/>
-      <w:r>
-        <w:rPr>
-          <w:rFonts w:ascii="Times New Roman" w:eastAsia="標楷體" w:hAnsi="Times New Roman" w:cs="Times New Roman"/>
-        </w:rPr>
-        <w:t>本，作為後續語意分析與資訊擷取的主要輸入來源。</w:t>
+        <w:t>進行語音轉文字處理。轉換完成後，系統會產生逐字稿文本，作為後續語意分析與資訊擷取的主要輸入來源。</w:t>
       </w:r>
     </w:p>
     <w:p>
@@ -7024,6 +6617,7 @@
         <w:rPr>
           <w:rFonts w:ascii="Times New Roman" w:eastAsia="標楷體" w:hAnsi="Times New Roman" w:cs="Times New Roman"/>
         </w:rPr>
+        <w:lastRenderedPageBreak/>
         <w:t>影像文字擷取</w:t>
       </w:r>
       <w:r>
@@ -7071,19 +6665,11 @@
         </w:rPr>
         <w:t>(</w:t>
       </w:r>
-      <w:proofErr w:type="gramStart"/>
-      <w:r>
-        <w:rPr>
-          <w:rFonts w:ascii="Times New Roman" w:eastAsia="標楷體" w:hAnsi="Times New Roman" w:cs="Times New Roman"/>
-        </w:rPr>
-        <w:t>如藥袋</w:t>
-      </w:r>
-      <w:proofErr w:type="gramEnd"/>
-      <w:r>
-        <w:rPr>
-          <w:rFonts w:ascii="Times New Roman" w:eastAsia="標楷體" w:hAnsi="Times New Roman" w:cs="Times New Roman"/>
-        </w:rPr>
-        <w:t>、藥單或醫療文件</w:t>
+      <w:r>
+        <w:rPr>
+          <w:rFonts w:ascii="Times New Roman" w:eastAsia="標楷體" w:hAnsi="Times New Roman" w:cs="Times New Roman"/>
+        </w:rPr>
+        <w:t>如藥袋、藥單或醫療文件</w:t>
       </w:r>
       <w:r>
         <w:rPr>
@@ -7101,34 +6687,13 @@
         <w:rPr>
           <w:rFonts w:ascii="Times New Roman" w:eastAsia="標楷體" w:hAnsi="Times New Roman" w:cs="Times New Roman"/>
         </w:rPr>
-        <w:t xml:space="preserve"> </w:t>
-      </w:r>
-      <w:proofErr w:type="spellStart"/>
-      <w:r>
-        <w:rPr>
-          <w:rFonts w:ascii="Times New Roman" w:eastAsia="標楷體" w:hAnsi="Times New Roman" w:cs="Times New Roman"/>
-        </w:rPr>
-        <w:t>PaddleOCR</w:t>
-      </w:r>
-      <w:proofErr w:type="spellEnd"/>
-      <w:r>
-        <w:rPr>
-          <w:rFonts w:ascii="Times New Roman" w:eastAsia="標楷體" w:hAnsi="Times New Roman" w:cs="Times New Roman"/>
-        </w:rPr>
-        <w:t xml:space="preserve"> </w:t>
-      </w:r>
-      <w:r>
-        <w:rPr>
-          <w:rFonts w:ascii="Times New Roman" w:eastAsia="標楷體" w:hAnsi="Times New Roman" w:cs="Times New Roman"/>
-        </w:rPr>
-        <w:t>進</w:t>
-      </w:r>
-      <w:r>
-        <w:rPr>
-          <w:rFonts w:ascii="Times New Roman" w:eastAsia="標楷體" w:hAnsi="Times New Roman" w:cs="Times New Roman"/>
-        </w:rPr>
-        <w:lastRenderedPageBreak/>
-        <w:t>行光學字元辨識</w:t>
+        <w:t xml:space="preserve"> PaddleOCR </w:t>
+      </w:r>
+      <w:r>
+        <w:rPr>
+          <w:rFonts w:ascii="Times New Roman" w:eastAsia="標楷體" w:hAnsi="Times New Roman" w:cs="Times New Roman"/>
+        </w:rPr>
+        <w:t>進行光學字元辨識</w:t>
       </w:r>
       <w:r>
         <w:rPr>
@@ -7154,19 +6719,11 @@
         </w:rPr>
         <w:t>，將影像內容轉換為可處理之文字資料。</w:t>
       </w:r>
-      <w:proofErr w:type="spellStart"/>
-      <w:r>
-        <w:rPr>
-          <w:rFonts w:ascii="Times New Roman" w:eastAsia="標楷體" w:hAnsi="Times New Roman" w:cs="Times New Roman"/>
-        </w:rPr>
-        <w:t>PaddleOCR</w:t>
-      </w:r>
-      <w:proofErr w:type="spellEnd"/>
-      <w:r>
-        <w:rPr>
-          <w:rFonts w:ascii="Times New Roman" w:eastAsia="標楷體" w:hAnsi="Times New Roman" w:cs="Times New Roman"/>
-        </w:rPr>
-        <w:t xml:space="preserve"> </w:t>
+      <w:r>
+        <w:rPr>
+          <w:rFonts w:ascii="Times New Roman" w:eastAsia="標楷體" w:hAnsi="Times New Roman" w:cs="Times New Roman"/>
+        </w:rPr>
+        <w:t xml:space="preserve">PaddleOCR </w:t>
       </w:r>
       <w:r>
         <w:rPr>
@@ -7204,21 +6761,7 @@
         <w:rPr>
           <w:rFonts w:ascii="Times New Roman" w:eastAsia="標楷體" w:hAnsi="Times New Roman" w:cs="Times New Roman"/>
         </w:rPr>
-        <w:t>文字正規化與</w:t>
-      </w:r>
-      <w:proofErr w:type="gramStart"/>
-      <w:r>
-        <w:rPr>
-          <w:rFonts w:ascii="Times New Roman" w:eastAsia="標楷體" w:hAnsi="Times New Roman" w:cs="Times New Roman"/>
-        </w:rPr>
-        <w:t>個</w:t>
-      </w:r>
-      <w:proofErr w:type="gramEnd"/>
-      <w:r>
-        <w:rPr>
-          <w:rFonts w:ascii="Times New Roman" w:eastAsia="標楷體" w:hAnsi="Times New Roman" w:cs="Times New Roman"/>
-        </w:rPr>
-        <w:t>資過濾</w:t>
+        <w:t>文字正規化與個資過濾</w:t>
       </w:r>
       <w:r>
         <w:rPr>
@@ -7261,17 +6804,17 @@
         <mc:AlternateContent>
           <mc:Choice Requires="wps">
             <w:drawing>
-              <wp:anchor distT="45720" distB="45720" distL="114300" distR="114300" simplePos="0" relativeHeight="251675648" behindDoc="0" locked="0" layoutInCell="1" allowOverlap="1" wp14:anchorId="5D163369" wp14:editId="487C5161">
+              <wp:anchor distT="45720" distB="45720" distL="114300" distR="114300" simplePos="0" relativeHeight="251675648" behindDoc="0" locked="0" layoutInCell="1" allowOverlap="1" wp14:anchorId="5D163369" wp14:editId="61CC24DE">
                 <wp:simplePos x="0" y="0"/>
                 <wp:positionH relativeFrom="margin">
-                  <wp:align>left</wp:align>
+                  <wp:posOffset>773201</wp:posOffset>
                 </wp:positionH>
                 <wp:positionV relativeFrom="paragraph">
-                  <wp:posOffset>969645</wp:posOffset>
+                  <wp:posOffset>1003706</wp:posOffset>
                 </wp:positionV>
-                <wp:extent cx="5056505" cy="4444365"/>
-                <wp:effectExtent l="0" t="0" r="10795" b="13335"/>
-                <wp:wrapSquare wrapText="bothSides"/>
+                <wp:extent cx="4001135" cy="4052570"/>
+                <wp:effectExtent l="0" t="0" r="18415" b="24130"/>
+                <wp:wrapTopAndBottom/>
                 <wp:docPr id="12" name="文字方塊 2"/>
                 <wp:cNvGraphicFramePr>
                   <a:graphicFrameLocks xmlns:a="http://schemas.openxmlformats.org/drawingml/2006/main"/>
@@ -7285,7 +6828,7 @@
                       <wps:spPr bwMode="auto">
                         <a:xfrm>
                           <a:off x="0" y="0"/>
-                          <a:ext cx="5056505" cy="4444365"/>
+                          <a:ext cx="4001135" cy="4052570"/>
                         </a:xfrm>
                         <a:prstGeom prst="rect">
                           <a:avLst/>
@@ -7310,9 +6853,9 @@
                                 <w:noProof/>
                               </w:rPr>
                               <w:drawing>
-                                <wp:inline distT="0" distB="0" distL="0" distR="0" wp14:anchorId="781E6A34" wp14:editId="3A7E8755">
-                                  <wp:extent cx="4225815" cy="3895725"/>
-                                  <wp:effectExtent l="0" t="0" r="3810" b="0"/>
+                                <wp:inline distT="0" distB="0" distL="0" distR="0" wp14:anchorId="781E6A34" wp14:editId="1ED22386">
+                                  <wp:extent cx="3738067" cy="3446076"/>
+                                  <wp:effectExtent l="0" t="0" r="0" b="2540"/>
                                   <wp:docPr id="13" name="圖片 13"/>
                                   <wp:cNvGraphicFramePr>
                                     <a:graphicFrameLocks xmlns:a="http://schemas.openxmlformats.org/drawingml/2006/main" noChangeAspect="1"/>
@@ -7342,7 +6885,7 @@
                                         <pic:spPr bwMode="auto">
                                           <a:xfrm>
                                             <a:off x="0" y="0"/>
-                                            <a:ext cx="4242523" cy="3911128"/>
+                                            <a:ext cx="3764086" cy="3470063"/>
                                           </a:xfrm>
                                           <a:prstGeom prst="rect">
                                             <a:avLst/>
@@ -7382,7 +6925,19 @@
                               <w:rPr>
                                 <w:rFonts w:ascii="Times New Roman" w:eastAsia="標楷體" w:hAnsi="Times New Roman" w:cs="Times New Roman"/>
                               </w:rPr>
-                              <w:t xml:space="preserve"> 9 </w:t>
+                              <w:t xml:space="preserve"> </w:t>
+                            </w:r>
+                            <w:r>
+                              <w:rPr>
+                                <w:rFonts w:ascii="Times New Roman" w:eastAsia="標楷體" w:hAnsi="Times New Roman" w:cs="Times New Roman"/>
+                              </w:rPr>
+                              <w:t>5</w:t>
+                            </w:r>
+                            <w:r>
+                              <w:rPr>
+                                <w:rFonts w:ascii="Times New Roman" w:eastAsia="標楷體" w:hAnsi="Times New Roman" w:cs="Times New Roman"/>
+                              </w:rPr>
+                              <w:t xml:space="preserve"> </w:t>
                             </w:r>
                             <w:r>
                               <w:rPr>
@@ -7422,7 +6977,7 @@
           </mc:Choice>
           <mc:Fallback>
             <w:pict>
-              <v:shape w14:anchorId="5D163369" id="_x0000_s1030" type="#_x0000_t202" style="position:absolute;left:0;text-align:left;margin-left:0;margin-top:76.35pt;width:398.15pt;height:349.95pt;z-index:251675648;visibility:visible;mso-wrap-style:square;mso-width-percent:0;mso-height-percent:0;mso-wrap-distance-left:9pt;mso-wrap-distance-top:3.6pt;mso-wrap-distance-right:9pt;mso-wrap-distance-bottom:3.6pt;mso-position-horizontal:left;mso-position-horizontal-relative:margin;mso-position-vertical:absolute;mso-position-vertical-relative:text;mso-width-percent:0;mso-height-percent:0;mso-width-relative:margin;mso-height-relative:margin;v-text-anchor:top" o:gfxdata="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">
+              <v:shape w14:anchorId="5D163369" id="_x0000_s1030" type="#_x0000_t202" style="position:absolute;left:0;text-align:left;margin-left:60.9pt;margin-top:79.05pt;width:315.05pt;height:319.1pt;z-index:251675648;visibility:visible;mso-wrap-style:square;mso-width-percent:0;mso-height-percent:0;mso-wrap-distance-left:9pt;mso-wrap-distance-top:3.6pt;mso-wrap-distance-right:9pt;mso-wrap-distance-bottom:3.6pt;mso-position-horizontal:absolute;mso-position-horizontal-relative:margin;mso-position-vertical:absolute;mso-position-vertical-relative:text;mso-width-percent:0;mso-height-percent:0;mso-width-relative:margin;mso-height-relative:margin;v-text-anchor:top" o:gfxdata="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">
                 <v:textbox>
                   <w:txbxContent>
                     <w:p>
@@ -7431,9 +6986,9 @@
                           <w:noProof/>
                         </w:rPr>
                         <w:drawing>
-                          <wp:inline distT="0" distB="0" distL="0" distR="0" wp14:anchorId="781E6A34" wp14:editId="3A7E8755">
-                            <wp:extent cx="4225815" cy="3895725"/>
-                            <wp:effectExtent l="0" t="0" r="3810" b="0"/>
+                          <wp:inline distT="0" distB="0" distL="0" distR="0" wp14:anchorId="781E6A34" wp14:editId="1ED22386">
+                            <wp:extent cx="3738067" cy="3446076"/>
+                            <wp:effectExtent l="0" t="0" r="0" b="2540"/>
                             <wp:docPr id="13" name="圖片 13"/>
                             <wp:cNvGraphicFramePr>
                               <a:graphicFrameLocks xmlns:a="http://schemas.openxmlformats.org/drawingml/2006/main" noChangeAspect="1"/>
@@ -7463,7 +7018,7 @@
                                   <pic:spPr bwMode="auto">
                                     <a:xfrm>
                                       <a:off x="0" y="0"/>
-                                      <a:ext cx="4242523" cy="3911128"/>
+                                      <a:ext cx="3764086" cy="3470063"/>
                                     </a:xfrm>
                                     <a:prstGeom prst="rect">
                                       <a:avLst/>
@@ -7503,7 +7058,19 @@
                         <w:rPr>
                           <w:rFonts w:ascii="Times New Roman" w:eastAsia="標楷體" w:hAnsi="Times New Roman" w:cs="Times New Roman"/>
                         </w:rPr>
-                        <w:t xml:space="preserve"> 9 </w:t>
+                        <w:t xml:space="preserve"> </w:t>
+                      </w:r>
+                      <w:r>
+                        <w:rPr>
+                          <w:rFonts w:ascii="Times New Roman" w:eastAsia="標楷體" w:hAnsi="Times New Roman" w:cs="Times New Roman"/>
+                        </w:rPr>
+                        <w:t>5</w:t>
+                      </w:r>
+                      <w:r>
+                        <w:rPr>
+                          <w:rFonts w:ascii="Times New Roman" w:eastAsia="標楷體" w:hAnsi="Times New Roman" w:cs="Times New Roman"/>
+                        </w:rPr>
+                        <w:t xml:space="preserve"> </w:t>
                       </w:r>
                       <w:r>
                         <w:rPr>
@@ -7526,7 +7093,7 @@
                     </w:p>
                   </w:txbxContent>
                 </v:textbox>
-                <w10:wrap type="square" anchorx="margin"/>
+                <w10:wrap type="topAndBottom" anchorx="margin"/>
               </v:shape>
             </w:pict>
           </mc:Fallback>
@@ -7560,30 +7127,8 @@
         <w:rPr>
           <w:rFonts w:ascii="Times New Roman" w:eastAsia="標楷體" w:hAnsi="Times New Roman" w:cs="Times New Roman"/>
         </w:rPr>
-        <w:t>過濾機制，自動遮蔽姓名、身分證字號、電話等敏感資訊，避免將不必要之</w:t>
-      </w:r>
-      <w:proofErr w:type="gramStart"/>
-      <w:r>
-        <w:rPr>
-          <w:rFonts w:ascii="Times New Roman" w:eastAsia="標楷體" w:hAnsi="Times New Roman" w:cs="Times New Roman"/>
-        </w:rPr>
-        <w:t>個資送</w:t>
-      </w:r>
-      <w:proofErr w:type="gramEnd"/>
-      <w:r>
-        <w:rPr>
-          <w:rFonts w:ascii="Times New Roman" w:eastAsia="標楷體" w:hAnsi="Times New Roman" w:cs="Times New Roman"/>
-        </w:rPr>
-        <w:t>入大型語言模型進行推論。</w:t>
-      </w:r>
-    </w:p>
-    <w:p>
-      <w:pPr>
-        <w:jc w:val="both"/>
-        <w:rPr>
-          <w:rFonts w:ascii="Times New Roman" w:eastAsia="標楷體" w:hAnsi="Times New Roman" w:cs="Times New Roman"/>
-        </w:rPr>
-      </w:pPr>
+        <w:t>過濾機制，自動遮蔽姓名、身分證字號、電話等敏感資訊，避免將不必要之個資送入大型語言模型進行推論。</w:t>
+      </w:r>
     </w:p>
     <w:p>
       <w:pPr>
@@ -7635,7 +7180,7 @@
     </w:p>
     <w:p>
       <w:pPr>
-        <w:ind w:firstLine="360"/>
+        <w:ind w:firstLine="480"/>
         <w:jc w:val="both"/>
         <w:rPr>
           <w:rFonts w:ascii="Times New Roman" w:eastAsia="標楷體" w:hAnsi="Times New Roman" w:cs="Times New Roman"/>
@@ -7645,19 +7190,28 @@
         <w:rPr>
           <w:rFonts w:ascii="Times New Roman" w:eastAsia="標楷體" w:hAnsi="Times New Roman" w:cs="Times New Roman"/>
         </w:rPr>
-        <w:t>為降低生成式</w:t>
-      </w:r>
-      <w:r>
-        <w:rPr>
-          <w:rFonts w:ascii="Times New Roman" w:eastAsia="標楷體" w:hAnsi="Times New Roman" w:cs="Times New Roman"/>
-        </w:rPr>
-        <w:t xml:space="preserve"> AI </w:t>
-      </w:r>
-      <w:r>
-        <w:rPr>
-          <w:rFonts w:ascii="Times New Roman" w:eastAsia="標楷體" w:hAnsi="Times New Roman" w:cs="Times New Roman"/>
-        </w:rPr>
-        <w:t>在醫療場域中可能產生的不實或誤導性資訊風險，本研究將事實查核機制視為核心設計重點，並結合檢索增強生成</w:t>
+        <w:t>鑒</w:t>
+      </w:r>
+      <w:r>
+        <w:rPr>
+          <w:rFonts w:ascii="Times New Roman" w:eastAsia="標楷體" w:hAnsi="Times New Roman" w:cs="Times New Roman"/>
+        </w:rPr>
+        <w:t>於生成式人工智慧於醫療場域中應用時，若缺乏有效控管機制，可能產生不實、過時或具誤導性之資訊，進而影響使用者健康判斷與就醫決策，甚至造成潛在風險，本研究將事實查核機制視為系統設計之核心要素。醫療資訊屬高風險且高度專業領域，其正確性與來源透明性對使用者而言至關重要。</w:t>
+      </w:r>
+    </w:p>
+    <w:p>
+      <w:pPr>
+        <w:ind w:firstLine="480"/>
+        <w:jc w:val="both"/>
+        <w:rPr>
+          <w:rFonts w:ascii="Times New Roman" w:eastAsia="標楷體" w:hAnsi="Times New Roman" w:cs="Times New Roman"/>
+        </w:rPr>
+      </w:pPr>
+      <w:r>
+        <w:rPr>
+          <w:rFonts w:ascii="Times New Roman" w:eastAsia="標楷體" w:hAnsi="Times New Roman" w:cs="Times New Roman"/>
+        </w:rPr>
+        <w:t>因此，本研究結合檢索增強生成</w:t>
       </w:r>
       <w:r>
         <w:rPr>
@@ -7669,7 +7223,7 @@
         <w:rPr>
           <w:rFonts w:ascii="Times New Roman" w:eastAsia="標楷體" w:hAnsi="Times New Roman" w:cs="Times New Roman"/>
         </w:rPr>
-        <w:t>RAG</w:t>
+        <w:t>Retrieval-Augmented Generation, RAG</w:t>
       </w:r>
       <w:r>
         <w:rPr>
@@ -7681,7 +7235,31 @@
         <w:rPr>
           <w:rFonts w:ascii="Times New Roman" w:eastAsia="標楷體" w:hAnsi="Times New Roman" w:cs="Times New Roman"/>
         </w:rPr>
-        <w:t>架構，確保系統回應內容具備可驗證性與來源依據。</w:t>
+        <w:t>架構，透過先行檢索可信資料來源，再進行內容生成之流程設計，確保系統回應內容具備明確依據與可追溯之資料來源，以提升回應之可靠度與可驗證性，同時降低生成式模型產生幻覺</w:t>
+      </w:r>
+      <w:r>
+        <w:rPr>
+          <w:rFonts w:ascii="Times New Roman" w:eastAsia="標楷體" w:hAnsi="Times New Roman" w:cs="Times New Roman"/>
+        </w:rPr>
+        <w:t>(</w:t>
+      </w:r>
+      <w:r>
+        <w:rPr>
+          <w:rFonts w:ascii="Times New Roman" w:eastAsia="標楷體" w:hAnsi="Times New Roman" w:cs="Times New Roman"/>
+        </w:rPr>
+        <w:t>hallucination</w:t>
+      </w:r>
+      <w:r>
+        <w:rPr>
+          <w:rFonts w:ascii="Times New Roman" w:eastAsia="標楷體" w:hAnsi="Times New Roman" w:cs="Times New Roman"/>
+        </w:rPr>
+        <w:t>)</w:t>
+      </w:r>
+      <w:r>
+        <w:rPr>
+          <w:rFonts w:ascii="Times New Roman" w:eastAsia="標楷體" w:hAnsi="Times New Roman" w:cs="Times New Roman"/>
+        </w:rPr>
+        <w:t>之風險。</w:t>
       </w:r>
     </w:p>
     <w:p>
@@ -7716,21 +7294,8 @@
         <w:rPr>
           <w:rFonts w:ascii="Times New Roman" w:eastAsia="標楷體" w:hAnsi="Times New Roman" w:cs="Times New Roman"/>
         </w:rPr>
-        <w:t>本研究將官方醫療文件、健康指引與闢謠資料進行文</w:t>
-      </w:r>
-      <w:proofErr w:type="gramStart"/>
-      <w:r>
-        <w:rPr>
-          <w:rFonts w:ascii="Times New Roman" w:eastAsia="標楷體" w:hAnsi="Times New Roman" w:cs="Times New Roman"/>
-        </w:rPr>
-        <w:t>本切分</w:t>
-      </w:r>
-      <w:proofErr w:type="gramEnd"/>
-      <w:r>
-        <w:rPr>
-          <w:rFonts w:ascii="Times New Roman" w:eastAsia="標楷體" w:hAnsi="Times New Roman" w:cs="Times New Roman"/>
-        </w:rPr>
-        <w:t>與向量化處理</w:t>
+        <w:lastRenderedPageBreak/>
+        <w:t>本研究將官方醫療文件、健康指引與闢謠資料進行文本切分與向量化處理</w:t>
       </w:r>
       <w:r>
         <w:rPr>
@@ -7800,9 +7365,15 @@
       </w:r>
       <w:r>
         <w:rPr>
-          <w:rFonts w:ascii="Times New Roman" w:eastAsia="標楷體" w:hAnsi="Times New Roman" w:cs="Times New Roman"/>
-        </w:rPr>
-        <w:t>10)</w:t>
+          <w:rFonts w:ascii="Times New Roman" w:eastAsia="標楷體" w:hAnsi="Times New Roman" w:cs="Times New Roman" w:hint="eastAsia"/>
+        </w:rPr>
+        <w:t>6</w:t>
+      </w:r>
+      <w:r>
+        <w:rPr>
+          <w:rFonts w:ascii="Times New Roman" w:eastAsia="標楷體" w:hAnsi="Times New Roman" w:cs="Times New Roman"/>
+        </w:rPr>
+        <w:t>)</w:t>
       </w:r>
       <w:r>
         <w:rPr>
@@ -7849,7 +7420,6 @@
         <w:rPr>
           <w:rFonts w:ascii="Times New Roman" w:eastAsia="標楷體" w:hAnsi="Times New Roman" w:cs="Times New Roman"/>
         </w:rPr>
-        <w:lastRenderedPageBreak/>
         <w:t>當使用者提出健康相關問題時，系統將先透過</w:t>
       </w:r>
       <w:r>
@@ -7874,7 +7444,7 @@
         <w:rPr>
           <w:rFonts w:ascii="Times New Roman" w:eastAsia="標楷體" w:hAnsi="Times New Roman" w:cs="Times New Roman"/>
         </w:rPr>
-        <w:t>與語意分析建立查詢向量，並自醫療知識庫中檢索相關內容，再將檢索結果與使用者原始問題一併送入大型語言模型進行生成。此流程可有效限制模型回應範圍，使其基於已驗證之資料進行回答，而非單純依賴模型內部參數記憶。</w:t>
+        <w:t>與語意分析建立查詢向量，並自醫療知識庫中檢索相關內容，再將檢索結果與使用者原始問題一併送入大型語言模型進行生成。此流程可有效限制模型回應範圍，使其基於已驗證之資料進行回答，而非單純依賴模型內部參數記憶</w:t>
       </w:r>
       <w:r>
         <w:rPr>
@@ -7892,7 +7462,25 @@
         <w:rPr>
           <w:rFonts w:ascii="Times New Roman" w:eastAsia="標楷體" w:hAnsi="Times New Roman" w:cs="Times New Roman"/>
         </w:rPr>
-        <w:t xml:space="preserve"> 11)</w:t>
+        <w:t xml:space="preserve"> </w:t>
+      </w:r>
+      <w:r>
+        <w:rPr>
+          <w:rFonts w:ascii="Times New Roman" w:eastAsia="標楷體" w:hAnsi="Times New Roman" w:cs="Times New Roman" w:hint="eastAsia"/>
+        </w:rPr>
+        <w:t>7</w:t>
+      </w:r>
+      <w:r>
+        <w:rPr>
+          <w:rFonts w:ascii="Times New Roman" w:eastAsia="標楷體" w:hAnsi="Times New Roman" w:cs="Times New Roman"/>
+        </w:rPr>
+        <w:t>)</w:t>
+      </w:r>
+      <w:r>
+        <w:rPr>
+          <w:rFonts w:ascii="Times New Roman" w:eastAsia="標楷體" w:hAnsi="Times New Roman" w:cs="Times New Roman"/>
+        </w:rPr>
+        <w:t>。</w:t>
       </w:r>
     </w:p>
     <w:p>
@@ -7931,16 +7519,16 @@
         <mc:AlternateContent>
           <mc:Choice Requires="wps">
             <w:drawing>
-              <wp:anchor distT="45720" distB="45720" distL="114300" distR="114300" simplePos="0" relativeHeight="251679744" behindDoc="0" locked="0" layoutInCell="1" allowOverlap="1" wp14:anchorId="56465620" wp14:editId="1594BBF5">
+              <wp:anchor distT="45720" distB="45720" distL="114300" distR="114300" simplePos="0" relativeHeight="251679744" behindDoc="0" locked="0" layoutInCell="1" allowOverlap="1" wp14:anchorId="56465620" wp14:editId="7DD5B543">
                 <wp:simplePos x="0" y="0"/>
                 <wp:positionH relativeFrom="column">
-                  <wp:posOffset>1621790</wp:posOffset>
+                  <wp:posOffset>2924175</wp:posOffset>
                 </wp:positionH>
                 <wp:positionV relativeFrom="paragraph">
-                  <wp:posOffset>736600</wp:posOffset>
+                  <wp:posOffset>741680</wp:posOffset>
                 </wp:positionV>
-                <wp:extent cx="3569335" cy="5351145"/>
-                <wp:effectExtent l="0" t="0" r="12065" b="20955"/>
+                <wp:extent cx="2837815" cy="3321050"/>
+                <wp:effectExtent l="0" t="0" r="19685" b="12700"/>
                 <wp:wrapSquare wrapText="bothSides"/>
                 <wp:docPr id="15" name="文字方塊 2"/>
                 <wp:cNvGraphicFramePr>
@@ -7955,7 +7543,7 @@
                       <wps:spPr bwMode="auto">
                         <a:xfrm>
                           <a:off x="0" y="0"/>
-                          <a:ext cx="3569335" cy="5351145"/>
+                          <a:ext cx="2837815" cy="3321050"/>
                         </a:xfrm>
                         <a:prstGeom prst="rect">
                           <a:avLst/>
@@ -7980,10 +7568,10 @@
                                 <w:noProof/>
                               </w:rPr>
                               <w:drawing>
-                                <wp:inline distT="0" distB="0" distL="0" distR="0" wp14:anchorId="289947BE" wp14:editId="2CA40F32">
-                                  <wp:extent cx="2634766" cy="3730752"/>
-                                  <wp:effectExtent l="0" t="0" r="0" b="3175"/>
-                                  <wp:docPr id="18" name="圖片 18"/>
+                                <wp:inline distT="0" distB="0" distL="0" distR="0" wp14:anchorId="37C77191" wp14:editId="3E555AD6">
+                                  <wp:extent cx="2484735" cy="2904135"/>
+                                  <wp:effectExtent l="0" t="0" r="0" b="0"/>
+                                  <wp:docPr id="38" name="圖片 38"/>
                                   <wp:cNvGraphicFramePr>
                                     <a:graphicFrameLocks xmlns:a="http://schemas.openxmlformats.org/drawingml/2006/main" noChangeAspect="1"/>
                                   </wp:cNvGraphicFramePr>
@@ -7991,7 +7579,7 @@
                                     <a:graphicData uri="http://schemas.openxmlformats.org/drawingml/2006/picture">
                                       <pic:pic xmlns:pic="http://schemas.openxmlformats.org/drawingml/2006/picture">
                                         <pic:nvPicPr>
-                                          <pic:cNvPr id="0" name="Picture 6"/>
+                                          <pic:cNvPr id="0" name="Picture 7"/>
                                           <pic:cNvPicPr>
                                             <a:picLocks noChangeAspect="1" noChangeArrowheads="1"/>
                                           </pic:cNvPicPr>
@@ -8012,7 +7600,7 @@
                                         <pic:spPr bwMode="auto">
                                           <a:xfrm>
                                             <a:off x="0" y="0"/>
-                                            <a:ext cx="2662398" cy="3769878"/>
+                                            <a:ext cx="2495814" cy="2917084"/>
                                           </a:xfrm>
                                           <a:prstGeom prst="rect">
                                             <a:avLst/>
@@ -8052,13 +7640,13 @@
                               <w:rPr>
                                 <w:rFonts w:ascii="Times New Roman" w:eastAsia="標楷體" w:hAnsi="Times New Roman" w:cs="Times New Roman"/>
                               </w:rPr>
-                              <w:t xml:space="preserve"> 1</w:t>
+                              <w:t xml:space="preserve"> </w:t>
                             </w:r>
                             <w:r>
                               <w:rPr>
                                 <w:rFonts w:ascii="Times New Roman" w:eastAsia="標楷體" w:hAnsi="Times New Roman" w:cs="Times New Roman"/>
                               </w:rPr>
-                              <w:t>1</w:t>
+                              <w:t>7</w:t>
                             </w:r>
                             <w:r>
                               <w:rPr>
@@ -8098,7 +7686,7 @@
           </mc:Choice>
           <mc:Fallback>
             <w:pict>
-              <v:shape w14:anchorId="56465620" id="_x0000_s1031" type="#_x0000_t202" style="position:absolute;left:0;text-align:left;margin-left:127.7pt;margin-top:58pt;width:281.05pt;height:421.35pt;z-index:251679744;visibility:visible;mso-wrap-style:square;mso-width-percent:0;mso-height-percent:0;mso-wrap-distance-left:9pt;mso-wrap-distance-top:3.6pt;mso-wrap-distance-right:9pt;mso-wrap-distance-bottom:3.6pt;mso-position-horizontal:absolute;mso-position-horizontal-relative:text;mso-position-vertical:absolute;mso-position-vertical-relative:text;mso-width-percent:0;mso-height-percent:0;mso-width-relative:margin;mso-height-relative:margin;v-text-anchor:top" o:gfxdata="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">
+              <v:shape w14:anchorId="56465620" id="_x0000_s1031" type="#_x0000_t202" style="position:absolute;left:0;text-align:left;margin-left:230.25pt;margin-top:58.4pt;width:223.45pt;height:261.5pt;z-index:251679744;visibility:visible;mso-wrap-style:square;mso-width-percent:0;mso-height-percent:0;mso-wrap-distance-left:9pt;mso-wrap-distance-top:3.6pt;mso-wrap-distance-right:9pt;mso-wrap-distance-bottom:3.6pt;mso-position-horizontal:absolute;mso-position-horizontal-relative:text;mso-position-vertical:absolute;mso-position-vertical-relative:text;mso-width-percent:0;mso-height-percent:0;mso-width-relative:margin;mso-height-relative:margin;v-text-anchor:top" o:gfxdata="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">
                 <v:textbox>
                   <w:txbxContent>
                     <w:p>
@@ -8107,10 +7695,10 @@
                           <w:noProof/>
                         </w:rPr>
                         <w:drawing>
-                          <wp:inline distT="0" distB="0" distL="0" distR="0" wp14:anchorId="289947BE" wp14:editId="2CA40F32">
-                            <wp:extent cx="2634766" cy="3730752"/>
-                            <wp:effectExtent l="0" t="0" r="0" b="3175"/>
-                            <wp:docPr id="18" name="圖片 18"/>
+                          <wp:inline distT="0" distB="0" distL="0" distR="0" wp14:anchorId="37C77191" wp14:editId="3E555AD6">
+                            <wp:extent cx="2484735" cy="2904135"/>
+                            <wp:effectExtent l="0" t="0" r="0" b="0"/>
+                            <wp:docPr id="38" name="圖片 38"/>
                             <wp:cNvGraphicFramePr>
                               <a:graphicFrameLocks xmlns:a="http://schemas.openxmlformats.org/drawingml/2006/main" noChangeAspect="1"/>
                             </wp:cNvGraphicFramePr>
@@ -8118,7 +7706,7 @@
                               <a:graphicData uri="http://schemas.openxmlformats.org/drawingml/2006/picture">
                                 <pic:pic xmlns:pic="http://schemas.openxmlformats.org/drawingml/2006/picture">
                                   <pic:nvPicPr>
-                                    <pic:cNvPr id="0" name="Picture 6"/>
+                                    <pic:cNvPr id="0" name="Picture 7"/>
                                     <pic:cNvPicPr>
                                       <a:picLocks noChangeAspect="1" noChangeArrowheads="1"/>
                                     </pic:cNvPicPr>
@@ -8139,7 +7727,7 @@
                                   <pic:spPr bwMode="auto">
                                     <a:xfrm>
                                       <a:off x="0" y="0"/>
-                                      <a:ext cx="2662398" cy="3769878"/>
+                                      <a:ext cx="2495814" cy="2917084"/>
                                     </a:xfrm>
                                     <a:prstGeom prst="rect">
                                       <a:avLst/>
@@ -8179,13 +7767,13 @@
                         <w:rPr>
                           <w:rFonts w:ascii="Times New Roman" w:eastAsia="標楷體" w:hAnsi="Times New Roman" w:cs="Times New Roman"/>
                         </w:rPr>
-                        <w:t xml:space="preserve"> 1</w:t>
+                        <w:t xml:space="preserve"> </w:t>
                       </w:r>
                       <w:r>
                         <w:rPr>
                           <w:rFonts w:ascii="Times New Roman" w:eastAsia="標楷體" w:hAnsi="Times New Roman" w:cs="Times New Roman"/>
                         </w:rPr>
-                        <w:t>1</w:t>
+                        <w:t>7</w:t>
                       </w:r>
                       <w:r>
                         <w:rPr>
@@ -8222,16 +7810,16 @@
         <mc:AlternateContent>
           <mc:Choice Requires="wps">
             <w:drawing>
-              <wp:anchor distT="45720" distB="45720" distL="114300" distR="114300" simplePos="0" relativeHeight="251677696" behindDoc="0" locked="0" layoutInCell="1" allowOverlap="1" wp14:anchorId="5BDEF07E" wp14:editId="702D7564">
+              <wp:anchor distT="45720" distB="45720" distL="114300" distR="114300" simplePos="0" relativeHeight="251677696" behindDoc="0" locked="0" layoutInCell="1" allowOverlap="1" wp14:anchorId="5BDEF07E" wp14:editId="2C1AAB38">
                 <wp:simplePos x="0" y="0"/>
                 <wp:positionH relativeFrom="margin">
-                  <wp:posOffset>-421419</wp:posOffset>
+                  <wp:posOffset>-718185</wp:posOffset>
                 </wp:positionH>
                 <wp:positionV relativeFrom="paragraph">
-                  <wp:posOffset>731216</wp:posOffset>
+                  <wp:posOffset>741020</wp:posOffset>
                 </wp:positionV>
-                <wp:extent cx="2043430" cy="5358765"/>
-                <wp:effectExtent l="0" t="0" r="13970" b="13335"/>
+                <wp:extent cx="3467100" cy="3313430"/>
+                <wp:effectExtent l="0" t="0" r="19050" b="20320"/>
                 <wp:wrapSquare wrapText="bothSides"/>
                 <wp:docPr id="14" name="文字方塊 2"/>
                 <wp:cNvGraphicFramePr>
@@ -8246,7 +7834,763 @@
                       <wps:spPr bwMode="auto">
                         <a:xfrm>
                           <a:off x="0" y="0"/>
-                          <a:ext cx="2043430" cy="5358765"/>
+                          <a:ext cx="3467100" cy="3313430"/>
+                        </a:xfrm>
+                        <a:prstGeom prst="rect">
+                          <a:avLst/>
+                        </a:prstGeom>
+                        <a:solidFill>
+                          <a:srgbClr val="FFFFFF"/>
+                        </a:solidFill>
+                        <a:ln w="9525">
+                          <a:solidFill>
+                            <a:srgbClr val="000000"/>
+                          </a:solidFill>
+                          <a:miter lim="800000"/>
+                          <a:headEnd/>
+                          <a:tailEnd/>
+                        </a:ln>
+                      </wps:spPr>
+                      <wps:txbx>
+                        <w:txbxContent>
+                          <w:p>
+                            <w:pPr>
+                              <w:rPr>
+                                <w:rFonts w:hint="eastAsia"/>
+                              </w:rPr>
+                            </w:pPr>
+                            <w:r>
+                              <w:rPr>
+                                <w:rFonts w:hint="eastAsia"/>
+                                <w:noProof/>
+                              </w:rPr>
+                              <w:drawing>
+                                <wp:inline distT="0" distB="0" distL="0" distR="0" wp14:anchorId="7F7F2A3D" wp14:editId="01BB8838">
+                                  <wp:extent cx="3057754" cy="2900383"/>
+                                  <wp:effectExtent l="0" t="0" r="0" b="0"/>
+                                  <wp:docPr id="36" name="圖片 36"/>
+                                  <wp:cNvGraphicFramePr>
+                                    <a:graphicFrameLocks xmlns:a="http://schemas.openxmlformats.org/drawingml/2006/main" noChangeAspect="1"/>
+                                  </wp:cNvGraphicFramePr>
+                                  <a:graphic xmlns:a="http://schemas.openxmlformats.org/drawingml/2006/main">
+                                    <a:graphicData uri="http://schemas.openxmlformats.org/drawingml/2006/picture">
+                                      <pic:pic xmlns:pic="http://schemas.openxmlformats.org/drawingml/2006/picture">
+                                        <pic:nvPicPr>
+                                          <pic:cNvPr id="0" name="Picture 4"/>
+                                          <pic:cNvPicPr>
+                                            <a:picLocks noChangeAspect="1" noChangeArrowheads="1"/>
+                                          </pic:cNvPicPr>
+                                        </pic:nvPicPr>
+                                        <pic:blipFill>
+                                          <a:blip r:embed="rId14">
+                                            <a:extLst>
+                                              <a:ext uri="{28A0092B-C50C-407E-A947-70E740481C1C}">
+                                                <a14:useLocalDpi xmlns:a14="http://schemas.microsoft.com/office/drawing/2010/main" val="0"/>
+                                              </a:ext>
+                                            </a:extLst>
+                                          </a:blip>
+                                          <a:srcRect/>
+                                          <a:stretch>
+                                            <a:fillRect/>
+                                          </a:stretch>
+                                        </pic:blipFill>
+                                        <pic:spPr bwMode="auto">
+                                          <a:xfrm>
+                                            <a:off x="0" y="0"/>
+                                            <a:ext cx="3062480" cy="2904866"/>
+                                          </a:xfrm>
+                                          <a:prstGeom prst="rect">
+                                            <a:avLst/>
+                                          </a:prstGeom>
+                                          <a:noFill/>
+                                          <a:ln>
+                                            <a:noFill/>
+                                          </a:ln>
+                                        </pic:spPr>
+                                      </pic:pic>
+                                    </a:graphicData>
+                                  </a:graphic>
+                                </wp:inline>
+                              </w:drawing>
+                            </w:r>
+                          </w:p>
+                          <w:p>
+                            <w:pPr>
+                              <w:jc w:val="center"/>
+                              <w:rPr>
+                                <w:rFonts w:ascii="Times New Roman" w:eastAsia="標楷體" w:hAnsi="Times New Roman" w:cs="Times New Roman" w:hint="eastAsia"/>
+                                <w:color w:val="000000" w:themeColor="text1"/>
+                              </w:rPr>
+                            </w:pPr>
+                            <w:r>
+                              <w:rPr>
+                                <w:rFonts w:ascii="Times New Roman" w:eastAsia="標楷體" w:hAnsi="Times New Roman" w:cs="Times New Roman"/>
+                                <w:color w:val="000000" w:themeColor="text1"/>
+                              </w:rPr>
+                              <w:t xml:space="preserve">▲ </w:t>
+                            </w:r>
+                            <w:r>
+                              <w:rPr>
+                                <w:rFonts w:ascii="Times New Roman" w:eastAsia="標楷體" w:hAnsi="Times New Roman" w:cs="Times New Roman"/>
+                                <w:color w:val="000000" w:themeColor="text1"/>
+                              </w:rPr>
+                              <w:t>圖</w:t>
+                            </w:r>
+                            <w:r>
+                              <w:rPr>
+                                <w:rFonts w:ascii="Times New Roman" w:eastAsia="標楷體" w:hAnsi="Times New Roman" w:cs="Times New Roman"/>
+                                <w:color w:val="000000" w:themeColor="text1"/>
+                              </w:rPr>
+                              <w:t xml:space="preserve"> </w:t>
+                            </w:r>
+                            <w:r>
+                              <w:rPr>
+                                <w:rFonts w:ascii="Times New Roman" w:eastAsia="標楷體" w:hAnsi="Times New Roman" w:cs="Times New Roman"/>
+                                <w:color w:val="000000" w:themeColor="text1"/>
+                              </w:rPr>
+                              <w:t>6</w:t>
+                            </w:r>
+                            <w:r>
+                              <w:rPr>
+                                <w:rFonts w:ascii="Times New Roman" w:eastAsia="標楷體" w:hAnsi="Times New Roman" w:cs="Times New Roman"/>
+                                <w:color w:val="000000" w:themeColor="text1"/>
+                              </w:rPr>
+                              <w:t xml:space="preserve"> </w:t>
+                            </w:r>
+                            <w:r>
+                              <w:rPr>
+                                <w:rFonts w:ascii="Times New Roman" w:eastAsia="標楷體" w:hAnsi="Times New Roman" w:cs="Times New Roman"/>
+                                <w:color w:val="000000" w:themeColor="text1"/>
+                              </w:rPr>
+                              <w:t>資料處理流程圖</w:t>
+                            </w:r>
+                          </w:p>
+                        </w:txbxContent>
+                      </wps:txbx>
+                      <wps:bodyPr rot="0" vert="horz" wrap="square" lIns="91440" tIns="45720" rIns="91440" bIns="45720" anchor="t" anchorCtr="0">
+                        <a:noAutofit/>
+                      </wps:bodyPr>
+                    </wps:wsp>
+                  </a:graphicData>
+                </a:graphic>
+                <wp14:sizeRelH relativeFrom="margin">
+                  <wp14:pctWidth>0</wp14:pctWidth>
+                </wp14:sizeRelH>
+                <wp14:sizeRelV relativeFrom="margin">
+                  <wp14:pctHeight>0</wp14:pctHeight>
+                </wp14:sizeRelV>
+              </wp:anchor>
+            </w:drawing>
+          </mc:Choice>
+          <mc:Fallback>
+            <w:pict>
+              <v:shape w14:anchorId="5BDEF07E" id="_x0000_s1032" type="#_x0000_t202" style="position:absolute;left:0;text-align:left;margin-left:-56.55pt;margin-top:58.35pt;width:273pt;height:260.9pt;z-index:251677696;visibility:visible;mso-wrap-style:square;mso-width-percent:0;mso-height-percent:0;mso-wrap-distance-left:9pt;mso-wrap-distance-top:3.6pt;mso-wrap-distance-right:9pt;mso-wrap-distance-bottom:3.6pt;mso-position-horizontal:absolute;mso-position-horizontal-relative:margin;mso-position-vertical:absolute;mso-position-vertical-relative:text;mso-width-percent:0;mso-height-percent:0;mso-width-relative:margin;mso-height-relative:margin;v-text-anchor:top" o:gfxdata="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">
+                <v:textbox>
+                  <w:txbxContent>
+                    <w:p>
+                      <w:pPr>
+                        <w:rPr>
+                          <w:rFonts w:hint="eastAsia"/>
+                        </w:rPr>
+                      </w:pPr>
+                      <w:r>
+                        <w:rPr>
+                          <w:rFonts w:hint="eastAsia"/>
+                          <w:noProof/>
+                        </w:rPr>
+                        <w:drawing>
+                          <wp:inline distT="0" distB="0" distL="0" distR="0" wp14:anchorId="7F7F2A3D" wp14:editId="01BB8838">
+                            <wp:extent cx="3057754" cy="2900383"/>
+                            <wp:effectExtent l="0" t="0" r="0" b="0"/>
+                            <wp:docPr id="36" name="圖片 36"/>
+                            <wp:cNvGraphicFramePr>
+                              <a:graphicFrameLocks xmlns:a="http://schemas.openxmlformats.org/drawingml/2006/main" noChangeAspect="1"/>
+                            </wp:cNvGraphicFramePr>
+                            <a:graphic xmlns:a="http://schemas.openxmlformats.org/drawingml/2006/main">
+                              <a:graphicData uri="http://schemas.openxmlformats.org/drawingml/2006/picture">
+                                <pic:pic xmlns:pic="http://schemas.openxmlformats.org/drawingml/2006/picture">
+                                  <pic:nvPicPr>
+                                    <pic:cNvPr id="0" name="Picture 4"/>
+                                    <pic:cNvPicPr>
+                                      <a:picLocks noChangeAspect="1" noChangeArrowheads="1"/>
+                                    </pic:cNvPicPr>
+                                  </pic:nvPicPr>
+                                  <pic:blipFill>
+                                    <a:blip r:embed="rId14">
+                                      <a:extLst>
+                                        <a:ext uri="{28A0092B-C50C-407E-A947-70E740481C1C}">
+                                          <a14:useLocalDpi xmlns:a14="http://schemas.microsoft.com/office/drawing/2010/main" val="0"/>
+                                        </a:ext>
+                                      </a:extLst>
+                                    </a:blip>
+                                    <a:srcRect/>
+                                    <a:stretch>
+                                      <a:fillRect/>
+                                    </a:stretch>
+                                  </pic:blipFill>
+                                  <pic:spPr bwMode="auto">
+                                    <a:xfrm>
+                                      <a:off x="0" y="0"/>
+                                      <a:ext cx="3062480" cy="2904866"/>
+                                    </a:xfrm>
+                                    <a:prstGeom prst="rect">
+                                      <a:avLst/>
+                                    </a:prstGeom>
+                                    <a:noFill/>
+                                    <a:ln>
+                                      <a:noFill/>
+                                    </a:ln>
+                                  </pic:spPr>
+                                </pic:pic>
+                              </a:graphicData>
+                            </a:graphic>
+                          </wp:inline>
+                        </w:drawing>
+                      </w:r>
+                    </w:p>
+                    <w:p>
+                      <w:pPr>
+                        <w:jc w:val="center"/>
+                        <w:rPr>
+                          <w:rFonts w:ascii="Times New Roman" w:eastAsia="標楷體" w:hAnsi="Times New Roman" w:cs="Times New Roman" w:hint="eastAsia"/>
+                          <w:color w:val="000000" w:themeColor="text1"/>
+                        </w:rPr>
+                      </w:pPr>
+                      <w:r>
+                        <w:rPr>
+                          <w:rFonts w:ascii="Times New Roman" w:eastAsia="標楷體" w:hAnsi="Times New Roman" w:cs="Times New Roman"/>
+                          <w:color w:val="000000" w:themeColor="text1"/>
+                        </w:rPr>
+                        <w:t xml:space="preserve">▲ </w:t>
+                      </w:r>
+                      <w:r>
+                        <w:rPr>
+                          <w:rFonts w:ascii="Times New Roman" w:eastAsia="標楷體" w:hAnsi="Times New Roman" w:cs="Times New Roman"/>
+                          <w:color w:val="000000" w:themeColor="text1"/>
+                        </w:rPr>
+                        <w:t>圖</w:t>
+                      </w:r>
+                      <w:r>
+                        <w:rPr>
+                          <w:rFonts w:ascii="Times New Roman" w:eastAsia="標楷體" w:hAnsi="Times New Roman" w:cs="Times New Roman"/>
+                          <w:color w:val="000000" w:themeColor="text1"/>
+                        </w:rPr>
+                        <w:t xml:space="preserve"> </w:t>
+                      </w:r>
+                      <w:r>
+                        <w:rPr>
+                          <w:rFonts w:ascii="Times New Roman" w:eastAsia="標楷體" w:hAnsi="Times New Roman" w:cs="Times New Roman"/>
+                          <w:color w:val="000000" w:themeColor="text1"/>
+                        </w:rPr>
+                        <w:t>6</w:t>
+                      </w:r>
+                      <w:r>
+                        <w:rPr>
+                          <w:rFonts w:ascii="Times New Roman" w:eastAsia="標楷體" w:hAnsi="Times New Roman" w:cs="Times New Roman"/>
+                          <w:color w:val="000000" w:themeColor="text1"/>
+                        </w:rPr>
+                        <w:t xml:space="preserve"> </w:t>
+                      </w:r>
+                      <w:r>
+                        <w:rPr>
+                          <w:rFonts w:ascii="Times New Roman" w:eastAsia="標楷體" w:hAnsi="Times New Roman" w:cs="Times New Roman"/>
+                          <w:color w:val="000000" w:themeColor="text1"/>
+                        </w:rPr>
+                        <w:t>資料處理流程圖</w:t>
+                      </w:r>
+                    </w:p>
+                  </w:txbxContent>
+                </v:textbox>
+                <w10:wrap type="square" anchorx="margin"/>
+              </v:shape>
+            </w:pict>
+          </mc:Fallback>
+        </mc:AlternateContent>
+      </w:r>
+      <w:r>
+        <w:rPr>
+          <w:rFonts w:ascii="Times New Roman" w:eastAsia="標楷體" w:hAnsi="Times New Roman" w:cs="Times New Roman"/>
+        </w:rPr>
+        <w:t>針對無法於資料庫中找到對應佐證之內容，系統將自動降低回應確定性，並於前端標示「尚無足夠可靠來源驗證」或「</w:t>
+      </w:r>
+      <w:r>
+        <w:rPr>
+          <w:rFonts w:ascii="Times New Roman" w:eastAsia="標楷體" w:hAnsi="Times New Roman" w:cs="Times New Roman"/>
+        </w:rPr>
+        <w:t xml:space="preserve">AI </w:t>
+      </w:r>
+      <w:r>
+        <w:rPr>
+          <w:rFonts w:ascii="Times New Roman" w:eastAsia="標楷體" w:hAnsi="Times New Roman" w:cs="Times New Roman"/>
+        </w:rPr>
+        <w:t>生成內容，僅供參考」等警語，以避免使用者誤將生成結果視為專業醫療建議。</w:t>
+      </w:r>
+    </w:p>
+    <w:p>
+      <w:pPr>
+        <w:pStyle w:val="a3"/>
+        <w:numPr>
+          <w:ilvl w:val="0"/>
+          <w:numId w:val="19"/>
+        </w:numPr>
+        <w:ind w:leftChars="0"/>
+        <w:jc w:val="both"/>
+        <w:rPr>
+          <w:rFonts w:ascii="Times New Roman" w:eastAsia="標楷體" w:hAnsi="Times New Roman" w:cs="Times New Roman"/>
+        </w:rPr>
+      </w:pPr>
+      <w:r>
+        <w:rPr>
+          <w:rFonts w:ascii="Times New Roman" w:eastAsia="標楷體" w:hAnsi="Times New Roman" w:cs="Times New Roman"/>
+          <w:color w:val="000000" w:themeColor="text1"/>
+        </w:rPr>
+        <w:t>MCP</w:t>
+      </w:r>
+      <w:r>
+        <w:rPr>
+          <w:rFonts w:ascii="Times New Roman" w:eastAsia="標楷體" w:hAnsi="Times New Roman" w:cs="Times New Roman"/>
+          <w:color w:val="000000" w:themeColor="text1"/>
+        </w:rPr>
+        <w:t xml:space="preserve"> </w:t>
+      </w:r>
+      <w:r>
+        <w:rPr>
+          <w:rFonts w:ascii="Times New Roman" w:eastAsia="標楷體" w:hAnsi="Times New Roman" w:cs="Times New Roman"/>
+          <w:color w:val="000000" w:themeColor="text1"/>
+        </w:rPr>
+        <w:t>(</w:t>
+      </w:r>
+      <w:r>
+        <w:rPr>
+          <w:rFonts w:ascii="Times New Roman" w:eastAsia="標楷體" w:hAnsi="Times New Roman" w:cs="Times New Roman"/>
+          <w:color w:val="000000" w:themeColor="text1"/>
+        </w:rPr>
+        <w:t>Model Context Protocol</w:t>
+      </w:r>
+      <w:r>
+        <w:rPr>
+          <w:rFonts w:ascii="Times New Roman" w:eastAsia="標楷體" w:hAnsi="Times New Roman" w:cs="Times New Roman"/>
+          <w:color w:val="000000" w:themeColor="text1"/>
+        </w:rPr>
+        <w:t>)</w:t>
+      </w:r>
+      <w:r>
+        <w:rPr>
+          <w:rFonts w:ascii="Times New Roman" w:eastAsia="標楷體" w:hAnsi="Times New Roman" w:cs="Times New Roman"/>
+          <w:color w:val="000000" w:themeColor="text1"/>
+        </w:rPr>
+        <w:t>之應用：</w:t>
+      </w:r>
+    </w:p>
+    <w:p>
+      <w:pPr>
+        <w:ind w:firstLine="480"/>
+        <w:jc w:val="both"/>
+        <w:rPr>
+          <w:rFonts w:ascii="Times New Roman" w:eastAsia="標楷體" w:hAnsi="Times New Roman" w:cs="Times New Roman"/>
+        </w:rPr>
+      </w:pPr>
+      <w:r>
+        <w:rPr>
+          <w:rFonts w:ascii="Times New Roman" w:eastAsia="標楷體" w:hAnsi="Times New Roman" w:cs="Times New Roman"/>
+        </w:rPr>
+        <w:t>本</w:t>
+      </w:r>
+      <w:r>
+        <w:rPr>
+          <w:rFonts w:ascii="Times New Roman" w:eastAsia="標楷體" w:hAnsi="Times New Roman" w:cs="Times New Roman"/>
+        </w:rPr>
+        <w:t>為有效管理多模型協作與多階段工作流程之上下文傳遞問題，本研究引入</w:t>
+      </w:r>
+      <w:r>
+        <w:rPr>
+          <w:rFonts w:ascii="Times New Roman" w:eastAsia="標楷體" w:hAnsi="Times New Roman" w:cs="Times New Roman"/>
+        </w:rPr>
+        <w:t xml:space="preserve"> MCP Server</w:t>
+      </w:r>
+      <w:r>
+        <w:rPr>
+          <w:rFonts w:ascii="Times New Roman" w:eastAsia="標楷體" w:hAnsi="Times New Roman" w:cs="Times New Roman"/>
+        </w:rPr>
+        <w:t>(</w:t>
+      </w:r>
+      <w:r>
+        <w:rPr>
+          <w:rFonts w:ascii="Times New Roman" w:eastAsia="標楷體" w:hAnsi="Times New Roman" w:cs="Times New Roman"/>
+        </w:rPr>
+        <w:t>Model Context Protocol Server</w:t>
+      </w:r>
+      <w:r>
+        <w:rPr>
+          <w:rFonts w:ascii="Times New Roman" w:eastAsia="標楷體" w:hAnsi="Times New Roman" w:cs="Times New Roman"/>
+        </w:rPr>
+        <w:t>)</w:t>
+      </w:r>
+      <w:r>
+        <w:rPr>
+          <w:rFonts w:ascii="Times New Roman" w:eastAsia="標楷體" w:hAnsi="Times New Roman" w:cs="Times New Roman"/>
+        </w:rPr>
+        <w:t>之架構概念。</w:t>
+      </w:r>
+      <w:r>
+        <w:rPr>
+          <w:rFonts w:ascii="Times New Roman" w:eastAsia="標楷體" w:hAnsi="Times New Roman" w:cs="Times New Roman"/>
+        </w:rPr>
+        <w:t xml:space="preserve">MCP </w:t>
+      </w:r>
+      <w:r>
+        <w:rPr>
+          <w:rFonts w:ascii="Times New Roman" w:eastAsia="標楷體" w:hAnsi="Times New Roman" w:cs="Times New Roman"/>
+        </w:rPr>
+        <w:t>為一套由</w:t>
+      </w:r>
+      <w:r>
+        <w:rPr>
+          <w:rFonts w:ascii="Times New Roman" w:eastAsia="標楷體" w:hAnsi="Times New Roman" w:cs="Times New Roman"/>
+        </w:rPr>
+        <w:t xml:space="preserve"> Anthropic </w:t>
+      </w:r>
+      <w:r>
+        <w:rPr>
+          <w:rFonts w:ascii="Times New Roman" w:eastAsia="標楷體" w:hAnsi="Times New Roman" w:cs="Times New Roman"/>
+        </w:rPr>
+        <w:t>於</w:t>
+      </w:r>
+      <w:r>
+        <w:rPr>
+          <w:rFonts w:ascii="Times New Roman" w:eastAsia="標楷體" w:hAnsi="Times New Roman" w:cs="Times New Roman"/>
+        </w:rPr>
+        <w:t xml:space="preserve"> 2024 </w:t>
+      </w:r>
+      <w:r>
+        <w:rPr>
+          <w:rFonts w:ascii="Times New Roman" w:eastAsia="標楷體" w:hAnsi="Times New Roman" w:cs="Times New Roman"/>
+        </w:rPr>
+        <w:t>年所提出之開放標準</w:t>
+      </w:r>
+      <w:r>
+        <w:rPr>
+          <w:rFonts w:ascii="Times New Roman" w:eastAsia="標楷體" w:hAnsi="Times New Roman" w:cs="Times New Roman"/>
+        </w:rPr>
+        <w:fldChar w:fldCharType="begin"/>
+      </w:r>
+      <w:r>
+        <w:rPr>
+          <w:rFonts w:ascii="Times New Roman" w:eastAsia="標楷體" w:hAnsi="Times New Roman" w:cs="Times New Roman"/>
+        </w:rPr>
+        <w:instrText xml:space="preserve"> ADDIN EN.CITE &lt;EndNote&gt;&lt;Cite&gt;&lt;Author&gt;Anthropic&lt;/Author&gt;&lt;Year&gt;2024&lt;/Year&gt;&lt;RecNum&gt;18&lt;/RecNum&gt;&lt;DisplayText&gt;[12]&lt;/DisplayText&gt;&lt;record&gt;&lt;rec-number&gt;18&lt;/rec-number&gt;&lt;foreign-keys&gt;&lt;key app="EN" db-id="vf2r9etpapszafes0eapva0tz955sea0xads" timestamp="1770839486"&gt;18&lt;/key&gt;&lt;/foreign-keys&gt;&lt;ref-type name="Web Page"&gt;12&lt;/ref-type&gt;&lt;contributors&gt;&lt;authors&gt;&lt;author&gt;Anthropic&lt;/author&gt;&lt;/authors&gt;&lt;/contributors&gt;&lt;titles&gt;&lt;title&gt;Model Context Protocol (MCP): Architecture&lt;/title&gt;&lt;/titles&gt;&lt;dates&gt;&lt;year&gt;2024&lt;/year&gt;&lt;/dates&gt;&lt;urls&gt;&lt;related-urls&gt;&lt;url&gt;https://modelcontextprotocol.io/specification&lt;/url&gt;&lt;/related-urls&gt;&lt;/urls&gt;&lt;/record&gt;&lt;/Cite&gt;&lt;/EndNote&gt;</w:instrText>
+      </w:r>
+      <w:r>
+        <w:rPr>
+          <w:rFonts w:ascii="Times New Roman" w:eastAsia="標楷體" w:hAnsi="Times New Roman" w:cs="Times New Roman"/>
+        </w:rPr>
+        <w:fldChar w:fldCharType="separate"/>
+      </w:r>
+      <w:r>
+        <w:rPr>
+          <w:rFonts w:ascii="Times New Roman" w:eastAsia="標楷體" w:hAnsi="Times New Roman" w:cs="Times New Roman"/>
+          <w:noProof/>
+        </w:rPr>
+        <w:t>[12]</w:t>
+      </w:r>
+      <w:r>
+        <w:rPr>
+          <w:rFonts w:ascii="Times New Roman" w:eastAsia="標楷體" w:hAnsi="Times New Roman" w:cs="Times New Roman"/>
+        </w:rPr>
+        <w:fldChar w:fldCharType="end"/>
+      </w:r>
+      <w:r>
+        <w:rPr>
+          <w:rFonts w:ascii="Times New Roman" w:eastAsia="標楷體" w:hAnsi="Times New Roman" w:cs="Times New Roman"/>
+        </w:rPr>
+        <w:t>，用以統一大型語言模型與外部資料、工具間的整合介面，透過</w:t>
+      </w:r>
+      <w:r>
+        <w:rPr>
+          <w:rFonts w:ascii="Times New Roman" w:eastAsia="標楷體" w:hAnsi="Times New Roman" w:cs="Times New Roman"/>
+        </w:rPr>
+        <w:t xml:space="preserve"> JSON-RPC </w:t>
+      </w:r>
+      <w:r>
+        <w:rPr>
+          <w:rFonts w:ascii="Times New Roman" w:eastAsia="標楷體" w:hAnsi="Times New Roman" w:cs="Times New Roman"/>
+        </w:rPr>
+        <w:t>與</w:t>
+      </w:r>
+      <w:r>
+        <w:rPr>
+          <w:rFonts w:ascii="Times New Roman" w:eastAsia="標楷體" w:hAnsi="Times New Roman" w:cs="Times New Roman"/>
+        </w:rPr>
+        <w:t xml:space="preserve"> client</w:t>
+      </w:r>
+      <w:r>
+        <w:rPr>
+          <w:rFonts w:ascii="Times New Roman" w:eastAsia="標楷體" w:hAnsi="Times New Roman" w:cs="Times New Roman"/>
+        </w:rPr>
+        <w:t>-</w:t>
+      </w:r>
+      <w:r>
+        <w:rPr>
+          <w:rFonts w:ascii="Times New Roman" w:eastAsia="標楷體" w:hAnsi="Times New Roman" w:cs="Times New Roman"/>
+        </w:rPr>
+        <w:t xml:space="preserve">server </w:t>
+      </w:r>
+      <w:r>
+        <w:rPr>
+          <w:rFonts w:ascii="Times New Roman" w:eastAsia="標楷體" w:hAnsi="Times New Roman" w:cs="Times New Roman"/>
+        </w:rPr>
+        <w:t>架構定義上下文交換與工具呼叫流程</w:t>
+      </w:r>
+      <w:r>
+        <w:rPr>
+          <w:rFonts w:ascii="Times New Roman" w:eastAsia="標楷體" w:hAnsi="Times New Roman" w:cs="Times New Roman"/>
+        </w:rPr>
+        <w:t>，</w:t>
+      </w:r>
+      <w:r>
+        <w:rPr>
+          <w:rFonts w:ascii="Times New Roman" w:eastAsia="標楷體" w:hAnsi="Times New Roman" w:cs="Times New Roman"/>
+        </w:rPr>
+        <w:t>旨在提供標準化之模型上下文交換與任務協調機制，使不同</w:t>
+      </w:r>
+      <w:r>
+        <w:rPr>
+          <w:rFonts w:ascii="Times New Roman" w:eastAsia="標楷體" w:hAnsi="Times New Roman" w:cs="Times New Roman"/>
+        </w:rPr>
+        <w:t xml:space="preserve"> AI </w:t>
+      </w:r>
+      <w:r>
+        <w:rPr>
+          <w:rFonts w:ascii="Times New Roman" w:eastAsia="標楷體" w:hAnsi="Times New Roman" w:cs="Times New Roman"/>
+        </w:rPr>
+        <w:t>模型與工具服務能在統一協議下進行溝通與資料傳遞，避免模型間資訊斷裂</w:t>
+      </w:r>
+      <w:r>
+        <w:rPr>
+          <w:rFonts w:ascii="Times New Roman" w:eastAsia="標楷體" w:hAnsi="Times New Roman" w:cs="Times New Roman"/>
+        </w:rPr>
+        <w:t>(</w:t>
+      </w:r>
+      <w:r>
+        <w:rPr>
+          <w:rFonts w:ascii="Times New Roman" w:eastAsia="標楷體" w:hAnsi="Times New Roman" w:cs="Times New Roman"/>
+        </w:rPr>
+        <w:t>fragmentation</w:t>
+      </w:r>
+      <w:r>
+        <w:rPr>
+          <w:rFonts w:ascii="Times New Roman" w:eastAsia="標楷體" w:hAnsi="Times New Roman" w:cs="Times New Roman"/>
+        </w:rPr>
+        <w:t>)</w:t>
+      </w:r>
+      <w:r>
+        <w:rPr>
+          <w:rFonts w:ascii="Times New Roman" w:eastAsia="標楷體" w:hAnsi="Times New Roman" w:cs="Times New Roman"/>
+        </w:rPr>
+        <w:t>與流程耦合</w:t>
+      </w:r>
+      <w:r>
+        <w:rPr>
+          <w:rFonts w:ascii="Times New Roman" w:eastAsia="標楷體" w:hAnsi="Times New Roman" w:cs="Times New Roman"/>
+        </w:rPr>
+        <w:t>(</w:t>
+      </w:r>
+      <w:r>
+        <w:rPr>
+          <w:rFonts w:ascii="Times New Roman" w:eastAsia="標楷體" w:hAnsi="Times New Roman" w:cs="Times New Roman"/>
+        </w:rPr>
+        <w:t>coupling</w:t>
+      </w:r>
+      <w:r>
+        <w:rPr>
+          <w:rFonts w:ascii="Times New Roman" w:eastAsia="標楷體" w:hAnsi="Times New Roman" w:cs="Times New Roman"/>
+        </w:rPr>
+        <w:t>)</w:t>
+      </w:r>
+      <w:r>
+        <w:rPr>
+          <w:rFonts w:ascii="Times New Roman" w:eastAsia="標楷體" w:hAnsi="Times New Roman" w:cs="Times New Roman"/>
+        </w:rPr>
+        <w:t>過高之問題。</w:t>
+      </w:r>
+    </w:p>
+    <w:p>
+      <w:pPr>
+        <w:ind w:firstLine="480"/>
+        <w:jc w:val="both"/>
+        <w:rPr>
+          <w:rFonts w:ascii="Times New Roman" w:eastAsia="標楷體" w:hAnsi="Times New Roman" w:cs="Times New Roman"/>
+        </w:rPr>
+      </w:pPr>
+      <w:r>
+        <w:rPr>
+          <w:rFonts w:ascii="Times New Roman" w:eastAsia="標楷體" w:hAnsi="Times New Roman" w:cs="Times New Roman"/>
+        </w:rPr>
+        <w:t>本研究以</w:t>
+      </w:r>
+      <w:r>
+        <w:rPr>
+          <w:rFonts w:ascii="Times New Roman" w:eastAsia="標楷體" w:hAnsi="Times New Roman" w:cs="Times New Roman"/>
+        </w:rPr>
+        <w:t xml:space="preserve"> Client </w:t>
+      </w:r>
+      <w:r>
+        <w:rPr>
+          <w:rFonts w:ascii="Times New Roman" w:eastAsia="標楷體" w:hAnsi="Times New Roman" w:cs="Times New Roman"/>
+        </w:rPr>
+        <w:t>角色串接既有</w:t>
+      </w:r>
+      <w:r>
+        <w:rPr>
+          <w:rFonts w:ascii="Times New Roman" w:eastAsia="標楷體" w:hAnsi="Times New Roman" w:cs="Times New Roman"/>
+        </w:rPr>
+        <w:t xml:space="preserve"> MCP Server </w:t>
+      </w:r>
+      <w:r>
+        <w:rPr>
+          <w:rFonts w:ascii="Times New Roman" w:eastAsia="標楷體" w:hAnsi="Times New Roman" w:cs="Times New Roman"/>
+        </w:rPr>
+        <w:t>服務，將外部模型能力與工具模組</w:t>
+      </w:r>
+      <w:r>
+        <w:rPr>
+          <w:rFonts w:ascii="Times New Roman" w:eastAsia="標楷體" w:hAnsi="Times New Roman" w:cs="Times New Roman"/>
+        </w:rPr>
+        <w:t>(</w:t>
+      </w:r>
+      <w:r>
+        <w:rPr>
+          <w:rFonts w:ascii="Times New Roman" w:eastAsia="標楷體" w:hAnsi="Times New Roman" w:cs="Times New Roman"/>
+        </w:rPr>
+        <w:t>如</w:t>
+      </w:r>
+      <w:r>
+        <w:rPr>
+          <w:rFonts w:ascii="Times New Roman" w:eastAsia="標楷體" w:hAnsi="Times New Roman" w:cs="Times New Roman"/>
+        </w:rPr>
+        <w:t xml:space="preserve"> RAG </w:t>
+      </w:r>
+      <w:r>
+        <w:rPr>
+          <w:rFonts w:ascii="Times New Roman" w:eastAsia="標楷體" w:hAnsi="Times New Roman" w:cs="Times New Roman"/>
+        </w:rPr>
+        <w:t>查詢、影音內容分析、</w:t>
+      </w:r>
+      <w:r>
+        <w:rPr>
+          <w:rFonts w:ascii="Times New Roman" w:eastAsia="標楷體" w:hAnsi="Times New Roman" w:cs="Times New Roman"/>
+        </w:rPr>
+        <w:t xml:space="preserve">OCR </w:t>
+      </w:r>
+      <w:r>
+        <w:rPr>
+          <w:rFonts w:ascii="Times New Roman" w:eastAsia="標楷體" w:hAnsi="Times New Roman" w:cs="Times New Roman"/>
+        </w:rPr>
+        <w:t>文字辨識與語音處理等</w:t>
+      </w:r>
+      <w:r>
+        <w:rPr>
+          <w:rFonts w:ascii="Times New Roman" w:eastAsia="標楷體" w:hAnsi="Times New Roman" w:cs="Times New Roman"/>
+        </w:rPr>
+        <w:t>)</w:t>
+      </w:r>
+      <w:r>
+        <w:rPr>
+          <w:rFonts w:ascii="Times New Roman" w:eastAsia="標楷體" w:hAnsi="Times New Roman" w:cs="Times New Roman"/>
+        </w:rPr>
+        <w:t>納入統一工作流中，並進一步整合與拼接多個</w:t>
+      </w:r>
+      <w:r>
+        <w:rPr>
+          <w:rFonts w:ascii="Times New Roman" w:eastAsia="標楷體" w:hAnsi="Times New Roman" w:cs="Times New Roman"/>
+        </w:rPr>
+        <w:t xml:space="preserve"> MCP Server </w:t>
+      </w:r>
+      <w:r>
+        <w:rPr>
+          <w:rFonts w:ascii="Times New Roman" w:eastAsia="標楷體" w:hAnsi="Times New Roman" w:cs="Times New Roman"/>
+        </w:rPr>
+        <w:t>之輸出結果，建構具備統籌與調</w:t>
+      </w:r>
+      <w:r>
+        <w:rPr>
+          <w:rFonts w:ascii="Times New Roman" w:eastAsia="標楷體" w:hAnsi="Times New Roman" w:cs="Times New Roman"/>
+        </w:rPr>
+        <w:lastRenderedPageBreak/>
+        <w:t>度能力之新型</w:t>
+      </w:r>
+      <w:r>
+        <w:rPr>
+          <w:rFonts w:ascii="Times New Roman" w:eastAsia="標楷體" w:hAnsi="Times New Roman" w:cs="Times New Roman"/>
+        </w:rPr>
+        <w:t xml:space="preserve"> MCP Server</w:t>
+      </w:r>
+      <w:r>
+        <w:rPr>
+          <w:rFonts w:ascii="Times New Roman" w:eastAsia="標楷體" w:hAnsi="Times New Roman" w:cs="Times New Roman" w:hint="eastAsia"/>
+        </w:rPr>
+        <w:t xml:space="preserve"> (</w:t>
+      </w:r>
+      <w:r>
+        <w:rPr>
+          <w:rFonts w:ascii="Times New Roman" w:eastAsia="標楷體" w:hAnsi="Times New Roman" w:cs="Times New Roman" w:hint="eastAsia"/>
+        </w:rPr>
+        <w:t>如圖</w:t>
+      </w:r>
+      <w:r>
+        <w:rPr>
+          <w:rFonts w:ascii="Times New Roman" w:eastAsia="標楷體" w:hAnsi="Times New Roman" w:cs="Times New Roman" w:hint="eastAsia"/>
+        </w:rPr>
+        <w:t xml:space="preserve"> 8)</w:t>
+      </w:r>
+      <w:r>
+        <w:rPr>
+          <w:rFonts w:ascii="Times New Roman" w:eastAsia="標楷體" w:hAnsi="Times New Roman" w:cs="Times New Roman"/>
+        </w:rPr>
+        <w:t>。透過此分層與模組化設計，系統得以將高運算量任務進行非同步處理與流程拆分，不僅提升整體效能與可擴充性，亦降低模型替換或升級時對核心後端架構之影響。</w:t>
+      </w:r>
+    </w:p>
+    <w:p>
+      <w:pPr>
+        <w:ind w:firstLine="480"/>
+        <w:jc w:val="both"/>
+        <w:rPr>
+          <w:rFonts w:ascii="Times New Roman" w:eastAsia="標楷體" w:hAnsi="Times New Roman" w:cs="Times New Roman"/>
+        </w:rPr>
+      </w:pPr>
+      <w:r>
+        <w:rPr>
+          <w:rFonts w:ascii="Times New Roman" w:eastAsia="標楷體" w:hAnsi="Times New Roman" w:cs="Times New Roman"/>
+          <w:noProof/>
+        </w:rPr>
+        <mc:AlternateContent>
+          <mc:Choice Requires="wps">
+            <w:drawing>
+              <wp:anchor distT="45720" distB="45720" distL="114300" distR="114300" simplePos="0" relativeHeight="251681792" behindDoc="0" locked="0" layoutInCell="1" allowOverlap="1" wp14:anchorId="1A52FEB2" wp14:editId="047452D2">
+                <wp:simplePos x="0" y="0"/>
+                <wp:positionH relativeFrom="margin">
+                  <wp:posOffset>-221285</wp:posOffset>
+                </wp:positionH>
+                <wp:positionV relativeFrom="paragraph">
+                  <wp:posOffset>767588</wp:posOffset>
+                </wp:positionV>
+                <wp:extent cx="5883910" cy="4235450"/>
+                <wp:effectExtent l="0" t="0" r="21590" b="12700"/>
+                <wp:wrapTopAndBottom/>
+                <wp:docPr id="25" name="文字方塊 2"/>
+                <wp:cNvGraphicFramePr>
+                  <a:graphicFrameLocks xmlns:a="http://schemas.openxmlformats.org/drawingml/2006/main"/>
+                </wp:cNvGraphicFramePr>
+                <a:graphic xmlns:a="http://schemas.openxmlformats.org/drawingml/2006/main">
+                  <a:graphicData uri="http://schemas.microsoft.com/office/word/2010/wordprocessingShape">
+                    <wps:wsp>
+                      <wps:cNvSpPr txBox="1">
+                        <a:spLocks noChangeArrowheads="1"/>
+                      </wps:cNvSpPr>
+                      <wps:spPr bwMode="auto">
+                        <a:xfrm>
+                          <a:off x="0" y="0"/>
+                          <a:ext cx="5883910" cy="4235450"/>
                         </a:xfrm>
                         <a:prstGeom prst="rect">
                           <a:avLst/>
@@ -8271,439 +8615,10 @@
                                 <w:noProof/>
                               </w:rPr>
                               <w:drawing>
-                                <wp:inline distT="0" distB="0" distL="0" distR="0" wp14:anchorId="65458F39" wp14:editId="019BFDDB">
-                                  <wp:extent cx="1812898" cy="4920984"/>
-                                  <wp:effectExtent l="0" t="0" r="0" b="0"/>
-                                  <wp:docPr id="16" name="圖片 16"/>
-                                  <wp:cNvGraphicFramePr>
-                                    <a:graphicFrameLocks xmlns:a="http://schemas.openxmlformats.org/drawingml/2006/main" noChangeAspect="1"/>
-                                  </wp:cNvGraphicFramePr>
-                                  <a:graphic xmlns:a="http://schemas.openxmlformats.org/drawingml/2006/main">
-                                    <a:graphicData uri="http://schemas.openxmlformats.org/drawingml/2006/picture">
-                                      <pic:pic xmlns:pic="http://schemas.openxmlformats.org/drawingml/2006/picture">
-                                        <pic:nvPicPr>
-                                          <pic:cNvPr id="0" name="Picture 5"/>
-                                          <pic:cNvPicPr>
-                                            <a:picLocks noChangeAspect="1" noChangeArrowheads="1"/>
-                                          </pic:cNvPicPr>
-                                        </pic:nvPicPr>
-                                        <pic:blipFill>
-                                          <a:blip r:embed="rId14">
-                                            <a:extLst>
-                                              <a:ext uri="{28A0092B-C50C-407E-A947-70E740481C1C}">
-                                                <a14:useLocalDpi xmlns:a14="http://schemas.microsoft.com/office/drawing/2010/main" val="0"/>
-                                              </a:ext>
-                                            </a:extLst>
-                                          </a:blip>
-                                          <a:srcRect/>
-                                          <a:stretch>
-                                            <a:fillRect/>
-                                          </a:stretch>
-                                        </pic:blipFill>
-                                        <pic:spPr bwMode="auto">
-                                          <a:xfrm>
-                                            <a:off x="0" y="0"/>
-                                            <a:ext cx="1830629" cy="4969113"/>
-                                          </a:xfrm>
-                                          <a:prstGeom prst="rect">
-                                            <a:avLst/>
-                                          </a:prstGeom>
-                                          <a:noFill/>
-                                          <a:ln>
-                                            <a:noFill/>
-                                          </a:ln>
-                                        </pic:spPr>
-                                      </pic:pic>
-                                    </a:graphicData>
-                                  </a:graphic>
-                                </wp:inline>
-                              </w:drawing>
-                            </w:r>
-                          </w:p>
-                          <w:p>
-                            <w:pPr>
-                              <w:jc w:val="center"/>
-                              <w:rPr>
-                                <w:rFonts w:ascii="Times New Roman" w:eastAsia="標楷體" w:hAnsi="Times New Roman" w:cs="Times New Roman"/>
-                              </w:rPr>
-                            </w:pPr>
-                            <w:r>
-                              <w:rPr>
-                                <w:rFonts w:ascii="Times New Roman" w:eastAsia="標楷體" w:hAnsi="Times New Roman" w:cs="Times New Roman"/>
-                              </w:rPr>
-                              <w:t xml:space="preserve">▲ </w:t>
-                            </w:r>
-                            <w:r>
-                              <w:rPr>
-                                <w:rFonts w:ascii="Times New Roman" w:eastAsia="標楷體" w:hAnsi="Times New Roman" w:cs="Times New Roman"/>
-                                <w:color w:val="FF0000"/>
-                              </w:rPr>
-                              <w:t>圖</w:t>
-                            </w:r>
-                            <w:r>
-                              <w:rPr>
-                                <w:rFonts w:ascii="Times New Roman" w:eastAsia="標楷體" w:hAnsi="Times New Roman" w:cs="Times New Roman"/>
-                                <w:color w:val="FF0000"/>
-                              </w:rPr>
-                              <w:t xml:space="preserve"> 10 </w:t>
-                            </w:r>
-                            <w:r>
-                              <w:rPr>
-                                <w:rFonts w:ascii="Times New Roman" w:eastAsia="標楷體" w:hAnsi="Times New Roman" w:cs="Times New Roman"/>
-                                <w:color w:val="FF0000"/>
-                              </w:rPr>
-                              <w:t>資料處理流程圖</w:t>
-                            </w:r>
-                          </w:p>
-                          <w:p/>
-                        </w:txbxContent>
-                      </wps:txbx>
-                      <wps:bodyPr rot="0" vert="horz" wrap="square" lIns="91440" tIns="45720" rIns="91440" bIns="45720" anchor="t" anchorCtr="0">
-                        <a:noAutofit/>
-                      </wps:bodyPr>
-                    </wps:wsp>
-                  </a:graphicData>
-                </a:graphic>
-                <wp14:sizeRelH relativeFrom="margin">
-                  <wp14:pctWidth>0</wp14:pctWidth>
-                </wp14:sizeRelH>
-                <wp14:sizeRelV relativeFrom="margin">
-                  <wp14:pctHeight>0</wp14:pctHeight>
-                </wp14:sizeRelV>
-              </wp:anchor>
-            </w:drawing>
-          </mc:Choice>
-          <mc:Fallback>
-            <w:pict>
-              <v:shape w14:anchorId="5BDEF07E" id="_x0000_s1032" type="#_x0000_t202" style="position:absolute;left:0;text-align:left;margin-left:-33.2pt;margin-top:57.6pt;width:160.9pt;height:421.95pt;z-index:251677696;visibility:visible;mso-wrap-style:square;mso-width-percent:0;mso-height-percent:0;mso-wrap-distance-left:9pt;mso-wrap-distance-top:3.6pt;mso-wrap-distance-right:9pt;mso-wrap-distance-bottom:3.6pt;mso-position-horizontal:absolute;mso-position-horizontal-relative:margin;mso-position-vertical:absolute;mso-position-vertical-relative:text;mso-width-percent:0;mso-height-percent:0;mso-width-relative:margin;mso-height-relative:margin;v-text-anchor:top" o:gfxdata="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">
-                <v:textbox>
-                  <w:txbxContent>
-                    <w:p>
-                      <w:r>
-                        <w:rPr>
-                          <w:noProof/>
-                        </w:rPr>
-                        <w:drawing>
-                          <wp:inline distT="0" distB="0" distL="0" distR="0" wp14:anchorId="65458F39" wp14:editId="019BFDDB">
-                            <wp:extent cx="1812898" cy="4920984"/>
-                            <wp:effectExtent l="0" t="0" r="0" b="0"/>
-                            <wp:docPr id="16" name="圖片 16"/>
-                            <wp:cNvGraphicFramePr>
-                              <a:graphicFrameLocks xmlns:a="http://schemas.openxmlformats.org/drawingml/2006/main" noChangeAspect="1"/>
-                            </wp:cNvGraphicFramePr>
-                            <a:graphic xmlns:a="http://schemas.openxmlformats.org/drawingml/2006/main">
-                              <a:graphicData uri="http://schemas.openxmlformats.org/drawingml/2006/picture">
-                                <pic:pic xmlns:pic="http://schemas.openxmlformats.org/drawingml/2006/picture">
-                                  <pic:nvPicPr>
-                                    <pic:cNvPr id="0" name="Picture 5"/>
-                                    <pic:cNvPicPr>
-                                      <a:picLocks noChangeAspect="1" noChangeArrowheads="1"/>
-                                    </pic:cNvPicPr>
-                                  </pic:nvPicPr>
-                                  <pic:blipFill>
-                                    <a:blip r:embed="rId14">
-                                      <a:extLst>
-                                        <a:ext uri="{28A0092B-C50C-407E-A947-70E740481C1C}">
-                                          <a14:useLocalDpi xmlns:a14="http://schemas.microsoft.com/office/drawing/2010/main" val="0"/>
-                                        </a:ext>
-                                      </a:extLst>
-                                    </a:blip>
-                                    <a:srcRect/>
-                                    <a:stretch>
-                                      <a:fillRect/>
-                                    </a:stretch>
-                                  </pic:blipFill>
-                                  <pic:spPr bwMode="auto">
-                                    <a:xfrm>
-                                      <a:off x="0" y="0"/>
-                                      <a:ext cx="1830629" cy="4969113"/>
-                                    </a:xfrm>
-                                    <a:prstGeom prst="rect">
-                                      <a:avLst/>
-                                    </a:prstGeom>
-                                    <a:noFill/>
-                                    <a:ln>
-                                      <a:noFill/>
-                                    </a:ln>
-                                  </pic:spPr>
-                                </pic:pic>
-                              </a:graphicData>
-                            </a:graphic>
-                          </wp:inline>
-                        </w:drawing>
-                      </w:r>
-                    </w:p>
-                    <w:p>
-                      <w:pPr>
-                        <w:jc w:val="center"/>
-                        <w:rPr>
-                          <w:rFonts w:ascii="Times New Roman" w:eastAsia="標楷體" w:hAnsi="Times New Roman" w:cs="Times New Roman"/>
-                        </w:rPr>
-                      </w:pPr>
-                      <w:r>
-                        <w:rPr>
-                          <w:rFonts w:ascii="Times New Roman" w:eastAsia="標楷體" w:hAnsi="Times New Roman" w:cs="Times New Roman"/>
-                        </w:rPr>
-                        <w:t xml:space="preserve">▲ </w:t>
-                      </w:r>
-                      <w:r>
-                        <w:rPr>
-                          <w:rFonts w:ascii="Times New Roman" w:eastAsia="標楷體" w:hAnsi="Times New Roman" w:cs="Times New Roman"/>
-                          <w:color w:val="FF0000"/>
-                        </w:rPr>
-                        <w:t>圖</w:t>
-                      </w:r>
-                      <w:r>
-                        <w:rPr>
-                          <w:rFonts w:ascii="Times New Roman" w:eastAsia="標楷體" w:hAnsi="Times New Roman" w:cs="Times New Roman"/>
-                          <w:color w:val="FF0000"/>
-                        </w:rPr>
-                        <w:t xml:space="preserve"> 10 </w:t>
-                      </w:r>
-                      <w:r>
-                        <w:rPr>
-                          <w:rFonts w:ascii="Times New Roman" w:eastAsia="標楷體" w:hAnsi="Times New Roman" w:cs="Times New Roman"/>
-                          <w:color w:val="FF0000"/>
-                        </w:rPr>
-                        <w:t>資料處理流程圖</w:t>
-                      </w:r>
-                    </w:p>
-                    <w:p/>
-                  </w:txbxContent>
-                </v:textbox>
-                <w10:wrap type="square" anchorx="margin"/>
-              </v:shape>
-            </w:pict>
-          </mc:Fallback>
-        </mc:AlternateContent>
-      </w:r>
-      <w:r>
-        <w:rPr>
-          <w:rFonts w:ascii="Times New Roman" w:eastAsia="標楷體" w:hAnsi="Times New Roman" w:cs="Times New Roman"/>
-        </w:rPr>
-        <w:t>針對無法於資料庫中找到對應佐證之內容，系統將自動降低回應確定性，並於前端標示「尚無足夠可靠來源驗證」或「</w:t>
-      </w:r>
-      <w:r>
-        <w:rPr>
-          <w:rFonts w:ascii="Times New Roman" w:eastAsia="標楷體" w:hAnsi="Times New Roman" w:cs="Times New Roman"/>
-        </w:rPr>
-        <w:t xml:space="preserve">AI </w:t>
-      </w:r>
-      <w:r>
-        <w:rPr>
-          <w:rFonts w:ascii="Times New Roman" w:eastAsia="標楷體" w:hAnsi="Times New Roman" w:cs="Times New Roman"/>
-        </w:rPr>
-        <w:t>生成內容，僅供參考」等警語，以避免使用者誤將生成結果視為專業醫療建議。</w:t>
-      </w:r>
-    </w:p>
-    <w:p>
-      <w:pPr>
-        <w:jc w:val="both"/>
-        <w:rPr>
-          <w:rFonts w:ascii="Times New Roman" w:eastAsia="標楷體" w:hAnsi="Times New Roman" w:cs="Times New Roman"/>
-        </w:rPr>
-      </w:pPr>
-    </w:p>
-    <w:p>
-      <w:pPr>
-        <w:pStyle w:val="a3"/>
-        <w:numPr>
-          <w:ilvl w:val="0"/>
-          <w:numId w:val="19"/>
-        </w:numPr>
-        <w:ind w:leftChars="0"/>
-        <w:jc w:val="both"/>
-        <w:rPr>
-          <w:rFonts w:ascii="Times New Roman" w:eastAsia="標楷體" w:hAnsi="Times New Roman" w:cs="Times New Roman"/>
-        </w:rPr>
-      </w:pPr>
-      <w:r>
-        <w:rPr>
-          <w:rFonts w:ascii="Times New Roman" w:eastAsia="標楷體" w:hAnsi="Times New Roman" w:cs="Times New Roman"/>
-          <w:color w:val="FF0000"/>
-        </w:rPr>
-        <w:t>MCP</w:t>
-      </w:r>
-      <w:r>
-        <w:rPr>
-          <w:rFonts w:ascii="Times New Roman" w:eastAsia="標楷體" w:hAnsi="Times New Roman" w:cs="Times New Roman" w:hint="eastAsia"/>
-          <w:color w:val="FF0000"/>
-        </w:rPr>
-        <w:t xml:space="preserve"> </w:t>
-      </w:r>
-      <w:r>
-        <w:rPr>
-          <w:rFonts w:ascii="Times New Roman" w:eastAsia="標楷體" w:hAnsi="Times New Roman" w:cs="Times New Roman"/>
-          <w:color w:val="FF0000"/>
-        </w:rPr>
-        <w:t>(</w:t>
-      </w:r>
-      <w:r>
-        <w:rPr>
-          <w:rFonts w:ascii="Times New Roman" w:eastAsia="標楷體" w:hAnsi="Times New Roman" w:cs="Times New Roman"/>
-          <w:color w:val="FF0000"/>
-        </w:rPr>
-        <w:t>Model Context Protocol</w:t>
-      </w:r>
-      <w:r>
-        <w:rPr>
-          <w:rFonts w:ascii="Times New Roman" w:eastAsia="標楷體" w:hAnsi="Times New Roman" w:cs="Times New Roman"/>
-          <w:color w:val="FF0000"/>
-        </w:rPr>
-        <w:t>)</w:t>
-      </w:r>
-      <w:r>
-        <w:rPr>
-          <w:rFonts w:ascii="Times New Roman" w:eastAsia="標楷體" w:hAnsi="Times New Roman" w:cs="Times New Roman"/>
-          <w:color w:val="FF0000"/>
-        </w:rPr>
-        <w:t>之應用</w:t>
-      </w:r>
-      <w:r>
-        <w:rPr>
-          <w:rFonts w:ascii="Times New Roman" w:eastAsia="標楷體" w:hAnsi="Times New Roman" w:cs="Times New Roman"/>
-        </w:rPr>
-        <w:t>：</w:t>
-      </w:r>
-    </w:p>
-    <w:p>
-      <w:pPr>
-        <w:ind w:firstLine="480"/>
-        <w:jc w:val="both"/>
-        <w:rPr>
-          <w:rFonts w:ascii="Times New Roman" w:eastAsia="標楷體" w:hAnsi="Times New Roman" w:cs="Times New Roman"/>
-        </w:rPr>
-      </w:pPr>
-      <w:r>
-        <w:rPr>
-          <w:rFonts w:ascii="Times New Roman" w:eastAsia="標楷體" w:hAnsi="Times New Roman" w:cs="Times New Roman"/>
-        </w:rPr>
-        <w:t>本研究透過</w:t>
-      </w:r>
-      <w:r>
-        <w:rPr>
-          <w:rFonts w:ascii="Times New Roman" w:eastAsia="標楷體" w:hAnsi="Times New Roman" w:cs="Times New Roman"/>
-        </w:rPr>
-        <w:t xml:space="preserve"> MCP Server </w:t>
-      </w:r>
-      <w:r>
-        <w:rPr>
-          <w:rFonts w:ascii="Times New Roman" w:eastAsia="標楷體" w:hAnsi="Times New Roman" w:cs="Times New Roman"/>
-        </w:rPr>
-        <w:t>管理多模型與多工作流之上下文傳遞，將</w:t>
-      </w:r>
-      <w:r>
-        <w:rPr>
-          <w:rFonts w:ascii="Times New Roman" w:eastAsia="標楷體" w:hAnsi="Times New Roman" w:cs="Times New Roman"/>
-        </w:rPr>
-        <w:t xml:space="preserve"> RAG </w:t>
-      </w:r>
-      <w:r>
-        <w:rPr>
-          <w:rFonts w:ascii="Times New Roman" w:eastAsia="標楷體" w:hAnsi="Times New Roman" w:cs="Times New Roman"/>
-        </w:rPr>
-        <w:t>查詢、影音分析、</w:t>
-      </w:r>
-      <w:r>
-        <w:rPr>
-          <w:rFonts w:ascii="Times New Roman" w:eastAsia="標楷體" w:hAnsi="Times New Roman" w:cs="Times New Roman"/>
-        </w:rPr>
-        <w:t xml:space="preserve">OCR </w:t>
-      </w:r>
-      <w:r>
-        <w:rPr>
-          <w:rFonts w:ascii="Times New Roman" w:eastAsia="標楷體" w:hAnsi="Times New Roman" w:cs="Times New Roman"/>
-        </w:rPr>
-        <w:t>與語音處理等高運算任務進行模組化與非同步處理。此設計不僅提升系統整體效能，亦利於未來替換或升級</w:t>
-      </w:r>
-      <w:r>
-        <w:rPr>
-          <w:rFonts w:ascii="Times New Roman" w:eastAsia="標楷體" w:hAnsi="Times New Roman" w:cs="Times New Roman"/>
-        </w:rPr>
-        <w:t xml:space="preserve"> AI </w:t>
-      </w:r>
-      <w:r>
-        <w:rPr>
-          <w:rFonts w:ascii="Times New Roman" w:eastAsia="標楷體" w:hAnsi="Times New Roman" w:cs="Times New Roman"/>
-        </w:rPr>
-        <w:t>模型，而不影響核心</w:t>
-      </w:r>
-      <w:proofErr w:type="gramStart"/>
-      <w:r>
-        <w:rPr>
-          <w:rFonts w:ascii="Times New Roman" w:eastAsia="標楷體" w:hAnsi="Times New Roman" w:cs="Times New Roman"/>
-        </w:rPr>
-        <w:t>後端</w:t>
-      </w:r>
-      <w:r>
-        <w:rPr>
-          <w:rFonts w:ascii="Times New Roman" w:eastAsia="標楷體" w:hAnsi="Times New Roman" w:cs="Times New Roman"/>
-        </w:rPr>
-        <w:lastRenderedPageBreak/>
-        <w:t>架</w:t>
-      </w:r>
-      <w:proofErr w:type="gramEnd"/>
-      <w:r>
-        <w:rPr>
-          <w:rFonts w:ascii="Times New Roman" w:eastAsia="標楷體" w:hAnsi="Times New Roman" w:cs="Times New Roman"/>
-          <w:noProof/>
-        </w:rPr>
-        <mc:AlternateContent>
-          <mc:Choice Requires="wps">
-            <w:drawing>
-              <wp:anchor distT="45720" distB="45720" distL="114300" distR="114300" simplePos="0" relativeHeight="251681792" behindDoc="0" locked="0" layoutInCell="1" allowOverlap="1" wp14:anchorId="1A52FEB2" wp14:editId="3D1064EC">
-                <wp:simplePos x="0" y="0"/>
-                <wp:positionH relativeFrom="margin">
-                  <wp:posOffset>-205105</wp:posOffset>
-                </wp:positionH>
-                <wp:positionV relativeFrom="paragraph">
-                  <wp:posOffset>333375</wp:posOffset>
-                </wp:positionV>
-                <wp:extent cx="5883910" cy="4452620"/>
-                <wp:effectExtent l="0" t="0" r="21590" b="24130"/>
-                <wp:wrapSquare wrapText="bothSides"/>
-                <wp:docPr id="25" name="文字方塊 2"/>
-                <wp:cNvGraphicFramePr>
-                  <a:graphicFrameLocks xmlns:a="http://schemas.openxmlformats.org/drawingml/2006/main"/>
-                </wp:cNvGraphicFramePr>
-                <a:graphic xmlns:a="http://schemas.openxmlformats.org/drawingml/2006/main">
-                  <a:graphicData uri="http://schemas.microsoft.com/office/word/2010/wordprocessingShape">
-                    <wps:wsp>
-                      <wps:cNvSpPr txBox="1">
-                        <a:spLocks noChangeArrowheads="1"/>
-                      </wps:cNvSpPr>
-                      <wps:spPr bwMode="auto">
-                        <a:xfrm>
-                          <a:off x="0" y="0"/>
-                          <a:ext cx="5883910" cy="4452620"/>
-                        </a:xfrm>
-                        <a:prstGeom prst="rect">
-                          <a:avLst/>
-                        </a:prstGeom>
-                        <a:solidFill>
-                          <a:srgbClr val="FFFFFF"/>
-                        </a:solidFill>
-                        <a:ln w="9525">
-                          <a:solidFill>
-                            <a:srgbClr val="000000"/>
-                          </a:solidFill>
-                          <a:miter lim="800000"/>
-                          <a:headEnd/>
-                          <a:tailEnd/>
-                        </a:ln>
-                      </wps:spPr>
-                      <wps:txbx>
-                        <w:txbxContent>
-                          <w:p>
-                            <w:r>
-                              <w:rPr>
-                                <w:noProof/>
-                              </w:rPr>
-                              <w:drawing>
-                                <wp:inline distT="0" distB="0" distL="0" distR="0" wp14:anchorId="0221FA3A" wp14:editId="5389DD05">
-                                  <wp:extent cx="5720640" cy="3943846"/>
-                                  <wp:effectExtent l="0" t="0" r="0" b="0"/>
-                                  <wp:docPr id="26" name="圖片 26"/>
+                                <wp:inline distT="0" distB="0" distL="0" distR="0" wp14:anchorId="0221FA3A" wp14:editId="3ECAFC50">
+                                  <wp:extent cx="5596128" cy="3858006"/>
+                                  <wp:effectExtent l="0" t="0" r="5080" b="9525"/>
+                                  <wp:docPr id="40" name="圖片 40"/>
                                   <wp:cNvGraphicFramePr>
                                     <a:graphicFrameLocks xmlns:a="http://schemas.openxmlformats.org/drawingml/2006/main" noChangeAspect="1"/>
                                   </wp:cNvGraphicFramePr>
@@ -8732,7 +8647,7 @@
                                         <pic:spPr bwMode="auto">
                                           <a:xfrm>
                                             <a:off x="0" y="0"/>
-                                            <a:ext cx="5736139" cy="3954531"/>
+                                            <a:ext cx="5613993" cy="3870322"/>
                                           </a:xfrm>
                                           <a:prstGeom prst="rect">
                                             <a:avLst/>
@@ -8772,7 +8687,19 @@
                               <w:rPr>
                                 <w:rFonts w:ascii="Times New Roman" w:eastAsia="標楷體" w:hAnsi="Times New Roman" w:cs="Times New Roman"/>
                               </w:rPr>
-                              <w:t xml:space="preserve"> 12 MCP workflow </w:t>
+                              <w:t xml:space="preserve"> </w:t>
+                            </w:r>
+                            <w:r>
+                              <w:rPr>
+                                <w:rFonts w:ascii="Times New Roman" w:eastAsia="標楷體" w:hAnsi="Times New Roman" w:cs="Times New Roman"/>
+                              </w:rPr>
+                              <w:t>8</w:t>
+                            </w:r>
+                            <w:r>
+                              <w:rPr>
+                                <w:rFonts w:ascii="Times New Roman" w:eastAsia="標楷體" w:hAnsi="Times New Roman" w:cs="Times New Roman"/>
+                              </w:rPr>
+                              <w:t xml:space="preserve"> MCP workflow </w:t>
                             </w:r>
                             <w:r>
                               <w:rPr>
@@ -8800,7 +8727,7 @@
           </mc:Choice>
           <mc:Fallback>
             <w:pict>
-              <v:shape w14:anchorId="1A52FEB2" id="_x0000_s1033" type="#_x0000_t202" style="position:absolute;left:0;text-align:left;margin-left:-16.15pt;margin-top:26.25pt;width:463.3pt;height:350.6pt;z-index:251681792;visibility:visible;mso-wrap-style:square;mso-width-percent:0;mso-height-percent:0;mso-wrap-distance-left:9pt;mso-wrap-distance-top:3.6pt;mso-wrap-distance-right:9pt;mso-wrap-distance-bottom:3.6pt;mso-position-horizontal:absolute;mso-position-horizontal-relative:margin;mso-position-vertical:absolute;mso-position-vertical-relative:text;mso-width-percent:0;mso-height-percent:0;mso-width-relative:margin;mso-height-relative:margin;v-text-anchor:top" o:gfxdata="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">
+              <v:shape w14:anchorId="1A52FEB2" id="_x0000_s1033" type="#_x0000_t202" style="position:absolute;left:0;text-align:left;margin-left:-17.4pt;margin-top:60.45pt;width:463.3pt;height:333.5pt;z-index:251681792;visibility:visible;mso-wrap-style:square;mso-width-percent:0;mso-height-percent:0;mso-wrap-distance-left:9pt;mso-wrap-distance-top:3.6pt;mso-wrap-distance-right:9pt;mso-wrap-distance-bottom:3.6pt;mso-position-horizontal:absolute;mso-position-horizontal-relative:margin;mso-position-vertical:absolute;mso-position-vertical-relative:text;mso-width-percent:0;mso-height-percent:0;mso-width-relative:margin;mso-height-relative:margin;v-text-anchor:top" o:gfxdata="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">
                 <v:textbox>
                   <w:txbxContent>
                     <w:p>
@@ -8809,10 +8736,10 @@
                           <w:noProof/>
                         </w:rPr>
                         <w:drawing>
-                          <wp:inline distT="0" distB="0" distL="0" distR="0" wp14:anchorId="0221FA3A" wp14:editId="5389DD05">
-                            <wp:extent cx="5720640" cy="3943846"/>
-                            <wp:effectExtent l="0" t="0" r="0" b="0"/>
-                            <wp:docPr id="26" name="圖片 26"/>
+                          <wp:inline distT="0" distB="0" distL="0" distR="0" wp14:anchorId="0221FA3A" wp14:editId="3ECAFC50">
+                            <wp:extent cx="5596128" cy="3858006"/>
+                            <wp:effectExtent l="0" t="0" r="5080" b="9525"/>
+                            <wp:docPr id="40" name="圖片 40"/>
                             <wp:cNvGraphicFramePr>
                               <a:graphicFrameLocks xmlns:a="http://schemas.openxmlformats.org/drawingml/2006/main" noChangeAspect="1"/>
                             </wp:cNvGraphicFramePr>
@@ -8841,7 +8768,7 @@
                                   <pic:spPr bwMode="auto">
                                     <a:xfrm>
                                       <a:off x="0" y="0"/>
-                                      <a:ext cx="5736139" cy="3954531"/>
+                                      <a:ext cx="5613993" cy="3870322"/>
                                     </a:xfrm>
                                     <a:prstGeom prst="rect">
                                       <a:avLst/>
@@ -8881,7 +8808,19 @@
                         <w:rPr>
                           <w:rFonts w:ascii="Times New Roman" w:eastAsia="標楷體" w:hAnsi="Times New Roman" w:cs="Times New Roman"/>
                         </w:rPr>
-                        <w:t xml:space="preserve"> 12 MCP workflow </w:t>
+                        <w:t xml:space="preserve"> </w:t>
+                      </w:r>
+                      <w:r>
+                        <w:rPr>
+                          <w:rFonts w:ascii="Times New Roman" w:eastAsia="標楷體" w:hAnsi="Times New Roman" w:cs="Times New Roman"/>
+                        </w:rPr>
+                        <w:t>8</w:t>
+                      </w:r>
+                      <w:r>
+                        <w:rPr>
+                          <w:rFonts w:ascii="Times New Roman" w:eastAsia="標楷體" w:hAnsi="Times New Roman" w:cs="Times New Roman"/>
+                        </w:rPr>
+                        <w:t xml:space="preserve"> MCP workflow </w:t>
                       </w:r>
                       <w:r>
                         <w:rPr>
@@ -8892,7 +8831,7 @@
                     </w:p>
                   </w:txbxContent>
                 </v:textbox>
-                <w10:wrap type="square" anchorx="margin"/>
+                <w10:wrap type="topAndBottom" anchorx="margin"/>
               </v:shape>
             </w:pict>
           </mc:Fallback>
@@ -8902,44 +8841,56 @@
         <w:rPr>
           <w:rFonts w:ascii="Times New Roman" w:eastAsia="標楷體" w:hAnsi="Times New Roman" w:cs="Times New Roman"/>
         </w:rPr>
-        <w:t>構。</w:t>
-      </w:r>
-      <w:r>
-        <w:rPr>
-          <w:rFonts w:ascii="Times New Roman" w:eastAsia="標楷體" w:hAnsi="Times New Roman" w:cs="Times New Roman" w:hint="eastAsia"/>
-          <w:color w:val="FF0000"/>
-        </w:rPr>
-        <w:t>(Cl</w:t>
-      </w:r>
-      <w:r>
-        <w:rPr>
-          <w:rFonts w:ascii="Times New Roman" w:eastAsia="標楷體" w:hAnsi="Times New Roman" w:cs="Times New Roman"/>
-          <w:color w:val="FF0000"/>
-        </w:rPr>
-        <w:t>ient Sever</w:t>
-      </w:r>
-      <w:r>
-        <w:rPr>
-          <w:rFonts w:ascii="Times New Roman" w:eastAsia="標楷體" w:hAnsi="Times New Roman" w:cs="Times New Roman" w:hint="eastAsia"/>
-          <w:color w:val="FF0000"/>
-        </w:rPr>
-        <w:t>提供觀念</w:t>
-      </w:r>
-      <w:r>
-        <w:rPr>
-          <w:rFonts w:ascii="Times New Roman" w:eastAsia="標楷體" w:hAnsi="Times New Roman" w:cs="Times New Roman" w:hint="eastAsia"/>
-          <w:color w:val="FF0000"/>
+        <w:t>此種以</w:t>
+      </w:r>
+      <w:r>
+        <w:rPr>
+          <w:rFonts w:ascii="Times New Roman" w:eastAsia="標楷體" w:hAnsi="Times New Roman" w:cs="Times New Roman"/>
+        </w:rPr>
+        <w:t xml:space="preserve"> MCP </w:t>
+      </w:r>
+      <w:r>
+        <w:rPr>
+          <w:rFonts w:ascii="Times New Roman" w:eastAsia="標楷體" w:hAnsi="Times New Roman" w:cs="Times New Roman"/>
+        </w:rPr>
+        <w:t>為中介層之設計，使</w:t>
+      </w:r>
+      <w:r>
+        <w:rPr>
+          <w:rFonts w:ascii="Times New Roman" w:eastAsia="標楷體" w:hAnsi="Times New Roman" w:cs="Times New Roman"/>
+        </w:rPr>
+        <w:t xml:space="preserve"> AI </w:t>
+      </w:r>
+      <w:r>
+        <w:rPr>
+          <w:rFonts w:ascii="Times New Roman" w:eastAsia="標楷體" w:hAnsi="Times New Roman" w:cs="Times New Roman"/>
+        </w:rPr>
+        <w:t>模型與應用邏輯解耦</w:t>
+      </w:r>
+      <w:r>
+        <w:rPr>
+          <w:rFonts w:ascii="Times New Roman" w:eastAsia="標楷體" w:hAnsi="Times New Roman" w:cs="Times New Roman"/>
+        </w:rPr>
+        <w:t>(</w:t>
+      </w:r>
+      <w:r>
+        <w:rPr>
+          <w:rFonts w:ascii="Times New Roman" w:eastAsia="標楷體" w:hAnsi="Times New Roman" w:cs="Times New Roman"/>
+        </w:rPr>
+        <w:t>decoupling</w:t>
+      </w:r>
+      <w:r>
+        <w:rPr>
+          <w:rFonts w:ascii="Times New Roman" w:eastAsia="標楷體" w:hAnsi="Times New Roman" w:cs="Times New Roman"/>
         </w:rPr>
         <w:t>)</w:t>
       </w:r>
-    </w:p>
-    <w:p>
-      <w:pPr>
-        <w:jc w:val="both"/>
-        <w:rPr>
-          <w:rFonts w:ascii="Times New Roman" w:eastAsia="標楷體" w:hAnsi="Times New Roman" w:cs="Times New Roman"/>
-        </w:rPr>
-      </w:pPr>
+      <w:r>
+        <w:rPr>
+          <w:rFonts w:ascii="Times New Roman" w:eastAsia="標楷體" w:hAnsi="Times New Roman" w:cs="Times New Roman"/>
+        </w:rPr>
+        <w:t>，並強化系統在多模型協作環境下之穩定性與彈性，為未來導入新模型或新增工作流程提供可持續擴展之基礎架構。</w:t>
+      </w:r>
     </w:p>
     <w:p>
       <w:pPr>
@@ -8959,21 +8910,46 @@
       <w:r>
         <w:rPr>
           <w:rFonts w:ascii="Times New Roman" w:eastAsia="標楷體" w:hAnsi="Times New Roman" w:cs="Times New Roman"/>
+          <w:b/>
+          <w:bCs/>
+        </w:rPr>
+        <w:t>在地化台語語音互動技術</w:t>
+      </w:r>
+      <w:r>
+        <w:rPr>
+          <w:rFonts w:ascii="Times New Roman" w:eastAsia="標楷體" w:hAnsi="Times New Roman" w:cs="Times New Roman"/>
+          <w:b/>
+          <w:bCs/>
+        </w:rPr>
+        <w:t xml:space="preserve"> (Localized Speech Technology)</w:t>
+      </w:r>
+    </w:p>
+    <w:p>
+      <w:pPr>
+        <w:ind w:firstLine="360"/>
+        <w:jc w:val="both"/>
+        <w:rPr>
+          <w:rFonts w:ascii="Times New Roman" w:eastAsia="標楷體" w:hAnsi="Times New Roman" w:cs="Times New Roman"/>
+        </w:rPr>
+      </w:pPr>
+      <w:r>
+        <w:rPr>
+          <w:rFonts w:ascii="Times New Roman" w:eastAsia="標楷體" w:hAnsi="Times New Roman" w:cs="Times New Roman"/>
           <w:noProof/>
         </w:rPr>
         <mc:AlternateContent>
           <mc:Choice Requires="wps">
             <w:drawing>
-              <wp:anchor distT="45720" distB="45720" distL="114300" distR="114300" simplePos="0" relativeHeight="251683840" behindDoc="0" locked="0" layoutInCell="1" allowOverlap="1" wp14:anchorId="32F897B9" wp14:editId="51B23ECA">
+              <wp:anchor distT="45720" distB="45720" distL="114300" distR="114300" simplePos="0" relativeHeight="251683840" behindDoc="0" locked="0" layoutInCell="1" allowOverlap="1" wp14:anchorId="32F897B9" wp14:editId="7AB06C65">
                 <wp:simplePos x="0" y="0"/>
                 <wp:positionH relativeFrom="margin">
-                  <wp:posOffset>3794760</wp:posOffset>
+                  <wp:posOffset>2931160</wp:posOffset>
                 </wp:positionH>
                 <wp:positionV relativeFrom="paragraph">
-                  <wp:posOffset>-116234</wp:posOffset>
+                  <wp:posOffset>84455</wp:posOffset>
                 </wp:positionV>
-                <wp:extent cx="1815990" cy="3856383"/>
-                <wp:effectExtent l="0" t="0" r="13335" b="10795"/>
+                <wp:extent cx="2903855" cy="2677160"/>
+                <wp:effectExtent l="0" t="0" r="10795" b="27940"/>
                 <wp:wrapSquare wrapText="bothSides"/>
                 <wp:docPr id="27" name="文字方塊 2"/>
                 <wp:cNvGraphicFramePr>
@@ -8988,7 +8964,7 @@
                       <wps:spPr bwMode="auto">
                         <a:xfrm>
                           <a:off x="0" y="0"/>
-                          <a:ext cx="1815990" cy="3856383"/>
+                          <a:ext cx="2903855" cy="2677160"/>
                         </a:xfrm>
                         <a:prstGeom prst="rect">
                           <a:avLst/>
@@ -9021,10 +8997,10 @@
                                 <w:noProof/>
                               </w:rPr>
                               <w:drawing>
-                                <wp:inline distT="0" distB="0" distL="0" distR="0" wp14:anchorId="14163520" wp14:editId="4342A05D">
-                                  <wp:extent cx="1494189" cy="3315694"/>
-                                  <wp:effectExtent l="0" t="0" r="0" b="0"/>
-                                  <wp:docPr id="28" name="圖片 28"/>
+                                <wp:inline distT="0" distB="0" distL="0" distR="0" wp14:anchorId="6DE87E86" wp14:editId="4BD95093">
+                                  <wp:extent cx="2582265" cy="2282354"/>
+                                  <wp:effectExtent l="0" t="0" r="8890" b="3810"/>
+                                  <wp:docPr id="39" name="圖片 39"/>
                                   <wp:cNvGraphicFramePr>
                                     <a:graphicFrameLocks xmlns:a="http://schemas.openxmlformats.org/drawingml/2006/main" noChangeAspect="1"/>
                                   </wp:cNvGraphicFramePr>
@@ -9053,7 +9029,7 @@
                                         <pic:spPr bwMode="auto">
                                           <a:xfrm>
                                             <a:off x="0" y="0"/>
-                                            <a:ext cx="1502833" cy="3334875"/>
+                                            <a:ext cx="2595424" cy="2293985"/>
                                           </a:xfrm>
                                           <a:prstGeom prst="rect">
                                             <a:avLst/>
@@ -9075,55 +9051,41 @@
                               <w:jc w:val="center"/>
                               <w:rPr>
                                 <w:rFonts w:ascii="Times New Roman" w:eastAsia="標楷體" w:hAnsi="Times New Roman" w:cs="Times New Roman"/>
-                                <w:sz w:val="20"/>
-                                <w:szCs w:val="18"/>
                               </w:rPr>
                             </w:pPr>
                             <w:r>
                               <w:rPr>
                                 <w:rFonts w:ascii="Times New Roman" w:eastAsia="標楷體" w:hAnsi="Times New Roman" w:cs="Times New Roman"/>
-                                <w:sz w:val="20"/>
-                                <w:szCs w:val="18"/>
                               </w:rPr>
                               <w:t xml:space="preserve">▲ </w:t>
                             </w:r>
                             <w:r>
                               <w:rPr>
                                 <w:rFonts w:ascii="Times New Roman" w:eastAsia="標楷體" w:hAnsi="Times New Roman" w:cs="Times New Roman"/>
-                                <w:sz w:val="20"/>
-                                <w:szCs w:val="18"/>
                               </w:rPr>
                               <w:t>圖</w:t>
                             </w:r>
                             <w:r>
                               <w:rPr>
                                 <w:rFonts w:ascii="Times New Roman" w:eastAsia="標楷體" w:hAnsi="Times New Roman" w:cs="Times New Roman"/>
-                                <w:sz w:val="20"/>
-                                <w:szCs w:val="18"/>
-                              </w:rPr>
-                              <w:t xml:space="preserve"> 1</w:t>
-                            </w:r>
-                            <w:r>
-                              <w:rPr>
-                                <w:rFonts w:ascii="Times New Roman" w:eastAsia="標楷體" w:hAnsi="Times New Roman" w:cs="Times New Roman"/>
-                                <w:sz w:val="20"/>
-                                <w:szCs w:val="18"/>
-                              </w:rPr>
-                              <w:t>3</w:t>
-                            </w:r>
-                            <w:r>
-                              <w:rPr>
-                                <w:rFonts w:ascii="Times New Roman" w:eastAsia="標楷體" w:hAnsi="Times New Roman" w:cs="Times New Roman"/>
-                                <w:sz w:val="20"/>
-                                <w:szCs w:val="18"/>
                               </w:rPr>
                               <w:t xml:space="preserve"> </w:t>
                             </w:r>
                             <w:r>
                               <w:rPr>
                                 <w:rFonts w:ascii="Times New Roman" w:eastAsia="標楷體" w:hAnsi="Times New Roman" w:cs="Times New Roman"/>
-                                <w:sz w:val="20"/>
-                                <w:szCs w:val="18"/>
+                              </w:rPr>
+                              <w:t>9</w:t>
+                            </w:r>
+                            <w:r>
+                              <w:rPr>
+                                <w:rFonts w:ascii="Times New Roman" w:eastAsia="標楷體" w:hAnsi="Times New Roman" w:cs="Times New Roman"/>
+                              </w:rPr>
+                              <w:t xml:space="preserve"> </w:t>
+                            </w:r>
+                            <w:r>
+                              <w:rPr>
+                                <w:rFonts w:ascii="Times New Roman" w:eastAsia="標楷體" w:hAnsi="Times New Roman" w:cs="Times New Roman"/>
                               </w:rPr>
                               <w:t>台語互動流程圖</w:t>
                             </w:r>
@@ -9148,7 +9110,7 @@
           </mc:Choice>
           <mc:Fallback>
             <w:pict>
-              <v:shape w14:anchorId="32F897B9" id="_x0000_s1034" type="#_x0000_t202" style="position:absolute;left:0;text-align:left;margin-left:298.8pt;margin-top:-9.15pt;width:143pt;height:303.65pt;z-index:251683840;visibility:visible;mso-wrap-style:square;mso-width-percent:0;mso-height-percent:0;mso-wrap-distance-left:9pt;mso-wrap-distance-top:3.6pt;mso-wrap-distance-right:9pt;mso-wrap-distance-bottom:3.6pt;mso-position-horizontal:absolute;mso-position-horizontal-relative:margin;mso-position-vertical:absolute;mso-position-vertical-relative:text;mso-width-percent:0;mso-height-percent:0;mso-width-relative:margin;mso-height-relative:margin;v-text-anchor:top" o:gfxdata="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">
+              <v:shape w14:anchorId="32F897B9" id="_x0000_s1034" type="#_x0000_t202" style="position:absolute;left:0;text-align:left;margin-left:230.8pt;margin-top:6.65pt;width:228.65pt;height:210.8pt;z-index:251683840;visibility:visible;mso-wrap-style:square;mso-width-percent:0;mso-height-percent:0;mso-wrap-distance-left:9pt;mso-wrap-distance-top:3.6pt;mso-wrap-distance-right:9pt;mso-wrap-distance-bottom:3.6pt;mso-position-horizontal:absolute;mso-position-horizontal-relative:margin;mso-position-vertical:absolute;mso-position-vertical-relative:text;mso-width-percent:0;mso-height-percent:0;mso-width-relative:margin;mso-height-relative:margin;v-text-anchor:top" o:gfxdata="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">
                 <v:textbox>
                   <w:txbxContent>
                     <w:p>
@@ -9165,10 +9127,10 @@
                           <w:noProof/>
                         </w:rPr>
                         <w:drawing>
-                          <wp:inline distT="0" distB="0" distL="0" distR="0" wp14:anchorId="14163520" wp14:editId="4342A05D">
-                            <wp:extent cx="1494189" cy="3315694"/>
-                            <wp:effectExtent l="0" t="0" r="0" b="0"/>
-                            <wp:docPr id="28" name="圖片 28"/>
+                          <wp:inline distT="0" distB="0" distL="0" distR="0" wp14:anchorId="6DE87E86" wp14:editId="4BD95093">
+                            <wp:extent cx="2582265" cy="2282354"/>
+                            <wp:effectExtent l="0" t="0" r="8890" b="3810"/>
+                            <wp:docPr id="39" name="圖片 39"/>
                             <wp:cNvGraphicFramePr>
                               <a:graphicFrameLocks xmlns:a="http://schemas.openxmlformats.org/drawingml/2006/main" noChangeAspect="1"/>
                             </wp:cNvGraphicFramePr>
@@ -9197,7 +9159,7 @@
                                   <pic:spPr bwMode="auto">
                                     <a:xfrm>
                                       <a:off x="0" y="0"/>
-                                      <a:ext cx="1502833" cy="3334875"/>
+                                      <a:ext cx="2595424" cy="2293985"/>
                                     </a:xfrm>
                                     <a:prstGeom prst="rect">
                                       <a:avLst/>
@@ -9219,55 +9181,41 @@
                         <w:jc w:val="center"/>
                         <w:rPr>
                           <w:rFonts w:ascii="Times New Roman" w:eastAsia="標楷體" w:hAnsi="Times New Roman" w:cs="Times New Roman"/>
-                          <w:sz w:val="20"/>
-                          <w:szCs w:val="18"/>
                         </w:rPr>
                       </w:pPr>
                       <w:r>
                         <w:rPr>
                           <w:rFonts w:ascii="Times New Roman" w:eastAsia="標楷體" w:hAnsi="Times New Roman" w:cs="Times New Roman"/>
-                          <w:sz w:val="20"/>
-                          <w:szCs w:val="18"/>
                         </w:rPr>
                         <w:t xml:space="preserve">▲ </w:t>
                       </w:r>
                       <w:r>
                         <w:rPr>
                           <w:rFonts w:ascii="Times New Roman" w:eastAsia="標楷體" w:hAnsi="Times New Roman" w:cs="Times New Roman"/>
-                          <w:sz w:val="20"/>
-                          <w:szCs w:val="18"/>
                         </w:rPr>
                         <w:t>圖</w:t>
                       </w:r>
                       <w:r>
                         <w:rPr>
                           <w:rFonts w:ascii="Times New Roman" w:eastAsia="標楷體" w:hAnsi="Times New Roman" w:cs="Times New Roman"/>
-                          <w:sz w:val="20"/>
-                          <w:szCs w:val="18"/>
-                        </w:rPr>
-                        <w:t xml:space="preserve"> 1</w:t>
-                      </w:r>
-                      <w:r>
-                        <w:rPr>
-                          <w:rFonts w:ascii="Times New Roman" w:eastAsia="標楷體" w:hAnsi="Times New Roman" w:cs="Times New Roman"/>
-                          <w:sz w:val="20"/>
-                          <w:szCs w:val="18"/>
-                        </w:rPr>
-                        <w:t>3</w:t>
-                      </w:r>
-                      <w:r>
-                        <w:rPr>
-                          <w:rFonts w:ascii="Times New Roman" w:eastAsia="標楷體" w:hAnsi="Times New Roman" w:cs="Times New Roman"/>
-                          <w:sz w:val="20"/>
-                          <w:szCs w:val="18"/>
                         </w:rPr>
                         <w:t xml:space="preserve"> </w:t>
                       </w:r>
                       <w:r>
                         <w:rPr>
                           <w:rFonts w:ascii="Times New Roman" w:eastAsia="標楷體" w:hAnsi="Times New Roman" w:cs="Times New Roman"/>
-                          <w:sz w:val="20"/>
-                          <w:szCs w:val="18"/>
+                        </w:rPr>
+                        <w:t>9</w:t>
+                      </w:r>
+                      <w:r>
+                        <w:rPr>
+                          <w:rFonts w:ascii="Times New Roman" w:eastAsia="標楷體" w:hAnsi="Times New Roman" w:cs="Times New Roman"/>
+                        </w:rPr>
+                        <w:t xml:space="preserve"> </w:t>
+                      </w:r>
+                      <w:r>
+                        <w:rPr>
+                          <w:rFonts w:ascii="Times New Roman" w:eastAsia="標楷體" w:hAnsi="Times New Roman" w:cs="Times New Roman"/>
                         </w:rPr>
                         <w:t>台語互動流程圖</w:t>
                       </w:r>
@@ -9284,18 +9232,116 @@
       <w:r>
         <w:rPr>
           <w:rFonts w:ascii="Times New Roman" w:eastAsia="標楷體" w:hAnsi="Times New Roman" w:cs="Times New Roman"/>
-          <w:b/>
-          <w:bCs/>
-        </w:rPr>
-        <w:t>在地化台語語音互動技術</w:t>
-      </w:r>
-      <w:r>
-        <w:rPr>
-          <w:rFonts w:ascii="Times New Roman" w:eastAsia="標楷體" w:hAnsi="Times New Roman" w:cs="Times New Roman"/>
-          <w:b/>
-          <w:bCs/>
-        </w:rPr>
-        <w:t xml:space="preserve"> (Localized Speech Technology)</w:t>
+        </w:rPr>
+        <w:t>本研究透過整合語音辨識</w:t>
+      </w:r>
+      <w:r>
+        <w:rPr>
+          <w:rFonts w:ascii="Times New Roman" w:eastAsia="標楷體" w:hAnsi="Times New Roman" w:cs="Times New Roman"/>
+        </w:rPr>
+        <w:t>(</w:t>
+      </w:r>
+      <w:r>
+        <w:rPr>
+          <w:rFonts w:ascii="Times New Roman" w:eastAsia="標楷體" w:hAnsi="Times New Roman" w:cs="Times New Roman"/>
+        </w:rPr>
+        <w:t>Automatic Speech Recognition, ASR</w:t>
+      </w:r>
+      <w:r>
+        <w:rPr>
+          <w:rFonts w:ascii="Times New Roman" w:eastAsia="標楷體" w:hAnsi="Times New Roman" w:cs="Times New Roman"/>
+        </w:rPr>
+        <w:t>)</w:t>
+      </w:r>
+      <w:r>
+        <w:rPr>
+          <w:rFonts w:ascii="Times New Roman" w:eastAsia="標楷體" w:hAnsi="Times New Roman" w:cs="Times New Roman"/>
+        </w:rPr>
+        <w:t>、文字轉語音</w:t>
+      </w:r>
+      <w:r>
+        <w:rPr>
+          <w:rFonts w:ascii="Times New Roman" w:eastAsia="標楷體" w:hAnsi="Times New Roman" w:cs="Times New Roman"/>
+        </w:rPr>
+        <w:t>(</w:t>
+      </w:r>
+      <w:r>
+        <w:rPr>
+          <w:rFonts w:ascii="Times New Roman" w:eastAsia="標楷體" w:hAnsi="Times New Roman" w:cs="Times New Roman"/>
+        </w:rPr>
+        <w:t>Text-to-Speech, TTS</w:t>
+      </w:r>
+      <w:r>
+        <w:rPr>
+          <w:rFonts w:ascii="Times New Roman" w:eastAsia="標楷體" w:hAnsi="Times New Roman" w:cs="Times New Roman"/>
+        </w:rPr>
+        <w:t>)</w:t>
+      </w:r>
+      <w:r>
+        <w:rPr>
+          <w:rFonts w:ascii="Times New Roman" w:eastAsia="標楷體" w:hAnsi="Times New Roman" w:cs="Times New Roman"/>
+        </w:rPr>
+        <w:t>以及大型語言模型</w:t>
+      </w:r>
+      <w:r>
+        <w:rPr>
+          <w:rFonts w:ascii="Times New Roman" w:eastAsia="標楷體" w:hAnsi="Times New Roman" w:cs="Times New Roman"/>
+        </w:rPr>
+        <w:t>(</w:t>
+      </w:r>
+      <w:r>
+        <w:rPr>
+          <w:rFonts w:ascii="Times New Roman" w:eastAsia="標楷體" w:hAnsi="Times New Roman" w:cs="Times New Roman"/>
+        </w:rPr>
+        <w:t>Large Language Model, LLM</w:t>
+      </w:r>
+      <w:r>
+        <w:rPr>
+          <w:rFonts w:ascii="Times New Roman" w:eastAsia="標楷體" w:hAnsi="Times New Roman" w:cs="Times New Roman"/>
+        </w:rPr>
+        <w:t>)</w:t>
+      </w:r>
+      <w:r>
+        <w:rPr>
+          <w:rFonts w:ascii="Times New Roman" w:eastAsia="標楷體" w:hAnsi="Times New Roman" w:cs="Times New Roman"/>
+        </w:rPr>
+        <w:t>等技術，實現符合在地需求之本土語言語音互動系統</w:t>
+      </w:r>
+      <w:r>
+        <w:rPr>
+          <w:rFonts w:ascii="Times New Roman" w:eastAsia="標楷體" w:hAnsi="Times New Roman" w:cs="Times New Roman"/>
+        </w:rPr>
+        <w:t>(</w:t>
+      </w:r>
+      <w:r>
+        <w:rPr>
+          <w:rFonts w:ascii="Times New Roman" w:eastAsia="標楷體" w:hAnsi="Times New Roman" w:cs="Times New Roman"/>
+        </w:rPr>
+        <w:t>如圖</w:t>
+      </w:r>
+      <w:r>
+        <w:rPr>
+          <w:rFonts w:ascii="Times New Roman" w:eastAsia="標楷體" w:hAnsi="Times New Roman" w:cs="Times New Roman"/>
+        </w:rPr>
+        <w:t xml:space="preserve"> </w:t>
+      </w:r>
+      <w:r>
+        <w:rPr>
+          <w:rFonts w:ascii="Times New Roman" w:eastAsia="標楷體" w:hAnsi="Times New Roman" w:cs="Times New Roman" w:hint="eastAsia"/>
+        </w:rPr>
+        <w:t>9</w:t>
+      </w:r>
+      <w:r>
+        <w:rPr>
+          <w:rFonts w:ascii="Times New Roman" w:eastAsia="標楷體" w:hAnsi="Times New Roman" w:cs="Times New Roman"/>
+        </w:rPr>
+        <w:t>)</w:t>
+      </w:r>
+      <w:r>
+        <w:rPr>
+          <w:rFonts w:ascii="Times New Roman" w:eastAsia="標楷體" w:hAnsi="Times New Roman" w:cs="Times New Roman"/>
+        </w:rPr>
+        <w:t>。</w:t>
       </w:r>
     </w:p>
     <w:p>
@@ -9310,7 +9356,31 @@
         <w:rPr>
           <w:rFonts w:ascii="Times New Roman" w:eastAsia="標楷體" w:hAnsi="Times New Roman" w:cs="Times New Roman"/>
         </w:rPr>
-        <w:t>本研究透過整合語音辨識</w:t>
+        <w:t>使用者透過前端介面輸入台語語音後，語音資料將傳送至後端進行處理。首先，系統透過台語</w:t>
+      </w:r>
+      <w:r>
+        <w:rPr>
+          <w:rFonts w:ascii="Times New Roman" w:eastAsia="標楷體" w:hAnsi="Times New Roman" w:cs="Times New Roman"/>
+        </w:rPr>
+        <w:t xml:space="preserve"> ASR </w:t>
+      </w:r>
+      <w:r>
+        <w:rPr>
+          <w:rFonts w:ascii="Times New Roman" w:eastAsia="標楷體" w:hAnsi="Times New Roman" w:cs="Times New Roman"/>
+        </w:rPr>
+        <w:t>將語音轉換為台語逐字稿，接著由具備台語處理能力之</w:t>
+      </w:r>
+      <w:r>
+        <w:rPr>
+          <w:rFonts w:ascii="Times New Roman" w:eastAsia="標楷體" w:hAnsi="Times New Roman" w:cs="Times New Roman"/>
+        </w:rPr>
+        <w:t xml:space="preserve"> AI </w:t>
+      </w:r>
+      <w:r>
+        <w:rPr>
+          <w:rFonts w:ascii="Times New Roman" w:eastAsia="標楷體" w:hAnsi="Times New Roman" w:cs="Times New Roman"/>
+        </w:rPr>
+        <w:t>模型進行語言轉換，將台語逐字稿轉換為後端可處理之語言</w:t>
       </w:r>
       <w:r>
         <w:rPr>
@@ -9322,7 +9392,7 @@
         <w:rPr>
           <w:rFonts w:ascii="Times New Roman" w:eastAsia="標楷體" w:hAnsi="Times New Roman" w:cs="Times New Roman"/>
         </w:rPr>
-        <w:t>Automatic Speech Recognition, ASR</w:t>
+        <w:t>目前預設為中文</w:t>
       </w:r>
       <w:r>
         <w:rPr>
@@ -9334,85 +9404,14 @@
         <w:rPr>
           <w:rFonts w:ascii="Times New Roman" w:eastAsia="標楷體" w:hAnsi="Times New Roman" w:cs="Times New Roman"/>
         </w:rPr>
-        <w:t>、文字轉語音</w:t>
-      </w:r>
-      <w:r>
-        <w:rPr>
-          <w:rFonts w:ascii="Times New Roman" w:eastAsia="標楷體" w:hAnsi="Times New Roman" w:cs="Times New Roman"/>
-        </w:rPr>
-        <w:t>(</w:t>
-      </w:r>
-      <w:r>
-        <w:rPr>
-          <w:rFonts w:ascii="Times New Roman" w:eastAsia="標楷體" w:hAnsi="Times New Roman" w:cs="Times New Roman"/>
-        </w:rPr>
-        <w:t>Text-to-Speech, TTS</w:t>
-      </w:r>
-      <w:r>
-        <w:rPr>
-          <w:rFonts w:ascii="Times New Roman" w:eastAsia="標楷體" w:hAnsi="Times New Roman" w:cs="Times New Roman"/>
-        </w:rPr>
-        <w:t>)</w:t>
-      </w:r>
-      <w:r>
-        <w:rPr>
-          <w:rFonts w:ascii="Times New Roman" w:eastAsia="標楷體" w:hAnsi="Times New Roman" w:cs="Times New Roman"/>
-        </w:rPr>
-        <w:t>以及大型語言模型</w:t>
-      </w:r>
-      <w:r>
-        <w:rPr>
-          <w:rFonts w:ascii="Times New Roman" w:eastAsia="標楷體" w:hAnsi="Times New Roman" w:cs="Times New Roman"/>
-        </w:rPr>
-        <w:t>(</w:t>
-      </w:r>
-      <w:r>
-        <w:rPr>
-          <w:rFonts w:ascii="Times New Roman" w:eastAsia="標楷體" w:hAnsi="Times New Roman" w:cs="Times New Roman"/>
-        </w:rPr>
-        <w:t>Large Language Model, LLM</w:t>
-      </w:r>
-      <w:r>
-        <w:rPr>
-          <w:rFonts w:ascii="Times New Roman" w:eastAsia="標楷體" w:hAnsi="Times New Roman" w:cs="Times New Roman"/>
-        </w:rPr>
-        <w:t>)</w:t>
-      </w:r>
-      <w:r>
-        <w:rPr>
-          <w:rFonts w:ascii="Times New Roman" w:eastAsia="標楷體" w:hAnsi="Times New Roman" w:cs="Times New Roman"/>
-        </w:rPr>
-        <w:t>等技術，實現符合在地需求之本土語言語音互動系統</w:t>
-      </w:r>
-      <w:r>
-        <w:rPr>
-          <w:rFonts w:ascii="Times New Roman" w:eastAsia="標楷體" w:hAnsi="Times New Roman" w:cs="Times New Roman"/>
-        </w:rPr>
-        <w:t>(</w:t>
-      </w:r>
-      <w:r>
-        <w:rPr>
-          <w:rFonts w:ascii="Times New Roman" w:eastAsia="標楷體" w:hAnsi="Times New Roman" w:cs="Times New Roman"/>
-        </w:rPr>
-        <w:t>如圖</w:t>
-      </w:r>
-      <w:r>
-        <w:rPr>
-          <w:rFonts w:ascii="Times New Roman" w:eastAsia="標楷體" w:hAnsi="Times New Roman" w:cs="Times New Roman"/>
-        </w:rPr>
-        <w:t xml:space="preserve"> 13</w:t>
-      </w:r>
-      <w:r>
-        <w:rPr>
-          <w:rFonts w:ascii="Times New Roman" w:eastAsia="標楷體" w:hAnsi="Times New Roman" w:cs="Times New Roman"/>
-        </w:rPr>
-        <w:t>)</w:t>
-      </w:r>
-      <w:r>
-        <w:rPr>
-          <w:rFonts w:ascii="Times New Roman" w:eastAsia="標楷體" w:hAnsi="Times New Roman" w:cs="Times New Roman"/>
-        </w:rPr>
-        <w:t>。</w:t>
+        <w:t>，並將結果</w:t>
+      </w:r>
+      <w:r>
+        <w:rPr>
+          <w:rFonts w:ascii="Times New Roman" w:eastAsia="標楷體" w:hAnsi="Times New Roman" w:cs="Times New Roman"/>
+        </w:rPr>
+        <w:lastRenderedPageBreak/>
+        <w:t>傳遞至核心後端系統進行後續分析與處理。</w:t>
       </w:r>
     </w:p>
     <w:p>
@@ -9427,59 +9426,7 @@
         <w:rPr>
           <w:rFonts w:ascii="Times New Roman" w:eastAsia="標楷體" w:hAnsi="Times New Roman" w:cs="Times New Roman"/>
         </w:rPr>
-        <w:t>使用者透過前端介面輸入台語語音後，語音資料將傳送至後端進行處理。首先，系統透過台語</w:t>
-      </w:r>
-      <w:r>
-        <w:rPr>
-          <w:rFonts w:ascii="Times New Roman" w:eastAsia="標楷體" w:hAnsi="Times New Roman" w:cs="Times New Roman"/>
-        </w:rPr>
-        <w:t xml:space="preserve"> ASR </w:t>
-      </w:r>
-      <w:r>
-        <w:rPr>
-          <w:rFonts w:ascii="Times New Roman" w:eastAsia="標楷體" w:hAnsi="Times New Roman" w:cs="Times New Roman"/>
-        </w:rPr>
-        <w:t>將語音轉換為台語</w:t>
-      </w:r>
-      <w:proofErr w:type="gramStart"/>
-      <w:r>
-        <w:rPr>
-          <w:rFonts w:ascii="Times New Roman" w:eastAsia="標楷體" w:hAnsi="Times New Roman" w:cs="Times New Roman"/>
-        </w:rPr>
-        <w:t>逐字稿</w:t>
-      </w:r>
-      <w:proofErr w:type="gramEnd"/>
-      <w:r>
-        <w:rPr>
-          <w:rFonts w:ascii="Times New Roman" w:eastAsia="標楷體" w:hAnsi="Times New Roman" w:cs="Times New Roman"/>
-        </w:rPr>
-        <w:t>，接著由具備台語處理能力之</w:t>
-      </w:r>
-      <w:r>
-        <w:rPr>
-          <w:rFonts w:ascii="Times New Roman" w:eastAsia="標楷體" w:hAnsi="Times New Roman" w:cs="Times New Roman"/>
-        </w:rPr>
-        <w:t xml:space="preserve"> AI </w:t>
-      </w:r>
-      <w:r>
-        <w:rPr>
-          <w:rFonts w:ascii="Times New Roman" w:eastAsia="標楷體" w:hAnsi="Times New Roman" w:cs="Times New Roman"/>
-        </w:rPr>
-        <w:t>模型進行語言轉換，將台語</w:t>
-      </w:r>
-      <w:proofErr w:type="gramStart"/>
-      <w:r>
-        <w:rPr>
-          <w:rFonts w:ascii="Times New Roman" w:eastAsia="標楷體" w:hAnsi="Times New Roman" w:cs="Times New Roman"/>
-        </w:rPr>
-        <w:t>逐字稿轉換</w:t>
-      </w:r>
-      <w:proofErr w:type="gramEnd"/>
-      <w:r>
-        <w:rPr>
-          <w:rFonts w:ascii="Times New Roman" w:eastAsia="標楷體" w:hAnsi="Times New Roman" w:cs="Times New Roman"/>
-        </w:rPr>
-        <w:t>為後端可處理之語言</w:t>
+        <w:t>核心後端結合檢索增強生成</w:t>
       </w:r>
       <w:r>
         <w:rPr>
@@ -9491,7 +9438,7 @@
         <w:rPr>
           <w:rFonts w:ascii="Times New Roman" w:eastAsia="標楷體" w:hAnsi="Times New Roman" w:cs="Times New Roman"/>
         </w:rPr>
-        <w:t>目前預設為中文</w:t>
+        <w:t>Retrieval-Augmented Generation, RAG</w:t>
       </w:r>
       <w:r>
         <w:rPr>
@@ -9503,57 +9450,11 @@
         <w:rPr>
           <w:rFonts w:ascii="Times New Roman" w:eastAsia="標楷體" w:hAnsi="Times New Roman" w:cs="Times New Roman"/>
         </w:rPr>
-        <w:t>，並將結果傳遞至核心後端系統進行後續分析與處理。</w:t>
+        <w:t>與規則引擎，負責執行醫療相關邏輯判斷與內容查核，確保回應內容之正確性與安全性。當後端產生最終回應文字後，系統將依據使用者的語言習慣與個人設定，決定是否以台語進行回覆。</w:t>
       </w:r>
     </w:p>
     <w:p>
       <w:pPr>
-        <w:ind w:firstLine="360"/>
-        <w:jc w:val="both"/>
-        <w:rPr>
-          <w:rFonts w:ascii="Times New Roman" w:eastAsia="標楷體" w:hAnsi="Times New Roman" w:cs="Times New Roman"/>
-        </w:rPr>
-      </w:pPr>
-      <w:r>
-        <w:rPr>
-          <w:rFonts w:ascii="Times New Roman" w:eastAsia="標楷體" w:hAnsi="Times New Roman" w:cs="Times New Roman"/>
-        </w:rPr>
-        <w:t>核心後端結合檢索增強生成</w:t>
-      </w:r>
-      <w:r>
-        <w:rPr>
-          <w:rFonts w:ascii="Times New Roman" w:eastAsia="標楷體" w:hAnsi="Times New Roman" w:cs="Times New Roman"/>
-        </w:rPr>
-        <w:t>(</w:t>
-      </w:r>
-      <w:r>
-        <w:rPr>
-          <w:rFonts w:ascii="Times New Roman" w:eastAsia="標楷體" w:hAnsi="Times New Roman" w:cs="Times New Roman"/>
-        </w:rPr>
-        <w:t>Retrieval-Augmented Generation, RAG</w:t>
-      </w:r>
-      <w:r>
-        <w:rPr>
-          <w:rFonts w:ascii="Times New Roman" w:eastAsia="標楷體" w:hAnsi="Times New Roman" w:cs="Times New Roman"/>
-        </w:rPr>
-        <w:t>)</w:t>
-      </w:r>
-      <w:r>
-        <w:rPr>
-          <w:rFonts w:ascii="Times New Roman" w:eastAsia="標楷體" w:hAnsi="Times New Roman" w:cs="Times New Roman"/>
-        </w:rPr>
-        <w:t>與規則引擎，負責執行醫療相關邏輯判斷與內容查核，確保回應內容之正確性與安全性。當後端產生最終回應文字後，系統將依據使用者的語言習慣</w:t>
-      </w:r>
-      <w:r>
-        <w:rPr>
-          <w:rFonts w:ascii="Times New Roman" w:eastAsia="標楷體" w:hAnsi="Times New Roman" w:cs="Times New Roman"/>
-        </w:rPr>
-        <w:lastRenderedPageBreak/>
-        <w:t>與個人設定，決定是否以台語進行回覆。</w:t>
-      </w:r>
-    </w:p>
-    <w:p>
-      <w:pPr>
         <w:ind w:firstLine="480"/>
         <w:jc w:val="both"/>
         <w:rPr>
@@ -9576,21 +9477,7 @@
         <w:rPr>
           <w:rFonts w:ascii="Times New Roman" w:eastAsia="標楷體" w:hAnsi="Times New Roman" w:cs="Times New Roman"/>
         </w:rPr>
-        <w:t>模型將中文回應轉換為台語</w:t>
-      </w:r>
-      <w:proofErr w:type="gramStart"/>
-      <w:r>
-        <w:rPr>
-          <w:rFonts w:ascii="Times New Roman" w:eastAsia="標楷體" w:hAnsi="Times New Roman" w:cs="Times New Roman"/>
-        </w:rPr>
-        <w:t>逐字稿</w:t>
-      </w:r>
-      <w:proofErr w:type="gramEnd"/>
-      <w:r>
-        <w:rPr>
-          <w:rFonts w:ascii="Times New Roman" w:eastAsia="標楷體" w:hAnsi="Times New Roman" w:cs="Times New Roman"/>
-        </w:rPr>
-        <w:t>，並特別針對高齡使用者進行語言友善化處理，最後再由台語</w:t>
+        <w:t>模型將中文回應轉換為台語逐字稿，並特別針對高齡使用者進行語言友善化處理，最後再由台語</w:t>
       </w:r>
       <w:r>
         <w:rPr>
@@ -9602,21 +9489,7 @@
         <w:rPr>
           <w:rFonts w:ascii="Times New Roman" w:eastAsia="標楷體" w:hAnsi="Times New Roman" w:cs="Times New Roman"/>
         </w:rPr>
-        <w:t>將</w:t>
-      </w:r>
-      <w:proofErr w:type="gramStart"/>
-      <w:r>
-        <w:rPr>
-          <w:rFonts w:ascii="Times New Roman" w:eastAsia="標楷體" w:hAnsi="Times New Roman" w:cs="Times New Roman"/>
-        </w:rPr>
-        <w:t>逐字稿轉換</w:t>
-      </w:r>
-      <w:proofErr w:type="gramEnd"/>
-      <w:r>
-        <w:rPr>
-          <w:rFonts w:ascii="Times New Roman" w:eastAsia="標楷體" w:hAnsi="Times New Roman" w:cs="Times New Roman"/>
-        </w:rPr>
-        <w:t>為台語語音，並透過通訊平台回傳給使用者，完成整體語音互動流程。</w:t>
+        <w:t>將逐字稿轉換為台語語音，並透過通訊平台回傳給使用者，完成整體語音互動流程。</w:t>
       </w:r>
     </w:p>
     <w:p>
@@ -9708,6 +9581,7 @@
     </w:p>
     <w:p>
       <w:pPr>
+        <w:ind w:firstLine="480"/>
         <w:jc w:val="both"/>
         <w:rPr>
           <w:rFonts w:ascii="Times New Roman" w:eastAsia="標楷體" w:hAnsi="Times New Roman" w:cs="Times New Roman"/>
@@ -9758,6 +9632,7 @@
     </w:p>
     <w:p>
       <w:pPr>
+        <w:ind w:firstLine="480"/>
         <w:jc w:val="both"/>
         <w:rPr>
           <w:rFonts w:ascii="Times New Roman" w:eastAsia="標楷體" w:hAnsi="Times New Roman" w:cs="Times New Roman"/>
@@ -9791,44 +9666,25 @@
         <w:rPr>
           <w:rFonts w:ascii="Times New Roman" w:eastAsia="標楷體" w:hAnsi="Times New Roman" w:cs="Times New Roman"/>
         </w:rPr>
-        <w:t>行為驗證與知識庫更新納入自動化驗證範圍，建構一套以風險控管為核心之分層式</w:t>
-      </w:r>
-      <w:r>
-        <w:rPr>
-          <w:rFonts w:ascii="Times New Roman" w:eastAsia="標楷體" w:hAnsi="Times New Roman" w:cs="Times New Roman"/>
-        </w:rPr>
-        <w:t xml:space="preserve"> CI/CD </w:t>
-      </w:r>
-      <w:r>
-        <w:rPr>
-          <w:rFonts w:ascii="Times New Roman" w:eastAsia="標楷體" w:hAnsi="Times New Roman" w:cs="Times New Roman"/>
-        </w:rPr>
-        <w:t>架構。</w:t>
-      </w:r>
-      <w:r>
-        <w:rPr>
-          <w:rFonts w:ascii="Times New Roman" w:eastAsia="標楷體" w:hAnsi="Times New Roman" w:cs="Times New Roman"/>
-        </w:rPr>
-        <w:t>(</w:t>
-      </w:r>
-      <w:r>
-        <w:rPr>
-          <w:rFonts w:ascii="Times New Roman" w:eastAsia="標楷體" w:hAnsi="Times New Roman" w:cs="Times New Roman"/>
-        </w:rPr>
-        <w:t>如圖</w:t>
-      </w:r>
-      <w:r>
-        <w:rPr>
-          <w:rFonts w:ascii="Times New Roman" w:eastAsia="標楷體" w:hAnsi="Times New Roman" w:cs="Times New Roman"/>
-        </w:rPr>
-        <w:t xml:space="preserve"> 14)</w:t>
-      </w:r>
-      <w:r>
-        <w:rPr>
-          <w:rFonts w:ascii="Times New Roman" w:eastAsia="標楷體" w:hAnsi="Times New Roman" w:cs="Times New Roman" w:hint="eastAsia"/>
-          <w:color w:val="FF0000"/>
-        </w:rPr>
-        <w:t>改成測試</w:t>
+        <w:t>行為驗證與知識庫更新納入自動化</w:t>
+      </w:r>
+      <w:r>
+        <w:rPr>
+          <w:rFonts w:ascii="Times New Roman" w:eastAsia="標楷體" w:hAnsi="Times New Roman" w:cs="Times New Roman"/>
+        </w:rPr>
+        <w:t>測試</w:t>
+      </w:r>
+      <w:r>
+        <w:rPr>
+          <w:rFonts w:ascii="Times New Roman" w:eastAsia="標楷體" w:hAnsi="Times New Roman" w:cs="Times New Roman"/>
+        </w:rPr>
+        <w:t>範圍。</w:t>
+      </w:r>
+      <w:r>
+        <w:rPr>
+          <w:rFonts w:ascii="Times New Roman" w:eastAsia="標楷體" w:hAnsi="Times New Roman" w:cs="Times New Roman"/>
+        </w:rPr>
+        <w:t xml:space="preserve"> </w:t>
       </w:r>
     </w:p>
     <w:p>
@@ -9848,7 +9704,7 @@
         <w:rPr>
           <w:rFonts w:ascii="Times New Roman" w:eastAsia="標楷體" w:hAnsi="Times New Roman" w:cs="Times New Roman"/>
         </w:rPr>
-        <w:t>程式碼整合驗證</w:t>
+        <w:t>程式碼測試</w:t>
       </w:r>
       <w:r>
         <w:rPr>
@@ -9860,23 +9716,18 @@
         <w:rPr>
           <w:rFonts w:ascii="Times New Roman" w:eastAsia="標楷體" w:hAnsi="Times New Roman" w:cs="Times New Roman"/>
         </w:rPr>
-        <w:t>Code CI</w:t>
-      </w:r>
-      <w:r>
-        <w:rPr>
-          <w:rFonts w:ascii="Times New Roman" w:eastAsia="標楷體" w:hAnsi="Times New Roman" w:cs="Times New Roman"/>
-        </w:rPr>
-        <w:t>)</w:t>
-      </w:r>
-      <w:r>
-        <w:rPr>
-          <w:rFonts w:ascii="Times New Roman" w:eastAsia="標楷體" w:hAnsi="Times New Roman" w:cs="Times New Roman"/>
-        </w:rPr>
-        <w:t>:</w:t>
+        <w:t>Code Testing</w:t>
+      </w:r>
+      <w:r>
+        <w:rPr>
+          <w:rFonts w:ascii="Times New Roman" w:eastAsia="標楷體" w:hAnsi="Times New Roman" w:cs="Times New Roman"/>
+        </w:rPr>
+        <w:t>):</w:t>
       </w:r>
     </w:p>
     <w:p>
       <w:pPr>
+        <w:ind w:firstLine="480"/>
         <w:jc w:val="both"/>
         <w:rPr>
           <w:rFonts w:ascii="Times New Roman" w:eastAsia="標楷體" w:hAnsi="Times New Roman" w:cs="Times New Roman"/>
@@ -9886,19 +9737,115 @@
         <w:rPr>
           <w:rFonts w:ascii="Times New Roman" w:eastAsia="標楷體" w:hAnsi="Times New Roman" w:cs="Times New Roman"/>
         </w:rPr>
-        <w:t>於程式碼提交階段，系統自動執行程式碼靜態分析、單元測試與</w:t>
-      </w:r>
-      <w:r>
-        <w:rPr>
-          <w:rFonts w:ascii="Times New Roman" w:eastAsia="標楷體" w:hAnsi="Times New Roman" w:cs="Times New Roman"/>
-        </w:rPr>
-        <w:t>API</w:t>
-      </w:r>
-      <w:r>
-        <w:rPr>
-          <w:rFonts w:ascii="Times New Roman" w:eastAsia="標楷體" w:hAnsi="Times New Roman" w:cs="Times New Roman"/>
-        </w:rPr>
-        <w:t>測試，以確保基本功能與介面一致性，避免低階錯誤進入後續部署流程。</w:t>
+        <w:t>本研究</w:t>
+      </w:r>
+      <w:r>
+        <w:rPr>
+          <w:rFonts w:ascii="Times New Roman" w:eastAsia="標楷體" w:hAnsi="Times New Roman" w:cs="Times New Roman"/>
+        </w:rPr>
+        <w:t>計畫將在程式碼更新階段執行多層次測試，包括程式碼品質檢查</w:t>
+      </w:r>
+      <w:r>
+        <w:rPr>
+          <w:rFonts w:ascii="Times New Roman" w:eastAsia="標楷體" w:hAnsi="Times New Roman" w:cs="Times New Roman"/>
+        </w:rPr>
+        <w:t>(</w:t>
+      </w:r>
+      <w:r>
+        <w:rPr>
+          <w:rFonts w:ascii="Times New Roman" w:eastAsia="標楷體" w:hAnsi="Times New Roman" w:cs="Times New Roman"/>
+        </w:rPr>
+        <w:t>Code Quality Check</w:t>
+      </w:r>
+      <w:r>
+        <w:rPr>
+          <w:rFonts w:ascii="Times New Roman" w:eastAsia="標楷體" w:hAnsi="Times New Roman" w:cs="Times New Roman"/>
+        </w:rPr>
+        <w:t>)</w:t>
+      </w:r>
+      <w:r>
+        <w:rPr>
+          <w:rFonts w:ascii="Times New Roman" w:eastAsia="標楷體" w:hAnsi="Times New Roman" w:cs="Times New Roman"/>
+        </w:rPr>
+        <w:t>、單元測試</w:t>
+      </w:r>
+      <w:r>
+        <w:rPr>
+          <w:rFonts w:ascii="Times New Roman" w:eastAsia="標楷體" w:hAnsi="Times New Roman" w:cs="Times New Roman"/>
+        </w:rPr>
+        <w:t>(</w:t>
+      </w:r>
+      <w:r>
+        <w:rPr>
+          <w:rFonts w:ascii="Times New Roman" w:eastAsia="標楷體" w:hAnsi="Times New Roman" w:cs="Times New Roman"/>
+        </w:rPr>
+        <w:t>Unit Test</w:t>
+      </w:r>
+      <w:r>
+        <w:rPr>
+          <w:rFonts w:ascii="Times New Roman" w:eastAsia="標楷體" w:hAnsi="Times New Roman" w:cs="Times New Roman"/>
+        </w:rPr>
+        <w:t>)</w:t>
+      </w:r>
+      <w:r>
+        <w:rPr>
+          <w:rFonts w:ascii="Times New Roman" w:eastAsia="標楷體" w:hAnsi="Times New Roman" w:cs="Times New Roman"/>
+        </w:rPr>
+        <w:t>、介面測試</w:t>
+      </w:r>
+      <w:r>
+        <w:rPr>
+          <w:rFonts w:ascii="Times New Roman" w:eastAsia="標楷體" w:hAnsi="Times New Roman" w:cs="Times New Roman"/>
+        </w:rPr>
+        <w:t>(</w:t>
+      </w:r>
+      <w:r>
+        <w:rPr>
+          <w:rFonts w:ascii="Times New Roman" w:eastAsia="標楷體" w:hAnsi="Times New Roman" w:cs="Times New Roman"/>
+        </w:rPr>
+        <w:t>Interface/API Test</w:t>
+      </w:r>
+      <w:r>
+        <w:rPr>
+          <w:rFonts w:ascii="Times New Roman" w:eastAsia="標楷體" w:hAnsi="Times New Roman" w:cs="Times New Roman"/>
+        </w:rPr>
+        <w:t>)</w:t>
+      </w:r>
+      <w:r>
+        <w:rPr>
+          <w:rFonts w:ascii="Times New Roman" w:eastAsia="標楷體" w:hAnsi="Times New Roman" w:cs="Times New Roman"/>
+        </w:rPr>
+        <w:t>及整合測試</w:t>
+      </w:r>
+      <w:r>
+        <w:rPr>
+          <w:rFonts w:ascii="Times New Roman" w:eastAsia="標楷體" w:hAnsi="Times New Roman" w:cs="Times New Roman"/>
+        </w:rPr>
+        <w:t>(</w:t>
+      </w:r>
+      <w:r>
+        <w:rPr>
+          <w:rFonts w:ascii="Times New Roman" w:eastAsia="標楷體" w:hAnsi="Times New Roman" w:cs="Times New Roman"/>
+        </w:rPr>
+        <w:t>System Integration Test</w:t>
+      </w:r>
+      <w:r>
+        <w:rPr>
+          <w:rFonts w:ascii="Times New Roman" w:eastAsia="標楷體" w:hAnsi="Times New Roman" w:cs="Times New Roman"/>
+        </w:rPr>
+        <w:t>)</w:t>
+      </w:r>
+      <w:r>
+        <w:rPr>
+          <w:rFonts w:ascii="Times New Roman" w:eastAsia="標楷體" w:hAnsi="Times New Roman" w:cs="Times New Roman"/>
+        </w:rPr>
+        <w:t>等</w:t>
+      </w:r>
+      <w:r>
+        <w:rPr>
+          <w:rFonts w:ascii="Times New Roman" w:eastAsia="標楷體" w:hAnsi="Times New Roman" w:cs="Times New Roman"/>
+        </w:rPr>
+        <w:t>，以維持模組運作與系統整體穩定性。</w:t>
       </w:r>
     </w:p>
     <w:p>
@@ -9936,25 +9883,18 @@
         <w:rPr>
           <w:rFonts w:ascii="Times New Roman" w:eastAsia="標楷體" w:hAnsi="Times New Roman" w:cs="Times New Roman"/>
         </w:rPr>
-        <w:t xml:space="preserve">AI Behavior </w:t>
-      </w:r>
-      <w:r>
-        <w:rPr>
-          <w:rFonts w:ascii="Times New Roman" w:eastAsia="標楷體" w:hAnsi="Times New Roman" w:cs="Times New Roman"/>
-          <w:color w:val="FF0000"/>
-        </w:rPr>
-        <w:t>CI</w:t>
-      </w:r>
-      <w:r>
-        <w:rPr>
-          <w:rFonts w:ascii="Times New Roman" w:eastAsia="標楷體" w:hAnsi="Times New Roman" w:cs="Times New Roman"/>
-          <w:color w:val="FF0000"/>
-        </w:rPr>
-        <w:t>)</w:t>
+        <w:t>AI Behavior Validation</w:t>
+      </w:r>
+      <w:r>
+        <w:rPr>
+          <w:rFonts w:ascii="Times New Roman" w:eastAsia="標楷體" w:hAnsi="Times New Roman" w:cs="Times New Roman"/>
+        </w:rPr>
+        <w:t>):</w:t>
       </w:r>
     </w:p>
     <w:p>
       <w:pPr>
+        <w:ind w:firstLine="480"/>
         <w:jc w:val="both"/>
         <w:rPr>
           <w:rFonts w:ascii="Times New Roman" w:eastAsia="標楷體" w:hAnsi="Times New Roman" w:cs="Times New Roman"/>
@@ -9964,19 +9904,7 @@
         <w:rPr>
           <w:rFonts w:ascii="Times New Roman" w:eastAsia="標楷體" w:hAnsi="Times New Roman" w:cs="Times New Roman"/>
         </w:rPr>
-        <w:t>針對大型語言模型於醫療輔助情境中可能產生之行為漂移與幻覺風險，本研究設計</w:t>
-      </w:r>
-      <w:r>
-        <w:rPr>
-          <w:rFonts w:ascii="Times New Roman" w:eastAsia="標楷體" w:hAnsi="Times New Roman" w:cs="Times New Roman"/>
-        </w:rPr>
-        <w:t xml:space="preserve"> AI </w:t>
-      </w:r>
-      <w:r>
-        <w:rPr>
-          <w:rFonts w:ascii="Times New Roman" w:eastAsia="標楷體" w:hAnsi="Times New Roman" w:cs="Times New Roman"/>
-        </w:rPr>
-        <w:t>行為驗證流程，透過預先定義之黃金問答集</w:t>
+        <w:t>針對大型語言模型</w:t>
       </w:r>
       <w:r>
         <w:rPr>
@@ -9988,7 +9916,7 @@
         <w:rPr>
           <w:rFonts w:ascii="Times New Roman" w:eastAsia="標楷體" w:hAnsi="Times New Roman" w:cs="Times New Roman"/>
         </w:rPr>
-        <w:t>Golden QA Set</w:t>
+        <w:t>Large Language Models, LLMs</w:t>
       </w:r>
       <w:r>
         <w:rPr>
@@ -10000,7 +9928,43 @@
         <w:rPr>
           <w:rFonts w:ascii="Times New Roman" w:eastAsia="標楷體" w:hAnsi="Times New Roman" w:cs="Times New Roman"/>
         </w:rPr>
-        <w:t>，於每次模型、提示詞或推論邏輯更新時進行回歸測試，以檢驗回應是否符合預期行為範圍。</w:t>
+        <w:t>於醫療輔助情境可能產生的偏差或錯誤推論，</w:t>
+      </w:r>
+      <w:r>
+        <w:rPr>
+          <w:rFonts w:ascii="Times New Roman" w:eastAsia="標楷體" w:hAnsi="Times New Roman" w:cs="Times New Roman"/>
+        </w:rPr>
+        <w:t>本研究將</w:t>
+      </w:r>
+      <w:r>
+        <w:rPr>
+          <w:rFonts w:ascii="Times New Roman" w:eastAsia="標楷體" w:hAnsi="Times New Roman" w:cs="Times New Roman"/>
+        </w:rPr>
+        <w:t>設計驗證流程，利用標準測試集</w:t>
+      </w:r>
+      <w:r>
+        <w:rPr>
+          <w:rFonts w:ascii="Times New Roman" w:eastAsia="標楷體" w:hAnsi="Times New Roman" w:cs="Times New Roman"/>
+        </w:rPr>
+        <w:t>(</w:t>
+      </w:r>
+      <w:r>
+        <w:rPr>
+          <w:rFonts w:ascii="Times New Roman" w:eastAsia="標楷體" w:hAnsi="Times New Roman" w:cs="Times New Roman"/>
+        </w:rPr>
+        <w:t>Standard Test Set / Golden QA Set</w:t>
+      </w:r>
+      <w:r>
+        <w:rPr>
+          <w:rFonts w:ascii="Times New Roman" w:eastAsia="標楷體" w:hAnsi="Times New Roman" w:cs="Times New Roman"/>
+        </w:rPr>
+        <w:t>)</w:t>
+      </w:r>
+      <w:r>
+        <w:rPr>
+          <w:rFonts w:ascii="Times New Roman" w:eastAsia="標楷體" w:hAnsi="Times New Roman" w:cs="Times New Roman"/>
+        </w:rPr>
+        <w:t>對模型回應進行檢核，以確保系統行為在預期範圍內。</w:t>
       </w:r>
     </w:p>
     <w:p>
@@ -10032,37 +9996,18 @@
         <w:rPr>
           <w:rFonts w:ascii="Times New Roman" w:eastAsia="標楷體" w:hAnsi="Times New Roman" w:cs="Times New Roman"/>
         </w:rPr>
-        <w:t>Knowledge</w:t>
-      </w:r>
-      <w:r>
-        <w:rPr>
-          <w:rFonts w:ascii="Times New Roman" w:eastAsia="標楷體" w:hAnsi="Times New Roman" w:cs="Times New Roman" w:hint="eastAsia"/>
-        </w:rPr>
-        <w:t xml:space="preserve"> Ba</w:t>
-      </w:r>
-      <w:r>
-        <w:rPr>
-          <w:rFonts w:ascii="Times New Roman" w:eastAsia="標楷體" w:hAnsi="Times New Roman" w:cs="Times New Roman"/>
-        </w:rPr>
-        <w:t>se</w:t>
-      </w:r>
-      <w:r>
-        <w:rPr>
-          <w:rFonts w:ascii="Times New Roman" w:eastAsia="標楷體" w:hAnsi="Times New Roman" w:cs="Times New Roman"/>
-          <w:color w:val="FF0000"/>
-        </w:rPr>
-        <w:t xml:space="preserve"> CI</w:t>
-      </w:r>
-      <w:r>
-        <w:rPr>
-          <w:rFonts w:ascii="Times New Roman" w:eastAsia="標楷體" w:hAnsi="Times New Roman" w:cs="Times New Roman"/>
-          <w:color w:val="FF0000"/>
+        <w:t>Knowledge Base Validation</w:t>
+      </w:r>
+      <w:r>
+        <w:rPr>
+          <w:rFonts w:ascii="Times New Roman" w:eastAsia="標楷體" w:hAnsi="Times New Roman" w:cs="Times New Roman"/>
         </w:rPr>
         <w:t>)</w:t>
       </w:r>
     </w:p>
     <w:p>
       <w:pPr>
+        <w:ind w:firstLine="480"/>
         <w:jc w:val="both"/>
         <w:rPr>
           <w:rFonts w:ascii="Times New Roman" w:eastAsia="標楷體" w:hAnsi="Times New Roman" w:cs="Times New Roman"/>
@@ -10072,35 +10017,61 @@
         <w:rPr>
           <w:rFonts w:ascii="Times New Roman" w:eastAsia="標楷體" w:hAnsi="Times New Roman" w:cs="Times New Roman"/>
         </w:rPr>
-        <w:t>本研究將知識庫更新視為高風險變更之一環，於知識文件匯入向量資料庫前，先行執行文件結構、來源標</w:t>
-      </w:r>
-      <w:proofErr w:type="gramStart"/>
-      <w:r>
-        <w:rPr>
-          <w:rFonts w:ascii="Times New Roman" w:eastAsia="標楷體" w:hAnsi="Times New Roman" w:cs="Times New Roman"/>
-        </w:rPr>
-        <w:t>註</w:t>
-      </w:r>
-      <w:proofErr w:type="gramEnd"/>
-      <w:r>
-        <w:rPr>
-          <w:rFonts w:ascii="Times New Roman" w:eastAsia="標楷體" w:hAnsi="Times New Roman" w:cs="Times New Roman"/>
-        </w:rPr>
-        <w:t>與嵌入向量品質之驗證，避免不合</w:t>
-      </w:r>
-      <w:proofErr w:type="gramStart"/>
-      <w:r>
-        <w:rPr>
-          <w:rFonts w:ascii="Times New Roman" w:eastAsia="標楷體" w:hAnsi="Times New Roman" w:cs="Times New Roman"/>
-        </w:rPr>
-        <w:t>規</w:t>
-      </w:r>
-      <w:proofErr w:type="gramEnd"/>
-      <w:r>
-        <w:rPr>
-          <w:rFonts w:ascii="Times New Roman" w:eastAsia="標楷體" w:hAnsi="Times New Roman" w:cs="Times New Roman"/>
-        </w:rPr>
-        <w:t>資料直接影響系統推論結果。</w:t>
+        <w:t>知識庫更新</w:t>
+      </w:r>
+      <w:r>
+        <w:rPr>
+          <w:rFonts w:ascii="Times New Roman" w:eastAsia="標楷體" w:hAnsi="Times New Roman" w:cs="Times New Roman"/>
+        </w:rPr>
+        <w:t>應被</w:t>
+      </w:r>
+      <w:r>
+        <w:rPr>
+          <w:rFonts w:ascii="Times New Roman" w:eastAsia="標楷體" w:hAnsi="Times New Roman" w:cs="Times New Roman"/>
+        </w:rPr>
+        <w:t>視為高風險項目，於資料匯入前</w:t>
+      </w:r>
+      <w:r>
+        <w:rPr>
+          <w:rFonts w:ascii="Times New Roman" w:eastAsia="標楷體" w:hAnsi="Times New Roman" w:cs="Times New Roman"/>
+        </w:rPr>
+        <w:t>須</w:t>
+      </w:r>
+      <w:r>
+        <w:rPr>
+          <w:rFonts w:ascii="Times New Roman" w:eastAsia="標楷體" w:hAnsi="Times New Roman" w:cs="Times New Roman"/>
+        </w:rPr>
+        <w:t>執行基本檢查與品質評估</w:t>
+      </w:r>
+      <w:r>
+        <w:rPr>
+          <w:rFonts w:ascii="Times New Roman" w:eastAsia="標楷體" w:hAnsi="Times New Roman" w:cs="Times New Roman"/>
+        </w:rPr>
+        <w:t>(</w:t>
+      </w:r>
+      <w:r>
+        <w:rPr>
+          <w:rFonts w:ascii="Times New Roman" w:eastAsia="標楷體" w:hAnsi="Times New Roman" w:cs="Times New Roman"/>
+        </w:rPr>
+        <w:t>Data Structure Check &amp; Embedding Quality Assessment</w:t>
+      </w:r>
+      <w:r>
+        <w:rPr>
+          <w:rFonts w:ascii="Times New Roman" w:eastAsia="標楷體" w:hAnsi="Times New Roman" w:cs="Times New Roman"/>
+        </w:rPr>
+        <w:t>)</w:t>
+      </w:r>
+      <w:r>
+        <w:rPr>
+          <w:rFonts w:ascii="Times New Roman" w:eastAsia="標楷體" w:hAnsi="Times New Roman" w:cs="Times New Roman"/>
+        </w:rPr>
+        <w:t>，以降低資料不一致或錯誤對系統推論之影響</w:t>
+      </w:r>
+      <w:r>
+        <w:rPr>
+          <w:rFonts w:ascii="Times New Roman" w:eastAsia="標楷體" w:hAnsi="Times New Roman" w:cs="Times New Roman"/>
+        </w:rPr>
+        <w:t>。</w:t>
       </w:r>
     </w:p>
     <w:p>
@@ -10292,22 +10263,14 @@
         <w:rPr>
           <w:rFonts w:ascii="Times New Roman" w:eastAsia="標楷體" w:hAnsi="Times New Roman" w:cs="Times New Roman"/>
         </w:rPr>
+        <w:t xml:space="preserve"> FastAPI</w:t>
+      </w:r>
+      <w:r>
+        <w:rPr>
+          <w:rFonts w:ascii="Times New Roman" w:eastAsia="標楷體" w:hAnsi="Times New Roman" w:cs="Times New Roman"/>
+        </w:rPr>
         <w:t xml:space="preserve"> </w:t>
       </w:r>
-      <w:proofErr w:type="spellStart"/>
-      <w:r>
-        <w:rPr>
-          <w:rFonts w:ascii="Times New Roman" w:eastAsia="標楷體" w:hAnsi="Times New Roman" w:cs="Times New Roman"/>
-        </w:rPr>
-        <w:t>FastAPI</w:t>
-      </w:r>
-      <w:proofErr w:type="spellEnd"/>
-      <w:r>
-        <w:rPr>
-          <w:rFonts w:ascii="Times New Roman" w:eastAsia="標楷體" w:hAnsi="Times New Roman" w:cs="Times New Roman" w:hint="eastAsia"/>
-        </w:rPr>
-        <w:t xml:space="preserve"> </w:t>
-      </w:r>
       <w:r>
         <w:rPr>
           <w:rFonts w:ascii="Times New Roman" w:eastAsia="標楷體" w:hAnsi="Times New Roman" w:cs="Times New Roman"/>
@@ -10318,7 +10281,14 @@
         <w:rPr>
           <w:rFonts w:ascii="Times New Roman" w:eastAsia="標楷體" w:hAnsi="Times New Roman" w:cs="Times New Roman"/>
         </w:rPr>
-        <w:t>構建核心業務邏輯、使用</w:t>
+        <w:t>構建核心業務邏輯、使</w:t>
+      </w:r>
+      <w:r>
+        <w:rPr>
+          <w:rFonts w:ascii="Times New Roman" w:eastAsia="標楷體" w:hAnsi="Times New Roman" w:cs="Times New Roman"/>
+        </w:rPr>
+        <w:lastRenderedPageBreak/>
+        <w:t>用</w:t>
       </w:r>
       <w:r>
         <w:rPr>
@@ -10430,7 +10400,6 @@
         <w:rPr>
           <w:rFonts w:ascii="Times New Roman" w:eastAsia="標楷體" w:hAnsi="Times New Roman" w:cs="Times New Roman"/>
         </w:rPr>
-        <w:lastRenderedPageBreak/>
         <w:t>生成式</w:t>
       </w:r>
       <w:r>
@@ -10743,21 +10712,7 @@
         <w:rPr>
           <w:rFonts w:ascii="Times New Roman" w:eastAsia="標楷體" w:hAnsi="Times New Roman" w:cs="Times New Roman"/>
         </w:rPr>
-        <w:t>技術，消除數位落差，讓</w:t>
-      </w:r>
-      <w:proofErr w:type="gramStart"/>
-      <w:r>
-        <w:rPr>
-          <w:rFonts w:ascii="Times New Roman" w:eastAsia="標楷體" w:hAnsi="Times New Roman" w:cs="Times New Roman"/>
-        </w:rPr>
-        <w:t>不</w:t>
-      </w:r>
-      <w:proofErr w:type="gramEnd"/>
-      <w:r>
-        <w:rPr>
-          <w:rFonts w:ascii="Times New Roman" w:eastAsia="標楷體" w:hAnsi="Times New Roman" w:cs="Times New Roman"/>
-        </w:rPr>
-        <w:t>擅閱讀文字的長輩能以台語進行就醫諮詢。</w:t>
+        <w:t>技術，消除數位落差，讓不擅閱讀文字的長輩能以台語進行就醫諮詢。</w:t>
       </w:r>
     </w:p>
     <w:p>
@@ -10801,21 +10756,7 @@
         <w:rPr>
           <w:rFonts w:ascii="Times New Roman" w:eastAsia="標楷體" w:hAnsi="Times New Roman" w:cs="Times New Roman"/>
         </w:rPr>
-        <w:t>定位提供附近醫療院所資訊，並輔助查詢掛號資訊，實現</w:t>
-      </w:r>
-      <w:proofErr w:type="gramStart"/>
-      <w:r>
-        <w:rPr>
-          <w:rFonts w:ascii="Times New Roman" w:eastAsia="標楷體" w:hAnsi="Times New Roman" w:cs="Times New Roman"/>
-        </w:rPr>
-        <w:t>從線上諮詢</w:t>
-      </w:r>
-      <w:proofErr w:type="gramEnd"/>
-      <w:r>
-        <w:rPr>
-          <w:rFonts w:ascii="Times New Roman" w:eastAsia="標楷體" w:hAnsi="Times New Roman" w:cs="Times New Roman"/>
-        </w:rPr>
-        <w:t>到實體就醫的資源對接。</w:t>
+        <w:t>定位提供附近醫療院所資訊，並輔助查詢掛號資訊，實現從線上諮詢到實體就醫的資源對接。</w:t>
       </w:r>
     </w:p>
     <w:p>
@@ -10847,21 +10788,7 @@
         <w:rPr>
           <w:rFonts w:ascii="Times New Roman" w:eastAsia="標楷體" w:hAnsi="Times New Roman" w:cs="Times New Roman"/>
         </w:rPr>
-        <w:t>建立家庭連結功能，</w:t>
-      </w:r>
-      <w:proofErr w:type="gramStart"/>
-      <w:r>
-        <w:rPr>
-          <w:rFonts w:ascii="Times New Roman" w:eastAsia="標楷體" w:hAnsi="Times New Roman" w:cs="Times New Roman"/>
-        </w:rPr>
-        <w:t>讓照護</w:t>
-      </w:r>
-      <w:proofErr w:type="gramEnd"/>
-      <w:r>
-        <w:rPr>
-          <w:rFonts w:ascii="Times New Roman" w:eastAsia="標楷體" w:hAnsi="Times New Roman" w:cs="Times New Roman"/>
-        </w:rPr>
-        <w:t>者能即時掌握家人的健康詢問紀錄與狀態，提升遠端照護效率。</w:t>
+        <w:t>建立家庭連結功能，讓照護者能即時掌握家人的健康詢問紀錄與狀態，提升遠端照護效率。</w:t>
       </w:r>
     </w:p>
     <w:p>
@@ -10983,21 +10910,7 @@
         <w:rPr>
           <w:rFonts w:ascii="Times New Roman" w:eastAsia="標楷體" w:hAnsi="Times New Roman" w:cs="Times New Roman"/>
         </w:rPr>
-        <w:t>模型在特殊</w:t>
-      </w:r>
-      <w:proofErr w:type="gramStart"/>
-      <w:r>
-        <w:rPr>
-          <w:rFonts w:ascii="Times New Roman" w:eastAsia="標楷體" w:hAnsi="Times New Roman" w:cs="Times New Roman"/>
-        </w:rPr>
-        <w:t>語境下的</w:t>
-      </w:r>
-      <w:proofErr w:type="gramEnd"/>
-      <w:r>
-        <w:rPr>
-          <w:rFonts w:ascii="Times New Roman" w:eastAsia="標楷體" w:hAnsi="Times New Roman" w:cs="Times New Roman"/>
-        </w:rPr>
-        <w:t>提示工程</w:t>
+        <w:t>模型在特殊語境下的提示工程</w:t>
       </w:r>
       <w:r>
         <w:rPr>
@@ -11145,21 +11058,7 @@
         <w:rPr>
           <w:rFonts w:ascii="Times New Roman" w:eastAsia="標楷體" w:hAnsi="Times New Roman" w:cs="Times New Roman"/>
         </w:rPr>
-        <w:t>指導如何設計不同的測試案例，以驗證事實查核功能的精</w:t>
-      </w:r>
-      <w:proofErr w:type="gramStart"/>
-      <w:r>
-        <w:rPr>
-          <w:rFonts w:ascii="Times New Roman" w:eastAsia="標楷體" w:hAnsi="Times New Roman" w:cs="Times New Roman"/>
-        </w:rPr>
-        <w:t>準</w:t>
-      </w:r>
-      <w:proofErr w:type="gramEnd"/>
-      <w:r>
-        <w:rPr>
-          <w:rFonts w:ascii="Times New Roman" w:eastAsia="標楷體" w:hAnsi="Times New Roman" w:cs="Times New Roman"/>
-        </w:rPr>
-        <w:t>度，以確保本系統之可用性與可靠度；針對</w:t>
+        <w:t>指導如何設計不同的測試案例，以驗證事實查核功能的精準度，以確保本系統之可用性與可靠度；針對</w:t>
       </w:r>
       <w:r>
         <w:rPr>
@@ -11240,7 +11139,6 @@
       <w:pPr>
         <w:pStyle w:val="EndNoteBibliography"/>
         <w:ind w:left="720" w:hanging="720"/>
-        <w:jc w:val="both"/>
         <w:rPr>
           <w:rFonts w:ascii="Times New Roman" w:eastAsia="標楷體" w:hAnsi="Times New Roman" w:cs="Times New Roman"/>
         </w:rPr>
@@ -11344,7 +11242,6 @@
       <w:pPr>
         <w:pStyle w:val="EndNoteBibliography"/>
         <w:ind w:left="720" w:hanging="720"/>
-        <w:jc w:val="both"/>
         <w:rPr>
           <w:rFonts w:ascii="Times New Roman" w:eastAsia="標楷體" w:hAnsi="Times New Roman" w:cs="Times New Roman"/>
         </w:rPr>
@@ -11399,7 +11296,6 @@
       <w:pPr>
         <w:pStyle w:val="EndNoteBibliography"/>
         <w:ind w:left="720" w:hanging="720"/>
-        <w:jc w:val="both"/>
         <w:rPr>
           <w:rFonts w:ascii="Times New Roman" w:eastAsia="標楷體" w:hAnsi="Times New Roman" w:cs="Times New Roman"/>
         </w:rPr>
@@ -11475,7 +11371,15 @@
           <w:rFonts w:ascii="Times New Roman" w:eastAsia="標楷體" w:hAnsi="Times New Roman" w:cs="Times New Roman"/>
           <w:i/>
         </w:rPr>
-        <w:t>以某數位新創公司為例</w:t>
+        <w:t>以</w:t>
+      </w:r>
+      <w:r>
+        <w:rPr>
+          <w:rFonts w:ascii="Times New Roman" w:eastAsia="標楷體" w:hAnsi="Times New Roman" w:cs="Times New Roman"/>
+          <w:i/>
+        </w:rPr>
+        <w:lastRenderedPageBreak/>
+        <w:t>某數位新創公司為例</w:t>
       </w:r>
       <w:r>
         <w:rPr>
@@ -11507,7 +11411,6 @@
       <w:pPr>
         <w:pStyle w:val="EndNoteBibliography"/>
         <w:ind w:left="720" w:hanging="720"/>
-        <w:jc w:val="both"/>
         <w:rPr>
           <w:rFonts w:ascii="Times New Roman" w:eastAsia="標楷體" w:hAnsi="Times New Roman" w:cs="Times New Roman"/>
         </w:rPr>
@@ -11637,7 +11540,6 @@
       <w:pPr>
         <w:pStyle w:val="EndNoteBibliography"/>
         <w:ind w:left="720" w:hanging="720"/>
-        <w:jc w:val="both"/>
         <w:rPr>
           <w:rFonts w:ascii="Times New Roman" w:eastAsia="標楷體" w:hAnsi="Times New Roman" w:cs="Times New Roman"/>
         </w:rPr>
@@ -11699,7 +11601,6 @@
       <w:pPr>
         <w:pStyle w:val="EndNoteBibliography"/>
         <w:ind w:left="720" w:hanging="720"/>
-        <w:jc w:val="both"/>
         <w:rPr>
           <w:rFonts w:ascii="Times New Roman" w:eastAsia="標楷體" w:hAnsi="Times New Roman" w:cs="Times New Roman"/>
         </w:rPr>
@@ -11761,7 +11662,6 @@
       <w:pPr>
         <w:pStyle w:val="EndNoteBibliography"/>
         <w:ind w:left="720" w:hanging="720"/>
-        <w:jc w:val="both"/>
         <w:rPr>
           <w:rFonts w:ascii="Times New Roman" w:eastAsia="標楷體" w:hAnsi="Times New Roman" w:cs="Times New Roman"/>
         </w:rPr>
@@ -11852,7 +11752,6 @@
       <w:pPr>
         <w:pStyle w:val="EndNoteBibliography"/>
         <w:ind w:left="720" w:hanging="720"/>
-        <w:jc w:val="both"/>
         <w:rPr>
           <w:rFonts w:ascii="Times New Roman" w:eastAsia="標楷體" w:hAnsi="Times New Roman" w:cs="Times New Roman"/>
         </w:rPr>
@@ -11901,7 +11800,6 @@
       <w:pPr>
         <w:pStyle w:val="EndNoteBibliography"/>
         <w:ind w:left="720" w:hanging="720"/>
-        <w:jc w:val="both"/>
         <w:rPr>
           <w:rFonts w:ascii="Times New Roman" w:eastAsia="標楷體" w:hAnsi="Times New Roman" w:cs="Times New Roman"/>
         </w:rPr>
@@ -11950,7 +11848,6 @@
       <w:pPr>
         <w:pStyle w:val="EndNoteBibliography"/>
         <w:ind w:left="720" w:hanging="720"/>
-        <w:jc w:val="both"/>
         <w:rPr>
           <w:rFonts w:ascii="Times New Roman" w:eastAsia="標楷體" w:hAnsi="Times New Roman" w:cs="Times New Roman"/>
         </w:rPr>
@@ -11986,7 +11883,6 @@
       <w:pPr>
         <w:pStyle w:val="EndNoteBibliography"/>
         <w:ind w:left="720" w:hanging="720"/>
-        <w:jc w:val="both"/>
         <w:rPr>
           <w:rFonts w:ascii="Times New Roman" w:eastAsia="標楷體" w:hAnsi="Times New Roman" w:cs="Times New Roman"/>
         </w:rPr>
@@ -12033,6 +11929,56 @@
     </w:p>
     <w:p>
       <w:pPr>
+        <w:pStyle w:val="EndNoteBibliography"/>
+        <w:ind w:left="720" w:hanging="720"/>
+        <w:rPr>
+          <w:rFonts w:ascii="Times New Roman" w:eastAsia="標楷體" w:hAnsi="Times New Roman" w:cs="Times New Roman"/>
+        </w:rPr>
+      </w:pPr>
+      <w:r>
+        <w:rPr>
+          <w:rFonts w:ascii="Times New Roman" w:eastAsia="標楷體" w:hAnsi="Times New Roman" w:cs="Times New Roman"/>
+        </w:rPr>
+        <w:t>12.</w:t>
+      </w:r>
+      <w:r>
+        <w:rPr>
+          <w:rFonts w:ascii="Times New Roman" w:eastAsia="標楷體" w:hAnsi="Times New Roman" w:cs="Times New Roman"/>
+        </w:rPr>
+        <w:tab/>
+        <w:t xml:space="preserve">Anthropic. </w:t>
+      </w:r>
+      <w:r>
+        <w:rPr>
+          <w:rFonts w:ascii="Times New Roman" w:eastAsia="標楷體" w:hAnsi="Times New Roman" w:cs="Times New Roman"/>
+          <w:i/>
+        </w:rPr>
+        <w:t>Model Context Protocol (MCP): Architecture</w:t>
+      </w:r>
+      <w:r>
+        <w:rPr>
+          <w:rFonts w:ascii="Times New Roman" w:eastAsia="標楷體" w:hAnsi="Times New Roman" w:cs="Times New Roman"/>
+        </w:rPr>
+        <w:t xml:space="preserve">. 2024; Available from: </w:t>
+      </w:r>
+      <w:hyperlink r:id="rId18" w:history="1">
+        <w:r>
+          <w:rPr>
+            <w:rStyle w:val="a8"/>
+            <w:rFonts w:ascii="Times New Roman" w:eastAsia="標楷體" w:hAnsi="Times New Roman" w:cs="Times New Roman"/>
+          </w:rPr>
+          <w:t>https://modelcontextprotocol.io/specification</w:t>
+        </w:r>
+      </w:hyperlink>
+      <w:r>
+        <w:rPr>
+          <w:rFonts w:ascii="Times New Roman" w:eastAsia="標楷體" w:hAnsi="Times New Roman" w:cs="Times New Roman"/>
+        </w:rPr>
+        <w:t>.</w:t>
+      </w:r>
+    </w:p>
+    <w:p>
+      <w:pPr>
         <w:jc w:val="both"/>
         <w:rPr>
           <w:rFonts w:ascii="Times New Roman" w:eastAsia="標楷體" w:hAnsi="Times New Roman" w:cs="Times New Roman"/>
@@ -12046,12 +11992,7 @@
       </w:r>
     </w:p>
     <w:sectPr>
-      <w:headerReference w:type="even" r:id="rId18"/>
-      <w:headerReference w:type="default" r:id="rId19"/>
-      <w:footerReference w:type="even" r:id="rId20"/>
-      <w:footerReference w:type="default" r:id="rId21"/>
-      <w:headerReference w:type="first" r:id="rId22"/>
-      <w:footerReference w:type="first" r:id="rId23"/>
+      <w:footerReference w:type="default" r:id="rId19"/>
       <w:pgSz w:w="11906" w:h="16838"/>
       <w:pgMar w:top="1440" w:right="1800" w:bottom="1440" w:left="1800" w:header="851" w:footer="992" w:gutter="0"/>
       <w:cols w:space="425"/>
@@ -12081,16 +12022,6 @@
 </file>
 
 <file path=word/footer1.xml><?xml version="1.0" encoding="utf-8"?>
-<w:ftr xmlns:wpc="http://schemas.microsoft.com/office/word/2010/wordprocessingCanvas" xmlns:cx="http://schemas.microsoft.com/office/drawing/2014/chartex" xmlns:cx1="http://schemas.microsoft.com/office/drawing/2015/9/8/chartex" xmlns:cx2="http://schemas.microsoft.com/office/drawing/2015/10/21/chartex" xmlns:cx3="http://schemas.microsoft.com/office/drawing/2016/5/9/chartex" xmlns:cx4="http://schemas.microsoft.com/office/drawing/2016/5/10/chartex" xmlns:cx5="http://schemas.microsoft.com/office/drawing/2016/5/11/chartex" xmlns:cx6="http://schemas.microsoft.com/office/drawing/2016/5/12/chartex" xmlns:cx7="http://schemas.microsoft.com/office/drawing/2016/5/13/chartex" xmlns:cx8="http://schemas.microsoft.com/office/drawing/2016/5/14/chartex" xmlns:mc="http://schemas.openxmlformats.org/markup-compatibility/2006" xmlns:aink="http://schemas.microsoft.com/office/drawing/2016/ink" xmlns:am3d="http://schemas.microsoft.com/office/drawing/2017/model3d" xmlns:o="urn:schemas-microsoft-com:office:office" xmlns:r="http://schemas.openxmlformats.org/officeDocument/2006/relationships" xmlns:m="http://schemas.openxmlformats.org/officeDocument/2006/math" xmlns:v="urn:schemas-microsoft-com:vml" xmlns:wp14="http://schemas.microsoft.com/office/word/2010/wordprocessingDrawing" xmlns:wp="http://schemas.openxmlformats.org/drawingml/2006/wordprocessingDrawing" xmlns:w10="urn:schemas-microsoft-com:office:word" xmlns:w="http://schemas.openxmlformats.org/wordprocessingml/2006/main" xmlns:w14="http://schemas.microsoft.com/office/word/2010/wordml" xmlns:w15="http://schemas.microsoft.com/office/word/2012/wordml" xmlns:w16cex="http://schemas.microsoft.com/office/word/2018/wordml/cex" xmlns:w16cid="http://schemas.microsoft.com/office/word/2016/wordml/cid" xmlns:w16="http://schemas.microsoft.com/office/word/2018/wordml" xmlns:w16sdtdh="http://schemas.microsoft.com/office/word/2020/wordml/sdtdatahash" xmlns:w16se="http://schemas.microsoft.com/office/word/2015/wordml/symex" xmlns:wpg="http://schemas.microsoft.com/office/word/2010/wordprocessingGroup" xmlns:wpi="http://schemas.microsoft.com/office/word/2010/wordprocessingInk" xmlns:wne="http://schemas.microsoft.com/office/word/2006/wordml" xmlns:wps="http://schemas.microsoft.com/office/word/2010/wordprocessingShape" mc:Ignorable="w14 w15 w16se w16cid w16 w16cex w16sdtdh wp14">
-  <w:p>
-    <w:pPr>
-      <w:pStyle w:val="a6"/>
-    </w:pPr>
-  </w:p>
-</w:ftr>
-</file>
-
-<file path=word/footer2.xml><?xml version="1.0" encoding="utf-8"?>
 <w:ftr xmlns:wpc="http://schemas.microsoft.com/office/word/2010/wordprocessingCanvas" xmlns:cx="http://schemas.microsoft.com/office/drawing/2014/chartex" xmlns:cx1="http://schemas.microsoft.com/office/drawing/2015/9/8/chartex" xmlns:cx2="http://schemas.microsoft.com/office/drawing/2015/10/21/chartex" xmlns:cx3="http://schemas.microsoft.com/office/drawing/2016/5/9/chartex" xmlns:cx4="http://schemas.microsoft.com/office/drawing/2016/5/10/chartex" xmlns:cx5="http://schemas.microsoft.com/office/drawing/2016/5/11/chartex" xmlns:cx6="http://schemas.microsoft.com/office/drawing/2016/5/12/chartex" xmlns:cx7="http://schemas.microsoft.com/office/drawing/2016/5/13/chartex" xmlns:cx8="http://schemas.microsoft.com/office/drawing/2016/5/14/chartex" xmlns:mc="http://schemas.openxmlformats.org/markup-compatibility/2006" xmlns:aink="http://schemas.microsoft.com/office/drawing/2016/ink" xmlns:am3d="http://schemas.microsoft.com/office/drawing/2017/model3d" xmlns:o="urn:schemas-microsoft-com:office:office" xmlns:r="http://schemas.openxmlformats.org/officeDocument/2006/relationships" xmlns:m="http://schemas.openxmlformats.org/officeDocument/2006/math" xmlns:v="urn:schemas-microsoft-com:vml" xmlns:wp14="http://schemas.microsoft.com/office/word/2010/wordprocessingDrawing" xmlns:wp="http://schemas.openxmlformats.org/drawingml/2006/wordprocessingDrawing" xmlns:w10="urn:schemas-microsoft-com:office:word" xmlns:w="http://schemas.openxmlformats.org/wordprocessingml/2006/main" xmlns:w14="http://schemas.microsoft.com/office/word/2010/wordml" xmlns:w15="http://schemas.microsoft.com/office/word/2012/wordml" xmlns:w16cex="http://schemas.microsoft.com/office/word/2018/wordml/cex" xmlns:w16cid="http://schemas.microsoft.com/office/word/2016/wordml/cid" xmlns:w16="http://schemas.microsoft.com/office/word/2018/wordml" xmlns:w16sdtdh="http://schemas.microsoft.com/office/word/2020/wordml/sdtdatahash" xmlns:w16se="http://schemas.microsoft.com/office/word/2015/wordml/symex" xmlns:wpg="http://schemas.microsoft.com/office/word/2010/wordprocessingGroup" xmlns:wpi="http://schemas.microsoft.com/office/word/2010/wordprocessingInk" xmlns:wne="http://schemas.microsoft.com/office/word/2006/wordml" xmlns:wps="http://schemas.microsoft.com/office/word/2010/wordprocessingShape" mc:Ignorable="w14 w15 w16se w16cid w16 w16cex w16sdtdh wp14">
   <w:sdt>
     <w:sdtPr>
@@ -12136,16 +12067,6 @@
 </w:ftr>
 </file>
 
-<file path=word/footer3.xml><?xml version="1.0" encoding="utf-8"?>
-<w:ftr xmlns:wpc="http://schemas.microsoft.com/office/word/2010/wordprocessingCanvas" xmlns:cx="http://schemas.microsoft.com/office/drawing/2014/chartex" xmlns:cx1="http://schemas.microsoft.com/office/drawing/2015/9/8/chartex" xmlns:cx2="http://schemas.microsoft.com/office/drawing/2015/10/21/chartex" xmlns:cx3="http://schemas.microsoft.com/office/drawing/2016/5/9/chartex" xmlns:cx4="http://schemas.microsoft.com/office/drawing/2016/5/10/chartex" xmlns:cx5="http://schemas.microsoft.com/office/drawing/2016/5/11/chartex" xmlns:cx6="http://schemas.microsoft.com/office/drawing/2016/5/12/chartex" xmlns:cx7="http://schemas.microsoft.com/office/drawing/2016/5/13/chartex" xmlns:cx8="http://schemas.microsoft.com/office/drawing/2016/5/14/chartex" xmlns:mc="http://schemas.openxmlformats.org/markup-compatibility/2006" xmlns:aink="http://schemas.microsoft.com/office/drawing/2016/ink" xmlns:am3d="http://schemas.microsoft.com/office/drawing/2017/model3d" xmlns:o="urn:schemas-microsoft-com:office:office" xmlns:r="http://schemas.openxmlformats.org/officeDocument/2006/relationships" xmlns:m="http://schemas.openxmlformats.org/officeDocument/2006/math" xmlns:v="urn:schemas-microsoft-com:vml" xmlns:wp14="http://schemas.microsoft.com/office/word/2010/wordprocessingDrawing" xmlns:wp="http://schemas.openxmlformats.org/drawingml/2006/wordprocessingDrawing" xmlns:w10="urn:schemas-microsoft-com:office:word" xmlns:w="http://schemas.openxmlformats.org/wordprocessingml/2006/main" xmlns:w14="http://schemas.microsoft.com/office/word/2010/wordml" xmlns:w15="http://schemas.microsoft.com/office/word/2012/wordml" xmlns:w16cex="http://schemas.microsoft.com/office/word/2018/wordml/cex" xmlns:w16cid="http://schemas.microsoft.com/office/word/2016/wordml/cid" xmlns:w16="http://schemas.microsoft.com/office/word/2018/wordml" xmlns:w16sdtdh="http://schemas.microsoft.com/office/word/2020/wordml/sdtdatahash" xmlns:w16se="http://schemas.microsoft.com/office/word/2015/wordml/symex" xmlns:wpg="http://schemas.microsoft.com/office/word/2010/wordprocessingGroup" xmlns:wpi="http://schemas.microsoft.com/office/word/2010/wordprocessingInk" xmlns:wne="http://schemas.microsoft.com/office/word/2006/wordml" xmlns:wps="http://schemas.microsoft.com/office/word/2010/wordprocessingShape" mc:Ignorable="w14 w15 w16se w16cid w16 w16cex w16sdtdh wp14">
-  <w:p>
-    <w:pPr>
-      <w:pStyle w:val="a6"/>
-    </w:pPr>
-  </w:p>
-</w:ftr>
-</file>
-
 <file path=word/footnotes.xml><?xml version="1.0" encoding="utf-8"?>
 <w:footnotes xmlns:wpc="http://schemas.microsoft.com/office/word/2010/wordprocessingCanvas" xmlns:cx="http://schemas.microsoft.com/office/drawing/2014/chartex" xmlns:cx1="http://schemas.microsoft.com/office/drawing/2015/9/8/chartex" xmlns:cx2="http://schemas.microsoft.com/office/drawing/2015/10/21/chartex" xmlns:cx3="http://schemas.microsoft.com/office/drawing/2016/5/9/chartex" xmlns:cx4="http://schemas.microsoft.com/office/drawing/2016/5/10/chartex" xmlns:cx5="http://schemas.microsoft.com/office/drawing/2016/5/11/chartex" xmlns:cx6="http://schemas.microsoft.com/office/drawing/2016/5/12/chartex" xmlns:cx7="http://schemas.microsoft.com/office/drawing/2016/5/13/chartex" xmlns:cx8="http://schemas.microsoft.com/office/drawing/2016/5/14/chartex" xmlns:mc="http://schemas.openxmlformats.org/markup-compatibility/2006" xmlns:aink="http://schemas.microsoft.com/office/drawing/2016/ink" xmlns:am3d="http://schemas.microsoft.com/office/drawing/2017/model3d" xmlns:o="urn:schemas-microsoft-com:office:office" xmlns:r="http://schemas.openxmlformats.org/officeDocument/2006/relationships" xmlns:m="http://schemas.openxmlformats.org/officeDocument/2006/math" xmlns:v="urn:schemas-microsoft-com:vml" xmlns:wp14="http://schemas.microsoft.com/office/word/2010/wordprocessingDrawing" xmlns:wp="http://schemas.openxmlformats.org/drawingml/2006/wordprocessingDrawing" xmlns:w10="urn:schemas-microsoft-com:office:word" xmlns:w="http://schemas.openxmlformats.org/wordprocessingml/2006/main" xmlns:w14="http://schemas.microsoft.com/office/word/2010/wordml" xmlns:w15="http://schemas.microsoft.com/office/word/2012/wordml" xmlns:w16cex="http://schemas.microsoft.com/office/word/2018/wordml/cex" xmlns:w16cid="http://schemas.microsoft.com/office/word/2016/wordml/cid" xmlns:w16="http://schemas.microsoft.com/office/word/2018/wordml" xmlns:w16sdtdh="http://schemas.microsoft.com/office/word/2020/wordml/sdtdatahash" xmlns:w16se="http://schemas.microsoft.com/office/word/2015/wordml/symex" xmlns:wpg="http://schemas.microsoft.com/office/word/2010/wordprocessingGroup" xmlns:wpi="http://schemas.microsoft.com/office/word/2010/wordprocessingInk" xmlns:wne="http://schemas.microsoft.com/office/word/2006/wordml" xmlns:wps="http://schemas.microsoft.com/office/word/2010/wordprocessingShape" mc:Ignorable="w14 w15 w16se w16cid w16 w16cex w16sdtdh wp14">
   <w:footnote w:type="separator" w:id="-1">
@@ -12163,36 +12084,6 @@
     </w:p>
   </w:footnote>
 </w:footnotes>
-</file>
-
-<file path=word/header1.xml><?xml version="1.0" encoding="utf-8"?>
-<w:hdr xmlns:wpc="http://schemas.microsoft.com/office/word/2010/wordprocessingCanvas" xmlns:cx="http://schemas.microsoft.com/office/drawing/2014/chartex" xmlns:cx1="http://schemas.microsoft.com/office/drawing/2015/9/8/chartex" xmlns:cx2="http://schemas.microsoft.com/office/drawing/2015/10/21/chartex" xmlns:cx3="http://schemas.microsoft.com/office/drawing/2016/5/9/chartex" xmlns:cx4="http://schemas.microsoft.com/office/drawing/2016/5/10/chartex" xmlns:cx5="http://schemas.microsoft.com/office/drawing/2016/5/11/chartex" xmlns:cx6="http://schemas.microsoft.com/office/drawing/2016/5/12/chartex" xmlns:cx7="http://schemas.microsoft.com/office/drawing/2016/5/13/chartex" xmlns:cx8="http://schemas.microsoft.com/office/drawing/2016/5/14/chartex" xmlns:mc="http://schemas.openxmlformats.org/markup-compatibility/2006" xmlns:aink="http://schemas.microsoft.com/office/drawing/2016/ink" xmlns:am3d="http://schemas.microsoft.com/office/drawing/2017/model3d" xmlns:o="urn:schemas-microsoft-com:office:office" xmlns:r="http://schemas.openxmlformats.org/officeDocument/2006/relationships" xmlns:m="http://schemas.openxmlformats.org/officeDocument/2006/math" xmlns:v="urn:schemas-microsoft-com:vml" xmlns:wp14="http://schemas.microsoft.com/office/word/2010/wordprocessingDrawing" xmlns:wp="http://schemas.openxmlformats.org/drawingml/2006/wordprocessingDrawing" xmlns:w10="urn:schemas-microsoft-com:office:word" xmlns:w="http://schemas.openxmlformats.org/wordprocessingml/2006/main" xmlns:w14="http://schemas.microsoft.com/office/word/2010/wordml" xmlns:w15="http://schemas.microsoft.com/office/word/2012/wordml" xmlns:w16cex="http://schemas.microsoft.com/office/word/2018/wordml/cex" xmlns:w16cid="http://schemas.microsoft.com/office/word/2016/wordml/cid" xmlns:w16="http://schemas.microsoft.com/office/word/2018/wordml" xmlns:w16sdtdh="http://schemas.microsoft.com/office/word/2020/wordml/sdtdatahash" xmlns:w16se="http://schemas.microsoft.com/office/word/2015/wordml/symex" xmlns:wpg="http://schemas.microsoft.com/office/word/2010/wordprocessingGroup" xmlns:wpi="http://schemas.microsoft.com/office/word/2010/wordprocessingInk" xmlns:wne="http://schemas.microsoft.com/office/word/2006/wordml" xmlns:wps="http://schemas.microsoft.com/office/word/2010/wordprocessingShape" mc:Ignorable="w14 w15 w16se w16cid w16 w16cex w16sdtdh wp14">
-  <w:p>
-    <w:pPr>
-      <w:pStyle w:val="a4"/>
-    </w:pPr>
-  </w:p>
-</w:hdr>
-</file>
-
-<file path=word/header2.xml><?xml version="1.0" encoding="utf-8"?>
-<w:hdr xmlns:wpc="http://schemas.microsoft.com/office/word/2010/wordprocessingCanvas" xmlns:cx="http://schemas.microsoft.com/office/drawing/2014/chartex" xmlns:cx1="http://schemas.microsoft.com/office/drawing/2015/9/8/chartex" xmlns:cx2="http://schemas.microsoft.com/office/drawing/2015/10/21/chartex" xmlns:cx3="http://schemas.microsoft.com/office/drawing/2016/5/9/chartex" xmlns:cx4="http://schemas.microsoft.com/office/drawing/2016/5/10/chartex" xmlns:cx5="http://schemas.microsoft.com/office/drawing/2016/5/11/chartex" xmlns:cx6="http://schemas.microsoft.com/office/drawing/2016/5/12/chartex" xmlns:cx7="http://schemas.microsoft.com/office/drawing/2016/5/13/chartex" xmlns:cx8="http://schemas.microsoft.com/office/drawing/2016/5/14/chartex" xmlns:mc="http://schemas.openxmlformats.org/markup-compatibility/2006" xmlns:aink="http://schemas.microsoft.com/office/drawing/2016/ink" xmlns:am3d="http://schemas.microsoft.com/office/drawing/2017/model3d" xmlns:o="urn:schemas-microsoft-com:office:office" xmlns:r="http://schemas.openxmlformats.org/officeDocument/2006/relationships" xmlns:m="http://schemas.openxmlformats.org/officeDocument/2006/math" xmlns:v="urn:schemas-microsoft-com:vml" xmlns:wp14="http://schemas.microsoft.com/office/word/2010/wordprocessingDrawing" xmlns:wp="http://schemas.openxmlformats.org/drawingml/2006/wordprocessingDrawing" xmlns:w10="urn:schemas-microsoft-com:office:word" xmlns:w="http://schemas.openxmlformats.org/wordprocessingml/2006/main" xmlns:w14="http://schemas.microsoft.com/office/word/2010/wordml" xmlns:w15="http://schemas.microsoft.com/office/word/2012/wordml" xmlns:w16cex="http://schemas.microsoft.com/office/word/2018/wordml/cex" xmlns:w16cid="http://schemas.microsoft.com/office/word/2016/wordml/cid" xmlns:w16="http://schemas.microsoft.com/office/word/2018/wordml" xmlns:w16sdtdh="http://schemas.microsoft.com/office/word/2020/wordml/sdtdatahash" xmlns:w16se="http://schemas.microsoft.com/office/word/2015/wordml/symex" xmlns:wpg="http://schemas.microsoft.com/office/word/2010/wordprocessingGroup" xmlns:wpi="http://schemas.microsoft.com/office/word/2010/wordprocessingInk" xmlns:wne="http://schemas.microsoft.com/office/word/2006/wordml" xmlns:wps="http://schemas.microsoft.com/office/word/2010/wordprocessingShape" mc:Ignorable="w14 w15 w16se w16cid w16 w16cex w16sdtdh wp14">
-  <w:p>
-    <w:pPr>
-      <w:pStyle w:val="a4"/>
-    </w:pPr>
-  </w:p>
-</w:hdr>
-</file>
-
-<file path=word/header3.xml><?xml version="1.0" encoding="utf-8"?>
-<w:hdr xmlns:wpc="http://schemas.microsoft.com/office/word/2010/wordprocessingCanvas" xmlns:cx="http://schemas.microsoft.com/office/drawing/2014/chartex" xmlns:cx1="http://schemas.microsoft.com/office/drawing/2015/9/8/chartex" xmlns:cx2="http://schemas.microsoft.com/office/drawing/2015/10/21/chartex" xmlns:cx3="http://schemas.microsoft.com/office/drawing/2016/5/9/chartex" xmlns:cx4="http://schemas.microsoft.com/office/drawing/2016/5/10/chartex" xmlns:cx5="http://schemas.microsoft.com/office/drawing/2016/5/11/chartex" xmlns:cx6="http://schemas.microsoft.com/office/drawing/2016/5/12/chartex" xmlns:cx7="http://schemas.microsoft.com/office/drawing/2016/5/13/chartex" xmlns:cx8="http://schemas.microsoft.com/office/drawing/2016/5/14/chartex" xmlns:mc="http://schemas.openxmlformats.org/markup-compatibility/2006" xmlns:aink="http://schemas.microsoft.com/office/drawing/2016/ink" xmlns:am3d="http://schemas.microsoft.com/office/drawing/2017/model3d" xmlns:o="urn:schemas-microsoft-com:office:office" xmlns:r="http://schemas.openxmlformats.org/officeDocument/2006/relationships" xmlns:m="http://schemas.openxmlformats.org/officeDocument/2006/math" xmlns:v="urn:schemas-microsoft-com:vml" xmlns:wp14="http://schemas.microsoft.com/office/word/2010/wordprocessingDrawing" xmlns:wp="http://schemas.openxmlformats.org/drawingml/2006/wordprocessingDrawing" xmlns:w10="urn:schemas-microsoft-com:office:word" xmlns:w="http://schemas.openxmlformats.org/wordprocessingml/2006/main" xmlns:w14="http://schemas.microsoft.com/office/word/2010/wordml" xmlns:w15="http://schemas.microsoft.com/office/word/2012/wordml" xmlns:w16cex="http://schemas.microsoft.com/office/word/2018/wordml/cex" xmlns:w16cid="http://schemas.microsoft.com/office/word/2016/wordml/cid" xmlns:w16="http://schemas.microsoft.com/office/word/2018/wordml" xmlns:w16sdtdh="http://schemas.microsoft.com/office/word/2020/wordml/sdtdatahash" xmlns:w16se="http://schemas.microsoft.com/office/word/2015/wordml/symex" xmlns:wpg="http://schemas.microsoft.com/office/word/2010/wordprocessingGroup" xmlns:wpi="http://schemas.microsoft.com/office/word/2010/wordprocessingInk" xmlns:wne="http://schemas.microsoft.com/office/word/2006/wordml" xmlns:wps="http://schemas.microsoft.com/office/word/2010/wordprocessingShape" mc:Ignorable="w14 w15 w16se w16cid w16 w16cex w16sdtdh wp14">
-  <w:p>
-    <w:pPr>
-      <w:pStyle w:val="a4"/>
-    </w:pPr>
-  </w:p>
-</w:hdr>
 </file>
 
 <file path=word/numbering.xml><?xml version="1.0" encoding="utf-8"?>
@@ -12841,7 +12732,7 @@
   <w:abstractNum w:abstractNumId="7" w15:restartNumberingAfterBreak="0">
     <w:nsid w:val="2A1C3DFB"/>
     <w:multiLevelType w:val="hybridMultilevel"/>
-    <w:tmpl w:val="6C08E382"/>
+    <w:tmpl w:val="07523240"/>
     <w:lvl w:ilvl="0" w:tplc="04090001">
       <w:start w:val="1"/>
       <w:numFmt w:val="bullet"/>
@@ -14701,7 +14592,6 @@
   <w:style w:type="character" w:default="1" w:styleId="a0">
     <w:name w:val="Default Paragraph Font"/>
     <w:uiPriority w:val="1"/>
-    <w:semiHidden/>
     <w:unhideWhenUsed/>
   </w:style>
   <w:style w:type="table" w:default="1" w:styleId="a1">
